--- a/docs/L00196623-AnnMarieDunne.docx
+++ b/docs/L00196623-AnnMarieDunne.docx
@@ -28,22 +28,22 @@
           <w:szCs w:val="40"/>
         </w:rPr>
       </w:pPr>
-    </w:p>
-    <w:p>
-      <w:pPr>
-        <w:jc w:val="center"/>
+      <w:r>
         <w:rPr>
           <w:sz w:val="40"/>
           <w:szCs w:val="40"/>
         </w:rPr>
-      </w:pPr>
-      <w:r>
+        <w:t>Development of a Secure Web-Based Data Reuse System for Garda Vetting Applications</w:t>
+      </w:r>
+    </w:p>
+    <w:p>
+      <w:pPr>
+        <w:jc w:val="center"/>
         <w:rPr>
           <w:sz w:val="40"/>
           <w:szCs w:val="40"/>
         </w:rPr>
-        <w:t>Development of a Secure Web-Based Data Reuse System for Garda Vetting Applications</w:t>
-      </w:r>
+      </w:pPr>
     </w:p>
     <w:p>
       <w:pPr>
@@ -171,24 +171,29 @@
     </w:p>
     <w:p>
       <w:pPr>
+        <w:tabs>
+          <w:tab w:val="right" w:pos="9026"/>
+        </w:tabs>
         <w:rPr>
           <w:sz w:val="40"/>
           <w:szCs w:val="40"/>
         </w:rPr>
       </w:pPr>
-      <w:r>
+    </w:p>
+    <w:p>
+      <w:pPr>
         <w:rPr>
           <w:sz w:val="40"/>
           <w:szCs w:val="40"/>
         </w:rPr>
+      </w:pPr>
+      <w:r>
+        <w:rPr>
+          <w:sz w:val="40"/>
+          <w:szCs w:val="40"/>
+        </w:rPr>
         <w:br w:type="page"/>
       </w:r>
-    </w:p>
-    <w:p>
-      <w:pPr>
-        <w:pStyle w:val="Heading1"/>
-        <w:jc w:val="center"/>
-      </w:pPr>
     </w:p>
     <w:p>
       <w:pPr>
@@ -197,10 +202,64 @@
         </w:tabs>
         <w:jc w:val="center"/>
         <w:rPr>
-          <w:sz w:val="40"/>
+          <w:color w:val="8BA410"/>
           <w:szCs w:val="40"/>
         </w:rPr>
       </w:pPr>
+      <w:r>
+        <w:rPr>
+          <w:noProof/>
+        </w:rPr>
+        <w:lastRenderedPageBreak/>
+        <w:drawing>
+          <wp:inline distT="0" distB="0" distL="0" distR="0" wp14:anchorId="6680748E" wp14:editId="5CDEBDAD">
+            <wp:extent cx="3132666" cy="1143000"/>
+            <wp:effectExtent l="0" t="0" r="0" b="0"/>
+            <wp:docPr id="3" name="Picture 3"/>
+            <wp:cNvGraphicFramePr>
+              <a:graphicFrameLocks xmlns:a="http://schemas.openxmlformats.org/drawingml/2006/main" noChangeAspect="1"/>
+            </wp:cNvGraphicFramePr>
+            <a:graphic xmlns:a="http://schemas.openxmlformats.org/drawingml/2006/main">
+              <a:graphicData uri="http://schemas.openxmlformats.org/drawingml/2006/picture">
+                <pic:pic xmlns:pic="http://schemas.openxmlformats.org/drawingml/2006/picture">
+                  <pic:nvPicPr>
+                    <pic:cNvPr id="0" name="Picture 1"/>
+                    <pic:cNvPicPr>
+                      <a:picLocks noChangeAspect="1" noChangeArrowheads="1"/>
+                    </pic:cNvPicPr>
+                  </pic:nvPicPr>
+                  <pic:blipFill>
+                    <a:blip r:embed="rId8">
+                      <a:extLst>
+                        <a:ext uri="{28A0092B-C50C-407E-A947-70E740481C1C}">
+                          <a14:useLocalDpi xmlns:a14="http://schemas.microsoft.com/office/drawing/2010/main" val="0"/>
+                        </a:ext>
+                      </a:extLst>
+                    </a:blip>
+                    <a:srcRect/>
+                    <a:stretch>
+                      <a:fillRect/>
+                    </a:stretch>
+                  </pic:blipFill>
+                  <pic:spPr bwMode="auto">
+                    <a:xfrm>
+                      <a:off x="0" y="0"/>
+                      <a:ext cx="3140643" cy="1145910"/>
+                    </a:xfrm>
+                    <a:prstGeom prst="rect">
+                      <a:avLst/>
+                    </a:prstGeom>
+                    <a:noFill/>
+                    <a:ln>
+                      <a:noFill/>
+                    </a:ln>
+                  </pic:spPr>
+                </pic:pic>
+              </a:graphicData>
+            </a:graphic>
+          </wp:inline>
+        </w:drawing>
+      </w:r>
     </w:p>
     <w:p>
       <w:pPr>
@@ -209,28 +268,42 @@
         </w:tabs>
         <w:jc w:val="center"/>
         <w:rPr>
-          <w:color w:val="8BA410"/>
+          <w:color w:val="075A5D"/>
           <w:sz w:val="24"/>
           <w:szCs w:val="40"/>
         </w:rPr>
       </w:pPr>
       <w:r>
         <w:rPr>
-          <w:color w:val="8BA410"/>
+          <w:color w:val="075A5D"/>
           <w:szCs w:val="40"/>
         </w:rPr>
-        <w:t xml:space="preserve">Computing Department, </w:t>
-      </w:r>
-      <w:r>
-        <w:rPr>
-          <w:color w:val="8BA410"/>
+        <w:t>Department</w:t>
+      </w:r>
+      <w:r>
+        <w:rPr>
+          <w:color w:val="075A5D"/>
           <w:szCs w:val="40"/>
         </w:rPr>
+        <w:t xml:space="preserve"> of Computing</w:t>
+      </w:r>
+      <w:r>
+        <w:rPr>
+          <w:color w:val="075A5D"/>
+          <w:szCs w:val="40"/>
+        </w:rPr>
+        <w:t xml:space="preserve">, </w:t>
+      </w:r>
+      <w:r>
+        <w:rPr>
+          <w:color w:val="075A5D"/>
+          <w:szCs w:val="40"/>
+        </w:rPr>
         <w:t>ATU Donegal</w:t>
       </w:r>
       <w:r>
         <w:rPr>
-          <w:color w:val="8BA410"/>
+          <w:color w:val="075A5D"/>
           <w:szCs w:val="40"/>
         </w:rPr>
         <w:t>, Port Road, Letterkenny, Co. Donegal, Ireland.</w:t>
@@ -257,6 +330,22 @@
           <w:szCs w:val="40"/>
         </w:rPr>
       </w:pPr>
+    </w:p>
+    <w:p>
+      <w:pPr>
+        <w:jc w:val="center"/>
+        <w:rPr>
+          <w:sz w:val="40"/>
+          <w:szCs w:val="40"/>
+        </w:rPr>
+      </w:pPr>
+      <w:r>
+        <w:rPr>
+          <w:sz w:val="40"/>
+          <w:szCs w:val="40"/>
+        </w:rPr>
+        <w:t>Development of a Secure Web-Based Data Reuse System for Garda Vetting Applications</w:t>
+      </w:r>
     </w:p>
     <w:p>
       <w:pPr>
@@ -269,13 +358,6 @@
           <w:szCs w:val="40"/>
         </w:rPr>
       </w:pPr>
-      <w:r>
-        <w:rPr>
-          <w:sz w:val="40"/>
-          <w:szCs w:val="40"/>
-        </w:rPr>
-        <w:t>This is my Thesis Title:</w:t>
-      </w:r>
     </w:p>
     <w:p>
       <w:pPr>
@@ -288,13 +370,6 @@
           <w:szCs w:val="40"/>
         </w:rPr>
       </w:pPr>
-      <w:r>
-        <w:rPr>
-          <w:sz w:val="40"/>
-          <w:szCs w:val="40"/>
-        </w:rPr>
-        <w:t>This is the Subtitle of my Thesis</w:t>
-      </w:r>
     </w:p>
     <w:p>
       <w:pPr>
@@ -307,6 +382,20 @@
           <w:szCs w:val="40"/>
         </w:rPr>
       </w:pPr>
+      <w:r>
+        <w:rPr>
+          <w:sz w:val="40"/>
+          <w:szCs w:val="40"/>
+        </w:rPr>
+        <w:t xml:space="preserve">Author: </w:t>
+      </w:r>
+      <w:r>
+        <w:rPr>
+          <w:sz w:val="40"/>
+          <w:szCs w:val="40"/>
+        </w:rPr>
+        <w:t>Ann Marie Dunne</w:t>
+      </w:r>
     </w:p>
     <w:p>
       <w:pPr>
@@ -319,6 +408,13 @@
           <w:szCs w:val="40"/>
         </w:rPr>
       </w:pPr>
+      <w:r>
+        <w:rPr>
+          <w:sz w:val="40"/>
+          <w:szCs w:val="40"/>
+        </w:rPr>
+        <w:t>Supervised by: Pauric Dawson</w:t>
+      </w:r>
     </w:p>
     <w:p>
       <w:pPr>
@@ -331,20 +427,6 @@
           <w:szCs w:val="40"/>
         </w:rPr>
       </w:pPr>
-      <w:r>
-        <w:rPr>
-          <w:sz w:val="40"/>
-          <w:szCs w:val="40"/>
-        </w:rPr>
-        <w:t xml:space="preserve">Author: </w:t>
-      </w:r>
-      <w:r>
-        <w:rPr>
-          <w:sz w:val="40"/>
-          <w:szCs w:val="40"/>
-        </w:rPr>
-        <w:t>Ann Marie Dunne</w:t>
-      </w:r>
     </w:p>
     <w:p>
       <w:pPr>
@@ -357,99 +439,15 @@
           <w:szCs w:val="40"/>
         </w:rPr>
       </w:pPr>
-      <w:r>
-        <w:rPr>
-          <w:sz w:val="40"/>
-          <w:szCs w:val="40"/>
-        </w:rPr>
-        <w:t xml:space="preserve">Supervised by: </w:t>
-      </w:r>
-      <w:r>
-        <w:rPr>
-          <w:sz w:val="40"/>
-          <w:szCs w:val="40"/>
-        </w:rPr>
-        <w:t>Pauric Dawson</w:t>
-      </w:r>
-    </w:p>
-    <w:p>
-      <w:pPr>
-        <w:spacing w:after="160" w:line="259" w:lineRule="auto"/>
-        <w:jc w:val="right"/>
-        <w:rPr>
-          <w:sz w:val="40"/>
-          <w:szCs w:val="40"/>
-        </w:rPr>
-      </w:pPr>
-    </w:p>
-    <w:p>
-      <w:pPr>
-        <w:spacing w:after="160" w:line="259" w:lineRule="auto"/>
-        <w:jc w:val="right"/>
-        <w:rPr>
-          <w:sz w:val="40"/>
-          <w:szCs w:val="40"/>
-        </w:rPr>
-      </w:pPr>
-    </w:p>
-    <w:p>
-      <w:pPr>
-        <w:spacing w:after="160" w:line="259" w:lineRule="auto"/>
-        <w:jc w:val="right"/>
-        <w:rPr>
-          <w:sz w:val="40"/>
-          <w:szCs w:val="40"/>
-        </w:rPr>
-      </w:pPr>
-    </w:p>
-    <w:p>
-      <w:pPr>
-        <w:spacing w:after="160" w:line="259" w:lineRule="auto"/>
-        <w:jc w:val="right"/>
-        <w:rPr>
-          <w:sz w:val="40"/>
-          <w:szCs w:val="40"/>
-        </w:rPr>
-      </w:pPr>
-    </w:p>
-    <w:p>
-      <w:pPr>
-        <w:spacing w:after="160" w:line="259" w:lineRule="auto"/>
-        <w:jc w:val="right"/>
-        <w:rPr>
-          <w:sz w:val="40"/>
-          <w:szCs w:val="40"/>
-        </w:rPr>
-      </w:pPr>
-    </w:p>
-    <w:p>
-      <w:pPr>
-        <w:spacing w:after="160" w:line="259" w:lineRule="auto"/>
-        <w:jc w:val="right"/>
-        <w:rPr>
-          <w:sz w:val="40"/>
-          <w:szCs w:val="40"/>
-        </w:rPr>
-      </w:pPr>
-    </w:p>
-    <w:p>
-      <w:pPr>
-        <w:spacing w:after="160" w:line="259" w:lineRule="auto"/>
-        <w:jc w:val="right"/>
-        <w:rPr>
-          <w:sz w:val="40"/>
-          <w:szCs w:val="40"/>
-        </w:rPr>
-      </w:pPr>
     </w:p>
     <w:p>
       <w:pPr>
         <w:tabs>
           <w:tab w:val="right" w:pos="9026"/>
         </w:tabs>
-        <w:jc w:val="right"/>
-        <w:rPr>
-          <w:sz w:val="24"/>
+        <w:jc w:val="center"/>
+        <w:rPr>
+          <w:sz w:val="40"/>
           <w:szCs w:val="40"/>
         </w:rPr>
       </w:pPr>
@@ -459,18 +457,175 @@
         <w:tabs>
           <w:tab w:val="right" w:pos="9026"/>
         </w:tabs>
-        <w:jc w:val="right"/>
-        <w:rPr>
-          <w:sz w:val="24"/>
+        <w:jc w:val="center"/>
+        <w:rPr>
+          <w:sz w:val="40"/>
           <w:szCs w:val="40"/>
         </w:rPr>
       </w:pPr>
-      <w:r>
-        <w:rPr>
-          <w:sz w:val="24"/>
+    </w:p>
+    <w:p>
+      <w:pPr>
+        <w:tabs>
+          <w:tab w:val="right" w:pos="9026"/>
+        </w:tabs>
+        <w:jc w:val="center"/>
+        <w:rPr>
+          <w:sz w:val="40"/>
           <w:szCs w:val="40"/>
         </w:rPr>
-        <w:lastRenderedPageBreak/>
+      </w:pPr>
+    </w:p>
+    <w:p>
+      <w:pPr>
+        <w:tabs>
+          <w:tab w:val="right" w:pos="9026"/>
+        </w:tabs>
+        <w:jc w:val="center"/>
+        <w:rPr>
+          <w:sz w:val="40"/>
+          <w:szCs w:val="40"/>
+        </w:rPr>
+      </w:pPr>
+    </w:p>
+    <w:p>
+      <w:pPr>
+        <w:tabs>
+          <w:tab w:val="right" w:pos="9026"/>
+        </w:tabs>
+        <w:spacing w:after="0"/>
+        <w:rPr>
+          <w:sz w:val="24"/>
+          <w:szCs w:val="40"/>
+        </w:rPr>
+      </w:pPr>
+      <w:r>
+        <w:rPr>
+          <w:sz w:val="24"/>
+          <w:szCs w:val="40"/>
+        </w:rPr>
+        <w:t xml:space="preserve">Submitted </w:t>
+      </w:r>
+      <w:r>
+        <w:rPr>
+          <w:sz w:val="24"/>
+          <w:szCs w:val="40"/>
+        </w:rPr>
+        <w:t>to Atlantic Technological University</w:t>
+      </w:r>
+    </w:p>
+    <w:p>
+      <w:pPr>
+        <w:tabs>
+          <w:tab w:val="right" w:pos="9026"/>
+        </w:tabs>
+        <w:rPr>
+          <w:sz w:val="24"/>
+          <w:szCs w:val="40"/>
+        </w:rPr>
+      </w:pPr>
+      <w:r>
+        <w:rPr>
+          <w:i/>
+          <w:sz w:val="24"/>
+          <w:szCs w:val="40"/>
+        </w:rPr>
+        <w:t xml:space="preserve">Arna chur </w:t>
+      </w:r>
+      <w:proofErr w:type="spellStart"/>
+      <w:r>
+        <w:rPr>
+          <w:i/>
+          <w:sz w:val="24"/>
+          <w:szCs w:val="40"/>
+        </w:rPr>
+        <w:t>isteach</w:t>
+      </w:r>
+      <w:proofErr w:type="spellEnd"/>
+      <w:r>
+        <w:rPr>
+          <w:i/>
+          <w:sz w:val="24"/>
+          <w:szCs w:val="40"/>
+        </w:rPr>
+        <w:t xml:space="preserve"> </w:t>
+      </w:r>
+      <w:proofErr w:type="spellStart"/>
+      <w:r>
+        <w:rPr>
+          <w:i/>
+          <w:sz w:val="24"/>
+          <w:szCs w:val="40"/>
+        </w:rPr>
+        <w:t>chuig</w:t>
+      </w:r>
+      <w:proofErr w:type="spellEnd"/>
+      <w:r>
+        <w:rPr>
+          <w:i/>
+          <w:sz w:val="24"/>
+          <w:szCs w:val="40"/>
+        </w:rPr>
+        <w:t xml:space="preserve"> </w:t>
+      </w:r>
+      <w:proofErr w:type="spellStart"/>
+      <w:r>
+        <w:rPr>
+          <w:i/>
+          <w:sz w:val="24"/>
+          <w:szCs w:val="40"/>
+        </w:rPr>
+        <w:t>Ollscoil</w:t>
+      </w:r>
+      <w:proofErr w:type="spellEnd"/>
+      <w:r>
+        <w:rPr>
+          <w:i/>
+          <w:sz w:val="24"/>
+          <w:szCs w:val="40"/>
+        </w:rPr>
+        <w:t xml:space="preserve"> </w:t>
+      </w:r>
+      <w:proofErr w:type="spellStart"/>
+      <w:r>
+        <w:rPr>
+          <w:i/>
+          <w:sz w:val="24"/>
+          <w:szCs w:val="40"/>
+        </w:rPr>
+        <w:t>Teicneolaiochta</w:t>
+      </w:r>
+      <w:proofErr w:type="spellEnd"/>
+      <w:r>
+        <w:rPr>
+          <w:i/>
+          <w:sz w:val="24"/>
+          <w:szCs w:val="40"/>
+        </w:rPr>
+        <w:t xml:space="preserve"> an </w:t>
+      </w:r>
+      <w:proofErr w:type="spellStart"/>
+      <w:r>
+        <w:rPr>
+          <w:i/>
+          <w:sz w:val="24"/>
+          <w:szCs w:val="40"/>
+        </w:rPr>
+        <w:t>Atlantaigh</w:t>
+      </w:r>
+      <w:proofErr w:type="spellEnd"/>
+      <w:r>
+        <w:rPr>
+          <w:sz w:val="24"/>
+          <w:szCs w:val="40"/>
+        </w:rPr>
+        <w:tab/>
+      </w:r>
+      <w:r>
+        <w:rPr>
+          <w:sz w:val="24"/>
+          <w:szCs w:val="40"/>
+        </w:rPr>
         <w:t>May</w:t>
       </w:r>
       <w:r>
@@ -478,7 +633,14 @@
           <w:sz w:val="24"/>
           <w:szCs w:val="40"/>
         </w:rPr>
-        <w:t xml:space="preserve"> 202</w:t>
+        <w:t xml:space="preserve"> 2</w:t>
+      </w:r>
+      <w:r>
+        <w:rPr>
+          <w:sz w:val="24"/>
+          <w:szCs w:val="40"/>
+        </w:rPr>
+        <w:t>02</w:t>
       </w:r>
       <w:r>
         <w:rPr>
@@ -492,60 +654,126 @@
       <w:pPr>
         <w:pStyle w:val="Heading1"/>
         <w:ind w:left="1134" w:hanging="1134"/>
-        <w:rPr>
-          <w:rFonts w:ascii="Arial" w:hAnsi="Arial" w:cs="Arial"/>
-        </w:rPr>
-      </w:pPr>
-      <w:bookmarkStart w:id="0" w:name="_Toc70358676"/>
-      <w:bookmarkStart w:id="1" w:name="_Toc76997391"/>
-      <w:r>
-        <w:rPr>
-          <w:rFonts w:ascii="Arial" w:hAnsi="Arial" w:cs="Arial"/>
-        </w:rPr>
+      </w:pPr>
+      <w:bookmarkStart w:id="0" w:name="_Toc224392245"/>
+      <w:r>
+        <w:lastRenderedPageBreak/>
         <w:t>Declaration</w:t>
       </w:r>
       <w:bookmarkEnd w:id="0"/>
-      <w:bookmarkEnd w:id="1"/>
+      <w:r>
+        <w:t xml:space="preserve"> </w:t>
+      </w:r>
     </w:p>
     <w:p>
       <w:pPr>
         <w:pStyle w:val="PRBodyText"/>
         <w:spacing w:line="360" w:lineRule="auto"/>
         <w:rPr>
-          <w:rFonts w:ascii="Arial" w:hAnsi="Arial" w:cs="Arial"/>
-          <w:sz w:val="24"/>
-        </w:rPr>
-      </w:pPr>
+          <w:rFonts w:asciiTheme="minorHAnsi" w:hAnsiTheme="minorHAnsi"/>
+          <w:sz w:val="24"/>
+        </w:rPr>
+      </w:pPr>
+      <w:r>
+        <w:rPr>
+          <w:rFonts w:asciiTheme="minorHAnsi" w:hAnsiTheme="minorHAnsi"/>
+          <w:sz w:val="24"/>
+        </w:rPr>
+        <w:t xml:space="preserve">I hereby certify that the material, which l now submit for assessment on the programmes of study leading to the award of </w:t>
+      </w:r>
+      <w:r>
+        <w:rPr>
+          <w:rFonts w:asciiTheme="minorHAnsi" w:hAnsiTheme="minorHAnsi"/>
+          <w:sz w:val="24"/>
+        </w:rPr>
+        <w:t>Bachelor</w:t>
+      </w:r>
+      <w:r>
+        <w:rPr>
+          <w:rFonts w:asciiTheme="minorHAnsi" w:hAnsiTheme="minorHAnsi"/>
+          <w:sz w:val="24"/>
+        </w:rPr>
+        <w:t xml:space="preserve"> of Science in Computing in</w:t>
+      </w:r>
+      <w:r>
+        <w:rPr>
+          <w:rFonts w:asciiTheme="minorHAnsi" w:hAnsiTheme="minorHAnsi"/>
+          <w:sz w:val="24"/>
+        </w:rPr>
+        <w:t xml:space="preserve"> </w:t>
+      </w:r>
+      <w:r>
+        <w:rPr>
+          <w:rFonts w:asciiTheme="minorHAnsi" w:hAnsiTheme="minorHAnsi"/>
+          <w:sz w:val="24"/>
+        </w:rPr>
+        <w:t>Contemporary Software Development</w:t>
+      </w:r>
+      <w:r>
+        <w:rPr>
+          <w:rFonts w:asciiTheme="minorHAnsi" w:hAnsiTheme="minorHAnsi"/>
+          <w:sz w:val="24"/>
+        </w:rPr>
+        <w:t xml:space="preserve">, is entirely my own work and has not been taken from the work of others except to the extent that such work has been cited and acknowledged within the text of my own work. No portion of the work contained in this thesis has been submitted in support of an application for another degree or qualification to this or any other institution. I understand that it is my responsibility to ensure that I have adhered to </w:t>
+      </w:r>
+      <w:r>
+        <w:rPr>
+          <w:rFonts w:asciiTheme="minorHAnsi" w:hAnsiTheme="minorHAnsi"/>
+          <w:sz w:val="24"/>
+        </w:rPr>
+        <w:t>ATU’s</w:t>
+      </w:r>
+      <w:r>
+        <w:rPr>
+          <w:rFonts w:asciiTheme="minorHAnsi" w:hAnsiTheme="minorHAnsi"/>
+          <w:sz w:val="24"/>
+        </w:rPr>
+        <w:t xml:space="preserve"> rules and regulations.</w:t>
+      </w:r>
     </w:p>
     <w:p>
       <w:pPr>
         <w:pStyle w:val="PRBodyText"/>
         <w:spacing w:line="360" w:lineRule="auto"/>
         <w:rPr>
-          <w:rFonts w:ascii="Arial" w:hAnsi="Arial" w:cs="Arial"/>
-          <w:sz w:val="24"/>
-        </w:rPr>
-      </w:pPr>
-      <w:r>
-        <w:rPr>
-          <w:rFonts w:ascii="Arial" w:hAnsi="Arial" w:cs="Arial"/>
-          <w:sz w:val="24"/>
-        </w:rPr>
-        <w:t xml:space="preserve">I hereby certify that the material, which l now submit for assessment on the programmes of study leading to the award of Bachelor of Science in Applied Computing, is entirely my own work and has not been taken from the work of others except to the extent that such work has been cited and acknowledged within the text of my own work. No portion of the work contained in this thesis has been submitted in support of an application for another degree or qualification to this or any other institution. I understand that it is my responsibility to ensure that I have adhered to </w:t>
-      </w:r>
-      <w:r>
-        <w:rPr>
-          <w:rFonts w:ascii="Arial" w:hAnsi="Arial" w:cs="Arial"/>
+          <w:rFonts w:asciiTheme="minorHAnsi" w:hAnsiTheme="minorHAnsi"/>
+          <w:sz w:val="24"/>
+        </w:rPr>
+      </w:pPr>
+      <w:r>
+        <w:rPr>
+          <w:rFonts w:asciiTheme="minorHAnsi" w:hAnsiTheme="minorHAnsi"/>
+          <w:sz w:val="24"/>
+        </w:rPr>
+        <w:t>I hereby certify that the material on which I have relied on for the purpose of my assessment is not deemed as personal data under the GDPR Regulations. Personal data is any data from living people that can be identified.  Any personal data used for the purpose of my assessment has been ps</w:t>
+      </w:r>
+      <w:r>
+        <w:rPr>
+          <w:rFonts w:asciiTheme="minorHAnsi" w:hAnsiTheme="minorHAnsi"/>
+          <w:sz w:val="24"/>
+        </w:rPr>
+        <w:t>e</w:t>
+      </w:r>
+      <w:r>
+        <w:rPr>
+          <w:rFonts w:asciiTheme="minorHAnsi" w:hAnsiTheme="minorHAnsi"/>
+          <w:sz w:val="24"/>
+        </w:rPr>
+        <w:t xml:space="preserve">udonymised and the data set and identifiers are not held by </w:t>
+      </w:r>
+      <w:r>
+        <w:rPr>
+          <w:rFonts w:asciiTheme="minorHAnsi" w:hAnsiTheme="minorHAnsi"/>
           <w:sz w:val="24"/>
         </w:rPr>
         <w:t>ATU</w:t>
       </w:r>
       <w:r>
         <w:rPr>
-          <w:rFonts w:ascii="Arial" w:hAnsi="Arial" w:cs="Arial"/>
-          <w:sz w:val="24"/>
-        </w:rPr>
-        <w:t>’s rules and regulations.</w:t>
+          <w:rFonts w:asciiTheme="minorHAnsi" w:hAnsiTheme="minorHAnsi"/>
+          <w:sz w:val="24"/>
+        </w:rPr>
+        <w:t>.  Alternatively, personal data has been anonymised in line with the Data Protection Commissioners Guidelines on Anonymisation.</w:t>
       </w:r>
     </w:p>
     <w:p>
@@ -553,44 +781,142 @@
         <w:pStyle w:val="PRBodyText"/>
         <w:spacing w:line="360" w:lineRule="auto"/>
         <w:rPr>
-          <w:rFonts w:ascii="Arial" w:hAnsi="Arial" w:cs="Arial"/>
-          <w:sz w:val="24"/>
-        </w:rPr>
-      </w:pPr>
-      <w:r>
-        <w:rPr>
-          <w:rFonts w:ascii="Arial" w:hAnsi="Arial" w:cs="Arial"/>
-          <w:sz w:val="24"/>
-        </w:rPr>
-        <w:t>I hereby certify that the material on which I have relied on for the purpose of my assessment is not deemed as personal data under the GDPR Regulations. Personal data is any data from living people that can be identified. Any personal data used for the purpose of my assessment has been ps</w:t>
-      </w:r>
-      <w:r>
-        <w:rPr>
-          <w:rFonts w:ascii="Arial" w:hAnsi="Arial" w:cs="Arial"/>
-          <w:sz w:val="24"/>
-        </w:rPr>
-        <w:t>e</w:t>
-      </w:r>
-      <w:r>
-        <w:rPr>
-          <w:rFonts w:ascii="Arial" w:hAnsi="Arial" w:cs="Arial"/>
-          <w:sz w:val="24"/>
-        </w:rPr>
-        <w:t xml:space="preserve">udonymised and the data set and identifiers are not held by </w:t>
-      </w:r>
-      <w:r>
-        <w:rPr>
-          <w:rFonts w:ascii="Arial" w:hAnsi="Arial" w:cs="Arial"/>
+          <w:rFonts w:asciiTheme="minorHAnsi" w:hAnsiTheme="minorHAnsi"/>
+          <w:sz w:val="24"/>
+        </w:rPr>
+      </w:pPr>
+      <w:r>
+        <w:rPr>
+          <w:rFonts w:asciiTheme="minorHAnsi" w:hAnsiTheme="minorHAnsi"/>
+          <w:sz w:val="24"/>
+        </w:rPr>
+        <w:t xml:space="preserve">I consent that my work will be held for the purposes of education assistance to future students and will be shared on the </w:t>
+      </w:r>
+      <w:r>
+        <w:rPr>
+          <w:rFonts w:asciiTheme="minorHAnsi" w:hAnsiTheme="minorHAnsi"/>
+          <w:sz w:val="24"/>
+        </w:rPr>
+        <w:t>ATU Donegal</w:t>
+      </w:r>
+      <w:r>
+        <w:rPr>
+          <w:rFonts w:asciiTheme="minorHAnsi" w:hAnsiTheme="minorHAnsi"/>
+          <w:sz w:val="24"/>
+        </w:rPr>
+        <w:t xml:space="preserve"> </w:t>
+      </w:r>
+      <w:r>
+        <w:rPr>
+          <w:rFonts w:asciiTheme="minorHAnsi" w:hAnsiTheme="minorHAnsi"/>
+          <w:sz w:val="24"/>
+        </w:rPr>
+        <w:t>(</w:t>
+      </w:r>
+      <w:r>
+        <w:rPr>
+          <w:rFonts w:asciiTheme="minorHAnsi" w:hAnsiTheme="minorHAnsi"/>
+          <w:sz w:val="24"/>
+        </w:rPr>
+        <w:t>Computing</w:t>
+      </w:r>
+      <w:r>
+        <w:rPr>
+          <w:rFonts w:asciiTheme="minorHAnsi" w:hAnsiTheme="minorHAnsi"/>
+          <w:sz w:val="24"/>
+        </w:rPr>
+        <w:t>)</w:t>
+      </w:r>
+      <w:r>
+        <w:rPr>
+          <w:rFonts w:asciiTheme="minorHAnsi" w:hAnsiTheme="minorHAnsi"/>
+          <w:sz w:val="24"/>
+        </w:rPr>
+        <w:t xml:space="preserve"> website (</w:t>
+      </w:r>
+      <w:r>
+        <w:rPr>
+          <w:rFonts w:asciiTheme="minorHAnsi" w:hAnsiTheme="minorHAnsi"/>
+          <w:sz w:val="24"/>
+        </w:rPr>
+        <w:t>atucomputingdonegal.com</w:t>
+      </w:r>
+      <w:r>
+        <w:rPr>
+          <w:rFonts w:asciiTheme="minorHAnsi" w:hAnsiTheme="minorHAnsi"/>
+          <w:sz w:val="24"/>
+        </w:rPr>
+        <w:t xml:space="preserve">) and Research THEA website (https://research.thea.ie/).  I understand that documents once uploaded onto the website can be viewed throughout the world and not just in the Ireland. Consent can be withdrawn for the publishing of material online by emailing </w:t>
+      </w:r>
+      <w:r>
+        <w:rPr>
+          <w:rFonts w:asciiTheme="minorHAnsi" w:hAnsiTheme="minorHAnsi"/>
+          <w:sz w:val="24"/>
+        </w:rPr>
+        <w:t>Jade Lyons</w:t>
+      </w:r>
+      <w:r>
+        <w:rPr>
+          <w:rFonts w:asciiTheme="minorHAnsi" w:hAnsiTheme="minorHAnsi"/>
+          <w:sz w:val="24"/>
+        </w:rPr>
+        <w:t xml:space="preserve">; Head of Department at </w:t>
+      </w:r>
+      <w:r>
+        <w:rPr>
+          <w:rFonts w:asciiTheme="minorHAnsi" w:hAnsiTheme="minorHAnsi"/>
+          <w:sz w:val="24"/>
+        </w:rPr>
+        <w:t>Jade.Lyons@atu.ie</w:t>
+      </w:r>
+      <w:r>
+        <w:rPr>
+          <w:rFonts w:asciiTheme="minorHAnsi" w:hAnsiTheme="minorHAnsi"/>
+          <w:sz w:val="24"/>
+        </w:rPr>
+        <w:t xml:space="preserve"> to remove items from the </w:t>
+      </w:r>
+      <w:r>
+        <w:rPr>
+          <w:rFonts w:asciiTheme="minorHAnsi" w:hAnsiTheme="minorHAnsi"/>
+          <w:sz w:val="24"/>
+        </w:rPr>
+        <w:t>ATU Donegal</w:t>
+      </w:r>
+      <w:r>
+        <w:rPr>
+          <w:rFonts w:asciiTheme="minorHAnsi" w:hAnsiTheme="minorHAnsi"/>
+          <w:sz w:val="24"/>
+        </w:rPr>
+        <w:t xml:space="preserve"> Computing website and by email emailing Denise McCaul; Systems Librarian at denise.mccaul@</w:t>
+      </w:r>
+      <w:r>
+        <w:rPr>
+          <w:rFonts w:asciiTheme="minorHAnsi" w:hAnsiTheme="minorHAnsi"/>
+          <w:sz w:val="24"/>
+        </w:rPr>
+        <w:t>atu</w:t>
+      </w:r>
+      <w:r>
+        <w:rPr>
+          <w:rFonts w:asciiTheme="minorHAnsi" w:hAnsiTheme="minorHAnsi"/>
+          <w:sz w:val="24"/>
+        </w:rPr>
+        <w:t xml:space="preserve">.ie to remove items from the Research THEA website.  Material will continue to appear in printed formats once published and as websites are public medium, </w:t>
+      </w:r>
+      <w:r>
+        <w:rPr>
+          <w:rFonts w:asciiTheme="minorHAnsi" w:hAnsiTheme="minorHAnsi"/>
           <w:sz w:val="24"/>
         </w:rPr>
         <w:t>ATU</w:t>
       </w:r>
       <w:r>
         <w:rPr>
-          <w:rFonts w:ascii="Arial" w:hAnsi="Arial" w:cs="Arial"/>
-          <w:sz w:val="24"/>
-        </w:rPr>
-        <w:t>.  Alternatively, personal data has been anonymised in line with the Data Protection Commissioners Guidelines on Anonymisation.</w:t>
+          <w:rFonts w:asciiTheme="minorHAnsi" w:hAnsiTheme="minorHAnsi"/>
+          <w:sz w:val="24"/>
+        </w:rPr>
+        <w:t xml:space="preserve"> cannot guarantee that the material has not been saved or downloaded.</w:t>
       </w:r>
     </w:p>
     <w:p>
@@ -598,132 +924,17 @@
         <w:pStyle w:val="PRBodyText"/>
         <w:spacing w:line="360" w:lineRule="auto"/>
         <w:rPr>
-          <w:rFonts w:ascii="Arial" w:hAnsi="Arial" w:cs="Arial"/>
-          <w:sz w:val="24"/>
-        </w:rPr>
-      </w:pPr>
-      <w:r>
-        <w:rPr>
-          <w:rFonts w:ascii="Arial" w:hAnsi="Arial" w:cs="Arial"/>
-          <w:sz w:val="24"/>
-        </w:rPr>
-        <w:t xml:space="preserve">I consent that my work will be held for the purposes of education assistance to future students and will be shared on the </w:t>
-      </w:r>
-      <w:r>
-        <w:rPr>
-          <w:rFonts w:ascii="Arial" w:hAnsi="Arial" w:cs="Arial"/>
-          <w:sz w:val="24"/>
-        </w:rPr>
-        <w:t>ATU</w:t>
-      </w:r>
-      <w:r>
-        <w:rPr>
-          <w:rFonts w:ascii="Arial" w:hAnsi="Arial" w:cs="Arial"/>
-          <w:sz w:val="24"/>
-        </w:rPr>
-        <w:t xml:space="preserve"> Computing website (</w:t>
-      </w:r>
-      <w:r>
-        <w:rPr>
-          <w:rFonts w:ascii="Arial" w:hAnsi="Arial" w:cs="Arial"/>
-          <w:sz w:val="24"/>
-        </w:rPr>
-        <w:t>http://www.atucomputingdonegal.com/</w:t>
-      </w:r>
-      <w:r>
-        <w:rPr>
-          <w:rFonts w:ascii="Arial" w:hAnsi="Arial" w:cs="Arial"/>
-          <w:sz w:val="24"/>
-        </w:rPr>
-        <w:t xml:space="preserve">) and Research THEA website (https://research.thea.ie/).  I understand that documents once uploaded onto the website can be viewed throughout the world and not just in Ireland. Consent can be withdrawn for the publishing of material online by emailing Thomas Dowling; Head of Department at </w:t>
-      </w:r>
-      <w:r>
-        <w:rPr>
-          <w:rFonts w:ascii="Arial" w:hAnsi="Arial" w:cs="Arial"/>
-          <w:sz w:val="24"/>
-        </w:rPr>
-        <w:t>jade.lyons</w:t>
-      </w:r>
-      <w:r>
-        <w:rPr>
-          <w:rFonts w:ascii="Arial" w:hAnsi="Arial" w:cs="Arial"/>
-          <w:sz w:val="24"/>
-        </w:rPr>
-        <w:t>@</w:t>
-      </w:r>
-      <w:r>
-        <w:rPr>
-          <w:rFonts w:ascii="Arial" w:hAnsi="Arial" w:cs="Arial"/>
-          <w:sz w:val="24"/>
-        </w:rPr>
-        <w:t>atu</w:t>
-      </w:r>
-      <w:r>
-        <w:rPr>
-          <w:rFonts w:ascii="Arial" w:hAnsi="Arial" w:cs="Arial"/>
-          <w:sz w:val="24"/>
-        </w:rPr>
-        <w:t xml:space="preserve">.ie to remove items from the </w:t>
-      </w:r>
-      <w:r>
-        <w:rPr>
-          <w:rFonts w:ascii="Arial" w:hAnsi="Arial" w:cs="Arial"/>
-          <w:sz w:val="24"/>
-        </w:rPr>
-        <w:t>ATU</w:t>
-      </w:r>
-      <w:r>
-        <w:rPr>
-          <w:rFonts w:ascii="Arial" w:hAnsi="Arial" w:cs="Arial"/>
-          <w:sz w:val="24"/>
-        </w:rPr>
-        <w:t xml:space="preserve"> Computing website and by email emailing Denise McCaul; Systems Librarian at denise.mccaul@</w:t>
-      </w:r>
-      <w:r>
-        <w:rPr>
-          <w:rFonts w:ascii="Arial" w:hAnsi="Arial" w:cs="Arial"/>
-          <w:sz w:val="24"/>
-        </w:rPr>
-        <w:t>atu</w:t>
-      </w:r>
-      <w:r>
-        <w:rPr>
-          <w:rFonts w:ascii="Arial" w:hAnsi="Arial" w:cs="Arial"/>
-          <w:sz w:val="24"/>
-        </w:rPr>
-        <w:t xml:space="preserve">.ie to remove items from the Research THEA website.  Material will continue to appear in printed formats once published and as websites are public medium, </w:t>
-      </w:r>
-      <w:r>
-        <w:rPr>
-          <w:rFonts w:ascii="Arial" w:hAnsi="Arial" w:cs="Arial"/>
-          <w:sz w:val="24"/>
-        </w:rPr>
-        <w:t>ATU</w:t>
-      </w:r>
-      <w:r>
-        <w:rPr>
-          <w:rFonts w:ascii="Arial" w:hAnsi="Arial" w:cs="Arial"/>
-          <w:sz w:val="24"/>
-        </w:rPr>
-        <w:t xml:space="preserve"> cannot guarantee that the material has not been saved or downloaded.</w:t>
-      </w:r>
+          <w:rFonts w:asciiTheme="minorHAnsi" w:hAnsiTheme="minorHAnsi"/>
+          <w:sz w:val="24"/>
+        </w:rPr>
+      </w:pPr>
     </w:p>
     <w:p>
       <w:pPr>
         <w:pStyle w:val="PRBodyText"/>
         <w:spacing w:line="360" w:lineRule="auto"/>
         <w:rPr>
-          <w:rFonts w:ascii="Arial" w:hAnsi="Arial" w:cs="Arial"/>
-          <w:sz w:val="24"/>
-        </w:rPr>
-      </w:pPr>
-    </w:p>
-    <w:p>
-      <w:pPr>
-        <w:pStyle w:val="PRBodyText"/>
-        <w:spacing w:line="360" w:lineRule="auto"/>
-        <w:rPr>
-          <w:rFonts w:ascii="Arial" w:hAnsi="Arial" w:cs="Arial"/>
+          <w:rFonts w:asciiTheme="minorHAnsi" w:hAnsiTheme="minorHAnsi"/>
           <w:sz w:val="24"/>
         </w:rPr>
       </w:pPr>
@@ -736,290 +947,91 @@
         </w:tabs>
         <w:spacing w:line="360" w:lineRule="auto"/>
         <w:rPr>
-          <w:rFonts w:ascii="Arial" w:hAnsi="Arial" w:cs="Arial"/>
+          <w:rFonts w:asciiTheme="minorHAnsi" w:hAnsiTheme="minorHAnsi" w:cstheme="minorHAnsi"/>
+          <w:sz w:val="24"/>
+        </w:rPr>
+      </w:pPr>
+      <w:r>
+        <w:rPr>
+          <w:rFonts w:asciiTheme="minorHAnsi" w:hAnsiTheme="minorHAnsi" w:cstheme="minorHAnsi"/>
+          <w:sz w:val="24"/>
+        </w:rPr>
+        <w:t>Signature of Candidate</w:t>
+      </w:r>
+      <w:r>
+        <w:rPr>
+          <w:rFonts w:asciiTheme="minorHAnsi" w:hAnsiTheme="minorHAnsi" w:cstheme="minorHAnsi"/>
+          <w:sz w:val="24"/>
+        </w:rPr>
+        <w:tab/>
+        <w:t>Date</w:t>
+      </w:r>
+    </w:p>
+    <w:p>
+      <w:pPr>
+        <w:tabs>
+          <w:tab w:val="left" w:pos="4536"/>
+        </w:tabs>
+        <w:spacing w:before="120" w:after="120" w:line="360" w:lineRule="auto"/>
+        <w:jc w:val="both"/>
+        <w:rPr>
           <w:sz w:val="28"/>
         </w:rPr>
       </w:pPr>
       <w:r>
         <w:rPr>
-          <w:rFonts w:ascii="Arial" w:hAnsi="Arial" w:cs="Arial"/>
-          <w:sz w:val="24"/>
-        </w:rPr>
-        <w:t>Signature of Candidate</w:t>
-      </w:r>
-      <w:r>
-        <w:rPr>
-          <w:rFonts w:ascii="Arial" w:hAnsi="Arial" w:cs="Arial"/>
-          <w:sz w:val="24"/>
-        </w:rPr>
-        <w:t xml:space="preserve">:  </w:t>
-      </w:r>
-      <w:r>
-        <w:rPr>
-          <w:rFonts w:ascii="Arial" w:hAnsi="Arial" w:cs="Arial"/>
-          <w:sz w:val="24"/>
+          <w:rFonts w:cstheme="minorHAnsi"/>
+          <w:sz w:val="24"/>
+          <w:szCs w:val="24"/>
         </w:rPr>
         <w:t>Ann Marie Dunne</w:t>
       </w:r>
       <w:r>
         <w:rPr>
-          <w:rFonts w:ascii="Arial" w:hAnsi="Arial" w:cs="Arial"/>
-          <w:sz w:val="24"/>
+          <w:rFonts w:cstheme="minorHAnsi"/>
+          <w:sz w:val="24"/>
+          <w:szCs w:val="24"/>
         </w:rPr>
         <w:tab/>
       </w:r>
       <w:r>
         <w:rPr>
-          <w:rFonts w:ascii="Arial" w:hAnsi="Arial" w:cs="Arial"/>
-          <w:sz w:val="24"/>
-        </w:rPr>
-        <w:tab/>
-      </w:r>
-      <w:r>
-        <w:rPr>
-          <w:rFonts w:ascii="Arial" w:hAnsi="Arial" w:cs="Arial"/>
-          <w:sz w:val="24"/>
-        </w:rPr>
-        <w:tab/>
-      </w:r>
-      <w:r>
-        <w:rPr>
-          <w:rFonts w:ascii="Arial" w:hAnsi="Arial" w:cs="Arial"/>
-          <w:sz w:val="24"/>
-        </w:rPr>
-        <w:tab/>
-        <w:t>Date:</w:t>
-      </w:r>
-      <w:r>
-        <w:rPr>
-          <w:rFonts w:ascii="Arial" w:hAnsi="Arial" w:cs="Arial"/>
-          <w:sz w:val="24"/>
-        </w:rPr>
-        <w:t xml:space="preserve"> 20</w:t>
-      </w:r>
-      <w:r>
-        <w:rPr>
-          <w:rFonts w:ascii="Arial" w:hAnsi="Arial" w:cs="Arial"/>
-          <w:sz w:val="24"/>
+          <w:rFonts w:cstheme="minorHAnsi"/>
+          <w:sz w:val="24"/>
+          <w:szCs w:val="24"/>
+        </w:rPr>
+        <w:t>20</w:t>
+      </w:r>
+      <w:r>
+        <w:rPr>
+          <w:rFonts w:cstheme="minorHAnsi"/>
+          <w:sz w:val="24"/>
+          <w:szCs w:val="24"/>
           <w:vertAlign w:val="superscript"/>
         </w:rPr>
         <w:t>th</w:t>
       </w:r>
       <w:r>
         <w:rPr>
-          <w:rFonts w:ascii="Arial" w:hAnsi="Arial" w:cs="Arial"/>
-          <w:sz w:val="24"/>
+          <w:rFonts w:cstheme="minorHAnsi"/>
+          <w:sz w:val="24"/>
+          <w:szCs w:val="24"/>
         </w:rPr>
         <w:t xml:space="preserve"> May 2026</w:t>
       </w:r>
     </w:p>
     <w:p>
       <w:pPr>
-        <w:tabs>
-          <w:tab w:val="right" w:pos="9026"/>
-        </w:tabs>
-        <w:jc w:val="center"/>
-        <w:rPr>
-          <w:sz w:val="40"/>
-          <w:szCs w:val="40"/>
-        </w:rPr>
-      </w:pPr>
-    </w:p>
-    <w:p>
-      <w:pPr>
-        <w:tabs>
-          <w:tab w:val="right" w:pos="9026"/>
-        </w:tabs>
-        <w:jc w:val="center"/>
-        <w:rPr>
-          <w:sz w:val="40"/>
-          <w:szCs w:val="40"/>
-        </w:rPr>
-      </w:pPr>
-    </w:p>
-    <w:p>
-      <w:pPr>
-        <w:pStyle w:val="Heading1"/>
-        <w:spacing w:before="0" w:line="360" w:lineRule="auto"/>
-        <w:ind w:left="1134" w:hanging="1134"/>
-      </w:pPr>
-      <w:bookmarkStart w:id="2" w:name="_Toc76997392"/>
-      <w:r>
-        <w:t>Acknowledgements</w:t>
-      </w:r>
-      <w:bookmarkEnd w:id="2"/>
-    </w:p>
-    <w:p>
-      <w:pPr>
-        <w:pStyle w:val="PRBodyText"/>
-        <w:spacing w:line="360" w:lineRule="auto"/>
-        <w:rPr>
-          <w:rFonts w:asciiTheme="minorHAnsi" w:hAnsiTheme="minorHAnsi"/>
-          <w:sz w:val="40"/>
-        </w:rPr>
-      </w:pPr>
-    </w:p>
-    <w:p>
-      <w:pPr>
-        <w:tabs>
-          <w:tab w:val="right" w:pos="9026"/>
-        </w:tabs>
-        <w:spacing w:after="0" w:line="360" w:lineRule="auto"/>
-        <w:rPr>
-          <w:sz w:val="24"/>
-          <w:szCs w:val="24"/>
-        </w:rPr>
-      </w:pPr>
-      <w:r>
-        <w:rPr>
-          <w:sz w:val="24"/>
-          <w:szCs w:val="24"/>
-        </w:rPr>
-        <w:t>I would like to thank…</w:t>
-      </w:r>
-    </w:p>
-    <w:p>
-      <w:pPr>
-        <w:tabs>
-          <w:tab w:val="right" w:pos="9026"/>
-        </w:tabs>
-        <w:spacing w:after="0" w:line="360" w:lineRule="auto"/>
-        <w:rPr>
-          <w:sz w:val="24"/>
-          <w:szCs w:val="24"/>
-        </w:rPr>
-      </w:pPr>
-    </w:p>
-    <w:p>
-      <w:pPr>
-        <w:spacing w:after="0" w:line="360" w:lineRule="auto"/>
-        <w:rPr>
-          <w:sz w:val="24"/>
-          <w:szCs w:val="24"/>
-        </w:rPr>
-      </w:pPr>
-      <w:r>
-        <w:rPr>
-          <w:sz w:val="24"/>
-          <w:szCs w:val="24"/>
+        <w:rPr>
+          <w:sz w:val="28"/>
+        </w:rPr>
+      </w:pPr>
+      <w:r>
+        <w:rPr>
+          <w:sz w:val="28"/>
         </w:rPr>
         <w:br w:type="page"/>
       </w:r>
-    </w:p>
-    <w:p>
-      <w:pPr>
-        <w:pStyle w:val="Heading1"/>
-        <w:spacing w:before="0" w:line="360" w:lineRule="auto"/>
-        <w:ind w:left="1134" w:hanging="1134"/>
-      </w:pPr>
-      <w:bookmarkStart w:id="3" w:name="_Toc76997393"/>
-      <w:r>
-        <w:lastRenderedPageBreak/>
-        <w:t>Abstract</w:t>
-      </w:r>
-      <w:bookmarkEnd w:id="3"/>
-    </w:p>
-    <w:p>
-      <w:pPr>
-        <w:pStyle w:val="PRBodyText"/>
-        <w:spacing w:line="360" w:lineRule="auto"/>
-        <w:rPr>
-          <w:rFonts w:asciiTheme="minorHAnsi" w:hAnsiTheme="minorHAnsi"/>
-          <w:sz w:val="40"/>
-        </w:rPr>
-      </w:pPr>
-    </w:p>
-    <w:p>
-      <w:pPr>
-        <w:pStyle w:val="PRBodyText"/>
-        <w:spacing w:line="360" w:lineRule="auto"/>
-        <w:rPr>
-          <w:rFonts w:asciiTheme="minorHAnsi" w:hAnsiTheme="minorHAnsi"/>
-          <w:sz w:val="24"/>
-        </w:rPr>
-      </w:pPr>
-      <w:r>
-        <w:rPr>
-          <w:rFonts w:asciiTheme="minorHAnsi" w:hAnsiTheme="minorHAnsi"/>
-          <w:sz w:val="24"/>
-        </w:rPr>
-        <w:t xml:space="preserve">Written </w:t>
-      </w:r>
-      <w:r>
-        <w:rPr>
-          <w:rFonts w:asciiTheme="minorHAnsi" w:hAnsiTheme="minorHAnsi"/>
-          <w:sz w:val="24"/>
-        </w:rPr>
-        <w:t>here</w:t>
-      </w:r>
-      <w:r>
-        <w:rPr>
-          <w:rFonts w:asciiTheme="minorHAnsi" w:hAnsiTheme="minorHAnsi"/>
-          <w:sz w:val="24"/>
-        </w:rPr>
-        <w:t xml:space="preserve"> is</w:t>
-      </w:r>
-      <w:r>
-        <w:rPr>
-          <w:rFonts w:asciiTheme="minorHAnsi" w:hAnsiTheme="minorHAnsi"/>
-          <w:sz w:val="24"/>
-        </w:rPr>
-        <w:t xml:space="preserve"> no more than 25</w:t>
-      </w:r>
-      <w:r>
-        <w:rPr>
-          <w:rFonts w:asciiTheme="minorHAnsi" w:hAnsiTheme="minorHAnsi"/>
-          <w:sz w:val="24"/>
-        </w:rPr>
-        <w:t>0 words of summary of the problem, hypothesis and main conclusions. The abstract will entice people to read the rest of the document.</w:t>
-      </w:r>
-    </w:p>
-    <w:p>
-      <w:pPr>
-        <w:pStyle w:val="PRBodyText"/>
-        <w:spacing w:line="360" w:lineRule="auto"/>
-        <w:rPr>
-          <w:rFonts w:asciiTheme="minorHAnsi" w:hAnsiTheme="minorHAnsi"/>
-          <w:sz w:val="24"/>
-        </w:rPr>
-      </w:pPr>
-    </w:p>
-    <w:p>
-      <w:pPr>
-        <w:spacing w:after="0" w:line="360" w:lineRule="auto"/>
-        <w:jc w:val="both"/>
-        <w:rPr>
-          <w:sz w:val="28"/>
-        </w:rPr>
-      </w:pPr>
-    </w:p>
-    <w:p>
-      <w:pPr>
-        <w:spacing w:after="0" w:line="360" w:lineRule="auto"/>
-        <w:rPr>
-          <w:sz w:val="40"/>
-          <w:szCs w:val="40"/>
-        </w:rPr>
-      </w:pPr>
-      <w:r>
-        <w:rPr>
-          <w:sz w:val="40"/>
-          <w:szCs w:val="40"/>
-        </w:rPr>
-        <w:br w:type="page"/>
-      </w:r>
-    </w:p>
-    <w:p>
-      <w:pPr>
-        <w:tabs>
-          <w:tab w:val="right" w:pos="9026"/>
-        </w:tabs>
-        <w:spacing w:after="0" w:line="360" w:lineRule="auto"/>
-        <w:rPr>
-          <w:sz w:val="32"/>
-          <w:szCs w:val="40"/>
-        </w:rPr>
-      </w:pPr>
     </w:p>
     <w:p>
       <w:pPr>
@@ -1037,18 +1049,191 @@
       <w:pPr>
         <w:pStyle w:val="Heading1"/>
         <w:spacing w:before="0" w:line="360" w:lineRule="auto"/>
+        <w:ind w:left="1134" w:hanging="1134"/>
+      </w:pPr>
+      <w:bookmarkStart w:id="1" w:name="_Toc224392246"/>
+      <w:r>
+        <w:t>Acknowledgements</w:t>
+      </w:r>
+      <w:bookmarkEnd w:id="1"/>
+    </w:p>
+    <w:p>
+      <w:pPr>
+        <w:pStyle w:val="PRBodyText"/>
+        <w:spacing w:line="360" w:lineRule="auto"/>
+        <w:rPr>
+          <w:rFonts w:asciiTheme="minorHAnsi" w:hAnsiTheme="minorHAnsi"/>
+          <w:sz w:val="40"/>
+        </w:rPr>
+      </w:pPr>
+    </w:p>
+    <w:p>
+      <w:pPr>
+        <w:tabs>
+          <w:tab w:val="right" w:pos="9026"/>
+        </w:tabs>
+        <w:spacing w:after="0" w:line="360" w:lineRule="auto"/>
+        <w:rPr>
+          <w:sz w:val="24"/>
+          <w:szCs w:val="24"/>
+        </w:rPr>
+      </w:pPr>
+      <w:r>
+        <w:rPr>
+          <w:sz w:val="24"/>
+          <w:szCs w:val="24"/>
+        </w:rPr>
+        <w:t>I would like to thank…</w:t>
+      </w:r>
+    </w:p>
+    <w:p>
+      <w:pPr>
+        <w:tabs>
+          <w:tab w:val="right" w:pos="9026"/>
+        </w:tabs>
+        <w:spacing w:after="0" w:line="360" w:lineRule="auto"/>
+        <w:rPr>
+          <w:sz w:val="24"/>
+          <w:szCs w:val="24"/>
+        </w:rPr>
+      </w:pPr>
+    </w:p>
+    <w:p>
+      <w:pPr>
+        <w:spacing w:after="0" w:line="360" w:lineRule="auto"/>
+        <w:rPr>
+          <w:sz w:val="24"/>
+          <w:szCs w:val="24"/>
+        </w:rPr>
+      </w:pPr>
+      <w:r>
+        <w:rPr>
+          <w:sz w:val="24"/>
+          <w:szCs w:val="24"/>
+        </w:rPr>
+        <w:br w:type="page"/>
+      </w:r>
+    </w:p>
+    <w:p>
+      <w:pPr>
+        <w:pStyle w:val="Heading1"/>
+        <w:spacing w:before="0" w:line="360" w:lineRule="auto"/>
+        <w:ind w:left="1134" w:hanging="1134"/>
+      </w:pPr>
+      <w:bookmarkStart w:id="2" w:name="_Toc224392247"/>
+      <w:r>
+        <w:lastRenderedPageBreak/>
+        <w:t>Abstract</w:t>
+      </w:r>
+      <w:bookmarkEnd w:id="2"/>
+    </w:p>
+    <w:p>
+      <w:pPr>
+        <w:pStyle w:val="PRBodyText"/>
+        <w:spacing w:line="360" w:lineRule="auto"/>
+        <w:rPr>
+          <w:rFonts w:asciiTheme="minorHAnsi" w:hAnsiTheme="minorHAnsi"/>
+          <w:sz w:val="40"/>
+        </w:rPr>
+      </w:pPr>
+    </w:p>
+    <w:p>
+      <w:pPr>
+        <w:pStyle w:val="PRBodyText"/>
+        <w:spacing w:line="360" w:lineRule="auto"/>
+        <w:rPr>
+          <w:rFonts w:asciiTheme="minorHAnsi" w:hAnsiTheme="minorHAnsi"/>
+          <w:sz w:val="24"/>
+        </w:rPr>
+      </w:pPr>
+      <w:r>
+        <w:rPr>
+          <w:rFonts w:asciiTheme="minorHAnsi" w:hAnsiTheme="minorHAnsi"/>
+          <w:sz w:val="24"/>
+        </w:rPr>
+        <w:t xml:space="preserve">Written </w:t>
+      </w:r>
+      <w:r>
+        <w:rPr>
+          <w:rFonts w:asciiTheme="minorHAnsi" w:hAnsiTheme="minorHAnsi"/>
+          <w:sz w:val="24"/>
+        </w:rPr>
+        <w:t>here</w:t>
+      </w:r>
+      <w:r>
+        <w:rPr>
+          <w:rFonts w:asciiTheme="minorHAnsi" w:hAnsiTheme="minorHAnsi"/>
+          <w:sz w:val="24"/>
+        </w:rPr>
+        <w:t xml:space="preserve"> is</w:t>
+      </w:r>
+      <w:r>
+        <w:rPr>
+          <w:rFonts w:asciiTheme="minorHAnsi" w:hAnsiTheme="minorHAnsi"/>
+          <w:sz w:val="24"/>
+        </w:rPr>
+        <w:t xml:space="preserve"> no more than 25</w:t>
+      </w:r>
+      <w:r>
+        <w:rPr>
+          <w:rFonts w:asciiTheme="minorHAnsi" w:hAnsiTheme="minorHAnsi"/>
+          <w:sz w:val="24"/>
+        </w:rPr>
+        <w:t>0 words of summary of the problem, hypothesis and main conclusions. The abstract will entice people to read the rest of the document.</w:t>
+      </w:r>
+    </w:p>
+    <w:p>
+      <w:pPr>
+        <w:pStyle w:val="PRBodyText"/>
+        <w:spacing w:line="360" w:lineRule="auto"/>
+        <w:rPr>
+          <w:rFonts w:asciiTheme="minorHAnsi" w:hAnsiTheme="minorHAnsi"/>
+          <w:sz w:val="24"/>
+        </w:rPr>
+      </w:pPr>
+    </w:p>
+    <w:p>
+      <w:pPr>
+        <w:spacing w:after="0" w:line="360" w:lineRule="auto"/>
+        <w:jc w:val="both"/>
+        <w:rPr>
+          <w:sz w:val="28"/>
+        </w:rPr>
+      </w:pPr>
+    </w:p>
+    <w:p>
+      <w:pPr>
+        <w:spacing w:after="0" w:line="360" w:lineRule="auto"/>
+        <w:rPr>
+          <w:sz w:val="40"/>
+          <w:szCs w:val="40"/>
+        </w:rPr>
+      </w:pPr>
+      <w:r>
+        <w:rPr>
+          <w:sz w:val="40"/>
+          <w:szCs w:val="40"/>
+        </w:rPr>
+        <w:br w:type="page"/>
+      </w:r>
+    </w:p>
+    <w:p>
+      <w:pPr>
+        <w:pStyle w:val="Heading1"/>
+        <w:spacing w:before="0" w:line="360" w:lineRule="auto"/>
         <w:ind w:left="567" w:hanging="567"/>
       </w:pPr>
-      <w:bookmarkStart w:id="4" w:name="_Ref357437742"/>
-      <w:bookmarkStart w:id="5" w:name="_Toc76997394"/>
-      <w:r>
+      <w:bookmarkStart w:id="3" w:name="_Ref357437742"/>
+      <w:bookmarkStart w:id="4" w:name="_Toc224392248"/>
+      <w:r>
+        <w:lastRenderedPageBreak/>
         <w:t>Ac</w:t>
       </w:r>
       <w:r>
         <w:t>ronyms</w:t>
       </w:r>
+      <w:bookmarkEnd w:id="3"/>
       <w:bookmarkEnd w:id="4"/>
-      <w:bookmarkEnd w:id="5"/>
     </w:p>
     <w:p>
       <w:pPr>
@@ -1589,21 +1774,7 @@
                 <w:rFonts w:asciiTheme="minorHAnsi" w:hAnsiTheme="minorHAnsi" w:cstheme="minorHAnsi"/>
                 <w:sz w:val="24"/>
               </w:rPr>
-              <w:t>Application Program</w:t>
-            </w:r>
-            <w:r>
-              <w:rPr>
-                <w:rFonts w:asciiTheme="minorHAnsi" w:hAnsiTheme="minorHAnsi" w:cstheme="minorHAnsi"/>
-                <w:sz w:val="24"/>
-              </w:rPr>
-              <w:t>ming</w:t>
-            </w:r>
-            <w:r>
-              <w:rPr>
-                <w:rFonts w:asciiTheme="minorHAnsi" w:hAnsiTheme="minorHAnsi" w:cstheme="minorHAnsi"/>
-                <w:sz w:val="24"/>
-              </w:rPr>
-              <w:t xml:space="preserve"> Interface</w:t>
+              <w:t>Application Programming Interface</w:t>
             </w:r>
           </w:p>
         </w:tc>
@@ -1793,39 +1964,28 @@
       <w:pPr>
         <w:spacing w:after="0" w:line="360" w:lineRule="auto"/>
         <w:rPr>
-          <w:sz w:val="24"/>
-          <w:szCs w:val="24"/>
-        </w:rPr>
-      </w:pPr>
-      <w:r>
-        <w:rPr>
           <w:sz w:val="40"/>
           <w:szCs w:val="40"/>
         </w:rPr>
-        <w:br w:type="page"/>
-      </w:r>
-    </w:p>
-    <w:p>
-      <w:pPr>
-        <w:tabs>
-          <w:tab w:val="right" w:pos="9026"/>
-        </w:tabs>
-        <w:spacing w:after="0" w:line="360" w:lineRule="auto"/>
+      </w:pPr>
+      <w:r>
         <w:rPr>
           <w:sz w:val="40"/>
           <w:szCs w:val="40"/>
         </w:rPr>
-      </w:pPr>
+        <w:br w:type="page"/>
+      </w:r>
     </w:p>
     <w:p>
       <w:pPr>
         <w:pStyle w:val="Heading1"/>
       </w:pPr>
-      <w:bookmarkStart w:id="6" w:name="_Toc76997395"/>
-      <w:r>
+      <w:bookmarkStart w:id="5" w:name="_Toc224392249"/>
+      <w:r>
+        <w:lastRenderedPageBreak/>
         <w:t>Table of Contents</w:t>
       </w:r>
-      <w:bookmarkEnd w:id="6"/>
+      <w:bookmarkEnd w:id="5"/>
     </w:p>
     <w:p/>
     <w:sdt>
@@ -1852,7 +2012,11 @@
             </w:tabs>
             <w:rPr>
               <w:noProof/>
+              <w:kern w:val="2"/>
+              <w:sz w:val="24"/>
+              <w:szCs w:val="24"/>
               <w:lang w:eastAsia="en-IE"/>
+              <w14:ligatures w14:val="standardContextual"/>
             </w:rPr>
           </w:pPr>
           <w:r>
@@ -1864,11 +2028,10 @@
           <w:r>
             <w:fldChar w:fldCharType="separate"/>
           </w:r>
-          <w:hyperlink w:anchor="_Toc76997391" w:history="1">
+          <w:hyperlink w:anchor="_Toc224392245" w:history="1">
             <w:r>
               <w:rPr>
                 <w:rStyle w:val="Hyperlink"/>
-                <w:rFonts w:ascii="Arial" w:hAnsi="Arial" w:cs="Arial"/>
                 <w:noProof/>
               </w:rPr>
               <w:t>Declaration</w:t>
@@ -1892,7 +2055,7 @@
                 <w:noProof/>
                 <w:webHidden/>
               </w:rPr>
-              <w:instrText xml:space="preserve"> PAGEREF _Toc76997391 \h </w:instrText>
+              <w:instrText xml:space="preserve"> PAGEREF _Toc224392245 \h </w:instrText>
             </w:r>
             <w:r>
               <w:rPr>
@@ -1931,10 +2094,14 @@
             </w:tabs>
             <w:rPr>
               <w:noProof/>
+              <w:kern w:val="2"/>
+              <w:sz w:val="24"/>
+              <w:szCs w:val="24"/>
               <w:lang w:eastAsia="en-IE"/>
+              <w14:ligatures w14:val="standardContextual"/>
             </w:rPr>
           </w:pPr>
-          <w:hyperlink w:anchor="_Toc76997392" w:history="1">
+          <w:hyperlink w:anchor="_Toc224392246" w:history="1">
             <w:r>
               <w:rPr>
                 <w:rStyle w:val="Hyperlink"/>
@@ -1961,7 +2128,7 @@
                 <w:noProof/>
                 <w:webHidden/>
               </w:rPr>
-              <w:instrText xml:space="preserve"> PAGEREF _Toc76997392 \h </w:instrText>
+              <w:instrText xml:space="preserve"> PAGEREF _Toc224392246 \h </w:instrText>
             </w:r>
             <w:r>
               <w:rPr>
@@ -2000,10 +2167,14 @@
             </w:tabs>
             <w:rPr>
               <w:noProof/>
+              <w:kern w:val="2"/>
+              <w:sz w:val="24"/>
+              <w:szCs w:val="24"/>
               <w:lang w:eastAsia="en-IE"/>
+              <w14:ligatures w14:val="standardContextual"/>
             </w:rPr>
           </w:pPr>
-          <w:hyperlink w:anchor="_Toc76997393" w:history="1">
+          <w:hyperlink w:anchor="_Toc224392247" w:history="1">
             <w:r>
               <w:rPr>
                 <w:rStyle w:val="Hyperlink"/>
@@ -2030,7 +2201,7 @@
                 <w:noProof/>
                 <w:webHidden/>
               </w:rPr>
-              <w:instrText xml:space="preserve"> PAGEREF _Toc76997393 \h </w:instrText>
+              <w:instrText xml:space="preserve"> PAGEREF _Toc224392247 \h </w:instrText>
             </w:r>
             <w:r>
               <w:rPr>
@@ -2069,10 +2240,14 @@
             </w:tabs>
             <w:rPr>
               <w:noProof/>
+              <w:kern w:val="2"/>
+              <w:sz w:val="24"/>
+              <w:szCs w:val="24"/>
               <w:lang w:eastAsia="en-IE"/>
+              <w14:ligatures w14:val="standardContextual"/>
             </w:rPr>
           </w:pPr>
-          <w:hyperlink w:anchor="_Toc76997394" w:history="1">
+          <w:hyperlink w:anchor="_Toc224392248" w:history="1">
             <w:r>
               <w:rPr>
                 <w:rStyle w:val="Hyperlink"/>
@@ -2099,7 +2274,7 @@
                 <w:noProof/>
                 <w:webHidden/>
               </w:rPr>
-              <w:instrText xml:space="preserve"> PAGEREF _Toc76997394 \h </w:instrText>
+              <w:instrText xml:space="preserve"> PAGEREF _Toc224392248 \h </w:instrText>
             </w:r>
             <w:r>
               <w:rPr>
@@ -2138,10 +2313,14 @@
             </w:tabs>
             <w:rPr>
               <w:noProof/>
+              <w:kern w:val="2"/>
+              <w:sz w:val="24"/>
+              <w:szCs w:val="24"/>
               <w:lang w:eastAsia="en-IE"/>
+              <w14:ligatures w14:val="standardContextual"/>
             </w:rPr>
           </w:pPr>
-          <w:hyperlink w:anchor="_Toc76997395" w:history="1">
+          <w:hyperlink w:anchor="_Toc224392249" w:history="1">
             <w:r>
               <w:rPr>
                 <w:rStyle w:val="Hyperlink"/>
@@ -2168,7 +2347,7 @@
                 <w:noProof/>
                 <w:webHidden/>
               </w:rPr>
-              <w:instrText xml:space="preserve"> PAGEREF _Toc76997395 \h </w:instrText>
+              <w:instrText xml:space="preserve"> PAGEREF _Toc224392249 \h </w:instrText>
             </w:r>
             <w:r>
               <w:rPr>
@@ -2207,10 +2386,14 @@
             </w:tabs>
             <w:rPr>
               <w:noProof/>
+              <w:kern w:val="2"/>
+              <w:sz w:val="24"/>
+              <w:szCs w:val="24"/>
               <w:lang w:eastAsia="en-IE"/>
+              <w14:ligatures w14:val="standardContextual"/>
             </w:rPr>
           </w:pPr>
-          <w:hyperlink w:anchor="_Toc76997396" w:history="1">
+          <w:hyperlink w:anchor="_Toc224392250" w:history="1">
             <w:r>
               <w:rPr>
                 <w:rStyle w:val="Hyperlink"/>
@@ -2237,7 +2420,7 @@
                 <w:noProof/>
                 <w:webHidden/>
               </w:rPr>
-              <w:instrText xml:space="preserve"> PAGEREF _Toc76997396 \h </w:instrText>
+              <w:instrText xml:space="preserve"> PAGEREF _Toc224392250 \h </w:instrText>
             </w:r>
             <w:r>
               <w:rPr>
@@ -2276,10 +2459,14 @@
             </w:tabs>
             <w:rPr>
               <w:noProof/>
+              <w:kern w:val="2"/>
+              <w:sz w:val="24"/>
+              <w:szCs w:val="24"/>
               <w:lang w:eastAsia="en-IE"/>
+              <w14:ligatures w14:val="standardContextual"/>
             </w:rPr>
           </w:pPr>
-          <w:hyperlink w:anchor="_Toc76997397" w:history="1">
+          <w:hyperlink w:anchor="_Toc224392251" w:history="1">
             <w:r>
               <w:rPr>
                 <w:rStyle w:val="Hyperlink"/>
@@ -2306,7 +2493,7 @@
                 <w:noProof/>
                 <w:webHidden/>
               </w:rPr>
-              <w:instrText xml:space="preserve"> PAGEREF _Toc76997397 \h </w:instrText>
+              <w:instrText xml:space="preserve"> PAGEREF _Toc224392251 \h </w:instrText>
             </w:r>
             <w:r>
               <w:rPr>
@@ -2345,10 +2532,14 @@
             </w:tabs>
             <w:rPr>
               <w:noProof/>
+              <w:kern w:val="2"/>
+              <w:sz w:val="24"/>
+              <w:szCs w:val="24"/>
               <w:lang w:eastAsia="en-IE"/>
+              <w14:ligatures w14:val="standardContextual"/>
             </w:rPr>
           </w:pPr>
-          <w:hyperlink w:anchor="_Toc76997398" w:history="1">
+          <w:hyperlink w:anchor="_Toc224392252" w:history="1">
             <w:r>
               <w:rPr>
                 <w:rStyle w:val="Hyperlink"/>
@@ -2375,7 +2566,7 @@
                 <w:noProof/>
                 <w:webHidden/>
               </w:rPr>
-              <w:instrText xml:space="preserve"> PAGEREF _Toc76997398 \h </w:instrText>
+              <w:instrText xml:space="preserve"> PAGEREF _Toc224392252 \h </w:instrText>
             </w:r>
             <w:r>
               <w:rPr>
@@ -2415,10 +2606,14 @@
             </w:tabs>
             <w:rPr>
               <w:noProof/>
+              <w:kern w:val="2"/>
+              <w:sz w:val="24"/>
+              <w:szCs w:val="24"/>
               <w:lang w:eastAsia="en-IE"/>
+              <w14:ligatures w14:val="standardContextual"/>
             </w:rPr>
           </w:pPr>
-          <w:hyperlink w:anchor="_Toc76997399" w:history="1">
+          <w:hyperlink w:anchor="_Toc224392253" w:history="1">
             <w:r>
               <w:rPr>
                 <w:rStyle w:val="Hyperlink"/>
@@ -2429,7 +2624,11 @@
             <w:r>
               <w:rPr>
                 <w:noProof/>
+                <w:kern w:val="2"/>
+                <w:sz w:val="24"/>
+                <w:szCs w:val="24"/>
                 <w:lang w:eastAsia="en-IE"/>
+                <w14:ligatures w14:val="standardContextual"/>
               </w:rPr>
               <w:tab/>
             </w:r>
@@ -2459,7 +2658,7 @@
                 <w:noProof/>
                 <w:webHidden/>
               </w:rPr>
-              <w:instrText xml:space="preserve"> PAGEREF _Toc76997399 \h </w:instrText>
+              <w:instrText xml:space="preserve"> PAGEREF _Toc224392253 \h </w:instrText>
             </w:r>
             <w:r>
               <w:rPr>
@@ -2494,15 +2693,19 @@
           <w:pPr>
             <w:pStyle w:val="TOC2"/>
             <w:tabs>
-              <w:tab w:val="left" w:pos="880"/>
+              <w:tab w:val="left" w:pos="960"/>
               <w:tab w:val="right" w:leader="dot" w:pos="9016"/>
             </w:tabs>
             <w:rPr>
               <w:noProof/>
+              <w:kern w:val="2"/>
+              <w:sz w:val="24"/>
+              <w:szCs w:val="24"/>
               <w:lang w:eastAsia="en-IE"/>
+              <w14:ligatures w14:val="standardContextual"/>
             </w:rPr>
           </w:pPr>
-          <w:hyperlink w:anchor="_Toc76997400" w:history="1">
+          <w:hyperlink w:anchor="_Toc224392254" w:history="1">
             <w:r>
               <w:rPr>
                 <w:rStyle w:val="Hyperlink"/>
@@ -2513,7 +2716,11 @@
             <w:r>
               <w:rPr>
                 <w:noProof/>
+                <w:kern w:val="2"/>
+                <w:sz w:val="24"/>
+                <w:szCs w:val="24"/>
                 <w:lang w:eastAsia="en-IE"/>
+                <w14:ligatures w14:val="standardContextual"/>
               </w:rPr>
               <w:tab/>
             </w:r>
@@ -2543,7 +2750,7 @@
                 <w:noProof/>
                 <w:webHidden/>
               </w:rPr>
-              <w:instrText xml:space="preserve"> PAGEREF _Toc76997400 \h </w:instrText>
+              <w:instrText xml:space="preserve"> PAGEREF _Toc224392254 \h </w:instrText>
             </w:r>
             <w:r>
               <w:rPr>
@@ -2578,15 +2785,19 @@
           <w:pPr>
             <w:pStyle w:val="TOC2"/>
             <w:tabs>
-              <w:tab w:val="left" w:pos="880"/>
+              <w:tab w:val="left" w:pos="960"/>
               <w:tab w:val="right" w:leader="dot" w:pos="9016"/>
             </w:tabs>
             <w:rPr>
               <w:noProof/>
+              <w:kern w:val="2"/>
+              <w:sz w:val="24"/>
+              <w:szCs w:val="24"/>
               <w:lang w:eastAsia="en-IE"/>
+              <w14:ligatures w14:val="standardContextual"/>
             </w:rPr>
           </w:pPr>
-          <w:hyperlink w:anchor="_Toc76997401" w:history="1">
+          <w:hyperlink w:anchor="_Toc224392255" w:history="1">
             <w:r>
               <w:rPr>
                 <w:rStyle w:val="Hyperlink"/>
@@ -2597,7 +2808,11 @@
             <w:r>
               <w:rPr>
                 <w:noProof/>
+                <w:kern w:val="2"/>
+                <w:sz w:val="24"/>
+                <w:szCs w:val="24"/>
                 <w:lang w:eastAsia="en-IE"/>
+                <w14:ligatures w14:val="standardContextual"/>
               </w:rPr>
               <w:tab/>
             </w:r>
@@ -2627,7 +2842,7 @@
                 <w:noProof/>
                 <w:webHidden/>
               </w:rPr>
-              <w:instrText xml:space="preserve"> PAGEREF _Toc76997401 \h </w:instrText>
+              <w:instrText xml:space="preserve"> PAGEREF _Toc224392255 \h </w:instrText>
             </w:r>
             <w:r>
               <w:rPr>
@@ -2647,7 +2862,191 @@
                 <w:noProof/>
                 <w:webHidden/>
               </w:rPr>
-              <w:t>1</w:t>
+              <w:t>2</w:t>
+            </w:r>
+            <w:r>
+              <w:rPr>
+                <w:noProof/>
+                <w:webHidden/>
+              </w:rPr>
+              <w:fldChar w:fldCharType="end"/>
+            </w:r>
+          </w:hyperlink>
+        </w:p>
+        <w:p>
+          <w:pPr>
+            <w:pStyle w:val="TOC2"/>
+            <w:tabs>
+              <w:tab w:val="left" w:pos="960"/>
+              <w:tab w:val="right" w:leader="dot" w:pos="9016"/>
+            </w:tabs>
+            <w:rPr>
+              <w:noProof/>
+              <w:kern w:val="2"/>
+              <w:sz w:val="24"/>
+              <w:szCs w:val="24"/>
+              <w:lang w:eastAsia="en-IE"/>
+              <w14:ligatures w14:val="standardContextual"/>
+            </w:rPr>
+          </w:pPr>
+          <w:hyperlink w:anchor="_Toc224392256" w:history="1">
+            <w:r>
+              <w:rPr>
+                <w:rStyle w:val="Hyperlink"/>
+                <w:noProof/>
+              </w:rPr>
+              <w:t>1.3.</w:t>
+            </w:r>
+            <w:r>
+              <w:rPr>
+                <w:noProof/>
+                <w:kern w:val="2"/>
+                <w:sz w:val="24"/>
+                <w:szCs w:val="24"/>
+                <w:lang w:eastAsia="en-IE"/>
+                <w14:ligatures w14:val="standardContextual"/>
+              </w:rPr>
+              <w:tab/>
+            </w:r>
+            <w:r>
+              <w:rPr>
+                <w:rStyle w:val="Hyperlink"/>
+                <w:noProof/>
+              </w:rPr>
+              <w:t>Aims &amp; Objectives</w:t>
+            </w:r>
+            <w:r>
+              <w:rPr>
+                <w:noProof/>
+                <w:webHidden/>
+              </w:rPr>
+              <w:tab/>
+            </w:r>
+            <w:r>
+              <w:rPr>
+                <w:noProof/>
+                <w:webHidden/>
+              </w:rPr>
+              <w:fldChar w:fldCharType="begin"/>
+            </w:r>
+            <w:r>
+              <w:rPr>
+                <w:noProof/>
+                <w:webHidden/>
+              </w:rPr>
+              <w:instrText xml:space="preserve"> PAGEREF _Toc224392256 \h </w:instrText>
+            </w:r>
+            <w:r>
+              <w:rPr>
+                <w:noProof/>
+                <w:webHidden/>
+              </w:rPr>
+            </w:r>
+            <w:r>
+              <w:rPr>
+                <w:noProof/>
+                <w:webHidden/>
+              </w:rPr>
+              <w:fldChar w:fldCharType="separate"/>
+            </w:r>
+            <w:r>
+              <w:rPr>
+                <w:noProof/>
+                <w:webHidden/>
+              </w:rPr>
+              <w:t>3</w:t>
+            </w:r>
+            <w:r>
+              <w:rPr>
+                <w:noProof/>
+                <w:webHidden/>
+              </w:rPr>
+              <w:fldChar w:fldCharType="end"/>
+            </w:r>
+          </w:hyperlink>
+        </w:p>
+        <w:p>
+          <w:pPr>
+            <w:pStyle w:val="TOC2"/>
+            <w:tabs>
+              <w:tab w:val="left" w:pos="960"/>
+              <w:tab w:val="right" w:leader="dot" w:pos="9016"/>
+            </w:tabs>
+            <w:rPr>
+              <w:noProof/>
+              <w:kern w:val="2"/>
+              <w:sz w:val="24"/>
+              <w:szCs w:val="24"/>
+              <w:lang w:eastAsia="en-IE"/>
+              <w14:ligatures w14:val="standardContextual"/>
+            </w:rPr>
+          </w:pPr>
+          <w:hyperlink w:anchor="_Toc224392257" w:history="1">
+            <w:r>
+              <w:rPr>
+                <w:rStyle w:val="Hyperlink"/>
+                <w:noProof/>
+              </w:rPr>
+              <w:t>1.4.</w:t>
+            </w:r>
+            <w:r>
+              <w:rPr>
+                <w:noProof/>
+                <w:kern w:val="2"/>
+                <w:sz w:val="24"/>
+                <w:szCs w:val="24"/>
+                <w:lang w:eastAsia="en-IE"/>
+                <w14:ligatures w14:val="standardContextual"/>
+              </w:rPr>
+              <w:tab/>
+            </w:r>
+            <w:r>
+              <w:rPr>
+                <w:rStyle w:val="Hyperlink"/>
+                <w:noProof/>
+              </w:rPr>
+              <w:t>Report Outline</w:t>
+            </w:r>
+            <w:r>
+              <w:rPr>
+                <w:noProof/>
+                <w:webHidden/>
+              </w:rPr>
+              <w:tab/>
+            </w:r>
+            <w:r>
+              <w:rPr>
+                <w:noProof/>
+                <w:webHidden/>
+              </w:rPr>
+              <w:fldChar w:fldCharType="begin"/>
+            </w:r>
+            <w:r>
+              <w:rPr>
+                <w:noProof/>
+                <w:webHidden/>
+              </w:rPr>
+              <w:instrText xml:space="preserve"> PAGEREF _Toc224392257 \h </w:instrText>
+            </w:r>
+            <w:r>
+              <w:rPr>
+                <w:noProof/>
+                <w:webHidden/>
+              </w:rPr>
+            </w:r>
+            <w:r>
+              <w:rPr>
+                <w:noProof/>
+                <w:webHidden/>
+              </w:rPr>
+              <w:fldChar w:fldCharType="separate"/>
+            </w:r>
+            <w:r>
+              <w:rPr>
+                <w:noProof/>
+                <w:webHidden/>
+              </w:rPr>
+              <w:t>4</w:t>
             </w:r>
             <w:r>
               <w:rPr>
@@ -2662,26 +3061,34 @@
           <w:pPr>
             <w:pStyle w:val="TOC3"/>
             <w:tabs>
-              <w:tab w:val="left" w:pos="1320"/>
+              <w:tab w:val="left" w:pos="1200"/>
               <w:tab w:val="right" w:leader="dot" w:pos="9016"/>
             </w:tabs>
             <w:rPr>
               <w:noProof/>
+              <w:kern w:val="2"/>
+              <w:sz w:val="24"/>
+              <w:szCs w:val="24"/>
               <w:lang w:val="en-IE" w:eastAsia="en-IE"/>
+              <w14:ligatures w14:val="standardContextual"/>
             </w:rPr>
           </w:pPr>
-          <w:hyperlink w:anchor="_Toc76997402" w:history="1">
+          <w:hyperlink w:anchor="_Toc224392258" w:history="1">
             <w:r>
               <w:rPr>
                 <w:rStyle w:val="Hyperlink"/>
                 <w:noProof/>
               </w:rPr>
-              <w:t>1.2.1.</w:t>
-            </w:r>
-            <w:r>
-              <w:rPr>
-                <w:noProof/>
+              <w:t>1.4.1.</w:t>
+            </w:r>
+            <w:r>
+              <w:rPr>
+                <w:noProof/>
+                <w:kern w:val="2"/>
+                <w:sz w:val="24"/>
+                <w:szCs w:val="24"/>
                 <w:lang w:val="en-IE" w:eastAsia="en-IE"/>
+                <w14:ligatures w14:val="standardContextual"/>
               </w:rPr>
               <w:tab/>
             </w:r>
@@ -2690,7 +3097,7 @@
                 <w:rStyle w:val="Hyperlink"/>
                 <w:noProof/>
               </w:rPr>
-              <w:t>One liner</w:t>
+              <w:t>Design</w:t>
             </w:r>
             <w:r>
               <w:rPr>
@@ -2711,7 +3118,7 @@
                 <w:noProof/>
                 <w:webHidden/>
               </w:rPr>
-              <w:instrText xml:space="preserve"> PAGEREF _Toc76997402 \h </w:instrText>
+              <w:instrText xml:space="preserve"> PAGEREF _Toc224392258 \h </w:instrText>
             </w:r>
             <w:r>
               <w:rPr>
@@ -2731,7 +3138,7 @@
                 <w:noProof/>
                 <w:webHidden/>
               </w:rPr>
-              <w:t>1</w:t>
+              <w:t>4</w:t>
             </w:r>
             <w:r>
               <w:rPr>
@@ -2746,26 +3153,34 @@
           <w:pPr>
             <w:pStyle w:val="TOC3"/>
             <w:tabs>
-              <w:tab w:val="left" w:pos="1320"/>
+              <w:tab w:val="left" w:pos="1200"/>
               <w:tab w:val="right" w:leader="dot" w:pos="9016"/>
             </w:tabs>
             <w:rPr>
               <w:noProof/>
+              <w:kern w:val="2"/>
+              <w:sz w:val="24"/>
+              <w:szCs w:val="24"/>
               <w:lang w:val="en-IE" w:eastAsia="en-IE"/>
+              <w14:ligatures w14:val="standardContextual"/>
             </w:rPr>
           </w:pPr>
-          <w:hyperlink w:anchor="_Toc76997403" w:history="1">
+          <w:hyperlink w:anchor="_Toc224392259" w:history="1">
             <w:r>
               <w:rPr>
                 <w:rStyle w:val="Hyperlink"/>
                 <w:noProof/>
               </w:rPr>
-              <w:t>1.2.2.</w:t>
-            </w:r>
-            <w:r>
-              <w:rPr>
-                <w:noProof/>
+              <w:t>1.4.2.</w:t>
+            </w:r>
+            <w:r>
+              <w:rPr>
+                <w:noProof/>
+                <w:kern w:val="2"/>
+                <w:sz w:val="24"/>
+                <w:szCs w:val="24"/>
                 <w:lang w:val="en-IE" w:eastAsia="en-IE"/>
+                <w14:ligatures w14:val="standardContextual"/>
               </w:rPr>
               <w:tab/>
             </w:r>
@@ -2774,7 +3189,7 @@
                 <w:rStyle w:val="Hyperlink"/>
                 <w:noProof/>
               </w:rPr>
-              <w:t>Sub-Item</w:t>
+              <w:t>Implementation</w:t>
             </w:r>
             <w:r>
               <w:rPr>
@@ -2795,7 +3210,7 @@
                 <w:noProof/>
                 <w:webHidden/>
               </w:rPr>
-              <w:instrText xml:space="preserve"> PAGEREF _Toc76997403 \h </w:instrText>
+              <w:instrText xml:space="preserve"> PAGEREF _Toc224392259 \h </w:instrText>
             </w:r>
             <w:r>
               <w:rPr>
@@ -2815,7 +3230,7 @@
                 <w:noProof/>
                 <w:webHidden/>
               </w:rPr>
-              <w:t>1</w:t>
+              <w:t>4</w:t>
             </w:r>
             <w:r>
               <w:rPr>
@@ -2828,28 +3243,36 @@
         </w:p>
         <w:p>
           <w:pPr>
-            <w:pStyle w:val="TOC2"/>
+            <w:pStyle w:val="TOC3"/>
             <w:tabs>
-              <w:tab w:val="left" w:pos="880"/>
+              <w:tab w:val="left" w:pos="1200"/>
               <w:tab w:val="right" w:leader="dot" w:pos="9016"/>
             </w:tabs>
             <w:rPr>
               <w:noProof/>
-              <w:lang w:eastAsia="en-IE"/>
+              <w:kern w:val="2"/>
+              <w:sz w:val="24"/>
+              <w:szCs w:val="24"/>
+              <w:lang w:val="en-IE" w:eastAsia="en-IE"/>
+              <w14:ligatures w14:val="standardContextual"/>
             </w:rPr>
           </w:pPr>
-          <w:hyperlink w:anchor="_Toc76997404" w:history="1">
+          <w:hyperlink w:anchor="_Toc224392260" w:history="1">
             <w:r>
               <w:rPr>
                 <w:rStyle w:val="Hyperlink"/>
                 <w:noProof/>
               </w:rPr>
-              <w:t>1.3.</w:t>
-            </w:r>
-            <w:r>
-              <w:rPr>
-                <w:noProof/>
-                <w:lang w:eastAsia="en-IE"/>
+              <w:t>1.4.3.</w:t>
+            </w:r>
+            <w:r>
+              <w:rPr>
+                <w:noProof/>
+                <w:kern w:val="2"/>
+                <w:sz w:val="24"/>
+                <w:szCs w:val="24"/>
+                <w:lang w:val="en-IE" w:eastAsia="en-IE"/>
+                <w14:ligatures w14:val="standardContextual"/>
               </w:rPr>
               <w:tab/>
             </w:r>
@@ -2858,7 +3281,7 @@
                 <w:rStyle w:val="Hyperlink"/>
                 <w:noProof/>
               </w:rPr>
-              <w:t>Aims &amp; Objectives</w:t>
+              <w:t>Testing</w:t>
             </w:r>
             <w:r>
               <w:rPr>
@@ -2879,7 +3302,7 @@
                 <w:noProof/>
                 <w:webHidden/>
               </w:rPr>
-              <w:instrText xml:space="preserve"> PAGEREF _Toc76997404 \h </w:instrText>
+              <w:instrText xml:space="preserve"> PAGEREF _Toc224392260 \h </w:instrText>
             </w:r>
             <w:r>
               <w:rPr>
@@ -2899,7 +3322,7 @@
                 <w:noProof/>
                 <w:webHidden/>
               </w:rPr>
-              <w:t>1</w:t>
+              <w:t>5</w:t>
             </w:r>
             <w:r>
               <w:rPr>
@@ -2912,28 +3335,36 @@
         </w:p>
         <w:p>
           <w:pPr>
-            <w:pStyle w:val="TOC2"/>
+            <w:pStyle w:val="TOC3"/>
             <w:tabs>
-              <w:tab w:val="left" w:pos="880"/>
+              <w:tab w:val="left" w:pos="1200"/>
               <w:tab w:val="right" w:leader="dot" w:pos="9016"/>
             </w:tabs>
             <w:rPr>
               <w:noProof/>
-              <w:lang w:eastAsia="en-IE"/>
+              <w:kern w:val="2"/>
+              <w:sz w:val="24"/>
+              <w:szCs w:val="24"/>
+              <w:lang w:val="en-IE" w:eastAsia="en-IE"/>
+              <w14:ligatures w14:val="standardContextual"/>
             </w:rPr>
           </w:pPr>
-          <w:hyperlink w:anchor="_Toc76997405" w:history="1">
+          <w:hyperlink w:anchor="_Toc224392261" w:history="1">
             <w:r>
               <w:rPr>
                 <w:rStyle w:val="Hyperlink"/>
                 <w:noProof/>
               </w:rPr>
-              <w:t>1.4.</w:t>
-            </w:r>
-            <w:r>
-              <w:rPr>
-                <w:noProof/>
-                <w:lang w:eastAsia="en-IE"/>
+              <w:t>1.4.4.</w:t>
+            </w:r>
+            <w:r>
+              <w:rPr>
+                <w:noProof/>
+                <w:kern w:val="2"/>
+                <w:sz w:val="24"/>
+                <w:szCs w:val="24"/>
+                <w:lang w:val="en-IE" w:eastAsia="en-IE"/>
+                <w14:ligatures w14:val="standardContextual"/>
               </w:rPr>
               <w:tab/>
             </w:r>
@@ -2942,7 +3373,7 @@
                 <w:rStyle w:val="Hyperlink"/>
                 <w:noProof/>
               </w:rPr>
-              <w:t>Report Outline</w:t>
+              <w:t>Conclusion</w:t>
             </w:r>
             <w:r>
               <w:rPr>
@@ -2963,7 +3394,7 @@
                 <w:noProof/>
                 <w:webHidden/>
               </w:rPr>
-              <w:instrText xml:space="preserve"> PAGEREF _Toc76997405 \h </w:instrText>
+              <w:instrText xml:space="preserve"> PAGEREF _Toc224392261 \h </w:instrText>
             </w:r>
             <w:r>
               <w:rPr>
@@ -2983,7 +3414,7 @@
                 <w:noProof/>
                 <w:webHidden/>
               </w:rPr>
-              <w:t>2</w:t>
+              <w:t>5</w:t>
             </w:r>
             <w:r>
               <w:rPr>
@@ -3003,10 +3434,14 @@
             </w:tabs>
             <w:rPr>
               <w:noProof/>
+              <w:kern w:val="2"/>
+              <w:sz w:val="24"/>
+              <w:szCs w:val="24"/>
               <w:lang w:eastAsia="en-IE"/>
+              <w14:ligatures w14:val="standardContextual"/>
             </w:rPr>
           </w:pPr>
-          <w:hyperlink w:anchor="_Toc76997406" w:history="1">
+          <w:hyperlink w:anchor="_Toc224392262" w:history="1">
             <w:r>
               <w:rPr>
                 <w:rStyle w:val="Hyperlink"/>
@@ -3017,7 +3452,11 @@
             <w:r>
               <w:rPr>
                 <w:noProof/>
+                <w:kern w:val="2"/>
+                <w:sz w:val="24"/>
+                <w:szCs w:val="24"/>
                 <w:lang w:eastAsia="en-IE"/>
+                <w14:ligatures w14:val="standardContextual"/>
               </w:rPr>
               <w:tab/>
             </w:r>
@@ -3026,7 +3465,7 @@
                 <w:rStyle w:val="Hyperlink"/>
                 <w:noProof/>
               </w:rPr>
-              <w:t>Another Chapter</w:t>
+              <w:t>Chapter Name</w:t>
             </w:r>
             <w:r>
               <w:rPr>
@@ -3047,7 +3486,7 @@
                 <w:noProof/>
                 <w:webHidden/>
               </w:rPr>
-              <w:instrText xml:space="preserve"> PAGEREF _Toc76997406 \h </w:instrText>
+              <w:instrText xml:space="preserve"> PAGEREF _Toc224392262 \h </w:instrText>
             </w:r>
             <w:r>
               <w:rPr>
@@ -3067,7 +3506,7 @@
                 <w:noProof/>
                 <w:webHidden/>
               </w:rPr>
-              <w:t>3</w:t>
+              <w:t>7</w:t>
             </w:r>
             <w:r>
               <w:rPr>
@@ -3082,15 +3521,19 @@
           <w:pPr>
             <w:pStyle w:val="TOC2"/>
             <w:tabs>
-              <w:tab w:val="left" w:pos="880"/>
+              <w:tab w:val="left" w:pos="960"/>
               <w:tab w:val="right" w:leader="dot" w:pos="9016"/>
             </w:tabs>
             <w:rPr>
               <w:noProof/>
+              <w:kern w:val="2"/>
+              <w:sz w:val="24"/>
+              <w:szCs w:val="24"/>
               <w:lang w:eastAsia="en-IE"/>
+              <w14:ligatures w14:val="standardContextual"/>
             </w:rPr>
           </w:pPr>
-          <w:hyperlink w:anchor="_Toc76997407" w:history="1">
+          <w:hyperlink w:anchor="_Toc224392263" w:history="1">
             <w:r>
               <w:rPr>
                 <w:rStyle w:val="Hyperlink"/>
@@ -3101,7 +3544,11 @@
             <w:r>
               <w:rPr>
                 <w:noProof/>
+                <w:kern w:val="2"/>
+                <w:sz w:val="24"/>
+                <w:szCs w:val="24"/>
                 <w:lang w:eastAsia="en-IE"/>
+                <w14:ligatures w14:val="standardContextual"/>
               </w:rPr>
               <w:tab/>
             </w:r>
@@ -3131,7 +3578,7 @@
                 <w:noProof/>
                 <w:webHidden/>
               </w:rPr>
-              <w:instrText xml:space="preserve"> PAGEREF _Toc76997407 \h </w:instrText>
+              <w:instrText xml:space="preserve"> PAGEREF _Toc224392263 \h </w:instrText>
             </w:r>
             <w:r>
               <w:rPr>
@@ -3151,7 +3598,7 @@
                 <w:noProof/>
                 <w:webHidden/>
               </w:rPr>
-              <w:t>3</w:t>
+              <w:t>7</w:t>
             </w:r>
             <w:r>
               <w:rPr>
@@ -3166,15 +3613,19 @@
           <w:pPr>
             <w:pStyle w:val="TOC2"/>
             <w:tabs>
-              <w:tab w:val="left" w:pos="880"/>
+              <w:tab w:val="left" w:pos="960"/>
               <w:tab w:val="right" w:leader="dot" w:pos="9016"/>
             </w:tabs>
             <w:rPr>
               <w:noProof/>
+              <w:kern w:val="2"/>
+              <w:sz w:val="24"/>
+              <w:szCs w:val="24"/>
               <w:lang w:eastAsia="en-IE"/>
+              <w14:ligatures w14:val="standardContextual"/>
             </w:rPr>
           </w:pPr>
-          <w:hyperlink w:anchor="_Toc76997408" w:history="1">
+          <w:hyperlink w:anchor="_Toc224392264" w:history="1">
             <w:r>
               <w:rPr>
                 <w:rStyle w:val="Hyperlink"/>
@@ -3185,7 +3636,11 @@
             <w:r>
               <w:rPr>
                 <w:noProof/>
+                <w:kern w:val="2"/>
+                <w:sz w:val="24"/>
+                <w:szCs w:val="24"/>
                 <w:lang w:eastAsia="en-IE"/>
+                <w14:ligatures w14:val="standardContextual"/>
               </w:rPr>
               <w:tab/>
             </w:r>
@@ -3194,7 +3649,7 @@
                 <w:rStyle w:val="Hyperlink"/>
                 <w:noProof/>
               </w:rPr>
-              <w:t>Referencing</w:t>
+              <w:t>Report Outline</w:t>
             </w:r>
             <w:r>
               <w:rPr>
@@ -3215,7 +3670,7 @@
                 <w:noProof/>
                 <w:webHidden/>
               </w:rPr>
-              <w:instrText xml:space="preserve"> PAGEREF _Toc76997408 \h </w:instrText>
+              <w:instrText xml:space="preserve"> PAGEREF _Toc224392264 \h </w:instrText>
             </w:r>
             <w:r>
               <w:rPr>
@@ -3235,7 +3690,7 @@
                 <w:noProof/>
                 <w:webHidden/>
               </w:rPr>
-              <w:t>4</w:t>
+              <w:t>10</w:t>
             </w:r>
             <w:r>
               <w:rPr>
@@ -3250,15 +3705,19 @@
           <w:pPr>
             <w:pStyle w:val="TOC2"/>
             <w:tabs>
-              <w:tab w:val="left" w:pos="880"/>
+              <w:tab w:val="left" w:pos="960"/>
               <w:tab w:val="right" w:leader="dot" w:pos="9016"/>
             </w:tabs>
             <w:rPr>
               <w:noProof/>
+              <w:kern w:val="2"/>
+              <w:sz w:val="24"/>
+              <w:szCs w:val="24"/>
               <w:lang w:eastAsia="en-IE"/>
+              <w14:ligatures w14:val="standardContextual"/>
             </w:rPr>
           </w:pPr>
-          <w:hyperlink w:anchor="_Toc76997409" w:history="1">
+          <w:hyperlink w:anchor="_Toc224392265" w:history="1">
             <w:r>
               <w:rPr>
                 <w:rStyle w:val="Hyperlink"/>
@@ -3269,7 +3728,11 @@
             <w:r>
               <w:rPr>
                 <w:noProof/>
+                <w:kern w:val="2"/>
+                <w:sz w:val="24"/>
+                <w:szCs w:val="24"/>
                 <w:lang w:eastAsia="en-IE"/>
+                <w14:ligatures w14:val="standardContextual"/>
               </w:rPr>
               <w:tab/>
             </w:r>
@@ -3299,7 +3762,7 @@
                 <w:noProof/>
                 <w:webHidden/>
               </w:rPr>
-              <w:instrText xml:space="preserve"> PAGEREF _Toc76997409 \h </w:instrText>
+              <w:instrText xml:space="preserve"> PAGEREF _Toc224392265 \h </w:instrText>
             </w:r>
             <w:r>
               <w:rPr>
@@ -3319,7 +3782,7 @@
                 <w:noProof/>
                 <w:webHidden/>
               </w:rPr>
-              <w:t>4</w:t>
+              <w:t>10</w:t>
             </w:r>
             <w:r>
               <w:rPr>
@@ -3334,15 +3797,19 @@
           <w:pPr>
             <w:pStyle w:val="TOC2"/>
             <w:tabs>
-              <w:tab w:val="left" w:pos="880"/>
+              <w:tab w:val="left" w:pos="960"/>
               <w:tab w:val="right" w:leader="dot" w:pos="9016"/>
             </w:tabs>
             <w:rPr>
               <w:noProof/>
+              <w:kern w:val="2"/>
+              <w:sz w:val="24"/>
+              <w:szCs w:val="24"/>
               <w:lang w:eastAsia="en-IE"/>
+              <w14:ligatures w14:val="standardContextual"/>
             </w:rPr>
           </w:pPr>
-          <w:hyperlink w:anchor="_Toc76997410" w:history="1">
+          <w:hyperlink w:anchor="_Toc224392266" w:history="1">
             <w:r>
               <w:rPr>
                 <w:rStyle w:val="Hyperlink"/>
@@ -3353,7 +3820,11 @@
             <w:r>
               <w:rPr>
                 <w:noProof/>
+                <w:kern w:val="2"/>
+                <w:sz w:val="24"/>
+                <w:szCs w:val="24"/>
                 <w:lang w:eastAsia="en-IE"/>
+                <w14:ligatures w14:val="standardContextual"/>
               </w:rPr>
               <w:tab/>
             </w:r>
@@ -3383,7 +3854,7 @@
                 <w:noProof/>
                 <w:webHidden/>
               </w:rPr>
-              <w:instrText xml:space="preserve"> PAGEREF _Toc76997410 \h </w:instrText>
+              <w:instrText xml:space="preserve"> PAGEREF _Toc224392266 \h </w:instrText>
             </w:r>
             <w:r>
               <w:rPr>
@@ -3403,7 +3874,7 @@
                 <w:noProof/>
                 <w:webHidden/>
               </w:rPr>
-              <w:t>5</w:t>
+              <w:t>11</w:t>
             </w:r>
             <w:r>
               <w:rPr>
@@ -3422,16 +3893,20 @@
             </w:tabs>
             <w:rPr>
               <w:noProof/>
+              <w:kern w:val="2"/>
+              <w:sz w:val="24"/>
+              <w:szCs w:val="24"/>
               <w:lang w:eastAsia="en-IE"/>
+              <w14:ligatures w14:val="standardContextual"/>
             </w:rPr>
           </w:pPr>
-          <w:hyperlink w:anchor="_Toc76997411" w:history="1">
+          <w:hyperlink w:anchor="_Toc224392267" w:history="1">
             <w:r>
               <w:rPr>
                 <w:rStyle w:val="Hyperlink"/>
                 <w:noProof/>
               </w:rPr>
-              <w:t>Appendices</w:t>
+              <w:t>References</w:t>
             </w:r>
             <w:r>
               <w:rPr>
@@ -3452,7 +3927,7 @@
                 <w:noProof/>
                 <w:webHidden/>
               </w:rPr>
-              <w:instrText xml:space="preserve"> PAGEREF _Toc76997411 \h </w:instrText>
+              <w:instrText xml:space="preserve"> PAGEREF _Toc224392267 \h </w:instrText>
             </w:r>
             <w:r>
               <w:rPr>
@@ -3472,7 +3947,7 @@
                 <w:noProof/>
                 <w:webHidden/>
               </w:rPr>
-              <w:t>8</w:t>
+              <w:t>i</w:t>
             </w:r>
             <w:r>
               <w:rPr>
@@ -3491,16 +3966,20 @@
             </w:tabs>
             <w:rPr>
               <w:noProof/>
+              <w:kern w:val="2"/>
+              <w:sz w:val="24"/>
+              <w:szCs w:val="24"/>
               <w:lang w:eastAsia="en-IE"/>
+              <w14:ligatures w14:val="standardContextual"/>
             </w:rPr>
           </w:pPr>
-          <w:hyperlink w:anchor="_Toc76997412" w:history="1">
+          <w:hyperlink w:anchor="_Toc224392268" w:history="1">
             <w:r>
               <w:rPr>
                 <w:rStyle w:val="Hyperlink"/>
                 <w:noProof/>
               </w:rPr>
-              <w:t>Appendix A:  References</w:t>
+              <w:t>Appendices</w:t>
             </w:r>
             <w:r>
               <w:rPr>
@@ -3521,7 +4000,7 @@
                 <w:noProof/>
                 <w:webHidden/>
               </w:rPr>
-              <w:instrText xml:space="preserve"> PAGEREF _Toc76997412 \h </w:instrText>
+              <w:instrText xml:space="preserve"> PAGEREF _Toc224392268 \h </w:instrText>
             </w:r>
             <w:r>
               <w:rPr>
@@ -3541,7 +4020,7 @@
                 <w:noProof/>
                 <w:webHidden/>
               </w:rPr>
-              <w:t>i</w:t>
+              <w:t>ii</w:t>
             </w:r>
             <w:r>
               <w:rPr>
@@ -3560,16 +4039,20 @@
             </w:tabs>
             <w:rPr>
               <w:noProof/>
+              <w:kern w:val="2"/>
+              <w:sz w:val="24"/>
+              <w:szCs w:val="24"/>
               <w:lang w:eastAsia="en-IE"/>
+              <w14:ligatures w14:val="standardContextual"/>
             </w:rPr>
           </w:pPr>
-          <w:hyperlink w:anchor="_Toc76997413" w:history="1">
+          <w:hyperlink w:anchor="_Toc224392269" w:history="1">
             <w:r>
               <w:rPr>
                 <w:rStyle w:val="Hyperlink"/>
                 <w:noProof/>
               </w:rPr>
-              <w:t>Appendix B:  Code Listing</w:t>
+              <w:t>Appendix A:  Code Listing</w:t>
             </w:r>
             <w:r>
               <w:rPr>
@@ -3590,7 +4073,7 @@
                 <w:noProof/>
                 <w:webHidden/>
               </w:rPr>
-              <w:instrText xml:space="preserve"> PAGEREF _Toc76997413 \h </w:instrText>
+              <w:instrText xml:space="preserve"> PAGEREF _Toc224392269 \h </w:instrText>
             </w:r>
             <w:r>
               <w:rPr>
@@ -3610,7 +4093,7 @@
                 <w:noProof/>
                 <w:webHidden/>
               </w:rPr>
-              <w:t>ii</w:t>
+              <w:t>iii</w:t>
             </w:r>
             <w:r>
               <w:rPr>
@@ -3651,25 +4134,14 @@
     </w:p>
     <w:p>
       <w:pPr>
-        <w:tabs>
-          <w:tab w:val="right" w:pos="9026"/>
-        </w:tabs>
-        <w:spacing w:after="0" w:line="360" w:lineRule="auto"/>
-        <w:rPr>
-          <w:sz w:val="40"/>
-          <w:szCs w:val="40"/>
-        </w:rPr>
-      </w:pPr>
-    </w:p>
-    <w:p>
-      <w:pPr>
         <w:pStyle w:val="Heading1"/>
       </w:pPr>
-      <w:bookmarkStart w:id="7" w:name="_Toc76997396"/>
-      <w:r>
+      <w:bookmarkStart w:id="6" w:name="_Toc224392250"/>
+      <w:r>
+        <w:lastRenderedPageBreak/>
         <w:t>Table of Figures</w:t>
       </w:r>
-      <w:bookmarkEnd w:id="7"/>
+      <w:bookmarkEnd w:id="6"/>
     </w:p>
     <w:p>
       <w:pPr>
@@ -3718,13 +4190,13 @@
         </w:rPr>
         <w:fldChar w:fldCharType="separate"/>
       </w:r>
-      <w:hyperlink w:anchor="_Toc429427538" w:history="1">
+      <w:hyperlink w:anchor="_Toc101374228" w:history="1">
         <w:r>
           <w:rPr>
             <w:rStyle w:val="Hyperlink"/>
             <w:noProof/>
           </w:rPr>
-          <w:t>Figure 1 Letterkenny Institute of Technology Logo</w:t>
+          <w:t>Figure 1 Atlantic Technological University Donegal Logo</w:t>
         </w:r>
         <w:r>
           <w:rPr>
@@ -3745,7 +4217,7 @@
             <w:noProof/>
             <w:webHidden/>
           </w:rPr>
-          <w:instrText xml:space="preserve"> PAGEREF _Toc429427538 \h </w:instrText>
+          <w:instrText xml:space="preserve"> PAGEREF _Toc101374228 \h </w:instrText>
         </w:r>
         <w:r>
           <w:rPr>
@@ -3765,7 +4237,7 @@
             <w:noProof/>
             <w:webHidden/>
           </w:rPr>
-          <w:t>13</w:t>
+          <w:t>2</w:t>
         </w:r>
         <w:r>
           <w:rPr>
@@ -3790,13 +4262,13 @@
           <w:lang w:eastAsia="en-IE"/>
         </w:rPr>
       </w:pPr>
-      <w:hyperlink w:anchor="_Toc429427539" w:history="1">
+      <w:hyperlink w:anchor="_Toc101374229" w:history="1">
         <w:r>
           <w:rPr>
             <w:rStyle w:val="Hyperlink"/>
             <w:noProof/>
           </w:rPr>
-          <w:t>Figure 2 Letterkenny Institute of Technology Logo</w:t>
+          <w:t>Figure 2 ATU Donegal, Letterkenny</w:t>
         </w:r>
         <w:r>
           <w:rPr>
@@ -3817,7 +4289,7 @@
             <w:noProof/>
             <w:webHidden/>
           </w:rPr>
-          <w:instrText xml:space="preserve"> PAGEREF _Toc429427539 \h </w:instrText>
+          <w:instrText xml:space="preserve"> PAGEREF _Toc101374229 \h </w:instrText>
         </w:r>
         <w:r>
           <w:rPr>
@@ -3837,7 +4309,7 @@
             <w:noProof/>
             <w:webHidden/>
           </w:rPr>
-          <w:t>13</w:t>
+          <w:t>2</w:t>
         </w:r>
         <w:r>
           <w:rPr>
@@ -3906,16 +4378,16 @@
         <w:br w:type="page"/>
       </w:r>
     </w:p>
-    <w:p/>
     <w:p>
       <w:pPr>
         <w:pStyle w:val="Heading1"/>
       </w:pPr>
-      <w:bookmarkStart w:id="8" w:name="_Toc76997397"/>
-      <w:r>
+      <w:bookmarkStart w:id="7" w:name="_Toc224392251"/>
+      <w:r>
+        <w:lastRenderedPageBreak/>
         <w:t>Table of Tables</w:t>
       </w:r>
-      <w:bookmarkEnd w:id="8"/>
+      <w:bookmarkEnd w:id="7"/>
     </w:p>
     <w:p/>
     <w:p>
@@ -4084,17 +4556,24 @@
           <w:szCs w:val="40"/>
         </w:rPr>
       </w:pPr>
-    </w:p>
-    <w:p/>
+      <w:r>
+        <w:rPr>
+          <w:sz w:val="40"/>
+          <w:szCs w:val="40"/>
+        </w:rPr>
+        <w:br w:type="page"/>
+      </w:r>
+    </w:p>
     <w:p>
       <w:pPr>
         <w:pStyle w:val="Heading1"/>
       </w:pPr>
-      <w:bookmarkStart w:id="9" w:name="_Toc76997398"/>
-      <w:r>
+      <w:bookmarkStart w:id="8" w:name="_Toc224392252"/>
+      <w:r>
+        <w:lastRenderedPageBreak/>
         <w:t>Table of Code Listings</w:t>
       </w:r>
-      <w:bookmarkEnd w:id="9"/>
+      <w:bookmarkEnd w:id="8"/>
     </w:p>
     <w:p/>
     <w:p>
@@ -4186,8 +4665,6 @@
     <w:p>
       <w:pPr>
         <w:sectPr>
-          <w:headerReference w:type="default" r:id="rId8"/>
-          <w:footerReference w:type="default" r:id="rId9"/>
           <w:pgSz w:w="11906" w:h="16838"/>
           <w:pgMar w:top="1440" w:right="1440" w:bottom="1440" w:left="1440" w:header="708" w:footer="708" w:gutter="0"/>
           <w:cols w:space="708"/>
@@ -4204,12 +4681,15 @@
         </w:numPr>
         <w:ind w:left="567" w:hanging="567"/>
       </w:pPr>
-      <w:bookmarkStart w:id="10" w:name="_Ref357510072"/>
-      <w:bookmarkStart w:id="11" w:name="_Toc76997399"/>
+      <w:bookmarkStart w:id="9" w:name="_Ref357510072"/>
+      <w:bookmarkStart w:id="10" w:name="_Toc76997399"/>
+      <w:bookmarkStart w:id="11" w:name="_Toc224392253"/>
+      <w:bookmarkStart w:id="12" w:name="_Toc76997400"/>
       <w:r>
         <w:lastRenderedPageBreak/>
         <w:t>Introduction</w:t>
       </w:r>
+      <w:bookmarkEnd w:id="9"/>
       <w:bookmarkEnd w:id="10"/>
       <w:bookmarkEnd w:id="11"/>
     </w:p>
@@ -4227,14 +4707,112 @@
           <w:sz w:val="24"/>
           <w:szCs w:val="24"/>
         </w:rPr>
-        <w:t xml:space="preserve">Volunteering plays a central role in Irish society, with Census 2022 data from the Central Statistics Office (CSO) recording over 700,000 people — approximately 14% of the population — engaged in regular voluntary activity (CSO, 2024). </w:t>
-      </w:r>
-      <w:r>
-        <w:rPr>
-          <w:sz w:val="24"/>
-          <w:szCs w:val="24"/>
-        </w:rPr>
-        <w:t>Voluntary organisations play an important role in supporting community wellbeing and civic participation across Ireland (Department of Rural and Community Development, 2021).</w:t>
+        <w:t>Volunteering plays a central role in Irish society, with Census 2022 data from the Central Statistics Office (CSO) recording over 700,000 people — approximately 14% of the population — engaged in regular voluntary activity</w:t>
+      </w:r>
+      <w:r>
+        <w:rPr>
+          <w:sz w:val="24"/>
+          <w:szCs w:val="24"/>
+        </w:rPr>
+        <w:t xml:space="preserve"> </w:t>
+      </w:r>
+      <w:r>
+        <w:rPr>
+          <w:sz w:val="24"/>
+          <w:szCs w:val="24"/>
+        </w:rPr>
+        <w:fldChar w:fldCharType="begin"/>
+      </w:r>
+      <w:r>
+        <w:rPr>
+          <w:sz w:val="24"/>
+          <w:szCs w:val="24"/>
+        </w:rPr>
+        <w:instrText xml:space="preserve"> ADDIN ZOTERO_ITEM CSL_CITATION {"citationID":"qtaRIXHs","properties":{"unsorted":false,"formattedCitation":"(Central Statistics Office, 2024)","plainCitation":"(Central Statistics Office, 2024)","noteIndex":0},"citationItems":[{"id":3,"uris":["http://zotero.org/users/19861326/items/Y3CG4YS9"],"itemData":{"id":3,"type":"webpage","language":"en","publisher":"CSO","title":"Key Findings Census of Population 2022 Spotlight Series: Volunteering in Ireland - Central Statistics Office","title-short":"Key Findings Census of Population 2022 Spotlight Series","URL":"https://www.cso.ie/en/releasesandpublications/ep/p-cpsv/censusofpopulation2022spotlightseriesvolunteeringinireland/keyfindings/","author":[{"literal":"Central Statistics Office"}],"accessed":{"date-parts":[["2026",3,6]]},"issued":{"date-parts":[["2024",2,1]]}}}],"schema":"https://github.com/citation-style-language/schema/raw/master/csl-citation.json"} </w:instrText>
+      </w:r>
+      <w:r>
+        <w:rPr>
+          <w:sz w:val="24"/>
+          <w:szCs w:val="24"/>
+        </w:rPr>
+        <w:fldChar w:fldCharType="separate"/>
+      </w:r>
+      <w:r>
+        <w:rPr>
+          <w:rFonts w:ascii="Calibri" w:hAnsi="Calibri" w:cs="Calibri"/>
+          <w:sz w:val="24"/>
+        </w:rPr>
+        <w:t>(Central Statistics Office, 2024)</w:t>
+      </w:r>
+      <w:r>
+        <w:rPr>
+          <w:sz w:val="24"/>
+          <w:szCs w:val="24"/>
+        </w:rPr>
+        <w:fldChar w:fldCharType="end"/>
+      </w:r>
+      <w:r>
+        <w:rPr>
+          <w:sz w:val="24"/>
+          <w:szCs w:val="24"/>
+        </w:rPr>
+        <w:t xml:space="preserve">. </w:t>
+      </w:r>
+      <w:r>
+        <w:rPr>
+          <w:sz w:val="24"/>
+          <w:szCs w:val="24"/>
+        </w:rPr>
+        <w:t>Voluntary organisations play an important role in supporting community wellbeing and civic participation across Ireland</w:t>
+      </w:r>
+      <w:r>
+        <w:rPr>
+          <w:sz w:val="24"/>
+          <w:szCs w:val="24"/>
+        </w:rPr>
+        <w:t xml:space="preserve"> </w:t>
+      </w:r>
+      <w:r>
+        <w:rPr>
+          <w:sz w:val="24"/>
+          <w:szCs w:val="24"/>
+        </w:rPr>
+        <w:fldChar w:fldCharType="begin"/>
+      </w:r>
+      <w:r>
+        <w:rPr>
+          <w:sz w:val="24"/>
+          <w:szCs w:val="24"/>
+        </w:rPr>
+        <w:instrText xml:space="preserve"> ADDIN ZOTERO_ITEM CSL_CITATION {"citationID":"KGNWTYzy","properties":{"unsorted":false,"formattedCitation":"(Department of Rural and Community Development, 2021)","plainCitation":"(Department of Rural and Community Development, 2021)","noteIndex":0},"citationItems":[{"id":20,"uris":["http://zotero.org/users/19861326/items/LMU3XH4F"],"itemData":{"id":20,"type":"webpage","abstract":"Setting out a long-term vision for volunteering and volunteers in Ireland.","container-title":"gov.ie","language":"en","title":"National Volunteering Strategy (2021 - 2025)","URL":"https://www.gov.ie/en/department-of-rural-and-community-development-and-the-gaeltacht/publications/national-volunteering-strategy-2021-2025/","author":[{"literal":"Department of Rural and Community Development"}],"accessed":{"date-parts":[["2026",3,9]]},"issued":{"date-parts":[["2021"]]}}}],"schema":"https://github.com/citation-style-language/schema/raw/master/csl-citation.json"} </w:instrText>
+      </w:r>
+      <w:r>
+        <w:rPr>
+          <w:sz w:val="24"/>
+          <w:szCs w:val="24"/>
+        </w:rPr>
+        <w:fldChar w:fldCharType="separate"/>
+      </w:r>
+      <w:r>
+        <w:rPr>
+          <w:rFonts w:ascii="Calibri" w:hAnsi="Calibri" w:cs="Calibri"/>
+          <w:sz w:val="24"/>
+        </w:rPr>
+        <w:t>(Department of Rural and Community Development, 2021)</w:t>
+      </w:r>
+      <w:r>
+        <w:rPr>
+          <w:sz w:val="24"/>
+          <w:szCs w:val="24"/>
+        </w:rPr>
+        <w:fldChar w:fldCharType="end"/>
+      </w:r>
+      <w:r>
+        <w:rPr>
+          <w:sz w:val="24"/>
+          <w:szCs w:val="24"/>
+        </w:rPr>
+        <w:t>.</w:t>
       </w:r>
       <w:r>
         <w:rPr>
@@ -4305,7 +4883,7 @@
           <w:szCs w:val="28"/>
         </w:rPr>
       </w:pPr>
-      <w:bookmarkStart w:id="12" w:name="_Toc76997400"/>
+      <w:bookmarkStart w:id="13" w:name="_Toc224392254"/>
       <w:r>
         <w:rPr>
           <w:szCs w:val="28"/>
@@ -4313,6 +4891,7 @@
         <w:t>Purpose</w:t>
       </w:r>
       <w:bookmarkEnd w:id="12"/>
+      <w:bookmarkEnd w:id="13"/>
     </w:p>
     <w:p>
       <w:pPr>
@@ -4422,11 +5001,12 @@
         <w:lastRenderedPageBreak/>
         <w:t>with the General Data Protection Regulation (GDPR), the principles of which will be explored further in Section 1.2.</w:t>
       </w:r>
-      <w:bookmarkStart w:id="13" w:name="_Toc76997401"/>
-    </w:p>
-    <w:p>
-      <w:pPr>
-        <w:spacing w:after="0" w:line="360" w:lineRule="auto"/>
+    </w:p>
+    <w:p>
+      <w:pPr>
+        <w:pStyle w:val="ListParagraph"/>
+        <w:spacing w:after="0" w:line="360" w:lineRule="auto"/>
+        <w:ind w:left="0"/>
         <w:jc w:val="both"/>
         <w:rPr>
           <w:sz w:val="24"/>
@@ -4443,10 +5023,11 @@
         </w:numPr>
         <w:ind w:left="851" w:hanging="851"/>
       </w:pPr>
+      <w:bookmarkStart w:id="14" w:name="_Toc224392255"/>
       <w:r>
         <w:t>Background</w:t>
       </w:r>
-      <w:bookmarkEnd w:id="13"/>
+      <w:bookmarkEnd w:id="14"/>
     </w:p>
     <w:p>
       <w:pPr>
@@ -4476,23 +5057,49 @@
           <w:sz w:val="24"/>
           <w:szCs w:val="24"/>
         </w:rPr>
-        <w:t xml:space="preserve"> (</w:t>
-      </w:r>
-      <w:proofErr w:type="gramStart"/>
-      <w:r>
-        <w:rPr>
-          <w:sz w:val="24"/>
-          <w:szCs w:val="24"/>
-        </w:rPr>
-        <w:t>An</w:t>
-      </w:r>
-      <w:proofErr w:type="gramEnd"/>
-      <w:r>
-        <w:rPr>
-          <w:sz w:val="24"/>
-          <w:szCs w:val="24"/>
-        </w:rPr>
-        <w:t xml:space="preserve"> Garda Síochána, 2016). This organisation-centric approach means that a single volunteer who is active across multiple organisations must undergo a separate vetting process for each one.</w:t>
+        <w:t xml:space="preserve"> </w:t>
+      </w:r>
+      <w:r>
+        <w:rPr>
+          <w:sz w:val="24"/>
+          <w:szCs w:val="24"/>
+        </w:rPr>
+        <w:fldChar w:fldCharType="begin"/>
+      </w:r>
+      <w:r>
+        <w:rPr>
+          <w:sz w:val="24"/>
+          <w:szCs w:val="24"/>
+        </w:rPr>
+        <w:instrText xml:space="preserve"> ADDIN ZOTERO_ITEM CSL_CITATION {"citationID":"wmJPsrmx","properties":{"unsorted":false,"formattedCitation":"(An Garda S\\uc0\\u237{}och\\uc0\\u225{}na, 2016)","plainCitation":"(An Garda Síochána, 2016)","noteIndex":0},"citationItems":[{"id":12,"uris":["http://zotero.org/users/19861326/items/TZCDPKMT"],"itemData":{"id":12,"type":"webpage","container-title":"Garda","language":"en","title":"Garda National Vetting Bureau","URL":"https://www.garda.ie/en/about-us/organised-serious-crime/garda-national-vetting-bureau-gnvb-/","author":[{"literal":"An Garda Síochána"}],"accessed":{"date-parts":[["2026",3,7]]},"issued":{"date-parts":[["2016"]]}}}],"schema":"https://github.com/citation-style-language/schema/raw/master/csl-citation.json"} </w:instrText>
+      </w:r>
+      <w:r>
+        <w:rPr>
+          <w:sz w:val="24"/>
+          <w:szCs w:val="24"/>
+        </w:rPr>
+        <w:fldChar w:fldCharType="separate"/>
+      </w:r>
+      <w:r>
+        <w:rPr>
+          <w:rFonts w:ascii="Calibri" w:hAnsi="Calibri" w:cs="Calibri"/>
+          <w:sz w:val="24"/>
+        </w:rPr>
+        <w:t>(An Garda Síochána, 2016)</w:t>
+      </w:r>
+      <w:r>
+        <w:rPr>
+          <w:sz w:val="24"/>
+          <w:szCs w:val="24"/>
+        </w:rPr>
+        <w:fldChar w:fldCharType="end"/>
+      </w:r>
+      <w:r>
+        <w:rPr>
+          <w:sz w:val="24"/>
+          <w:szCs w:val="24"/>
+        </w:rPr>
+        <w:t>. This organisation-centric approach means that a single volunteer who is active across multiple organisations must undergo a separate vetting process for each one.</w:t>
       </w:r>
     </w:p>
     <w:p>
@@ -4535,7 +5142,56 @@
           <w:sz w:val="24"/>
           <w:szCs w:val="24"/>
         </w:rPr>
-        <w:t xml:space="preserve"> system to streamline the application process, removing delays previously associated with paper-based submissions and improving turnaround times (National Vetting Bureau, n.d.). While </w:t>
+        <w:t xml:space="preserve"> system to streamline the application process, removing delays previously associated with paper-based submissions and improving turnaround times</w:t>
+      </w:r>
+      <w:r>
+        <w:rPr>
+          <w:sz w:val="24"/>
+          <w:szCs w:val="24"/>
+        </w:rPr>
+        <w:t xml:space="preserve"> </w:t>
+      </w:r>
+      <w:r>
+        <w:rPr>
+          <w:sz w:val="24"/>
+          <w:szCs w:val="24"/>
+        </w:rPr>
+        <w:fldChar w:fldCharType="begin"/>
+      </w:r>
+      <w:r>
+        <w:rPr>
+          <w:sz w:val="24"/>
+          <w:szCs w:val="24"/>
+        </w:rPr>
+        <w:instrText xml:space="preserve"> ADDIN ZOTERO_ITEM CSL_CITATION {"citationID":"lnNR7zGA","properties":{"unsorted":false,"formattedCitation":"(National Vetting Bureau, no date)","plainCitation":"(National Vetting Bureau, no date)","noteIndex":0},"citationItems":[{"id":14,"uris":["http://zotero.org/users/19861326/items/N3YG9DFB"],"itemData":{"id":14,"type":"webpage","title":"National Vetting Bureau","URL":"https://vetting.garda.ie/Application/About","author":[{"literal":"National Vetting Bureau"}],"accessed":{"date-parts":[["2026",3,7]]}}}],"schema":"https://github.com/citation-style-language/schema/raw/master/csl-citation.json"} </w:instrText>
+      </w:r>
+      <w:r>
+        <w:rPr>
+          <w:sz w:val="24"/>
+          <w:szCs w:val="24"/>
+        </w:rPr>
+        <w:fldChar w:fldCharType="separate"/>
+      </w:r>
+      <w:r>
+        <w:rPr>
+          <w:rFonts w:ascii="Calibri" w:hAnsi="Calibri" w:cs="Calibri"/>
+          <w:sz w:val="24"/>
+        </w:rPr>
+        <w:t>(National Vetting Bureau, no date)</w:t>
+      </w:r>
+      <w:r>
+        <w:rPr>
+          <w:sz w:val="24"/>
+          <w:szCs w:val="24"/>
+        </w:rPr>
+        <w:fldChar w:fldCharType="end"/>
+      </w:r>
+      <w:r>
+        <w:rPr>
+          <w:sz w:val="24"/>
+          <w:szCs w:val="24"/>
+        </w:rPr>
+        <w:t xml:space="preserve">. While </w:t>
       </w:r>
       <w:proofErr w:type="spellStart"/>
       <w:r>
@@ -4578,7 +5234,56 @@
           <w:sz w:val="24"/>
           <w:szCs w:val="24"/>
         </w:rPr>
-        <w:t xml:space="preserve">In practice, many organisations continue to rely on partially or fully manual processes. Cairn Community Games, for example, requires volunteers to complete an online invitation form, print it, have it physically signed and validated by a Children's Officer, and post it along with identity documents to their head office in Athlone — a process that can take up to four weeks (Cairn Community Games, 2025). Similarly, Athletics Ireland requires volunteers to complete a paper </w:t>
+        <w:t>In practice, many organisations continue to rely on partially or fully manual processes. Cairn Community Games, for example, requires volunteers to complete an online invitation form, print it, have it physically signed and validated by a Children's Officer, and post it along with identity documents to their head office in Athlone — a process that can take up to four weeks</w:t>
+      </w:r>
+      <w:r>
+        <w:rPr>
+          <w:sz w:val="24"/>
+          <w:szCs w:val="24"/>
+        </w:rPr>
+        <w:t xml:space="preserve"> </w:t>
+      </w:r>
+      <w:r>
+        <w:rPr>
+          <w:sz w:val="24"/>
+          <w:szCs w:val="24"/>
+        </w:rPr>
+        <w:fldChar w:fldCharType="begin"/>
+      </w:r>
+      <w:r>
+        <w:rPr>
+          <w:sz w:val="24"/>
+          <w:szCs w:val="24"/>
+        </w:rPr>
+        <w:instrText xml:space="preserve"> ADDIN ZOTERO_ITEM CSL_CITATION {"citationID":"UFxW7rzV","properties":{"unsorted":false,"formattedCitation":"(Cairn Community Games, 2025)","plainCitation":"(Cairn Community Games, 2025)","noteIndex":0},"citationItems":[{"id":7,"uris":["http://zotero.org/users/19861326/items/HPNZ8CEB"],"itemData":{"id":7,"type":"webpage","abstract":"Complete the necessary Garda Vetting process to ensure the safety and well-being of all participants.","language":"en","title":"Cairn Community Games - Garda Vetting","URL":"https://www.cairncommunitygames.ie/volunteers/vetting","author":[{"literal":"Cairn Community Games"}],"accessed":{"date-parts":[["2026",3,7]]},"issued":{"date-parts":[["2025"]]}}}],"schema":"https://github.com/citation-style-language/schema/raw/master/csl-citation.json"} </w:instrText>
+      </w:r>
+      <w:r>
+        <w:rPr>
+          <w:sz w:val="24"/>
+          <w:szCs w:val="24"/>
+        </w:rPr>
+        <w:fldChar w:fldCharType="separate"/>
+      </w:r>
+      <w:r>
+        <w:rPr>
+          <w:rFonts w:ascii="Calibri" w:hAnsi="Calibri" w:cs="Calibri"/>
+          <w:sz w:val="24"/>
+        </w:rPr>
+        <w:t>(Cairn Community Games, 2025)</w:t>
+      </w:r>
+      <w:r>
+        <w:rPr>
+          <w:sz w:val="24"/>
+          <w:szCs w:val="24"/>
+        </w:rPr>
+        <w:fldChar w:fldCharType="end"/>
+      </w:r>
+      <w:r>
+        <w:rPr>
+          <w:sz w:val="24"/>
+          <w:szCs w:val="24"/>
+        </w:rPr>
+        <w:t xml:space="preserve">. Similarly, Athletics Ireland requires volunteers to complete a paper </w:t>
       </w:r>
       <w:proofErr w:type="spellStart"/>
       <w:r>
@@ -4610,7 +5315,56 @@
           <w:sz w:val="24"/>
           <w:szCs w:val="24"/>
         </w:rPr>
-        <w:t xml:space="preserve"> portal (Athletics </w:t>
+        <w:t xml:space="preserve"> portal </w:t>
+      </w:r>
+      <w:r>
+        <w:rPr>
+          <w:sz w:val="24"/>
+          <w:szCs w:val="24"/>
+        </w:rPr>
+        <w:t xml:space="preserve"> </w:t>
+      </w:r>
+      <w:r>
+        <w:rPr>
+          <w:sz w:val="24"/>
+          <w:szCs w:val="24"/>
+        </w:rPr>
+        <w:fldChar w:fldCharType="begin"/>
+      </w:r>
+      <w:r>
+        <w:rPr>
+          <w:sz w:val="24"/>
+          <w:szCs w:val="24"/>
+        </w:rPr>
+        <w:instrText xml:space="preserve"> ADDIN ZOTERO_ITEM CSL_CITATION {"citationID":"VjUJ1fvl","properties":{"unsorted":false,"formattedCitation":"(Athletics Ireland, 2026)","plainCitation":"(Athletics Ireland, 2026)","noteIndex":0},"citationItems":[{"id":9,"uris":["http://zotero.org/users/19861326/items/A7GWAMRM"],"itemData":{"id":9,"type":"post-weblog","container-title":"Athletics Ireland","language":"en-US","title":"Athletics Ireland - Garda Vetting Policy","URL":"https://www.athleticsireland.ie/child-welfare/garda-vetting-policy/","author":[{"literal":"Athletics Ireland"}],"accessed":{"date-parts":[["2026",3,7]]},"issued":{"date-parts":[["2026"]]}}}],"schema":"https://github.com/citation-style-language/schema/raw/master/csl-citation.json"} </w:instrText>
+      </w:r>
+      <w:r>
+        <w:rPr>
+          <w:sz w:val="24"/>
+          <w:szCs w:val="24"/>
+        </w:rPr>
+        <w:fldChar w:fldCharType="separate"/>
+      </w:r>
+      <w:r>
+        <w:rPr>
+          <w:rFonts w:ascii="Calibri" w:hAnsi="Calibri" w:cs="Calibri"/>
+          <w:sz w:val="24"/>
+        </w:rPr>
+        <w:t>(Athletics Ireland, 2026)</w:t>
+      </w:r>
+      <w:r>
+        <w:rPr>
+          <w:sz w:val="24"/>
+          <w:szCs w:val="24"/>
+        </w:rPr>
+        <w:fldChar w:fldCharType="end"/>
+      </w:r>
+      <w:r>
+        <w:rPr>
+          <w:sz w:val="24"/>
+          <w:szCs w:val="24"/>
+        </w:rPr>
+        <w:t xml:space="preserve">. Athletics Ireland explicitly states that vetting is not transferable between </w:t>
       </w:r>
       <w:r>
         <w:rPr>
@@ -4618,35 +5372,119 @@
           <w:szCs w:val="24"/>
         </w:rPr>
         <w:lastRenderedPageBreak/>
-        <w:t>Ireland, 202</w:t>
-      </w:r>
-      <w:r>
-        <w:rPr>
-          <w:sz w:val="24"/>
-          <w:szCs w:val="24"/>
-        </w:rPr>
-        <w:t>6</w:t>
-      </w:r>
-      <w:r>
-        <w:rPr>
-          <w:sz w:val="24"/>
-          <w:szCs w:val="24"/>
-        </w:rPr>
-        <w:t>). Athletics Ireland explicitly states that vetting is not transferable between sporting associations and must be renewed every three years (Athletics Ireland, 202</w:t>
-      </w:r>
-      <w:r>
-        <w:rPr>
-          <w:sz w:val="24"/>
-          <w:szCs w:val="24"/>
-        </w:rPr>
-        <w:t>6</w:t>
-      </w:r>
-      <w:r>
-        <w:rPr>
-          <w:sz w:val="24"/>
-          <w:szCs w:val="24"/>
-        </w:rPr>
-        <w:t>).</w:t>
+        <w:t>sporting associations and must be renewed every three years</w:t>
+      </w:r>
+      <w:r>
+        <w:rPr>
+          <w:sz w:val="24"/>
+          <w:szCs w:val="24"/>
+        </w:rPr>
+        <w:t xml:space="preserve"> </w:t>
+      </w:r>
+      <w:r>
+        <w:rPr>
+          <w:sz w:val="24"/>
+          <w:szCs w:val="24"/>
+        </w:rPr>
+        <w:fldChar w:fldCharType="begin"/>
+      </w:r>
+      <w:r>
+        <w:rPr>
+          <w:sz w:val="24"/>
+          <w:szCs w:val="24"/>
+        </w:rPr>
+        <w:instrText xml:space="preserve"> ADDIN ZOTERO_ITEM CSL_CITATION {"citationID":"ONlywyoG","properties":{"unsorted":false,"formattedCitation":"(Athletics Ireland, 2026)","plainCitation":"(Athletics Ireland, 2026)","noteIndex":0},"citationItems":[{"id":9,"uris":["http://zotero.org/users/19861326/items/A7GWAMRM"],"itemData":{"id":9,"type":"post-weblog","container-title":"Athletics Ireland","language":"en-US","title":"Athletics Ireland - Garda Vetting Policy","URL":"https://www.athleticsireland.ie/child-welfare/garda-vetting-policy/","author":[{"literal":"Athletics Ireland"}],"accessed":{"date-parts":[["2026",3,7]]},"issued":{"date-parts":[["2026"]]}}}],"schema":"https://github.com/citation-style-language/schema/raw/master/csl-citation.json"} </w:instrText>
+      </w:r>
+      <w:r>
+        <w:rPr>
+          <w:sz w:val="24"/>
+          <w:szCs w:val="24"/>
+        </w:rPr>
+        <w:fldChar w:fldCharType="separate"/>
+      </w:r>
+      <w:r>
+        <w:rPr>
+          <w:rFonts w:ascii="Calibri" w:hAnsi="Calibri" w:cs="Calibri"/>
+          <w:sz w:val="24"/>
+        </w:rPr>
+        <w:t>(Athletics Ireland, 2026)</w:t>
+      </w:r>
+      <w:r>
+        <w:rPr>
+          <w:sz w:val="24"/>
+          <w:szCs w:val="24"/>
+        </w:rPr>
+        <w:fldChar w:fldCharType="end"/>
+      </w:r>
+      <w:r>
+        <w:rPr>
+          <w:sz w:val="24"/>
+          <w:szCs w:val="24"/>
+        </w:rPr>
+        <w:t>.</w:t>
+      </w:r>
+      <w:r>
+        <w:rPr>
+          <w:sz w:val="24"/>
+          <w:szCs w:val="24"/>
+        </w:rPr>
+        <w:t xml:space="preserve"> </w:t>
+      </w:r>
+      <w:r>
+        <w:rPr>
+          <w:sz w:val="24"/>
+          <w:szCs w:val="24"/>
+        </w:rPr>
+        <w:t>The Irish Government has itself acknowledged the limitations of the current system, establishing an interdepartmental group in 2021 to examine reform of Garda vetting arrangements, with a key focus on introducing mandatory re-vetting every three years</w:t>
+      </w:r>
+      <w:r>
+        <w:rPr>
+          <w:sz w:val="24"/>
+          <w:szCs w:val="24"/>
+        </w:rPr>
+        <w:t xml:space="preserve"> </w:t>
+      </w:r>
+      <w:r>
+        <w:rPr>
+          <w:sz w:val="24"/>
+          <w:szCs w:val="24"/>
+        </w:rPr>
+        <w:fldChar w:fldCharType="begin"/>
+      </w:r>
+      <w:r>
+        <w:rPr>
+          <w:sz w:val="24"/>
+          <w:szCs w:val="24"/>
+        </w:rPr>
+        <w:instrText xml:space="preserve"> ADDIN ZOTERO_ITEM CSL_CITATION {"citationID":"lNfsh83J","properties":{"unsorted":false,"formattedCitation":"(Department of Justice, Home Affairs and Migration, 2021)","plainCitation":"(Department of Justice, Home Affairs and Migration, 2021)","noteIndex":0},"citationItems":[{"id":30,"uris":["http://zotero.org/users/19861326/items/333EHDUL"],"itemData":{"id":30,"type":"webpage","abstract":"A key focus of the interdepartmental group will be the introduction of a mandatory system of re-vetting every three years","container-title":"gov.ie","language":"en","title":"Minister McEntee moves to reform vetting arrangements and legislation","URL":"https://www.gov.ie/en/department-of-justice-home-affairs-and-migration/press-releases/minister-mcentee-moves-to-reform-vetting-arrangements-and-legislation/","author":[{"literal":"Department of Justice, Home Affairs and Migration"}],"accessed":{"date-parts":[["2026",3,14]]},"issued":{"date-parts":[["2021",4,26]]}}}],"schema":"https://github.com/citation-style-language/schema/raw/master/csl-citation.json"} </w:instrText>
+      </w:r>
+      <w:r>
+        <w:rPr>
+          <w:sz w:val="24"/>
+          <w:szCs w:val="24"/>
+        </w:rPr>
+        <w:fldChar w:fldCharType="separate"/>
+      </w:r>
+      <w:r>
+        <w:rPr>
+          <w:rFonts w:ascii="Calibri" w:hAnsi="Calibri" w:cs="Calibri"/>
+          <w:sz w:val="24"/>
+        </w:rPr>
+        <w:t>(Department of Justice, Home Affairs and Migration, 2021)</w:t>
+      </w:r>
+      <w:r>
+        <w:rPr>
+          <w:sz w:val="24"/>
+          <w:szCs w:val="24"/>
+        </w:rPr>
+        <w:fldChar w:fldCharType="end"/>
+      </w:r>
+      <w:r>
+        <w:rPr>
+          <w:sz w:val="24"/>
+          <w:szCs w:val="24"/>
+        </w:rPr>
+        <w:t>.</w:t>
       </w:r>
     </w:p>
     <w:p>
@@ -4696,14 +5534,56 @@
           <w:sz w:val="24"/>
           <w:szCs w:val="24"/>
         </w:rPr>
-        <w:t>This gap raises concerns not only regarding efficiency but also in relation to data protection obligations under the General Data Protection Regulation (GDPR)</w:t>
-      </w:r>
-      <w:r>
-        <w:rPr>
-          <w:sz w:val="24"/>
-          <w:szCs w:val="24"/>
-        </w:rPr>
-        <w:t>, which will be examined further in Section 1.3.</w:t>
+        <w:t>This gap raises concerns not only regarding efficiency but also in relation to data protection obligations under the General Data Protection Regulation (GDPR). The Data Protection Commission has specifically highlighted that organisations processing personal data through the Garda Vetting system must implement suitable measures to safeguard the rights of vetting subjects</w:t>
+      </w:r>
+      <w:r>
+        <w:rPr>
+          <w:sz w:val="24"/>
+          <w:szCs w:val="24"/>
+        </w:rPr>
+        <w:t xml:space="preserve"> </w:t>
+      </w:r>
+      <w:r>
+        <w:rPr>
+          <w:sz w:val="24"/>
+          <w:szCs w:val="24"/>
+        </w:rPr>
+        <w:fldChar w:fldCharType="begin"/>
+      </w:r>
+      <w:r>
+        <w:rPr>
+          <w:sz w:val="24"/>
+          <w:szCs w:val="24"/>
+        </w:rPr>
+        <w:instrText xml:space="preserve"> ADDIN ZOTERO_ITEM CSL_CITATION {"citationID":"p1aCuBnf","properties":{"unsorted":false,"formattedCitation":"(Data Protection Commission, 2021)","plainCitation":"(Data Protection Commission, 2021)","noteIndex":0},"citationItems":[{"id":32,"uris":["http://zotero.org/users/19861326/items/KQQJZXPP"],"itemData":{"id":32,"type":"report","title":"Garda Vetting – Some Data Protection Considerations","URL":"https://www.dataprotection.ie/sites/default/files/uploads/2021-05/Garda%20Vetting%20April%202021..pdf","author":[{"literal":"Data Protection Commission"}],"accessed":{"date-parts":[["2026",3,14]]},"issued":{"date-parts":[["2021"]]}}}],"schema":"https://github.com/citation-style-language/schema/raw/master/csl-citation.json"} </w:instrText>
+      </w:r>
+      <w:r>
+        <w:rPr>
+          <w:sz w:val="24"/>
+          <w:szCs w:val="24"/>
+        </w:rPr>
+        <w:fldChar w:fldCharType="separate"/>
+      </w:r>
+      <w:r>
+        <w:rPr>
+          <w:rFonts w:ascii="Calibri" w:hAnsi="Calibri" w:cs="Calibri"/>
+          <w:sz w:val="24"/>
+        </w:rPr>
+        <w:t>(Data Protection Commission, 2021)</w:t>
+      </w:r>
+      <w:r>
+        <w:rPr>
+          <w:sz w:val="24"/>
+          <w:szCs w:val="24"/>
+        </w:rPr>
+        <w:fldChar w:fldCharType="end"/>
+      </w:r>
+      <w:r>
+        <w:rPr>
+          <w:sz w:val="24"/>
+          <w:szCs w:val="24"/>
+        </w:rPr>
+        <w:t>. These data protection considerations will be examined further in the Design Chapter.</w:t>
       </w:r>
     </w:p>
     <w:p>
@@ -4735,7 +5615,9 @@
     </w:p>
     <w:p>
       <w:pPr>
-        <w:spacing w:after="0" w:line="360" w:lineRule="auto"/>
+        <w:pStyle w:val="ListParagraph"/>
+        <w:spacing w:after="0" w:line="360" w:lineRule="auto"/>
+        <w:ind w:left="0"/>
         <w:jc w:val="both"/>
         <w:rPr>
           <w:sz w:val="24"/>
@@ -4752,27 +5634,53 @@
         </w:numPr>
         <w:ind w:left="851" w:hanging="851"/>
       </w:pPr>
-      <w:bookmarkStart w:id="14" w:name="_Toc76997404"/>
+      <w:bookmarkStart w:id="15" w:name="_Toc76997404"/>
+      <w:bookmarkStart w:id="16" w:name="_Toc224392256"/>
       <w:r>
         <w:t>Aims &amp; Objectives</w:t>
       </w:r>
-      <w:bookmarkEnd w:id="14"/>
+      <w:bookmarkEnd w:id="15"/>
+      <w:bookmarkEnd w:id="16"/>
     </w:p>
     <w:p>
       <w:pPr>
         <w:spacing w:after="240" w:line="360" w:lineRule="auto"/>
         <w:jc w:val="both"/>
-      </w:pPr>
-      <w:r>
-        <w:t>The aim of this project is to design and develop a secure, web-based data reuse system that reduces the administrative burden placed on volunteers who are required to undergo Garda Vetting across multiple organisations, whilst enabling the safe and controlled sharing of personal vetting data in accordance with GDPR principles.</w:t>
+        <w:rPr>
+          <w:sz w:val="24"/>
+          <w:szCs w:val="24"/>
+        </w:rPr>
+      </w:pPr>
+      <w:r>
+        <w:rPr>
+          <w:sz w:val="24"/>
+          <w:szCs w:val="24"/>
+        </w:rPr>
+        <w:t xml:space="preserve">The aim of this project is to design and develop a secure, web-based data reuse system that reduces the administrative burden placed on volunteers who are required to undergo Garda </w:t>
+      </w:r>
+      <w:r>
+        <w:rPr>
+          <w:sz w:val="24"/>
+          <w:szCs w:val="24"/>
+        </w:rPr>
+        <w:lastRenderedPageBreak/>
+        <w:t>Vetting across multiple organisations, whilst enabling the safe and controlled sharing of personal vetting data in accordance with GDPR principles.</w:t>
       </w:r>
     </w:p>
     <w:p>
       <w:pPr>
         <w:spacing w:after="120" w:line="360" w:lineRule="auto"/>
         <w:jc w:val="both"/>
-      </w:pPr>
-      <w:r>
+        <w:rPr>
+          <w:sz w:val="24"/>
+          <w:szCs w:val="24"/>
+        </w:rPr>
+      </w:pPr>
+      <w:r>
+        <w:rPr>
+          <w:sz w:val="24"/>
+          <w:szCs w:val="24"/>
+        </w:rPr>
         <w:t>To achieve this aim, the following objectives have been identified:</w:t>
       </w:r>
     </w:p>
@@ -4825,7 +5733,6 @@
           <w:sz w:val="24"/>
           <w:szCs w:val="24"/>
         </w:rPr>
-        <w:lastRenderedPageBreak/>
         <w:t>To implement a secure data storage mechanism that enables volunteers to enter their personal vetting information once and retain it for future reuse.</w:t>
       </w:r>
     </w:p>
@@ -4947,11 +5854,13 @@
         </w:numPr>
         <w:ind w:left="851" w:hanging="851"/>
       </w:pPr>
-      <w:bookmarkStart w:id="15" w:name="_Toc76997405"/>
+      <w:bookmarkStart w:id="17" w:name="_Toc76997405"/>
+      <w:bookmarkStart w:id="18" w:name="_Toc224392257"/>
       <w:r>
         <w:t>Report Outline</w:t>
       </w:r>
-      <w:bookmarkEnd w:id="15"/>
+      <w:bookmarkEnd w:id="17"/>
+      <w:bookmarkEnd w:id="18"/>
     </w:p>
     <w:p>
       <w:pPr>
@@ -4968,20 +5877,32 @@
         <w:t>The remainder of this report is structured as follows:</w:t>
       </w:r>
     </w:p>
-    <w:p/>
+    <w:p>
+      <w:pPr>
+        <w:rPr>
+          <w:sz w:val="24"/>
+          <w:szCs w:val="24"/>
+        </w:rPr>
+      </w:pPr>
+    </w:p>
     <w:p>
       <w:pPr>
         <w:pStyle w:val="Heading3"/>
         <w:numPr>
           <w:ilvl w:val="2"/>
-          <w:numId w:val="22"/>
+          <w:numId w:val="19"/>
         </w:numPr>
+        <w:tabs>
+          <w:tab w:val="num" w:pos="360"/>
+        </w:tabs>
+        <w:spacing w:line="360" w:lineRule="auto"/>
         <w:ind w:left="1134" w:hanging="1134"/>
         <w:rPr>
           <w:b/>
           <w:bCs/>
         </w:rPr>
       </w:pPr>
+      <w:bookmarkStart w:id="19" w:name="_Toc224392258"/>
       <w:r>
         <w:rPr>
           <w:b/>
@@ -4989,6 +5910,7 @@
         </w:rPr>
         <w:t>Design</w:t>
       </w:r>
+      <w:bookmarkEnd w:id="19"/>
     </w:p>
     <w:p>
       <w:pPr>
@@ -5022,14 +5944,19 @@
         <w:pStyle w:val="Heading3"/>
         <w:numPr>
           <w:ilvl w:val="2"/>
-          <w:numId w:val="22"/>
+          <w:numId w:val="19"/>
         </w:numPr>
+        <w:tabs>
+          <w:tab w:val="num" w:pos="360"/>
+        </w:tabs>
+        <w:spacing w:line="360" w:lineRule="auto"/>
         <w:ind w:left="1134" w:hanging="1134"/>
         <w:rPr>
           <w:b/>
           <w:bCs/>
         </w:rPr>
       </w:pPr>
+      <w:bookmarkStart w:id="20" w:name="_Toc224392259"/>
       <w:r>
         <w:rPr>
           <w:b/>
@@ -5037,6 +5964,7 @@
         </w:rPr>
         <w:t>Implementation</w:t>
       </w:r>
+      <w:bookmarkEnd w:id="20"/>
     </w:p>
     <w:p>
       <w:pPr>
@@ -5052,7 +5980,15 @@
           <w:sz w:val="24"/>
           <w:szCs w:val="24"/>
         </w:rPr>
-        <w:t>This chapter describes the development of the system, including the technologies and frameworks selected, the rationale for key design decisions, and the implementation of core features such as user authentication, secure data storage, and the access code sharing mechanism.</w:t>
+        <w:t xml:space="preserve">This chapter describes the development of the system, including the technologies and frameworks selected, the rationale for key design decisions, and the implementation of core </w:t>
+      </w:r>
+      <w:r>
+        <w:rPr>
+          <w:sz w:val="24"/>
+          <w:szCs w:val="24"/>
+        </w:rPr>
+        <w:lastRenderedPageBreak/>
+        <w:t>features such as user authentication, secure data storage, and the access code sharing mechanism.</w:t>
       </w:r>
     </w:p>
     <w:p>
@@ -5070,22 +6006,27 @@
         <w:pStyle w:val="Heading3"/>
         <w:numPr>
           <w:ilvl w:val="2"/>
-          <w:numId w:val="22"/>
+          <w:numId w:val="19"/>
         </w:numPr>
+        <w:tabs>
+          <w:tab w:val="num" w:pos="360"/>
+        </w:tabs>
+        <w:spacing w:line="360" w:lineRule="auto"/>
         <w:ind w:left="1134" w:hanging="1134"/>
         <w:rPr>
           <w:b/>
           <w:bCs/>
         </w:rPr>
       </w:pPr>
+      <w:bookmarkStart w:id="21" w:name="_Toc224392260"/>
       <w:r>
         <w:rPr>
           <w:b/>
           <w:bCs/>
         </w:rPr>
-        <w:lastRenderedPageBreak/>
         <w:t>Testing</w:t>
       </w:r>
+      <w:bookmarkEnd w:id="21"/>
     </w:p>
     <w:p>
       <w:pPr>
@@ -5119,14 +6060,19 @@
         <w:pStyle w:val="Heading3"/>
         <w:numPr>
           <w:ilvl w:val="2"/>
-          <w:numId w:val="22"/>
+          <w:numId w:val="19"/>
         </w:numPr>
+        <w:tabs>
+          <w:tab w:val="num" w:pos="360"/>
+        </w:tabs>
+        <w:spacing w:line="360" w:lineRule="auto"/>
         <w:ind w:left="1134" w:hanging="1134"/>
         <w:rPr>
           <w:b/>
           <w:bCs/>
         </w:rPr>
       </w:pPr>
+      <w:bookmarkStart w:id="22" w:name="_Toc224392261"/>
       <w:r>
         <w:rPr>
           <w:b/>
@@ -5134,6 +6080,7 @@
         </w:rPr>
         <w:t>Conclusion</w:t>
       </w:r>
+      <w:bookmarkEnd w:id="22"/>
     </w:p>
     <w:p>
       <w:pPr>
@@ -5166,733 +6113,35 @@
       <w:pPr>
         <w:spacing w:after="160" w:line="259" w:lineRule="auto"/>
         <w:rPr>
-          <w:rFonts w:eastAsiaTheme="majorEastAsia" w:cstheme="majorBidi"/>
-          <w:b/>
-          <w:bCs/>
-          <w:sz w:val="32"/>
-          <w:szCs w:val="28"/>
-        </w:rPr>
-      </w:pPr>
-      <w:bookmarkStart w:id="16" w:name="_Toc76997406"/>
-      <w:r>
+          <w:sz w:val="24"/>
+          <w:szCs w:val="24"/>
+        </w:rPr>
+      </w:pPr>
+      <w:r>
+        <w:rPr>
+          <w:sz w:val="24"/>
+          <w:szCs w:val="24"/>
+        </w:rPr>
         <w:br w:type="page"/>
       </w:r>
     </w:p>
     <w:p>
       <w:pPr>
-        <w:pStyle w:val="Heading1"/>
-        <w:numPr>
-          <w:ilvl w:val="0"/>
-          <w:numId w:val="3"/>
-        </w:numPr>
-        <w:ind w:left="567" w:hanging="567"/>
-      </w:pPr>
-      <w:r>
-        <w:lastRenderedPageBreak/>
-        <w:t>Another Chapter</w:t>
-      </w:r>
-      <w:bookmarkEnd w:id="16"/>
-    </w:p>
-    <w:p>
-      <w:pPr>
-        <w:spacing w:after="0" w:line="360" w:lineRule="auto"/>
+        <w:pStyle w:val="ListParagraph"/>
+        <w:spacing w:after="0" w:line="360" w:lineRule="auto"/>
+        <w:ind w:left="0"/>
         <w:jc w:val="both"/>
         <w:rPr>
           <w:sz w:val="24"/>
           <w:szCs w:val="24"/>
         </w:rPr>
       </w:pPr>
-      <w:r>
-        <w:rPr>
-          <w:sz w:val="24"/>
-          <w:szCs w:val="24"/>
-        </w:rPr>
-        <w:t xml:space="preserve">The chapters should all begin on a new page. </w:t>
-      </w:r>
-      <w:r>
-        <w:rPr>
-          <w:sz w:val="24"/>
-          <w:szCs w:val="24"/>
-        </w:rPr>
-        <w:t xml:space="preserve">Each chapter should contain an Introduction and a Conclusion for that chapter. </w:t>
-      </w:r>
-      <w:r>
-        <w:rPr>
-          <w:sz w:val="24"/>
-          <w:szCs w:val="24"/>
-        </w:rPr>
-        <w:t>Page numbers appear at the bottom right of each page. Page numbers appear from Chapter 1 and onwards. Appendices should be paginated using roman numerals (I, II, etc.).</w:t>
-      </w:r>
     </w:p>
     <w:p>
       <w:pPr>
         <w:pStyle w:val="ListParagraph"/>
         <w:spacing w:after="0" w:line="360" w:lineRule="auto"/>
-        <w:ind w:left="851"/>
-        <w:jc w:val="both"/>
-        <w:rPr>
-          <w:sz w:val="24"/>
-          <w:szCs w:val="24"/>
-        </w:rPr>
-      </w:pPr>
-    </w:p>
-    <w:p>
-      <w:pPr>
-        <w:pStyle w:val="ListParagraph"/>
-        <w:numPr>
-          <w:ilvl w:val="0"/>
-          <w:numId w:val="2"/>
-        </w:numPr>
-        <w:spacing w:after="0" w:line="360" w:lineRule="auto"/>
-        <w:ind w:left="567" w:hanging="567"/>
-        <w:jc w:val="both"/>
-        <w:rPr>
-          <w:sz w:val="24"/>
-          <w:szCs w:val="24"/>
-        </w:rPr>
-      </w:pPr>
-      <w:r>
-        <w:rPr>
-          <w:sz w:val="24"/>
-          <w:szCs w:val="24"/>
-        </w:rPr>
-        <w:t>Bullets</w:t>
-      </w:r>
-      <w:r>
-        <w:rPr>
-          <w:sz w:val="24"/>
-          <w:szCs w:val="24"/>
-        </w:rPr>
-        <w:t xml:space="preserve"> should be aligned with the text</w:t>
-      </w:r>
-      <w:r>
-        <w:rPr>
-          <w:sz w:val="24"/>
-          <w:szCs w:val="24"/>
-        </w:rPr>
-        <w:t>.</w:t>
-      </w:r>
-    </w:p>
-    <w:p>
-      <w:pPr>
-        <w:pStyle w:val="ListParagraph"/>
-        <w:numPr>
-          <w:ilvl w:val="0"/>
-          <w:numId w:val="2"/>
-        </w:numPr>
-        <w:spacing w:after="0" w:line="360" w:lineRule="auto"/>
-        <w:ind w:left="567" w:hanging="567"/>
-        <w:jc w:val="both"/>
-        <w:rPr>
-          <w:sz w:val="24"/>
-          <w:szCs w:val="24"/>
-        </w:rPr>
-      </w:pPr>
-      <w:r>
-        <w:rPr>
-          <w:sz w:val="24"/>
-          <w:szCs w:val="24"/>
-        </w:rPr>
-        <w:t>Bulleted items should have one blank line above and below.</w:t>
-      </w:r>
-    </w:p>
-    <w:p>
-      <w:pPr>
-        <w:pStyle w:val="ListParagraph"/>
-        <w:numPr>
-          <w:ilvl w:val="0"/>
-          <w:numId w:val="2"/>
-        </w:numPr>
-        <w:spacing w:after="0" w:line="360" w:lineRule="auto"/>
-        <w:ind w:left="567" w:hanging="567"/>
-        <w:jc w:val="both"/>
-        <w:rPr>
-          <w:sz w:val="24"/>
-          <w:szCs w:val="24"/>
-        </w:rPr>
-      </w:pPr>
-      <w:r>
-        <w:rPr>
-          <w:sz w:val="24"/>
-          <w:szCs w:val="24"/>
-        </w:rPr>
-        <w:t>If there are only 1 or 2 items a bulleted list is not required.</w:t>
-      </w:r>
-    </w:p>
-    <w:p>
-      <w:pPr>
-        <w:spacing w:after="0" w:line="360" w:lineRule="auto"/>
-        <w:ind w:left="720"/>
-        <w:jc w:val="both"/>
-        <w:rPr>
-          <w:sz w:val="24"/>
-          <w:szCs w:val="24"/>
-        </w:rPr>
-      </w:pPr>
-    </w:p>
-    <w:p>
-      <w:pPr>
-        <w:spacing w:after="0" w:line="360" w:lineRule="auto"/>
-        <w:jc w:val="both"/>
-        <w:rPr>
-          <w:sz w:val="24"/>
-          <w:szCs w:val="24"/>
-        </w:rPr>
-      </w:pPr>
-      <w:r>
-        <w:rPr>
-          <w:sz w:val="24"/>
-          <w:szCs w:val="24"/>
-        </w:rPr>
-        <w:t>Any paragraph after the list, image or table should resume its normal position for the given header. When using any acronym such as Some Silly Acronym (SSA) it must be expanded on its first occurrence within the text. All acronyms should appear in an acronyms list preceding the main chapters.</w:t>
-      </w:r>
-    </w:p>
-    <w:p>
-      <w:pPr>
-        <w:pStyle w:val="ListParagraph"/>
-        <w:spacing w:after="0" w:line="360" w:lineRule="auto"/>
-        <w:ind w:left="1134"/>
-        <w:jc w:val="both"/>
-        <w:rPr>
-          <w:sz w:val="24"/>
-          <w:szCs w:val="24"/>
-        </w:rPr>
-      </w:pPr>
-    </w:p>
-    <w:p>
-      <w:pPr>
-        <w:pStyle w:val="Heading2"/>
-        <w:numPr>
-          <w:ilvl w:val="1"/>
-          <w:numId w:val="3"/>
-        </w:numPr>
-        <w:ind w:left="851" w:hanging="851"/>
-      </w:pPr>
-      <w:bookmarkStart w:id="17" w:name="_Toc76997407"/>
-      <w:r>
-        <w:t>Additional Chapter</w:t>
-      </w:r>
-      <w:r>
-        <w:t>s</w:t>
-      </w:r>
-      <w:r>
-        <w:t xml:space="preserve"> guide</w:t>
-      </w:r>
-      <w:bookmarkEnd w:id="17"/>
-    </w:p>
-    <w:p>
-      <w:pPr>
-        <w:spacing w:after="0" w:line="360" w:lineRule="auto"/>
-        <w:jc w:val="both"/>
-        <w:rPr>
-          <w:sz w:val="24"/>
-          <w:szCs w:val="24"/>
-        </w:rPr>
-      </w:pPr>
-      <w:r>
-        <w:rPr>
-          <w:sz w:val="24"/>
-          <w:szCs w:val="24"/>
-        </w:rPr>
-        <w:t>Additional chapters may include but not be limited to:</w:t>
-      </w:r>
-    </w:p>
-    <w:p>
-      <w:pPr>
-        <w:spacing w:after="0" w:line="360" w:lineRule="auto"/>
-        <w:jc w:val="both"/>
-        <w:rPr>
-          <w:sz w:val="24"/>
-          <w:szCs w:val="24"/>
-        </w:rPr>
-      </w:pPr>
-      <w:r>
-        <w:rPr>
-          <w:sz w:val="24"/>
-          <w:szCs w:val="24"/>
-        </w:rPr>
-        <w:t>Chapter 2 – Design</w:t>
-      </w:r>
-    </w:p>
-    <w:p>
-      <w:pPr>
-        <w:pStyle w:val="ListParagraph"/>
-        <w:numPr>
-          <w:ilvl w:val="0"/>
-          <w:numId w:val="13"/>
-        </w:numPr>
-        <w:spacing w:after="0" w:line="360" w:lineRule="auto"/>
-        <w:jc w:val="both"/>
-        <w:rPr>
-          <w:sz w:val="24"/>
-          <w:szCs w:val="24"/>
-        </w:rPr>
-      </w:pPr>
-      <w:r>
-        <w:rPr>
-          <w:sz w:val="24"/>
-          <w:szCs w:val="24"/>
-        </w:rPr>
-        <w:t xml:space="preserve">System requirements – Functional, </w:t>
-      </w:r>
-      <w:r>
-        <w:rPr>
-          <w:sz w:val="24"/>
-          <w:szCs w:val="24"/>
-        </w:rPr>
-        <w:t>Non-functional</w:t>
-      </w:r>
-      <w:r>
-        <w:rPr>
-          <w:sz w:val="24"/>
-          <w:szCs w:val="24"/>
-        </w:rPr>
-        <w:t xml:space="preserve"> </w:t>
-      </w:r>
-      <w:r>
-        <w:rPr>
-          <w:sz w:val="24"/>
-          <w:szCs w:val="24"/>
-        </w:rPr>
-        <w:t>requirements</w:t>
-      </w:r>
-      <w:r>
-        <w:rPr>
-          <w:sz w:val="24"/>
-          <w:szCs w:val="24"/>
-        </w:rPr>
-        <w:t xml:space="preserve">/user stories, software and hardware </w:t>
-      </w:r>
-      <w:r>
-        <w:rPr>
-          <w:sz w:val="24"/>
-          <w:szCs w:val="24"/>
-        </w:rPr>
-        <w:t>requirements</w:t>
-      </w:r>
-    </w:p>
-    <w:p>
-      <w:pPr>
-        <w:pStyle w:val="ListParagraph"/>
-        <w:numPr>
-          <w:ilvl w:val="0"/>
-          <w:numId w:val="13"/>
-        </w:numPr>
-        <w:spacing w:after="0" w:line="360" w:lineRule="auto"/>
-        <w:jc w:val="both"/>
-        <w:rPr>
-          <w:sz w:val="24"/>
-          <w:szCs w:val="24"/>
-        </w:rPr>
-      </w:pPr>
-      <w:r>
-        <w:rPr>
-          <w:sz w:val="24"/>
-          <w:szCs w:val="24"/>
-        </w:rPr>
-        <w:t>UML Diagrams, application structure, flowchart, storyboards</w:t>
-      </w:r>
-    </w:p>
-    <w:p>
-      <w:pPr>
-        <w:spacing w:after="0" w:line="360" w:lineRule="auto"/>
-        <w:jc w:val="both"/>
-        <w:rPr>
-          <w:sz w:val="24"/>
-          <w:szCs w:val="24"/>
-        </w:rPr>
-      </w:pPr>
-      <w:r>
-        <w:rPr>
-          <w:sz w:val="24"/>
-          <w:szCs w:val="24"/>
-        </w:rPr>
-        <w:t>Chapter 3 – Implementation</w:t>
-      </w:r>
-    </w:p>
-    <w:p>
-      <w:pPr>
-        <w:pStyle w:val="ListParagraph"/>
-        <w:numPr>
-          <w:ilvl w:val="0"/>
-          <w:numId w:val="14"/>
-        </w:numPr>
-        <w:spacing w:after="0" w:line="360" w:lineRule="auto"/>
-        <w:jc w:val="both"/>
-        <w:rPr>
-          <w:sz w:val="24"/>
-          <w:szCs w:val="24"/>
-        </w:rPr>
-      </w:pPr>
-      <w:r>
-        <w:rPr>
-          <w:sz w:val="24"/>
-          <w:szCs w:val="24"/>
-        </w:rPr>
-        <w:t xml:space="preserve">Environment set </w:t>
-      </w:r>
-      <w:r>
-        <w:rPr>
-          <w:sz w:val="24"/>
-          <w:szCs w:val="24"/>
-        </w:rPr>
-        <w:t>up;</w:t>
-      </w:r>
-      <w:r>
-        <w:rPr>
-          <w:sz w:val="24"/>
-          <w:szCs w:val="24"/>
-        </w:rPr>
-        <w:t xml:space="preserve"> technologies </w:t>
-      </w:r>
-      <w:r>
-        <w:rPr>
-          <w:sz w:val="24"/>
-          <w:szCs w:val="24"/>
-        </w:rPr>
-        <w:t>used.</w:t>
-      </w:r>
-    </w:p>
-    <w:p>
-      <w:pPr>
-        <w:pStyle w:val="ListParagraph"/>
-        <w:numPr>
-          <w:ilvl w:val="0"/>
-          <w:numId w:val="14"/>
-        </w:numPr>
-        <w:spacing w:after="0" w:line="360" w:lineRule="auto"/>
-        <w:jc w:val="both"/>
-        <w:rPr>
-          <w:sz w:val="24"/>
-          <w:szCs w:val="24"/>
-        </w:rPr>
-      </w:pPr>
-      <w:r>
-        <w:rPr>
-          <w:sz w:val="24"/>
-          <w:szCs w:val="24"/>
-        </w:rPr>
-        <w:t>Building the application</w:t>
-      </w:r>
-      <w:r>
-        <w:rPr>
-          <w:sz w:val="24"/>
-          <w:szCs w:val="24"/>
-        </w:rPr>
-        <w:t xml:space="preserve"> piece by piece</w:t>
-      </w:r>
-    </w:p>
-    <w:p>
-      <w:pPr>
-        <w:pStyle w:val="ListParagraph"/>
-        <w:numPr>
-          <w:ilvl w:val="0"/>
-          <w:numId w:val="14"/>
-        </w:numPr>
-        <w:spacing w:after="0" w:line="360" w:lineRule="auto"/>
-        <w:jc w:val="both"/>
-        <w:rPr>
-          <w:sz w:val="24"/>
-          <w:szCs w:val="24"/>
-        </w:rPr>
-      </w:pPr>
-      <w:r>
-        <w:rPr>
-          <w:sz w:val="24"/>
-          <w:szCs w:val="24"/>
-        </w:rPr>
-        <w:t>UI Design</w:t>
-      </w:r>
-    </w:p>
-    <w:p>
-      <w:pPr>
-        <w:pStyle w:val="ListParagraph"/>
-        <w:numPr>
-          <w:ilvl w:val="0"/>
-          <w:numId w:val="14"/>
-        </w:numPr>
-        <w:spacing w:after="0" w:line="360" w:lineRule="auto"/>
-        <w:jc w:val="both"/>
-        <w:rPr>
-          <w:sz w:val="24"/>
-          <w:szCs w:val="24"/>
-        </w:rPr>
-      </w:pPr>
-      <w:r>
-        <w:rPr>
-          <w:sz w:val="24"/>
-          <w:szCs w:val="24"/>
-        </w:rPr>
-        <w:t>Connecting the front end to the backend</w:t>
-      </w:r>
-    </w:p>
-    <w:p>
-      <w:pPr>
-        <w:spacing w:after="0" w:line="360" w:lineRule="auto"/>
-        <w:jc w:val="both"/>
-        <w:rPr>
-          <w:sz w:val="24"/>
-          <w:szCs w:val="24"/>
-        </w:rPr>
-      </w:pPr>
-      <w:r>
-        <w:rPr>
-          <w:sz w:val="24"/>
-          <w:szCs w:val="24"/>
-        </w:rPr>
-        <w:t>Chapter 4 – Testing</w:t>
-      </w:r>
-    </w:p>
-    <w:p>
-      <w:pPr>
-        <w:pStyle w:val="ListParagraph"/>
-        <w:numPr>
-          <w:ilvl w:val="0"/>
-          <w:numId w:val="15"/>
-        </w:numPr>
-        <w:spacing w:after="0" w:line="360" w:lineRule="auto"/>
-        <w:jc w:val="both"/>
-        <w:rPr>
-          <w:sz w:val="24"/>
-          <w:szCs w:val="24"/>
-        </w:rPr>
-      </w:pPr>
-      <w:r>
-        <w:rPr>
-          <w:sz w:val="24"/>
-          <w:szCs w:val="24"/>
-        </w:rPr>
-        <w:t>Method of testing (White box, black box</w:t>
-      </w:r>
-      <w:r>
-        <w:rPr>
-          <w:sz w:val="24"/>
-          <w:szCs w:val="24"/>
-        </w:rPr>
-        <w:t>, unit tests, manual user tests, automated tests</w:t>
-      </w:r>
-      <w:r>
-        <w:rPr>
-          <w:sz w:val="24"/>
-          <w:szCs w:val="24"/>
-        </w:rPr>
-        <w:t>)</w:t>
-      </w:r>
-    </w:p>
-    <w:p>
-      <w:pPr>
-        <w:pStyle w:val="ListParagraph"/>
-        <w:numPr>
-          <w:ilvl w:val="0"/>
-          <w:numId w:val="15"/>
-        </w:numPr>
-        <w:spacing w:after="0" w:line="360" w:lineRule="auto"/>
-        <w:jc w:val="both"/>
-        <w:rPr>
-          <w:sz w:val="24"/>
-          <w:szCs w:val="24"/>
-        </w:rPr>
-      </w:pPr>
-      <w:r>
-        <w:rPr>
-          <w:sz w:val="24"/>
-          <w:szCs w:val="24"/>
-        </w:rPr>
-        <w:t xml:space="preserve">Test Cases including test </w:t>
-      </w:r>
-      <w:r>
-        <w:rPr>
-          <w:sz w:val="24"/>
-          <w:szCs w:val="24"/>
-        </w:rPr>
-        <w:t>results.</w:t>
-      </w:r>
-    </w:p>
-    <w:p>
-      <w:pPr>
-        <w:spacing w:after="0" w:line="360" w:lineRule="auto"/>
-        <w:jc w:val="both"/>
-        <w:rPr>
-          <w:sz w:val="24"/>
-          <w:szCs w:val="24"/>
-        </w:rPr>
-      </w:pPr>
-      <w:r>
-        <w:rPr>
-          <w:sz w:val="24"/>
-          <w:szCs w:val="24"/>
-        </w:rPr>
-        <w:lastRenderedPageBreak/>
-        <w:t>Chapter 5 – Conclusion and Future work</w:t>
-      </w:r>
-    </w:p>
-    <w:p>
-      <w:pPr>
-        <w:pStyle w:val="ListParagraph"/>
-        <w:numPr>
-          <w:ilvl w:val="0"/>
-          <w:numId w:val="16"/>
-        </w:numPr>
-        <w:spacing w:after="0" w:line="360" w:lineRule="auto"/>
-        <w:jc w:val="both"/>
-        <w:rPr>
-          <w:sz w:val="24"/>
-          <w:szCs w:val="24"/>
-        </w:rPr>
-      </w:pPr>
-      <w:r>
-        <w:rPr>
-          <w:sz w:val="24"/>
-          <w:szCs w:val="24"/>
-        </w:rPr>
-        <w:t xml:space="preserve">Results and outcomes </w:t>
-      </w:r>
-    </w:p>
-    <w:p>
-      <w:pPr>
-        <w:pStyle w:val="ListParagraph"/>
-        <w:numPr>
-          <w:ilvl w:val="0"/>
-          <w:numId w:val="16"/>
-        </w:numPr>
-        <w:spacing w:after="0" w:line="360" w:lineRule="auto"/>
-        <w:jc w:val="both"/>
-        <w:rPr>
-          <w:sz w:val="24"/>
-          <w:szCs w:val="24"/>
-        </w:rPr>
-      </w:pPr>
-      <w:r>
-        <w:rPr>
-          <w:sz w:val="24"/>
-          <w:szCs w:val="24"/>
-        </w:rPr>
-        <w:t>Future work</w:t>
-      </w:r>
-    </w:p>
-    <w:p>
-      <w:pPr>
-        <w:pStyle w:val="ListParagraph"/>
-        <w:numPr>
-          <w:ilvl w:val="0"/>
-          <w:numId w:val="16"/>
-        </w:numPr>
-        <w:spacing w:after="0" w:line="360" w:lineRule="auto"/>
-        <w:jc w:val="both"/>
-        <w:rPr>
-          <w:sz w:val="24"/>
-          <w:szCs w:val="24"/>
-        </w:rPr>
-      </w:pPr>
-      <w:r>
-        <w:rPr>
-          <w:sz w:val="24"/>
-          <w:szCs w:val="24"/>
-        </w:rPr>
-        <w:t xml:space="preserve">Issues found and </w:t>
-      </w:r>
-      <w:r>
-        <w:rPr>
-          <w:sz w:val="24"/>
-          <w:szCs w:val="24"/>
-        </w:rPr>
-        <w:t>addressed.</w:t>
-      </w:r>
-    </w:p>
-    <w:p>
-      <w:pPr>
-        <w:spacing w:after="0" w:line="360" w:lineRule="auto"/>
-        <w:jc w:val="both"/>
-        <w:rPr>
-          <w:sz w:val="24"/>
-          <w:szCs w:val="24"/>
-        </w:rPr>
-      </w:pPr>
-    </w:p>
-    <w:p>
-      <w:pPr>
-        <w:pStyle w:val="Heading1"/>
-      </w:pPr>
-      <w:r>
-        <w:t>2.2 Images</w:t>
-      </w:r>
-    </w:p>
-    <w:p>
-      <w:pPr>
-        <w:spacing w:after="0" w:line="360" w:lineRule="auto"/>
-        <w:jc w:val="both"/>
-        <w:rPr>
-          <w:sz w:val="24"/>
-          <w:szCs w:val="24"/>
-        </w:rPr>
-      </w:pPr>
-      <w:r>
-        <w:rPr>
-          <w:sz w:val="24"/>
-          <w:szCs w:val="24"/>
-        </w:rPr>
-        <w:t xml:space="preserve">In some sections of the </w:t>
-      </w:r>
-      <w:r>
-        <w:rPr>
-          <w:sz w:val="24"/>
-          <w:szCs w:val="24"/>
-        </w:rPr>
-        <w:t xml:space="preserve">project </w:t>
-      </w:r>
-      <w:r>
-        <w:rPr>
-          <w:sz w:val="24"/>
-          <w:szCs w:val="24"/>
-        </w:rPr>
-        <w:t>an image may be required. Any image utilised must be referred to within the</w:t>
-      </w:r>
-      <w:r>
-        <w:rPr>
-          <w:sz w:val="24"/>
-          <w:szCs w:val="24"/>
-        </w:rPr>
-        <w:t xml:space="preserve"> main body of text. In Figure 1.1</w:t>
-      </w:r>
-      <w:r>
-        <w:rPr>
-          <w:sz w:val="24"/>
-          <w:szCs w:val="24"/>
-        </w:rPr>
-        <w:t xml:space="preserve"> the </w:t>
-      </w:r>
-      <w:r>
-        <w:rPr>
-          <w:sz w:val="24"/>
-          <w:szCs w:val="24"/>
-        </w:rPr>
-        <w:t>ATU</w:t>
-      </w:r>
-      <w:r>
-        <w:rPr>
-          <w:sz w:val="24"/>
-          <w:szCs w:val="24"/>
-        </w:rPr>
-        <w:t xml:space="preserve"> logo can be seen with an appropriate caption.</w:t>
-      </w:r>
-    </w:p>
-    <w:p>
-      <w:pPr>
-        <w:pStyle w:val="ListParagraph"/>
-        <w:spacing w:after="0" w:line="360" w:lineRule="auto"/>
-        <w:ind w:left="1134"/>
-        <w:jc w:val="both"/>
-        <w:rPr>
-          <w:sz w:val="24"/>
-          <w:szCs w:val="24"/>
-        </w:rPr>
-      </w:pPr>
-    </w:p>
-    <w:p>
-      <w:pPr>
-        <w:pStyle w:val="ListParagraph"/>
-        <w:spacing w:after="0" w:line="360" w:lineRule="auto"/>
-        <w:ind w:left="1134"/>
+        <w:ind w:left="0"/>
         <w:jc w:val="center"/>
         <w:rPr>
           <w:sz w:val="24"/>
@@ -5904,13 +6153,12 @@
           <w:noProof/>
           <w:sz w:val="24"/>
           <w:szCs w:val="24"/>
-          <w:lang w:eastAsia="en-IE"/>
         </w:rPr>
         <w:drawing>
-          <wp:inline distT="0" distB="0" distL="0" distR="0" wp14:anchorId="44857ACA" wp14:editId="4FC47A96">
-            <wp:extent cx="4058412" cy="534924"/>
-            <wp:effectExtent l="133350" t="114300" r="151765" b="170180"/>
-            <wp:docPr id="5" name="Picture 5" descr="Text&#10;&#10;Description automatically generated"/>
+          <wp:inline distT="0" distB="0" distL="0" distR="0" wp14:anchorId="56D48407" wp14:editId="3DF6DD05">
+            <wp:extent cx="3154750" cy="1158334"/>
+            <wp:effectExtent l="0" t="0" r="7620" b="3810"/>
+            <wp:docPr id="4" name="Picture 4"/>
             <wp:cNvGraphicFramePr>
               <a:graphicFrameLocks xmlns:a="http://schemas.openxmlformats.org/drawingml/2006/main" noChangeAspect="1"/>
             </wp:cNvGraphicFramePr>
@@ -5918,11 +6166,11 @@
               <a:graphicData uri="http://schemas.openxmlformats.org/drawingml/2006/picture">
                 <pic:pic xmlns:pic="http://schemas.openxmlformats.org/drawingml/2006/picture">
                   <pic:nvPicPr>
-                    <pic:cNvPr id="5" name="Picture 5" descr="Text&#10;&#10;Description automatically generated"/>
+                    <pic:cNvPr id="4" name="ATU-LOGO-DONEGAL.png"/>
                     <pic:cNvPicPr/>
                   </pic:nvPicPr>
                   <pic:blipFill>
-                    <a:blip r:embed="rId10" cstate="print">
+                    <a:blip r:embed="rId8">
                       <a:extLst>
                         <a:ext uri="{28A0092B-C50C-407E-A947-70E740481C1C}">
                           <a14:useLocalDpi xmlns:a14="http://schemas.microsoft.com/office/drawing/2010/main" val="0"/>
@@ -5936,41 +6184,11 @@
                   <pic:spPr>
                     <a:xfrm>
                       <a:off x="0" y="0"/>
-                      <a:ext cx="4058412" cy="534924"/>
+                      <a:ext cx="3177643" cy="1166740"/>
                     </a:xfrm>
                     <a:prstGeom prst="rect">
                       <a:avLst/>
                     </a:prstGeom>
-                    <a:solidFill>
-                      <a:srgbClr val="FFFFFF">
-                        <a:shade val="85000"/>
-                      </a:srgbClr>
-                    </a:solidFill>
-                    <a:ln w="88900" cap="sq">
-                      <a:solidFill>
-                        <a:srgbClr val="FFFFFF"/>
-                      </a:solidFill>
-                      <a:miter lim="800000"/>
-                    </a:ln>
-                    <a:effectLst>
-                      <a:outerShdw blurRad="55000" dist="18000" dir="5400000" algn="tl" rotWithShape="0">
-                        <a:srgbClr val="000000">
-                          <a:alpha val="40000"/>
-                        </a:srgbClr>
-                      </a:outerShdw>
-                    </a:effectLst>
-                    <a:scene3d>
-                      <a:camera prst="orthographicFront"/>
-                      <a:lightRig rig="twoPt" dir="t">
-                        <a:rot lat="0" lon="0" rev="7200000"/>
-                      </a:lightRig>
-                    </a:scene3d>
-                    <a:sp3d>
-                      <a:bevelT w="25400" h="19050"/>
-                      <a:contourClr>
-                        <a:srgbClr val="FFFFFF"/>
-                      </a:contourClr>
-                    </a:sp3d>
                   </pic:spPr>
                 </pic:pic>
               </a:graphicData>
@@ -5983,17 +6201,22 @@
       <w:pPr>
         <w:pStyle w:val="Caption"/>
       </w:pPr>
-      <w:bookmarkStart w:id="18" w:name="_Toc429427538"/>
+      <w:bookmarkStart w:id="23" w:name="_Toc101374228"/>
       <w:r>
         <w:t xml:space="preserve">Figure </w:t>
       </w:r>
-      <w:r>
-        <w:t>1.1</w:t>
-      </w:r>
-      <w:r>
-        <w:t xml:space="preserve"> Letterkenny Institute of Technology Logo</w:t>
-      </w:r>
-      <w:bookmarkEnd w:id="18"/>
+      <w:fldSimple w:instr=" SEQ Figure \* ARABIC ">
+        <w:r>
+          <w:t>1</w:t>
+        </w:r>
+      </w:fldSimple>
+      <w:r>
+        <w:t xml:space="preserve"> </w:t>
+      </w:r>
+      <w:r>
+        <w:t>Atlantic Technological University Donegal Logo</w:t>
+      </w:r>
+      <w:bookmarkEnd w:id="23"/>
     </w:p>
     <w:p>
       <w:pPr>
@@ -6019,14 +6242,7 @@
           <w:sz w:val="24"/>
           <w:szCs w:val="24"/>
         </w:rPr>
-        <w:t>To</w:t>
-      </w:r>
-      <w:r>
-        <w:rPr>
-          <w:sz w:val="24"/>
-          <w:szCs w:val="24"/>
-        </w:rPr>
-        <w:t xml:space="preserve"> provide a caption for an image, table or equation the item should be selected. The Microsoft References ribbon should be selected. From there the Insert Caption button should be selected. The label should be set to the most appropriate one. In this example the Figure label was selected. New labels can be created as necessary. Remember not to simply copy and paste from above. Instead insert the image into the file and select it. Add the caption as described.</w:t>
+        <w:t>In order to provide a caption for an image, table or equation the item should be selected. The Microsoft References ribbon should be selected. From there the Insert Caption button should be selected. The label should be set to the most appropriate one. In this example the Figure label was selected. New labels can be created as necessary. Remember not to simply copy and paste from above. Instead insert the image into the file and select it. Add the caption as described.</w:t>
       </w:r>
     </w:p>
     <w:p>
@@ -6038,22 +6254,19 @@
           <w:szCs w:val="24"/>
         </w:rPr>
       </w:pPr>
-    </w:p>
-    <w:p>
-      <w:pPr>
-        <w:spacing w:after="0" w:line="360" w:lineRule="auto"/>
-        <w:jc w:val="both"/>
-        <w:rPr>
-          <w:sz w:val="24"/>
-          <w:szCs w:val="24"/>
-        </w:rPr>
-      </w:pPr>
-      <w:r>
-        <w:rPr>
-          <w:sz w:val="24"/>
-          <w:szCs w:val="24"/>
-        </w:rPr>
-        <w:t>Where an image does not have a clearly defined border, one should be added. Care should be taken to ensure that all details of images are clearly visible both when in print and when in electronic format. Careful selection of colours should be considered for this purpose. Images as shown in Figure 1.2 should always be referred to from the main text.</w:t>
+      <w:r>
+        <w:rPr>
+          <w:sz w:val="24"/>
+          <w:szCs w:val="24"/>
+        </w:rPr>
+        <w:t xml:space="preserve">Where an image does not have a clearly defined border, one should be added. Care should be taken to ensure that all details of images are clearly visible both when in print and when in electronic format. Careful selection of colours should be considered for this purpose. </w:t>
+      </w:r>
+      <w:r>
+        <w:rPr>
+          <w:sz w:val="24"/>
+          <w:szCs w:val="24"/>
+        </w:rPr>
+        <w:t>Images as shown in Figure 2 should always be referred to from the main text.</w:t>
       </w:r>
     </w:p>
     <w:p>
@@ -6081,9 +6294,8 @@
           <w:bdr w:val="single" w:sz="4" w:space="0" w:color="auto"/>
           <w:lang w:eastAsia="en-IE"/>
         </w:rPr>
-        <w:lastRenderedPageBreak/>
         <w:drawing>
-          <wp:inline distT="0" distB="0" distL="0" distR="0" wp14:anchorId="3F9FB937" wp14:editId="6D913BF5">
+          <wp:inline distT="0" distB="0" distL="0" distR="0" wp14:anchorId="6768E1B0" wp14:editId="3DA70B28">
             <wp:extent cx="2859405" cy="1146810"/>
             <wp:effectExtent l="0" t="0" r="0" b="0"/>
             <wp:docPr id="1" name="Picture 1" descr="https://upload.wikimedia.org/wikipedia/commons/thumb/e/e4/LYIT.jpg/300px-LYIT.jpg"/>
@@ -6100,7 +6312,7 @@
                     </pic:cNvPicPr>
                   </pic:nvPicPr>
                   <pic:blipFill>
-                    <a:blip r:embed="rId11">
+                    <a:blip r:embed="rId9">
                       <a:extLst>
                         <a:ext uri="{28A0092B-C50C-407E-A947-70E740481C1C}">
                           <a14:useLocalDpi xmlns:a14="http://schemas.microsoft.com/office/drawing/2010/main" val="0"/>
@@ -6134,7 +6346,215 @@
     </w:p>
     <w:p>
       <w:pPr>
-        <w:spacing w:after="0" w:line="360" w:lineRule="auto"/>
+        <w:pStyle w:val="Caption"/>
+      </w:pPr>
+    </w:p>
+    <w:p>
+      <w:pPr>
+        <w:pStyle w:val="Caption"/>
+      </w:pPr>
+      <w:bookmarkStart w:id="24" w:name="_Toc101374229"/>
+      <w:r>
+        <w:t xml:space="preserve">Figure </w:t>
+      </w:r>
+      <w:fldSimple w:instr=" SEQ Figure \* ARABIC ">
+        <w:r>
+          <w:t>2</w:t>
+        </w:r>
+      </w:fldSimple>
+      <w:r>
+        <w:t xml:space="preserve"> </w:t>
+      </w:r>
+      <w:r>
+        <w:t>ATU Donegal, Letterkenny</w:t>
+      </w:r>
+      <w:bookmarkEnd w:id="24"/>
+    </w:p>
+    <w:p>
+      <w:pPr>
+        <w:spacing w:after="0" w:line="360" w:lineRule="auto"/>
+        <w:rPr>
+          <w:sz w:val="24"/>
+          <w:szCs w:val="24"/>
+        </w:rPr>
+      </w:pPr>
+    </w:p>
+    <w:p>
+      <w:pPr>
+        <w:spacing w:after="160" w:line="259" w:lineRule="auto"/>
+        <w:rPr>
+          <w:rFonts w:eastAsiaTheme="majorEastAsia" w:cstheme="majorBidi"/>
+          <w:b/>
+          <w:bCs/>
+          <w:sz w:val="32"/>
+          <w:szCs w:val="28"/>
+        </w:rPr>
+      </w:pPr>
+      <w:r>
+        <w:br w:type="page"/>
+      </w:r>
+    </w:p>
+    <w:p>
+      <w:pPr>
+        <w:pStyle w:val="Heading1"/>
+        <w:numPr>
+          <w:ilvl w:val="0"/>
+          <w:numId w:val="3"/>
+        </w:numPr>
+        <w:ind w:left="567" w:hanging="567"/>
+      </w:pPr>
+      <w:bookmarkStart w:id="25" w:name="_Toc224392262"/>
+      <w:r>
+        <w:lastRenderedPageBreak/>
+        <w:t>Chapter Name</w:t>
+      </w:r>
+      <w:bookmarkEnd w:id="25"/>
+    </w:p>
+    <w:p>
+      <w:pPr>
+        <w:spacing w:after="0" w:line="360" w:lineRule="auto"/>
+        <w:jc w:val="both"/>
+        <w:rPr>
+          <w:sz w:val="24"/>
+          <w:szCs w:val="24"/>
+        </w:rPr>
+      </w:pPr>
+      <w:r>
+        <w:rPr>
+          <w:sz w:val="24"/>
+          <w:szCs w:val="24"/>
+        </w:rPr>
+        <w:t>The chapters should all begin on a new page. Page numbers appear at the bottom right of each page. Page numbers appear from Chapter 1 and onwards. Appendices should be paginated using roman numerals (I, II, etc.).</w:t>
+      </w:r>
+    </w:p>
+    <w:p>
+      <w:pPr>
+        <w:pStyle w:val="ListParagraph"/>
+        <w:spacing w:after="0" w:line="360" w:lineRule="auto"/>
+        <w:ind w:left="851"/>
+        <w:jc w:val="both"/>
+        <w:rPr>
+          <w:sz w:val="24"/>
+          <w:szCs w:val="24"/>
+        </w:rPr>
+      </w:pPr>
+    </w:p>
+    <w:p>
+      <w:pPr>
+        <w:pStyle w:val="ListParagraph"/>
+        <w:numPr>
+          <w:ilvl w:val="0"/>
+          <w:numId w:val="2"/>
+        </w:numPr>
+        <w:spacing w:after="0" w:line="360" w:lineRule="auto"/>
+        <w:ind w:left="567" w:hanging="567"/>
+        <w:jc w:val="both"/>
+        <w:rPr>
+          <w:sz w:val="24"/>
+          <w:szCs w:val="24"/>
+        </w:rPr>
+      </w:pPr>
+      <w:r>
+        <w:rPr>
+          <w:sz w:val="24"/>
+          <w:szCs w:val="24"/>
+        </w:rPr>
+        <w:t>Bullets</w:t>
+      </w:r>
+      <w:r>
+        <w:rPr>
+          <w:sz w:val="24"/>
+          <w:szCs w:val="24"/>
+        </w:rPr>
+        <w:t xml:space="preserve"> should be aligned with the text</w:t>
+      </w:r>
+      <w:r>
+        <w:rPr>
+          <w:sz w:val="24"/>
+          <w:szCs w:val="24"/>
+        </w:rPr>
+        <w:t>.</w:t>
+      </w:r>
+    </w:p>
+    <w:p>
+      <w:pPr>
+        <w:pStyle w:val="ListParagraph"/>
+        <w:numPr>
+          <w:ilvl w:val="0"/>
+          <w:numId w:val="2"/>
+        </w:numPr>
+        <w:spacing w:after="0" w:line="360" w:lineRule="auto"/>
+        <w:ind w:left="567" w:hanging="567"/>
+        <w:jc w:val="both"/>
+        <w:rPr>
+          <w:sz w:val="24"/>
+          <w:szCs w:val="24"/>
+        </w:rPr>
+      </w:pPr>
+      <w:r>
+        <w:rPr>
+          <w:sz w:val="24"/>
+          <w:szCs w:val="24"/>
+        </w:rPr>
+        <w:t>Bulleted items should have one blank line above and below.</w:t>
+      </w:r>
+    </w:p>
+    <w:p>
+      <w:pPr>
+        <w:pStyle w:val="ListParagraph"/>
+        <w:numPr>
+          <w:ilvl w:val="0"/>
+          <w:numId w:val="2"/>
+        </w:numPr>
+        <w:spacing w:after="0" w:line="360" w:lineRule="auto"/>
+        <w:ind w:left="567" w:hanging="567"/>
+        <w:jc w:val="both"/>
+        <w:rPr>
+          <w:sz w:val="24"/>
+          <w:szCs w:val="24"/>
+        </w:rPr>
+      </w:pPr>
+      <w:r>
+        <w:rPr>
+          <w:sz w:val="24"/>
+          <w:szCs w:val="24"/>
+        </w:rPr>
+        <w:t>If there are only 1 or 2 items a bulleted list is not required.</w:t>
+      </w:r>
+    </w:p>
+    <w:p>
+      <w:pPr>
+        <w:spacing w:after="0" w:line="360" w:lineRule="auto"/>
+        <w:ind w:left="720"/>
+        <w:jc w:val="both"/>
+        <w:rPr>
+          <w:sz w:val="24"/>
+          <w:szCs w:val="24"/>
+        </w:rPr>
+      </w:pPr>
+    </w:p>
+    <w:p>
+      <w:pPr>
+        <w:spacing w:after="0" w:line="360" w:lineRule="auto"/>
+        <w:jc w:val="both"/>
+        <w:rPr>
+          <w:sz w:val="24"/>
+          <w:szCs w:val="24"/>
+        </w:rPr>
+      </w:pPr>
+      <w:r>
+        <w:rPr>
+          <w:sz w:val="24"/>
+          <w:szCs w:val="24"/>
+        </w:rPr>
+        <w:t>Any paragraph after the list, image or table should resume its normal position for the given header. When using any acronym such as Some Silly Acronym (SSA) it must be expanded on its first occurrence within the text. All acronyms should appear in an acronyms list preceding the main chapters.</w:t>
+      </w:r>
+    </w:p>
+    <w:p>
+      <w:pPr>
+        <w:pStyle w:val="ListParagraph"/>
+        <w:spacing w:after="0" w:line="360" w:lineRule="auto"/>
+        <w:ind w:left="1134"/>
         <w:jc w:val="both"/>
         <w:rPr>
           <w:sz w:val="24"/>
@@ -6147,14 +6567,17 @@
         <w:pStyle w:val="Heading2"/>
         <w:numPr>
           <w:ilvl w:val="1"/>
-          <w:numId w:val="17"/>
+          <w:numId w:val="3"/>
         </w:numPr>
-      </w:pPr>
-      <w:bookmarkStart w:id="19" w:name="_Toc76997408"/>
-      <w:r>
-        <w:t>Referencing</w:t>
-      </w:r>
-      <w:bookmarkEnd w:id="19"/>
+        <w:ind w:left="851" w:hanging="851"/>
+      </w:pPr>
+      <w:bookmarkStart w:id="26" w:name="_Toc76997407"/>
+      <w:bookmarkStart w:id="27" w:name="_Toc224392263"/>
+      <w:r>
+        <w:t>Additional Chapters guide</w:t>
+      </w:r>
+      <w:bookmarkEnd w:id="26"/>
+      <w:bookmarkEnd w:id="27"/>
     </w:p>
     <w:p>
       <w:pPr>
@@ -6170,13 +6593,12 @@
           <w:sz w:val="24"/>
           <w:szCs w:val="24"/>
         </w:rPr>
-        <w:t>The text of any given chapter may refer to an interesting idea presented in another book, paper, journal or whitepaper. On-line sources should not normally constitute more than 50% of your references. ALL of your references must be peer-reviewed or whitepapers. Further details on this will be given in the Research Workshop and may be obtained from your supervisor. This is supported by research (Bloggs, 2012) carried out how best to reference. The idea is succinctly expressed by Murphy:</w:t>
-      </w:r>
-    </w:p>
-    <w:p>
-      <w:pPr>
-        <w:spacing w:after="0" w:line="360" w:lineRule="auto"/>
-        <w:ind w:left="567" w:right="804"/>
+        <w:t>Additional chapters may include but not be limited to:</w:t>
+      </w:r>
+    </w:p>
+    <w:p>
+      <w:pPr>
+        <w:spacing w:after="0" w:line="360" w:lineRule="auto"/>
         <w:jc w:val="both"/>
         <w:rPr>
           <w:sz w:val="24"/>
@@ -6188,22 +6610,82 @@
           <w:sz w:val="24"/>
           <w:szCs w:val="24"/>
         </w:rPr>
-        <w:t>“A reference in a thesis should be of the previously demonstrated Harvard Style.” (Murphy, 2011a)</w:t>
-      </w:r>
-    </w:p>
-    <w:p>
-      <w:pPr>
-        <w:spacing w:after="0" w:line="360" w:lineRule="auto"/>
-        <w:ind w:left="851"/>
+        <w:t>Chapter 2 – Design</w:t>
+      </w:r>
+    </w:p>
+    <w:p>
+      <w:pPr>
+        <w:pStyle w:val="ListParagraph"/>
+        <w:numPr>
+          <w:ilvl w:val="0"/>
+          <w:numId w:val="13"/>
+        </w:numPr>
+        <w:spacing w:after="0" w:line="360" w:lineRule="auto"/>
         <w:jc w:val="both"/>
         <w:rPr>
           <w:sz w:val="24"/>
           <w:szCs w:val="24"/>
         </w:rPr>
       </w:pPr>
-    </w:p>
-    <w:p>
-      <w:pPr>
+      <w:r>
+        <w:rPr>
+          <w:sz w:val="24"/>
+          <w:szCs w:val="24"/>
+        </w:rPr>
+        <w:t xml:space="preserve">System requirements – Functional, </w:t>
+      </w:r>
+      <w:proofErr w:type="spellStart"/>
+      <w:r>
+        <w:rPr>
+          <w:sz w:val="24"/>
+          <w:szCs w:val="24"/>
+        </w:rPr>
+        <w:t>Non functional</w:t>
+      </w:r>
+      <w:proofErr w:type="spellEnd"/>
+      <w:r>
+        <w:rPr>
+          <w:sz w:val="24"/>
+          <w:szCs w:val="24"/>
+        </w:rPr>
+        <w:t xml:space="preserve"> requir</w:t>
+      </w:r>
+      <w:r>
+        <w:rPr>
+          <w:sz w:val="24"/>
+          <w:szCs w:val="24"/>
+        </w:rPr>
+        <w:t>e</w:t>
+      </w:r>
+      <w:r>
+        <w:rPr>
+          <w:sz w:val="24"/>
+          <w:szCs w:val="24"/>
+        </w:rPr>
+        <w:t>ments/user stories, software and hardware requir</w:t>
+      </w:r>
+      <w:r>
+        <w:rPr>
+          <w:sz w:val="24"/>
+          <w:szCs w:val="24"/>
+        </w:rPr>
+        <w:t>e</w:t>
+      </w:r>
+      <w:r>
+        <w:rPr>
+          <w:sz w:val="24"/>
+          <w:szCs w:val="24"/>
+        </w:rPr>
+        <w:t>ments</w:t>
+      </w:r>
+    </w:p>
+    <w:p>
+      <w:pPr>
+        <w:pStyle w:val="ListParagraph"/>
+        <w:numPr>
+          <w:ilvl w:val="0"/>
+          <w:numId w:val="13"/>
+        </w:numPr>
         <w:spacing w:after="0" w:line="360" w:lineRule="auto"/>
         <w:jc w:val="both"/>
         <w:rPr>
@@ -6216,13 +6698,12 @@
           <w:sz w:val="24"/>
           <w:szCs w:val="24"/>
         </w:rPr>
-        <w:t>Notice that the quote has indentations on both sides and is surrounded by quotes. If the quote abstracts only part of a sentence double dots should be placed before or after to show where there is missing text. Further, where additions for clarification are used in the text square brackets should be used. According to Murphy:</w:t>
-      </w:r>
-    </w:p>
-    <w:p>
-      <w:pPr>
-        <w:spacing w:after="0" w:line="360" w:lineRule="auto"/>
-        <w:ind w:left="1418" w:right="804"/>
+        <w:t>UML Diagrams, application structure, flowchart, storyboards</w:t>
+      </w:r>
+    </w:p>
+    <w:p>
+      <w:pPr>
+        <w:spacing w:after="0" w:line="360" w:lineRule="auto"/>
         <w:jc w:val="both"/>
         <w:rPr>
           <w:sz w:val="24"/>
@@ -6234,11 +6715,16 @@
           <w:sz w:val="24"/>
           <w:szCs w:val="24"/>
         </w:rPr>
-        <w:t>“A reference in a thesis should be of… Harvard Style.” (Murphy, 2011b)</w:t>
-      </w:r>
-    </w:p>
-    <w:p>
-      <w:pPr>
+        <w:t>Chapter 3 – Implementation</w:t>
+      </w:r>
+    </w:p>
+    <w:p>
+      <w:pPr>
+        <w:pStyle w:val="ListParagraph"/>
+        <w:numPr>
+          <w:ilvl w:val="0"/>
+          <w:numId w:val="14"/>
+        </w:numPr>
         <w:spacing w:after="0" w:line="360" w:lineRule="auto"/>
         <w:jc w:val="both"/>
         <w:rPr>
@@ -6246,9 +6732,21 @@
           <w:szCs w:val="24"/>
         </w:rPr>
       </w:pPr>
-    </w:p>
-    <w:p>
-      <w:pPr>
+      <w:r>
+        <w:rPr>
+          <w:sz w:val="24"/>
+          <w:szCs w:val="24"/>
+        </w:rPr>
+        <w:t>Environment set up, technologies used</w:t>
+      </w:r>
+    </w:p>
+    <w:p>
+      <w:pPr>
+        <w:pStyle w:val="ListParagraph"/>
+        <w:numPr>
+          <w:ilvl w:val="0"/>
+          <w:numId w:val="14"/>
+        </w:numPr>
         <w:spacing w:after="0" w:line="360" w:lineRule="auto"/>
         <w:jc w:val="both"/>
         <w:rPr>
@@ -6261,23 +6759,563 @@
           <w:sz w:val="24"/>
           <w:szCs w:val="24"/>
         </w:rPr>
-        <w:t xml:space="preserve">While the example above is provided for demonstration purposes it is obviously not a good idea to provide the same quote twice so for the purposes of this </w:t>
-      </w:r>
-      <w:proofErr w:type="gramStart"/>
-      <w:r>
-        <w:rPr>
-          <w:sz w:val="24"/>
-          <w:szCs w:val="24"/>
-        </w:rPr>
-        <w:t>example</w:t>
-      </w:r>
-      <w:proofErr w:type="gramEnd"/>
-      <w:r>
-        <w:rPr>
-          <w:sz w:val="24"/>
-          <w:szCs w:val="24"/>
-        </w:rPr>
-        <w:t xml:space="preserve"> we will assume this quote was taken from a different book by the same author. Further the general use of a single or a small number of sources multiple times is referred to as ‘over-reliance on a source’ and is deemed plagiarism.</w:t>
+        <w:t>Building the application</w:t>
+      </w:r>
+      <w:r>
+        <w:rPr>
+          <w:sz w:val="24"/>
+          <w:szCs w:val="24"/>
+        </w:rPr>
+        <w:t xml:space="preserve"> piece by piece</w:t>
+      </w:r>
+    </w:p>
+    <w:p>
+      <w:pPr>
+        <w:pStyle w:val="ListParagraph"/>
+        <w:numPr>
+          <w:ilvl w:val="0"/>
+          <w:numId w:val="14"/>
+        </w:numPr>
+        <w:spacing w:after="0" w:line="360" w:lineRule="auto"/>
+        <w:jc w:val="both"/>
+        <w:rPr>
+          <w:sz w:val="24"/>
+          <w:szCs w:val="24"/>
+        </w:rPr>
+      </w:pPr>
+      <w:r>
+        <w:rPr>
+          <w:sz w:val="24"/>
+          <w:szCs w:val="24"/>
+        </w:rPr>
+        <w:t>UI Design</w:t>
+      </w:r>
+    </w:p>
+    <w:p>
+      <w:pPr>
+        <w:pStyle w:val="ListParagraph"/>
+        <w:numPr>
+          <w:ilvl w:val="0"/>
+          <w:numId w:val="14"/>
+        </w:numPr>
+        <w:spacing w:after="0" w:line="360" w:lineRule="auto"/>
+        <w:jc w:val="both"/>
+        <w:rPr>
+          <w:sz w:val="24"/>
+          <w:szCs w:val="24"/>
+        </w:rPr>
+      </w:pPr>
+      <w:r>
+        <w:rPr>
+          <w:sz w:val="24"/>
+          <w:szCs w:val="24"/>
+        </w:rPr>
+        <w:t>Connecting the front end to the backend</w:t>
+      </w:r>
+    </w:p>
+    <w:p>
+      <w:pPr>
+        <w:spacing w:after="0" w:line="360" w:lineRule="auto"/>
+        <w:jc w:val="both"/>
+        <w:rPr>
+          <w:sz w:val="24"/>
+          <w:szCs w:val="24"/>
+        </w:rPr>
+      </w:pPr>
+      <w:r>
+        <w:rPr>
+          <w:sz w:val="24"/>
+          <w:szCs w:val="24"/>
+        </w:rPr>
+        <w:t>Chapter 4 – Testing</w:t>
+      </w:r>
+    </w:p>
+    <w:p>
+      <w:pPr>
+        <w:pStyle w:val="ListParagraph"/>
+        <w:numPr>
+          <w:ilvl w:val="0"/>
+          <w:numId w:val="15"/>
+        </w:numPr>
+        <w:spacing w:after="0" w:line="360" w:lineRule="auto"/>
+        <w:jc w:val="both"/>
+        <w:rPr>
+          <w:sz w:val="24"/>
+          <w:szCs w:val="24"/>
+        </w:rPr>
+      </w:pPr>
+      <w:r>
+        <w:rPr>
+          <w:sz w:val="24"/>
+          <w:szCs w:val="24"/>
+        </w:rPr>
+        <w:t>Method of testing (White box, black box</w:t>
+      </w:r>
+      <w:r>
+        <w:rPr>
+          <w:sz w:val="24"/>
+          <w:szCs w:val="24"/>
+        </w:rPr>
+        <w:t>, unit tests, manual user tests, automated tests</w:t>
+      </w:r>
+      <w:r>
+        <w:rPr>
+          <w:sz w:val="24"/>
+          <w:szCs w:val="24"/>
+        </w:rPr>
+        <w:t>)</w:t>
+      </w:r>
+    </w:p>
+    <w:p>
+      <w:pPr>
+        <w:pStyle w:val="ListParagraph"/>
+        <w:numPr>
+          <w:ilvl w:val="0"/>
+          <w:numId w:val="15"/>
+        </w:numPr>
+        <w:spacing w:after="0" w:line="360" w:lineRule="auto"/>
+        <w:jc w:val="both"/>
+        <w:rPr>
+          <w:sz w:val="24"/>
+          <w:szCs w:val="24"/>
+        </w:rPr>
+      </w:pPr>
+      <w:r>
+        <w:rPr>
+          <w:sz w:val="24"/>
+          <w:szCs w:val="24"/>
+        </w:rPr>
+        <w:t>Test Cases including test results</w:t>
+      </w:r>
+    </w:p>
+    <w:p>
+      <w:pPr>
+        <w:spacing w:after="0" w:line="360" w:lineRule="auto"/>
+        <w:jc w:val="both"/>
+        <w:rPr>
+          <w:sz w:val="24"/>
+          <w:szCs w:val="24"/>
+        </w:rPr>
+      </w:pPr>
+      <w:r>
+        <w:rPr>
+          <w:sz w:val="24"/>
+          <w:szCs w:val="24"/>
+        </w:rPr>
+        <w:t>Chapter 5 – Conclusion and Future work</w:t>
+      </w:r>
+    </w:p>
+    <w:p>
+      <w:pPr>
+        <w:pStyle w:val="ListParagraph"/>
+        <w:numPr>
+          <w:ilvl w:val="0"/>
+          <w:numId w:val="16"/>
+        </w:numPr>
+        <w:spacing w:after="0" w:line="360" w:lineRule="auto"/>
+        <w:jc w:val="both"/>
+        <w:rPr>
+          <w:sz w:val="24"/>
+          <w:szCs w:val="24"/>
+        </w:rPr>
+      </w:pPr>
+      <w:r>
+        <w:rPr>
+          <w:sz w:val="24"/>
+          <w:szCs w:val="24"/>
+        </w:rPr>
+        <w:t xml:space="preserve">Results and outcomes </w:t>
+      </w:r>
+    </w:p>
+    <w:p>
+      <w:pPr>
+        <w:pStyle w:val="ListParagraph"/>
+        <w:numPr>
+          <w:ilvl w:val="0"/>
+          <w:numId w:val="16"/>
+        </w:numPr>
+        <w:spacing w:after="0" w:line="360" w:lineRule="auto"/>
+        <w:jc w:val="both"/>
+        <w:rPr>
+          <w:sz w:val="24"/>
+          <w:szCs w:val="24"/>
+        </w:rPr>
+      </w:pPr>
+      <w:r>
+        <w:rPr>
+          <w:sz w:val="24"/>
+          <w:szCs w:val="24"/>
+        </w:rPr>
+        <w:lastRenderedPageBreak/>
+        <w:t>Future work</w:t>
+      </w:r>
+    </w:p>
+    <w:p>
+      <w:pPr>
+        <w:pStyle w:val="ListParagraph"/>
+        <w:numPr>
+          <w:ilvl w:val="0"/>
+          <w:numId w:val="16"/>
+        </w:numPr>
+        <w:spacing w:after="0" w:line="360" w:lineRule="auto"/>
+        <w:jc w:val="both"/>
+        <w:rPr>
+          <w:sz w:val="24"/>
+          <w:szCs w:val="24"/>
+        </w:rPr>
+      </w:pPr>
+      <w:r>
+        <w:rPr>
+          <w:sz w:val="24"/>
+          <w:szCs w:val="24"/>
+        </w:rPr>
+        <w:t>Issues found and addressed</w:t>
+      </w:r>
+    </w:p>
+    <w:p>
+      <w:pPr>
+        <w:rPr>
+          <w:b/>
+          <w:bCs/>
+          <w:sz w:val="44"/>
+          <w:szCs w:val="44"/>
+        </w:rPr>
+      </w:pPr>
+      <w:r>
+        <w:rPr>
+          <w:b/>
+          <w:bCs/>
+          <w:sz w:val="44"/>
+          <w:szCs w:val="44"/>
+        </w:rPr>
+        <w:t>Images</w:t>
+      </w:r>
+    </w:p>
+    <w:p>
+      <w:pPr>
+        <w:spacing w:after="0" w:line="360" w:lineRule="auto"/>
+        <w:jc w:val="both"/>
+        <w:rPr>
+          <w:sz w:val="24"/>
+          <w:szCs w:val="24"/>
+        </w:rPr>
+      </w:pPr>
+      <w:r>
+        <w:rPr>
+          <w:sz w:val="24"/>
+          <w:szCs w:val="24"/>
+        </w:rPr>
+        <w:t xml:space="preserve">In some sections of the </w:t>
+      </w:r>
+      <w:r>
+        <w:rPr>
+          <w:sz w:val="24"/>
+          <w:szCs w:val="24"/>
+        </w:rPr>
+        <w:t>report</w:t>
+      </w:r>
+      <w:r>
+        <w:rPr>
+          <w:sz w:val="24"/>
+          <w:szCs w:val="24"/>
+        </w:rPr>
+        <w:t xml:space="preserve"> an image may be required. Any image utilised must be referred to within the</w:t>
+      </w:r>
+      <w:r>
+        <w:rPr>
+          <w:sz w:val="24"/>
+          <w:szCs w:val="24"/>
+        </w:rPr>
+        <w:t xml:space="preserve"> main body of text. In Figure 1</w:t>
+      </w:r>
+      <w:r>
+        <w:rPr>
+          <w:sz w:val="24"/>
+          <w:szCs w:val="24"/>
+        </w:rPr>
+        <w:t xml:space="preserve"> the </w:t>
+      </w:r>
+      <w:r>
+        <w:rPr>
+          <w:sz w:val="24"/>
+          <w:szCs w:val="24"/>
+        </w:rPr>
+        <w:t>ATU Donegal</w:t>
+      </w:r>
+      <w:r>
+        <w:rPr>
+          <w:sz w:val="24"/>
+          <w:szCs w:val="24"/>
+        </w:rPr>
+        <w:t xml:space="preserve"> logo can be seen with an appropriate caption.</w:t>
+      </w:r>
+    </w:p>
+    <w:p>
+      <w:pPr>
+        <w:spacing w:after="0" w:line="360" w:lineRule="auto"/>
+        <w:jc w:val="both"/>
+        <w:rPr>
+          <w:sz w:val="24"/>
+          <w:szCs w:val="24"/>
+        </w:rPr>
+      </w:pPr>
+    </w:p>
+    <w:p>
+      <w:pPr>
+        <w:pStyle w:val="ListParagraph"/>
+        <w:spacing w:after="0" w:line="360" w:lineRule="auto"/>
+        <w:ind w:left="1134"/>
+        <w:jc w:val="both"/>
+        <w:rPr>
+          <w:sz w:val="24"/>
+          <w:szCs w:val="24"/>
+        </w:rPr>
+      </w:pPr>
+    </w:p>
+    <w:p>
+      <w:pPr>
+        <w:pStyle w:val="ListParagraph"/>
+        <w:spacing w:after="0" w:line="360" w:lineRule="auto"/>
+        <w:ind w:left="0"/>
+        <w:jc w:val="center"/>
+        <w:rPr>
+          <w:sz w:val="24"/>
+          <w:szCs w:val="24"/>
+        </w:rPr>
+      </w:pPr>
+      <w:r>
+        <w:rPr>
+          <w:noProof/>
+          <w:sz w:val="24"/>
+          <w:szCs w:val="24"/>
+        </w:rPr>
+        <w:drawing>
+          <wp:inline distT="0" distB="0" distL="0" distR="0" wp14:anchorId="780435AD" wp14:editId="74208621">
+            <wp:extent cx="3154750" cy="1158334"/>
+            <wp:effectExtent l="0" t="0" r="7620" b="3810"/>
+            <wp:docPr id="856922549" name="Picture 856922549" descr="A black background with blue text&#10;&#10;AI-generated content may be incorrect."/>
+            <wp:cNvGraphicFramePr>
+              <a:graphicFrameLocks xmlns:a="http://schemas.openxmlformats.org/drawingml/2006/main" noChangeAspect="1"/>
+            </wp:cNvGraphicFramePr>
+            <a:graphic xmlns:a="http://schemas.openxmlformats.org/drawingml/2006/main">
+              <a:graphicData uri="http://schemas.openxmlformats.org/drawingml/2006/picture">
+                <pic:pic xmlns:pic="http://schemas.openxmlformats.org/drawingml/2006/picture">
+                  <pic:nvPicPr>
+                    <pic:cNvPr id="856922549" name="Picture 856922549" descr="A black background with blue text&#10;&#10;AI-generated content may be incorrect."/>
+                    <pic:cNvPicPr/>
+                  </pic:nvPicPr>
+                  <pic:blipFill>
+                    <a:blip r:embed="rId8">
+                      <a:extLst>
+                        <a:ext uri="{28A0092B-C50C-407E-A947-70E740481C1C}">
+                          <a14:useLocalDpi xmlns:a14="http://schemas.microsoft.com/office/drawing/2010/main" val="0"/>
+                        </a:ext>
+                      </a:extLst>
+                    </a:blip>
+                    <a:stretch>
+                      <a:fillRect/>
+                    </a:stretch>
+                  </pic:blipFill>
+                  <pic:spPr>
+                    <a:xfrm>
+                      <a:off x="0" y="0"/>
+                      <a:ext cx="3177643" cy="1166740"/>
+                    </a:xfrm>
+                    <a:prstGeom prst="rect">
+                      <a:avLst/>
+                    </a:prstGeom>
+                  </pic:spPr>
+                </pic:pic>
+              </a:graphicData>
+            </a:graphic>
+          </wp:inline>
+        </w:drawing>
+      </w:r>
+    </w:p>
+    <w:p>
+      <w:pPr>
+        <w:pStyle w:val="Caption"/>
+      </w:pPr>
+      <w:r>
+        <w:t xml:space="preserve">Figure </w:t>
+      </w:r>
+      <w:fldSimple w:instr=" SEQ Figure \* ARABIC ">
+        <w:r>
+          <w:t>1</w:t>
+        </w:r>
+      </w:fldSimple>
+      <w:r>
+        <w:t xml:space="preserve"> </w:t>
+      </w:r>
+      <w:r>
+        <w:t>Atlantic Technological University Donegal Logo</w:t>
+      </w:r>
+    </w:p>
+    <w:p>
+      <w:pPr>
+        <w:spacing w:after="0" w:line="360" w:lineRule="auto"/>
+        <w:jc w:val="both"/>
+        <w:rPr>
+          <w:sz w:val="24"/>
+          <w:szCs w:val="24"/>
+        </w:rPr>
+      </w:pPr>
+    </w:p>
+    <w:p>
+      <w:pPr>
+        <w:spacing w:after="0" w:line="360" w:lineRule="auto"/>
+        <w:jc w:val="both"/>
+        <w:rPr>
+          <w:sz w:val="24"/>
+          <w:szCs w:val="24"/>
+        </w:rPr>
+      </w:pPr>
+      <w:r>
+        <w:rPr>
+          <w:sz w:val="24"/>
+          <w:szCs w:val="24"/>
+        </w:rPr>
+        <w:t>In order to provide a caption for an image, table or equation the item should be selected. The Microsoft References ribbon should be selected. From there the Insert Caption button should be selected. The label should be set to the most appropriate one. In this example the Figure label was selected. New labels can be created as necessary. Remember not to simply copy and paste from above. Instead insert the image into the file and select it. Add the caption as described.</w:t>
+      </w:r>
+    </w:p>
+    <w:p>
+      <w:pPr>
+        <w:spacing w:after="0" w:line="360" w:lineRule="auto"/>
+        <w:jc w:val="both"/>
+        <w:rPr>
+          <w:sz w:val="24"/>
+          <w:szCs w:val="24"/>
+        </w:rPr>
+      </w:pPr>
+      <w:r>
+        <w:rPr>
+          <w:sz w:val="24"/>
+          <w:szCs w:val="24"/>
+        </w:rPr>
+        <w:t>Where an image does not have a clearly defined border, one should be added. Care should be taken to ensure that all details of images are clearly visible both when in print and when in electronic format. Careful selection of colours should be considered for this purpose. Images as shown in Figure 2 should always be referred to from the main text.</w:t>
+      </w:r>
+    </w:p>
+    <w:p>
+      <w:pPr>
+        <w:spacing w:after="0" w:line="360" w:lineRule="auto"/>
+        <w:jc w:val="both"/>
+        <w:rPr>
+          <w:sz w:val="24"/>
+          <w:szCs w:val="24"/>
+        </w:rPr>
+      </w:pPr>
+    </w:p>
+    <w:p>
+      <w:pPr>
+        <w:spacing w:after="0" w:line="360" w:lineRule="auto"/>
+        <w:jc w:val="center"/>
+        <w:rPr>
+          <w:sz w:val="24"/>
+          <w:szCs w:val="24"/>
+        </w:rPr>
+      </w:pPr>
+      <w:r>
+        <w:rPr>
+          <w:noProof/>
+          <w:bdr w:val="single" w:sz="4" w:space="0" w:color="auto"/>
+          <w:lang w:eastAsia="en-IE"/>
+        </w:rPr>
+        <w:drawing>
+          <wp:inline distT="0" distB="0" distL="0" distR="0" wp14:anchorId="20651F55" wp14:editId="626FBFDE">
+            <wp:extent cx="2859405" cy="1146810"/>
+            <wp:effectExtent l="0" t="0" r="0" b="0"/>
+            <wp:docPr id="1872540735" name="Picture 1872540735" descr="https://upload.wikimedia.org/wikipedia/commons/thumb/e/e4/LYIT.jpg/300px-LYIT.jpg"/>
+            <wp:cNvGraphicFramePr>
+              <a:graphicFrameLocks xmlns:a="http://schemas.openxmlformats.org/drawingml/2006/main" noChangeAspect="1"/>
+            </wp:cNvGraphicFramePr>
+            <a:graphic xmlns:a="http://schemas.openxmlformats.org/drawingml/2006/main">
+              <a:graphicData uri="http://schemas.openxmlformats.org/drawingml/2006/picture">
+                <pic:pic xmlns:pic="http://schemas.openxmlformats.org/drawingml/2006/picture">
+                  <pic:nvPicPr>
+                    <pic:cNvPr id="0" name="Picture 1" descr="https://upload.wikimedia.org/wikipedia/commons/thumb/e/e4/LYIT.jpg/300px-LYIT.jpg"/>
+                    <pic:cNvPicPr>
+                      <a:picLocks noChangeAspect="1" noChangeArrowheads="1"/>
+                    </pic:cNvPicPr>
+                  </pic:nvPicPr>
+                  <pic:blipFill>
+                    <a:blip r:embed="rId9">
+                      <a:extLst>
+                        <a:ext uri="{28A0092B-C50C-407E-A947-70E740481C1C}">
+                          <a14:useLocalDpi xmlns:a14="http://schemas.microsoft.com/office/drawing/2010/main" val="0"/>
+                        </a:ext>
+                      </a:extLst>
+                    </a:blip>
+                    <a:srcRect/>
+                    <a:stretch>
+                      <a:fillRect/>
+                    </a:stretch>
+                  </pic:blipFill>
+                  <pic:spPr bwMode="auto">
+                    <a:xfrm>
+                      <a:off x="0" y="0"/>
+                      <a:ext cx="2859405" cy="1146810"/>
+                    </a:xfrm>
+                    <a:prstGeom prst="rect">
+                      <a:avLst/>
+                    </a:prstGeom>
+                    <a:noFill/>
+                    <a:ln>
+                      <a:noFill/>
+                    </a:ln>
+                  </pic:spPr>
+                </pic:pic>
+              </a:graphicData>
+            </a:graphic>
+          </wp:inline>
+        </w:drawing>
+      </w:r>
+    </w:p>
+    <w:p>
+      <w:pPr>
+        <w:pStyle w:val="Caption"/>
+      </w:pPr>
+    </w:p>
+    <w:p>
+      <w:pPr>
+        <w:pStyle w:val="Caption"/>
+      </w:pPr>
+      <w:r>
+        <w:t xml:space="preserve">Figure </w:t>
+      </w:r>
+      <w:fldSimple w:instr=" SEQ Figure \* ARABIC ">
+        <w:r>
+          <w:t>2</w:t>
+        </w:r>
+      </w:fldSimple>
+      <w:r>
+        <w:t xml:space="preserve"> </w:t>
+      </w:r>
+      <w:r>
+        <w:t>ATU Donegal, Letterkenny</w:t>
+      </w:r>
+    </w:p>
+    <w:p>
+      <w:pPr>
+        <w:spacing w:after="0" w:line="360" w:lineRule="auto"/>
+        <w:rPr>
+          <w:sz w:val="24"/>
+          <w:szCs w:val="24"/>
+        </w:rPr>
+      </w:pPr>
+    </w:p>
+    <w:p>
+      <w:pPr>
+        <w:spacing w:after="160" w:line="259" w:lineRule="auto"/>
+        <w:rPr>
+          <w:rFonts w:eastAsiaTheme="majorEastAsia" w:cstheme="majorBidi"/>
+          <w:b/>
+          <w:bCs/>
+          <w:sz w:val="32"/>
+          <w:szCs w:val="28"/>
+        </w:rPr>
+      </w:pPr>
+      <w:r>
+        <w:br w:type="page"/>
       </w:r>
     </w:p>
     <w:p>
@@ -6295,14 +7333,15 @@
         <w:pStyle w:val="Heading2"/>
         <w:numPr>
           <w:ilvl w:val="1"/>
-          <w:numId w:val="17"/>
+          <w:numId w:val="3"/>
         </w:numPr>
-      </w:pPr>
-      <w:bookmarkStart w:id="20" w:name="_Toc76997409"/>
-      <w:r>
-        <w:t>Tables</w:t>
-      </w:r>
-      <w:bookmarkEnd w:id="20"/>
+        <w:ind w:hanging="792"/>
+      </w:pPr>
+      <w:bookmarkStart w:id="28" w:name="_Toc224392264"/>
+      <w:r>
+        <w:t>Report Outline</w:t>
+      </w:r>
+      <w:bookmarkEnd w:id="28"/>
     </w:p>
     <w:p>
       <w:pPr>
@@ -6318,21 +7357,25 @@
           <w:sz w:val="24"/>
           <w:szCs w:val="24"/>
         </w:rPr>
-        <w:t xml:space="preserve">The text of any chapter may include tabular data. In order to aid legibility some simple guidelines should be adhered to. Refer to Table </w:t>
-      </w:r>
-      <w:r>
-        <w:rPr>
-          <w:sz w:val="24"/>
-          <w:szCs w:val="24"/>
-        </w:rPr>
-        <w:t>2.1</w:t>
-      </w:r>
-      <w:r>
-        <w:rPr>
-          <w:sz w:val="24"/>
-          <w:szCs w:val="24"/>
-        </w:rPr>
-        <w:t>.</w:t>
+        <w:t>The text of any given chapter may refer to an interesting idea presented in another book, paper, journal or whitepaper. On-line sources should not normally constitute more than 50% of your references. ALL of your references must be peer-reviewed or whitepapers. Further details on this will be given in the Research Workshop and may be obtained from your supervisor. This is supported by research (Bloggs, 2012) carried out how best to reference. The idea is succinctly expressed by Murphy:</w:t>
+      </w:r>
+    </w:p>
+    <w:p>
+      <w:pPr>
+        <w:spacing w:after="0" w:line="360" w:lineRule="auto"/>
+        <w:ind w:left="567" w:right="804"/>
+        <w:jc w:val="both"/>
+        <w:rPr>
+          <w:sz w:val="24"/>
+          <w:szCs w:val="24"/>
+        </w:rPr>
+      </w:pPr>
+      <w:r>
+        <w:rPr>
+          <w:sz w:val="24"/>
+          <w:szCs w:val="24"/>
+        </w:rPr>
+        <w:t>“A reference in a thesis should be of the previously demonstrated Harvard Style.” (Murphy, 2011a)</w:t>
       </w:r>
     </w:p>
     <w:p>
@@ -6348,19 +7391,161 @@
     </w:p>
     <w:p>
       <w:pPr>
+        <w:spacing w:after="0" w:line="360" w:lineRule="auto"/>
+        <w:jc w:val="both"/>
+        <w:rPr>
+          <w:sz w:val="24"/>
+          <w:szCs w:val="24"/>
+        </w:rPr>
+      </w:pPr>
+      <w:r>
+        <w:rPr>
+          <w:sz w:val="24"/>
+          <w:szCs w:val="24"/>
+        </w:rPr>
+        <w:t>Notice that the quote has indentations on both sides and is surrounded by quotes. If the quote abstracts only part of a sentence double dots should be placed before or after to show where there is missing text. Further, where additions for clarification are used in the text square brackets should be used. According to Murphy:</w:t>
+      </w:r>
+    </w:p>
+    <w:p>
+      <w:pPr>
+        <w:spacing w:after="0" w:line="360" w:lineRule="auto"/>
+        <w:ind w:left="1418" w:right="804"/>
+        <w:jc w:val="both"/>
+        <w:rPr>
+          <w:sz w:val="24"/>
+          <w:szCs w:val="24"/>
+        </w:rPr>
+      </w:pPr>
+      <w:r>
+        <w:rPr>
+          <w:sz w:val="24"/>
+          <w:szCs w:val="24"/>
+        </w:rPr>
+        <w:t>“A reference in a thesis should be of… Harvard Style.” (Murphy, 2011b)</w:t>
+      </w:r>
+    </w:p>
+    <w:p>
+      <w:pPr>
+        <w:spacing w:after="0" w:line="360" w:lineRule="auto"/>
+        <w:jc w:val="both"/>
+        <w:rPr>
+          <w:sz w:val="24"/>
+          <w:szCs w:val="24"/>
+        </w:rPr>
+      </w:pPr>
+    </w:p>
+    <w:p>
+      <w:pPr>
+        <w:spacing w:after="0" w:line="360" w:lineRule="auto"/>
+        <w:jc w:val="both"/>
+        <w:rPr>
+          <w:sz w:val="24"/>
+          <w:szCs w:val="24"/>
+        </w:rPr>
+      </w:pPr>
+      <w:r>
+        <w:rPr>
+          <w:sz w:val="24"/>
+          <w:szCs w:val="24"/>
+        </w:rPr>
+        <w:t>While the example above is provided for demonstration purposes it is obviously not a good idea to provide the same quote twice so for the purposes of this example we will assume this quote was taken from a different book by the same author. Further the general use of a single or a small number of sources multiple times is referred to as ‘over-reliance on a source’ and is deemed plagiarism.</w:t>
+      </w:r>
+    </w:p>
+    <w:p>
+      <w:pPr>
+        <w:spacing w:after="0" w:line="360" w:lineRule="auto"/>
+        <w:jc w:val="both"/>
+        <w:rPr>
+          <w:sz w:val="24"/>
+          <w:szCs w:val="24"/>
+        </w:rPr>
+      </w:pPr>
+    </w:p>
+    <w:p>
+      <w:pPr>
+        <w:pStyle w:val="Heading2"/>
+        <w:numPr>
+          <w:ilvl w:val="1"/>
+          <w:numId w:val="3"/>
+        </w:numPr>
+        <w:ind w:left="851" w:hanging="851"/>
+      </w:pPr>
+      <w:bookmarkStart w:id="29" w:name="_Toc224392265"/>
+      <w:r>
+        <w:t>Tables</w:t>
+      </w:r>
+      <w:bookmarkEnd w:id="29"/>
+    </w:p>
+    <w:p>
+      <w:pPr>
+        <w:spacing w:after="0" w:line="360" w:lineRule="auto"/>
+        <w:jc w:val="both"/>
+        <w:rPr>
+          <w:sz w:val="24"/>
+          <w:szCs w:val="24"/>
+        </w:rPr>
+      </w:pPr>
+      <w:r>
+        <w:rPr>
+          <w:sz w:val="24"/>
+          <w:szCs w:val="24"/>
+        </w:rPr>
+        <w:t>The text of any chapter may include tabular data. In order to aid legibility some simple guidelines should be adhered to. Refer to Table 1.</w:t>
+      </w:r>
+    </w:p>
+    <w:p>
+      <w:pPr>
+        <w:spacing w:after="0" w:line="360" w:lineRule="auto"/>
+        <w:ind w:left="851"/>
+        <w:jc w:val="both"/>
+        <w:rPr>
+          <w:sz w:val="24"/>
+          <w:szCs w:val="24"/>
+        </w:rPr>
+      </w:pPr>
+    </w:p>
+    <w:p>
+      <w:pPr>
         <w:pStyle w:val="Caption"/>
       </w:pPr>
-      <w:bookmarkStart w:id="21" w:name="_Toc429429027"/>
+      <w:bookmarkStart w:id="30" w:name="_Toc429429027"/>
       <w:r>
         <w:t xml:space="preserve">Table </w:t>
       </w:r>
       <w:r>
-        <w:t>2.1</w:t>
-      </w:r>
-      <w:r>
-        <w:t xml:space="preserve"> Table Formatting Guidelines</w:t>
-      </w:r>
-      <w:bookmarkEnd w:id="21"/>
+        <w:rPr>
+          <w:noProof/>
+        </w:rPr>
+        <w:fldChar w:fldCharType="begin"/>
+      </w:r>
+      <w:r>
+        <w:rPr>
+          <w:noProof/>
+        </w:rPr>
+        <w:instrText xml:space="preserve"> SEQ Table \* ARABIC </w:instrText>
+      </w:r>
+      <w:r>
+        <w:rPr>
+          <w:noProof/>
+        </w:rPr>
+        <w:fldChar w:fldCharType="separate"/>
+      </w:r>
+      <w:r>
+        <w:rPr>
+          <w:noProof/>
+        </w:rPr>
+        <w:t>1</w:t>
+      </w:r>
+      <w:r>
+        <w:rPr>
+          <w:noProof/>
+        </w:rPr>
+        <w:fldChar w:fldCharType="end"/>
+      </w:r>
+      <w:r>
+        <w:t>. Table Formatting Guidelines</w:t>
+      </w:r>
+      <w:bookmarkEnd w:id="30"/>
     </w:p>
     <w:tbl>
       <w:tblPr>
@@ -6442,6 +7627,7 @@
                 <w:sz w:val="24"/>
                 <w:szCs w:val="24"/>
               </w:rPr>
+              <w:lastRenderedPageBreak/>
               <w:t>Size</w:t>
             </w:r>
           </w:p>
@@ -6687,21 +7873,7 @@
           <w:sz w:val="24"/>
           <w:szCs w:val="24"/>
         </w:rPr>
-        <w:t>Refer to Table 2</w:t>
-      </w:r>
-      <w:r>
-        <w:rPr>
-          <w:sz w:val="24"/>
-          <w:szCs w:val="24"/>
-        </w:rPr>
-        <w:t>.2</w:t>
-      </w:r>
-      <w:r>
-        <w:rPr>
-          <w:sz w:val="24"/>
-          <w:szCs w:val="24"/>
-        </w:rPr>
-        <w:t xml:space="preserve"> for the second short table sample.</w:t>
+        <w:t>Refer to Table 2 for the second short table sample.</w:t>
       </w:r>
     </w:p>
     <w:p>
@@ -6713,7 +7885,7 @@
       <w:pPr>
         <w:pStyle w:val="Caption"/>
       </w:pPr>
-      <w:bookmarkStart w:id="22" w:name="_Toc429429028"/>
+      <w:bookmarkStart w:id="31" w:name="_Toc429429028"/>
       <w:r>
         <w:t xml:space="preserve">Table </w:t>
       </w:r>
@@ -6748,15 +7920,9 @@
         <w:fldChar w:fldCharType="end"/>
       </w:r>
       <w:r>
-        <w:rPr>
-          <w:noProof/>
-        </w:rPr>
-        <w:t>.2</w:t>
-      </w:r>
-      <w:r>
         <w:t xml:space="preserve"> Second Sample Table</w:t>
       </w:r>
-      <w:bookmarkEnd w:id="22"/>
+      <w:bookmarkEnd w:id="31"/>
     </w:p>
     <w:tbl>
       <w:tblPr>
@@ -6882,15 +8048,15 @@
         <w:pStyle w:val="Heading2"/>
         <w:numPr>
           <w:ilvl w:val="1"/>
-          <w:numId w:val="17"/>
+          <w:numId w:val="3"/>
         </w:numPr>
         <w:ind w:left="851" w:hanging="851"/>
       </w:pPr>
-      <w:bookmarkStart w:id="23" w:name="_Toc76997410"/>
+      <w:bookmarkStart w:id="32" w:name="_Toc224392266"/>
       <w:r>
         <w:t>Code and Formulae</w:t>
       </w:r>
-      <w:bookmarkEnd w:id="23"/>
+      <w:bookmarkEnd w:id="32"/>
     </w:p>
     <w:p>
       <w:pPr>
@@ -6906,21 +8072,7 @@
           <w:sz w:val="24"/>
           <w:szCs w:val="24"/>
         </w:rPr>
-        <w:t>Where code requires listing within the text it should be treated as an image in that it is sectioned off with a border and has a caption directly und</w:t>
-      </w:r>
-      <w:r>
-        <w:rPr>
-          <w:sz w:val="24"/>
-          <w:szCs w:val="24"/>
-        </w:rPr>
-        <w:t>erneath. Refer to Code Listing 2</w:t>
-      </w:r>
-      <w:r>
-        <w:rPr>
-          <w:sz w:val="24"/>
-          <w:szCs w:val="24"/>
-        </w:rPr>
-        <w:t>.1 below.</w:t>
+        <w:t>Where code requires listing within the text it should be treated as an image in that it is sectioned off with a border and has a caption directly underneath. Refer to Code Listing 1.1 below.</w:t>
       </w:r>
     </w:p>
     <w:p>
@@ -6987,7 +8139,6 @@
           <w:sz w:val="20"/>
           <w:szCs w:val="24"/>
         </w:rPr>
-        <w:lastRenderedPageBreak/>
         <w:t>TextMessage</w:t>
       </w:r>
       <w:proofErr w:type="spellEnd"/>
@@ -7240,10 +8391,10 @@
           <w:sz w:val="20"/>
           <w:szCs w:val="24"/>
         </w:rPr>
+        <w:lastRenderedPageBreak/>
         <w:t xml:space="preserve">                                                    + </w:t>
       </w:r>
       <w:proofErr w:type="spellStart"/>
-      <w:proofErr w:type="gramStart"/>
       <w:r>
         <w:rPr>
           <w:rFonts w:asciiTheme="majorHAnsi" w:hAnsiTheme="majorHAnsi"/>
@@ -7253,7 +8404,6 @@
         <w:t>msg.getText</w:t>
       </w:r>
       <w:proofErr w:type="spellEnd"/>
-      <w:proofErr w:type="gramEnd"/>
       <w:r>
         <w:rPr>
           <w:rFonts w:asciiTheme="majorHAnsi" w:hAnsiTheme="majorHAnsi"/>
@@ -7389,7 +8539,6 @@
         <w:t xml:space="preserve">                                            + </w:t>
       </w:r>
       <w:proofErr w:type="spellStart"/>
-      <w:proofErr w:type="gramStart"/>
       <w:r>
         <w:rPr>
           <w:rFonts w:asciiTheme="majorHAnsi" w:hAnsiTheme="majorHAnsi"/>
@@ -7399,35 +8548,24 @@
         <w:t>message.getClass</w:t>
       </w:r>
       <w:proofErr w:type="spellEnd"/>
-      <w:proofErr w:type="gramEnd"/>
       <w:r>
         <w:rPr>
           <w:rFonts w:asciiTheme="majorHAnsi" w:hAnsiTheme="majorHAnsi"/>
           <w:sz w:val="20"/>
           <w:szCs w:val="24"/>
         </w:rPr>
-        <w:t>(</w:t>
-      </w:r>
-      <w:proofErr w:type="gramStart"/>
+        <w:t>().</w:t>
+      </w:r>
+      <w:proofErr w:type="spellStart"/>
       <w:r>
         <w:rPr>
           <w:rFonts w:asciiTheme="majorHAnsi" w:hAnsiTheme="majorHAnsi"/>
           <w:sz w:val="20"/>
           <w:szCs w:val="24"/>
         </w:rPr>
-        <w:t>).</w:t>
-      </w:r>
-      <w:proofErr w:type="spellStart"/>
-      <w:r>
-        <w:rPr>
-          <w:rFonts w:asciiTheme="majorHAnsi" w:hAnsiTheme="majorHAnsi"/>
-          <w:sz w:val="20"/>
-          <w:szCs w:val="24"/>
-        </w:rPr>
         <w:t>getName</w:t>
       </w:r>
       <w:proofErr w:type="spellEnd"/>
-      <w:proofErr w:type="gramEnd"/>
       <w:r>
         <w:rPr>
           <w:rFonts w:asciiTheme="majorHAnsi" w:hAnsiTheme="majorHAnsi"/>
@@ -7536,7 +8674,6 @@
         <w:t xml:space="preserve">            </w:t>
       </w:r>
       <w:proofErr w:type="spellStart"/>
-      <w:proofErr w:type="gramStart"/>
       <w:r>
         <w:rPr>
           <w:rFonts w:asciiTheme="majorHAnsi" w:hAnsiTheme="majorHAnsi"/>
@@ -7546,7 +8683,6 @@
         <w:t>e.printStackTrace</w:t>
       </w:r>
       <w:proofErr w:type="spellEnd"/>
-      <w:proofErr w:type="gramEnd"/>
       <w:r>
         <w:rPr>
           <w:rFonts w:asciiTheme="majorHAnsi" w:hAnsiTheme="majorHAnsi"/>
@@ -7589,34 +8725,16 @@
           <w:sz w:val="20"/>
           <w:szCs w:val="24"/>
         </w:rPr>
-        <w:t>mdc.</w:t>
-      </w:r>
-      <w:proofErr w:type="gramStart"/>
+        <w:t>mdc.setRollbackOnly</w:t>
+      </w:r>
+      <w:proofErr w:type="spellEnd"/>
       <w:r>
         <w:rPr>
           <w:rFonts w:asciiTheme="majorHAnsi" w:hAnsiTheme="majorHAnsi"/>
           <w:sz w:val="20"/>
           <w:szCs w:val="24"/>
         </w:rPr>
-        <w:t>setRollbackOnly</w:t>
-      </w:r>
-      <w:proofErr w:type="spellEnd"/>
-      <w:r>
-        <w:rPr>
-          <w:rFonts w:asciiTheme="majorHAnsi" w:hAnsiTheme="majorHAnsi"/>
-          <w:sz w:val="20"/>
-          <w:szCs w:val="24"/>
-        </w:rPr>
-        <w:t>(</w:t>
-      </w:r>
-      <w:proofErr w:type="gramEnd"/>
-      <w:r>
-        <w:rPr>
-          <w:rFonts w:asciiTheme="majorHAnsi" w:hAnsiTheme="majorHAnsi"/>
-          <w:sz w:val="20"/>
-          <w:szCs w:val="24"/>
-        </w:rPr>
-        <w:t>);</w:t>
+        <w:t>();</w:t>
       </w:r>
     </w:p>
     <w:p>
@@ -7691,7 +8809,6 @@
         <w:t xml:space="preserve">            </w:t>
       </w:r>
       <w:proofErr w:type="spellStart"/>
-      <w:proofErr w:type="gramStart"/>
       <w:r>
         <w:rPr>
           <w:rFonts w:asciiTheme="majorHAnsi" w:hAnsiTheme="majorHAnsi"/>
@@ -7701,7 +8818,6 @@
         <w:t>te.printStackTrace</w:t>
       </w:r>
       <w:proofErr w:type="spellEnd"/>
-      <w:proofErr w:type="gramEnd"/>
       <w:r>
         <w:rPr>
           <w:rFonts w:asciiTheme="majorHAnsi" w:hAnsiTheme="majorHAnsi"/>
@@ -7791,12 +8907,39 @@
           <w:szCs w:val="24"/>
         </w:rPr>
       </w:pPr>
-      <w:bookmarkStart w:id="24" w:name="_Toc429428842"/>
+      <w:bookmarkStart w:id="33" w:name="_Toc429428842"/>
       <w:r>
         <w:t xml:space="preserve">Code Listing </w:t>
       </w:r>
       <w:r>
-        <w:t>2.1</w:t>
+        <w:rPr>
+          <w:noProof/>
+        </w:rPr>
+        <w:fldChar w:fldCharType="begin"/>
+      </w:r>
+      <w:r>
+        <w:rPr>
+          <w:noProof/>
+        </w:rPr>
+        <w:instrText xml:space="preserve"> SEQ Code_Listing \* ARABIC </w:instrText>
+      </w:r>
+      <w:r>
+        <w:rPr>
+          <w:noProof/>
+        </w:rPr>
+        <w:fldChar w:fldCharType="separate"/>
+      </w:r>
+      <w:r>
+        <w:rPr>
+          <w:noProof/>
+        </w:rPr>
+        <w:t>1</w:t>
+      </w:r>
+      <w:r>
+        <w:rPr>
+          <w:noProof/>
+        </w:rPr>
+        <w:fldChar w:fldCharType="end"/>
       </w:r>
       <w:r>
         <w:t xml:space="preserve"> </w:t>
@@ -7809,7 +8952,7 @@
       <w:r>
         <w:t xml:space="preserve"> Message Handling</w:t>
       </w:r>
-      <w:bookmarkEnd w:id="24"/>
+      <w:bookmarkEnd w:id="33"/>
     </w:p>
     <w:p>
       <w:pPr>
@@ -7835,23 +8978,7 @@
           <w:sz w:val="24"/>
           <w:szCs w:val="24"/>
         </w:rPr>
-        <w:t xml:space="preserve">Notice that only minimal commenting is provided within the text.  The code is shown in Cambria, 10 </w:t>
-      </w:r>
-      <w:proofErr w:type="gramStart"/>
-      <w:r>
-        <w:rPr>
-          <w:sz w:val="24"/>
-          <w:szCs w:val="24"/>
-        </w:rPr>
-        <w:t>point</w:t>
-      </w:r>
-      <w:proofErr w:type="gramEnd"/>
-      <w:r>
-        <w:rPr>
-          <w:sz w:val="24"/>
-          <w:szCs w:val="24"/>
-        </w:rPr>
-        <w:t xml:space="preserve">. This reduces the overall text size and clearly distinguishes it from the main text. </w:t>
+        <w:t xml:space="preserve">Notice that only minimal commenting is provided within the text.  The code is shown in Cambria, 10 point. This reduces the overall text size and clearly distinguishes it from the main text. </w:t>
       </w:r>
     </w:p>
     <w:p>
@@ -7894,14 +9021,7 @@
           <w:sz w:val="24"/>
           <w:szCs w:val="24"/>
         </w:rPr>
-        <w:t>2.1</w:t>
-      </w:r>
-      <w:r>
-        <w:rPr>
-          <w:sz w:val="24"/>
-          <w:szCs w:val="24"/>
-        </w:rPr>
-        <w:t>) for example with the formula example shown slightly indented and with the formula number to the far right.</w:t>
+        <w:t>1) for example with the formula example shown slightly indented and with the formula number to the far right.</w:t>
       </w:r>
     </w:p>
     <w:p>
@@ -7935,7 +9055,34 @@
         <w:t xml:space="preserve">Equation </w:t>
       </w:r>
       <w:r>
-        <w:t>2.1</w:t>
+        <w:rPr>
+          <w:noProof/>
+        </w:rPr>
+        <w:fldChar w:fldCharType="begin"/>
+      </w:r>
+      <w:r>
+        <w:rPr>
+          <w:noProof/>
+        </w:rPr>
+        <w:instrText xml:space="preserve"> SEQ Equation \* ARABIC </w:instrText>
+      </w:r>
+      <w:r>
+        <w:rPr>
+          <w:noProof/>
+        </w:rPr>
+        <w:fldChar w:fldCharType="separate"/>
+      </w:r>
+      <w:r>
+        <w:rPr>
+          <w:noProof/>
+        </w:rPr>
+        <w:t>1</w:t>
+      </w:r>
+      <w:r>
+        <w:rPr>
+          <w:noProof/>
+        </w:rPr>
+        <w:fldChar w:fldCharType="end"/>
       </w:r>
     </w:p>
     <w:p>
@@ -8116,7 +9263,6 @@
           <w:sz w:val="24"/>
           <w:szCs w:val="24"/>
         </w:rPr>
-        <w:lastRenderedPageBreak/>
         <w:t>A single line space above and below the formula (Tsiolkovsky, 2000) also aids legibility. Note also that the font size</w:t>
       </w:r>
       <w:r>
@@ -8178,33 +9324,8 @@
     <w:p>
       <w:pPr>
         <w:ind w:left="1701" w:hanging="1701"/>
-      </w:pPr>
-    </w:p>
-    <w:p>
-      <w:pPr>
-        <w:ind w:left="1701" w:hanging="1701"/>
-      </w:pPr>
-    </w:p>
-    <w:p>
-      <w:pPr>
-        <w:pStyle w:val="Heading1"/>
-      </w:pPr>
-      <w:bookmarkStart w:id="25" w:name="_Toc76997411"/>
-      <w:r>
-        <w:t>Appendices</w:t>
-      </w:r>
-      <w:bookmarkEnd w:id="25"/>
-    </w:p>
-    <w:p>
-      <w:pPr>
-        <w:ind w:left="1701" w:hanging="1701"/>
-      </w:pPr>
-    </w:p>
-    <w:p>
-      <w:pPr>
-        <w:ind w:left="1701" w:hanging="1701"/>
         <w:sectPr>
-          <w:footerReference w:type="default" r:id="rId12"/>
+          <w:footerReference w:type="default" r:id="rId10"/>
           <w:pgSz w:w="11906" w:h="16838"/>
           <w:pgMar w:top="1440" w:right="1440" w:bottom="1440" w:left="1440" w:header="708" w:footer="708" w:gutter="0"/>
           <w:pgNumType w:start="1"/>
@@ -8215,349 +9336,207 @@
     </w:p>
     <w:p>
       <w:pPr>
-        <w:ind w:left="1701" w:hanging="1701"/>
-      </w:pPr>
-    </w:p>
-    <w:p>
-      <w:pPr>
         <w:pStyle w:val="Heading1"/>
         <w:spacing w:before="0" w:line="360" w:lineRule="auto"/>
         <w:ind w:left="567" w:hanging="567"/>
       </w:pPr>
-      <w:bookmarkStart w:id="26" w:name="_Toc76997412"/>
-      <w:r>
-        <w:t xml:space="preserve">Appendix A:  </w:t>
-      </w:r>
-      <w:r>
+      <w:bookmarkStart w:id="34" w:name="_Toc224392267"/>
+      <w:r>
+        <w:lastRenderedPageBreak/>
         <w:t>References</w:t>
       </w:r>
-      <w:bookmarkEnd w:id="26"/>
-    </w:p>
-    <w:p>
-      <w:pPr>
-        <w:pStyle w:val="PRBodyText"/>
-        <w:spacing w:line="360" w:lineRule="auto"/>
-        <w:rPr>
-          <w:rFonts w:asciiTheme="minorHAnsi" w:hAnsiTheme="minorHAnsi"/>
-          <w:sz w:val="40"/>
-        </w:rPr>
-      </w:pPr>
-    </w:p>
-    <w:p>
-      <w:pPr>
-        <w:spacing w:line="360" w:lineRule="auto"/>
-        <w:ind w:left="567" w:hanging="567"/>
-        <w:jc w:val="both"/>
-        <w:rPr>
-          <w:rFonts w:ascii="Times New Roman" w:hAnsi="Times New Roman" w:cs="Times New Roman"/>
-          <w:sz w:val="24"/>
-          <w:szCs w:val="24"/>
-        </w:rPr>
-      </w:pPr>
-      <w:r>
-        <w:rPr>
-          <w:rFonts w:ascii="Times New Roman" w:hAnsi="Times New Roman" w:cs="Times New Roman"/>
-          <w:sz w:val="24"/>
-          <w:szCs w:val="24"/>
-        </w:rPr>
-        <w:t xml:space="preserve">Berk, L., Mann, T. and Ogan, A. (2006). A Book Chapter called Make-Believe Play: Wellspring for Development of Self-Regulation. In: Singer, D., </w:t>
-      </w:r>
-      <w:proofErr w:type="spellStart"/>
-      <w:r>
-        <w:rPr>
-          <w:rFonts w:ascii="Times New Roman" w:hAnsi="Times New Roman" w:cs="Times New Roman"/>
-          <w:sz w:val="24"/>
-          <w:szCs w:val="24"/>
-        </w:rPr>
-        <w:t>Golinkoff</w:t>
-      </w:r>
-      <w:proofErr w:type="spellEnd"/>
-      <w:r>
-        <w:rPr>
-          <w:rFonts w:ascii="Times New Roman" w:hAnsi="Times New Roman" w:cs="Times New Roman"/>
-          <w:sz w:val="24"/>
-          <w:szCs w:val="24"/>
-        </w:rPr>
-        <w:t xml:space="preserve">, D. and Hirsh-Pasek, K. </w:t>
-      </w:r>
-      <w:r>
-        <w:rPr>
-          <w:rFonts w:ascii="Times New Roman" w:hAnsi="Times New Roman" w:cs="Times New Roman"/>
+      <w:bookmarkEnd w:id="34"/>
+    </w:p>
+    <w:p>
+      <w:pPr>
+        <w:pStyle w:val="Bibliography"/>
+      </w:pPr>
+      <w:r>
+        <w:fldChar w:fldCharType="begin"/>
+      </w:r>
+      <w:r>
+        <w:instrText xml:space="preserve"> ADDIN ZOTERO_BIBL {"uncited":[],"omitted":[],"custom":[]} CSL_BIBLIOGRAPHY </w:instrText>
+      </w:r>
+      <w:r>
+        <w:fldChar w:fldCharType="separate"/>
+      </w:r>
+      <w:r>
+        <w:t xml:space="preserve">An Garda Síochána (2016) </w:t>
+      </w:r>
+      <w:r>
+        <w:rPr>
           <w:i/>
-          <w:sz w:val="24"/>
-          <w:szCs w:val="24"/>
-        </w:rPr>
-        <w:t>Play Learning: How Play Motivates and Enhances Children’s Cognitive and Social-Emotional Growth</w:t>
-      </w:r>
-      <w:r>
-        <w:rPr>
-          <w:rFonts w:ascii="Times New Roman" w:hAnsi="Times New Roman" w:cs="Times New Roman"/>
-          <w:sz w:val="24"/>
-          <w:szCs w:val="24"/>
-        </w:rPr>
-        <w:t>. p74–100.</w:t>
-      </w:r>
-    </w:p>
-    <w:p>
-      <w:pPr>
-        <w:tabs>
-          <w:tab w:val="right" w:pos="9026"/>
-        </w:tabs>
-        <w:spacing w:after="0" w:line="360" w:lineRule="auto"/>
-        <w:ind w:left="1985" w:hanging="1985"/>
-        <w:jc w:val="both"/>
-        <w:rPr>
-          <w:rFonts w:ascii="Times New Roman" w:hAnsi="Times New Roman" w:cs="Times New Roman"/>
-          <w:sz w:val="24"/>
-          <w:szCs w:val="24"/>
-        </w:rPr>
-      </w:pPr>
-      <w:r>
-        <w:rPr>
-          <w:rFonts w:ascii="Times New Roman" w:hAnsi="Times New Roman" w:cs="Times New Roman"/>
-          <w:sz w:val="24"/>
-          <w:szCs w:val="24"/>
-        </w:rPr>
-        <w:t xml:space="preserve">Bloggs, J. (2012). My Important Article Title. </w:t>
-      </w:r>
-      <w:r>
-        <w:rPr>
-          <w:rFonts w:ascii="Times New Roman" w:hAnsi="Times New Roman" w:cs="Times New Roman"/>
+          <w:iCs/>
+        </w:rPr>
+        <w:t>Garda National Vetting Bureau</w:t>
+      </w:r>
+      <w:r>
+        <w:t xml:space="preserve">, </w:t>
+      </w:r>
+      <w:r>
+        <w:rPr>
           <w:i/>
-          <w:sz w:val="24"/>
-          <w:szCs w:val="24"/>
-        </w:rPr>
-        <w:t>The International Journal of ACM</w:t>
-      </w:r>
-      <w:r>
-        <w:rPr>
-          <w:rFonts w:ascii="Times New Roman" w:hAnsi="Times New Roman" w:cs="Times New Roman"/>
-          <w:sz w:val="24"/>
-          <w:szCs w:val="24"/>
-        </w:rPr>
-        <w:t>. 10(12). p201-212.</w:t>
-      </w:r>
-    </w:p>
-    <w:p>
-      <w:pPr>
-        <w:spacing w:line="360" w:lineRule="auto"/>
-        <w:ind w:left="567" w:hanging="567"/>
-        <w:jc w:val="both"/>
-        <w:rPr>
-          <w:rFonts w:ascii="Times New Roman" w:hAnsi="Times New Roman" w:cs="Times New Roman"/>
-          <w:sz w:val="24"/>
-          <w:szCs w:val="24"/>
-        </w:rPr>
-      </w:pPr>
-      <w:r>
-        <w:rPr>
-          <w:rFonts w:ascii="Times New Roman" w:hAnsi="Times New Roman" w:cs="Times New Roman"/>
-          <w:sz w:val="24"/>
-          <w:szCs w:val="24"/>
-        </w:rPr>
-        <w:t xml:space="preserve">Chia-Jung Lee. (2011). </w:t>
-      </w:r>
-      <w:r>
-        <w:rPr>
-          <w:rFonts w:ascii="Times New Roman" w:hAnsi="Times New Roman" w:cs="Times New Roman"/>
+          <w:iCs/>
+        </w:rPr>
+        <w:t>Garda</w:t>
+      </w:r>
+      <w:r>
+        <w:t>. Available at: https://www.garda.ie/en/about-us/organised-serious-crime/garda-national-vetting-bureau-gnvb-/ (Accessed: 7 March 2026).</w:t>
+      </w:r>
+    </w:p>
+    <w:p>
+      <w:pPr>
+        <w:pStyle w:val="Bibliography"/>
+      </w:pPr>
+      <w:r>
+        <w:t xml:space="preserve">Athletics Ireland (2026) ‘Athletics Ireland - Garda Vetting Policy’, </w:t>
+      </w:r>
+      <w:r>
+        <w:rPr>
           <w:i/>
-          <w:sz w:val="24"/>
-          <w:szCs w:val="24"/>
-        </w:rPr>
-        <w:t>A website about Technology Integration and Emotional Learning</w:t>
-      </w:r>
-      <w:r>
-        <w:rPr>
-          <w:rFonts w:ascii="Times New Roman" w:hAnsi="Times New Roman" w:cs="Times New Roman"/>
-          <w:sz w:val="24"/>
-          <w:szCs w:val="24"/>
-        </w:rPr>
-        <w:t>. Available: http://teachteachtech.coe.uga.edu/index.php/2011/05/13/technology-integration-and-emotional-learning/. Last accessed 23rd July 2017.</w:t>
-      </w:r>
-    </w:p>
-    <w:p>
-      <w:pPr>
-        <w:tabs>
-          <w:tab w:val="right" w:pos="9026"/>
-        </w:tabs>
-        <w:spacing w:after="0" w:line="360" w:lineRule="auto"/>
-        <w:ind w:left="1985" w:hanging="1985"/>
-        <w:jc w:val="both"/>
-        <w:rPr>
-          <w:rFonts w:ascii="Times New Roman" w:hAnsi="Times New Roman" w:cs="Times New Roman"/>
-          <w:sz w:val="24"/>
-          <w:szCs w:val="24"/>
-        </w:rPr>
-      </w:pPr>
-      <w:r>
-        <w:rPr>
-          <w:rFonts w:ascii="Times New Roman" w:hAnsi="Times New Roman" w:cs="Times New Roman"/>
-          <w:sz w:val="24"/>
-          <w:szCs w:val="24"/>
-        </w:rPr>
-        <w:t xml:space="preserve">Murphy, P. (2011a). </w:t>
-      </w:r>
-      <w:r>
-        <w:rPr>
-          <w:rFonts w:ascii="Times New Roman" w:hAnsi="Times New Roman" w:cs="Times New Roman"/>
+          <w:iCs/>
+        </w:rPr>
+        <w:t>Athletics Ireland</w:t>
+      </w:r>
+      <w:r>
+        <w:t>. Available at: https://www.athleticsireland.ie/child-welfare/garda-vetting-policy/ (Accessed: 7 March 2026).</w:t>
+      </w:r>
+    </w:p>
+    <w:p>
+      <w:pPr>
+        <w:pStyle w:val="Bibliography"/>
+      </w:pPr>
+      <w:r>
+        <w:t xml:space="preserve">Cairn Community Games (2025) </w:t>
+      </w:r>
+      <w:r>
+        <w:rPr>
           <w:i/>
-          <w:sz w:val="24"/>
-          <w:szCs w:val="24"/>
-        </w:rPr>
-        <w:t>A Conference Paper</w:t>
-      </w:r>
-      <w:r>
-        <w:rPr>
-          <w:rFonts w:ascii="Times New Roman" w:hAnsi="Times New Roman" w:cs="Times New Roman"/>
-          <w:sz w:val="24"/>
-          <w:szCs w:val="24"/>
-        </w:rPr>
-        <w:t xml:space="preserve">. Proceedings of </w:t>
-      </w:r>
-      <w:proofErr w:type="gramStart"/>
-      <w:r>
-        <w:rPr>
-          <w:rFonts w:ascii="Times New Roman" w:hAnsi="Times New Roman" w:cs="Times New Roman"/>
-          <w:sz w:val="24"/>
-          <w:szCs w:val="24"/>
-        </w:rPr>
-        <w:t>The</w:t>
-      </w:r>
-      <w:proofErr w:type="gramEnd"/>
-      <w:r>
-        <w:rPr>
-          <w:rFonts w:ascii="Times New Roman" w:hAnsi="Times New Roman" w:cs="Times New Roman"/>
-          <w:sz w:val="24"/>
-          <w:szCs w:val="24"/>
-        </w:rPr>
-        <w:t xml:space="preserve"> 5</w:t>
-      </w:r>
-      <w:r>
-        <w:rPr>
-          <w:rFonts w:ascii="Times New Roman" w:hAnsi="Times New Roman" w:cs="Times New Roman"/>
-          <w:sz w:val="24"/>
-          <w:szCs w:val="24"/>
-          <w:vertAlign w:val="superscript"/>
-        </w:rPr>
-        <w:t>th</w:t>
-      </w:r>
-      <w:r>
-        <w:rPr>
-          <w:rFonts w:ascii="Times New Roman" w:hAnsi="Times New Roman" w:cs="Times New Roman"/>
-          <w:sz w:val="24"/>
-          <w:szCs w:val="24"/>
-        </w:rPr>
-        <w:t xml:space="preserve"> Conference on Computing ACM, Paris. p123-132.</w:t>
-      </w:r>
-    </w:p>
-    <w:p>
-      <w:pPr>
-        <w:spacing w:line="360" w:lineRule="auto"/>
-        <w:ind w:left="567" w:hanging="567"/>
-        <w:jc w:val="both"/>
-        <w:rPr>
-          <w:rFonts w:ascii="Times New Roman" w:hAnsi="Times New Roman" w:cs="Times New Roman"/>
-          <w:sz w:val="24"/>
-          <w:szCs w:val="24"/>
-        </w:rPr>
-      </w:pPr>
-      <w:r>
-        <w:rPr>
-          <w:rFonts w:ascii="Times New Roman" w:hAnsi="Times New Roman" w:cs="Times New Roman"/>
-          <w:sz w:val="24"/>
-          <w:szCs w:val="24"/>
-        </w:rPr>
-        <w:t xml:space="preserve">Murphy, P. (2011b). </w:t>
-      </w:r>
-      <w:r>
-        <w:rPr>
-          <w:rFonts w:ascii="Times New Roman" w:hAnsi="Times New Roman" w:cs="Times New Roman"/>
+          <w:iCs/>
+        </w:rPr>
+        <w:t>Cairn Community Games - Garda Vetting</w:t>
+      </w:r>
+      <w:r>
+        <w:t>. Available at: https://www.cairncommunitygames.ie/volunteers/vetting (Accessed: 7 March 2026).</w:t>
+      </w:r>
+    </w:p>
+    <w:p>
+      <w:pPr>
+        <w:pStyle w:val="Bibliography"/>
+      </w:pPr>
+      <w:r>
+        <w:t xml:space="preserve">Central Statistics Office (2024) </w:t>
+      </w:r>
+      <w:r>
+        <w:rPr>
           <w:i/>
-          <w:sz w:val="24"/>
-          <w:szCs w:val="24"/>
-        </w:rPr>
-        <w:t>A Book about</w:t>
-      </w:r>
-      <w:r>
-        <w:rPr>
-          <w:rFonts w:ascii="Times New Roman" w:hAnsi="Times New Roman" w:cs="Times New Roman"/>
-          <w:sz w:val="24"/>
-          <w:szCs w:val="24"/>
-        </w:rPr>
-        <w:t xml:space="preserve"> </w:t>
-      </w:r>
-      <w:r>
-        <w:rPr>
-          <w:rFonts w:ascii="Times New Roman" w:hAnsi="Times New Roman" w:cs="Times New Roman"/>
+          <w:iCs/>
+        </w:rPr>
+        <w:t>Key Findings Census of Population 2022 Spotlight Series: Volunteering in Ireland - Central Statistics Office</w:t>
+      </w:r>
+      <w:r>
+        <w:t>. CSO. Available at: https://www.cso.ie/en/releasesandpublications/ep/p-cpsv/censusofpopulation2022spotlightseriesvolunteeringinireland/keyfindings/ (Accessed: 6 March 2026).</w:t>
+      </w:r>
+    </w:p>
+    <w:p>
+      <w:pPr>
+        <w:pStyle w:val="Bibliography"/>
+      </w:pPr>
+      <w:r>
+        <w:t xml:space="preserve">Data Protection Commission (2021) </w:t>
+      </w:r>
+      <w:r>
+        <w:rPr>
           <w:i/>
-          <w:sz w:val="24"/>
-          <w:szCs w:val="24"/>
-        </w:rPr>
-        <w:t>Social Learning Theory</w:t>
-      </w:r>
-      <w:r>
-        <w:rPr>
-          <w:rFonts w:ascii="Times New Roman" w:hAnsi="Times New Roman" w:cs="Times New Roman"/>
-          <w:sz w:val="24"/>
-          <w:szCs w:val="24"/>
-        </w:rPr>
-        <w:t>. Engle Cliffs NJ: Prentice Hall.</w:t>
-      </w:r>
-    </w:p>
-    <w:p>
-      <w:pPr>
-        <w:spacing w:line="360" w:lineRule="auto"/>
-        <w:ind w:left="567" w:hanging="567"/>
-        <w:jc w:val="both"/>
-        <w:rPr>
-          <w:rFonts w:ascii="Times New Roman" w:hAnsi="Times New Roman" w:cs="Times New Roman"/>
-          <w:sz w:val="24"/>
-          <w:szCs w:val="24"/>
-        </w:rPr>
-      </w:pPr>
-    </w:p>
-    <w:p>
-      <w:pPr>
-        <w:spacing w:line="360" w:lineRule="auto"/>
-        <w:ind w:left="567" w:hanging="567"/>
-        <w:jc w:val="both"/>
-        <w:rPr>
-          <w:rFonts w:ascii="Times New Roman" w:hAnsi="Times New Roman" w:cs="Times New Roman"/>
-          <w:sz w:val="24"/>
-          <w:szCs w:val="24"/>
-        </w:rPr>
-      </w:pPr>
-    </w:p>
-    <w:p>
-      <w:pPr>
-        <w:spacing w:line="360" w:lineRule="auto"/>
-        <w:ind w:left="567" w:hanging="567"/>
-        <w:jc w:val="both"/>
-        <w:rPr>
-          <w:rFonts w:ascii="Times New Roman" w:hAnsi="Times New Roman" w:cs="Times New Roman"/>
-          <w:sz w:val="24"/>
-          <w:szCs w:val="24"/>
-        </w:rPr>
-      </w:pPr>
-    </w:p>
-    <w:p>
-      <w:pPr>
-        <w:tabs>
-          <w:tab w:val="right" w:pos="9026"/>
-        </w:tabs>
-        <w:spacing w:after="0" w:line="360" w:lineRule="auto"/>
-        <w:ind w:left="1985" w:hanging="1985"/>
-        <w:jc w:val="both"/>
-        <w:rPr>
-          <w:sz w:val="24"/>
-          <w:szCs w:val="24"/>
-        </w:rPr>
-      </w:pPr>
+          <w:iCs/>
+        </w:rPr>
+        <w:t>Garda Vetting – Some Data Protection Considerations</w:t>
+      </w:r>
+      <w:r>
+        <w:t>. Available at: https://www.dataprotection.ie/sites/default/files/uploads/2021-05/Garda%20Vetting%20April%202021..pdf (Accessed: 14 March 2026).</w:t>
+      </w:r>
+    </w:p>
+    <w:p>
+      <w:pPr>
+        <w:pStyle w:val="Bibliography"/>
+      </w:pPr>
+      <w:r>
+        <w:t xml:space="preserve">Department of Justice, Home Affairs and Migration (2021) </w:t>
+      </w:r>
+      <w:r>
+        <w:rPr>
+          <w:i/>
+          <w:iCs/>
+        </w:rPr>
+        <w:t>Minister McEntee moves to reform vetting arrangements and legislation</w:t>
+      </w:r>
+      <w:r>
+        <w:t xml:space="preserve">, </w:t>
+      </w:r>
+      <w:r>
+        <w:rPr>
+          <w:i/>
+          <w:iCs/>
+        </w:rPr>
+        <w:t>gov.ie</w:t>
+      </w:r>
+      <w:r>
+        <w:t>. Available at: https://www.gov.ie/en/department-of-justice-home-affairs-and-migration/press-releases/minister-mcentee-moves-to-reform-vetting-arrangements-and-legislation/ (Accessed: 14 March 2026).</w:t>
+      </w:r>
+    </w:p>
+    <w:p>
+      <w:pPr>
+        <w:pStyle w:val="Bibliography"/>
+      </w:pPr>
+      <w:r>
+        <w:t xml:space="preserve">Department of Rural and Community Development (2021) </w:t>
+      </w:r>
+      <w:r>
+        <w:rPr>
+          <w:i/>
+          <w:iCs/>
+        </w:rPr>
+        <w:t>National Volunteering Strategy (2021 - 2025)</w:t>
+      </w:r>
+      <w:r>
+        <w:t xml:space="preserve">, </w:t>
+      </w:r>
+      <w:r>
+        <w:rPr>
+          <w:i/>
+          <w:iCs/>
+        </w:rPr>
+        <w:t>gov.ie</w:t>
+      </w:r>
+      <w:r>
+        <w:t>. Available at: https://www.gov.ie/en/department-of-rural-and-community-development-and-the-gaeltacht/publications/national-volunteering-strategy-2021-2025/ (Accessed: 9 March 2026).</w:t>
+      </w:r>
+    </w:p>
+    <w:p>
+      <w:pPr>
+        <w:pStyle w:val="Bibliography"/>
+      </w:pPr>
+      <w:r>
+        <w:t xml:space="preserve">National Vetting Bureau (no date) </w:t>
+      </w:r>
+      <w:r>
+        <w:rPr>
+          <w:i/>
+          <w:iCs/>
+        </w:rPr>
+        <w:t>National Vetting Bureau</w:t>
+      </w:r>
+      <w:r>
+        <w:t>. Available at: https://vetting.garda.ie/Application/About (Accessed: 7 March 2026).</w:t>
+      </w:r>
     </w:p>
     <w:p>
       <w:pPr>
         <w:ind w:left="1701" w:hanging="1701"/>
       </w:pPr>
+      <w:r>
+        <w:fldChar w:fldCharType="end"/>
+      </w:r>
     </w:p>
     <w:p>
       <w:pPr>
@@ -8586,16 +9565,48 @@
       <w:pPr>
         <w:pStyle w:val="Heading1"/>
       </w:pPr>
-      <w:bookmarkStart w:id="27" w:name="_Toc76997413"/>
+      <w:bookmarkStart w:id="35" w:name="_Toc224392268"/>
       <w:r>
         <w:lastRenderedPageBreak/>
-        <w:t>Appendix B:  Code Listing</w:t>
-      </w:r>
-      <w:bookmarkEnd w:id="27"/>
+        <w:t>Appendices</w:t>
+      </w:r>
+      <w:bookmarkEnd w:id="35"/>
+    </w:p>
+    <w:p>
+      <w:pPr>
+        <w:spacing w:after="160" w:line="259" w:lineRule="auto"/>
+        <w:rPr>
+          <w:rFonts w:eastAsiaTheme="majorEastAsia" w:cstheme="majorBidi"/>
+          <w:b/>
+          <w:bCs/>
+          <w:sz w:val="32"/>
+          <w:szCs w:val="28"/>
+        </w:rPr>
+      </w:pPr>
+      <w:r>
+        <w:br w:type="page"/>
+      </w:r>
+    </w:p>
+    <w:p>
+      <w:pPr>
+        <w:pStyle w:val="Heading1"/>
+      </w:pPr>
+      <w:bookmarkStart w:id="36" w:name="_Toc224392269"/>
+      <w:r>
+        <w:lastRenderedPageBreak/>
+        <w:t xml:space="preserve">Appendix </w:t>
+      </w:r>
+      <w:r>
+        <w:t>A</w:t>
+      </w:r>
+      <w:r>
+        <w:t>:  Code Listing</w:t>
+      </w:r>
+      <w:bookmarkEnd w:id="36"/>
     </w:p>
     <w:p/>
     <w:sectPr>
-      <w:footerReference w:type="default" r:id="rId13"/>
+      <w:footerReference w:type="default" r:id="rId11"/>
       <w:pgSz w:w="11906" w:h="16838"/>
       <w:pgMar w:top="1440" w:right="1440" w:bottom="1440" w:left="1440" w:header="708" w:footer="708" w:gutter="0"/>
       <w:pgNumType w:fmt="lowerRoman" w:start="1"/>
@@ -8632,74 +9643,6 @@
 </file>
 
 <file path=word/footer1.xml><?xml version="1.0" encoding="utf-8"?>
-<w:ftr xmlns:wpc="http://schemas.microsoft.com/office/word/2010/wordprocessingCanvas" xmlns:cx="http://schemas.microsoft.com/office/drawing/2014/chartex" xmlns:cx1="http://schemas.microsoft.com/office/drawing/2015/9/8/chartex" xmlns:cx2="http://schemas.microsoft.com/office/drawing/2015/10/21/chartex" xmlns:cx3="http://schemas.microsoft.com/office/drawing/2016/5/9/chartex" xmlns:cx4="http://schemas.microsoft.com/office/drawing/2016/5/10/chartex" xmlns:cx5="http://schemas.microsoft.com/office/drawing/2016/5/11/chartex" xmlns:cx6="http://schemas.microsoft.com/office/drawing/2016/5/12/chartex" xmlns:cx7="http://schemas.microsoft.com/office/drawing/2016/5/13/chartex" xmlns:cx8="http://schemas.microsoft.com/office/drawing/2016/5/14/chartex" xmlns:mc="http://schemas.openxmlformats.org/markup-compatibility/2006" xmlns:aink="http://schemas.microsoft.com/office/drawing/2016/ink" xmlns:am3d="http://schemas.microsoft.com/office/drawing/2017/model3d" xmlns:o="urn:schemas-microsoft-com:office:office" xmlns:oel="http://schemas.microsoft.com/office/2019/extlst" xmlns:r="http://schemas.openxmlformats.org/officeDocument/2006/relationships" xmlns:m="http://schemas.openxmlformats.org/officeDocument/2006/math" xmlns:v="urn:schemas-microsoft-com:vml" xmlns:wp14="http://schemas.microsoft.com/office/word/2010/wordprocessingDrawing" xmlns:wp="http://schemas.openxmlformats.org/drawingml/2006/wordprocessingDrawing" xmlns:w10="urn:schemas-microsoft-com:office:word" xmlns:w="http://schemas.openxmlformats.org/wordprocessingml/2006/main" xmlns:w14="http://schemas.microsoft.com/office/word/2010/wordml" xmlns:w15="http://schemas.microsoft.com/office/word/2012/wordml" xmlns:w16cex="http://schemas.microsoft.com/office/word/2018/wordml/cex" xmlns:w16cid="http://schemas.microsoft.com/office/word/2016/wordml/cid" xmlns:w16="http://schemas.microsoft.com/office/word/2018/wordml" xmlns:w16du="http://schemas.microsoft.com/office/word/2023/wordml/word16du" xmlns:w16sdtdh="http://schemas.microsoft.com/office/word/2020/wordml/sdtdatahash" xmlns:w16sdtfl="http://schemas.microsoft.com/office/word/2024/wordml/sdtformatlock" xmlns:w16se="http://schemas.microsoft.com/office/word/2015/wordml/symex" xmlns:wpg="http://schemas.microsoft.com/office/word/2010/wordprocessingGroup" xmlns:wpi="http://schemas.microsoft.com/office/word/2010/wordprocessingInk" xmlns:wne="http://schemas.microsoft.com/office/word/2006/wordml" xmlns:wps="http://schemas.microsoft.com/office/word/2010/wordprocessingShape" mc:Ignorable="w14 w15 w16se w16cid w16 w16cex w16sdtdh w16sdtfl w16du wp14">
-  <w:p>
-    <w:pPr>
-      <w:pStyle w:val="Footer"/>
-      <w:jc w:val="right"/>
-    </w:pPr>
-  </w:p>
-  <w:p>
-    <w:pPr>
-      <w:pStyle w:val="Footer"/>
-    </w:pPr>
-    <w:r>
-      <w:rPr>
-        <w:rFonts w:ascii="Open Sans" w:hAnsi="Open Sans" w:cs="Open Sans"/>
-        <w:noProof/>
-        <w:color w:val="44546A" w:themeColor="text2"/>
-      </w:rPr>
-      <w:drawing>
-        <wp:inline distT="0" distB="0" distL="0" distR="0" wp14:anchorId="53F01AC0" wp14:editId="3D3F1BA1">
-          <wp:extent cx="1543727" cy="500380"/>
-          <wp:effectExtent l="0" t="0" r="0" b="0"/>
-          <wp:docPr id="6" name="Picture 6"/>
-          <wp:cNvGraphicFramePr>
-            <a:graphicFrameLocks xmlns:a="http://schemas.openxmlformats.org/drawingml/2006/main" noChangeAspect="1"/>
-          </wp:cNvGraphicFramePr>
-          <a:graphic xmlns:a="http://schemas.openxmlformats.org/drawingml/2006/main">
-            <a:graphicData uri="http://schemas.openxmlformats.org/drawingml/2006/picture">
-              <pic:pic xmlns:pic="http://schemas.openxmlformats.org/drawingml/2006/picture">
-                <pic:nvPicPr>
-                  <pic:cNvPr id="0" name="Picture 2"/>
-                  <pic:cNvPicPr>
-                    <a:picLocks noChangeAspect="1" noChangeArrowheads="1"/>
-                  </pic:cNvPicPr>
-                </pic:nvPicPr>
-                <pic:blipFill>
-                  <a:blip r:embed="rId1">
-                    <a:extLst>
-                      <a:ext uri="{28A0092B-C50C-407E-A947-70E740481C1C}">
-                        <a14:useLocalDpi xmlns:a14="http://schemas.microsoft.com/office/drawing/2010/main" val="0"/>
-                      </a:ext>
-                    </a:extLst>
-                  </a:blip>
-                  <a:srcRect/>
-                  <a:stretch>
-                    <a:fillRect/>
-                  </a:stretch>
-                </pic:blipFill>
-                <pic:spPr bwMode="auto">
-                  <a:xfrm>
-                    <a:off x="0" y="0"/>
-                    <a:ext cx="1565271" cy="507363"/>
-                  </a:xfrm>
-                  <a:prstGeom prst="rect">
-                    <a:avLst/>
-                  </a:prstGeom>
-                  <a:noFill/>
-                </pic:spPr>
-              </pic:pic>
-            </a:graphicData>
-          </a:graphic>
-        </wp:inline>
-      </w:drawing>
-    </w:r>
-  </w:p>
-</w:ftr>
-</file>
-
-<file path=word/footer2.xml><?xml version="1.0" encoding="utf-8"?>
 <w:ftr xmlns:wpc="http://schemas.microsoft.com/office/word/2010/wordprocessingCanvas" xmlns:cx="http://schemas.microsoft.com/office/drawing/2014/chartex" xmlns:cx1="http://schemas.microsoft.com/office/drawing/2015/9/8/chartex" xmlns:cx2="http://schemas.microsoft.com/office/drawing/2015/10/21/chartex" xmlns:cx3="http://schemas.microsoft.com/office/drawing/2016/5/9/chartex" xmlns:cx4="http://schemas.microsoft.com/office/drawing/2016/5/10/chartex" xmlns:cx5="http://schemas.microsoft.com/office/drawing/2016/5/11/chartex" xmlns:cx6="http://schemas.microsoft.com/office/drawing/2016/5/12/chartex" xmlns:cx7="http://schemas.microsoft.com/office/drawing/2016/5/13/chartex" xmlns:cx8="http://schemas.microsoft.com/office/drawing/2016/5/14/chartex" xmlns:mc="http://schemas.openxmlformats.org/markup-compatibility/2006" xmlns:aink="http://schemas.microsoft.com/office/drawing/2016/ink" xmlns:am3d="http://schemas.microsoft.com/office/drawing/2017/model3d" xmlns:o="urn:schemas-microsoft-com:office:office" xmlns:oel="http://schemas.microsoft.com/office/2019/extlst" xmlns:r="http://schemas.openxmlformats.org/officeDocument/2006/relationships" xmlns:m="http://schemas.openxmlformats.org/officeDocument/2006/math" xmlns:v="urn:schemas-microsoft-com:vml" xmlns:wp14="http://schemas.microsoft.com/office/word/2010/wordprocessingDrawing" xmlns:wp="http://schemas.openxmlformats.org/drawingml/2006/wordprocessingDrawing" xmlns:w10="urn:schemas-microsoft-com:office:word" xmlns:w="http://schemas.openxmlformats.org/wordprocessingml/2006/main" xmlns:w14="http://schemas.microsoft.com/office/word/2010/wordml" xmlns:w15="http://schemas.microsoft.com/office/word/2012/wordml" xmlns:w16cex="http://schemas.microsoft.com/office/word/2018/wordml/cex" xmlns:w16cid="http://schemas.microsoft.com/office/word/2016/wordml/cid" xmlns:w16="http://schemas.microsoft.com/office/word/2018/wordml" xmlns:w16du="http://schemas.microsoft.com/office/word/2023/wordml/word16du" xmlns:w16sdtdh="http://schemas.microsoft.com/office/word/2020/wordml/sdtdatahash" xmlns:w16sdtfl="http://schemas.microsoft.com/office/word/2024/wordml/sdtformatlock" xmlns:w16se="http://schemas.microsoft.com/office/word/2015/wordml/symex" xmlns:wpg="http://schemas.microsoft.com/office/word/2010/wordprocessingGroup" xmlns:wpi="http://schemas.microsoft.com/office/word/2010/wordprocessingInk" xmlns:wne="http://schemas.microsoft.com/office/word/2006/wordml" xmlns:wps="http://schemas.microsoft.com/office/word/2010/wordprocessingShape" mc:Ignorable="w14 w15 w16se w16cid w16 w16cex w16sdtdh w16sdtfl w16du wp14">
   <w:sdt>
     <w:sdtPr>
@@ -8744,10 +9687,15 @@
       </w:p>
     </w:sdtContent>
   </w:sdt>
+  <w:p>
+    <w:pPr>
+      <w:pStyle w:val="Footer"/>
+    </w:pPr>
+  </w:p>
 </w:ftr>
 </file>
 
-<file path=word/footer3.xml><?xml version="1.0" encoding="utf-8"?>
+<file path=word/footer2.xml><?xml version="1.0" encoding="utf-8"?>
 <w:ftr xmlns:wpc="http://schemas.microsoft.com/office/word/2010/wordprocessingCanvas" xmlns:cx="http://schemas.microsoft.com/office/drawing/2014/chartex" xmlns:cx1="http://schemas.microsoft.com/office/drawing/2015/9/8/chartex" xmlns:cx2="http://schemas.microsoft.com/office/drawing/2015/10/21/chartex" xmlns:cx3="http://schemas.microsoft.com/office/drawing/2016/5/9/chartex" xmlns:cx4="http://schemas.microsoft.com/office/drawing/2016/5/10/chartex" xmlns:cx5="http://schemas.microsoft.com/office/drawing/2016/5/11/chartex" xmlns:cx6="http://schemas.microsoft.com/office/drawing/2016/5/12/chartex" xmlns:cx7="http://schemas.microsoft.com/office/drawing/2016/5/13/chartex" xmlns:cx8="http://schemas.microsoft.com/office/drawing/2016/5/14/chartex" xmlns:mc="http://schemas.openxmlformats.org/markup-compatibility/2006" xmlns:aink="http://schemas.microsoft.com/office/drawing/2016/ink" xmlns:am3d="http://schemas.microsoft.com/office/drawing/2017/model3d" xmlns:o="urn:schemas-microsoft-com:office:office" xmlns:oel="http://schemas.microsoft.com/office/2019/extlst" xmlns:r="http://schemas.openxmlformats.org/officeDocument/2006/relationships" xmlns:m="http://schemas.openxmlformats.org/officeDocument/2006/math" xmlns:v="urn:schemas-microsoft-com:vml" xmlns:wp14="http://schemas.microsoft.com/office/word/2010/wordprocessingDrawing" xmlns:wp="http://schemas.openxmlformats.org/drawingml/2006/wordprocessingDrawing" xmlns:w10="urn:schemas-microsoft-com:office:word" xmlns:w="http://schemas.openxmlformats.org/wordprocessingml/2006/main" xmlns:w14="http://schemas.microsoft.com/office/word/2010/wordml" xmlns:w15="http://schemas.microsoft.com/office/word/2012/wordml" xmlns:w16cex="http://schemas.microsoft.com/office/word/2018/wordml/cex" xmlns:w16cid="http://schemas.microsoft.com/office/word/2016/wordml/cid" xmlns:w16="http://schemas.microsoft.com/office/word/2018/wordml" xmlns:w16du="http://schemas.microsoft.com/office/word/2023/wordml/word16du" xmlns:w16sdtdh="http://schemas.microsoft.com/office/word/2020/wordml/sdtdatahash" xmlns:w16sdtfl="http://schemas.microsoft.com/office/word/2024/wordml/sdtformatlock" xmlns:w16se="http://schemas.microsoft.com/office/word/2015/wordml/symex" xmlns:wpg="http://schemas.microsoft.com/office/word/2010/wordprocessingGroup" xmlns:wpi="http://schemas.microsoft.com/office/word/2010/wordprocessingInk" xmlns:wne="http://schemas.microsoft.com/office/word/2006/wordml" xmlns:wps="http://schemas.microsoft.com/office/word/2010/wordprocessingShape" mc:Ignorable="w14 w15 w16se w16cid w16 w16cex w16sdtdh w16sdtfl w16du wp14">
   <w:sdt>
     <w:sdtPr>
@@ -8781,7 +9729,7 @@
           <w:rPr>
             <w:noProof/>
           </w:rPr>
-          <w:t>ii</w:t>
+          <w:t>i</w:t>
         </w:r>
         <w:r>
           <w:rPr>
@@ -8825,31 +9773,6 @@
 </w:footnotes>
 </file>
 
-<file path=word/header1.xml><?xml version="1.0" encoding="utf-8"?>
-<w:hdr xmlns:wpc="http://schemas.microsoft.com/office/word/2010/wordprocessingCanvas" xmlns:cx="http://schemas.microsoft.com/office/drawing/2014/chartex" xmlns:cx1="http://schemas.microsoft.com/office/drawing/2015/9/8/chartex" xmlns:cx2="http://schemas.microsoft.com/office/drawing/2015/10/21/chartex" xmlns:cx3="http://schemas.microsoft.com/office/drawing/2016/5/9/chartex" xmlns:cx4="http://schemas.microsoft.com/office/drawing/2016/5/10/chartex" xmlns:cx5="http://schemas.microsoft.com/office/drawing/2016/5/11/chartex" xmlns:cx6="http://schemas.microsoft.com/office/drawing/2016/5/12/chartex" xmlns:cx7="http://schemas.microsoft.com/office/drawing/2016/5/13/chartex" xmlns:cx8="http://schemas.microsoft.com/office/drawing/2016/5/14/chartex" xmlns:mc="http://schemas.openxmlformats.org/markup-compatibility/2006" xmlns:aink="http://schemas.microsoft.com/office/drawing/2016/ink" xmlns:am3d="http://schemas.microsoft.com/office/drawing/2017/model3d" xmlns:o="urn:schemas-microsoft-com:office:office" xmlns:oel="http://schemas.microsoft.com/office/2019/extlst" xmlns:r="http://schemas.openxmlformats.org/officeDocument/2006/relationships" xmlns:m="http://schemas.openxmlformats.org/officeDocument/2006/math" xmlns:v="urn:schemas-microsoft-com:vml" xmlns:wp14="http://schemas.microsoft.com/office/word/2010/wordprocessingDrawing" xmlns:wp="http://schemas.openxmlformats.org/drawingml/2006/wordprocessingDrawing" xmlns:w10="urn:schemas-microsoft-com:office:word" xmlns:w="http://schemas.openxmlformats.org/wordprocessingml/2006/main" xmlns:w14="http://schemas.microsoft.com/office/word/2010/wordml" xmlns:w15="http://schemas.microsoft.com/office/word/2012/wordml" xmlns:w16cex="http://schemas.microsoft.com/office/word/2018/wordml/cex" xmlns:w16cid="http://schemas.microsoft.com/office/word/2016/wordml/cid" xmlns:w16="http://schemas.microsoft.com/office/word/2018/wordml" xmlns:w16du="http://schemas.microsoft.com/office/word/2023/wordml/word16du" xmlns:w16sdtdh="http://schemas.microsoft.com/office/word/2020/wordml/sdtdatahash" xmlns:w16sdtfl="http://schemas.microsoft.com/office/word/2024/wordml/sdtformatlock" xmlns:w16se="http://schemas.microsoft.com/office/word/2015/wordml/symex" xmlns:wpg="http://schemas.microsoft.com/office/word/2010/wordprocessingGroup" xmlns:wpi="http://schemas.microsoft.com/office/word/2010/wordprocessingInk" xmlns:wne="http://schemas.microsoft.com/office/word/2006/wordml" xmlns:wps="http://schemas.microsoft.com/office/word/2010/wordprocessingShape" mc:Ignorable="w14 w15 w16se w16cid w16 w16cex w16sdtdh w16sdtfl w16du wp14">
-  <w:p>
-    <w:pPr>
-      <w:pStyle w:val="Header"/>
-      <w:jc w:val="center"/>
-      <w:rPr>
-        <w:sz w:val="32"/>
-        <w:szCs w:val="32"/>
-      </w:rPr>
-    </w:pPr>
-    <w:r>
-      <w:rPr>
-        <w:rFonts w:ascii="Open Sans" w:hAnsi="Open Sans" w:cs="Open Sans"/>
-        <w:b/>
-        <w:bCs/>
-        <w:sz w:val="32"/>
-        <w:szCs w:val="32"/>
-      </w:rPr>
-      <w:t>Atlantic Technological University</w:t>
-    </w:r>
-  </w:p>
-</w:hdr>
-</file>
-
 <file path=word/numbering.xml><?xml version="1.0" encoding="utf-8"?>
 <w:numbering xmlns:wpc="http://schemas.microsoft.com/office/word/2010/wordprocessingCanvas" xmlns:cx="http://schemas.microsoft.com/office/drawing/2014/chartex" xmlns:cx1="http://schemas.microsoft.com/office/drawing/2015/9/8/chartex" xmlns:cx2="http://schemas.microsoft.com/office/drawing/2015/10/21/chartex" xmlns:cx3="http://schemas.microsoft.com/office/drawing/2016/5/9/chartex" xmlns:cx4="http://schemas.microsoft.com/office/drawing/2016/5/10/chartex" xmlns:cx5="http://schemas.microsoft.com/office/drawing/2016/5/11/chartex" xmlns:cx6="http://schemas.microsoft.com/office/drawing/2016/5/12/chartex" xmlns:cx7="http://schemas.microsoft.com/office/drawing/2016/5/13/chartex" xmlns:cx8="http://schemas.microsoft.com/office/drawing/2016/5/14/chartex" xmlns:mc="http://schemas.openxmlformats.org/markup-compatibility/2006" xmlns:aink="http://schemas.microsoft.com/office/drawing/2016/ink" xmlns:am3d="http://schemas.microsoft.com/office/drawing/2017/model3d" xmlns:o="urn:schemas-microsoft-com:office:office" xmlns:oel="http://schemas.microsoft.com/office/2019/extlst" xmlns:r="http://schemas.openxmlformats.org/officeDocument/2006/relationships" xmlns:m="http://schemas.openxmlformats.org/officeDocument/2006/math" xmlns:v="urn:schemas-microsoft-com:vml" xmlns:wp14="http://schemas.microsoft.com/office/word/2010/wordprocessingDrawing" xmlns:wp="http://schemas.openxmlformats.org/drawingml/2006/wordprocessingDrawing" xmlns:w10="urn:schemas-microsoft-com:office:word" xmlns:w="http://schemas.openxmlformats.org/wordprocessingml/2006/main" xmlns:w14="http://schemas.microsoft.com/office/word/2010/wordml" xmlns:w15="http://schemas.microsoft.com/office/word/2012/wordml" xmlns:w16cex="http://schemas.microsoft.com/office/word/2018/wordml/cex" xmlns:w16cid="http://schemas.microsoft.com/office/word/2016/wordml/cid" xmlns:w16="http://schemas.microsoft.com/office/word/2018/wordml" xmlns:w16du="http://schemas.microsoft.com/office/word/2023/wordml/word16du" xmlns:w16sdtdh="http://schemas.microsoft.com/office/word/2020/wordml/sdtdatahash" xmlns:w16sdtfl="http://schemas.microsoft.com/office/word/2024/wordml/sdtformatlock" xmlns:w16se="http://schemas.microsoft.com/office/word/2015/wordml/symex" xmlns:wpg="http://schemas.microsoft.com/office/word/2010/wordprocessingGroup" xmlns:wpi="http://schemas.microsoft.com/office/word/2010/wordprocessingInk" xmlns:wne="http://schemas.microsoft.com/office/word/2006/wordml" xmlns:wps="http://schemas.microsoft.com/office/word/2010/wordprocessingShape" mc:Ignorable="w14 w15 w16se w16cid w16 w16cex w16sdtdh w16sdtfl w16du wp14">
   <w:abstractNum w:abstractNumId="0" w15:restartNumberingAfterBreak="0">
@@ -9563,119 +10486,6 @@
     </w:lvl>
   </w:abstractNum>
   <w:abstractNum w:abstractNumId="7" w15:restartNumberingAfterBreak="0">
-    <w:nsid w:val="344C767C"/>
-    <w:multiLevelType w:val="multilevel"/>
-    <w:tmpl w:val="874863AE"/>
-    <w:lvl w:ilvl="0">
-      <w:start w:val="2"/>
-      <w:numFmt w:val="decimal"/>
-      <w:lvlText w:val="%1"/>
-      <w:lvlJc w:val="left"/>
-      <w:pPr>
-        <w:ind w:left="420" w:hanging="420"/>
-      </w:pPr>
-      <w:rPr>
-        <w:rFonts w:hint="default"/>
-      </w:rPr>
-    </w:lvl>
-    <w:lvl w:ilvl="1">
-      <w:start w:val="3"/>
-      <w:numFmt w:val="decimal"/>
-      <w:lvlText w:val="%1.%2"/>
-      <w:lvlJc w:val="left"/>
-      <w:pPr>
-        <w:ind w:left="1512" w:hanging="720"/>
-      </w:pPr>
-      <w:rPr>
-        <w:rFonts w:hint="default"/>
-      </w:rPr>
-    </w:lvl>
-    <w:lvl w:ilvl="2">
-      <w:start w:val="1"/>
-      <w:numFmt w:val="decimal"/>
-      <w:lvlText w:val="%1.%2.%3"/>
-      <w:lvlJc w:val="left"/>
-      <w:pPr>
-        <w:ind w:left="2304" w:hanging="720"/>
-      </w:pPr>
-      <w:rPr>
-        <w:rFonts w:hint="default"/>
-      </w:rPr>
-    </w:lvl>
-    <w:lvl w:ilvl="3">
-      <w:start w:val="1"/>
-      <w:numFmt w:val="decimal"/>
-      <w:lvlText w:val="%1.%2.%3.%4"/>
-      <w:lvlJc w:val="left"/>
-      <w:pPr>
-        <w:ind w:left="3456" w:hanging="1080"/>
-      </w:pPr>
-      <w:rPr>
-        <w:rFonts w:hint="default"/>
-      </w:rPr>
-    </w:lvl>
-    <w:lvl w:ilvl="4">
-      <w:start w:val="1"/>
-      <w:numFmt w:val="decimal"/>
-      <w:lvlText w:val="%1.%2.%3.%4.%5"/>
-      <w:lvlJc w:val="left"/>
-      <w:pPr>
-        <w:ind w:left="4608" w:hanging="1440"/>
-      </w:pPr>
-      <w:rPr>
-        <w:rFonts w:hint="default"/>
-      </w:rPr>
-    </w:lvl>
-    <w:lvl w:ilvl="5">
-      <w:start w:val="1"/>
-      <w:numFmt w:val="decimal"/>
-      <w:lvlText w:val="%1.%2.%3.%4.%5.%6"/>
-      <w:lvlJc w:val="left"/>
-      <w:pPr>
-        <w:ind w:left="5400" w:hanging="1440"/>
-      </w:pPr>
-      <w:rPr>
-        <w:rFonts w:hint="default"/>
-      </w:rPr>
-    </w:lvl>
-    <w:lvl w:ilvl="6">
-      <w:start w:val="1"/>
-      <w:numFmt w:val="decimal"/>
-      <w:lvlText w:val="%1.%2.%3.%4.%5.%6.%7"/>
-      <w:lvlJc w:val="left"/>
-      <w:pPr>
-        <w:ind w:left="6552" w:hanging="1800"/>
-      </w:pPr>
-      <w:rPr>
-        <w:rFonts w:hint="default"/>
-      </w:rPr>
-    </w:lvl>
-    <w:lvl w:ilvl="7">
-      <w:start w:val="1"/>
-      <w:numFmt w:val="decimal"/>
-      <w:lvlText w:val="%1.%2.%3.%4.%5.%6.%7.%8"/>
-      <w:lvlJc w:val="left"/>
-      <w:pPr>
-        <w:ind w:left="7704" w:hanging="2160"/>
-      </w:pPr>
-      <w:rPr>
-        <w:rFonts w:hint="default"/>
-      </w:rPr>
-    </w:lvl>
-    <w:lvl w:ilvl="8">
-      <w:start w:val="1"/>
-      <w:numFmt w:val="decimal"/>
-      <w:lvlText w:val="%1.%2.%3.%4.%5.%6.%7.%8.%9"/>
-      <w:lvlJc w:val="left"/>
-      <w:pPr>
-        <w:ind w:left="8496" w:hanging="2160"/>
-      </w:pPr>
-      <w:rPr>
-        <w:rFonts w:hint="default"/>
-      </w:rPr>
-    </w:lvl>
-  </w:abstractNum>
-  <w:abstractNum w:abstractNumId="8" w15:restartNumberingAfterBreak="0">
     <w:nsid w:val="3C27653E"/>
     <w:multiLevelType w:val="multilevel"/>
     <w:tmpl w:val="1809001F"/>
@@ -9761,7 +10571,7 @@
       </w:pPr>
     </w:lvl>
   </w:abstractNum>
-  <w:abstractNum w:abstractNumId="9" w15:restartNumberingAfterBreak="0">
+  <w:abstractNum w:abstractNumId="8" w15:restartNumberingAfterBreak="0">
     <w:nsid w:val="41F473AB"/>
     <w:multiLevelType w:val="hybridMultilevel"/>
     <w:tmpl w:val="51163ABC"/>
@@ -9874,7 +10684,7 @@
       </w:rPr>
     </w:lvl>
   </w:abstractNum>
-  <w:abstractNum w:abstractNumId="10" w15:restartNumberingAfterBreak="0">
+  <w:abstractNum w:abstractNumId="9" w15:restartNumberingAfterBreak="0">
     <w:nsid w:val="483F539D"/>
     <w:multiLevelType w:val="multilevel"/>
     <w:tmpl w:val="1809001F"/>
@@ -9960,93 +10770,7 @@
       </w:pPr>
     </w:lvl>
   </w:abstractNum>
-  <w:abstractNum w:abstractNumId="11" w15:restartNumberingAfterBreak="0">
-    <w:nsid w:val="50384B2B"/>
-    <w:multiLevelType w:val="hybridMultilevel"/>
-    <w:tmpl w:val="E71A843A"/>
-    <w:lvl w:ilvl="0" w:tplc="1809000F">
-      <w:start w:val="1"/>
-      <w:numFmt w:val="decimal"/>
-      <w:lvlText w:val="%1."/>
-      <w:lvlJc w:val="left"/>
-      <w:pPr>
-        <w:ind w:left="720" w:hanging="360"/>
-      </w:pPr>
-    </w:lvl>
-    <w:lvl w:ilvl="1" w:tplc="18090019" w:tentative="1">
-      <w:start w:val="1"/>
-      <w:numFmt w:val="lowerLetter"/>
-      <w:lvlText w:val="%2."/>
-      <w:lvlJc w:val="left"/>
-      <w:pPr>
-        <w:ind w:left="1440" w:hanging="360"/>
-      </w:pPr>
-    </w:lvl>
-    <w:lvl w:ilvl="2" w:tplc="1809001B" w:tentative="1">
-      <w:start w:val="1"/>
-      <w:numFmt w:val="lowerRoman"/>
-      <w:lvlText w:val="%3."/>
-      <w:lvlJc w:val="right"/>
-      <w:pPr>
-        <w:ind w:left="2160" w:hanging="180"/>
-      </w:pPr>
-    </w:lvl>
-    <w:lvl w:ilvl="3" w:tplc="1809000F" w:tentative="1">
-      <w:start w:val="1"/>
-      <w:numFmt w:val="decimal"/>
-      <w:lvlText w:val="%4."/>
-      <w:lvlJc w:val="left"/>
-      <w:pPr>
-        <w:ind w:left="2880" w:hanging="360"/>
-      </w:pPr>
-    </w:lvl>
-    <w:lvl w:ilvl="4" w:tplc="18090019" w:tentative="1">
-      <w:start w:val="1"/>
-      <w:numFmt w:val="lowerLetter"/>
-      <w:lvlText w:val="%5."/>
-      <w:lvlJc w:val="left"/>
-      <w:pPr>
-        <w:ind w:left="3600" w:hanging="360"/>
-      </w:pPr>
-    </w:lvl>
-    <w:lvl w:ilvl="5" w:tplc="1809001B" w:tentative="1">
-      <w:start w:val="1"/>
-      <w:numFmt w:val="lowerRoman"/>
-      <w:lvlText w:val="%6."/>
-      <w:lvlJc w:val="right"/>
-      <w:pPr>
-        <w:ind w:left="4320" w:hanging="180"/>
-      </w:pPr>
-    </w:lvl>
-    <w:lvl w:ilvl="6" w:tplc="1809000F" w:tentative="1">
-      <w:start w:val="1"/>
-      <w:numFmt w:val="decimal"/>
-      <w:lvlText w:val="%7."/>
-      <w:lvlJc w:val="left"/>
-      <w:pPr>
-        <w:ind w:left="5040" w:hanging="360"/>
-      </w:pPr>
-    </w:lvl>
-    <w:lvl w:ilvl="7" w:tplc="18090019" w:tentative="1">
-      <w:start w:val="1"/>
-      <w:numFmt w:val="lowerLetter"/>
-      <w:lvlText w:val="%8."/>
-      <w:lvlJc w:val="left"/>
-      <w:pPr>
-        <w:ind w:left="5760" w:hanging="360"/>
-      </w:pPr>
-    </w:lvl>
-    <w:lvl w:ilvl="8" w:tplc="1809001B" w:tentative="1">
-      <w:start w:val="1"/>
-      <w:numFmt w:val="lowerRoman"/>
-      <w:lvlText w:val="%9."/>
-      <w:lvlJc w:val="right"/>
-      <w:pPr>
-        <w:ind w:left="6480" w:hanging="180"/>
-      </w:pPr>
-    </w:lvl>
-  </w:abstractNum>
-  <w:abstractNum w:abstractNumId="12" w15:restartNumberingAfterBreak="0">
+  <w:abstractNum w:abstractNumId="10" w15:restartNumberingAfterBreak="0">
     <w:nsid w:val="57D843FE"/>
     <w:multiLevelType w:val="multilevel"/>
     <w:tmpl w:val="1809001F"/>
@@ -10132,7 +10856,7 @@
       </w:pPr>
     </w:lvl>
   </w:abstractNum>
-  <w:abstractNum w:abstractNumId="13" w15:restartNumberingAfterBreak="0">
+  <w:abstractNum w:abstractNumId="11" w15:restartNumberingAfterBreak="0">
     <w:nsid w:val="596E17BB"/>
     <w:multiLevelType w:val="multilevel"/>
     <w:tmpl w:val="1809001F"/>
@@ -10218,93 +10942,7 @@
       </w:pPr>
     </w:lvl>
   </w:abstractNum>
-  <w:abstractNum w:abstractNumId="14" w15:restartNumberingAfterBreak="0">
-    <w:nsid w:val="5BC14F29"/>
-    <w:multiLevelType w:val="multilevel"/>
-    <w:tmpl w:val="1809001F"/>
-    <w:lvl w:ilvl="0">
-      <w:start w:val="1"/>
-      <w:numFmt w:val="decimal"/>
-      <w:lvlText w:val="%1."/>
-      <w:lvlJc w:val="left"/>
-      <w:pPr>
-        <w:ind w:left="360" w:hanging="360"/>
-      </w:pPr>
-    </w:lvl>
-    <w:lvl w:ilvl="1">
-      <w:start w:val="1"/>
-      <w:numFmt w:val="decimal"/>
-      <w:lvlText w:val="%1.%2."/>
-      <w:lvlJc w:val="left"/>
-      <w:pPr>
-        <w:ind w:left="792" w:hanging="432"/>
-      </w:pPr>
-    </w:lvl>
-    <w:lvl w:ilvl="2">
-      <w:start w:val="1"/>
-      <w:numFmt w:val="decimal"/>
-      <w:lvlText w:val="%1.%2.%3."/>
-      <w:lvlJc w:val="left"/>
-      <w:pPr>
-        <w:ind w:left="1224" w:hanging="504"/>
-      </w:pPr>
-    </w:lvl>
-    <w:lvl w:ilvl="3">
-      <w:start w:val="1"/>
-      <w:numFmt w:val="decimal"/>
-      <w:lvlText w:val="%1.%2.%3.%4."/>
-      <w:lvlJc w:val="left"/>
-      <w:pPr>
-        <w:ind w:left="1728" w:hanging="648"/>
-      </w:pPr>
-    </w:lvl>
-    <w:lvl w:ilvl="4">
-      <w:start w:val="1"/>
-      <w:numFmt w:val="decimal"/>
-      <w:lvlText w:val="%1.%2.%3.%4.%5."/>
-      <w:lvlJc w:val="left"/>
-      <w:pPr>
-        <w:ind w:left="2232" w:hanging="792"/>
-      </w:pPr>
-    </w:lvl>
-    <w:lvl w:ilvl="5">
-      <w:start w:val="1"/>
-      <w:numFmt w:val="decimal"/>
-      <w:lvlText w:val="%1.%2.%3.%4.%5.%6."/>
-      <w:lvlJc w:val="left"/>
-      <w:pPr>
-        <w:ind w:left="2736" w:hanging="936"/>
-      </w:pPr>
-    </w:lvl>
-    <w:lvl w:ilvl="6">
-      <w:start w:val="1"/>
-      <w:numFmt w:val="decimal"/>
-      <w:lvlText w:val="%1.%2.%3.%4.%5.%6.%7."/>
-      <w:lvlJc w:val="left"/>
-      <w:pPr>
-        <w:ind w:left="3240" w:hanging="1080"/>
-      </w:pPr>
-    </w:lvl>
-    <w:lvl w:ilvl="7">
-      <w:start w:val="1"/>
-      <w:numFmt w:val="decimal"/>
-      <w:lvlText w:val="%1.%2.%3.%4.%5.%6.%7.%8."/>
-      <w:lvlJc w:val="left"/>
-      <w:pPr>
-        <w:ind w:left="3744" w:hanging="1224"/>
-      </w:pPr>
-    </w:lvl>
-    <w:lvl w:ilvl="8">
-      <w:start w:val="1"/>
-      <w:numFmt w:val="decimal"/>
-      <w:lvlText w:val="%1.%2.%3.%4.%5.%6.%7.%8.%9."/>
-      <w:lvlJc w:val="left"/>
-      <w:pPr>
-        <w:ind w:left="4320" w:hanging="1440"/>
-      </w:pPr>
-    </w:lvl>
-  </w:abstractNum>
-  <w:abstractNum w:abstractNumId="15" w15:restartNumberingAfterBreak="0">
+  <w:abstractNum w:abstractNumId="12" w15:restartNumberingAfterBreak="0">
     <w:nsid w:val="62FF0E61"/>
     <w:multiLevelType w:val="multilevel"/>
     <w:tmpl w:val="1809001F"/>
@@ -10390,93 +11028,7 @@
       </w:pPr>
     </w:lvl>
   </w:abstractNum>
-  <w:abstractNum w:abstractNumId="16" w15:restartNumberingAfterBreak="0">
-    <w:nsid w:val="63423466"/>
-    <w:multiLevelType w:val="multilevel"/>
-    <w:tmpl w:val="1809001F"/>
-    <w:lvl w:ilvl="0">
-      <w:start w:val="1"/>
-      <w:numFmt w:val="decimal"/>
-      <w:lvlText w:val="%1."/>
-      <w:lvlJc w:val="left"/>
-      <w:pPr>
-        <w:ind w:left="360" w:hanging="360"/>
-      </w:pPr>
-    </w:lvl>
-    <w:lvl w:ilvl="1">
-      <w:start w:val="1"/>
-      <w:numFmt w:val="decimal"/>
-      <w:lvlText w:val="%1.%2."/>
-      <w:lvlJc w:val="left"/>
-      <w:pPr>
-        <w:ind w:left="792" w:hanging="432"/>
-      </w:pPr>
-    </w:lvl>
-    <w:lvl w:ilvl="2">
-      <w:start w:val="1"/>
-      <w:numFmt w:val="decimal"/>
-      <w:lvlText w:val="%1.%2.%3."/>
-      <w:lvlJc w:val="left"/>
-      <w:pPr>
-        <w:ind w:left="1224" w:hanging="504"/>
-      </w:pPr>
-    </w:lvl>
-    <w:lvl w:ilvl="3">
-      <w:start w:val="1"/>
-      <w:numFmt w:val="decimal"/>
-      <w:lvlText w:val="%1.%2.%3.%4."/>
-      <w:lvlJc w:val="left"/>
-      <w:pPr>
-        <w:ind w:left="1728" w:hanging="648"/>
-      </w:pPr>
-    </w:lvl>
-    <w:lvl w:ilvl="4">
-      <w:start w:val="1"/>
-      <w:numFmt w:val="decimal"/>
-      <w:lvlText w:val="%1.%2.%3.%4.%5."/>
-      <w:lvlJc w:val="left"/>
-      <w:pPr>
-        <w:ind w:left="2232" w:hanging="792"/>
-      </w:pPr>
-    </w:lvl>
-    <w:lvl w:ilvl="5">
-      <w:start w:val="1"/>
-      <w:numFmt w:val="decimal"/>
-      <w:lvlText w:val="%1.%2.%3.%4.%5.%6."/>
-      <w:lvlJc w:val="left"/>
-      <w:pPr>
-        <w:ind w:left="2736" w:hanging="936"/>
-      </w:pPr>
-    </w:lvl>
-    <w:lvl w:ilvl="6">
-      <w:start w:val="1"/>
-      <w:numFmt w:val="decimal"/>
-      <w:lvlText w:val="%1.%2.%3.%4.%5.%6.%7."/>
-      <w:lvlJc w:val="left"/>
-      <w:pPr>
-        <w:ind w:left="3240" w:hanging="1080"/>
-      </w:pPr>
-    </w:lvl>
-    <w:lvl w:ilvl="7">
-      <w:start w:val="1"/>
-      <w:numFmt w:val="decimal"/>
-      <w:lvlText w:val="%1.%2.%3.%4.%5.%6.%7.%8."/>
-      <w:lvlJc w:val="left"/>
-      <w:pPr>
-        <w:ind w:left="3744" w:hanging="1224"/>
-      </w:pPr>
-    </w:lvl>
-    <w:lvl w:ilvl="8">
-      <w:start w:val="1"/>
-      <w:numFmt w:val="decimal"/>
-      <w:lvlText w:val="%1.%2.%3.%4.%5.%6.%7.%8.%9."/>
-      <w:lvlJc w:val="left"/>
-      <w:pPr>
-        <w:ind w:left="4320" w:hanging="1440"/>
-      </w:pPr>
-    </w:lvl>
-  </w:abstractNum>
-  <w:abstractNum w:abstractNumId="17" w15:restartNumberingAfterBreak="0">
+  <w:abstractNum w:abstractNumId="13" w15:restartNumberingAfterBreak="0">
     <w:nsid w:val="664827C8"/>
     <w:multiLevelType w:val="multilevel"/>
     <w:tmpl w:val="C1F085C6"/>
@@ -10589,7 +11141,93 @@
       </w:pPr>
     </w:lvl>
   </w:abstractNum>
-  <w:abstractNum w:abstractNumId="18" w15:restartNumberingAfterBreak="0">
+  <w:abstractNum w:abstractNumId="14" w15:restartNumberingAfterBreak="0">
+    <w:nsid w:val="695B20CD"/>
+    <w:multiLevelType w:val="hybridMultilevel"/>
+    <w:tmpl w:val="130CFB06"/>
+    <w:lvl w:ilvl="0" w:tplc="1809000F">
+      <w:start w:val="1"/>
+      <w:numFmt w:val="decimal"/>
+      <w:lvlText w:val="%1."/>
+      <w:lvlJc w:val="left"/>
+      <w:pPr>
+        <w:ind w:left="720" w:hanging="360"/>
+      </w:pPr>
+    </w:lvl>
+    <w:lvl w:ilvl="1" w:tplc="18090019" w:tentative="1">
+      <w:start w:val="1"/>
+      <w:numFmt w:val="lowerLetter"/>
+      <w:lvlText w:val="%2."/>
+      <w:lvlJc w:val="left"/>
+      <w:pPr>
+        <w:ind w:left="1440" w:hanging="360"/>
+      </w:pPr>
+    </w:lvl>
+    <w:lvl w:ilvl="2" w:tplc="1809001B" w:tentative="1">
+      <w:start w:val="1"/>
+      <w:numFmt w:val="lowerRoman"/>
+      <w:lvlText w:val="%3."/>
+      <w:lvlJc w:val="right"/>
+      <w:pPr>
+        <w:ind w:left="2160" w:hanging="180"/>
+      </w:pPr>
+    </w:lvl>
+    <w:lvl w:ilvl="3" w:tplc="1809000F" w:tentative="1">
+      <w:start w:val="1"/>
+      <w:numFmt w:val="decimal"/>
+      <w:lvlText w:val="%4."/>
+      <w:lvlJc w:val="left"/>
+      <w:pPr>
+        <w:ind w:left="2880" w:hanging="360"/>
+      </w:pPr>
+    </w:lvl>
+    <w:lvl w:ilvl="4" w:tplc="18090019" w:tentative="1">
+      <w:start w:val="1"/>
+      <w:numFmt w:val="lowerLetter"/>
+      <w:lvlText w:val="%5."/>
+      <w:lvlJc w:val="left"/>
+      <w:pPr>
+        <w:ind w:left="3600" w:hanging="360"/>
+      </w:pPr>
+    </w:lvl>
+    <w:lvl w:ilvl="5" w:tplc="1809001B" w:tentative="1">
+      <w:start w:val="1"/>
+      <w:numFmt w:val="lowerRoman"/>
+      <w:lvlText w:val="%6."/>
+      <w:lvlJc w:val="right"/>
+      <w:pPr>
+        <w:ind w:left="4320" w:hanging="180"/>
+      </w:pPr>
+    </w:lvl>
+    <w:lvl w:ilvl="6" w:tplc="1809000F" w:tentative="1">
+      <w:start w:val="1"/>
+      <w:numFmt w:val="decimal"/>
+      <w:lvlText w:val="%7."/>
+      <w:lvlJc w:val="left"/>
+      <w:pPr>
+        <w:ind w:left="5040" w:hanging="360"/>
+      </w:pPr>
+    </w:lvl>
+    <w:lvl w:ilvl="7" w:tplc="18090019" w:tentative="1">
+      <w:start w:val="1"/>
+      <w:numFmt w:val="lowerLetter"/>
+      <w:lvlText w:val="%8."/>
+      <w:lvlJc w:val="left"/>
+      <w:pPr>
+        <w:ind w:left="5760" w:hanging="360"/>
+      </w:pPr>
+    </w:lvl>
+    <w:lvl w:ilvl="8" w:tplc="1809001B" w:tentative="1">
+      <w:start w:val="1"/>
+      <w:numFmt w:val="lowerRoman"/>
+      <w:lvlText w:val="%9."/>
+      <w:lvlJc w:val="right"/>
+      <w:pPr>
+        <w:ind w:left="6480" w:hanging="180"/>
+      </w:pPr>
+    </w:lvl>
+  </w:abstractNum>
+  <w:abstractNum w:abstractNumId="15" w15:restartNumberingAfterBreak="0">
     <w:nsid w:val="6CEE3518"/>
     <w:multiLevelType w:val="multilevel"/>
     <w:tmpl w:val="D1505F46"/>
@@ -10702,7 +11340,7 @@
       </w:rPr>
     </w:lvl>
   </w:abstractNum>
-  <w:abstractNum w:abstractNumId="19" w15:restartNumberingAfterBreak="0">
+  <w:abstractNum w:abstractNumId="16" w15:restartNumberingAfterBreak="0">
     <w:nsid w:val="76E157EA"/>
     <w:multiLevelType w:val="multilevel"/>
     <w:tmpl w:val="42A63998"/>
@@ -10815,7 +11453,7 @@
       </w:rPr>
     </w:lvl>
   </w:abstractNum>
-  <w:abstractNum w:abstractNumId="20" w15:restartNumberingAfterBreak="0">
+  <w:abstractNum w:abstractNumId="17" w15:restartNumberingAfterBreak="0">
     <w:nsid w:val="76F72D90"/>
     <w:multiLevelType w:val="multilevel"/>
     <w:tmpl w:val="1809001F"/>
@@ -10901,7 +11539,7 @@
       </w:pPr>
     </w:lvl>
   </w:abstractNum>
-  <w:abstractNum w:abstractNumId="21" w15:restartNumberingAfterBreak="0">
+  <w:abstractNum w:abstractNumId="18" w15:restartNumberingAfterBreak="0">
     <w:nsid w:val="79D94CA8"/>
     <w:multiLevelType w:val="hybridMultilevel"/>
     <w:tmpl w:val="386CD664"/>
@@ -11014,71 +11652,62 @@
       </w:rPr>
     </w:lvl>
   </w:abstractNum>
-  <w:num w:numId="1" w16cid:durableId="948656821">
+  <w:num w:numId="1" w16cid:durableId="1912537697">
     <w:abstractNumId w:val="6"/>
   </w:num>
-  <w:num w:numId="2" w16cid:durableId="362176819">
+  <w:num w:numId="2" w16cid:durableId="518545199">
     <w:abstractNumId w:val="4"/>
   </w:num>
-  <w:num w:numId="3" w16cid:durableId="93790009">
+  <w:num w:numId="3" w16cid:durableId="535001027">
+    <w:abstractNumId w:val="10"/>
+  </w:num>
+  <w:num w:numId="4" w16cid:durableId="366758745">
     <w:abstractNumId w:val="12"/>
   </w:num>
-  <w:num w:numId="4" w16cid:durableId="2112509731">
-    <w:abstractNumId w:val="15"/>
+  <w:num w:numId="5" w16cid:durableId="1934780257">
+    <w:abstractNumId w:val="11"/>
   </w:num>
-  <w:num w:numId="5" w16cid:durableId="638846582">
+  <w:num w:numId="6" w16cid:durableId="1324162155">
+    <w:abstractNumId w:val="9"/>
+  </w:num>
+  <w:num w:numId="7" w16cid:durableId="1921404866">
+    <w:abstractNumId w:val="17"/>
+  </w:num>
+  <w:num w:numId="8" w16cid:durableId="1486167269">
+    <w:abstractNumId w:val="5"/>
+  </w:num>
+  <w:num w:numId="9" w16cid:durableId="828908685">
+    <w:abstractNumId w:val="3"/>
+  </w:num>
+  <w:num w:numId="10" w16cid:durableId="519391434">
+    <w:abstractNumId w:val="16"/>
+  </w:num>
+  <w:num w:numId="11" w16cid:durableId="521434181">
+    <w:abstractNumId w:val="2"/>
+  </w:num>
+  <w:num w:numId="12" w16cid:durableId="573509593">
+    <w:abstractNumId w:val="7"/>
+  </w:num>
+  <w:num w:numId="13" w16cid:durableId="808933937">
+    <w:abstractNumId w:val="18"/>
+  </w:num>
+  <w:num w:numId="14" w16cid:durableId="442187157">
+    <w:abstractNumId w:val="0"/>
+  </w:num>
+  <w:num w:numId="15" w16cid:durableId="991983527">
+    <w:abstractNumId w:val="1"/>
+  </w:num>
+  <w:num w:numId="16" w16cid:durableId="2119831567">
+    <w:abstractNumId w:val="8"/>
+  </w:num>
+  <w:num w:numId="17" w16cid:durableId="1652058164">
+    <w:abstractNumId w:val="14"/>
+  </w:num>
+  <w:num w:numId="18" w16cid:durableId="794787518">
     <w:abstractNumId w:val="13"/>
   </w:num>
-  <w:num w:numId="6" w16cid:durableId="228345928">
-    <w:abstractNumId w:val="10"/>
-  </w:num>
-  <w:num w:numId="7" w16cid:durableId="1940327761">
-    <w:abstractNumId w:val="20"/>
-  </w:num>
-  <w:num w:numId="8" w16cid:durableId="1820031409">
-    <w:abstractNumId w:val="5"/>
-  </w:num>
-  <w:num w:numId="9" w16cid:durableId="1744832410">
-    <w:abstractNumId w:val="3"/>
-  </w:num>
-  <w:num w:numId="10" w16cid:durableId="1852598462">
-    <w:abstractNumId w:val="19"/>
-  </w:num>
-  <w:num w:numId="11" w16cid:durableId="446042787">
-    <w:abstractNumId w:val="2"/>
-  </w:num>
-  <w:num w:numId="12" w16cid:durableId="1023552986">
-    <w:abstractNumId w:val="8"/>
-  </w:num>
-  <w:num w:numId="13" w16cid:durableId="906108069">
-    <w:abstractNumId w:val="21"/>
-  </w:num>
-  <w:num w:numId="14" w16cid:durableId="127479477">
-    <w:abstractNumId w:val="0"/>
-  </w:num>
-  <w:num w:numId="15" w16cid:durableId="420176359">
-    <w:abstractNumId w:val="1"/>
-  </w:num>
-  <w:num w:numId="16" w16cid:durableId="22755547">
-    <w:abstractNumId w:val="9"/>
-  </w:num>
-  <w:num w:numId="17" w16cid:durableId="270163570">
-    <w:abstractNumId w:val="7"/>
-  </w:num>
-  <w:num w:numId="18" w16cid:durableId="794787518">
-    <w:abstractNumId w:val="17"/>
-  </w:num>
-  <w:num w:numId="19" w16cid:durableId="1324167206">
-    <w:abstractNumId w:val="11"/>
-  </w:num>
-  <w:num w:numId="20" w16cid:durableId="627323495">
-    <w:abstractNumId w:val="14"/>
-  </w:num>
-  <w:num w:numId="21" w16cid:durableId="2002540994">
-    <w:abstractNumId w:val="16"/>
-  </w:num>
-  <w:num w:numId="22" w16cid:durableId="1567182215">
-    <w:abstractNumId w:val="18"/>
+  <w:num w:numId="19" w16cid:durableId="1567182215">
+    <w:abstractNumId w:val="15"/>
   </w:num>
 </w:numbering>
 </file>
@@ -11496,9 +12125,9 @@
     <w:link w:val="Heading1Char"/>
     <w:uiPriority w:val="9"/>
     <w:qFormat/>
-    <w:rsid w:val="00743A79"/>
+    <w:rsid w:val="00DD5B3F"/>
     <w:pPr>
-      <w:spacing w:before="480" w:after="240"/>
+      <w:spacing w:before="480" w:after="0"/>
       <w:contextualSpacing/>
       <w:outlineLvl w:val="0"/>
     </w:pPr>
@@ -11518,9 +12147,9 @@
     <w:uiPriority w:val="9"/>
     <w:unhideWhenUsed/>
     <w:qFormat/>
-    <w:rsid w:val="00743A79"/>
+    <w:rsid w:val="00DD5B3F"/>
     <w:pPr>
-      <w:spacing w:before="200" w:after="120"/>
+      <w:spacing w:before="200" w:after="0"/>
       <w:outlineLvl w:val="1"/>
     </w:pPr>
     <w:rPr>
@@ -11539,11 +12168,11 @@
     <w:uiPriority w:val="9"/>
     <w:unhideWhenUsed/>
     <w:qFormat/>
-    <w:rsid w:val="004B5DAA"/>
+    <w:rsid w:val="00826752"/>
     <w:pPr>
       <w:keepNext/>
       <w:keepLines/>
-      <w:spacing w:before="40" w:after="240"/>
+      <w:spacing w:before="40" w:after="0"/>
       <w:outlineLvl w:val="2"/>
     </w:pPr>
     <w:rPr>
@@ -11552,10 +12181,31 @@
       <w:szCs w:val="24"/>
     </w:rPr>
   </w:style>
+  <w:style w:type="paragraph" w:styleId="Heading4">
+    <w:name w:val="heading 4"/>
+    <w:basedOn w:val="Normal"/>
+    <w:next w:val="Normal"/>
+    <w:link w:val="Heading4Char"/>
+    <w:uiPriority w:val="9"/>
+    <w:unhideWhenUsed/>
+    <w:qFormat/>
+    <w:rsid w:val="002E632B"/>
+    <w:pPr>
+      <w:keepNext/>
+      <w:keepLines/>
+      <w:spacing w:before="40" w:after="0"/>
+      <w:outlineLvl w:val="3"/>
+    </w:pPr>
+    <w:rPr>
+      <w:rFonts w:asciiTheme="majorHAnsi" w:eastAsiaTheme="majorEastAsia" w:hAnsiTheme="majorHAnsi" w:cstheme="majorBidi"/>
+      <w:i/>
+      <w:iCs/>
+      <w:color w:val="2E74B5" w:themeColor="accent1" w:themeShade="BF"/>
+    </w:rPr>
+  </w:style>
   <w:style w:type="character" w:default="1" w:styleId="DefaultParagraphFont">
     <w:name w:val="Default Paragraph Font"/>
     <w:uiPriority w:val="1"/>
-    <w:semiHidden/>
     <w:unhideWhenUsed/>
   </w:style>
   <w:style w:type="table" w:default="1" w:styleId="TableNormal">
@@ -11584,7 +12234,7 @@
     <w:basedOn w:val="DefaultParagraphFont"/>
     <w:link w:val="Heading1"/>
     <w:uiPriority w:val="9"/>
-    <w:rsid w:val="00743A79"/>
+    <w:rsid w:val="00DD5B3F"/>
     <w:rPr>
       <w:rFonts w:eastAsiaTheme="majorEastAsia" w:cstheme="majorBidi"/>
       <w:b/>
@@ -11598,7 +12248,7 @@
     <w:basedOn w:val="DefaultParagraphFont"/>
     <w:link w:val="Heading2"/>
     <w:uiPriority w:val="9"/>
-    <w:rsid w:val="00743A79"/>
+    <w:rsid w:val="00DD5B3F"/>
     <w:rPr>
       <w:rFonts w:eastAsiaTheme="majorEastAsia" w:cstheme="majorBidi"/>
       <w:b/>
@@ -11778,7 +12428,7 @@
     <w:basedOn w:val="DefaultParagraphFont"/>
     <w:link w:val="Heading3"/>
     <w:uiPriority w:val="9"/>
-    <w:rsid w:val="004B5DAA"/>
+    <w:rsid w:val="00826752"/>
     <w:rPr>
       <w:rFonts w:asciiTheme="majorHAnsi" w:eastAsiaTheme="majorEastAsia" w:hAnsiTheme="majorHAnsi" w:cstheme="majorBidi"/>
       <w:sz w:val="24"/>
@@ -11858,6 +12508,30 @@
     <w:rPr>
       <w:rFonts w:eastAsiaTheme="minorEastAsia"/>
     </w:rPr>
+  </w:style>
+  <w:style w:type="character" w:customStyle="1" w:styleId="Heading4Char">
+    <w:name w:val="Heading 4 Char"/>
+    <w:basedOn w:val="DefaultParagraphFont"/>
+    <w:link w:val="Heading4"/>
+    <w:uiPriority w:val="9"/>
+    <w:rsid w:val="002E632B"/>
+    <w:rPr>
+      <w:rFonts w:asciiTheme="majorHAnsi" w:eastAsiaTheme="majorEastAsia" w:hAnsiTheme="majorHAnsi" w:cstheme="majorBidi"/>
+      <w:i/>
+      <w:iCs/>
+      <w:color w:val="2E74B5" w:themeColor="accent1" w:themeShade="BF"/>
+    </w:rPr>
+  </w:style>
+  <w:style w:type="paragraph" w:styleId="Bibliography">
+    <w:name w:val="Bibliography"/>
+    <w:basedOn w:val="Normal"/>
+    <w:next w:val="Normal"/>
+    <w:uiPriority w:val="37"/>
+    <w:unhideWhenUsed/>
+    <w:rsid w:val="00917E79"/>
+    <w:pPr>
+      <w:spacing w:after="240" w:line="240" w:lineRule="auto"/>
+    </w:pPr>
   </w:style>
 </w:styles>
 </file>
@@ -12128,9 +12802,15 @@
 </file>
 
 <file path=customXml/itemProps1.xml><?xml version="1.0" encoding="utf-8"?>
-<ds:datastoreItem xmlns:ds="http://schemas.openxmlformats.org/officeDocument/2006/customXml" ds:itemID="{EAB5C980-6D31-4789-864B-4960D905DB3A}">
+<ds:datastoreItem xmlns:ds="http://schemas.openxmlformats.org/officeDocument/2006/customXml" ds:itemID="{EA0C764C-5669-4A2B-AB53-1E07B68EA516}">
   <ds:schemaRefs>
     <ds:schemaRef ds:uri="http://schemas.openxmlformats.org/officeDocument/2006/bibliography"/>
   </ds:schemaRefs>
 </ds:datastoreItem>
+</file>
+
+<file path=docMetadata/LabelInfo.xml><?xml version="1.0" encoding="utf-8"?>
+<clbl:labelList xmlns:clbl="http://schemas.microsoft.com/office/2020/mipLabelMetadata">
+  <clbl:label id="{47855545-00bb-4800-a65f-e79104ec0fc4}" enabled="0" method="" siteId="{47855545-00bb-4800-a65f-e79104ec0fc4}" removed="1"/>
+</clbl:labelList>
 </file>
--- a/docs/L00196623-AnnMarieDunne.docx
+++ b/docs/L00196623-AnnMarieDunne.docx
@@ -530,90 +530,8 @@
           <w:sz w:val="24"/>
           <w:szCs w:val="40"/>
         </w:rPr>
-        <w:t xml:space="preserve">Arna chur </w:t>
-      </w:r>
-      <w:proofErr w:type="spellStart"/>
-      <w:r>
-        <w:rPr>
-          <w:i/>
-          <w:sz w:val="24"/>
-          <w:szCs w:val="40"/>
-        </w:rPr>
-        <w:t>isteach</w:t>
-      </w:r>
-      <w:proofErr w:type="spellEnd"/>
-      <w:r>
-        <w:rPr>
-          <w:i/>
-          <w:sz w:val="24"/>
-          <w:szCs w:val="40"/>
-        </w:rPr>
-        <w:t xml:space="preserve"> </w:t>
-      </w:r>
-      <w:proofErr w:type="spellStart"/>
-      <w:r>
-        <w:rPr>
-          <w:i/>
-          <w:sz w:val="24"/>
-          <w:szCs w:val="40"/>
-        </w:rPr>
-        <w:t>chuig</w:t>
-      </w:r>
-      <w:proofErr w:type="spellEnd"/>
-      <w:r>
-        <w:rPr>
-          <w:i/>
-          <w:sz w:val="24"/>
-          <w:szCs w:val="40"/>
-        </w:rPr>
-        <w:t xml:space="preserve"> </w:t>
-      </w:r>
-      <w:proofErr w:type="spellStart"/>
-      <w:r>
-        <w:rPr>
-          <w:i/>
-          <w:sz w:val="24"/>
-          <w:szCs w:val="40"/>
-        </w:rPr>
-        <w:t>Ollscoil</w:t>
-      </w:r>
-      <w:proofErr w:type="spellEnd"/>
-      <w:r>
-        <w:rPr>
-          <w:i/>
-          <w:sz w:val="24"/>
-          <w:szCs w:val="40"/>
-        </w:rPr>
-        <w:t xml:space="preserve"> </w:t>
-      </w:r>
-      <w:proofErr w:type="spellStart"/>
-      <w:r>
-        <w:rPr>
-          <w:i/>
-          <w:sz w:val="24"/>
-          <w:szCs w:val="40"/>
-        </w:rPr>
-        <w:t>Teicneolaiochta</w:t>
-      </w:r>
-      <w:proofErr w:type="spellEnd"/>
-      <w:r>
-        <w:rPr>
-          <w:i/>
-          <w:sz w:val="24"/>
-          <w:szCs w:val="40"/>
-        </w:rPr>
-        <w:t xml:space="preserve"> an </w:t>
-      </w:r>
-      <w:proofErr w:type="spellStart"/>
-      <w:r>
-        <w:rPr>
-          <w:i/>
-          <w:sz w:val="24"/>
-          <w:szCs w:val="40"/>
-        </w:rPr>
-        <w:t>Atlantaigh</w:t>
-      </w:r>
-      <w:proofErr w:type="spellEnd"/>
+        <w:t>Arna chur isteach chuig Ollscoil Teicneolaiochta an Atlantaigh</w:t>
+      </w:r>
       <w:r>
         <w:rPr>
           <w:sz w:val="24"/>
@@ -655,7 +573,7 @@
         <w:pStyle w:val="Heading1"/>
         <w:ind w:left="1134" w:hanging="1134"/>
       </w:pPr>
-      <w:bookmarkStart w:id="0" w:name="_Toc224392245"/>
+      <w:bookmarkStart w:id="0" w:name="_Toc224585252"/>
       <w:r>
         <w:lastRenderedPageBreak/>
         <w:t>Declaration</w:t>
@@ -1051,7 +969,7 @@
         <w:spacing w:before="0" w:line="360" w:lineRule="auto"/>
         <w:ind w:left="1134" w:hanging="1134"/>
       </w:pPr>
-      <w:bookmarkStart w:id="1" w:name="_Toc224392246"/>
+      <w:bookmarkStart w:id="1" w:name="_Toc224585253"/>
       <w:r>
         <w:t>Acknowledgements</w:t>
       </w:r>
@@ -1059,12 +977,7 @@
     </w:p>
     <w:p>
       <w:pPr>
-        <w:pStyle w:val="PRBodyText"/>
-        <w:spacing w:line="360" w:lineRule="auto"/>
-        <w:rPr>
-          <w:rFonts w:asciiTheme="minorHAnsi" w:hAnsiTheme="minorHAnsi"/>
-          <w:sz w:val="40"/>
-        </w:rPr>
+        <w:pStyle w:val="Heading1"/>
       </w:pPr>
     </w:p>
     <w:p>
@@ -1120,7 +1033,7 @@
         <w:spacing w:before="0" w:line="360" w:lineRule="auto"/>
         <w:ind w:left="1134" w:hanging="1134"/>
       </w:pPr>
-      <w:bookmarkStart w:id="2" w:name="_Toc224392247"/>
+      <w:bookmarkStart w:id="2" w:name="_Toc224585254"/>
       <w:r>
         <w:lastRenderedPageBreak/>
         <w:t>Abstract</w:t>
@@ -1224,7 +1137,7 @@
         <w:ind w:left="567" w:hanging="567"/>
       </w:pPr>
       <w:bookmarkStart w:id="3" w:name="_Ref357437742"/>
-      <w:bookmarkStart w:id="4" w:name="_Toc224392248"/>
+      <w:bookmarkStart w:id="4" w:name="_Toc224585255"/>
       <w:r>
         <w:lastRenderedPageBreak/>
         <w:t>Ac</w:t>
@@ -1980,7 +1893,7 @@
       <w:pPr>
         <w:pStyle w:val="Heading1"/>
       </w:pPr>
-      <w:bookmarkStart w:id="5" w:name="_Toc224392249"/>
+      <w:bookmarkStart w:id="5" w:name="_Toc224585256"/>
       <w:r>
         <w:lastRenderedPageBreak/>
         <w:t>Table of Contents</w:t>
@@ -2028,7 +1941,7 @@
           <w:r>
             <w:fldChar w:fldCharType="separate"/>
           </w:r>
-          <w:hyperlink w:anchor="_Toc224392245" w:history="1">
+          <w:hyperlink w:anchor="_Toc224585252" w:history="1">
             <w:r>
               <w:rPr>
                 <w:rStyle w:val="Hyperlink"/>
@@ -2055,7 +1968,7 @@
                 <w:noProof/>
                 <w:webHidden/>
               </w:rPr>
-              <w:instrText xml:space="preserve"> PAGEREF _Toc224392245 \h </w:instrText>
+              <w:instrText xml:space="preserve"> PAGEREF _Toc224585252 \h </w:instrText>
             </w:r>
             <w:r>
               <w:rPr>
@@ -2101,7 +2014,7 @@
               <w14:ligatures w14:val="standardContextual"/>
             </w:rPr>
           </w:pPr>
-          <w:hyperlink w:anchor="_Toc224392246" w:history="1">
+          <w:hyperlink w:anchor="_Toc224585253" w:history="1">
             <w:r>
               <w:rPr>
                 <w:rStyle w:val="Hyperlink"/>
@@ -2128,7 +2041,7 @@
                 <w:noProof/>
                 <w:webHidden/>
               </w:rPr>
-              <w:instrText xml:space="preserve"> PAGEREF _Toc224392246 \h </w:instrText>
+              <w:instrText xml:space="preserve"> PAGEREF _Toc224585253 \h </w:instrText>
             </w:r>
             <w:r>
               <w:rPr>
@@ -2174,7 +2087,7 @@
               <w14:ligatures w14:val="standardContextual"/>
             </w:rPr>
           </w:pPr>
-          <w:hyperlink w:anchor="_Toc224392247" w:history="1">
+          <w:hyperlink w:anchor="_Toc224585254" w:history="1">
             <w:r>
               <w:rPr>
                 <w:rStyle w:val="Hyperlink"/>
@@ -2201,7 +2114,7 @@
                 <w:noProof/>
                 <w:webHidden/>
               </w:rPr>
-              <w:instrText xml:space="preserve"> PAGEREF _Toc224392247 \h </w:instrText>
+              <w:instrText xml:space="preserve"> PAGEREF _Toc224585254 \h </w:instrText>
             </w:r>
             <w:r>
               <w:rPr>
@@ -2247,7 +2160,7 @@
               <w14:ligatures w14:val="standardContextual"/>
             </w:rPr>
           </w:pPr>
-          <w:hyperlink w:anchor="_Toc224392248" w:history="1">
+          <w:hyperlink w:anchor="_Toc224585255" w:history="1">
             <w:r>
               <w:rPr>
                 <w:rStyle w:val="Hyperlink"/>
@@ -2274,7 +2187,7 @@
                 <w:noProof/>
                 <w:webHidden/>
               </w:rPr>
-              <w:instrText xml:space="preserve"> PAGEREF _Toc224392248 \h </w:instrText>
+              <w:instrText xml:space="preserve"> PAGEREF _Toc224585255 \h </w:instrText>
             </w:r>
             <w:r>
               <w:rPr>
@@ -2320,7 +2233,7 @@
               <w14:ligatures w14:val="standardContextual"/>
             </w:rPr>
           </w:pPr>
-          <w:hyperlink w:anchor="_Toc224392249" w:history="1">
+          <w:hyperlink w:anchor="_Toc224585256" w:history="1">
             <w:r>
               <w:rPr>
                 <w:rStyle w:val="Hyperlink"/>
@@ -2347,7 +2260,7 @@
                 <w:noProof/>
                 <w:webHidden/>
               </w:rPr>
-              <w:instrText xml:space="preserve"> PAGEREF _Toc224392249 \h </w:instrText>
+              <w:instrText xml:space="preserve"> PAGEREF _Toc224585256 \h </w:instrText>
             </w:r>
             <w:r>
               <w:rPr>
@@ -2393,7 +2306,7 @@
               <w14:ligatures w14:val="standardContextual"/>
             </w:rPr>
           </w:pPr>
-          <w:hyperlink w:anchor="_Toc224392250" w:history="1">
+          <w:hyperlink w:anchor="_Toc224585257" w:history="1">
             <w:r>
               <w:rPr>
                 <w:rStyle w:val="Hyperlink"/>
@@ -2420,7 +2333,7 @@
                 <w:noProof/>
                 <w:webHidden/>
               </w:rPr>
-              <w:instrText xml:space="preserve"> PAGEREF _Toc224392250 \h </w:instrText>
+              <w:instrText xml:space="preserve"> PAGEREF _Toc224585257 \h </w:instrText>
             </w:r>
             <w:r>
               <w:rPr>
@@ -2466,7 +2379,7 @@
               <w14:ligatures w14:val="standardContextual"/>
             </w:rPr>
           </w:pPr>
-          <w:hyperlink w:anchor="_Toc224392251" w:history="1">
+          <w:hyperlink w:anchor="_Toc224585258" w:history="1">
             <w:r>
               <w:rPr>
                 <w:rStyle w:val="Hyperlink"/>
@@ -2493,7 +2406,7 @@
                 <w:noProof/>
                 <w:webHidden/>
               </w:rPr>
-              <w:instrText xml:space="preserve"> PAGEREF _Toc224392251 \h </w:instrText>
+              <w:instrText xml:space="preserve"> PAGEREF _Toc224585258 \h </w:instrText>
             </w:r>
             <w:r>
               <w:rPr>
@@ -2539,7 +2452,7 @@
               <w14:ligatures w14:val="standardContextual"/>
             </w:rPr>
           </w:pPr>
-          <w:hyperlink w:anchor="_Toc224392252" w:history="1">
+          <w:hyperlink w:anchor="_Toc224585259" w:history="1">
             <w:r>
               <w:rPr>
                 <w:rStyle w:val="Hyperlink"/>
@@ -2566,7 +2479,7 @@
                 <w:noProof/>
                 <w:webHidden/>
               </w:rPr>
-              <w:instrText xml:space="preserve"> PAGEREF _Toc224392252 \h </w:instrText>
+              <w:instrText xml:space="preserve"> PAGEREF _Toc224585259 \h </w:instrText>
             </w:r>
             <w:r>
               <w:rPr>
@@ -2613,7 +2526,7 @@
               <w14:ligatures w14:val="standardContextual"/>
             </w:rPr>
           </w:pPr>
-          <w:hyperlink w:anchor="_Toc224392253" w:history="1">
+          <w:hyperlink w:anchor="_Toc224585260" w:history="1">
             <w:r>
               <w:rPr>
                 <w:rStyle w:val="Hyperlink"/>
@@ -2658,7 +2571,7 @@
                 <w:noProof/>
                 <w:webHidden/>
               </w:rPr>
-              <w:instrText xml:space="preserve"> PAGEREF _Toc224392253 \h </w:instrText>
+              <w:instrText xml:space="preserve"> PAGEREF _Toc224585260 \h </w:instrText>
             </w:r>
             <w:r>
               <w:rPr>
@@ -2705,7 +2618,7 @@
               <w14:ligatures w14:val="standardContextual"/>
             </w:rPr>
           </w:pPr>
-          <w:hyperlink w:anchor="_Toc224392254" w:history="1">
+          <w:hyperlink w:anchor="_Toc224585261" w:history="1">
             <w:r>
               <w:rPr>
                 <w:rStyle w:val="Hyperlink"/>
@@ -2750,7 +2663,7 @@
                 <w:noProof/>
                 <w:webHidden/>
               </w:rPr>
-              <w:instrText xml:space="preserve"> PAGEREF _Toc224392254 \h </w:instrText>
+              <w:instrText xml:space="preserve"> PAGEREF _Toc224585261 \h </w:instrText>
             </w:r>
             <w:r>
               <w:rPr>
@@ -2797,7 +2710,7 @@
               <w14:ligatures w14:val="standardContextual"/>
             </w:rPr>
           </w:pPr>
-          <w:hyperlink w:anchor="_Toc224392255" w:history="1">
+          <w:hyperlink w:anchor="_Toc224585262" w:history="1">
             <w:r>
               <w:rPr>
                 <w:rStyle w:val="Hyperlink"/>
@@ -2842,7 +2755,7 @@
                 <w:noProof/>
                 <w:webHidden/>
               </w:rPr>
-              <w:instrText xml:space="preserve"> PAGEREF _Toc224392255 \h </w:instrText>
+              <w:instrText xml:space="preserve"> PAGEREF _Toc224585262 \h </w:instrText>
             </w:r>
             <w:r>
               <w:rPr>
@@ -2889,7 +2802,7 @@
               <w14:ligatures w14:val="standardContextual"/>
             </w:rPr>
           </w:pPr>
-          <w:hyperlink w:anchor="_Toc224392256" w:history="1">
+          <w:hyperlink w:anchor="_Toc224585263" w:history="1">
             <w:r>
               <w:rPr>
                 <w:rStyle w:val="Hyperlink"/>
@@ -2934,7 +2847,7 @@
                 <w:noProof/>
                 <w:webHidden/>
               </w:rPr>
-              <w:instrText xml:space="preserve"> PAGEREF _Toc224392256 \h </w:instrText>
+              <w:instrText xml:space="preserve"> PAGEREF _Toc224585263 \h </w:instrText>
             </w:r>
             <w:r>
               <w:rPr>
@@ -2954,7 +2867,7 @@
                 <w:noProof/>
                 <w:webHidden/>
               </w:rPr>
-              <w:t>3</w:t>
+              <w:t>4</w:t>
             </w:r>
             <w:r>
               <w:rPr>
@@ -2981,7 +2894,7 @@
               <w14:ligatures w14:val="standardContextual"/>
             </w:rPr>
           </w:pPr>
-          <w:hyperlink w:anchor="_Toc224392257" w:history="1">
+          <w:hyperlink w:anchor="_Toc224585264" w:history="1">
             <w:r>
               <w:rPr>
                 <w:rStyle w:val="Hyperlink"/>
@@ -3026,7 +2939,7 @@
                 <w:noProof/>
                 <w:webHidden/>
               </w:rPr>
-              <w:instrText xml:space="preserve"> PAGEREF _Toc224392257 \h </w:instrText>
+              <w:instrText xml:space="preserve"> PAGEREF _Toc224585264 \h </w:instrText>
             </w:r>
             <w:r>
               <w:rPr>
@@ -3073,7 +2986,7 @@
               <w14:ligatures w14:val="standardContextual"/>
             </w:rPr>
           </w:pPr>
-          <w:hyperlink w:anchor="_Toc224392258" w:history="1">
+          <w:hyperlink w:anchor="_Toc224585265" w:history="1">
             <w:r>
               <w:rPr>
                 <w:rStyle w:val="Hyperlink"/>
@@ -3118,7 +3031,7 @@
                 <w:noProof/>
                 <w:webHidden/>
               </w:rPr>
-              <w:instrText xml:space="preserve"> PAGEREF _Toc224392258 \h </w:instrText>
+              <w:instrText xml:space="preserve"> PAGEREF _Toc224585265 \h </w:instrText>
             </w:r>
             <w:r>
               <w:rPr>
@@ -3165,7 +3078,7 @@
               <w14:ligatures w14:val="standardContextual"/>
             </w:rPr>
           </w:pPr>
-          <w:hyperlink w:anchor="_Toc224392259" w:history="1">
+          <w:hyperlink w:anchor="_Toc224585266" w:history="1">
             <w:r>
               <w:rPr>
                 <w:rStyle w:val="Hyperlink"/>
@@ -3210,7 +3123,7 @@
                 <w:noProof/>
                 <w:webHidden/>
               </w:rPr>
-              <w:instrText xml:space="preserve"> PAGEREF _Toc224392259 \h </w:instrText>
+              <w:instrText xml:space="preserve"> PAGEREF _Toc224585266 \h </w:instrText>
             </w:r>
             <w:r>
               <w:rPr>
@@ -3230,7 +3143,7 @@
                 <w:noProof/>
                 <w:webHidden/>
               </w:rPr>
-              <w:t>4</w:t>
+              <w:t>5</w:t>
             </w:r>
             <w:r>
               <w:rPr>
@@ -3257,7 +3170,7 @@
               <w14:ligatures w14:val="standardContextual"/>
             </w:rPr>
           </w:pPr>
-          <w:hyperlink w:anchor="_Toc224392260" w:history="1">
+          <w:hyperlink w:anchor="_Toc224585267" w:history="1">
             <w:r>
               <w:rPr>
                 <w:rStyle w:val="Hyperlink"/>
@@ -3302,7 +3215,7 @@
                 <w:noProof/>
                 <w:webHidden/>
               </w:rPr>
-              <w:instrText xml:space="preserve"> PAGEREF _Toc224392260 \h </w:instrText>
+              <w:instrText xml:space="preserve"> PAGEREF _Toc224585267 \h </w:instrText>
             </w:r>
             <w:r>
               <w:rPr>
@@ -3349,7 +3262,7 @@
               <w14:ligatures w14:val="standardContextual"/>
             </w:rPr>
           </w:pPr>
-          <w:hyperlink w:anchor="_Toc224392261" w:history="1">
+          <w:hyperlink w:anchor="_Toc224585268" w:history="1">
             <w:r>
               <w:rPr>
                 <w:rStyle w:val="Hyperlink"/>
@@ -3394,7 +3307,7 @@
                 <w:noProof/>
                 <w:webHidden/>
               </w:rPr>
-              <w:instrText xml:space="preserve"> PAGEREF _Toc224392261 \h </w:instrText>
+              <w:instrText xml:space="preserve"> PAGEREF _Toc224585268 \h </w:instrText>
             </w:r>
             <w:r>
               <w:rPr>
@@ -3441,7 +3354,7 @@
               <w14:ligatures w14:val="standardContextual"/>
             </w:rPr>
           </w:pPr>
-          <w:hyperlink w:anchor="_Toc224392262" w:history="1">
+          <w:hyperlink w:anchor="_Toc224585269" w:history="1">
             <w:r>
               <w:rPr>
                 <w:rStyle w:val="Hyperlink"/>
@@ -3486,7 +3399,7 @@
                 <w:noProof/>
                 <w:webHidden/>
               </w:rPr>
-              <w:instrText xml:space="preserve"> PAGEREF _Toc224392262 \h </w:instrText>
+              <w:instrText xml:space="preserve"> PAGEREF _Toc224585269 \h </w:instrText>
             </w:r>
             <w:r>
               <w:rPr>
@@ -3533,7 +3446,7 @@
               <w14:ligatures w14:val="standardContextual"/>
             </w:rPr>
           </w:pPr>
-          <w:hyperlink w:anchor="_Toc224392263" w:history="1">
+          <w:hyperlink w:anchor="_Toc224585270" w:history="1">
             <w:r>
               <w:rPr>
                 <w:rStyle w:val="Hyperlink"/>
@@ -3578,7 +3491,7 @@
                 <w:noProof/>
                 <w:webHidden/>
               </w:rPr>
-              <w:instrText xml:space="preserve"> PAGEREF _Toc224392263 \h </w:instrText>
+              <w:instrText xml:space="preserve"> PAGEREF _Toc224585270 \h </w:instrText>
             </w:r>
             <w:r>
               <w:rPr>
@@ -3625,7 +3538,7 @@
               <w14:ligatures w14:val="standardContextual"/>
             </w:rPr>
           </w:pPr>
-          <w:hyperlink w:anchor="_Toc224392264" w:history="1">
+          <w:hyperlink w:anchor="_Toc224585271" w:history="1">
             <w:r>
               <w:rPr>
                 <w:rStyle w:val="Hyperlink"/>
@@ -3670,7 +3583,7 @@
                 <w:noProof/>
                 <w:webHidden/>
               </w:rPr>
-              <w:instrText xml:space="preserve"> PAGEREF _Toc224392264 \h </w:instrText>
+              <w:instrText xml:space="preserve"> PAGEREF _Toc224585271 \h </w:instrText>
             </w:r>
             <w:r>
               <w:rPr>
@@ -3717,7 +3630,7 @@
               <w14:ligatures w14:val="standardContextual"/>
             </w:rPr>
           </w:pPr>
-          <w:hyperlink w:anchor="_Toc224392265" w:history="1">
+          <w:hyperlink w:anchor="_Toc224585272" w:history="1">
             <w:r>
               <w:rPr>
                 <w:rStyle w:val="Hyperlink"/>
@@ -3762,7 +3675,7 @@
                 <w:noProof/>
                 <w:webHidden/>
               </w:rPr>
-              <w:instrText xml:space="preserve"> PAGEREF _Toc224392265 \h </w:instrText>
+              <w:instrText xml:space="preserve"> PAGEREF _Toc224585272 \h </w:instrText>
             </w:r>
             <w:r>
               <w:rPr>
@@ -3809,7 +3722,7 @@
               <w14:ligatures w14:val="standardContextual"/>
             </w:rPr>
           </w:pPr>
-          <w:hyperlink w:anchor="_Toc224392266" w:history="1">
+          <w:hyperlink w:anchor="_Toc224585273" w:history="1">
             <w:r>
               <w:rPr>
                 <w:rStyle w:val="Hyperlink"/>
@@ -3854,7 +3767,7 @@
                 <w:noProof/>
                 <w:webHidden/>
               </w:rPr>
-              <w:instrText xml:space="preserve"> PAGEREF _Toc224392266 \h </w:instrText>
+              <w:instrText xml:space="preserve"> PAGEREF _Toc224585273 \h </w:instrText>
             </w:r>
             <w:r>
               <w:rPr>
@@ -3900,7 +3813,7 @@
               <w14:ligatures w14:val="standardContextual"/>
             </w:rPr>
           </w:pPr>
-          <w:hyperlink w:anchor="_Toc224392267" w:history="1">
+          <w:hyperlink w:anchor="_Toc224585274" w:history="1">
             <w:r>
               <w:rPr>
                 <w:rStyle w:val="Hyperlink"/>
@@ -3927,7 +3840,7 @@
                 <w:noProof/>
                 <w:webHidden/>
               </w:rPr>
-              <w:instrText xml:space="preserve"> PAGEREF _Toc224392267 \h </w:instrText>
+              <w:instrText xml:space="preserve"> PAGEREF _Toc224585274 \h </w:instrText>
             </w:r>
             <w:r>
               <w:rPr>
@@ -3973,7 +3886,7 @@
               <w14:ligatures w14:val="standardContextual"/>
             </w:rPr>
           </w:pPr>
-          <w:hyperlink w:anchor="_Toc224392268" w:history="1">
+          <w:hyperlink w:anchor="_Toc224585275" w:history="1">
             <w:r>
               <w:rPr>
                 <w:rStyle w:val="Hyperlink"/>
@@ -4000,7 +3913,7 @@
                 <w:noProof/>
                 <w:webHidden/>
               </w:rPr>
-              <w:instrText xml:space="preserve"> PAGEREF _Toc224392268 \h </w:instrText>
+              <w:instrText xml:space="preserve"> PAGEREF _Toc224585275 \h </w:instrText>
             </w:r>
             <w:r>
               <w:rPr>
@@ -4046,7 +3959,7 @@
               <w14:ligatures w14:val="standardContextual"/>
             </w:rPr>
           </w:pPr>
-          <w:hyperlink w:anchor="_Toc224392269" w:history="1">
+          <w:hyperlink w:anchor="_Toc224585276" w:history="1">
             <w:r>
               <w:rPr>
                 <w:rStyle w:val="Hyperlink"/>
@@ -4073,7 +3986,7 @@
                 <w:noProof/>
                 <w:webHidden/>
               </w:rPr>
-              <w:instrText xml:space="preserve"> PAGEREF _Toc224392269 \h </w:instrText>
+              <w:instrText xml:space="preserve"> PAGEREF _Toc224585276 \h </w:instrText>
             </w:r>
             <w:r>
               <w:rPr>
@@ -4136,7 +4049,7 @@
       <w:pPr>
         <w:pStyle w:val="Heading1"/>
       </w:pPr>
-      <w:bookmarkStart w:id="6" w:name="_Toc224392250"/>
+      <w:bookmarkStart w:id="6" w:name="_Toc224585257"/>
       <w:r>
         <w:lastRenderedPageBreak/>
         <w:t>Table of Figures</w:t>
@@ -4382,7 +4295,7 @@
       <w:pPr>
         <w:pStyle w:val="Heading1"/>
       </w:pPr>
-      <w:bookmarkStart w:id="7" w:name="_Toc224392251"/>
+      <w:bookmarkStart w:id="7" w:name="_Toc224585258"/>
       <w:r>
         <w:lastRenderedPageBreak/>
         <w:t>Table of Tables</w:t>
@@ -4568,7 +4481,7 @@
       <w:pPr>
         <w:pStyle w:val="Heading1"/>
       </w:pPr>
-      <w:bookmarkStart w:id="8" w:name="_Toc224392252"/>
+      <w:bookmarkStart w:id="8" w:name="_Toc224585259"/>
       <w:r>
         <w:lastRenderedPageBreak/>
         <w:t>Table of Code Listings</w:t>
@@ -4683,15 +4596,15 @@
       </w:pPr>
       <w:bookmarkStart w:id="9" w:name="_Ref357510072"/>
       <w:bookmarkStart w:id="10" w:name="_Toc76997399"/>
-      <w:bookmarkStart w:id="11" w:name="_Toc224392253"/>
-      <w:bookmarkStart w:id="12" w:name="_Toc76997400"/>
+      <w:bookmarkStart w:id="11" w:name="_Toc76997400"/>
+      <w:bookmarkStart w:id="12" w:name="_Toc224585260"/>
       <w:r>
         <w:lastRenderedPageBreak/>
         <w:t>Introduction</w:t>
       </w:r>
       <w:bookmarkEnd w:id="9"/>
       <w:bookmarkEnd w:id="10"/>
-      <w:bookmarkEnd w:id="11"/>
+      <w:bookmarkEnd w:id="12"/>
     </w:p>
     <w:p>
       <w:pPr>
@@ -4728,7 +4641,7 @@
           <w:sz w:val="24"/>
           <w:szCs w:val="24"/>
         </w:rPr>
-        <w:instrText xml:space="preserve"> ADDIN ZOTERO_ITEM CSL_CITATION {"citationID":"qtaRIXHs","properties":{"unsorted":false,"formattedCitation":"(Central Statistics Office, 2024)","plainCitation":"(Central Statistics Office, 2024)","noteIndex":0},"citationItems":[{"id":3,"uris":["http://zotero.org/users/19861326/items/Y3CG4YS9"],"itemData":{"id":3,"type":"webpage","language":"en","publisher":"CSO","title":"Key Findings Census of Population 2022 Spotlight Series: Volunteering in Ireland - Central Statistics Office","title-short":"Key Findings Census of Population 2022 Spotlight Series","URL":"https://www.cso.ie/en/releasesandpublications/ep/p-cpsv/censusofpopulation2022spotlightseriesvolunteeringinireland/keyfindings/","author":[{"literal":"Central Statistics Office"}],"accessed":{"date-parts":[["2026",3,6]]},"issued":{"date-parts":[["2024",2,1]]}}}],"schema":"https://github.com/citation-style-language/schema/raw/master/csl-citation.json"} </w:instrText>
+        <w:instrText xml:space="preserve"> ADDIN ZOTERO_ITEM CSL_CITATION {"citationID":"qtaRIXHs","properties":{"unsorted":false,"formattedCitation":"(Central Statistics Office, 2024)","plainCitation":"(Central Statistics Office, 2024)","noteIndex":0},"citationItems":[{"id":3,"uris":["http://zotero.org/users/19861326/items/Y3CG4YS9"],"itemData":{"id":3,"type":"webpage","language":"en","publisher":"CSO","title":"Key Findings Census of Population 2022 Spotlight Series: Volunteering in Ireland","title-short":"Census of Population 2022 Spotlight Series: Volunteering in Ireland","URL":"https://www.cso.ie/en/releasesandpublications/ep/p-cpsv/censusofpopulation2022spotlightseriesvolunteeringinireland/keyfindings/","author":[{"literal":"Central Statistics Office"}],"accessed":{"date-parts":[["2026",3,6]]},"issued":{"date-parts":[["2024",2,1]]}}}],"schema":"https://github.com/citation-style-language/schema/raw/master/csl-citation.json"} </w:instrText>
       </w:r>
       <w:r>
         <w:rPr>
@@ -4784,7 +4697,7 @@
           <w:sz w:val="24"/>
           <w:szCs w:val="24"/>
         </w:rPr>
-        <w:instrText xml:space="preserve"> ADDIN ZOTERO_ITEM CSL_CITATION {"citationID":"KGNWTYzy","properties":{"unsorted":false,"formattedCitation":"(Department of Rural and Community Development, 2021)","plainCitation":"(Department of Rural and Community Development, 2021)","noteIndex":0},"citationItems":[{"id":20,"uris":["http://zotero.org/users/19861326/items/LMU3XH4F"],"itemData":{"id":20,"type":"webpage","abstract":"Setting out a long-term vision for volunteering and volunteers in Ireland.","container-title":"gov.ie","language":"en","title":"National Volunteering Strategy (2021 - 2025)","URL":"https://www.gov.ie/en/department-of-rural-and-community-development-and-the-gaeltacht/publications/national-volunteering-strategy-2021-2025/","author":[{"literal":"Department of Rural and Community Development"}],"accessed":{"date-parts":[["2026",3,9]]},"issued":{"date-parts":[["2021"]]}}}],"schema":"https://github.com/citation-style-language/schema/raw/master/csl-citation.json"} </w:instrText>
+        <w:instrText xml:space="preserve"> ADDIN ZOTERO_ITEM CSL_CITATION {"citationID":"KGNWTYzy","properties":{"unsorted":false,"formattedCitation":"(Department of Rural and Community Development, 2021)","plainCitation":"(Department of Rural and Community Development, 2021)","noteIndex":0},"citationItems":[{"id":20,"uris":["http://zotero.org/users/19861326/items/LMU3XH4F"],"itemData":{"id":20,"type":"webpage","abstract":"Setting out a long-term vision for volunteering and volunteers in Ireland.","container-title":"gov.ie","language":"en","title":"National Volunteering Strategy (2021 - 2025)","title-short":"National Volunteering Strategy","URL":"https://www.gov.ie/en/department-of-rural-and-community-development-and-the-gaeltacht/publications/national-volunteering-strategy-2021-2025/","author":[{"literal":"Department of Rural and Community Development"}],"accessed":{"date-parts":[["2026",3,9]]},"issued":{"date-parts":[["2021"]]}}}],"schema":"https://github.com/citation-style-language/schema/raw/master/csl-citation.json"} </w:instrText>
       </w:r>
       <w:r>
         <w:rPr>
@@ -4883,14 +4796,14 @@
           <w:szCs w:val="28"/>
         </w:rPr>
       </w:pPr>
-      <w:bookmarkStart w:id="13" w:name="_Toc224392254"/>
+      <w:bookmarkStart w:id="13" w:name="_Toc224585261"/>
       <w:r>
         <w:rPr>
           <w:szCs w:val="28"/>
         </w:rPr>
         <w:t>Purpose</w:t>
       </w:r>
-      <w:bookmarkEnd w:id="12"/>
+      <w:bookmarkEnd w:id="11"/>
       <w:bookmarkEnd w:id="13"/>
     </w:p>
     <w:p>
@@ -4999,7 +4912,21 @@
           <w:szCs w:val="24"/>
         </w:rPr>
         <w:lastRenderedPageBreak/>
-        <w:t>with the General Data Protection Regulation (GDPR), the principles of which will be explored further in Section 1.2.</w:t>
+        <w:t xml:space="preserve">with the General Data Protection Regulation (GDPR), the principles of which will be explored further in </w:t>
+      </w:r>
+      <w:r>
+        <w:rPr>
+          <w:sz w:val="24"/>
+          <w:szCs w:val="24"/>
+        </w:rPr>
+        <w:t>the Design Chapter</w:t>
+      </w:r>
+      <w:r>
+        <w:rPr>
+          <w:sz w:val="24"/>
+          <w:szCs w:val="24"/>
+        </w:rPr>
+        <w:t>.</w:t>
       </w:r>
     </w:p>
     <w:p>
@@ -5023,7 +4950,7 @@
         </w:numPr>
         <w:ind w:left="851" w:hanging="851"/>
       </w:pPr>
-      <w:bookmarkStart w:id="14" w:name="_Toc224392255"/>
+      <w:bookmarkStart w:id="14" w:name="_Toc224585262"/>
       <w:r>
         <w:t>Background</w:t>
       </w:r>
@@ -5043,7 +4970,56 @@
           <w:sz w:val="24"/>
           <w:szCs w:val="24"/>
         </w:rPr>
-        <w:t xml:space="preserve">The legislative basis for Garda Vetting in Ireland is established by the National Vetting Bureau (Children and Vulnerable Persons) Acts 2012–2016, which make it a statutory requirement for any person carrying out relevant work or activities involving access to children or vulnerable adults to be vetted prior to commencing such work. Under the Acts, a relevant organisation is prohibited from permitting any person to undertake relevant work unless a vetting disclosure has been received from the National Vetting Bureau (NVB) in respect of that individual. </w:t>
+        <w:t>The legislative basis for Garda Vetting in Ireland is established by the National Vetting Bureau (Children and Vulnerable Persons) Acts 2012–2016, which make it a statutory requirement for any person carrying out relevant work or activities involving access to children or vulnerable adults to be vetted prior to commencing such work</w:t>
+      </w:r>
+      <w:r>
+        <w:rPr>
+          <w:sz w:val="24"/>
+          <w:szCs w:val="24"/>
+        </w:rPr>
+        <w:t xml:space="preserve"> </w:t>
+      </w:r>
+      <w:r>
+        <w:rPr>
+          <w:sz w:val="24"/>
+          <w:szCs w:val="24"/>
+        </w:rPr>
+        <w:fldChar w:fldCharType="begin"/>
+      </w:r>
+      <w:r>
+        <w:rPr>
+          <w:sz w:val="24"/>
+          <w:szCs w:val="24"/>
+        </w:rPr>
+        <w:instrText xml:space="preserve"> ADDIN ZOTERO_ITEM CSL_CITATION {"citationID":"eSfgEDh4","properties":{"unsorted":false,"formattedCitation":"(Government of Ireland, 2012; An Garda S\\uc0\\u237{}och\\uc0\\u225{}na, 2016)","plainCitation":"(Government of Ireland, 2012; An Garda Síochána, 2016)","noteIndex":0},"citationItems":[{"id":5,"uris":["http://zotero.org/users/19861326/items/69TGCESM"],"itemData":{"id":5,"type":"webpage","container-title":"National Vetting Bureau (Children and Vulnerable Persons) Act 2012","genre":"Irish Statute Book","language":"en","publisher":"Office of the Attorney General","title":"Electronic Irish Statute Book (eISB)","title-short":"National Vetting Bureau (Children and Vulnerable Persons) Act 2012","URL":"https://www.irishstatutebook.ie/eli/2012/act/47/enacted/en/html","author":[{"literal":"Government of Ireland"}],"accessed":{"date-parts":[["2026",3,6]]},"issued":{"date-parts":[["2012"]]}}},{"id":12,"uris":["http://zotero.org/users/19861326/items/TZCDPKMT"],"itemData":{"id":12,"type":"webpage","container-title":"An Garda Síochána","language":"en","title":"Garda National Vetting Bureau (GNVB)","URL":"https://www.garda.ie/en/about-us/organised-serious-crime/garda-national-vetting-bureau-gnvb-/","author":[{"literal":"An Garda Síochána"}],"accessed":{"date-parts":[["2026",3,7]]},"issued":{"date-parts":[["2016"]]}}}],"schema":"https://github.com/citation-style-language/schema/raw/master/csl-citation.json"} </w:instrText>
+      </w:r>
+      <w:r>
+        <w:rPr>
+          <w:sz w:val="24"/>
+          <w:szCs w:val="24"/>
+        </w:rPr>
+        <w:fldChar w:fldCharType="separate"/>
+      </w:r>
+      <w:r>
+        <w:rPr>
+          <w:rFonts w:ascii="Calibri" w:hAnsi="Calibri" w:cs="Calibri"/>
+          <w:sz w:val="24"/>
+        </w:rPr>
+        <w:t>(Government of Ireland, 2012; An Garda Síochána, 2016)</w:t>
+      </w:r>
+      <w:r>
+        <w:rPr>
+          <w:sz w:val="24"/>
+          <w:szCs w:val="24"/>
+        </w:rPr>
+        <w:fldChar w:fldCharType="end"/>
+      </w:r>
+      <w:r>
+        <w:rPr>
+          <w:sz w:val="24"/>
+          <w:szCs w:val="24"/>
+        </w:rPr>
+        <w:t xml:space="preserve">. Under the Acts, a relevant organisation is prohibited from permitting any person to undertake relevant work unless a vetting disclosure has been received from the National Vetting Bureau (NVB) in respect of that individual. </w:t>
       </w:r>
       <w:r>
         <w:rPr>
@@ -5071,7 +5047,7 @@
           <w:sz w:val="24"/>
           <w:szCs w:val="24"/>
         </w:rPr>
-        <w:instrText xml:space="preserve"> ADDIN ZOTERO_ITEM CSL_CITATION {"citationID":"wmJPsrmx","properties":{"unsorted":false,"formattedCitation":"(An Garda S\\uc0\\u237{}och\\uc0\\u225{}na, 2016)","plainCitation":"(An Garda Síochána, 2016)","noteIndex":0},"citationItems":[{"id":12,"uris":["http://zotero.org/users/19861326/items/TZCDPKMT"],"itemData":{"id":12,"type":"webpage","container-title":"Garda","language":"en","title":"Garda National Vetting Bureau","URL":"https://www.garda.ie/en/about-us/organised-serious-crime/garda-national-vetting-bureau-gnvb-/","author":[{"literal":"An Garda Síochána"}],"accessed":{"date-parts":[["2026",3,7]]},"issued":{"date-parts":[["2016"]]}}}],"schema":"https://github.com/citation-style-language/schema/raw/master/csl-citation.json"} </w:instrText>
+        <w:instrText xml:space="preserve"> ADDIN ZOTERO_ITEM CSL_CITATION {"citationID":"wmJPsrmx","properties":{"unsorted":false,"formattedCitation":"(An Garda S\\uc0\\u237{}och\\uc0\\u225{}na, 2016)","plainCitation":"(An Garda Síochána, 2016)","noteIndex":0},"citationItems":[{"id":12,"uris":["http://zotero.org/users/19861326/items/TZCDPKMT"],"itemData":{"id":12,"type":"webpage","container-title":"An Garda Síochána","language":"en","title":"Garda National Vetting Bureau (GNVB)","URL":"https://www.garda.ie/en/about-us/organised-serious-crime/garda-national-vetting-bureau-gnvb-/","author":[{"literal":"An Garda Síochána"}],"accessed":{"date-parts":[["2026",3,7]]},"issued":{"date-parts":[["2016"]]}}}],"schema":"https://github.com/citation-style-language/schema/raw/master/csl-citation.json"} </w:instrText>
       </w:r>
       <w:r>
         <w:rPr>
@@ -5126,23 +5102,7 @@
           <w:sz w:val="24"/>
           <w:szCs w:val="24"/>
         </w:rPr>
-        <w:t xml:space="preserve">The NVB introduced the </w:t>
-      </w:r>
-      <w:proofErr w:type="spellStart"/>
-      <w:r>
-        <w:rPr>
-          <w:sz w:val="24"/>
-          <w:szCs w:val="24"/>
-        </w:rPr>
-        <w:t>eVetting</w:t>
-      </w:r>
-      <w:proofErr w:type="spellEnd"/>
-      <w:r>
-        <w:rPr>
-          <w:sz w:val="24"/>
-          <w:szCs w:val="24"/>
-        </w:rPr>
-        <w:t xml:space="preserve"> system to streamline the application process, removing delays previously associated with paper-based submissions and improving turnaround times</w:t>
+        <w:t>The NVB introduced the eVetting system to streamline the application process, removing delays previously associated with paper-based submissions and improving turnaround times</w:t>
       </w:r>
       <w:r>
         <w:rPr>
@@ -5163,7 +5123,7 @@
           <w:sz w:val="24"/>
           <w:szCs w:val="24"/>
         </w:rPr>
-        <w:instrText xml:space="preserve"> ADDIN ZOTERO_ITEM CSL_CITATION {"citationID":"lnNR7zGA","properties":{"unsorted":false,"formattedCitation":"(National Vetting Bureau, no date)","plainCitation":"(National Vetting Bureau, no date)","noteIndex":0},"citationItems":[{"id":14,"uris":["http://zotero.org/users/19861326/items/N3YG9DFB"],"itemData":{"id":14,"type":"webpage","title":"National Vetting Bureau","URL":"https://vetting.garda.ie/Application/About","author":[{"literal":"National Vetting Bureau"}],"accessed":{"date-parts":[["2026",3,7]]}}}],"schema":"https://github.com/citation-style-language/schema/raw/master/csl-citation.json"} </w:instrText>
+        <w:instrText xml:space="preserve"> ADDIN ZOTERO_ITEM CSL_CITATION {"citationID":"lnNR7zGA","properties":{"unsorted":false,"formattedCitation":"(National Vetting Bureau, no date)","plainCitation":"(National Vetting Bureau, no date)","noteIndex":0},"citationItems":[{"id":14,"uris":["http://zotero.org/users/19861326/items/N3YG9DFB"],"itemData":{"id":14,"type":"webpage","container-title":"An Garda Síochána","title":"National Vetting Bureau - About eVetting","title-short":"About eVetting","URL":"https://vetting.garda.ie/Application/About","author":[{"literal":"National Vetting Bureau"}],"accessed":{"date-parts":[["2026",3,7]]}}}],"schema":"https://github.com/citation-style-language/schema/raw/master/csl-citation.json"} </w:instrText>
       </w:r>
       <w:r>
         <w:rPr>
@@ -5191,23 +5151,7 @@
           <w:sz w:val="24"/>
           <w:szCs w:val="24"/>
         </w:rPr>
-        <w:t xml:space="preserve">. While </w:t>
-      </w:r>
-      <w:proofErr w:type="spellStart"/>
-      <w:r>
-        <w:rPr>
-          <w:sz w:val="24"/>
-          <w:szCs w:val="24"/>
-        </w:rPr>
-        <w:t>eVetting</w:t>
-      </w:r>
-      <w:proofErr w:type="spellEnd"/>
-      <w:r>
-        <w:rPr>
-          <w:sz w:val="24"/>
-          <w:szCs w:val="24"/>
-        </w:rPr>
-        <w:t xml:space="preserve"> has improved processing efficiency, it does not address the issue of data reuse. Each application requires the volunteer to re-enter the same personal information from scratch, with no mechanism to retrieve or share previously submitted data between registered organisations.</w:t>
+        <w:t>. While eVetting has improved processing efficiency, it does not address the issue of data reuse. Each application requires the volunteer to re-enter the same personal information from scratch, with no mechanism to retrieve or share previously submitted data between registered organisations.</w:t>
       </w:r>
     </w:p>
     <w:p>
@@ -5255,7 +5199,7 @@
           <w:sz w:val="24"/>
           <w:szCs w:val="24"/>
         </w:rPr>
-        <w:instrText xml:space="preserve"> ADDIN ZOTERO_ITEM CSL_CITATION {"citationID":"UFxW7rzV","properties":{"unsorted":false,"formattedCitation":"(Cairn Community Games, 2025)","plainCitation":"(Cairn Community Games, 2025)","noteIndex":0},"citationItems":[{"id":7,"uris":["http://zotero.org/users/19861326/items/HPNZ8CEB"],"itemData":{"id":7,"type":"webpage","abstract":"Complete the necessary Garda Vetting process to ensure the safety and well-being of all participants.","language":"en","title":"Cairn Community Games - Garda Vetting","URL":"https://www.cairncommunitygames.ie/volunteers/vetting","author":[{"literal":"Cairn Community Games"}],"accessed":{"date-parts":[["2026",3,7]]},"issued":{"date-parts":[["2025"]]}}}],"schema":"https://github.com/citation-style-language/schema/raw/master/csl-citation.json"} </w:instrText>
+        <w:instrText xml:space="preserve"> ADDIN ZOTERO_ITEM CSL_CITATION {"citationID":"UFxW7rzV","properties":{"unsorted":false,"formattedCitation":"(Cairn Community Games, 2025)","plainCitation":"(Cairn Community Games, 2025)","noteIndex":0},"citationItems":[{"id":7,"uris":["http://zotero.org/users/19861326/items/HPNZ8CEB"],"itemData":{"id":7,"type":"webpage","abstract":"Complete the necessary Garda Vetting process to ensure the safety and well-being of all participants.","container-title":"Garda Vetting Process","language":"en","title":"Cairn Community Games","title-short":"Community Games Vetting Process","URL":"https://www.cairncommunitygames.ie/volunteers/vetting","author":[{"literal":"Cairn Community Games"}],"accessed":{"date-parts":[["2026",3,7]]},"issued":{"date-parts":[["2025"]]}}}],"schema":"https://github.com/citation-style-language/schema/raw/master/csl-citation.json"} </w:instrText>
       </w:r>
       <w:r>
         <w:rPr>
@@ -5283,39 +5227,7 @@
           <w:sz w:val="24"/>
           <w:szCs w:val="24"/>
         </w:rPr>
-        <w:t xml:space="preserve">. Similarly, Athletics Ireland requires volunteers to complete a paper </w:t>
-      </w:r>
-      <w:proofErr w:type="spellStart"/>
-      <w:r>
-        <w:rPr>
-          <w:sz w:val="24"/>
-          <w:szCs w:val="24"/>
-        </w:rPr>
-        <w:t>eVetting</w:t>
-      </w:r>
-      <w:proofErr w:type="spellEnd"/>
-      <w:r>
-        <w:rPr>
-          <w:sz w:val="24"/>
-          <w:szCs w:val="24"/>
-        </w:rPr>
-        <w:t xml:space="preserve"> Invitation and ID Validation form, present original identity documents to their Club Children's Officer, and post the completed form to the Athletics Ireland Liaison Person in Dublin, who then manually inputs the application into the </w:t>
-      </w:r>
-      <w:proofErr w:type="spellStart"/>
-      <w:r>
-        <w:rPr>
-          <w:sz w:val="24"/>
-          <w:szCs w:val="24"/>
-        </w:rPr>
-        <w:t>eVetting</w:t>
-      </w:r>
-      <w:proofErr w:type="spellEnd"/>
-      <w:r>
-        <w:rPr>
-          <w:sz w:val="24"/>
-          <w:szCs w:val="24"/>
-        </w:rPr>
-        <w:t xml:space="preserve"> portal </w:t>
+        <w:t xml:space="preserve">. Similarly, Athletics Ireland requires volunteers to complete a paper eVetting Invitation and ID Validation form, present original identity documents to their Club Children's Officer, and post the completed form to the Athletics Ireland Liaison Person in Dublin, who then manually inputs the application into the eVetting portal </w:t>
       </w:r>
       <w:r>
         <w:rPr>
@@ -5336,7 +5248,7 @@
           <w:sz w:val="24"/>
           <w:szCs w:val="24"/>
         </w:rPr>
-        <w:instrText xml:space="preserve"> ADDIN ZOTERO_ITEM CSL_CITATION {"citationID":"VjUJ1fvl","properties":{"unsorted":false,"formattedCitation":"(Athletics Ireland, 2026)","plainCitation":"(Athletics Ireland, 2026)","noteIndex":0},"citationItems":[{"id":9,"uris":["http://zotero.org/users/19861326/items/A7GWAMRM"],"itemData":{"id":9,"type":"post-weblog","container-title":"Athletics Ireland","language":"en-US","title":"Athletics Ireland - Garda Vetting Policy","URL":"https://www.athleticsireland.ie/child-welfare/garda-vetting-policy/","author":[{"literal":"Athletics Ireland"}],"accessed":{"date-parts":[["2026",3,7]]},"issued":{"date-parts":[["2026"]]}}}],"schema":"https://github.com/citation-style-language/schema/raw/master/csl-citation.json"} </w:instrText>
+        <w:instrText xml:space="preserve"> ADDIN ZOTERO_ITEM CSL_CITATION {"citationID":"VjUJ1fvl","properties":{"unsorted":false,"formattedCitation":"(Athletics Ireland, 2026)","plainCitation":"(Athletics Ireland, 2026)","noteIndex":0},"citationItems":[{"id":9,"uris":["http://zotero.org/users/19861326/items/A7GWAMRM"],"itemData":{"id":9,"type":"post-weblog","container-title":"Athletics Ireland","language":"en-US","title":"Athletics Ireland - Garda Vetting Policy","title-short":"Garda Vetting Policy","URL":"https://www.athleticsireland.ie/child-welfare/garda-vetting-policy/","author":[{"literal":"Athletics Ireland"}],"accessed":{"date-parts":[["2026",3,7]]},"issued":{"date-parts":[["2026"]]}}}],"schema":"https://github.com/citation-style-language/schema/raw/master/csl-citation.json"} </w:instrText>
       </w:r>
       <w:r>
         <w:rPr>
@@ -5350,6 +5262,63 @@
           <w:rFonts w:ascii="Calibri" w:hAnsi="Calibri" w:cs="Calibri"/>
           <w:sz w:val="24"/>
         </w:rPr>
+        <w:t xml:space="preserve">(Athletics </w:t>
+      </w:r>
+      <w:r>
+        <w:rPr>
+          <w:rFonts w:ascii="Calibri" w:hAnsi="Calibri" w:cs="Calibri"/>
+          <w:sz w:val="24"/>
+        </w:rPr>
+        <w:lastRenderedPageBreak/>
+        <w:t>Ireland, 2026)</w:t>
+      </w:r>
+      <w:r>
+        <w:rPr>
+          <w:sz w:val="24"/>
+          <w:szCs w:val="24"/>
+        </w:rPr>
+        <w:fldChar w:fldCharType="end"/>
+      </w:r>
+      <w:r>
+        <w:rPr>
+          <w:sz w:val="24"/>
+          <w:szCs w:val="24"/>
+        </w:rPr>
+        <w:t>. Athletics Ireland explicitly states that vetting is not transferable between sporting associations and must be renewed every three years</w:t>
+      </w:r>
+      <w:r>
+        <w:rPr>
+          <w:sz w:val="24"/>
+          <w:szCs w:val="24"/>
+        </w:rPr>
+        <w:t xml:space="preserve"> </w:t>
+      </w:r>
+      <w:r>
+        <w:rPr>
+          <w:sz w:val="24"/>
+          <w:szCs w:val="24"/>
+        </w:rPr>
+        <w:fldChar w:fldCharType="begin"/>
+      </w:r>
+      <w:r>
+        <w:rPr>
+          <w:sz w:val="24"/>
+          <w:szCs w:val="24"/>
+        </w:rPr>
+        <w:instrText xml:space="preserve"> ADDIN ZOTERO_ITEM CSL_CITATION {"citationID":"ONlywyoG","properties":{"unsorted":false,"formattedCitation":"(Athletics Ireland, 2026)","plainCitation":"(Athletics Ireland, 2026)","noteIndex":0},"citationItems":[{"id":9,"uris":["http://zotero.org/users/19861326/items/A7GWAMRM"],"itemData":{"id":9,"type":"post-weblog","container-title":"Athletics Ireland","language":"en-US","title":"Athletics Ireland - Garda Vetting Policy","title-short":"Garda Vetting Policy","URL":"https://www.athleticsireland.ie/child-welfare/garda-vetting-policy/","author":[{"literal":"Athletics Ireland"}],"accessed":{"date-parts":[["2026",3,7]]},"issued":{"date-parts":[["2026"]]}}}],"schema":"https://github.com/citation-style-language/schema/raw/master/csl-citation.json"} </w:instrText>
+      </w:r>
+      <w:r>
+        <w:rPr>
+          <w:sz w:val="24"/>
+          <w:szCs w:val="24"/>
+        </w:rPr>
+        <w:fldChar w:fldCharType="separate"/>
+      </w:r>
+      <w:r>
+        <w:rPr>
+          <w:rFonts w:ascii="Calibri" w:hAnsi="Calibri" w:cs="Calibri"/>
+          <w:sz w:val="24"/>
+        </w:rPr>
         <w:t>(Athletics Ireland, 2026)</w:t>
       </w:r>
       <w:r>
@@ -5364,15 +5333,7 @@
           <w:sz w:val="24"/>
           <w:szCs w:val="24"/>
         </w:rPr>
-        <w:t xml:space="preserve">. Athletics Ireland explicitly states that vetting is not transferable between </w:t>
-      </w:r>
-      <w:r>
-        <w:rPr>
-          <w:sz w:val="24"/>
-          <w:szCs w:val="24"/>
-        </w:rPr>
-        <w:lastRenderedPageBreak/>
-        <w:t>sporting associations and must be renewed every three years</w:t>
+        <w:t>.</w:t>
       </w:r>
       <w:r>
         <w:rPr>
@@ -5386,6 +5347,20 @@
           <w:sz w:val="24"/>
           <w:szCs w:val="24"/>
         </w:rPr>
+        <w:t>The Irish Government has itself acknowledged the limitations of the current system, establishing an interdepartmental group in 2021 to examine reform of Garda vetting arrangements, with a key focus on introducing mandatory re-vetting every three years</w:t>
+      </w:r>
+      <w:r>
+        <w:rPr>
+          <w:sz w:val="24"/>
+          <w:szCs w:val="24"/>
+        </w:rPr>
+        <w:t xml:space="preserve"> </w:t>
+      </w:r>
+      <w:r>
+        <w:rPr>
+          <w:sz w:val="24"/>
+          <w:szCs w:val="24"/>
+        </w:rPr>
         <w:fldChar w:fldCharType="begin"/>
       </w:r>
       <w:r>
@@ -5393,7 +5368,7 @@
           <w:sz w:val="24"/>
           <w:szCs w:val="24"/>
         </w:rPr>
-        <w:instrText xml:space="preserve"> ADDIN ZOTERO_ITEM CSL_CITATION {"citationID":"ONlywyoG","properties":{"unsorted":false,"formattedCitation":"(Athletics Ireland, 2026)","plainCitation":"(Athletics Ireland, 2026)","noteIndex":0},"citationItems":[{"id":9,"uris":["http://zotero.org/users/19861326/items/A7GWAMRM"],"itemData":{"id":9,"type":"post-weblog","container-title":"Athletics Ireland","language":"en-US","title":"Athletics Ireland - Garda Vetting Policy","URL":"https://www.athleticsireland.ie/child-welfare/garda-vetting-policy/","author":[{"literal":"Athletics Ireland"}],"accessed":{"date-parts":[["2026",3,7]]},"issued":{"date-parts":[["2026"]]}}}],"schema":"https://github.com/citation-style-language/schema/raw/master/csl-citation.json"} </w:instrText>
+        <w:instrText xml:space="preserve"> ADDIN ZOTERO_ITEM CSL_CITATION {"citationID":"lNfsh83J","properties":{"unsorted":false,"formattedCitation":"(Department of Justice, Home Affairs and Migration, 2021)","plainCitation":"(Department of Justice, Home Affairs and Migration, 2021)","noteIndex":0},"citationItems":[{"id":30,"uris":["http://zotero.org/users/19861326/items/333EHDUL"],"itemData":{"id":30,"type":"webpage","abstract":"A key focus of the interdepartmental group will be the introduction of a mandatory system of re-vetting every three years","container-title":"gov.ie","language":"en","title":"Minister McEntee moves to reform vetting arrangements and legislation","title-short":"Reform vetting arrangements and legislation","URL":"https://www.gov.ie/en/department-of-justice-home-affairs-and-migration/press-releases/minister-mcentee-moves-to-reform-vetting-arrangements-and-legislation/","author":[{"literal":"Department of Justice, Home Affairs and Migration"}],"accessed":{"date-parts":[["2026",3,14]]},"issued":{"date-parts":[["2021",4,26]]}}}],"schema":"https://github.com/citation-style-language/schema/raw/master/csl-citation.json"} </w:instrText>
       </w:r>
       <w:r>
         <w:rPr>
@@ -5407,7 +5382,7 @@
           <w:rFonts w:ascii="Calibri" w:hAnsi="Calibri" w:cs="Calibri"/>
           <w:sz w:val="24"/>
         </w:rPr>
-        <w:t>(Athletics Ireland, 2026)</w:t>
+        <w:t>(Department of Justice, Home Affairs and Migration, 2021)</w:t>
       </w:r>
       <w:r>
         <w:rPr>
@@ -5423,69 +5398,6 @@
         </w:rPr>
         <w:t>.</w:t>
       </w:r>
-      <w:r>
-        <w:rPr>
-          <w:sz w:val="24"/>
-          <w:szCs w:val="24"/>
-        </w:rPr>
-        <w:t xml:space="preserve"> </w:t>
-      </w:r>
-      <w:r>
-        <w:rPr>
-          <w:sz w:val="24"/>
-          <w:szCs w:val="24"/>
-        </w:rPr>
-        <w:t>The Irish Government has itself acknowledged the limitations of the current system, establishing an interdepartmental group in 2021 to examine reform of Garda vetting arrangements, with a key focus on introducing mandatory re-vetting every three years</w:t>
-      </w:r>
-      <w:r>
-        <w:rPr>
-          <w:sz w:val="24"/>
-          <w:szCs w:val="24"/>
-        </w:rPr>
-        <w:t xml:space="preserve"> </w:t>
-      </w:r>
-      <w:r>
-        <w:rPr>
-          <w:sz w:val="24"/>
-          <w:szCs w:val="24"/>
-        </w:rPr>
-        <w:fldChar w:fldCharType="begin"/>
-      </w:r>
-      <w:r>
-        <w:rPr>
-          <w:sz w:val="24"/>
-          <w:szCs w:val="24"/>
-        </w:rPr>
-        <w:instrText xml:space="preserve"> ADDIN ZOTERO_ITEM CSL_CITATION {"citationID":"lNfsh83J","properties":{"unsorted":false,"formattedCitation":"(Department of Justice, Home Affairs and Migration, 2021)","plainCitation":"(Department of Justice, Home Affairs and Migration, 2021)","noteIndex":0},"citationItems":[{"id":30,"uris":["http://zotero.org/users/19861326/items/333EHDUL"],"itemData":{"id":30,"type":"webpage","abstract":"A key focus of the interdepartmental group will be the introduction of a mandatory system of re-vetting every three years","container-title":"gov.ie","language":"en","title":"Minister McEntee moves to reform vetting arrangements and legislation","URL":"https://www.gov.ie/en/department-of-justice-home-affairs-and-migration/press-releases/minister-mcentee-moves-to-reform-vetting-arrangements-and-legislation/","author":[{"literal":"Department of Justice, Home Affairs and Migration"}],"accessed":{"date-parts":[["2026",3,14]]},"issued":{"date-parts":[["2021",4,26]]}}}],"schema":"https://github.com/citation-style-language/schema/raw/master/csl-citation.json"} </w:instrText>
-      </w:r>
-      <w:r>
-        <w:rPr>
-          <w:sz w:val="24"/>
-          <w:szCs w:val="24"/>
-        </w:rPr>
-        <w:fldChar w:fldCharType="separate"/>
-      </w:r>
-      <w:r>
-        <w:rPr>
-          <w:rFonts w:ascii="Calibri" w:hAnsi="Calibri" w:cs="Calibri"/>
-          <w:sz w:val="24"/>
-        </w:rPr>
-        <w:t>(Department of Justice, Home Affairs and Migration, 2021)</w:t>
-      </w:r>
-      <w:r>
-        <w:rPr>
-          <w:sz w:val="24"/>
-          <w:szCs w:val="24"/>
-        </w:rPr>
-        <w:fldChar w:fldCharType="end"/>
-      </w:r>
-      <w:r>
-        <w:rPr>
-          <w:sz w:val="24"/>
-          <w:szCs w:val="24"/>
-        </w:rPr>
-        <w:t>.</w:t>
-      </w:r>
     </w:p>
     <w:p>
       <w:pPr>
@@ -5511,23 +5423,7 @@
           <w:sz w:val="24"/>
           <w:szCs w:val="24"/>
         </w:rPr>
-        <w:t xml:space="preserve">These examples illustrate that despite the availability of </w:t>
-      </w:r>
-      <w:proofErr w:type="spellStart"/>
-      <w:r>
-        <w:rPr>
-          <w:sz w:val="24"/>
-          <w:szCs w:val="24"/>
-        </w:rPr>
-        <w:t>eVetting</w:t>
-      </w:r>
-      <w:proofErr w:type="spellEnd"/>
-      <w:r>
-        <w:rPr>
-          <w:sz w:val="24"/>
-          <w:szCs w:val="24"/>
-        </w:rPr>
-        <w:t xml:space="preserve">, the vetting landscape across Irish sporting and community organisations remains fragmented and burdensome for volunteers. No centralised mechanism currently exists to allow a volunteer to store their personal vetting data securely and share it across multiple registered organisations, resulting in repeated submission of the same sensitive personal information. </w:t>
+        <w:t xml:space="preserve">These examples illustrate that despite the availability of eVetting, the vetting landscape across Irish sporting and community organisations remains fragmented and burdensome for volunteers. No centralised mechanism currently exists to allow a volunteer to store their personal vetting data securely and share it across multiple registered organisations, resulting in repeated submission of the same sensitive personal information. </w:t>
       </w:r>
       <w:r>
         <w:rPr>
@@ -5624,6 +5520,22 @@
           <w:szCs w:val="24"/>
         </w:rPr>
       </w:pPr>
+    </w:p>
+    <w:p>
+      <w:pPr>
+        <w:spacing w:after="160" w:line="259" w:lineRule="auto"/>
+        <w:rPr>
+          <w:rFonts w:eastAsiaTheme="majorEastAsia" w:cstheme="majorBidi"/>
+          <w:b/>
+          <w:bCs/>
+          <w:sz w:val="32"/>
+          <w:szCs w:val="26"/>
+        </w:rPr>
+      </w:pPr>
+      <w:bookmarkStart w:id="15" w:name="_Toc76997404"/>
+      <w:r>
+        <w:br w:type="page"/>
+      </w:r>
     </w:p>
     <w:p>
       <w:pPr>
@@ -5634,9 +5546,9 @@
         </w:numPr>
         <w:ind w:left="851" w:hanging="851"/>
       </w:pPr>
-      <w:bookmarkStart w:id="15" w:name="_Toc76997404"/>
-      <w:bookmarkStart w:id="16" w:name="_Toc224392256"/>
-      <w:r>
+      <w:bookmarkStart w:id="16" w:name="_Toc224585263"/>
+      <w:r>
+        <w:lastRenderedPageBreak/>
         <w:t>Aims &amp; Objectives</w:t>
       </w:r>
       <w:bookmarkEnd w:id="15"/>
@@ -5656,15 +5568,7 @@
           <w:sz w:val="24"/>
           <w:szCs w:val="24"/>
         </w:rPr>
-        <w:t xml:space="preserve">The aim of this project is to design and develop a secure, web-based data reuse system that reduces the administrative burden placed on volunteers who are required to undergo Garda </w:t>
-      </w:r>
-      <w:r>
-        <w:rPr>
-          <w:sz w:val="24"/>
-          <w:szCs w:val="24"/>
-        </w:rPr>
-        <w:lastRenderedPageBreak/>
-        <w:t>Vetting across multiple organisations, whilst enabling the safe and controlled sharing of personal vetting data in accordance with GDPR principles.</w:t>
+        <w:t>The aim of this project is to design and develop a secure, web-based data reuse system that reduces the administrative burden placed on volunteers who are required to undergo Garda Vetting across multiple organisations, whilst enabling the safe and controlled sharing of personal vetting data in accordance with GDPR principles.</w:t>
       </w:r>
     </w:p>
     <w:p>
@@ -5855,7 +5759,7 @@
         <w:ind w:left="851" w:hanging="851"/>
       </w:pPr>
       <w:bookmarkStart w:id="17" w:name="_Toc76997405"/>
-      <w:bookmarkStart w:id="18" w:name="_Toc224392257"/>
+      <w:bookmarkStart w:id="18" w:name="_Toc224585264"/>
       <w:r>
         <w:t>Report Outline</w:t>
       </w:r>
@@ -5902,7 +5806,7 @@
           <w:bCs/>
         </w:rPr>
       </w:pPr>
-      <w:bookmarkStart w:id="19" w:name="_Toc224392258"/>
+      <w:bookmarkStart w:id="19" w:name="_Toc224585265"/>
       <w:r>
         <w:rPr>
           <w:b/>
@@ -5956,12 +5860,13 @@
           <w:bCs/>
         </w:rPr>
       </w:pPr>
-      <w:bookmarkStart w:id="20" w:name="_Toc224392259"/>
+      <w:bookmarkStart w:id="20" w:name="_Toc224585266"/>
       <w:r>
         <w:rPr>
           <w:b/>
           <w:bCs/>
         </w:rPr>
+        <w:lastRenderedPageBreak/>
         <w:t>Implementation</w:t>
       </w:r>
       <w:bookmarkEnd w:id="20"/>
@@ -5980,15 +5885,7 @@
           <w:sz w:val="24"/>
           <w:szCs w:val="24"/>
         </w:rPr>
-        <w:t xml:space="preserve">This chapter describes the development of the system, including the technologies and frameworks selected, the rationale for key design decisions, and the implementation of core </w:t>
-      </w:r>
-      <w:r>
-        <w:rPr>
-          <w:sz w:val="24"/>
-          <w:szCs w:val="24"/>
-        </w:rPr>
-        <w:lastRenderedPageBreak/>
-        <w:t>features such as user authentication, secure data storage, and the access code sharing mechanism.</w:t>
+        <w:t>This chapter describes the development of the system, including the technologies and frameworks selected, the rationale for key design decisions, and the implementation of core features such as user authentication, secure data storage, and the access code sharing mechanism.</w:t>
       </w:r>
     </w:p>
     <w:p>
@@ -6018,7 +5915,7 @@
           <w:bCs/>
         </w:rPr>
       </w:pPr>
-      <w:bookmarkStart w:id="21" w:name="_Toc224392260"/>
+      <w:bookmarkStart w:id="21" w:name="_Toc224585267"/>
       <w:r>
         <w:rPr>
           <w:b/>
@@ -6072,7 +5969,7 @@
           <w:bCs/>
         </w:rPr>
       </w:pPr>
-      <w:bookmarkStart w:id="22" w:name="_Toc224392261"/>
+      <w:bookmarkStart w:id="22" w:name="_Toc224585268"/>
       <w:r>
         <w:rPr>
           <w:b/>
@@ -6205,11 +6102,21 @@
       <w:r>
         <w:t xml:space="preserve">Figure </w:t>
       </w:r>
-      <w:fldSimple w:instr=" SEQ Figure \* ARABIC ">
-        <w:r>
-          <w:t>1</w:t>
-        </w:r>
-      </w:fldSimple>
+      <w:r>
+        <w:fldChar w:fldCharType="begin"/>
+      </w:r>
+      <w:r>
+        <w:instrText xml:space="preserve"> SEQ Figure \* ARABIC </w:instrText>
+      </w:r>
+      <w:r>
+        <w:fldChar w:fldCharType="separate"/>
+      </w:r>
+      <w:r>
+        <w:t>1</w:t>
+      </w:r>
+      <w:r>
+        <w:fldChar w:fldCharType="end"/>
+      </w:r>
       <w:r>
         <w:t xml:space="preserve"> </w:t>
       </w:r>
@@ -6357,11 +6264,21 @@
       <w:r>
         <w:t xml:space="preserve">Figure </w:t>
       </w:r>
-      <w:fldSimple w:instr=" SEQ Figure \* ARABIC ">
-        <w:r>
-          <w:t>2</w:t>
-        </w:r>
-      </w:fldSimple>
+      <w:r>
+        <w:fldChar w:fldCharType="begin"/>
+      </w:r>
+      <w:r>
+        <w:instrText xml:space="preserve"> SEQ Figure \* ARABIC </w:instrText>
+      </w:r>
+      <w:r>
+        <w:fldChar w:fldCharType="separate"/>
+      </w:r>
+      <w:r>
+        <w:t>2</w:t>
+      </w:r>
+      <w:r>
+        <w:fldChar w:fldCharType="end"/>
+      </w:r>
       <w:r>
         <w:t xml:space="preserve"> </w:t>
       </w:r>
@@ -6403,7 +6320,7 @@
         </w:numPr>
         <w:ind w:left="567" w:hanging="567"/>
       </w:pPr>
-      <w:bookmarkStart w:id="25" w:name="_Toc224392262"/>
+      <w:bookmarkStart w:id="25" w:name="_Toc224585269"/>
       <w:r>
         <w:lastRenderedPageBreak/>
         <w:t>Chapter Name</w:t>
@@ -6572,7 +6489,7 @@
         <w:ind w:left="851" w:hanging="851"/>
       </w:pPr>
       <w:bookmarkStart w:id="26" w:name="_Toc76997407"/>
-      <w:bookmarkStart w:id="27" w:name="_Toc224392263"/>
+      <w:bookmarkStart w:id="27" w:name="_Toc224585270"/>
       <w:r>
         <w:t>Additional Chapters guide</w:t>
       </w:r>
@@ -6632,23 +6549,7 @@
           <w:sz w:val="24"/>
           <w:szCs w:val="24"/>
         </w:rPr>
-        <w:t xml:space="preserve">System requirements – Functional, </w:t>
-      </w:r>
-      <w:proofErr w:type="spellStart"/>
-      <w:r>
-        <w:rPr>
-          <w:sz w:val="24"/>
-          <w:szCs w:val="24"/>
-        </w:rPr>
-        <w:t>Non functional</w:t>
-      </w:r>
-      <w:proofErr w:type="spellEnd"/>
-      <w:r>
-        <w:rPr>
-          <w:sz w:val="24"/>
-          <w:szCs w:val="24"/>
-        </w:rPr>
-        <w:t xml:space="preserve"> requir</w:t>
+        <w:t>System requirements – Functional, Non functional requir</w:t>
       </w:r>
       <w:r>
         <w:rPr>
@@ -7139,11 +7040,21 @@
       <w:r>
         <w:t xml:space="preserve">Figure </w:t>
       </w:r>
-      <w:fldSimple w:instr=" SEQ Figure \* ARABIC ">
-        <w:r>
-          <w:t>1</w:t>
-        </w:r>
-      </w:fldSimple>
+      <w:r>
+        <w:fldChar w:fldCharType="begin"/>
+      </w:r>
+      <w:r>
+        <w:instrText xml:space="preserve"> SEQ Figure \* ARABIC </w:instrText>
+      </w:r>
+      <w:r>
+        <w:fldChar w:fldCharType="separate"/>
+      </w:r>
+      <w:r>
+        <w:t>1</w:t>
+      </w:r>
+      <w:r>
+        <w:fldChar w:fldCharType="end"/>
+      </w:r>
       <w:r>
         <w:t xml:space="preserve"> </w:t>
       </w:r>
@@ -7282,11 +7193,21 @@
       <w:r>
         <w:t xml:space="preserve">Figure </w:t>
       </w:r>
-      <w:fldSimple w:instr=" SEQ Figure \* ARABIC ">
-        <w:r>
-          <w:t>2</w:t>
-        </w:r>
-      </w:fldSimple>
+      <w:r>
+        <w:fldChar w:fldCharType="begin"/>
+      </w:r>
+      <w:r>
+        <w:instrText xml:space="preserve"> SEQ Figure \* ARABIC </w:instrText>
+      </w:r>
+      <w:r>
+        <w:fldChar w:fldCharType="separate"/>
+      </w:r>
+      <w:r>
+        <w:t>2</w:t>
+      </w:r>
+      <w:r>
+        <w:fldChar w:fldCharType="end"/>
+      </w:r>
       <w:r>
         <w:t xml:space="preserve"> </w:t>
       </w:r>
@@ -7337,7 +7258,7 @@
         </w:numPr>
         <w:ind w:hanging="792"/>
       </w:pPr>
-      <w:bookmarkStart w:id="28" w:name="_Toc224392264"/>
+      <w:bookmarkStart w:id="28" w:name="_Toc224585271"/>
       <w:r>
         <w:t>Report Outline</w:t>
       </w:r>
@@ -7470,7 +7391,7 @@
         </w:numPr>
         <w:ind w:left="851" w:hanging="851"/>
       </w:pPr>
-      <w:bookmarkStart w:id="29" w:name="_Toc224392265"/>
+      <w:bookmarkStart w:id="29" w:name="_Toc224585272"/>
       <w:r>
         <w:t>Tables</w:t>
       </w:r>
@@ -8052,7 +7973,7 @@
         </w:numPr>
         <w:ind w:left="851" w:hanging="851"/>
       </w:pPr>
-      <w:bookmarkStart w:id="32" w:name="_Toc224392266"/>
+      <w:bookmarkStart w:id="32" w:name="_Toc224585273"/>
       <w:r>
         <w:t>Code and Formulae</w:t>
       </w:r>
@@ -8132,41 +8053,13 @@
           <w:szCs w:val="24"/>
         </w:rPr>
       </w:pPr>
-      <w:proofErr w:type="spellStart"/>
       <w:r>
         <w:rPr>
           <w:rFonts w:asciiTheme="majorHAnsi" w:hAnsiTheme="majorHAnsi"/>
           <w:sz w:val="20"/>
           <w:szCs w:val="24"/>
         </w:rPr>
-        <w:t>TextMessage</w:t>
-      </w:r>
-      <w:proofErr w:type="spellEnd"/>
-      <w:r>
-        <w:rPr>
-          <w:rFonts w:asciiTheme="majorHAnsi" w:hAnsiTheme="majorHAnsi"/>
-          <w:sz w:val="20"/>
-          <w:szCs w:val="24"/>
-        </w:rPr>
-        <w:t xml:space="preserve"> </w:t>
-      </w:r>
-      <w:proofErr w:type="spellStart"/>
-      <w:r>
-        <w:rPr>
-          <w:rFonts w:asciiTheme="majorHAnsi" w:hAnsiTheme="majorHAnsi"/>
-          <w:sz w:val="20"/>
-          <w:szCs w:val="24"/>
-        </w:rPr>
-        <w:t>msg</w:t>
-      </w:r>
-      <w:proofErr w:type="spellEnd"/>
-      <w:r>
-        <w:rPr>
-          <w:rFonts w:asciiTheme="majorHAnsi" w:hAnsiTheme="majorHAnsi"/>
-          <w:sz w:val="20"/>
-          <w:szCs w:val="24"/>
-        </w:rPr>
-        <w:t xml:space="preserve"> = null;</w:t>
+        <w:t>TextMessage msg = null;</w:t>
       </w:r>
     </w:p>
     <w:p>
@@ -8220,43 +8113,7 @@
           <w:sz w:val="20"/>
           <w:szCs w:val="24"/>
         </w:rPr>
-        <w:t xml:space="preserve">            if (message </w:t>
-      </w:r>
-      <w:proofErr w:type="spellStart"/>
-      <w:r>
-        <w:rPr>
-          <w:rFonts w:asciiTheme="majorHAnsi" w:hAnsiTheme="majorHAnsi"/>
-          <w:sz w:val="20"/>
-          <w:szCs w:val="24"/>
-        </w:rPr>
-        <w:t>instanceof</w:t>
-      </w:r>
-      <w:proofErr w:type="spellEnd"/>
-      <w:r>
-        <w:rPr>
-          <w:rFonts w:asciiTheme="majorHAnsi" w:hAnsiTheme="majorHAnsi"/>
-          <w:sz w:val="20"/>
-          <w:szCs w:val="24"/>
-        </w:rPr>
-        <w:t xml:space="preserve"> </w:t>
-      </w:r>
-      <w:proofErr w:type="spellStart"/>
-      <w:r>
-        <w:rPr>
-          <w:rFonts w:asciiTheme="majorHAnsi" w:hAnsiTheme="majorHAnsi"/>
-          <w:sz w:val="20"/>
-          <w:szCs w:val="24"/>
-        </w:rPr>
-        <w:t>TextMessage</w:t>
-      </w:r>
-      <w:proofErr w:type="spellEnd"/>
-      <w:r>
-        <w:rPr>
-          <w:rFonts w:asciiTheme="majorHAnsi" w:hAnsiTheme="majorHAnsi"/>
-          <w:sz w:val="20"/>
-          <w:szCs w:val="24"/>
-        </w:rPr>
-        <w:t>) {</w:t>
+        <w:t xml:space="preserve">            if (message instanceof TextMessage) {</w:t>
       </w:r>
     </w:p>
     <w:p>
@@ -8283,43 +8140,7 @@
           <w:sz w:val="20"/>
           <w:szCs w:val="24"/>
         </w:rPr>
-        <w:t xml:space="preserve">                </w:t>
-      </w:r>
-      <w:proofErr w:type="spellStart"/>
-      <w:r>
-        <w:rPr>
-          <w:rFonts w:asciiTheme="majorHAnsi" w:hAnsiTheme="majorHAnsi"/>
-          <w:sz w:val="20"/>
-          <w:szCs w:val="24"/>
-        </w:rPr>
-        <w:t>msg</w:t>
-      </w:r>
-      <w:proofErr w:type="spellEnd"/>
-      <w:r>
-        <w:rPr>
-          <w:rFonts w:asciiTheme="majorHAnsi" w:hAnsiTheme="majorHAnsi"/>
-          <w:sz w:val="20"/>
-          <w:szCs w:val="24"/>
-        </w:rPr>
-        <w:t xml:space="preserve"> = (</w:t>
-      </w:r>
-      <w:proofErr w:type="spellStart"/>
-      <w:r>
-        <w:rPr>
-          <w:rFonts w:asciiTheme="majorHAnsi" w:hAnsiTheme="majorHAnsi"/>
-          <w:sz w:val="20"/>
-          <w:szCs w:val="24"/>
-        </w:rPr>
-        <w:t>TextMessage</w:t>
-      </w:r>
-      <w:proofErr w:type="spellEnd"/>
-      <w:r>
-        <w:rPr>
-          <w:rFonts w:asciiTheme="majorHAnsi" w:hAnsiTheme="majorHAnsi"/>
-          <w:sz w:val="20"/>
-          <w:szCs w:val="24"/>
-        </w:rPr>
-        <w:t>) message;</w:t>
+        <w:t xml:space="preserve">                msg = (TextMessage) message;</w:t>
       </w:r>
     </w:p>
     <w:p>
@@ -8346,25 +8167,7 @@
           <w:sz w:val="20"/>
           <w:szCs w:val="24"/>
         </w:rPr>
-        <w:t xml:space="preserve">                </w:t>
-      </w:r>
-      <w:proofErr w:type="spellStart"/>
-      <w:r>
-        <w:rPr>
-          <w:rFonts w:asciiTheme="majorHAnsi" w:hAnsiTheme="majorHAnsi"/>
-          <w:sz w:val="20"/>
-          <w:szCs w:val="24"/>
-        </w:rPr>
-        <w:t>System.out.println</w:t>
-      </w:r>
-      <w:proofErr w:type="spellEnd"/>
-      <w:r>
-        <w:rPr>
-          <w:rFonts w:asciiTheme="majorHAnsi" w:hAnsiTheme="majorHAnsi"/>
-          <w:sz w:val="20"/>
-          <w:szCs w:val="24"/>
-        </w:rPr>
-        <w:t>("A Message received in TMDB: "</w:t>
+        <w:t xml:space="preserve">                System.out.println("A Message received in TMDB: "</w:t>
       </w:r>
     </w:p>
     <w:p>
@@ -8392,25 +8195,7 @@
           <w:szCs w:val="24"/>
         </w:rPr>
         <w:lastRenderedPageBreak/>
-        <w:t xml:space="preserve">                                                    + </w:t>
-      </w:r>
-      <w:proofErr w:type="spellStart"/>
-      <w:r>
-        <w:rPr>
-          <w:rFonts w:asciiTheme="majorHAnsi" w:hAnsiTheme="majorHAnsi"/>
-          <w:sz w:val="20"/>
-          <w:szCs w:val="24"/>
-        </w:rPr>
-        <w:t>msg.getText</w:t>
-      </w:r>
-      <w:proofErr w:type="spellEnd"/>
-      <w:r>
-        <w:rPr>
-          <w:rFonts w:asciiTheme="majorHAnsi" w:hAnsiTheme="majorHAnsi"/>
-          <w:sz w:val="20"/>
-          <w:szCs w:val="24"/>
-        </w:rPr>
-        <w:t>());</w:t>
+        <w:t xml:space="preserve">                                                    + msg.getText());</w:t>
       </w:r>
     </w:p>
     <w:p>
@@ -8491,25 +8276,7 @@
           <w:sz w:val="20"/>
           <w:szCs w:val="24"/>
         </w:rPr>
-        <w:t xml:space="preserve">               </w:t>
-      </w:r>
-      <w:proofErr w:type="spellStart"/>
-      <w:r>
-        <w:rPr>
-          <w:rFonts w:asciiTheme="majorHAnsi" w:hAnsiTheme="majorHAnsi"/>
-          <w:sz w:val="20"/>
-          <w:szCs w:val="24"/>
-        </w:rPr>
-        <w:t>System.out.println</w:t>
-      </w:r>
-      <w:proofErr w:type="spellEnd"/>
-      <w:r>
-        <w:rPr>
-          <w:rFonts w:asciiTheme="majorHAnsi" w:hAnsiTheme="majorHAnsi"/>
-          <w:sz w:val="20"/>
-          <w:szCs w:val="24"/>
-        </w:rPr>
-        <w:t>("Message of wrong type: "</w:t>
+        <w:t xml:space="preserve">               System.out.println("Message of wrong type: "</w:t>
       </w:r>
     </w:p>
     <w:p>
@@ -8536,43 +8303,7 @@
           <w:sz w:val="20"/>
           <w:szCs w:val="24"/>
         </w:rPr>
-        <w:t xml:space="preserve">                                            + </w:t>
-      </w:r>
-      <w:proofErr w:type="spellStart"/>
-      <w:r>
-        <w:rPr>
-          <w:rFonts w:asciiTheme="majorHAnsi" w:hAnsiTheme="majorHAnsi"/>
-          <w:sz w:val="20"/>
-          <w:szCs w:val="24"/>
-        </w:rPr>
-        <w:t>message.getClass</w:t>
-      </w:r>
-      <w:proofErr w:type="spellEnd"/>
-      <w:r>
-        <w:rPr>
-          <w:rFonts w:asciiTheme="majorHAnsi" w:hAnsiTheme="majorHAnsi"/>
-          <w:sz w:val="20"/>
-          <w:szCs w:val="24"/>
-        </w:rPr>
-        <w:t>().</w:t>
-      </w:r>
-      <w:proofErr w:type="spellStart"/>
-      <w:r>
-        <w:rPr>
-          <w:rFonts w:asciiTheme="majorHAnsi" w:hAnsiTheme="majorHAnsi"/>
-          <w:sz w:val="20"/>
-          <w:szCs w:val="24"/>
-        </w:rPr>
-        <w:t>getName</w:t>
-      </w:r>
-      <w:proofErr w:type="spellEnd"/>
-      <w:r>
-        <w:rPr>
-          <w:rFonts w:asciiTheme="majorHAnsi" w:hAnsiTheme="majorHAnsi"/>
-          <w:sz w:val="20"/>
-          <w:szCs w:val="24"/>
-        </w:rPr>
-        <w:t>());</w:t>
+        <w:t xml:space="preserve">                                            + message.getClass().getName());</w:t>
       </w:r>
     </w:p>
     <w:p>
@@ -8626,25 +8357,7 @@
           <w:sz w:val="20"/>
           <w:szCs w:val="24"/>
         </w:rPr>
-        <w:t xml:space="preserve">        } catch (</w:t>
-      </w:r>
-      <w:proofErr w:type="spellStart"/>
-      <w:r>
-        <w:rPr>
-          <w:rFonts w:asciiTheme="majorHAnsi" w:hAnsiTheme="majorHAnsi"/>
-          <w:sz w:val="20"/>
-          <w:szCs w:val="24"/>
-        </w:rPr>
-        <w:t>JMSException</w:t>
-      </w:r>
-      <w:proofErr w:type="spellEnd"/>
-      <w:r>
-        <w:rPr>
-          <w:rFonts w:asciiTheme="majorHAnsi" w:hAnsiTheme="majorHAnsi"/>
-          <w:sz w:val="20"/>
-          <w:szCs w:val="24"/>
-        </w:rPr>
-        <w:t xml:space="preserve"> e) {</w:t>
+        <w:t xml:space="preserve">        } catch (JMSException e) {</w:t>
       </w:r>
     </w:p>
     <w:p>
@@ -8671,25 +8384,7 @@
           <w:sz w:val="20"/>
           <w:szCs w:val="24"/>
         </w:rPr>
-        <w:t xml:space="preserve">            </w:t>
-      </w:r>
-      <w:proofErr w:type="spellStart"/>
-      <w:r>
-        <w:rPr>
-          <w:rFonts w:asciiTheme="majorHAnsi" w:hAnsiTheme="majorHAnsi"/>
-          <w:sz w:val="20"/>
-          <w:szCs w:val="24"/>
-        </w:rPr>
-        <w:t>e.printStackTrace</w:t>
-      </w:r>
-      <w:proofErr w:type="spellEnd"/>
-      <w:r>
-        <w:rPr>
-          <w:rFonts w:asciiTheme="majorHAnsi" w:hAnsiTheme="majorHAnsi"/>
-          <w:sz w:val="20"/>
-          <w:szCs w:val="24"/>
-        </w:rPr>
-        <w:t>();</w:t>
+        <w:t xml:space="preserve">            e.printStackTrace();</w:t>
       </w:r>
     </w:p>
     <w:p>
@@ -8716,25 +8411,7 @@
           <w:sz w:val="20"/>
           <w:szCs w:val="24"/>
         </w:rPr>
-        <w:t xml:space="preserve">            </w:t>
-      </w:r>
-      <w:proofErr w:type="spellStart"/>
-      <w:r>
-        <w:rPr>
-          <w:rFonts w:asciiTheme="majorHAnsi" w:hAnsiTheme="majorHAnsi"/>
-          <w:sz w:val="20"/>
-          <w:szCs w:val="24"/>
-        </w:rPr>
-        <w:t>mdc.setRollbackOnly</w:t>
-      </w:r>
-      <w:proofErr w:type="spellEnd"/>
-      <w:r>
-        <w:rPr>
-          <w:rFonts w:asciiTheme="majorHAnsi" w:hAnsiTheme="majorHAnsi"/>
-          <w:sz w:val="20"/>
-          <w:szCs w:val="24"/>
-        </w:rPr>
-        <w:t>();</w:t>
+        <w:t xml:space="preserve">            mdc.setRollbackOnly();</w:t>
       </w:r>
     </w:p>
     <w:p>
@@ -8761,25 +8438,7 @@
           <w:sz w:val="20"/>
           <w:szCs w:val="24"/>
         </w:rPr>
-        <w:t xml:space="preserve">        } catch (Throwable </w:t>
-      </w:r>
-      <w:proofErr w:type="spellStart"/>
-      <w:r>
-        <w:rPr>
-          <w:rFonts w:asciiTheme="majorHAnsi" w:hAnsiTheme="majorHAnsi"/>
-          <w:sz w:val="20"/>
-          <w:szCs w:val="24"/>
-        </w:rPr>
-        <w:t>te</w:t>
-      </w:r>
-      <w:proofErr w:type="spellEnd"/>
-      <w:r>
-        <w:rPr>
-          <w:rFonts w:asciiTheme="majorHAnsi" w:hAnsiTheme="majorHAnsi"/>
-          <w:sz w:val="20"/>
-          <w:szCs w:val="24"/>
-        </w:rPr>
-        <w:t>) {</w:t>
+        <w:t xml:space="preserve">        } catch (Throwable te) {</w:t>
       </w:r>
     </w:p>
     <w:p>
@@ -8806,25 +8465,7 @@
           <w:sz w:val="20"/>
           <w:szCs w:val="24"/>
         </w:rPr>
-        <w:t xml:space="preserve">            </w:t>
-      </w:r>
-      <w:proofErr w:type="spellStart"/>
-      <w:r>
-        <w:rPr>
-          <w:rFonts w:asciiTheme="majorHAnsi" w:hAnsiTheme="majorHAnsi"/>
-          <w:sz w:val="20"/>
-          <w:szCs w:val="24"/>
-        </w:rPr>
-        <w:t>te.printStackTrace</w:t>
-      </w:r>
-      <w:proofErr w:type="spellEnd"/>
-      <w:r>
-        <w:rPr>
-          <w:rFonts w:asciiTheme="majorHAnsi" w:hAnsiTheme="majorHAnsi"/>
-          <w:sz w:val="20"/>
-          <w:szCs w:val="24"/>
-        </w:rPr>
-        <w:t>();</w:t>
+        <w:t xml:space="preserve">            te.printStackTrace();</w:t>
       </w:r>
     </w:p>
     <w:p>
@@ -8905,10 +8546,14 @@
         <w:pStyle w:val="Caption"/>
         <w:rPr>
           <w:szCs w:val="24"/>
+          <w:lang w:val="da-DK"/>
         </w:rPr>
       </w:pPr>
       <w:bookmarkStart w:id="33" w:name="_Toc429428842"/>
       <w:r>
+        <w:rPr>
+          <w:lang w:val="da-DK"/>
+        </w:rPr>
         <w:t xml:space="preserve">Code Listing </w:t>
       </w:r>
       <w:r>
@@ -8920,6 +8565,7 @@
       <w:r>
         <w:rPr>
           <w:noProof/>
+          <w:lang w:val="da-DK"/>
         </w:rPr>
         <w:instrText xml:space="preserve"> SEQ Code_Listing \* ARABIC </w:instrText>
       </w:r>
@@ -8932,6 +8578,7 @@
       <w:r>
         <w:rPr>
           <w:noProof/>
+          <w:lang w:val="da-DK"/>
         </w:rPr>
         <w:t>1</w:t>
       </w:r>
@@ -8942,15 +8589,10 @@
         <w:fldChar w:fldCharType="end"/>
       </w:r>
       <w:r>
-        <w:t xml:space="preserve"> </w:t>
-      </w:r>
-      <w:proofErr w:type="spellStart"/>
-      <w:r>
-        <w:t>MDBean</w:t>
-      </w:r>
-      <w:proofErr w:type="spellEnd"/>
-      <w:r>
-        <w:t xml:space="preserve"> Message Handling</w:t>
+        <w:rPr>
+          <w:lang w:val="da-DK"/>
+        </w:rPr>
+        <w:t xml:space="preserve"> MDBean Message Handling</w:t>
       </w:r>
       <w:bookmarkEnd w:id="33"/>
     </w:p>
@@ -8961,6 +8603,7 @@
         <w:rPr>
           <w:sz w:val="24"/>
           <w:szCs w:val="24"/>
+          <w:lang w:val="da-DK"/>
         </w:rPr>
       </w:pPr>
     </w:p>
@@ -9340,7 +8983,7 @@
         <w:spacing w:before="0" w:line="360" w:lineRule="auto"/>
         <w:ind w:left="567" w:hanging="567"/>
       </w:pPr>
-      <w:bookmarkStart w:id="34" w:name="_Toc224392267"/>
+      <w:bookmarkStart w:id="34" w:name="_Toc224585274"/>
       <w:r>
         <w:lastRenderedPageBreak/>
         <w:t>References</w:t>
@@ -9368,7 +9011,7 @@
           <w:i/>
           <w:iCs/>
         </w:rPr>
-        <w:t>Garda National Vetting Bureau</w:t>
+        <w:t>Garda National Vetting Bureau (GNVB)</w:t>
       </w:r>
       <w:r>
         <w:t xml:space="preserve">, </w:t>
@@ -9378,7 +9021,7 @@
           <w:i/>
           <w:iCs/>
         </w:rPr>
-        <w:t>Garda</w:t>
+        <w:t>An Garda Síochána</w:t>
       </w:r>
       <w:r>
         <w:t>. Available at: https://www.garda.ie/en/about-us/organised-serious-crime/garda-national-vetting-bureau-gnvb-/ (Accessed: 7 March 2026).</w:t>
@@ -9414,28 +9057,20 @@
           <w:i/>
           <w:iCs/>
         </w:rPr>
-        <w:t>Cairn Community Games - Garda Vetting</w:t>
-      </w:r>
-      <w:r>
-        <w:t>. Available at: https://www.cairncommunitygames.ie/volunteers/vetting (Accessed: 7 March 2026).</w:t>
-      </w:r>
-    </w:p>
-    <w:p>
-      <w:pPr>
-        <w:pStyle w:val="Bibliography"/>
-      </w:pPr>
-      <w:r>
-        <w:t xml:space="preserve">Central Statistics Office (2024) </w:t>
+        <w:t>Cairn Community Games</w:t>
+      </w:r>
+      <w:r>
+        <w:t xml:space="preserve">, </w:t>
       </w:r>
       <w:r>
         <w:rPr>
           <w:i/>
           <w:iCs/>
         </w:rPr>
-        <w:t>Key Findings Census of Population 2022 Spotlight Series: Volunteering in Ireland - Central Statistics Office</w:t>
-      </w:r>
-      <w:r>
-        <w:t>. CSO. Available at: https://www.cso.ie/en/releasesandpublications/ep/p-cpsv/censusofpopulation2022spotlightseriesvolunteeringinireland/keyfindings/ (Accessed: 6 March 2026).</w:t>
+        <w:t>Garda Vetting Process</w:t>
+      </w:r>
+      <w:r>
+        <w:t>. Available at: https://www.cairncommunitygames.ie/volunteers/vetting (Accessed: 7 March 2026).</w:t>
       </w:r>
     </w:p>
     <w:p>
@@ -9443,17 +9078,17 @@
         <w:pStyle w:val="Bibliography"/>
       </w:pPr>
       <w:r>
-        <w:t xml:space="preserve">Data Protection Commission (2021) </w:t>
+        <w:t xml:space="preserve">Central Statistics Office (2024) </w:t>
       </w:r>
       <w:r>
         <w:rPr>
           <w:i/>
           <w:iCs/>
         </w:rPr>
-        <w:t>Garda Vetting – Some Data Protection Considerations</w:t>
-      </w:r>
-      <w:r>
-        <w:t>. Available at: https://www.dataprotection.ie/sites/default/files/uploads/2021-05/Garda%20Vetting%20April%202021..pdf (Accessed: 14 March 2026).</w:t>
+        <w:t>Key Findings Census of Population 2022 Spotlight Series: Volunteering in Ireland</w:t>
+      </w:r>
+      <w:r>
+        <w:t>. CSO. Available at: https://www.cso.ie/en/releasesandpublications/ep/p-cpsv/censusofpopulation2022spotlightseriesvolunteeringinireland/keyfindings/ (Accessed: 6 March 2026).</w:t>
       </w:r>
     </w:p>
     <w:p>
@@ -9461,70 +9096,126 @@
         <w:pStyle w:val="Bibliography"/>
       </w:pPr>
       <w:r>
-        <w:t xml:space="preserve">Department of Justice, Home Affairs and Migration (2021) </w:t>
+        <w:t xml:space="preserve">Data Protection Commission (2021) </w:t>
       </w:r>
       <w:r>
         <w:rPr>
           <w:i/>
           <w:iCs/>
         </w:rPr>
-        <w:t>Minister McEntee moves to reform vetting arrangements and legislation</w:t>
-      </w:r>
-      <w:r>
-        <w:t xml:space="preserve">, </w:t>
+        <w:t>Garda Vetting – Some Data Protection Considerations</w:t>
+      </w:r>
+      <w:r>
+        <w:t>. Available at: https://www.dataprotection.ie/sites/default/files/uploads/2021-05/Garda%20Vetting%20April%202021..pdf (Accessed: 14 March 2026).</w:t>
+      </w:r>
+    </w:p>
+    <w:p>
+      <w:pPr>
+        <w:pStyle w:val="Bibliography"/>
+      </w:pPr>
+      <w:r>
+        <w:t xml:space="preserve">Department of Justice, Home Affairs and Migration (2021) </w:t>
       </w:r>
       <w:r>
         <w:rPr>
           <w:i/>
           <w:iCs/>
         </w:rPr>
-        <w:t>gov.ie</w:t>
-      </w:r>
-      <w:r>
-        <w:t>. Available at: https://www.gov.ie/en/department-of-justice-home-affairs-and-migration/press-releases/minister-mcentee-moves-to-reform-vetting-arrangements-and-legislation/ (Accessed: 14 March 2026).</w:t>
-      </w:r>
-    </w:p>
-    <w:p>
-      <w:pPr>
-        <w:pStyle w:val="Bibliography"/>
-      </w:pPr>
-      <w:r>
-        <w:t xml:space="preserve">Department of Rural and Community Development (2021) </w:t>
+        <w:t>Minister McEntee moves to reform vetting arrangements and legislation</w:t>
+      </w:r>
+      <w:r>
+        <w:t xml:space="preserve">, </w:t>
       </w:r>
       <w:r>
         <w:rPr>
           <w:i/>
           <w:iCs/>
         </w:rPr>
-        <w:t>National Volunteering Strategy (2021 - 2025)</w:t>
-      </w:r>
-      <w:r>
-        <w:t xml:space="preserve">, </w:t>
+        <w:t>gov.ie</w:t>
+      </w:r>
+      <w:r>
+        <w:t>. Available at: https://www.gov.ie/en/department-of-justice-home-affairs-and-migration/press-releases/minister-mcentee-moves-to-reform-vetting-arrangements-and-legislation/ (Accessed: 14 March 2026).</w:t>
+      </w:r>
+    </w:p>
+    <w:p>
+      <w:pPr>
+        <w:pStyle w:val="Bibliography"/>
+      </w:pPr>
+      <w:r>
+        <w:t xml:space="preserve">Department of Rural and Community Development (2021) </w:t>
       </w:r>
       <w:r>
         <w:rPr>
           <w:i/>
           <w:iCs/>
         </w:rPr>
-        <w:t>gov.ie</w:t>
-      </w:r>
-      <w:r>
-        <w:t>. Available at: https://www.gov.ie/en/department-of-rural-and-community-development-and-the-gaeltacht/publications/national-volunteering-strategy-2021-2025/ (Accessed: 9 March 2026).</w:t>
-      </w:r>
-    </w:p>
-    <w:p>
-      <w:pPr>
-        <w:pStyle w:val="Bibliography"/>
-      </w:pPr>
-      <w:r>
-        <w:t xml:space="preserve">National Vetting Bureau (no date) </w:t>
+        <w:t>National Volunteering Strategy (2021 - 2025)</w:t>
+      </w:r>
+      <w:r>
+        <w:t xml:space="preserve">, </w:t>
       </w:r>
       <w:r>
         <w:rPr>
           <w:i/>
           <w:iCs/>
         </w:rPr>
-        <w:t>National Vetting Bureau</w:t>
+        <w:t>gov.ie</w:t>
+      </w:r>
+      <w:r>
+        <w:t>. Available at: https://www.gov.ie/en/department-of-rural-and-community-development-and-the-gaeltacht/publications/national-volunteering-strategy-2021-2025/ (Accessed: 9 March 2026).</w:t>
+      </w:r>
+    </w:p>
+    <w:p>
+      <w:pPr>
+        <w:pStyle w:val="Bibliography"/>
+      </w:pPr>
+      <w:r>
+        <w:t xml:space="preserve">Government of Ireland (2012) </w:t>
+      </w:r>
+      <w:r>
+        <w:rPr>
+          <w:i/>
+          <w:iCs/>
+        </w:rPr>
+        <w:t>Electronic Irish Statute Book (eISB)</w:t>
+      </w:r>
+      <w:r>
+        <w:t xml:space="preserve">, </w:t>
+      </w:r>
+      <w:r>
+        <w:rPr>
+          <w:i/>
+          <w:iCs/>
+        </w:rPr>
+        <w:t>National Vetting Bureau (Children and Vulnerable Persons) Act 2012</w:t>
+      </w:r>
+      <w:r>
+        <w:t>. Office of the Attorney General. Available at: https://www.irishstatutebook.ie/eli/2012/act/47/enacted/en/html (Accessed: 6 March 2026).</w:t>
+      </w:r>
+    </w:p>
+    <w:p>
+      <w:pPr>
+        <w:pStyle w:val="Bibliography"/>
+      </w:pPr>
+      <w:r>
+        <w:t xml:space="preserve">National Vetting Bureau (no date) </w:t>
+      </w:r>
+      <w:r>
+        <w:rPr>
+          <w:i/>
+          <w:iCs/>
+        </w:rPr>
+        <w:t>National Vetting Bureau - About eVetting</w:t>
+      </w:r>
+      <w:r>
+        <w:t xml:space="preserve">, </w:t>
+      </w:r>
+      <w:r>
+        <w:rPr>
+          <w:i/>
+          <w:iCs/>
+        </w:rPr>
+        <w:t>An Garda Síochána</w:t>
       </w:r>
       <w:r>
         <w:t>. Available at: https://vetting.garda.ie/Application/About (Accessed: 7 March 2026).</w:t>
@@ -9550,11 +9241,6 @@
     </w:p>
     <w:p>
       <w:pPr>
-        <w:ind w:left="1701" w:hanging="1701"/>
-      </w:pPr>
-    </w:p>
-    <w:p>
-      <w:pPr>
         <w:spacing w:after="160" w:line="259" w:lineRule="auto"/>
       </w:pPr>
       <w:r>
@@ -9565,7 +9251,7 @@
       <w:pPr>
         <w:pStyle w:val="Heading1"/>
       </w:pPr>
-      <w:bookmarkStart w:id="35" w:name="_Toc224392268"/>
+      <w:bookmarkStart w:id="35" w:name="_Toc224585275"/>
       <w:r>
         <w:lastRenderedPageBreak/>
         <w:t>Appendices</w:t>
@@ -9591,7 +9277,7 @@
       <w:pPr>
         <w:pStyle w:val="Heading1"/>
       </w:pPr>
-      <w:bookmarkStart w:id="36" w:name="_Toc224392269"/>
+      <w:bookmarkStart w:id="36" w:name="_Toc224585276"/>
       <w:r>
         <w:lastRenderedPageBreak/>
         <w:t xml:space="preserve">Appendix </w:t>
@@ -9687,11 +9373,6 @@
       </w:p>
     </w:sdtContent>
   </w:sdt>
-  <w:p>
-    <w:pPr>
-      <w:pStyle w:val="Footer"/>
-    </w:pPr>
-  </w:p>
 </w:ftr>
 </file>
 
@@ -12206,6 +11887,7 @@
   <w:style w:type="character" w:default="1" w:styleId="DefaultParagraphFont">
     <w:name w:val="Default Paragraph Font"/>
     <w:uiPriority w:val="1"/>
+    <w:semiHidden/>
     <w:unhideWhenUsed/>
   </w:style>
   <w:style w:type="table" w:default="1" w:styleId="TableNormal">

--- a/docs/L00196623-AnnMarieDunne.docx
+++ b/docs/L00196623-AnnMarieDunne.docx
@@ -655,7 +655,7 @@
         <w:pStyle w:val="Heading1"/>
         <w:ind w:left="1134" w:hanging="1134"/>
       </w:pPr>
-      <w:bookmarkStart w:id="0" w:name="_Toc226814109"/>
+      <w:bookmarkStart w:id="0" w:name="_Toc227090564"/>
       <w:r>
         <w:lastRenderedPageBreak/>
         <w:t>Declaration</w:t>
@@ -1039,7 +1039,7 @@
         <w:spacing w:before="0" w:line="360" w:lineRule="auto"/>
         <w:ind w:left="1134" w:hanging="1134"/>
       </w:pPr>
-      <w:bookmarkStart w:id="1" w:name="_Toc226814110"/>
+      <w:bookmarkStart w:id="1" w:name="_Toc227090565"/>
       <w:r>
         <w:lastRenderedPageBreak/>
         <w:t>Acknowledgements</w:t>
@@ -1100,7 +1100,7 @@
         <w:spacing w:before="0" w:line="360" w:lineRule="auto"/>
         <w:ind w:left="1134" w:hanging="1134"/>
       </w:pPr>
-      <w:bookmarkStart w:id="2" w:name="_Toc226814111"/>
+      <w:bookmarkStart w:id="2" w:name="_Toc227090566"/>
       <w:r>
         <w:lastRenderedPageBreak/>
         <w:t>Abstract</w:t>
@@ -1195,7 +1195,7 @@
         <w:ind w:left="567" w:hanging="567"/>
       </w:pPr>
       <w:bookmarkStart w:id="3" w:name="_Ref357437742"/>
-      <w:bookmarkStart w:id="4" w:name="_Toc226814112"/>
+      <w:bookmarkStart w:id="4" w:name="_Toc227090567"/>
       <w:r>
         <w:lastRenderedPageBreak/>
         <w:t>Ac</w:t>
@@ -1878,7 +1878,7 @@
       <w:pPr>
         <w:pStyle w:val="Heading1"/>
       </w:pPr>
-      <w:bookmarkStart w:id="5" w:name="_Toc226814113"/>
+      <w:bookmarkStart w:id="5" w:name="_Toc227090568"/>
       <w:r>
         <w:lastRenderedPageBreak/>
         <w:t>Table of Contents</w:t>
@@ -1926,7 +1926,7 @@
           <w:r>
             <w:fldChar w:fldCharType="separate"/>
           </w:r>
-          <w:hyperlink w:anchor="_Toc226814109" w:history="1">
+          <w:hyperlink w:anchor="_Toc227090564" w:history="1">
             <w:r>
               <w:rPr>
                 <w:rStyle w:val="Hyperlink"/>
@@ -1953,7 +1953,7 @@
                 <w:noProof/>
                 <w:webHidden/>
               </w:rPr>
-              <w:instrText xml:space="preserve"> PAGEREF _Toc226814109 \h </w:instrText>
+              <w:instrText xml:space="preserve"> PAGEREF _Toc227090564 \h </w:instrText>
             </w:r>
             <w:r>
               <w:rPr>
@@ -1999,7 +1999,7 @@
               <w14:ligatures w14:val="standardContextual"/>
             </w:rPr>
           </w:pPr>
-          <w:hyperlink w:anchor="_Toc226814110" w:history="1">
+          <w:hyperlink w:anchor="_Toc227090565" w:history="1">
             <w:r>
               <w:rPr>
                 <w:rStyle w:val="Hyperlink"/>
@@ -2026,7 +2026,7 @@
                 <w:noProof/>
                 <w:webHidden/>
               </w:rPr>
-              <w:instrText xml:space="preserve"> PAGEREF _Toc226814110 \h </w:instrText>
+              <w:instrText xml:space="preserve"> PAGEREF _Toc227090565 \h </w:instrText>
             </w:r>
             <w:r>
               <w:rPr>
@@ -2072,7 +2072,7 @@
               <w14:ligatures w14:val="standardContextual"/>
             </w:rPr>
           </w:pPr>
-          <w:hyperlink w:anchor="_Toc226814111" w:history="1">
+          <w:hyperlink w:anchor="_Toc227090566" w:history="1">
             <w:r>
               <w:rPr>
                 <w:rStyle w:val="Hyperlink"/>
@@ -2099,7 +2099,7 @@
                 <w:noProof/>
                 <w:webHidden/>
               </w:rPr>
-              <w:instrText xml:space="preserve"> PAGEREF _Toc226814111 \h </w:instrText>
+              <w:instrText xml:space="preserve"> PAGEREF _Toc227090566 \h </w:instrText>
             </w:r>
             <w:r>
               <w:rPr>
@@ -2145,7 +2145,7 @@
               <w14:ligatures w14:val="standardContextual"/>
             </w:rPr>
           </w:pPr>
-          <w:hyperlink w:anchor="_Toc226814112" w:history="1">
+          <w:hyperlink w:anchor="_Toc227090567" w:history="1">
             <w:r>
               <w:rPr>
                 <w:rStyle w:val="Hyperlink"/>
@@ -2172,7 +2172,7 @@
                 <w:noProof/>
                 <w:webHidden/>
               </w:rPr>
-              <w:instrText xml:space="preserve"> PAGEREF _Toc226814112 \h </w:instrText>
+              <w:instrText xml:space="preserve"> PAGEREF _Toc227090567 \h </w:instrText>
             </w:r>
             <w:r>
               <w:rPr>
@@ -2218,7 +2218,7 @@
               <w14:ligatures w14:val="standardContextual"/>
             </w:rPr>
           </w:pPr>
-          <w:hyperlink w:anchor="_Toc226814113" w:history="1">
+          <w:hyperlink w:anchor="_Toc227090568" w:history="1">
             <w:r>
               <w:rPr>
                 <w:rStyle w:val="Hyperlink"/>
@@ -2245,7 +2245,7 @@
                 <w:noProof/>
                 <w:webHidden/>
               </w:rPr>
-              <w:instrText xml:space="preserve"> PAGEREF _Toc226814113 \h </w:instrText>
+              <w:instrText xml:space="preserve"> PAGEREF _Toc227090568 \h </w:instrText>
             </w:r>
             <w:r>
               <w:rPr>
@@ -2291,7 +2291,7 @@
               <w14:ligatures w14:val="standardContextual"/>
             </w:rPr>
           </w:pPr>
-          <w:hyperlink w:anchor="_Toc226814114" w:history="1">
+          <w:hyperlink w:anchor="_Toc227090569" w:history="1">
             <w:r>
               <w:rPr>
                 <w:rStyle w:val="Hyperlink"/>
@@ -2318,7 +2318,7 @@
                 <w:noProof/>
                 <w:webHidden/>
               </w:rPr>
-              <w:instrText xml:space="preserve"> PAGEREF _Toc226814114 \h </w:instrText>
+              <w:instrText xml:space="preserve"> PAGEREF _Toc227090569 \h </w:instrText>
             </w:r>
             <w:r>
               <w:rPr>
@@ -2364,7 +2364,7 @@
               <w14:ligatures w14:val="standardContextual"/>
             </w:rPr>
           </w:pPr>
-          <w:hyperlink w:anchor="_Toc226814115" w:history="1">
+          <w:hyperlink w:anchor="_Toc227090570" w:history="1">
             <w:r>
               <w:rPr>
                 <w:rStyle w:val="Hyperlink"/>
@@ -2391,7 +2391,7 @@
                 <w:noProof/>
                 <w:webHidden/>
               </w:rPr>
-              <w:instrText xml:space="preserve"> PAGEREF _Toc226814115 \h </w:instrText>
+              <w:instrText xml:space="preserve"> PAGEREF _Toc227090570 \h </w:instrText>
             </w:r>
             <w:r>
               <w:rPr>
@@ -2437,7 +2437,7 @@
               <w14:ligatures w14:val="standardContextual"/>
             </w:rPr>
           </w:pPr>
-          <w:hyperlink w:anchor="_Toc226814116" w:history="1">
+          <w:hyperlink w:anchor="_Toc227090571" w:history="1">
             <w:r>
               <w:rPr>
                 <w:rStyle w:val="Hyperlink"/>
@@ -2464,7 +2464,7 @@
                 <w:noProof/>
                 <w:webHidden/>
               </w:rPr>
-              <w:instrText xml:space="preserve"> PAGEREF _Toc226814116 \h </w:instrText>
+              <w:instrText xml:space="preserve"> PAGEREF _Toc227090571 \h </w:instrText>
             </w:r>
             <w:r>
               <w:rPr>
@@ -2511,7 +2511,7 @@
               <w14:ligatures w14:val="standardContextual"/>
             </w:rPr>
           </w:pPr>
-          <w:hyperlink w:anchor="_Toc226814117" w:history="1">
+          <w:hyperlink w:anchor="_Toc227090572" w:history="1">
             <w:r>
               <w:rPr>
                 <w:rStyle w:val="Hyperlink"/>
@@ -2556,7 +2556,7 @@
                 <w:noProof/>
                 <w:webHidden/>
               </w:rPr>
-              <w:instrText xml:space="preserve"> PAGEREF _Toc226814117 \h </w:instrText>
+              <w:instrText xml:space="preserve"> PAGEREF _Toc227090572 \h </w:instrText>
             </w:r>
             <w:r>
               <w:rPr>
@@ -2603,7 +2603,7 @@
               <w14:ligatures w14:val="standardContextual"/>
             </w:rPr>
           </w:pPr>
-          <w:hyperlink w:anchor="_Toc226814118" w:history="1">
+          <w:hyperlink w:anchor="_Toc227090573" w:history="1">
             <w:r>
               <w:rPr>
                 <w:rStyle w:val="Hyperlink"/>
@@ -2648,7 +2648,7 @@
                 <w:noProof/>
                 <w:webHidden/>
               </w:rPr>
-              <w:instrText xml:space="preserve"> PAGEREF _Toc226814118 \h </w:instrText>
+              <w:instrText xml:space="preserve"> PAGEREF _Toc227090573 \h </w:instrText>
             </w:r>
             <w:r>
               <w:rPr>
@@ -2695,7 +2695,7 @@
               <w14:ligatures w14:val="standardContextual"/>
             </w:rPr>
           </w:pPr>
-          <w:hyperlink w:anchor="_Toc226814119" w:history="1">
+          <w:hyperlink w:anchor="_Toc227090574" w:history="1">
             <w:r>
               <w:rPr>
                 <w:rStyle w:val="Hyperlink"/>
@@ -2740,7 +2740,7 @@
                 <w:noProof/>
                 <w:webHidden/>
               </w:rPr>
-              <w:instrText xml:space="preserve"> PAGEREF _Toc226814119 \h </w:instrText>
+              <w:instrText xml:space="preserve"> PAGEREF _Toc227090574 \h </w:instrText>
             </w:r>
             <w:r>
               <w:rPr>
@@ -2787,7 +2787,7 @@
               <w14:ligatures w14:val="standardContextual"/>
             </w:rPr>
           </w:pPr>
-          <w:hyperlink w:anchor="_Toc226814120" w:history="1">
+          <w:hyperlink w:anchor="_Toc227090575" w:history="1">
             <w:r>
               <w:rPr>
                 <w:rStyle w:val="Hyperlink"/>
@@ -2832,7 +2832,7 @@
                 <w:noProof/>
                 <w:webHidden/>
               </w:rPr>
-              <w:instrText xml:space="preserve"> PAGEREF _Toc226814120 \h </w:instrText>
+              <w:instrText xml:space="preserve"> PAGEREF _Toc227090575 \h </w:instrText>
             </w:r>
             <w:r>
               <w:rPr>
@@ -2879,7 +2879,7 @@
               <w14:ligatures w14:val="standardContextual"/>
             </w:rPr>
           </w:pPr>
-          <w:hyperlink w:anchor="_Toc226814121" w:history="1">
+          <w:hyperlink w:anchor="_Toc227090576" w:history="1">
             <w:r>
               <w:rPr>
                 <w:rStyle w:val="Hyperlink"/>
@@ -2924,7 +2924,7 @@
                 <w:noProof/>
                 <w:webHidden/>
               </w:rPr>
-              <w:instrText xml:space="preserve"> PAGEREF _Toc226814121 \h </w:instrText>
+              <w:instrText xml:space="preserve"> PAGEREF _Toc227090576 \h </w:instrText>
             </w:r>
             <w:r>
               <w:rPr>
@@ -2971,7 +2971,7 @@
               <w14:ligatures w14:val="standardContextual"/>
             </w:rPr>
           </w:pPr>
-          <w:hyperlink w:anchor="_Toc226814122" w:history="1">
+          <w:hyperlink w:anchor="_Toc227090577" w:history="1">
             <w:r>
               <w:rPr>
                 <w:rStyle w:val="Hyperlink"/>
@@ -3016,7 +3016,7 @@
                 <w:noProof/>
                 <w:webHidden/>
               </w:rPr>
-              <w:instrText xml:space="preserve"> PAGEREF _Toc226814122 \h </w:instrText>
+              <w:instrText xml:space="preserve"> PAGEREF _Toc227090577 \h </w:instrText>
             </w:r>
             <w:r>
               <w:rPr>
@@ -3063,7 +3063,7 @@
               <w14:ligatures w14:val="standardContextual"/>
             </w:rPr>
           </w:pPr>
-          <w:hyperlink w:anchor="_Toc226814123" w:history="1">
+          <w:hyperlink w:anchor="_Toc227090578" w:history="1">
             <w:r>
               <w:rPr>
                 <w:rStyle w:val="Hyperlink"/>
@@ -3108,7 +3108,7 @@
                 <w:noProof/>
                 <w:webHidden/>
               </w:rPr>
-              <w:instrText xml:space="preserve"> PAGEREF _Toc226814123 \h </w:instrText>
+              <w:instrText xml:space="preserve"> PAGEREF _Toc227090578 \h </w:instrText>
             </w:r>
             <w:r>
               <w:rPr>
@@ -3155,7 +3155,7 @@
               <w14:ligatures w14:val="standardContextual"/>
             </w:rPr>
           </w:pPr>
-          <w:hyperlink w:anchor="_Toc226814124" w:history="1">
+          <w:hyperlink w:anchor="_Toc227090579" w:history="1">
             <w:r>
               <w:rPr>
                 <w:rStyle w:val="Hyperlink"/>
@@ -3200,7 +3200,7 @@
                 <w:noProof/>
                 <w:webHidden/>
               </w:rPr>
-              <w:instrText xml:space="preserve"> PAGEREF _Toc226814124 \h </w:instrText>
+              <w:instrText xml:space="preserve"> PAGEREF _Toc227090579 \h </w:instrText>
             </w:r>
             <w:r>
               <w:rPr>
@@ -3247,7 +3247,7 @@
               <w14:ligatures w14:val="standardContextual"/>
             </w:rPr>
           </w:pPr>
-          <w:hyperlink w:anchor="_Toc226814125" w:history="1">
+          <w:hyperlink w:anchor="_Toc227090580" w:history="1">
             <w:r>
               <w:rPr>
                 <w:rStyle w:val="Hyperlink"/>
@@ -3292,7 +3292,7 @@
                 <w:noProof/>
                 <w:webHidden/>
               </w:rPr>
-              <w:instrText xml:space="preserve"> PAGEREF _Toc226814125 \h </w:instrText>
+              <w:instrText xml:space="preserve"> PAGEREF _Toc227090580 \h </w:instrText>
             </w:r>
             <w:r>
               <w:rPr>
@@ -3339,7 +3339,7 @@
               <w14:ligatures w14:val="standardContextual"/>
             </w:rPr>
           </w:pPr>
-          <w:hyperlink w:anchor="_Toc226814126" w:history="1">
+          <w:hyperlink w:anchor="_Toc227090581" w:history="1">
             <w:r>
               <w:rPr>
                 <w:rStyle w:val="Hyperlink"/>
@@ -3384,7 +3384,7 @@
                 <w:noProof/>
                 <w:webHidden/>
               </w:rPr>
-              <w:instrText xml:space="preserve"> PAGEREF _Toc226814126 \h </w:instrText>
+              <w:instrText xml:space="preserve"> PAGEREF _Toc227090581 \h </w:instrText>
             </w:r>
             <w:r>
               <w:rPr>
@@ -3431,7 +3431,7 @@
               <w14:ligatures w14:val="standardContextual"/>
             </w:rPr>
           </w:pPr>
-          <w:hyperlink w:anchor="_Toc226814127" w:history="1">
+          <w:hyperlink w:anchor="_Toc227090582" w:history="1">
             <w:r>
               <w:rPr>
                 <w:rStyle w:val="Hyperlink"/>
@@ -3476,7 +3476,7 @@
                 <w:noProof/>
                 <w:webHidden/>
               </w:rPr>
-              <w:instrText xml:space="preserve"> PAGEREF _Toc226814127 \h </w:instrText>
+              <w:instrText xml:space="preserve"> PAGEREF _Toc227090582 \h </w:instrText>
             </w:r>
             <w:r>
               <w:rPr>
@@ -3523,7 +3523,7 @@
               <w14:ligatures w14:val="standardContextual"/>
             </w:rPr>
           </w:pPr>
-          <w:hyperlink w:anchor="_Toc226814128" w:history="1">
+          <w:hyperlink w:anchor="_Toc227090583" w:history="1">
             <w:r>
               <w:rPr>
                 <w:rStyle w:val="Hyperlink"/>
@@ -3568,7 +3568,7 @@
                 <w:noProof/>
                 <w:webHidden/>
               </w:rPr>
-              <w:instrText xml:space="preserve"> PAGEREF _Toc226814128 \h </w:instrText>
+              <w:instrText xml:space="preserve"> PAGEREF _Toc227090583 \h </w:instrText>
             </w:r>
             <w:r>
               <w:rPr>
@@ -3615,7 +3615,7 @@
               <w14:ligatures w14:val="standardContextual"/>
             </w:rPr>
           </w:pPr>
-          <w:hyperlink w:anchor="_Toc226814129" w:history="1">
+          <w:hyperlink w:anchor="_Toc227090584" w:history="1">
             <w:r>
               <w:rPr>
                 <w:rStyle w:val="Hyperlink"/>
@@ -3660,7 +3660,7 @@
                 <w:noProof/>
                 <w:webHidden/>
               </w:rPr>
-              <w:instrText xml:space="preserve"> PAGEREF _Toc226814129 \h </w:instrText>
+              <w:instrText xml:space="preserve"> PAGEREF _Toc227090584 \h </w:instrText>
             </w:r>
             <w:r>
               <w:rPr>
@@ -3707,7 +3707,7 @@
               <w14:ligatures w14:val="standardContextual"/>
             </w:rPr>
           </w:pPr>
-          <w:hyperlink w:anchor="_Toc226814130" w:history="1">
+          <w:hyperlink w:anchor="_Toc227090585" w:history="1">
             <w:r>
               <w:rPr>
                 <w:rStyle w:val="Hyperlink"/>
@@ -3752,7 +3752,7 @@
                 <w:noProof/>
                 <w:webHidden/>
               </w:rPr>
-              <w:instrText xml:space="preserve"> PAGEREF _Toc226814130 \h </w:instrText>
+              <w:instrText xml:space="preserve"> PAGEREF _Toc227090585 \h </w:instrText>
             </w:r>
             <w:r>
               <w:rPr>
@@ -3799,7 +3799,7 @@
               <w14:ligatures w14:val="standardContextual"/>
             </w:rPr>
           </w:pPr>
-          <w:hyperlink w:anchor="_Toc226814131" w:history="1">
+          <w:hyperlink w:anchor="_Toc227090586" w:history="1">
             <w:r>
               <w:rPr>
                 <w:rStyle w:val="Hyperlink"/>
@@ -3844,7 +3844,7 @@
                 <w:noProof/>
                 <w:webHidden/>
               </w:rPr>
-              <w:instrText xml:space="preserve"> PAGEREF _Toc226814131 \h </w:instrText>
+              <w:instrText xml:space="preserve"> PAGEREF _Toc227090586 \h </w:instrText>
             </w:r>
             <w:r>
               <w:rPr>
@@ -3891,7 +3891,7 @@
               <w14:ligatures w14:val="standardContextual"/>
             </w:rPr>
           </w:pPr>
-          <w:hyperlink w:anchor="_Toc226814132" w:history="1">
+          <w:hyperlink w:anchor="_Toc227090587" w:history="1">
             <w:r>
               <w:rPr>
                 <w:rStyle w:val="Hyperlink"/>
@@ -3936,7 +3936,7 @@
                 <w:noProof/>
                 <w:webHidden/>
               </w:rPr>
-              <w:instrText xml:space="preserve"> PAGEREF _Toc226814132 \h </w:instrText>
+              <w:instrText xml:space="preserve"> PAGEREF _Toc227090587 \h </w:instrText>
             </w:r>
             <w:r>
               <w:rPr>
@@ -3956,7 +3956,7 @@
                 <w:noProof/>
                 <w:webHidden/>
               </w:rPr>
-              <w:t>12</w:t>
+              <w:t>13</w:t>
             </w:r>
             <w:r>
               <w:rPr>
@@ -3983,7 +3983,7 @@
               <w14:ligatures w14:val="standardContextual"/>
             </w:rPr>
           </w:pPr>
-          <w:hyperlink w:anchor="_Toc226814133" w:history="1">
+          <w:hyperlink w:anchor="_Toc227090588" w:history="1">
             <w:r>
               <w:rPr>
                 <w:rStyle w:val="Hyperlink"/>
@@ -4028,7 +4028,7 @@
                 <w:noProof/>
                 <w:webHidden/>
               </w:rPr>
-              <w:instrText xml:space="preserve"> PAGEREF _Toc226814133 \h </w:instrText>
+              <w:instrText xml:space="preserve"> PAGEREF _Toc227090588 \h </w:instrText>
             </w:r>
             <w:r>
               <w:rPr>
@@ -4075,7 +4075,7 @@
               <w14:ligatures w14:val="standardContextual"/>
             </w:rPr>
           </w:pPr>
-          <w:hyperlink w:anchor="_Toc226814134" w:history="1">
+          <w:hyperlink w:anchor="_Toc227090589" w:history="1">
             <w:r>
               <w:rPr>
                 <w:rStyle w:val="Hyperlink"/>
@@ -4120,7 +4120,7 @@
                 <w:noProof/>
                 <w:webHidden/>
               </w:rPr>
-              <w:instrText xml:space="preserve"> PAGEREF _Toc226814134 \h </w:instrText>
+              <w:instrText xml:space="preserve"> PAGEREF _Toc227090589 \h </w:instrText>
             </w:r>
             <w:r>
               <w:rPr>
@@ -4140,7 +4140,7 @@
                 <w:noProof/>
                 <w:webHidden/>
               </w:rPr>
-              <w:t>13</w:t>
+              <w:t>14</w:t>
             </w:r>
             <w:r>
               <w:rPr>
@@ -4167,7 +4167,7 @@
               <w14:ligatures w14:val="standardContextual"/>
             </w:rPr>
           </w:pPr>
-          <w:hyperlink w:anchor="_Toc226814135" w:history="1">
+          <w:hyperlink w:anchor="_Toc227090590" w:history="1">
             <w:r>
               <w:rPr>
                 <w:rStyle w:val="Hyperlink"/>
@@ -4212,7 +4212,7 @@
                 <w:noProof/>
                 <w:webHidden/>
               </w:rPr>
-              <w:instrText xml:space="preserve"> PAGEREF _Toc226814135 \h </w:instrText>
+              <w:instrText xml:space="preserve"> PAGEREF _Toc227090590 \h </w:instrText>
             </w:r>
             <w:r>
               <w:rPr>
@@ -4232,7 +4232,7 @@
                 <w:noProof/>
                 <w:webHidden/>
               </w:rPr>
-              <w:t>13</w:t>
+              <w:t>14</w:t>
             </w:r>
             <w:r>
               <w:rPr>
@@ -4259,7 +4259,7 @@
               <w14:ligatures w14:val="standardContextual"/>
             </w:rPr>
           </w:pPr>
-          <w:hyperlink w:anchor="_Toc226814136" w:history="1">
+          <w:hyperlink w:anchor="_Toc227090591" w:history="1">
             <w:r>
               <w:rPr>
                 <w:rStyle w:val="Hyperlink"/>
@@ -4304,7 +4304,7 @@
                 <w:noProof/>
                 <w:webHidden/>
               </w:rPr>
-              <w:instrText xml:space="preserve"> PAGEREF _Toc226814136 \h </w:instrText>
+              <w:instrText xml:space="preserve"> PAGEREF _Toc227090591 \h </w:instrText>
             </w:r>
             <w:r>
               <w:rPr>
@@ -4324,7 +4324,7 @@
                 <w:noProof/>
                 <w:webHidden/>
               </w:rPr>
-              <w:t>15</w:t>
+              <w:t>16</w:t>
             </w:r>
             <w:r>
               <w:rPr>
@@ -4351,7 +4351,7 @@
               <w14:ligatures w14:val="standardContextual"/>
             </w:rPr>
           </w:pPr>
-          <w:hyperlink w:anchor="_Toc226814137" w:history="1">
+          <w:hyperlink w:anchor="_Toc227090592" w:history="1">
             <w:r>
               <w:rPr>
                 <w:rStyle w:val="Hyperlink"/>
@@ -4396,7 +4396,7 @@
                 <w:noProof/>
                 <w:webHidden/>
               </w:rPr>
-              <w:instrText xml:space="preserve"> PAGEREF _Toc226814137 \h </w:instrText>
+              <w:instrText xml:space="preserve"> PAGEREF _Toc227090592 \h </w:instrText>
             </w:r>
             <w:r>
               <w:rPr>
@@ -4416,7 +4416,7 @@
                 <w:noProof/>
                 <w:webHidden/>
               </w:rPr>
-              <w:t>16</w:t>
+              <w:t>17</w:t>
             </w:r>
             <w:r>
               <w:rPr>
@@ -4443,7 +4443,7 @@
               <w14:ligatures w14:val="standardContextual"/>
             </w:rPr>
           </w:pPr>
-          <w:hyperlink w:anchor="_Toc226814138" w:history="1">
+          <w:hyperlink w:anchor="_Toc227090593" w:history="1">
             <w:r>
               <w:rPr>
                 <w:rStyle w:val="Hyperlink"/>
@@ -4488,7 +4488,7 @@
                 <w:noProof/>
                 <w:webHidden/>
               </w:rPr>
-              <w:instrText xml:space="preserve"> PAGEREF _Toc226814138 \h </w:instrText>
+              <w:instrText xml:space="preserve"> PAGEREF _Toc227090593 \h </w:instrText>
             </w:r>
             <w:r>
               <w:rPr>
@@ -4508,7 +4508,7 @@
                 <w:noProof/>
                 <w:webHidden/>
               </w:rPr>
-              <w:t>17</w:t>
+              <w:t>18</w:t>
             </w:r>
             <w:r>
               <w:rPr>
@@ -4535,7 +4535,7 @@
               <w14:ligatures w14:val="standardContextual"/>
             </w:rPr>
           </w:pPr>
-          <w:hyperlink w:anchor="_Toc226814139" w:history="1">
+          <w:hyperlink w:anchor="_Toc227090594" w:history="1">
             <w:r>
               <w:rPr>
                 <w:rStyle w:val="Hyperlink"/>
@@ -4559,7 +4559,7 @@
                 <w:rStyle w:val="Hyperlink"/>
                 <w:noProof/>
               </w:rPr>
-              <w:t>Use Case Flow of Events</w:t>
+              <w:t>Workflow</w:t>
             </w:r>
             <w:r>
               <w:rPr>
@@ -4580,7 +4580,7 @@
                 <w:noProof/>
                 <w:webHidden/>
               </w:rPr>
-              <w:instrText xml:space="preserve"> PAGEREF _Toc226814139 \h </w:instrText>
+              <w:instrText xml:space="preserve"> PAGEREF _Toc227090594 \h </w:instrText>
             </w:r>
             <w:r>
               <w:rPr>
@@ -4600,7 +4600,7 @@
                 <w:noProof/>
                 <w:webHidden/>
               </w:rPr>
-              <w:t>19</w:t>
+              <w:t>20</w:t>
             </w:r>
             <w:r>
               <w:rPr>
@@ -4627,7 +4627,7 @@
               <w14:ligatures w14:val="standardContextual"/>
             </w:rPr>
           </w:pPr>
-          <w:hyperlink w:anchor="_Toc226814140" w:history="1">
+          <w:hyperlink w:anchor="_Toc227090595" w:history="1">
             <w:r>
               <w:rPr>
                 <w:rStyle w:val="Hyperlink"/>
@@ -4651,7 +4651,7 @@
                 <w:rStyle w:val="Hyperlink"/>
                 <w:noProof/>
               </w:rPr>
-              <w:t>Workflow</w:t>
+              <w:t>Storyboards</w:t>
             </w:r>
             <w:r>
               <w:rPr>
@@ -4672,7 +4672,7 @@
                 <w:noProof/>
                 <w:webHidden/>
               </w:rPr>
-              <w:instrText xml:space="preserve"> PAGEREF _Toc226814140 \h </w:instrText>
+              <w:instrText xml:space="preserve"> PAGEREF _Toc227090595 \h </w:instrText>
             </w:r>
             <w:r>
               <w:rPr>
@@ -4692,7 +4692,7 @@
                 <w:noProof/>
                 <w:webHidden/>
               </w:rPr>
-              <w:t>25</w:t>
+              <w:t>21</w:t>
             </w:r>
             <w:r>
               <w:rPr>
@@ -4719,7 +4719,7 @@
               <w14:ligatures w14:val="standardContextual"/>
             </w:rPr>
           </w:pPr>
-          <w:hyperlink w:anchor="_Toc226814141" w:history="1">
+          <w:hyperlink w:anchor="_Toc227090596" w:history="1">
             <w:r>
               <w:rPr>
                 <w:rStyle w:val="Hyperlink"/>
@@ -4743,7 +4743,7 @@
                 <w:rStyle w:val="Hyperlink"/>
                 <w:noProof/>
               </w:rPr>
-              <w:t>Storyboards</w:t>
+              <w:t>Conclusion</w:t>
             </w:r>
             <w:r>
               <w:rPr>
@@ -4764,7 +4764,7 @@
                 <w:noProof/>
                 <w:webHidden/>
               </w:rPr>
-              <w:instrText xml:space="preserve"> PAGEREF _Toc226814141 \h </w:instrText>
+              <w:instrText xml:space="preserve"> PAGEREF _Toc227090596 \h </w:instrText>
             </w:r>
             <w:r>
               <w:rPr>
@@ -4784,7 +4784,99 @@
                 <w:noProof/>
                 <w:webHidden/>
               </w:rPr>
-              <w:t>26</w:t>
+              <w:t>31</w:t>
+            </w:r>
+            <w:r>
+              <w:rPr>
+                <w:noProof/>
+                <w:webHidden/>
+              </w:rPr>
+              <w:fldChar w:fldCharType="end"/>
+            </w:r>
+          </w:hyperlink>
+        </w:p>
+        <w:p>
+          <w:pPr>
+            <w:pStyle w:val="TOC1"/>
+            <w:tabs>
+              <w:tab w:val="left" w:pos="440"/>
+              <w:tab w:val="right" w:leader="dot" w:pos="9016"/>
+            </w:tabs>
+            <w:rPr>
+              <w:noProof/>
+              <w:kern w:val="2"/>
+              <w:sz w:val="24"/>
+              <w:szCs w:val="24"/>
+              <w:lang w:eastAsia="en-IE"/>
+              <w14:ligatures w14:val="standardContextual"/>
+            </w:rPr>
+          </w:pPr>
+          <w:hyperlink w:anchor="_Toc227090597" w:history="1">
+            <w:r>
+              <w:rPr>
+                <w:rStyle w:val="Hyperlink"/>
+                <w:noProof/>
+              </w:rPr>
+              <w:t>3.</w:t>
+            </w:r>
+            <w:r>
+              <w:rPr>
+                <w:noProof/>
+                <w:kern w:val="2"/>
+                <w:sz w:val="24"/>
+                <w:szCs w:val="24"/>
+                <w:lang w:eastAsia="en-IE"/>
+                <w14:ligatures w14:val="standardContextual"/>
+              </w:rPr>
+              <w:tab/>
+            </w:r>
+            <w:r>
+              <w:rPr>
+                <w:rStyle w:val="Hyperlink"/>
+                <w:noProof/>
+              </w:rPr>
+              <w:t>Implementation</w:t>
+            </w:r>
+            <w:r>
+              <w:rPr>
+                <w:noProof/>
+                <w:webHidden/>
+              </w:rPr>
+              <w:tab/>
+            </w:r>
+            <w:r>
+              <w:rPr>
+                <w:noProof/>
+                <w:webHidden/>
+              </w:rPr>
+              <w:fldChar w:fldCharType="begin"/>
+            </w:r>
+            <w:r>
+              <w:rPr>
+                <w:noProof/>
+                <w:webHidden/>
+              </w:rPr>
+              <w:instrText xml:space="preserve"> PAGEREF _Toc227090597 \h </w:instrText>
+            </w:r>
+            <w:r>
+              <w:rPr>
+                <w:noProof/>
+                <w:webHidden/>
+              </w:rPr>
+            </w:r>
+            <w:r>
+              <w:rPr>
+                <w:noProof/>
+                <w:webHidden/>
+              </w:rPr>
+              <w:fldChar w:fldCharType="separate"/>
+            </w:r>
+            <w:r>
+              <w:rPr>
+                <w:noProof/>
+                <w:webHidden/>
+              </w:rPr>
+              <w:t>33</w:t>
             </w:r>
             <w:r>
               <w:rPr>
@@ -4811,13 +4903,13 @@
               <w14:ligatures w14:val="standardContextual"/>
             </w:rPr>
           </w:pPr>
-          <w:hyperlink w:anchor="_Toc226814142" w:history="1">
+          <w:hyperlink w:anchor="_Toc227090598" w:history="1">
             <w:r>
               <w:rPr>
                 <w:rStyle w:val="Hyperlink"/>
                 <w:noProof/>
               </w:rPr>
-              <w:t>2.7.</w:t>
+              <w:t>3.1.</w:t>
             </w:r>
             <w:r>
               <w:rPr>
@@ -4835,7 +4927,7 @@
                 <w:rStyle w:val="Hyperlink"/>
                 <w:noProof/>
               </w:rPr>
-              <w:t>Conclusion</w:t>
+              <w:t>Additional Chapters guide</w:t>
             </w:r>
             <w:r>
               <w:rPr>
@@ -4856,7 +4948,7 @@
                 <w:noProof/>
                 <w:webHidden/>
               </w:rPr>
-              <w:instrText xml:space="preserve"> PAGEREF _Toc226814142 \h </w:instrText>
+              <w:instrText xml:space="preserve"> PAGEREF _Toc227090598 \h </w:instrText>
             </w:r>
             <w:r>
               <w:rPr>
@@ -4876,99 +4968,7 @@
                 <w:noProof/>
                 <w:webHidden/>
               </w:rPr>
-              <w:t>36</w:t>
-            </w:r>
-            <w:r>
-              <w:rPr>
-                <w:noProof/>
-                <w:webHidden/>
-              </w:rPr>
-              <w:fldChar w:fldCharType="end"/>
-            </w:r>
-          </w:hyperlink>
-        </w:p>
-        <w:p>
-          <w:pPr>
-            <w:pStyle w:val="TOC1"/>
-            <w:tabs>
-              <w:tab w:val="left" w:pos="440"/>
-              <w:tab w:val="right" w:leader="dot" w:pos="9016"/>
-            </w:tabs>
-            <w:rPr>
-              <w:noProof/>
-              <w:kern w:val="2"/>
-              <w:sz w:val="24"/>
-              <w:szCs w:val="24"/>
-              <w:lang w:eastAsia="en-IE"/>
-              <w14:ligatures w14:val="standardContextual"/>
-            </w:rPr>
-          </w:pPr>
-          <w:hyperlink w:anchor="_Toc226814143" w:history="1">
-            <w:r>
-              <w:rPr>
-                <w:rStyle w:val="Hyperlink"/>
-                <w:noProof/>
-              </w:rPr>
-              <w:t>3.</w:t>
-            </w:r>
-            <w:r>
-              <w:rPr>
-                <w:noProof/>
-                <w:kern w:val="2"/>
-                <w:sz w:val="24"/>
-                <w:szCs w:val="24"/>
-                <w:lang w:eastAsia="en-IE"/>
-                <w14:ligatures w14:val="standardContextual"/>
-              </w:rPr>
-              <w:tab/>
-            </w:r>
-            <w:r>
-              <w:rPr>
-                <w:rStyle w:val="Hyperlink"/>
-                <w:noProof/>
-              </w:rPr>
-              <w:t>Implementation</w:t>
-            </w:r>
-            <w:r>
-              <w:rPr>
-                <w:noProof/>
-                <w:webHidden/>
-              </w:rPr>
-              <w:tab/>
-            </w:r>
-            <w:r>
-              <w:rPr>
-                <w:noProof/>
-                <w:webHidden/>
-              </w:rPr>
-              <w:fldChar w:fldCharType="begin"/>
-            </w:r>
-            <w:r>
-              <w:rPr>
-                <w:noProof/>
-                <w:webHidden/>
-              </w:rPr>
-              <w:instrText xml:space="preserve"> PAGEREF _Toc226814143 \h </w:instrText>
-            </w:r>
-            <w:r>
-              <w:rPr>
-                <w:noProof/>
-                <w:webHidden/>
-              </w:rPr>
-            </w:r>
-            <w:r>
-              <w:rPr>
-                <w:noProof/>
-                <w:webHidden/>
-              </w:rPr>
-              <w:fldChar w:fldCharType="separate"/>
-            </w:r>
-            <w:r>
-              <w:rPr>
-                <w:noProof/>
-                <w:webHidden/>
-              </w:rPr>
-              <w:t>38</w:t>
+              <w:t>33</w:t>
             </w:r>
             <w:r>
               <w:rPr>
@@ -4995,13 +4995,13 @@
               <w14:ligatures w14:val="standardContextual"/>
             </w:rPr>
           </w:pPr>
-          <w:hyperlink w:anchor="_Toc226814144" w:history="1">
+          <w:hyperlink w:anchor="_Toc227090599" w:history="1">
             <w:r>
               <w:rPr>
                 <w:rStyle w:val="Hyperlink"/>
                 <w:noProof/>
               </w:rPr>
-              <w:t>3.1.</w:t>
+              <w:t>3.2.</w:t>
             </w:r>
             <w:r>
               <w:rPr>
@@ -5019,7 +5019,7 @@
                 <w:rStyle w:val="Hyperlink"/>
                 <w:noProof/>
               </w:rPr>
-              <w:t>Additional Chapters guide</w:t>
+              <w:t>Report Outline</w:t>
             </w:r>
             <w:r>
               <w:rPr>
@@ -5040,7 +5040,7 @@
                 <w:noProof/>
                 <w:webHidden/>
               </w:rPr>
-              <w:instrText xml:space="preserve"> PAGEREF _Toc226814144 \h </w:instrText>
+              <w:instrText xml:space="preserve"> PAGEREF _Toc227090599 \h </w:instrText>
             </w:r>
             <w:r>
               <w:rPr>
@@ -5060,7 +5060,7 @@
                 <w:noProof/>
                 <w:webHidden/>
               </w:rPr>
-              <w:t>38</w:t>
+              <w:t>35</w:t>
             </w:r>
             <w:r>
               <w:rPr>
@@ -5087,13 +5087,13 @@
               <w14:ligatures w14:val="standardContextual"/>
             </w:rPr>
           </w:pPr>
-          <w:hyperlink w:anchor="_Toc226814145" w:history="1">
+          <w:hyperlink w:anchor="_Toc227090600" w:history="1">
             <w:r>
               <w:rPr>
                 <w:rStyle w:val="Hyperlink"/>
                 <w:noProof/>
               </w:rPr>
-              <w:t>3.2.</w:t>
+              <w:t>3.3.</w:t>
             </w:r>
             <w:r>
               <w:rPr>
@@ -5111,7 +5111,7 @@
                 <w:rStyle w:val="Hyperlink"/>
                 <w:noProof/>
               </w:rPr>
-              <w:t>Report Outline</w:t>
+              <w:t>Tables</w:t>
             </w:r>
             <w:r>
               <w:rPr>
@@ -5132,7 +5132,7 @@
                 <w:noProof/>
                 <w:webHidden/>
               </w:rPr>
-              <w:instrText xml:space="preserve"> PAGEREF _Toc226814145 \h </w:instrText>
+              <w:instrText xml:space="preserve"> PAGEREF _Toc227090600 \h </w:instrText>
             </w:r>
             <w:r>
               <w:rPr>
@@ -5152,7 +5152,7 @@
                 <w:noProof/>
                 <w:webHidden/>
               </w:rPr>
-              <w:t>40</w:t>
+              <w:t>35</w:t>
             </w:r>
             <w:r>
               <w:rPr>
@@ -5179,13 +5179,13 @@
               <w14:ligatures w14:val="standardContextual"/>
             </w:rPr>
           </w:pPr>
-          <w:hyperlink w:anchor="_Toc226814146" w:history="1">
+          <w:hyperlink w:anchor="_Toc227090601" w:history="1">
             <w:r>
               <w:rPr>
                 <w:rStyle w:val="Hyperlink"/>
                 <w:noProof/>
               </w:rPr>
-              <w:t>3.3.</w:t>
+              <w:t>3.4.</w:t>
             </w:r>
             <w:r>
               <w:rPr>
@@ -5203,7 +5203,7 @@
                 <w:rStyle w:val="Hyperlink"/>
                 <w:noProof/>
               </w:rPr>
-              <w:t>Tables</w:t>
+              <w:t>Code and Formulae</w:t>
             </w:r>
             <w:r>
               <w:rPr>
@@ -5224,7 +5224,7 @@
                 <w:noProof/>
                 <w:webHidden/>
               </w:rPr>
-              <w:instrText xml:space="preserve"> PAGEREF _Toc226814146 \h </w:instrText>
+              <w:instrText xml:space="preserve"> PAGEREF _Toc227090601 \h </w:instrText>
             </w:r>
             <w:r>
               <w:rPr>
@@ -5244,99 +5244,7 @@
                 <w:noProof/>
                 <w:webHidden/>
               </w:rPr>
-              <w:t>40</w:t>
-            </w:r>
-            <w:r>
-              <w:rPr>
-                <w:noProof/>
-                <w:webHidden/>
-              </w:rPr>
-              <w:fldChar w:fldCharType="end"/>
-            </w:r>
-          </w:hyperlink>
-        </w:p>
-        <w:p>
-          <w:pPr>
-            <w:pStyle w:val="TOC2"/>
-            <w:tabs>
-              <w:tab w:val="left" w:pos="960"/>
-              <w:tab w:val="right" w:leader="dot" w:pos="9016"/>
-            </w:tabs>
-            <w:rPr>
-              <w:noProof/>
-              <w:kern w:val="2"/>
-              <w:sz w:val="24"/>
-              <w:szCs w:val="24"/>
-              <w:lang w:eastAsia="en-IE"/>
-              <w14:ligatures w14:val="standardContextual"/>
-            </w:rPr>
-          </w:pPr>
-          <w:hyperlink w:anchor="_Toc226814147" w:history="1">
-            <w:r>
-              <w:rPr>
-                <w:rStyle w:val="Hyperlink"/>
-                <w:noProof/>
-              </w:rPr>
-              <w:t>3.4.</w:t>
-            </w:r>
-            <w:r>
-              <w:rPr>
-                <w:noProof/>
-                <w:kern w:val="2"/>
-                <w:sz w:val="24"/>
-                <w:szCs w:val="24"/>
-                <w:lang w:eastAsia="en-IE"/>
-                <w14:ligatures w14:val="standardContextual"/>
-              </w:rPr>
-              <w:tab/>
-            </w:r>
-            <w:r>
-              <w:rPr>
-                <w:rStyle w:val="Hyperlink"/>
-                <w:noProof/>
-              </w:rPr>
-              <w:t>Code and Formulae</w:t>
-            </w:r>
-            <w:r>
-              <w:rPr>
-                <w:noProof/>
-                <w:webHidden/>
-              </w:rPr>
-              <w:tab/>
-            </w:r>
-            <w:r>
-              <w:rPr>
-                <w:noProof/>
-                <w:webHidden/>
-              </w:rPr>
-              <w:fldChar w:fldCharType="begin"/>
-            </w:r>
-            <w:r>
-              <w:rPr>
-                <w:noProof/>
-                <w:webHidden/>
-              </w:rPr>
-              <w:instrText xml:space="preserve"> PAGEREF _Toc226814147 \h </w:instrText>
-            </w:r>
-            <w:r>
-              <w:rPr>
-                <w:noProof/>
-                <w:webHidden/>
-              </w:rPr>
-            </w:r>
-            <w:r>
-              <w:rPr>
-                <w:noProof/>
-                <w:webHidden/>
-              </w:rPr>
-              <w:fldChar w:fldCharType="separate"/>
-            </w:r>
-            <w:r>
-              <w:rPr>
-                <w:noProof/>
-                <w:webHidden/>
-              </w:rPr>
-              <w:t>41</w:t>
+              <w:t>36</w:t>
             </w:r>
             <w:r>
               <w:rPr>
@@ -5362,7 +5270,7 @@
               <w14:ligatures w14:val="standardContextual"/>
             </w:rPr>
           </w:pPr>
-          <w:hyperlink w:anchor="_Toc226814148" w:history="1">
+          <w:hyperlink w:anchor="_Toc227090602" w:history="1">
             <w:r>
               <w:rPr>
                 <w:rStyle w:val="Hyperlink"/>
@@ -5389,7 +5297,7 @@
                 <w:noProof/>
                 <w:webHidden/>
               </w:rPr>
-              <w:instrText xml:space="preserve"> PAGEREF _Toc226814148 \h </w:instrText>
+              <w:instrText xml:space="preserve"> PAGEREF _Toc227090602 \h </w:instrText>
             </w:r>
             <w:r>
               <w:rPr>
@@ -5435,7 +5343,7 @@
               <w14:ligatures w14:val="standardContextual"/>
             </w:rPr>
           </w:pPr>
-          <w:hyperlink w:anchor="_Toc226814149" w:history="1">
+          <w:hyperlink w:anchor="_Toc227090603" w:history="1">
             <w:r>
               <w:rPr>
                 <w:rStyle w:val="Hyperlink"/>
@@ -5462,7 +5370,7 @@
                 <w:noProof/>
                 <w:webHidden/>
               </w:rPr>
-              <w:instrText xml:space="preserve"> PAGEREF _Toc226814149 \h </w:instrText>
+              <w:instrText xml:space="preserve"> PAGEREF _Toc227090603 \h </w:instrText>
             </w:r>
             <w:r>
               <w:rPr>
@@ -5508,7 +5416,7 @@
               <w14:ligatures w14:val="standardContextual"/>
             </w:rPr>
           </w:pPr>
-          <w:hyperlink w:anchor="_Toc226814150" w:history="1">
+          <w:hyperlink w:anchor="_Toc227090604" w:history="1">
             <w:r>
               <w:rPr>
                 <w:rStyle w:val="Hyperlink"/>
@@ -5535,7 +5443,7 @@
                 <w:noProof/>
                 <w:webHidden/>
               </w:rPr>
-              <w:instrText xml:space="preserve"> PAGEREF _Toc226814150 \h </w:instrText>
+              <w:instrText xml:space="preserve"> PAGEREF _Toc227090604 \h </w:instrText>
             </w:r>
             <w:r>
               <w:rPr>
@@ -5567,12 +5475,13 @@
           </w:hyperlink>
         </w:p>
         <w:p>
+          <w:pPr>
+            <w:pStyle w:val="TOC1"/>
+            <w:tabs>
+              <w:tab w:val="right" w:leader="dot" w:pos="9016"/>
+            </w:tabs>
+          </w:pPr>
           <w:r>
-            <w:rPr>
-              <w:b/>
-              <w:bCs/>
-              <w:noProof/>
-            </w:rPr>
             <w:fldChar w:fldCharType="end"/>
           </w:r>
         </w:p>
@@ -5598,7 +5507,7 @@
       <w:pPr>
         <w:pStyle w:val="Heading1"/>
       </w:pPr>
-      <w:bookmarkStart w:id="6" w:name="_Toc226814114"/>
+      <w:bookmarkStart w:id="6" w:name="_Toc227090569"/>
       <w:r>
         <w:lastRenderedPageBreak/>
         <w:t>Table of Figures</w:t>
@@ -5654,7 +5563,7 @@
         </w:rPr>
         <w:fldChar w:fldCharType="separate"/>
       </w:r>
-      <w:hyperlink w:anchor="_Toc226814074" w:history="1">
+      <w:hyperlink w:anchor="_Toc227090146" w:history="1">
         <w:r>
           <w:rPr>
             <w:rStyle w:val="Hyperlink"/>
@@ -5683,7 +5592,7 @@
             <w:noProof/>
             <w:webHidden/>
           </w:rPr>
-          <w:instrText xml:space="preserve"> PAGEREF _Toc226814074 \h </w:instrText>
+          <w:instrText xml:space="preserve"> PAGEREF _Toc227090146 \h </w:instrText>
         </w:r>
         <w:r>
           <w:rPr>
@@ -5703,7 +5612,7 @@
             <w:noProof/>
             <w:webHidden/>
           </w:rPr>
-          <w:t>14</w:t>
+          <w:t>15</w:t>
         </w:r>
         <w:r>
           <w:rPr>
@@ -5730,7 +5639,7 @@
           <w14:ligatures w14:val="standardContextual"/>
         </w:rPr>
       </w:pPr>
-      <w:hyperlink w:anchor="_Toc226814075" w:history="1">
+      <w:hyperlink w:anchor="_Toc227090147" w:history="1">
         <w:r>
           <w:rPr>
             <w:rStyle w:val="Hyperlink"/>
@@ -5759,7 +5668,7 @@
             <w:noProof/>
             <w:webHidden/>
           </w:rPr>
-          <w:instrText xml:space="preserve"> PAGEREF _Toc226814075 \h </w:instrText>
+          <w:instrText xml:space="preserve"> PAGEREF _Toc227090147 \h </w:instrText>
         </w:r>
         <w:r>
           <w:rPr>
@@ -5779,7 +5688,7 @@
             <w:noProof/>
             <w:webHidden/>
           </w:rPr>
-          <w:t>15</w:t>
+          <w:t>16</w:t>
         </w:r>
         <w:r>
           <w:rPr>
@@ -5806,7 +5715,7 @@
           <w14:ligatures w14:val="standardContextual"/>
         </w:rPr>
       </w:pPr>
-      <w:hyperlink w:anchor="_Toc226814076" w:history="1">
+      <w:hyperlink w:anchor="_Toc227090148" w:history="1">
         <w:r>
           <w:rPr>
             <w:rStyle w:val="Hyperlink"/>
@@ -5835,7 +5744,7 @@
             <w:noProof/>
             <w:webHidden/>
           </w:rPr>
-          <w:instrText xml:space="preserve"> PAGEREF _Toc226814076 \h </w:instrText>
+          <w:instrText xml:space="preserve"> PAGEREF _Toc227090148 \h </w:instrText>
         </w:r>
         <w:r>
           <w:rPr>
@@ -5855,7 +5764,7 @@
             <w:noProof/>
             <w:webHidden/>
           </w:rPr>
-          <w:t>16</w:t>
+          <w:t>17</w:t>
         </w:r>
         <w:r>
           <w:rPr>
@@ -5882,7 +5791,7 @@
           <w14:ligatures w14:val="standardContextual"/>
         </w:rPr>
       </w:pPr>
-      <w:hyperlink w:anchor="_Toc226814077" w:history="1">
+      <w:hyperlink w:anchor="_Toc227090149" w:history="1">
         <w:r>
           <w:rPr>
             <w:rStyle w:val="Hyperlink"/>
@@ -5909,7 +5818,7 @@
             <w:noProof/>
             <w:webHidden/>
           </w:rPr>
-          <w:instrText xml:space="preserve"> PAGEREF _Toc226814077 \h </w:instrText>
+          <w:instrText xml:space="preserve"> PAGEREF _Toc227090149 \h </w:instrText>
         </w:r>
         <w:r>
           <w:rPr>
@@ -5929,7 +5838,7 @@
             <w:noProof/>
             <w:webHidden/>
           </w:rPr>
-          <w:t>17</w:t>
+          <w:t>18</w:t>
         </w:r>
         <w:r>
           <w:rPr>
@@ -5956,7 +5865,7 @@
           <w14:ligatures w14:val="standardContextual"/>
         </w:rPr>
       </w:pPr>
-      <w:hyperlink w:anchor="_Toc226814078" w:history="1">
+      <w:hyperlink w:anchor="_Toc227090150" w:history="1">
         <w:r>
           <w:rPr>
             <w:rStyle w:val="Hyperlink"/>
@@ -5983,7 +5892,7 @@
             <w:noProof/>
             <w:webHidden/>
           </w:rPr>
-          <w:instrText xml:space="preserve"> PAGEREF _Toc226814078 \h </w:instrText>
+          <w:instrText xml:space="preserve"> PAGEREF _Toc227090150 \h </w:instrText>
         </w:r>
         <w:r>
           <w:rPr>
@@ -6003,7 +5912,7 @@
             <w:noProof/>
             <w:webHidden/>
           </w:rPr>
-          <w:t>18</w:t>
+          <w:t>19</w:t>
         </w:r>
         <w:r>
           <w:rPr>
@@ -6030,7 +5939,7 @@
           <w14:ligatures w14:val="standardContextual"/>
         </w:rPr>
       </w:pPr>
-      <w:hyperlink w:anchor="_Toc226814079" w:history="1">
+      <w:hyperlink w:anchor="_Toc227090151" w:history="1">
         <w:r>
           <w:rPr>
             <w:rStyle w:val="Hyperlink"/>
@@ -6059,7 +5968,7 @@
             <w:noProof/>
             <w:webHidden/>
           </w:rPr>
-          <w:instrText xml:space="preserve"> PAGEREF _Toc226814079 \h </w:instrText>
+          <w:instrText xml:space="preserve"> PAGEREF _Toc227090151 \h </w:instrText>
         </w:r>
         <w:r>
           <w:rPr>
@@ -6079,7 +5988,7 @@
             <w:noProof/>
             <w:webHidden/>
           </w:rPr>
-          <w:t>19</w:t>
+          <w:t>20</w:t>
         </w:r>
         <w:r>
           <w:rPr>
@@ -6106,7 +6015,7 @@
           <w14:ligatures w14:val="standardContextual"/>
         </w:rPr>
       </w:pPr>
-      <w:hyperlink w:anchor="_Toc226814080" w:history="1">
+      <w:hyperlink w:anchor="_Toc227090152" w:history="1">
         <w:r>
           <w:rPr>
             <w:rStyle w:val="Hyperlink"/>
@@ -6133,7 +6042,7 @@
             <w:noProof/>
             <w:webHidden/>
           </w:rPr>
-          <w:instrText xml:space="preserve"> PAGEREF _Toc226814080 \h </w:instrText>
+          <w:instrText xml:space="preserve"> PAGEREF _Toc227090152 \h </w:instrText>
         </w:r>
         <w:r>
           <w:rPr>
@@ -6153,7 +6062,7 @@
             <w:noProof/>
             <w:webHidden/>
           </w:rPr>
-          <w:t>25</w:t>
+          <w:t>21</w:t>
         </w:r>
         <w:r>
           <w:rPr>
@@ -6180,7 +6089,7 @@
           <w14:ligatures w14:val="standardContextual"/>
         </w:rPr>
       </w:pPr>
-      <w:hyperlink w:anchor="_Toc226814081" w:history="1">
+      <w:hyperlink w:anchor="_Toc227090153" w:history="1">
         <w:r>
           <w:rPr>
             <w:rStyle w:val="Hyperlink"/>
@@ -6207,7 +6116,7 @@
             <w:noProof/>
             <w:webHidden/>
           </w:rPr>
-          <w:instrText xml:space="preserve"> PAGEREF _Toc226814081 \h </w:instrText>
+          <w:instrText xml:space="preserve"> PAGEREF _Toc227090153 \h </w:instrText>
         </w:r>
         <w:r>
           <w:rPr>
@@ -6227,7 +6136,7 @@
             <w:noProof/>
             <w:webHidden/>
           </w:rPr>
-          <w:t>27</w:t>
+          <w:t>22</w:t>
         </w:r>
         <w:r>
           <w:rPr>
@@ -6254,7 +6163,7 @@
           <w14:ligatures w14:val="standardContextual"/>
         </w:rPr>
       </w:pPr>
-      <w:hyperlink w:anchor="_Toc226814082" w:history="1">
+      <w:hyperlink w:anchor="_Toc227090154" w:history="1">
         <w:r>
           <w:rPr>
             <w:rStyle w:val="Hyperlink"/>
@@ -6281,7 +6190,7 @@
             <w:noProof/>
             <w:webHidden/>
           </w:rPr>
-          <w:instrText xml:space="preserve"> PAGEREF _Toc226814082 \h </w:instrText>
+          <w:instrText xml:space="preserve"> PAGEREF _Toc227090154 \h </w:instrText>
         </w:r>
         <w:r>
           <w:rPr>
@@ -6301,7 +6210,7 @@
             <w:noProof/>
             <w:webHidden/>
           </w:rPr>
-          <w:t>28</w:t>
+          <w:t>23</w:t>
         </w:r>
         <w:r>
           <w:rPr>
@@ -6328,7 +6237,7 @@
           <w14:ligatures w14:val="standardContextual"/>
         </w:rPr>
       </w:pPr>
-      <w:hyperlink w:anchor="_Toc226814083" w:history="1">
+      <w:hyperlink w:anchor="_Toc227090155" w:history="1">
         <w:r>
           <w:rPr>
             <w:rStyle w:val="Hyperlink"/>
@@ -6355,7 +6264,7 @@
             <w:noProof/>
             <w:webHidden/>
           </w:rPr>
-          <w:instrText xml:space="preserve"> PAGEREF _Toc226814083 \h </w:instrText>
+          <w:instrText xml:space="preserve"> PAGEREF _Toc227090155 \h </w:instrText>
         </w:r>
         <w:r>
           <w:rPr>
@@ -6375,7 +6284,7 @@
             <w:noProof/>
             <w:webHidden/>
           </w:rPr>
-          <w:t>29</w:t>
+          <w:t>24</w:t>
         </w:r>
         <w:r>
           <w:rPr>
@@ -6402,7 +6311,7 @@
           <w14:ligatures w14:val="standardContextual"/>
         </w:rPr>
       </w:pPr>
-      <w:hyperlink w:anchor="_Toc226814084" w:history="1">
+      <w:hyperlink w:anchor="_Toc227090156" w:history="1">
         <w:r>
           <w:rPr>
             <w:rStyle w:val="Hyperlink"/>
@@ -6429,7 +6338,7 @@
             <w:noProof/>
             <w:webHidden/>
           </w:rPr>
-          <w:instrText xml:space="preserve"> PAGEREF _Toc226814084 \h </w:instrText>
+          <w:instrText xml:space="preserve"> PAGEREF _Toc227090156 \h </w:instrText>
         </w:r>
         <w:r>
           <w:rPr>
@@ -6449,7 +6358,7 @@
             <w:noProof/>
             <w:webHidden/>
           </w:rPr>
-          <w:t>30</w:t>
+          <w:t>25</w:t>
         </w:r>
         <w:r>
           <w:rPr>
@@ -6476,7 +6385,7 @@
           <w14:ligatures w14:val="standardContextual"/>
         </w:rPr>
       </w:pPr>
-      <w:hyperlink w:anchor="_Toc226814085" w:history="1">
+      <w:hyperlink w:anchor="_Toc227090157" w:history="1">
         <w:r>
           <w:rPr>
             <w:rStyle w:val="Hyperlink"/>
@@ -6503,7 +6412,7 @@
             <w:noProof/>
             <w:webHidden/>
           </w:rPr>
-          <w:instrText xml:space="preserve"> PAGEREF _Toc226814085 \h </w:instrText>
+          <w:instrText xml:space="preserve"> PAGEREF _Toc227090157 \h </w:instrText>
         </w:r>
         <w:r>
           <w:rPr>
@@ -6523,7 +6432,7 @@
             <w:noProof/>
             <w:webHidden/>
           </w:rPr>
-          <w:t>31</w:t>
+          <w:t>26</w:t>
         </w:r>
         <w:r>
           <w:rPr>
@@ -6550,7 +6459,7 @@
           <w14:ligatures w14:val="standardContextual"/>
         </w:rPr>
       </w:pPr>
-      <w:hyperlink w:anchor="_Toc226814086" w:history="1">
+      <w:hyperlink w:anchor="_Toc227090158" w:history="1">
         <w:r>
           <w:rPr>
             <w:rStyle w:val="Hyperlink"/>
@@ -6577,7 +6486,7 @@
             <w:noProof/>
             <w:webHidden/>
           </w:rPr>
-          <w:instrText xml:space="preserve"> PAGEREF _Toc226814086 \h </w:instrText>
+          <w:instrText xml:space="preserve"> PAGEREF _Toc227090158 \h </w:instrText>
         </w:r>
         <w:r>
           <w:rPr>
@@ -6597,7 +6506,7 @@
             <w:noProof/>
             <w:webHidden/>
           </w:rPr>
-          <w:t>32</w:t>
+          <w:t>27</w:t>
         </w:r>
         <w:r>
           <w:rPr>
@@ -6624,7 +6533,7 @@
           <w14:ligatures w14:val="standardContextual"/>
         </w:rPr>
       </w:pPr>
-      <w:hyperlink w:anchor="_Toc226814087" w:history="1">
+      <w:hyperlink w:anchor="_Toc227090159" w:history="1">
         <w:r>
           <w:rPr>
             <w:rStyle w:val="Hyperlink"/>
@@ -6651,7 +6560,7 @@
             <w:noProof/>
             <w:webHidden/>
           </w:rPr>
-          <w:instrText xml:space="preserve"> PAGEREF _Toc226814087 \h </w:instrText>
+          <w:instrText xml:space="preserve"> PAGEREF _Toc227090159 \h </w:instrText>
         </w:r>
         <w:r>
           <w:rPr>
@@ -6671,7 +6580,7 @@
             <w:noProof/>
             <w:webHidden/>
           </w:rPr>
-          <w:t>33</w:t>
+          <w:t>28</w:t>
         </w:r>
         <w:r>
           <w:rPr>
@@ -6698,7 +6607,7 @@
           <w14:ligatures w14:val="standardContextual"/>
         </w:rPr>
       </w:pPr>
-      <w:hyperlink w:anchor="_Toc226814088" w:history="1">
+      <w:hyperlink w:anchor="_Toc227090160" w:history="1">
         <w:r>
           <w:rPr>
             <w:rStyle w:val="Hyperlink"/>
@@ -6725,7 +6634,7 @@
             <w:noProof/>
             <w:webHidden/>
           </w:rPr>
-          <w:instrText xml:space="preserve"> PAGEREF _Toc226814088 \h </w:instrText>
+          <w:instrText xml:space="preserve"> PAGEREF _Toc227090160 \h </w:instrText>
         </w:r>
         <w:r>
           <w:rPr>
@@ -6745,7 +6654,7 @@
             <w:noProof/>
             <w:webHidden/>
           </w:rPr>
-          <w:t>34</w:t>
+          <w:t>29</w:t>
         </w:r>
         <w:r>
           <w:rPr>
@@ -6772,7 +6681,7 @@
           <w14:ligatures w14:val="standardContextual"/>
         </w:rPr>
       </w:pPr>
-      <w:hyperlink w:anchor="_Toc226814089" w:history="1">
+      <w:hyperlink w:anchor="_Toc227090161" w:history="1">
         <w:r>
           <w:rPr>
             <w:rStyle w:val="Hyperlink"/>
@@ -6799,7 +6708,7 @@
             <w:noProof/>
             <w:webHidden/>
           </w:rPr>
-          <w:instrText xml:space="preserve"> PAGEREF _Toc226814089 \h </w:instrText>
+          <w:instrText xml:space="preserve"> PAGEREF _Toc227090161 \h </w:instrText>
         </w:r>
         <w:r>
           <w:rPr>
@@ -6819,7 +6728,7 @@
             <w:noProof/>
             <w:webHidden/>
           </w:rPr>
-          <w:t>35</w:t>
+          <w:t>30</w:t>
         </w:r>
         <w:r>
           <w:rPr>
@@ -6846,7 +6755,7 @@
           <w14:ligatures w14:val="standardContextual"/>
         </w:rPr>
       </w:pPr>
-      <w:hyperlink w:anchor="_Toc226814090" w:history="1">
+      <w:hyperlink w:anchor="_Toc227090162" w:history="1">
         <w:r>
           <w:rPr>
             <w:rStyle w:val="Hyperlink"/>
@@ -6873,7 +6782,7 @@
             <w:noProof/>
             <w:webHidden/>
           </w:rPr>
-          <w:instrText xml:space="preserve"> PAGEREF _Toc226814090 \h </w:instrText>
+          <w:instrText xml:space="preserve"> PAGEREF _Toc227090162 \h </w:instrText>
         </w:r>
         <w:r>
           <w:rPr>
@@ -6893,7 +6802,7 @@
             <w:noProof/>
             <w:webHidden/>
           </w:rPr>
-          <w:t>36</w:t>
+          <w:t>31</w:t>
         </w:r>
         <w:r>
           <w:rPr>
@@ -6920,7 +6829,7 @@
           <w14:ligatures w14:val="standardContextual"/>
         </w:rPr>
       </w:pPr>
-      <w:hyperlink w:anchor="_Toc226814091" w:history="1">
+      <w:hyperlink w:anchor="_Toc227090163" w:history="1">
         <w:r>
           <w:rPr>
             <w:rStyle w:val="Hyperlink"/>
@@ -6947,7 +6856,7 @@
             <w:noProof/>
             <w:webHidden/>
           </w:rPr>
-          <w:instrText xml:space="preserve"> PAGEREF _Toc226814091 \h </w:instrText>
+          <w:instrText xml:space="preserve"> PAGEREF _Toc227090163 \h </w:instrText>
         </w:r>
         <w:r>
           <w:rPr>
@@ -6967,7 +6876,7 @@
             <w:noProof/>
             <w:webHidden/>
           </w:rPr>
-          <w:t>39</w:t>
+          <w:t>34</w:t>
         </w:r>
         <w:r>
           <w:rPr>
@@ -6994,7 +6903,7 @@
           <w14:ligatures w14:val="standardContextual"/>
         </w:rPr>
       </w:pPr>
-      <w:hyperlink w:anchor="_Toc226814092" w:history="1">
+      <w:hyperlink w:anchor="_Toc227090164" w:history="1">
         <w:r>
           <w:rPr>
             <w:rStyle w:val="Hyperlink"/>
@@ -7021,7 +6930,7 @@
             <w:noProof/>
             <w:webHidden/>
           </w:rPr>
-          <w:instrText xml:space="preserve"> PAGEREF _Toc226814092 \h </w:instrText>
+          <w:instrText xml:space="preserve"> PAGEREF _Toc227090164 \h </w:instrText>
         </w:r>
         <w:r>
           <w:rPr>
@@ -7041,7 +6950,7 @@
             <w:noProof/>
             <w:webHidden/>
           </w:rPr>
-          <w:t>39</w:t>
+          <w:t>34</w:t>
         </w:r>
         <w:r>
           <w:rPr>
@@ -7114,7 +7023,7 @@
       <w:pPr>
         <w:pStyle w:val="Heading1"/>
       </w:pPr>
-      <w:bookmarkStart w:id="7" w:name="_Toc226814115"/>
+      <w:bookmarkStart w:id="7" w:name="_Toc227090570"/>
       <w:r>
         <w:lastRenderedPageBreak/>
         <w:t>Table of Tables</w:t>
@@ -7147,7 +7056,7 @@
       <w:r>
         <w:fldChar w:fldCharType="separate"/>
       </w:r>
-      <w:hyperlink w:anchor="_Toc226814093" w:history="1">
+      <w:hyperlink w:anchor="_Toc227090134" w:history="1">
         <w:r>
           <w:rPr>
             <w:rStyle w:val="Hyperlink"/>
@@ -7174,7 +7083,7 @@
             <w:noProof/>
             <w:webHidden/>
           </w:rPr>
-          <w:instrText xml:space="preserve"> PAGEREF _Toc226814093 \h </w:instrText>
+          <w:instrText xml:space="preserve"> PAGEREF _Toc227090134 \h </w:instrText>
         </w:r>
         <w:r>
           <w:rPr>
@@ -7221,7 +7130,7 @@
           <w14:ligatures w14:val="standardContextual"/>
         </w:rPr>
       </w:pPr>
-      <w:hyperlink w:anchor="_Toc226814094" w:history="1">
+      <w:hyperlink w:anchor="_Toc227090135" w:history="1">
         <w:r>
           <w:rPr>
             <w:rStyle w:val="Hyperlink"/>
@@ -7248,7 +7157,7 @@
             <w:noProof/>
             <w:webHidden/>
           </w:rPr>
-          <w:instrText xml:space="preserve"> PAGEREF _Toc226814094 \h </w:instrText>
+          <w:instrText xml:space="preserve"> PAGEREF _Toc227090135 \h </w:instrText>
         </w:r>
         <w:r>
           <w:rPr>
@@ -7295,13 +7204,13 @@
           <w14:ligatures w14:val="standardContextual"/>
         </w:rPr>
       </w:pPr>
-      <w:hyperlink w:anchor="_Toc226814095" w:history="1">
+      <w:hyperlink w:anchor="_Toc227090136" w:history="1">
         <w:r>
           <w:rPr>
             <w:rStyle w:val="Hyperlink"/>
             <w:noProof/>
           </w:rPr>
-          <w:t>Table 3: User Story - Account Registration</w:t>
+          <w:t>Table 4: User Story - Account Registration</w:t>
         </w:r>
         <w:r>
           <w:rPr>
@@ -7322,7 +7231,7 @@
             <w:noProof/>
             <w:webHidden/>
           </w:rPr>
-          <w:instrText xml:space="preserve"> PAGEREF _Toc226814095 \h </w:instrText>
+          <w:instrText xml:space="preserve"> PAGEREF _Toc227090136 \h </w:instrText>
         </w:r>
         <w:r>
           <w:rPr>
@@ -7369,13 +7278,13 @@
           <w14:ligatures w14:val="standardContextual"/>
         </w:rPr>
       </w:pPr>
-      <w:hyperlink w:anchor="_Toc226814096" w:history="1">
+      <w:hyperlink w:anchor="_Toc227090137" w:history="1">
         <w:r>
           <w:rPr>
             <w:rStyle w:val="Hyperlink"/>
             <w:noProof/>
           </w:rPr>
-          <w:t>Table 4: User Story - Create Applicant Profile</w:t>
+          <w:t>Table 3: User Story - Login</w:t>
         </w:r>
         <w:r>
           <w:rPr>
@@ -7396,7 +7305,7 @@
             <w:noProof/>
             <w:webHidden/>
           </w:rPr>
-          <w:instrText xml:space="preserve"> PAGEREF _Toc226814096 \h </w:instrText>
+          <w:instrText xml:space="preserve"> PAGEREF _Toc227090137 \h </w:instrText>
         </w:r>
         <w:r>
           <w:rPr>
@@ -7443,13 +7352,13 @@
           <w14:ligatures w14:val="standardContextual"/>
         </w:rPr>
       </w:pPr>
-      <w:hyperlink w:anchor="_Toc226814097" w:history="1">
+      <w:hyperlink w:anchor="_Toc227090138" w:history="1">
         <w:r>
           <w:rPr>
             <w:rStyle w:val="Hyperlink"/>
             <w:noProof/>
           </w:rPr>
-          <w:t>Table 5: User Story - Generate and Share Access Code</w:t>
+          <w:t>Table 5: User Story - Create Applicant Profile</w:t>
         </w:r>
         <w:r>
           <w:rPr>
@@ -7470,7 +7379,7 @@
             <w:noProof/>
             <w:webHidden/>
           </w:rPr>
-          <w:instrText xml:space="preserve"> PAGEREF _Toc226814097 \h </w:instrText>
+          <w:instrText xml:space="preserve"> PAGEREF _Toc227090138 \h </w:instrText>
         </w:r>
         <w:r>
           <w:rPr>
@@ -7517,13 +7426,13 @@
           <w14:ligatures w14:val="standardContextual"/>
         </w:rPr>
       </w:pPr>
-      <w:hyperlink w:anchor="_Toc226814098" w:history="1">
+      <w:hyperlink w:anchor="_Toc227090139" w:history="1">
         <w:r>
           <w:rPr>
             <w:rStyle w:val="Hyperlink"/>
             <w:noProof/>
           </w:rPr>
-          <w:t>Table 6: User Story - Manage Personal Data</w:t>
+          <w:t>Table 6: User Story - Generate and Share Access Code</w:t>
         </w:r>
         <w:r>
           <w:rPr>
@@ -7544,7 +7453,7 @@
             <w:noProof/>
             <w:webHidden/>
           </w:rPr>
-          <w:instrText xml:space="preserve"> PAGEREF _Toc226814098 \h </w:instrText>
+          <w:instrText xml:space="preserve"> PAGEREF _Toc227090139 \h </w:instrText>
         </w:r>
         <w:r>
           <w:rPr>
@@ -7591,13 +7500,13 @@
           <w14:ligatures w14:val="standardContextual"/>
         </w:rPr>
       </w:pPr>
-      <w:hyperlink w:anchor="_Toc226814099" w:history="1">
+      <w:hyperlink w:anchor="_Toc227090140" w:history="1">
         <w:r>
           <w:rPr>
             <w:rStyle w:val="Hyperlink"/>
             <w:noProof/>
           </w:rPr>
-          <w:t>Table 7: User Story - Export Vetting Data as PDF</w:t>
+          <w:t>Table 7: User Story - Manage Personal Data</w:t>
         </w:r>
         <w:r>
           <w:rPr>
@@ -7618,7 +7527,7 @@
             <w:noProof/>
             <w:webHidden/>
           </w:rPr>
-          <w:instrText xml:space="preserve"> PAGEREF _Toc226814099 \h </w:instrText>
+          <w:instrText xml:space="preserve"> PAGEREF _Toc227090140 \h </w:instrText>
         </w:r>
         <w:r>
           <w:rPr>
@@ -7665,13 +7574,13 @@
           <w14:ligatures w14:val="standardContextual"/>
         </w:rPr>
       </w:pPr>
-      <w:hyperlink w:anchor="_Toc226814100" w:history="1">
+      <w:hyperlink w:anchor="_Toc227090141" w:history="1">
         <w:r>
           <w:rPr>
             <w:rStyle w:val="Hyperlink"/>
             <w:noProof/>
           </w:rPr>
-          <w:t>Table 8: Software Requirements</w:t>
+          <w:t>Table 8: User Story - Export Vetting Data as PDF</w:t>
         </w:r>
         <w:r>
           <w:rPr>
@@ -7692,7 +7601,7 @@
             <w:noProof/>
             <w:webHidden/>
           </w:rPr>
-          <w:instrText xml:space="preserve"> PAGEREF _Toc226814100 \h </w:instrText>
+          <w:instrText xml:space="preserve"> PAGEREF _Toc227090141 \h </w:instrText>
         </w:r>
         <w:r>
           <w:rPr>
@@ -7739,13 +7648,13 @@
           <w14:ligatures w14:val="standardContextual"/>
         </w:rPr>
       </w:pPr>
-      <w:hyperlink w:anchor="_Toc226814101" w:history="1">
+      <w:hyperlink w:anchor="_Toc227090142" w:history="1">
         <w:r>
           <w:rPr>
             <w:rStyle w:val="Hyperlink"/>
             <w:noProof/>
           </w:rPr>
-          <w:t>Table 9: Hardware Requirements</w:t>
+          <w:t>Table 9: Software Requirements</w:t>
         </w:r>
         <w:r>
           <w:rPr>
@@ -7766,7 +7675,7 @@
             <w:noProof/>
             <w:webHidden/>
           </w:rPr>
-          <w:instrText xml:space="preserve"> PAGEREF _Toc226814101 \h </w:instrText>
+          <w:instrText xml:space="preserve"> PAGEREF _Toc227090142 \h </w:instrText>
         </w:r>
         <w:r>
           <w:rPr>
@@ -7813,13 +7722,13 @@
           <w14:ligatures w14:val="standardContextual"/>
         </w:rPr>
       </w:pPr>
-      <w:hyperlink w:anchor="_Toc226814102" w:history="1">
+      <w:hyperlink w:anchor="_Toc227090143" w:history="1">
         <w:r>
           <w:rPr>
             <w:rStyle w:val="Hyperlink"/>
             <w:noProof/>
           </w:rPr>
-          <w:t>Table 10: Use Case Flow of Events - Register Account</w:t>
+          <w:t>Table 10: Hardware Requirements</w:t>
         </w:r>
         <w:r>
           <w:rPr>
@@ -7840,7 +7749,7 @@
             <w:noProof/>
             <w:webHidden/>
           </w:rPr>
-          <w:instrText xml:space="preserve"> PAGEREF _Toc226814102 \h </w:instrText>
+          <w:instrText xml:space="preserve"> PAGEREF _Toc227090143 \h </w:instrText>
         </w:r>
         <w:r>
           <w:rPr>
@@ -7860,7 +7769,7 @@
             <w:noProof/>
             <w:webHidden/>
           </w:rPr>
-          <w:t>20</w:t>
+          <w:t>13</w:t>
         </w:r>
         <w:r>
           <w:rPr>
@@ -7887,13 +7796,13 @@
           <w14:ligatures w14:val="standardContextual"/>
         </w:rPr>
       </w:pPr>
-      <w:hyperlink w:anchor="_Toc226814103" w:history="1">
+      <w:hyperlink w:anchor="_Toc227090144" w:history="1">
         <w:r>
           <w:rPr>
             <w:rStyle w:val="Hyperlink"/>
             <w:noProof/>
           </w:rPr>
-          <w:t>Table 11: Use Case Flow of Events - Create Applicant Profile</w:t>
+          <w:t>Table 11. Table Formatting Guidelines</w:t>
         </w:r>
         <w:r>
           <w:rPr>
@@ -7914,7 +7823,7 @@
             <w:noProof/>
             <w:webHidden/>
           </w:rPr>
-          <w:instrText xml:space="preserve"> PAGEREF _Toc226814103 \h </w:instrText>
+          <w:instrText xml:space="preserve"> PAGEREF _Toc227090144 \h </w:instrText>
         </w:r>
         <w:r>
           <w:rPr>
@@ -7934,7 +7843,7 @@
             <w:noProof/>
             <w:webHidden/>
           </w:rPr>
-          <w:t>21</w:t>
+          <w:t>35</w:t>
         </w:r>
         <w:r>
           <w:rPr>
@@ -7961,13 +7870,13 @@
           <w14:ligatures w14:val="standardContextual"/>
         </w:rPr>
       </w:pPr>
-      <w:hyperlink w:anchor="_Toc226814104" w:history="1">
+      <w:hyperlink w:anchor="_Toc227090145" w:history="1">
         <w:r>
           <w:rPr>
             <w:rStyle w:val="Hyperlink"/>
             <w:noProof/>
           </w:rPr>
-          <w:t>Table 12: Use Case Flow of Events - Generate Access Code</w:t>
+          <w:t>Table 12 Second Sample Table</w:t>
         </w:r>
         <w:r>
           <w:rPr>
@@ -7988,7 +7897,7 @@
             <w:noProof/>
             <w:webHidden/>
           </w:rPr>
-          <w:instrText xml:space="preserve"> PAGEREF _Toc226814104 \h </w:instrText>
+          <w:instrText xml:space="preserve"> PAGEREF _Toc227090145 \h </w:instrText>
         </w:r>
         <w:r>
           <w:rPr>
@@ -8008,7 +7917,7 @@
             <w:noProof/>
             <w:webHidden/>
           </w:rPr>
-          <w:t>22</w:t>
+          <w:t>36</w:t>
         </w:r>
         <w:r>
           <w:rPr>
@@ -8019,6 +7928,28 @@
         </w:r>
       </w:hyperlink>
     </w:p>
+    <w:p>
+      <w:r>
+        <w:fldChar w:fldCharType="end"/>
+      </w:r>
+    </w:p>
+    <w:p>
+      <w:r>
+        <w:br w:type="page"/>
+      </w:r>
+    </w:p>
+    <w:p>
+      <w:pPr>
+        <w:pStyle w:val="Heading1"/>
+      </w:pPr>
+      <w:bookmarkStart w:id="8" w:name="_Toc227090571"/>
+      <w:r>
+        <w:lastRenderedPageBreak/>
+        <w:t>Table of Code Listings</w:t>
+      </w:r>
+      <w:bookmarkEnd w:id="8"/>
+    </w:p>
+    <w:p/>
     <w:p>
       <w:pPr>
         <w:pStyle w:val="TableofFigures"/>
@@ -8035,13 +7966,22 @@
           <w14:ligatures w14:val="standardContextual"/>
         </w:rPr>
       </w:pPr>
-      <w:hyperlink w:anchor="_Toc226814105" w:history="1">
+      <w:r>
+        <w:fldChar w:fldCharType="begin"/>
+      </w:r>
+      <w:r>
+        <w:instrText xml:space="preserve"> TOC \h \z \c "Code Listing" </w:instrText>
+      </w:r>
+      <w:r>
+        <w:fldChar w:fldCharType="separate"/>
+      </w:r>
+      <w:hyperlink w:anchor="_Toc227090206" w:history="1">
         <w:r>
           <w:rPr>
             <w:rStyle w:val="Hyperlink"/>
             <w:noProof/>
           </w:rPr>
-          <w:t>Table 13: Use Case Flow of Events - Share Access Code</w:t>
+          <w:t>Code Listing 1: MDBean Message Handling</w:t>
         </w:r>
         <w:r>
           <w:rPr>
@@ -8062,7 +8002,7 @@
             <w:noProof/>
             <w:webHidden/>
           </w:rPr>
-          <w:instrText xml:space="preserve"> PAGEREF _Toc226814105 \h </w:instrText>
+          <w:instrText xml:space="preserve"> PAGEREF _Toc227090206 \h </w:instrText>
         </w:r>
         <w:r>
           <w:rPr>
@@ -8082,335 +8022,7 @@
             <w:noProof/>
             <w:webHidden/>
           </w:rPr>
-          <w:t>23</w:t>
-        </w:r>
-        <w:r>
-          <w:rPr>
-            <w:noProof/>
-            <w:webHidden/>
-          </w:rPr>
-          <w:fldChar w:fldCharType="end"/>
-        </w:r>
-      </w:hyperlink>
-    </w:p>
-    <w:p>
-      <w:pPr>
-        <w:pStyle w:val="TableofFigures"/>
-        <w:tabs>
-          <w:tab w:val="right" w:leader="dot" w:pos="9016"/>
-        </w:tabs>
-        <w:rPr>
-          <w:smallCaps w:val="0"/>
-          <w:noProof/>
-          <w:kern w:val="2"/>
-          <w:sz w:val="24"/>
-          <w:szCs w:val="24"/>
-          <w:lang w:eastAsia="en-IE"/>
-          <w14:ligatures w14:val="standardContextual"/>
-        </w:rPr>
-      </w:pPr>
-      <w:hyperlink w:anchor="_Toc226814106" w:history="1">
-        <w:r>
-          <w:rPr>
-            <w:rStyle w:val="Hyperlink"/>
-            <w:noProof/>
-          </w:rPr>
-          <w:t>Table 14: Use Case Flow of Events - View / Update / Delete Personal Data</w:t>
-        </w:r>
-        <w:r>
-          <w:rPr>
-            <w:noProof/>
-            <w:webHidden/>
-          </w:rPr>
-          <w:tab/>
-        </w:r>
-        <w:r>
-          <w:rPr>
-            <w:noProof/>
-            <w:webHidden/>
-          </w:rPr>
-          <w:fldChar w:fldCharType="begin"/>
-        </w:r>
-        <w:r>
-          <w:rPr>
-            <w:noProof/>
-            <w:webHidden/>
-          </w:rPr>
-          <w:instrText xml:space="preserve"> PAGEREF _Toc226814106 \h </w:instrText>
-        </w:r>
-        <w:r>
-          <w:rPr>
-            <w:noProof/>
-            <w:webHidden/>
-          </w:rPr>
-        </w:r>
-        <w:r>
-          <w:rPr>
-            <w:noProof/>
-            <w:webHidden/>
-          </w:rPr>
-          <w:fldChar w:fldCharType="separate"/>
-        </w:r>
-        <w:r>
-          <w:rPr>
-            <w:noProof/>
-            <w:webHidden/>
-          </w:rPr>
-          <w:t>24</w:t>
-        </w:r>
-        <w:r>
-          <w:rPr>
-            <w:noProof/>
-            <w:webHidden/>
-          </w:rPr>
-          <w:fldChar w:fldCharType="end"/>
-        </w:r>
-      </w:hyperlink>
-    </w:p>
-    <w:p>
-      <w:pPr>
-        <w:pStyle w:val="TableofFigures"/>
-        <w:tabs>
-          <w:tab w:val="right" w:leader="dot" w:pos="9016"/>
-        </w:tabs>
-        <w:rPr>
-          <w:smallCaps w:val="0"/>
-          <w:noProof/>
-          <w:kern w:val="2"/>
-          <w:sz w:val="24"/>
-          <w:szCs w:val="24"/>
-          <w:lang w:eastAsia="en-IE"/>
-          <w14:ligatures w14:val="standardContextual"/>
-        </w:rPr>
-      </w:pPr>
-      <w:hyperlink w:anchor="_Toc226814107" w:history="1">
-        <w:r>
-          <w:rPr>
-            <w:rStyle w:val="Hyperlink"/>
-            <w:noProof/>
-          </w:rPr>
-          <w:t>Table 15. Table Formatting Guidelines</w:t>
-        </w:r>
-        <w:r>
-          <w:rPr>
-            <w:noProof/>
-            <w:webHidden/>
-          </w:rPr>
-          <w:tab/>
-        </w:r>
-        <w:r>
-          <w:rPr>
-            <w:noProof/>
-            <w:webHidden/>
-          </w:rPr>
-          <w:fldChar w:fldCharType="begin"/>
-        </w:r>
-        <w:r>
-          <w:rPr>
-            <w:noProof/>
-            <w:webHidden/>
-          </w:rPr>
-          <w:instrText xml:space="preserve"> PAGEREF _Toc226814107 \h </w:instrText>
-        </w:r>
-        <w:r>
-          <w:rPr>
-            <w:noProof/>
-            <w:webHidden/>
-          </w:rPr>
-        </w:r>
-        <w:r>
-          <w:rPr>
-            <w:noProof/>
-            <w:webHidden/>
-          </w:rPr>
-          <w:fldChar w:fldCharType="separate"/>
-        </w:r>
-        <w:r>
-          <w:rPr>
-            <w:noProof/>
-            <w:webHidden/>
-          </w:rPr>
-          <w:t>40</w:t>
-        </w:r>
-        <w:r>
-          <w:rPr>
-            <w:noProof/>
-            <w:webHidden/>
-          </w:rPr>
-          <w:fldChar w:fldCharType="end"/>
-        </w:r>
-      </w:hyperlink>
-    </w:p>
-    <w:p>
-      <w:pPr>
-        <w:pStyle w:val="TableofFigures"/>
-        <w:tabs>
-          <w:tab w:val="right" w:leader="dot" w:pos="9016"/>
-        </w:tabs>
-        <w:rPr>
-          <w:smallCaps w:val="0"/>
-          <w:noProof/>
-          <w:kern w:val="2"/>
-          <w:sz w:val="24"/>
-          <w:szCs w:val="24"/>
-          <w:lang w:eastAsia="en-IE"/>
-          <w14:ligatures w14:val="standardContextual"/>
-        </w:rPr>
-      </w:pPr>
-      <w:hyperlink w:anchor="_Toc226814108" w:history="1">
-        <w:r>
-          <w:rPr>
-            <w:rStyle w:val="Hyperlink"/>
-            <w:noProof/>
-          </w:rPr>
-          <w:t>Table 16 Second Sample Table</w:t>
-        </w:r>
-        <w:r>
-          <w:rPr>
-            <w:noProof/>
-            <w:webHidden/>
-          </w:rPr>
-          <w:tab/>
-        </w:r>
-        <w:r>
-          <w:rPr>
-            <w:noProof/>
-            <w:webHidden/>
-          </w:rPr>
-          <w:fldChar w:fldCharType="begin"/>
-        </w:r>
-        <w:r>
-          <w:rPr>
-            <w:noProof/>
-            <w:webHidden/>
-          </w:rPr>
-          <w:instrText xml:space="preserve"> PAGEREF _Toc226814108 \h </w:instrText>
-        </w:r>
-        <w:r>
-          <w:rPr>
-            <w:noProof/>
-            <w:webHidden/>
-          </w:rPr>
-        </w:r>
-        <w:r>
-          <w:rPr>
-            <w:noProof/>
-            <w:webHidden/>
-          </w:rPr>
-          <w:fldChar w:fldCharType="separate"/>
-        </w:r>
-        <w:r>
-          <w:rPr>
-            <w:noProof/>
-            <w:webHidden/>
-          </w:rPr>
-          <w:t>41</w:t>
-        </w:r>
-        <w:r>
-          <w:rPr>
-            <w:noProof/>
-            <w:webHidden/>
-          </w:rPr>
-          <w:fldChar w:fldCharType="end"/>
-        </w:r>
-      </w:hyperlink>
-    </w:p>
-    <w:p>
-      <w:r>
-        <w:fldChar w:fldCharType="end"/>
-      </w:r>
-    </w:p>
-    <w:p>
-      <w:r>
-        <w:br w:type="page"/>
-      </w:r>
-    </w:p>
-    <w:p>
-      <w:pPr>
-        <w:pStyle w:val="Heading1"/>
-      </w:pPr>
-      <w:bookmarkStart w:id="8" w:name="_Toc226814116"/>
-      <w:r>
-        <w:lastRenderedPageBreak/>
-        <w:t>Table of Code Listings</w:t>
-      </w:r>
-      <w:bookmarkEnd w:id="8"/>
-    </w:p>
-    <w:p/>
-    <w:p>
-      <w:pPr>
-        <w:pStyle w:val="TableofFigures"/>
-        <w:tabs>
-          <w:tab w:val="right" w:leader="dot" w:pos="9016"/>
-        </w:tabs>
-        <w:rPr>
-          <w:smallCaps w:val="0"/>
-          <w:noProof/>
-          <w:sz w:val="22"/>
-          <w:szCs w:val="22"/>
-          <w:lang w:eastAsia="en-IE"/>
-        </w:rPr>
-      </w:pPr>
-      <w:r>
-        <w:fldChar w:fldCharType="begin"/>
-      </w:r>
-      <w:r>
-        <w:instrText xml:space="preserve"> TOC \h \z \c "Code Listing" </w:instrText>
-      </w:r>
-      <w:r>
-        <w:fldChar w:fldCharType="separate"/>
-      </w:r>
-      <w:hyperlink w:anchor="_Toc429428842" w:history="1">
-        <w:r>
-          <w:rPr>
-            <w:rStyle w:val="Hyperlink"/>
-            <w:noProof/>
-          </w:rPr>
-          <w:t>Code Listing 1 MDBean Message Handling</w:t>
-        </w:r>
-        <w:r>
-          <w:rPr>
-            <w:noProof/>
-            <w:webHidden/>
-          </w:rPr>
-          <w:tab/>
-        </w:r>
-        <w:r>
-          <w:rPr>
-            <w:noProof/>
-            <w:webHidden/>
-          </w:rPr>
-          <w:fldChar w:fldCharType="begin"/>
-        </w:r>
-        <w:r>
-          <w:rPr>
-            <w:noProof/>
-            <w:webHidden/>
-          </w:rPr>
-          <w:instrText xml:space="preserve"> PAGEREF _Toc429428842 \h </w:instrText>
-        </w:r>
-        <w:r>
-          <w:rPr>
-            <w:noProof/>
-            <w:webHidden/>
-          </w:rPr>
-        </w:r>
-        <w:r>
-          <w:rPr>
-            <w:noProof/>
-            <w:webHidden/>
-          </w:rPr>
-          <w:fldChar w:fldCharType="separate"/>
-        </w:r>
-        <w:r>
-          <w:rPr>
-            <w:b/>
-            <w:bCs/>
-            <w:noProof/>
-            <w:webHidden/>
-            <w:lang w:val="en-US"/>
-          </w:rPr>
-          <w:t>Error! Bookmark not defined.</w:t>
+          <w:t>37</w:t>
         </w:r>
         <w:r>
           <w:rPr>
@@ -8449,7 +8061,7 @@
       <w:bookmarkStart w:id="9" w:name="_Ref357510072"/>
       <w:bookmarkStart w:id="10" w:name="_Toc76997399"/>
       <w:bookmarkStart w:id="11" w:name="_Toc76997400"/>
-      <w:bookmarkStart w:id="12" w:name="_Toc226814117"/>
+      <w:bookmarkStart w:id="12" w:name="_Toc227090572"/>
       <w:r>
         <w:lastRenderedPageBreak/>
         <w:t>Introduction</w:t>
@@ -8649,7 +8261,7 @@
           <w:szCs w:val="28"/>
         </w:rPr>
       </w:pPr>
-      <w:bookmarkStart w:id="13" w:name="_Toc226814118"/>
+      <w:bookmarkStart w:id="13" w:name="_Toc227090573"/>
       <w:r>
         <w:rPr>
           <w:szCs w:val="28"/>
@@ -8804,7 +8416,7 @@
         <w:spacing w:line="360" w:lineRule="auto"/>
         <w:ind w:left="851" w:hanging="851"/>
       </w:pPr>
-      <w:bookmarkStart w:id="14" w:name="_Toc226814119"/>
+      <w:bookmarkStart w:id="14" w:name="_Toc227090574"/>
       <w:r>
         <w:t>Background</w:t>
       </w:r>
@@ -9481,7 +9093,7 @@
         <w:spacing w:line="360" w:lineRule="auto"/>
         <w:ind w:left="851" w:hanging="851"/>
       </w:pPr>
-      <w:bookmarkStart w:id="16" w:name="_Toc226814120"/>
+      <w:bookmarkStart w:id="16" w:name="_Toc227090575"/>
       <w:r>
         <w:lastRenderedPageBreak/>
         <w:t>Aims &amp; Objectives</w:t>
@@ -9695,7 +9307,7 @@
         <w:ind w:left="851" w:hanging="851"/>
       </w:pPr>
       <w:bookmarkStart w:id="17" w:name="_Toc76997405"/>
-      <w:bookmarkStart w:id="18" w:name="_Toc226814121"/>
+      <w:bookmarkStart w:id="18" w:name="_Toc227090576"/>
       <w:r>
         <w:t>Report Outline</w:t>
       </w:r>
@@ -9735,7 +9347,7 @@
           <w:bCs/>
         </w:rPr>
       </w:pPr>
-      <w:bookmarkStart w:id="19" w:name="_Toc226814122"/>
+      <w:bookmarkStart w:id="19" w:name="_Toc227090577"/>
       <w:r>
         <w:rPr>
           <w:b/>
@@ -9801,7 +9413,7 @@
           <w:bCs/>
         </w:rPr>
       </w:pPr>
-      <w:bookmarkStart w:id="20" w:name="_Toc226814123"/>
+      <w:bookmarkStart w:id="20" w:name="_Toc227090578"/>
       <w:r>
         <w:rPr>
           <w:b/>
@@ -9846,7 +9458,7 @@
           <w:bCs/>
         </w:rPr>
       </w:pPr>
-      <w:bookmarkStart w:id="21" w:name="_Toc226814124"/>
+      <w:bookmarkStart w:id="21" w:name="_Toc227090579"/>
       <w:r>
         <w:rPr>
           <w:b/>
@@ -9890,7 +9502,7 @@
           <w:bCs/>
         </w:rPr>
       </w:pPr>
-      <w:bookmarkStart w:id="22" w:name="_Toc226814125"/>
+      <w:bookmarkStart w:id="22" w:name="_Toc227090580"/>
       <w:r>
         <w:rPr>
           <w:b/>
@@ -9953,7 +9565,7 @@
         <w:spacing w:line="360" w:lineRule="auto"/>
         <w:ind w:left="567" w:hanging="567"/>
       </w:pPr>
-      <w:bookmarkStart w:id="23" w:name="_Toc226814126"/>
+      <w:bookmarkStart w:id="23" w:name="_Toc227090581"/>
       <w:r>
         <w:lastRenderedPageBreak/>
         <w:t>Design</w:t>
@@ -10098,7 +9710,7 @@
         <w:spacing w:line="360" w:lineRule="auto"/>
         <w:ind w:left="851" w:hanging="851"/>
       </w:pPr>
-      <w:bookmarkStart w:id="24" w:name="_Toc226814127"/>
+      <w:bookmarkStart w:id="24" w:name="_Toc227090582"/>
       <w:r>
         <w:t>Requirement</w:t>
       </w:r>
@@ -10169,7 +9781,23 @@
           <w:sz w:val="24"/>
           <w:szCs w:val="24"/>
         </w:rPr>
-        <w:t>To broaden this understanding, informal consultation was carried out with volunteers involved in the administration of vetting for Community Games, who confirmed that the experience of repeated data submission was common and that the administrative overhead placed on both volunteers and co-ordinators was significant. Additional perspective was gathered from a member of An Garda Síochána, who noted that the absence of any shareable vetting status across organisations was a recognised limitation of the current system.</w:t>
+        <w:t xml:space="preserve">To broaden this understanding, informal consultation was carried out with volunteers involved in the administration of vetting for Community Games, who confirmed that the experience of repeated data submission was common and that the administrative overhead placed on both volunteers and co-ordinators was significant. Additional perspective was gathered from a member of </w:t>
+      </w:r>
+      <w:proofErr w:type="gramStart"/>
+      <w:r>
+        <w:rPr>
+          <w:sz w:val="24"/>
+          <w:szCs w:val="24"/>
+        </w:rPr>
+        <w:t>An</w:t>
+      </w:r>
+      <w:proofErr w:type="gramEnd"/>
+      <w:r>
+        <w:rPr>
+          <w:sz w:val="24"/>
+          <w:szCs w:val="24"/>
+        </w:rPr>
+        <w:t xml:space="preserve"> Garda Síochána, who noted that the absence of any shareable vetting status across organisations was a recognised limitation of the current system.</w:t>
       </w:r>
     </w:p>
     <w:p>
@@ -10279,7 +9907,7 @@
         <w:spacing w:line="360" w:lineRule="auto"/>
         <w:ind w:left="851" w:hanging="851"/>
       </w:pPr>
-      <w:bookmarkStart w:id="25" w:name="_Toc226814128"/>
+      <w:bookmarkStart w:id="25" w:name="_Toc227090583"/>
       <w:r>
         <w:t>System</w:t>
       </w:r>
@@ -10314,7 +9942,7 @@
           <w:bCs/>
         </w:rPr>
       </w:pPr>
-      <w:bookmarkStart w:id="26" w:name="_Toc226814129"/>
+      <w:bookmarkStart w:id="26" w:name="_Toc227090584"/>
       <w:r>
         <w:rPr>
           <w:b/>
@@ -10327,7 +9955,7 @@
     </w:p>
     <w:p>
       <w:pPr>
-        <w:spacing w:after="0" w:line="360" w:lineRule="auto"/>
+        <w:spacing w:after="120" w:line="360" w:lineRule="auto"/>
         <w:jc w:val="both"/>
         <w:rPr>
           <w:sz w:val="24"/>
@@ -10344,46 +9972,20 @@
     </w:p>
     <w:p>
       <w:pPr>
-        <w:spacing w:after="0" w:line="360" w:lineRule="auto"/>
-        <w:jc w:val="both"/>
-        <w:rPr>
-          <w:i/>
-          <w:iCs/>
-          <w:color w:val="44546A" w:themeColor="text2"/>
-          <w:sz w:val="24"/>
-          <w:szCs w:val="18"/>
-        </w:rPr>
-      </w:pPr>
-    </w:p>
-    <w:p>
-      <w:pPr>
         <w:pStyle w:val="Caption"/>
       </w:pPr>
-      <w:bookmarkStart w:id="27" w:name="_Toc226814093"/>
+      <w:bookmarkStart w:id="27" w:name="_Toc227090134"/>
       <w:r>
         <w:t xml:space="preserve">Table </w:t>
       </w:r>
-      <w:r>
-        <w:fldChar w:fldCharType="begin"/>
-      </w:r>
-      <w:r>
-        <w:instrText xml:space="preserve"> SEQ Table \* ARABIC </w:instrText>
-      </w:r>
-      <w:r>
-        <w:fldChar w:fldCharType="separate"/>
-      </w:r>
-      <w:r>
-        <w:rPr>
-          <w:noProof/>
-        </w:rPr>
-        <w:t>1</w:t>
-      </w:r>
-      <w:r>
-        <w:rPr>
-          <w:noProof/>
-        </w:rPr>
-        <w:fldChar w:fldCharType="end"/>
-      </w:r>
+      <w:fldSimple w:instr=" SEQ Table \* ARABIC ">
+        <w:r>
+          <w:rPr>
+            <w:noProof/>
+          </w:rPr>
+          <w:t>1</w:t>
+        </w:r>
+      </w:fldSimple>
       <w:r>
         <w:t xml:space="preserve">: </w:t>
       </w:r>
@@ -10570,7 +10172,14 @@
                 <w:sz w:val="24"/>
                 <w:szCs w:val="24"/>
               </w:rPr>
-              <w:t>FR2</w:t>
+              <w:t>FR</w:t>
+            </w:r>
+            <w:r>
+              <w:rPr>
+                <w:sz w:val="24"/>
+                <w:szCs w:val="24"/>
+              </w:rPr>
+              <w:t>2</w:t>
             </w:r>
           </w:p>
         </w:tc>
@@ -10592,7 +10201,7 @@
                 <w:sz w:val="24"/>
                 <w:szCs w:val="24"/>
               </w:rPr>
-              <w:t>The system must ensure that each registered user can create only one applicant profile, preventing duplication of vetting records.</w:t>
+              <w:t>The system must allow an authenticated volunteer to log in to their account using their registered email address and password.</w:t>
             </w:r>
           </w:p>
         </w:tc>
@@ -10660,7 +10269,7 @@
                 <w:sz w:val="24"/>
                 <w:szCs w:val="24"/>
               </w:rPr>
-              <w:t>The system must allow a registered volunteer to enter and store their personal vetting information securely within their profile.</w:t>
+              <w:t>The system must ensure that each registered user can create only one applicant profile, preventing duplication of vetting records.</w:t>
             </w:r>
           </w:p>
         </w:tc>
@@ -10728,7 +10337,7 @@
                 <w:sz w:val="24"/>
                 <w:szCs w:val="24"/>
               </w:rPr>
-              <w:t>The system must allow a volunteer to generate a unique access code that can be shared with a registered organisation, enabling that organisation to retrieve the volunteer's stored vetting data.</w:t>
+              <w:t>The system must allow a registered volunteer to enter and store their personal vetting information securely within their profile.</w:t>
             </w:r>
           </w:p>
         </w:tc>
@@ -10796,7 +10405,7 @@
                 <w:sz w:val="24"/>
                 <w:szCs w:val="24"/>
               </w:rPr>
-              <w:t>The system must allow a volunteer to view, update, and delete their stored personal data in accordance with GDPR principles.</w:t>
+              <w:t>The system must allow a volunteer to generate a unique access code that can be shared with a registered organisation, enabling that organisation to retrieve the volunteer's stored vetting data.</w:t>
             </w:r>
           </w:p>
         </w:tc>
@@ -10864,7 +10473,7 @@
                 <w:sz w:val="24"/>
                 <w:szCs w:val="24"/>
               </w:rPr>
-              <w:t>The system must allow a volunteer to export their stored vetting information as a PDF document.</w:t>
+              <w:t>The system must allow a volunteer to view, update, and delete their stored personal data in accordance with GDPR principles.</w:t>
             </w:r>
           </w:p>
         </w:tc>
@@ -10886,7 +10495,7 @@
                 <w:sz w:val="24"/>
                 <w:szCs w:val="24"/>
               </w:rPr>
-              <w:t>Medium</w:t>
+              <w:t>High</w:t>
             </w:r>
           </w:p>
         </w:tc>
@@ -10932,7 +10541,7 @@
                 <w:sz w:val="24"/>
                 <w:szCs w:val="24"/>
               </w:rPr>
-              <w:t>The system must provide an administrative interface to allow management of registered organisations and access requests.</w:t>
+              <w:t>The system must allow a volunteer to export their stored vetting information as a PDF document.</w:t>
             </w:r>
           </w:p>
         </w:tc>
@@ -10954,41 +10563,162 @@
                 <w:sz w:val="24"/>
                 <w:szCs w:val="24"/>
               </w:rPr>
+              <w:t>Medium</w:t>
+            </w:r>
+          </w:p>
+        </w:tc>
+      </w:tr>
+      <w:tr>
+        <w:tc>
+          <w:tcPr>
+            <w:tcW w:w="1876" w:type="dxa"/>
+          </w:tcPr>
+          <w:p>
+            <w:pPr>
+              <w:spacing w:after="0" w:line="360" w:lineRule="auto"/>
+              <w:jc w:val="both"/>
+              <w:rPr>
+                <w:sz w:val="24"/>
+                <w:szCs w:val="24"/>
+              </w:rPr>
+            </w:pPr>
+            <w:r>
+              <w:rPr>
+                <w:sz w:val="24"/>
+                <w:szCs w:val="24"/>
+              </w:rPr>
+              <w:t>FR</w:t>
+            </w:r>
+            <w:r>
+              <w:rPr>
+                <w:sz w:val="24"/>
+                <w:szCs w:val="24"/>
+              </w:rPr>
+              <w:t>8</w:t>
+            </w:r>
+          </w:p>
+        </w:tc>
+        <w:tc>
+          <w:tcPr>
+            <w:tcW w:w="6057" w:type="dxa"/>
+          </w:tcPr>
+          <w:p>
+            <w:pPr>
+              <w:spacing w:after="0" w:line="360" w:lineRule="auto"/>
+              <w:jc w:val="both"/>
+              <w:rPr>
+                <w:sz w:val="24"/>
+                <w:szCs w:val="24"/>
+              </w:rPr>
+            </w:pPr>
+            <w:r>
+              <w:rPr>
+                <w:sz w:val="24"/>
+                <w:szCs w:val="24"/>
+              </w:rPr>
+              <w:t>The system must allow an authenticated volunteer to log out of their account, terminating their active session.</w:t>
+            </w:r>
+          </w:p>
+        </w:tc>
+        <w:tc>
+          <w:tcPr>
+            <w:tcW w:w="1432" w:type="dxa"/>
+          </w:tcPr>
+          <w:p>
+            <w:pPr>
+              <w:spacing w:after="0" w:line="360" w:lineRule="auto"/>
+              <w:jc w:val="both"/>
+              <w:rPr>
+                <w:sz w:val="24"/>
+                <w:szCs w:val="24"/>
+              </w:rPr>
+            </w:pPr>
+            <w:r>
+              <w:rPr>
+                <w:sz w:val="24"/>
+                <w:szCs w:val="24"/>
+              </w:rPr>
+              <w:t>High</w:t>
+            </w:r>
+          </w:p>
+        </w:tc>
+      </w:tr>
+      <w:tr>
+        <w:tc>
+          <w:tcPr>
+            <w:tcW w:w="1876" w:type="dxa"/>
+          </w:tcPr>
+          <w:p>
+            <w:pPr>
+              <w:spacing w:after="0" w:line="360" w:lineRule="auto"/>
+              <w:jc w:val="both"/>
+              <w:rPr>
+                <w:sz w:val="24"/>
+                <w:szCs w:val="24"/>
+              </w:rPr>
+            </w:pPr>
+            <w:r>
+              <w:rPr>
+                <w:sz w:val="24"/>
+                <w:szCs w:val="24"/>
+              </w:rPr>
+              <w:t>FR</w:t>
+            </w:r>
+            <w:r>
+              <w:rPr>
+                <w:sz w:val="24"/>
+                <w:szCs w:val="24"/>
+              </w:rPr>
+              <w:t>9</w:t>
+            </w:r>
+          </w:p>
+        </w:tc>
+        <w:tc>
+          <w:tcPr>
+            <w:tcW w:w="6057" w:type="dxa"/>
+          </w:tcPr>
+          <w:p>
+            <w:pPr>
+              <w:spacing w:after="0" w:line="360" w:lineRule="auto"/>
+              <w:jc w:val="both"/>
+              <w:rPr>
+                <w:sz w:val="24"/>
+                <w:szCs w:val="24"/>
+              </w:rPr>
+            </w:pPr>
+            <w:r>
+              <w:rPr>
+                <w:sz w:val="24"/>
+                <w:szCs w:val="24"/>
+              </w:rPr>
+              <w:t>The system must provide an administrative interface to allow management of registered organisations and access requests.</w:t>
+            </w:r>
+          </w:p>
+        </w:tc>
+        <w:tc>
+          <w:tcPr>
+            <w:tcW w:w="1432" w:type="dxa"/>
+          </w:tcPr>
+          <w:p>
+            <w:pPr>
+              <w:spacing w:after="0" w:line="360" w:lineRule="auto"/>
+              <w:jc w:val="both"/>
+              <w:rPr>
+                <w:sz w:val="24"/>
+                <w:szCs w:val="24"/>
+              </w:rPr>
+            </w:pPr>
+            <w:r>
+              <w:rPr>
+                <w:sz w:val="24"/>
+                <w:szCs w:val="24"/>
+              </w:rPr>
               <w:t>Low</w:t>
             </w:r>
           </w:p>
         </w:tc>
       </w:tr>
     </w:tbl>
-    <w:p>
-      <w:pPr>
-        <w:spacing w:after="0" w:line="360" w:lineRule="auto"/>
-        <w:jc w:val="both"/>
-        <w:rPr>
-          <w:sz w:val="24"/>
-          <w:szCs w:val="24"/>
-        </w:rPr>
-      </w:pPr>
-    </w:p>
-    <w:p>
-      <w:pPr>
-        <w:spacing w:after="160" w:line="259" w:lineRule="auto"/>
-        <w:rPr>
-          <w:rFonts w:asciiTheme="majorHAnsi" w:eastAsiaTheme="majorEastAsia" w:hAnsiTheme="majorHAnsi" w:cstheme="majorBidi"/>
-          <w:b/>
-          <w:bCs/>
-          <w:sz w:val="24"/>
-          <w:szCs w:val="24"/>
-        </w:rPr>
-      </w:pPr>
-      <w:r>
-        <w:rPr>
-          <w:b/>
-          <w:bCs/>
-        </w:rPr>
-        <w:br w:type="page"/>
-      </w:r>
-    </w:p>
     <w:p>
       <w:pPr>
         <w:pStyle w:val="Heading3"/>
@@ -11002,7 +10732,7 @@
           <w:bCs/>
         </w:rPr>
       </w:pPr>
-      <w:bookmarkStart w:id="28" w:name="_Toc226814130"/>
+      <w:bookmarkStart w:id="28" w:name="_Toc227090585"/>
       <w:r>
         <w:rPr>
           <w:b/>
@@ -11058,31 +10788,18 @@
       <w:pPr>
         <w:pStyle w:val="Caption"/>
       </w:pPr>
-      <w:bookmarkStart w:id="29" w:name="_Toc226814094"/>
+      <w:bookmarkStart w:id="29" w:name="_Toc227090135"/>
       <w:r>
         <w:t xml:space="preserve">Table </w:t>
       </w:r>
-      <w:r>
-        <w:fldChar w:fldCharType="begin"/>
-      </w:r>
-      <w:r>
-        <w:instrText xml:space="preserve"> SEQ Table \* ARABIC </w:instrText>
-      </w:r>
-      <w:r>
-        <w:fldChar w:fldCharType="separate"/>
-      </w:r>
-      <w:r>
-        <w:rPr>
-          <w:noProof/>
-        </w:rPr>
-        <w:t>2</w:t>
-      </w:r>
-      <w:r>
-        <w:rPr>
-          <w:noProof/>
-        </w:rPr>
-        <w:fldChar w:fldCharType="end"/>
-      </w:r>
+      <w:fldSimple w:instr=" SEQ Table \* ARABIC ">
+        <w:r>
+          <w:rPr>
+            <w:noProof/>
+          </w:rPr>
+          <w:t>2</w:t>
+        </w:r>
+      </w:fldSimple>
       <w:r>
         <w:t xml:space="preserve">: </w:t>
       </w:r>
@@ -11614,7 +11331,7 @@
           <w:bCs/>
         </w:rPr>
       </w:pPr>
-      <w:bookmarkStart w:id="30" w:name="_Toc226814131"/>
+      <w:bookmarkStart w:id="30" w:name="_Toc227090586"/>
       <w:r>
         <w:rPr>
           <w:b/>
@@ -11670,32 +11387,19 @@
       <w:pPr>
         <w:pStyle w:val="Caption"/>
       </w:pPr>
-      <w:bookmarkStart w:id="31" w:name="_Toc226814095"/>
+      <w:bookmarkStart w:id="31" w:name="_Toc227090136"/>
       <w:r>
         <w:lastRenderedPageBreak/>
         <w:t xml:space="preserve">Table </w:t>
       </w:r>
-      <w:r>
-        <w:fldChar w:fldCharType="begin"/>
-      </w:r>
-      <w:r>
-        <w:instrText xml:space="preserve"> SEQ Table \* ARABIC </w:instrText>
-      </w:r>
-      <w:r>
-        <w:fldChar w:fldCharType="separate"/>
-      </w:r>
-      <w:r>
-        <w:rPr>
-          <w:noProof/>
-        </w:rPr>
-        <w:t>3</w:t>
-      </w:r>
-      <w:r>
-        <w:rPr>
-          <w:noProof/>
-        </w:rPr>
-        <w:fldChar w:fldCharType="end"/>
-      </w:r>
+      <w:fldSimple w:instr=" SEQ Table \* ARABIC ">
+        <w:r>
+          <w:rPr>
+            <w:noProof/>
+          </w:rPr>
+          <w:t>4</w:t>
+        </w:r>
+      </w:fldSimple>
       <w:r>
         <w:t xml:space="preserve">: User Story - </w:t>
       </w:r>
@@ -12086,6 +11790,32 @@
               <w:t xml:space="preserve"> Upon successful registration I am directed to my profile page</w:t>
             </w:r>
           </w:p>
+          <w:p>
+            <w:pPr>
+              <w:spacing w:after="0" w:line="360" w:lineRule="auto"/>
+              <w:jc w:val="both"/>
+              <w:rPr>
+                <w:sz w:val="24"/>
+                <w:szCs w:val="24"/>
+              </w:rPr>
+            </w:pPr>
+            <w:r>
+              <w:rPr>
+                <w:b/>
+                <w:bCs/>
+                <w:sz w:val="24"/>
+                <w:szCs w:val="24"/>
+              </w:rPr>
+              <w:t>AC6:</w:t>
+            </w:r>
+            <w:r>
+              <w:rPr>
+                <w:sz w:val="24"/>
+                <w:szCs w:val="24"/>
+              </w:rPr>
+              <w:t xml:space="preserve"> Upon successful registration I am automatically logged in to the system</w:t>
+            </w:r>
+          </w:p>
         </w:tc>
       </w:tr>
     </w:tbl>
@@ -12103,7 +11833,7 @@
       <w:pPr>
         <w:pStyle w:val="Caption"/>
       </w:pPr>
-      <w:bookmarkStart w:id="32" w:name="_Toc226814096"/>
+      <w:bookmarkStart w:id="32" w:name="_Toc227090137"/>
       <w:r>
         <w:t xml:space="preserve">Table </w:t>
       </w:r>
@@ -12120,21 +11850,508 @@
         <w:rPr>
           <w:noProof/>
         </w:rPr>
-        <w:t>4</w:t>
-      </w:r>
-      <w:r>
-        <w:rPr>
-          <w:noProof/>
-        </w:rPr>
+        <w:t>3</w:t>
+      </w:r>
+      <w:r>
         <w:fldChar w:fldCharType="end"/>
       </w:r>
       <w:r>
         <w:t xml:space="preserve">: </w:t>
       </w:r>
       <w:r>
+        <w:t>User Story</w:t>
+      </w:r>
+      <w:r>
+        <w:t xml:space="preserve"> - Login</w:t>
+      </w:r>
+      <w:bookmarkEnd w:id="32"/>
+    </w:p>
+    <w:tbl>
+      <w:tblPr>
+        <w:tblStyle w:val="TableGrid"/>
+        <w:tblW w:w="0" w:type="auto"/>
+        <w:tblLook w:val="04A0" w:firstRow="1" w:lastRow="0" w:firstColumn="1" w:lastColumn="0" w:noHBand="0" w:noVBand="1"/>
+      </w:tblPr>
+      <w:tblGrid>
+        <w:gridCol w:w="4479"/>
+        <w:gridCol w:w="2268"/>
+        <w:gridCol w:w="2268"/>
+      </w:tblGrid>
+      <w:tr>
+        <w:tc>
+          <w:tcPr>
+            <w:tcW w:w="4479" w:type="dxa"/>
+          </w:tcPr>
+          <w:p>
+            <w:pPr>
+              <w:spacing w:after="0" w:line="360" w:lineRule="auto"/>
+              <w:jc w:val="both"/>
+              <w:rPr>
+                <w:b/>
+                <w:bCs/>
+                <w:sz w:val="24"/>
+                <w:szCs w:val="24"/>
+              </w:rPr>
+            </w:pPr>
+            <w:r>
+              <w:rPr>
+                <w:b/>
+                <w:bCs/>
+                <w:sz w:val="24"/>
+                <w:szCs w:val="24"/>
+              </w:rPr>
+              <w:t xml:space="preserve">Title: </w:t>
+            </w:r>
+            <w:r>
+              <w:rPr>
+                <w:sz w:val="24"/>
+                <w:szCs w:val="24"/>
+              </w:rPr>
+              <w:t>Login</w:t>
+            </w:r>
+          </w:p>
+        </w:tc>
+        <w:tc>
+          <w:tcPr>
+            <w:tcW w:w="2268" w:type="dxa"/>
+          </w:tcPr>
+          <w:p>
+            <w:pPr>
+              <w:spacing w:after="0" w:line="360" w:lineRule="auto"/>
+              <w:jc w:val="both"/>
+              <w:rPr>
+                <w:b/>
+                <w:bCs/>
+                <w:sz w:val="24"/>
+                <w:szCs w:val="24"/>
+              </w:rPr>
+            </w:pPr>
+            <w:r>
+              <w:rPr>
+                <w:b/>
+                <w:bCs/>
+                <w:sz w:val="24"/>
+                <w:szCs w:val="24"/>
+              </w:rPr>
+              <w:t xml:space="preserve">Priority: </w:t>
+            </w:r>
+            <w:r>
+              <w:rPr>
+                <w:sz w:val="24"/>
+                <w:szCs w:val="24"/>
+              </w:rPr>
+              <w:t>High</w:t>
+            </w:r>
+          </w:p>
+        </w:tc>
+        <w:tc>
+          <w:tcPr>
+            <w:tcW w:w="2268" w:type="dxa"/>
+          </w:tcPr>
+          <w:p>
+            <w:pPr>
+              <w:spacing w:after="0" w:line="360" w:lineRule="auto"/>
+              <w:jc w:val="both"/>
+              <w:rPr>
+                <w:b/>
+                <w:bCs/>
+                <w:sz w:val="24"/>
+                <w:szCs w:val="24"/>
+              </w:rPr>
+            </w:pPr>
+            <w:r>
+              <w:rPr>
+                <w:b/>
+                <w:bCs/>
+                <w:sz w:val="24"/>
+                <w:szCs w:val="24"/>
+              </w:rPr>
+              <w:t xml:space="preserve">Estimate: </w:t>
+            </w:r>
+            <w:r>
+              <w:rPr>
+                <w:sz w:val="24"/>
+                <w:szCs w:val="24"/>
+              </w:rPr>
+              <w:t>1</w:t>
+            </w:r>
+          </w:p>
+        </w:tc>
+      </w:tr>
+      <w:tr>
+        <w:tc>
+          <w:tcPr>
+            <w:tcW w:w="4479" w:type="dxa"/>
+            <w:gridSpan w:val="3"/>
+          </w:tcPr>
+          <w:p>
+            <w:pPr>
+              <w:spacing w:after="0" w:line="360" w:lineRule="auto"/>
+              <w:jc w:val="both"/>
+              <w:rPr>
+                <w:sz w:val="24"/>
+                <w:szCs w:val="24"/>
+              </w:rPr>
+            </w:pPr>
+            <w:r>
+              <w:rPr>
+                <w:b/>
+                <w:bCs/>
+                <w:sz w:val="24"/>
+                <w:szCs w:val="24"/>
+              </w:rPr>
+              <w:t xml:space="preserve">As a </w:t>
+            </w:r>
+            <w:r>
+              <w:rPr>
+                <w:sz w:val="24"/>
+                <w:szCs w:val="24"/>
+              </w:rPr>
+              <w:t>volunteer</w:t>
+            </w:r>
+          </w:p>
+          <w:p>
+            <w:pPr>
+              <w:spacing w:after="0" w:line="360" w:lineRule="auto"/>
+              <w:jc w:val="both"/>
+              <w:rPr>
+                <w:b/>
+                <w:bCs/>
+                <w:sz w:val="24"/>
+                <w:szCs w:val="24"/>
+              </w:rPr>
+            </w:pPr>
+            <w:r>
+              <w:rPr>
+                <w:b/>
+                <w:bCs/>
+                <w:sz w:val="24"/>
+                <w:szCs w:val="24"/>
+              </w:rPr>
+              <w:t xml:space="preserve">I want to </w:t>
+            </w:r>
+            <w:r>
+              <w:rPr>
+                <w:sz w:val="24"/>
+                <w:szCs w:val="24"/>
+              </w:rPr>
+              <w:t>log in to my account</w:t>
+            </w:r>
+          </w:p>
+          <w:p>
+            <w:pPr>
+              <w:spacing w:after="0" w:line="360" w:lineRule="auto"/>
+              <w:jc w:val="both"/>
+              <w:rPr>
+                <w:sz w:val="24"/>
+                <w:szCs w:val="24"/>
+              </w:rPr>
+            </w:pPr>
+            <w:r>
+              <w:rPr>
+                <w:b/>
+                <w:bCs/>
+                <w:sz w:val="24"/>
+                <w:szCs w:val="24"/>
+              </w:rPr>
+              <w:t xml:space="preserve">so that I can </w:t>
+            </w:r>
+            <w:r>
+              <w:rPr>
+                <w:sz w:val="24"/>
+                <w:szCs w:val="24"/>
+              </w:rPr>
+              <w:t>securely access my stored vetting information</w:t>
+            </w:r>
+          </w:p>
+        </w:tc>
+      </w:tr>
+      <w:tr>
+        <w:tc>
+          <w:tcPr>
+            <w:tcW w:w="4479" w:type="dxa"/>
+            <w:gridSpan w:val="3"/>
+          </w:tcPr>
+          <w:p>
+            <w:pPr>
+              <w:spacing w:after="0" w:line="360" w:lineRule="auto"/>
+              <w:jc w:val="both"/>
+              <w:rPr>
+                <w:b/>
+                <w:bCs/>
+                <w:sz w:val="24"/>
+                <w:szCs w:val="24"/>
+              </w:rPr>
+            </w:pPr>
+            <w:r>
+              <w:rPr>
+                <w:b/>
+                <w:bCs/>
+                <w:sz w:val="24"/>
+                <w:szCs w:val="24"/>
+              </w:rPr>
+              <w:t xml:space="preserve">Acceptance </w:t>
+            </w:r>
+            <w:r>
+              <w:rPr>
+                <w:b/>
+                <w:bCs/>
+                <w:sz w:val="24"/>
+                <w:szCs w:val="24"/>
+              </w:rPr>
+              <w:t>c</w:t>
+            </w:r>
+            <w:r>
+              <w:rPr>
+                <w:b/>
+                <w:bCs/>
+                <w:sz w:val="24"/>
+                <w:szCs w:val="24"/>
+              </w:rPr>
+              <w:t>riteria</w:t>
+            </w:r>
+          </w:p>
+          <w:p>
+            <w:pPr>
+              <w:spacing w:after="0" w:line="360" w:lineRule="auto"/>
+              <w:jc w:val="both"/>
+              <w:rPr>
+                <w:sz w:val="24"/>
+                <w:szCs w:val="24"/>
+              </w:rPr>
+            </w:pPr>
+            <w:r>
+              <w:rPr>
+                <w:b/>
+                <w:bCs/>
+                <w:sz w:val="24"/>
+                <w:szCs w:val="24"/>
+              </w:rPr>
+              <w:t>AC1:</w:t>
+            </w:r>
+            <w:r>
+              <w:rPr>
+                <w:sz w:val="24"/>
+                <w:szCs w:val="24"/>
+              </w:rPr>
+              <w:t xml:space="preserve"> I can navigate to </w:t>
+            </w:r>
+            <w:r>
+              <w:rPr>
+                <w:sz w:val="24"/>
+                <w:szCs w:val="24"/>
+              </w:rPr>
+              <w:t>a login</w:t>
+            </w:r>
+            <w:r>
+              <w:rPr>
+                <w:sz w:val="24"/>
+                <w:szCs w:val="24"/>
+              </w:rPr>
+              <w:t xml:space="preserve"> page from the application home screen</w:t>
+            </w:r>
+          </w:p>
+          <w:p>
+            <w:pPr>
+              <w:spacing w:after="0" w:line="360" w:lineRule="auto"/>
+              <w:jc w:val="both"/>
+              <w:rPr>
+                <w:sz w:val="24"/>
+                <w:szCs w:val="24"/>
+              </w:rPr>
+            </w:pPr>
+            <w:r>
+              <w:rPr>
+                <w:b/>
+                <w:bCs/>
+                <w:sz w:val="24"/>
+                <w:szCs w:val="24"/>
+              </w:rPr>
+              <w:t>AC2:</w:t>
+            </w:r>
+            <w:r>
+              <w:rPr>
+                <w:sz w:val="24"/>
+                <w:szCs w:val="24"/>
+              </w:rPr>
+              <w:t xml:space="preserve"> I can enter my email address and password to </w:t>
+            </w:r>
+            <w:r>
+              <w:rPr>
+                <w:sz w:val="24"/>
+                <w:szCs w:val="24"/>
+              </w:rPr>
+              <w:t>log in</w:t>
+            </w:r>
+          </w:p>
+          <w:p>
+            <w:pPr>
+              <w:spacing w:after="0" w:line="360" w:lineRule="auto"/>
+              <w:jc w:val="both"/>
+              <w:rPr>
+                <w:sz w:val="24"/>
+                <w:szCs w:val="24"/>
+              </w:rPr>
+            </w:pPr>
+            <w:r>
+              <w:rPr>
+                <w:b/>
+                <w:bCs/>
+                <w:sz w:val="24"/>
+                <w:szCs w:val="24"/>
+              </w:rPr>
+              <w:t>AC3:</w:t>
+            </w:r>
+            <w:r>
+              <w:rPr>
+                <w:sz w:val="24"/>
+                <w:szCs w:val="24"/>
+              </w:rPr>
+              <w:t xml:space="preserve"> I receive a validation error if I </w:t>
+            </w:r>
+            <w:r>
+              <w:rPr>
+                <w:sz w:val="24"/>
+                <w:szCs w:val="24"/>
+              </w:rPr>
+              <w:t>enter incorrect credentials</w:t>
+            </w:r>
+          </w:p>
+          <w:p>
+            <w:pPr>
+              <w:spacing w:after="0" w:line="360" w:lineRule="auto"/>
+              <w:jc w:val="both"/>
+              <w:rPr>
+                <w:sz w:val="24"/>
+                <w:szCs w:val="24"/>
+              </w:rPr>
+            </w:pPr>
+            <w:r>
+              <w:rPr>
+                <w:b/>
+                <w:bCs/>
+                <w:sz w:val="24"/>
+                <w:szCs w:val="24"/>
+              </w:rPr>
+              <w:t>AC4:</w:t>
+            </w:r>
+            <w:r>
+              <w:rPr>
+                <w:sz w:val="24"/>
+                <w:szCs w:val="24"/>
+              </w:rPr>
+              <w:t xml:space="preserve"> I receive a validation error if required fields are left empty</w:t>
+            </w:r>
+          </w:p>
+          <w:p>
+            <w:pPr>
+              <w:spacing w:after="0" w:line="360" w:lineRule="auto"/>
+              <w:jc w:val="both"/>
+              <w:rPr>
+                <w:sz w:val="24"/>
+                <w:szCs w:val="24"/>
+              </w:rPr>
+            </w:pPr>
+            <w:r>
+              <w:rPr>
+                <w:b/>
+                <w:bCs/>
+                <w:sz w:val="24"/>
+                <w:szCs w:val="24"/>
+              </w:rPr>
+              <w:t>AC5:</w:t>
+            </w:r>
+            <w:r>
+              <w:rPr>
+                <w:sz w:val="24"/>
+                <w:szCs w:val="24"/>
+              </w:rPr>
+              <w:t xml:space="preserve"> Upon successful </w:t>
+            </w:r>
+            <w:r>
+              <w:rPr>
+                <w:sz w:val="24"/>
+                <w:szCs w:val="24"/>
+              </w:rPr>
+              <w:t>login</w:t>
+            </w:r>
+            <w:r>
+              <w:rPr>
+                <w:sz w:val="24"/>
+                <w:szCs w:val="24"/>
+              </w:rPr>
+              <w:t xml:space="preserve"> I am directed to my profile page</w:t>
+            </w:r>
+          </w:p>
+          <w:p>
+            <w:pPr>
+              <w:spacing w:after="0" w:line="360" w:lineRule="auto"/>
+              <w:jc w:val="both"/>
+              <w:rPr>
+                <w:sz w:val="24"/>
+                <w:szCs w:val="24"/>
+              </w:rPr>
+            </w:pPr>
+            <w:r>
+              <w:rPr>
+                <w:b/>
+                <w:bCs/>
+                <w:sz w:val="24"/>
+                <w:szCs w:val="24"/>
+              </w:rPr>
+              <w:t>AC6:</w:t>
+            </w:r>
+            <w:r>
+              <w:rPr>
+                <w:sz w:val="24"/>
+                <w:szCs w:val="24"/>
+              </w:rPr>
+              <w:t xml:space="preserve"> I can log out of my account from any authenticated page</w:t>
+            </w:r>
+          </w:p>
+        </w:tc>
+      </w:tr>
+    </w:tbl>
+    <w:p/>
+    <w:p>
+      <w:pPr>
+        <w:spacing w:after="160" w:line="259" w:lineRule="auto"/>
+        <w:rPr>
+          <w:i/>
+          <w:iCs/>
+          <w:color w:val="44546A" w:themeColor="text2"/>
+          <w:sz w:val="24"/>
+          <w:szCs w:val="18"/>
+        </w:rPr>
+      </w:pPr>
+      <w:r>
+        <w:br w:type="page"/>
+      </w:r>
+    </w:p>
+    <w:p>
+      <w:pPr>
+        <w:pStyle w:val="Caption"/>
+      </w:pPr>
+      <w:bookmarkStart w:id="33" w:name="_Toc227090138"/>
+      <w:r>
+        <w:lastRenderedPageBreak/>
+        <w:t xml:space="preserve">Table </w:t>
+      </w:r>
+      <w:fldSimple w:instr=" SEQ Table \* ARABIC ">
+        <w:r>
+          <w:rPr>
+            <w:noProof/>
+          </w:rPr>
+          <w:t>5</w:t>
+        </w:r>
+      </w:fldSimple>
+      <w:r>
+        <w:t xml:space="preserve">: </w:t>
+      </w:r>
+      <w:r>
         <w:t>User Story - Create Applicant Profile</w:t>
       </w:r>
-      <w:bookmarkEnd w:id="32"/>
+      <w:bookmarkEnd w:id="33"/>
     </w:p>
     <w:tbl>
       <w:tblPr>
@@ -12465,27 +12682,60 @@
               <w:spacing w:after="0" w:line="360" w:lineRule="auto"/>
               <w:jc w:val="both"/>
               <w:rPr>
+                <w:sz w:val="24"/>
+                <w:szCs w:val="24"/>
+              </w:rPr>
+            </w:pPr>
+            <w:r>
+              <w:rPr>
                 <w:b/>
                 <w:bCs/>
                 <w:sz w:val="24"/>
                 <w:szCs w:val="24"/>
               </w:rPr>
-            </w:pPr>
-            <w:r>
+              <w:t xml:space="preserve">AC4: </w:t>
+            </w:r>
+            <w:r>
+              <w:rPr>
+                <w:sz w:val="24"/>
+                <w:szCs w:val="24"/>
+              </w:rPr>
+              <w:t>Upon successful submission my profile is saved and I can view it</w:t>
+            </w:r>
+          </w:p>
+          <w:p>
+            <w:pPr>
+              <w:spacing w:after="0" w:line="360" w:lineRule="auto"/>
+              <w:jc w:val="both"/>
               <w:rPr>
                 <w:b/>
                 <w:bCs/>
                 <w:sz w:val="24"/>
                 <w:szCs w:val="24"/>
               </w:rPr>
-              <w:t xml:space="preserve">AC4: </w:t>
-            </w:r>
-            <w:r>
-              <w:rPr>
-                <w:sz w:val="24"/>
-                <w:szCs w:val="24"/>
-              </w:rPr>
-              <w:t>Upon successful submission my profile is saved and I can view it</w:t>
+            </w:pPr>
+            <w:r>
+              <w:rPr>
+                <w:b/>
+                <w:bCs/>
+                <w:sz w:val="24"/>
+                <w:szCs w:val="24"/>
+              </w:rPr>
+              <w:t>AC5:</w:t>
+            </w:r>
+            <w:r>
+              <w:rPr>
+                <w:sz w:val="24"/>
+                <w:szCs w:val="24"/>
+              </w:rPr>
+              <w:t xml:space="preserve"> </w:t>
+            </w:r>
+            <w:r>
+              <w:rPr>
+                <w:sz w:val="24"/>
+                <w:szCs w:val="24"/>
+              </w:rPr>
+              <w:t>I must be logged in to access the Create Applicant Profile page</w:t>
             </w:r>
           </w:p>
         </w:tc>
@@ -12503,71 +12753,42 @@
     </w:p>
     <w:p>
       <w:pPr>
-        <w:spacing w:after="160" w:line="259" w:lineRule="auto"/>
-        <w:rPr>
-          <w:i/>
-          <w:iCs/>
-          <w:color w:val="44546A" w:themeColor="text2"/>
-          <w:sz w:val="24"/>
-          <w:szCs w:val="18"/>
-        </w:rPr>
-      </w:pPr>
-      <w:r>
-        <w:br w:type="page"/>
-      </w:r>
-    </w:p>
-    <w:p>
-      <w:pPr>
         <w:pStyle w:val="Caption"/>
       </w:pPr>
-      <w:bookmarkStart w:id="33" w:name="_Toc226814097"/>
-      <w:r>
-        <w:lastRenderedPageBreak/>
+      <w:bookmarkStart w:id="34" w:name="_Toc227090139"/>
+      <w:r>
         <w:t xml:space="preserve">Table </w:t>
       </w:r>
-      <w:r>
-        <w:fldChar w:fldCharType="begin"/>
-      </w:r>
-      <w:r>
-        <w:instrText xml:space="preserve"> SEQ Table \* ARABIC </w:instrText>
-      </w:r>
-      <w:r>
-        <w:fldChar w:fldCharType="separate"/>
+      <w:fldSimple w:instr=" SEQ Table \* ARABIC ">
+        <w:r>
+          <w:rPr>
+            <w:noProof/>
+          </w:rPr>
+          <w:t>6</w:t>
+        </w:r>
+      </w:fldSimple>
+      <w:r>
+        <w:t xml:space="preserve">: </w:t>
+      </w:r>
+      <w:r>
+        <w:t xml:space="preserve">User Story </w:t>
+      </w:r>
+      <w:r>
+        <w:t>-</w:t>
       </w:r>
       <w:r>
         <w:rPr>
           <w:noProof/>
         </w:rPr>
-        <w:t>5</w:t>
+        <w:t xml:space="preserve"> </w:t>
       </w:r>
       <w:r>
         <w:rPr>
           <w:noProof/>
         </w:rPr>
-        <w:fldChar w:fldCharType="end"/>
-      </w:r>
-      <w:r>
-        <w:t xml:space="preserve">: </w:t>
-      </w:r>
-      <w:r>
-        <w:t xml:space="preserve">User Story </w:t>
-      </w:r>
-      <w:r>
-        <w:t>-</w:t>
-      </w:r>
-      <w:r>
-        <w:rPr>
-          <w:noProof/>
-        </w:rPr>
-        <w:t xml:space="preserve"> </w:t>
-      </w:r>
-      <w:r>
-        <w:rPr>
-          <w:noProof/>
-        </w:rPr>
         <w:t>Generate and Share Access Code</w:t>
       </w:r>
-      <w:bookmarkEnd w:id="33"/>
+      <w:bookmarkEnd w:id="34"/>
     </w:p>
     <w:tbl>
       <w:tblPr>
@@ -12898,27 +13119,60 @@
               <w:spacing w:after="0" w:line="360" w:lineRule="auto"/>
               <w:jc w:val="both"/>
               <w:rPr>
+                <w:sz w:val="24"/>
+                <w:szCs w:val="24"/>
+              </w:rPr>
+            </w:pPr>
+            <w:r>
+              <w:rPr>
                 <w:b/>
                 <w:bCs/>
                 <w:sz w:val="24"/>
                 <w:szCs w:val="24"/>
               </w:rPr>
-            </w:pPr>
-            <w:r>
+              <w:t xml:space="preserve">AC4: </w:t>
+            </w:r>
+            <w:r>
+              <w:rPr>
+                <w:sz w:val="24"/>
+                <w:szCs w:val="24"/>
+              </w:rPr>
+              <w:t>An organisation can use the access code to retrieve my stored vetting information</w:t>
+            </w:r>
+          </w:p>
+          <w:p>
+            <w:pPr>
+              <w:spacing w:after="0" w:line="360" w:lineRule="auto"/>
+              <w:jc w:val="both"/>
               <w:rPr>
                 <w:b/>
                 <w:bCs/>
                 <w:sz w:val="24"/>
                 <w:szCs w:val="24"/>
               </w:rPr>
-              <w:t xml:space="preserve">AC4: </w:t>
-            </w:r>
-            <w:r>
-              <w:rPr>
-                <w:sz w:val="24"/>
-                <w:szCs w:val="24"/>
-              </w:rPr>
-              <w:t>An organisation can use the access code to retrieve my stored vetting information</w:t>
+            </w:pPr>
+            <w:r>
+              <w:rPr>
+                <w:b/>
+                <w:bCs/>
+                <w:sz w:val="24"/>
+                <w:szCs w:val="24"/>
+              </w:rPr>
+              <w:t>AC5:</w:t>
+            </w:r>
+            <w:r>
+              <w:rPr>
+                <w:sz w:val="24"/>
+                <w:szCs w:val="24"/>
+              </w:rPr>
+              <w:t xml:space="preserve"> </w:t>
+            </w:r>
+            <w:r>
+              <w:rPr>
+                <w:sz w:val="24"/>
+                <w:szCs w:val="24"/>
+              </w:rPr>
+              <w:t>I must have a completed applicant profile before I can generate an access code</w:t>
             </w:r>
           </w:p>
         </w:tc>
@@ -12936,52 +13190,55 @@
     </w:p>
     <w:p>
       <w:pPr>
+        <w:spacing w:after="160" w:line="259" w:lineRule="auto"/>
+        <w:rPr>
+          <w:i/>
+          <w:iCs/>
+          <w:color w:val="44546A" w:themeColor="text2"/>
+          <w:sz w:val="24"/>
+          <w:szCs w:val="18"/>
+        </w:rPr>
+      </w:pPr>
+      <w:r>
+        <w:br w:type="page"/>
+      </w:r>
+    </w:p>
+    <w:p>
+      <w:pPr>
         <w:pStyle w:val="Caption"/>
       </w:pPr>
-      <w:bookmarkStart w:id="34" w:name="_Toc226814098"/>
-      <w:r>
+      <w:bookmarkStart w:id="35" w:name="_Toc227090140"/>
+      <w:r>
+        <w:lastRenderedPageBreak/>
         <w:t xml:space="preserve">Table </w:t>
       </w:r>
-      <w:r>
-        <w:fldChar w:fldCharType="begin"/>
-      </w:r>
-      <w:r>
-        <w:instrText xml:space="preserve"> SEQ Table \* ARABIC </w:instrText>
-      </w:r>
-      <w:r>
-        <w:fldChar w:fldCharType="separate"/>
+      <w:fldSimple w:instr=" SEQ Table \* ARABIC ">
+        <w:r>
+          <w:rPr>
+            <w:noProof/>
+          </w:rPr>
+          <w:t>7</w:t>
+        </w:r>
+      </w:fldSimple>
+      <w:r>
+        <w:t xml:space="preserve">: </w:t>
+      </w:r>
+      <w:r>
+        <w:t>User Story -</w:t>
       </w:r>
       <w:r>
         <w:rPr>
           <w:noProof/>
         </w:rPr>
-        <w:t>6</w:t>
+        <w:t xml:space="preserve"> </w:t>
       </w:r>
       <w:r>
         <w:rPr>
           <w:noProof/>
         </w:rPr>
-        <w:fldChar w:fldCharType="end"/>
-      </w:r>
-      <w:r>
-        <w:t xml:space="preserve">: </w:t>
-      </w:r>
-      <w:r>
-        <w:t>User Story -</w:t>
-      </w:r>
-      <w:r>
-        <w:rPr>
-          <w:noProof/>
-        </w:rPr>
-        <w:t xml:space="preserve"> </w:t>
-      </w:r>
-      <w:r>
-        <w:rPr>
-          <w:noProof/>
-        </w:rPr>
         <w:t>Manage Personal Data</w:t>
       </w:r>
-      <w:bookmarkEnd w:id="34"/>
+      <w:bookmarkEnd w:id="35"/>
     </w:p>
     <w:tbl>
       <w:tblPr>
@@ -13367,56 +13624,27 @@
     </w:p>
     <w:p>
       <w:pPr>
-        <w:spacing w:after="160" w:line="259" w:lineRule="auto"/>
-        <w:rPr>
-          <w:i/>
-          <w:iCs/>
-          <w:color w:val="44546A" w:themeColor="text2"/>
-          <w:sz w:val="24"/>
-          <w:szCs w:val="18"/>
-        </w:rPr>
-      </w:pPr>
-      <w:r>
-        <w:br w:type="page"/>
-      </w:r>
-    </w:p>
-    <w:p>
-      <w:pPr>
         <w:pStyle w:val="Caption"/>
       </w:pPr>
-      <w:bookmarkStart w:id="35" w:name="_Toc226814099"/>
-      <w:r>
-        <w:lastRenderedPageBreak/>
+      <w:bookmarkStart w:id="36" w:name="_Toc227090141"/>
+      <w:r>
         <w:t xml:space="preserve">Table </w:t>
       </w:r>
-      <w:r>
-        <w:fldChar w:fldCharType="begin"/>
-      </w:r>
-      <w:r>
-        <w:instrText xml:space="preserve"> SEQ Table \* ARABIC </w:instrText>
-      </w:r>
-      <w:r>
-        <w:fldChar w:fldCharType="separate"/>
-      </w:r>
-      <w:r>
-        <w:rPr>
-          <w:noProof/>
-        </w:rPr>
-        <w:t>7</w:t>
-      </w:r>
-      <w:r>
-        <w:rPr>
-          <w:noProof/>
-        </w:rPr>
-        <w:fldChar w:fldCharType="end"/>
-      </w:r>
+      <w:fldSimple w:instr=" SEQ Table \* ARABIC ">
+        <w:r>
+          <w:rPr>
+            <w:noProof/>
+          </w:rPr>
+          <w:t>8</w:t>
+        </w:r>
+      </w:fldSimple>
       <w:r>
         <w:t xml:space="preserve">: </w:t>
       </w:r>
       <w:r>
         <w:t>User Story - Export Vetting Data as PDF</w:t>
       </w:r>
-      <w:bookmarkEnd w:id="35"/>
+      <w:bookmarkEnd w:id="36"/>
     </w:p>
     <w:tbl>
       <w:tblPr>
@@ -13723,27 +13951,53 @@
               <w:spacing w:after="0" w:line="360" w:lineRule="auto"/>
               <w:jc w:val="both"/>
               <w:rPr>
+                <w:sz w:val="24"/>
+                <w:szCs w:val="24"/>
+              </w:rPr>
+            </w:pPr>
+            <w:r>
+              <w:rPr>
                 <w:b/>
                 <w:bCs/>
                 <w:sz w:val="24"/>
                 <w:szCs w:val="24"/>
               </w:rPr>
-            </w:pPr>
-            <w:r>
+              <w:t xml:space="preserve">AC3: </w:t>
+            </w:r>
+            <w:r>
+              <w:rPr>
+                <w:sz w:val="24"/>
+                <w:szCs w:val="24"/>
+              </w:rPr>
+              <w:t>The PDF is generated and available for download without delay</w:t>
+            </w:r>
+          </w:p>
+          <w:p>
+            <w:pPr>
+              <w:spacing w:after="0" w:line="360" w:lineRule="auto"/>
+              <w:jc w:val="both"/>
               <w:rPr>
                 <w:b/>
                 <w:bCs/>
                 <w:sz w:val="24"/>
                 <w:szCs w:val="24"/>
               </w:rPr>
-              <w:t xml:space="preserve">AC3: </w:t>
-            </w:r>
-            <w:r>
-              <w:rPr>
-                <w:sz w:val="24"/>
-                <w:szCs w:val="24"/>
-              </w:rPr>
-              <w:t>The PDF is generated and available for download without delay</w:t>
+            </w:pPr>
+            <w:r>
+              <w:rPr>
+                <w:b/>
+                <w:bCs/>
+                <w:sz w:val="24"/>
+                <w:szCs w:val="24"/>
+              </w:rPr>
+              <w:t xml:space="preserve">AC4: </w:t>
+            </w:r>
+            <w:r>
+              <w:rPr>
+                <w:sz w:val="24"/>
+                <w:szCs w:val="24"/>
+              </w:rPr>
+              <w:t>I must have a completed applicant profile before I can export a PDF</w:t>
             </w:r>
           </w:p>
         </w:tc>
@@ -13758,6 +14012,25 @@
           <w:szCs w:val="24"/>
         </w:rPr>
       </w:pPr>
+    </w:p>
+    <w:p>
+      <w:pPr>
+        <w:spacing w:after="160" w:line="259" w:lineRule="auto"/>
+        <w:rPr>
+          <w:rFonts w:asciiTheme="majorHAnsi" w:eastAsiaTheme="majorEastAsia" w:hAnsiTheme="majorHAnsi" w:cstheme="majorBidi"/>
+          <w:b/>
+          <w:bCs/>
+          <w:sz w:val="24"/>
+          <w:szCs w:val="24"/>
+        </w:rPr>
+      </w:pPr>
+      <w:r>
+        <w:rPr>
+          <w:b/>
+          <w:bCs/>
+        </w:rPr>
+        <w:br w:type="page"/>
+      </w:r>
     </w:p>
     <w:p>
       <w:pPr>
@@ -13772,15 +14045,16 @@
           <w:bCs/>
         </w:rPr>
       </w:pPr>
-      <w:bookmarkStart w:id="36" w:name="_Toc226814132"/>
+      <w:bookmarkStart w:id="37" w:name="_Toc227090587"/>
       <w:r>
         <w:rPr>
           <w:b/>
           <w:bCs/>
         </w:rPr>
+        <w:lastRenderedPageBreak/>
         <w:t>Software Requirements</w:t>
       </w:r>
-      <w:bookmarkEnd w:id="36"/>
+      <w:bookmarkEnd w:id="37"/>
     </w:p>
     <w:p>
       <w:pPr>
@@ -13803,38 +14077,25 @@
       <w:pPr>
         <w:pStyle w:val="Caption"/>
       </w:pPr>
-      <w:bookmarkStart w:id="37" w:name="_Toc226814100"/>
+      <w:bookmarkStart w:id="38" w:name="_Toc227090142"/>
       <w:r>
         <w:t xml:space="preserve">Table </w:t>
       </w:r>
-      <w:r>
-        <w:fldChar w:fldCharType="begin"/>
-      </w:r>
-      <w:r>
-        <w:instrText xml:space="preserve"> SEQ Table \* ARABIC </w:instrText>
-      </w:r>
-      <w:r>
-        <w:fldChar w:fldCharType="separate"/>
-      </w:r>
-      <w:r>
-        <w:rPr>
-          <w:noProof/>
-        </w:rPr>
-        <w:t>8</w:t>
-      </w:r>
-      <w:r>
-        <w:rPr>
-          <w:noProof/>
-        </w:rPr>
-        <w:fldChar w:fldCharType="end"/>
-      </w:r>
+      <w:fldSimple w:instr=" SEQ Table \* ARABIC ">
+        <w:r>
+          <w:rPr>
+            <w:noProof/>
+          </w:rPr>
+          <w:t>9</w:t>
+        </w:r>
+      </w:fldSimple>
       <w:r>
         <w:t xml:space="preserve">: </w:t>
       </w:r>
       <w:r>
         <w:t>Software Requirements</w:t>
       </w:r>
-      <w:bookmarkEnd w:id="37"/>
+      <w:bookmarkEnd w:id="38"/>
     </w:p>
     <w:tbl>
       <w:tblPr>
@@ -14487,25 +14748,6 @@
     </w:p>
     <w:p>
       <w:pPr>
-        <w:spacing w:after="160" w:line="259" w:lineRule="auto"/>
-        <w:rPr>
-          <w:rFonts w:asciiTheme="majorHAnsi" w:eastAsiaTheme="majorEastAsia" w:hAnsiTheme="majorHAnsi" w:cstheme="majorBidi"/>
-          <w:b/>
-          <w:bCs/>
-          <w:sz w:val="24"/>
-          <w:szCs w:val="24"/>
-        </w:rPr>
-      </w:pPr>
-      <w:r>
-        <w:rPr>
-          <w:b/>
-          <w:bCs/>
-        </w:rPr>
-        <w:br w:type="page"/>
-      </w:r>
-    </w:p>
-    <w:p>
-      <w:pPr>
         <w:pStyle w:val="Heading3"/>
         <w:tabs>
           <w:tab w:val="num" w:pos="360"/>
@@ -14517,16 +14759,15 @@
           <w:bCs/>
         </w:rPr>
       </w:pPr>
-      <w:bookmarkStart w:id="38" w:name="_Toc226814133"/>
+      <w:bookmarkStart w:id="39" w:name="_Toc227090588"/>
       <w:r>
         <w:rPr>
           <w:b/>
           <w:bCs/>
         </w:rPr>
-        <w:lastRenderedPageBreak/>
         <w:t>Hardware Requirements</w:t>
       </w:r>
-      <w:bookmarkEnd w:id="38"/>
+      <w:bookmarkEnd w:id="39"/>
     </w:p>
     <w:p>
       <w:pPr>
@@ -14549,38 +14790,25 @@
       <w:pPr>
         <w:pStyle w:val="Caption"/>
       </w:pPr>
-      <w:bookmarkStart w:id="39" w:name="_Toc226814101"/>
+      <w:bookmarkStart w:id="40" w:name="_Toc227090143"/>
       <w:r>
         <w:t xml:space="preserve">Table </w:t>
       </w:r>
-      <w:r>
-        <w:fldChar w:fldCharType="begin"/>
-      </w:r>
-      <w:r>
-        <w:instrText xml:space="preserve"> SEQ Table \* ARABIC </w:instrText>
-      </w:r>
-      <w:r>
-        <w:fldChar w:fldCharType="separate"/>
-      </w:r>
-      <w:r>
-        <w:rPr>
-          <w:noProof/>
-        </w:rPr>
-        <w:t>9</w:t>
-      </w:r>
-      <w:r>
-        <w:rPr>
-          <w:noProof/>
-        </w:rPr>
-        <w:fldChar w:fldCharType="end"/>
-      </w:r>
+      <w:fldSimple w:instr=" SEQ Table \* ARABIC ">
+        <w:r>
+          <w:rPr>
+            <w:noProof/>
+          </w:rPr>
+          <w:t>10</w:t>
+        </w:r>
+      </w:fldSimple>
       <w:r>
         <w:t xml:space="preserve">: </w:t>
       </w:r>
       <w:r>
         <w:t>Hardware Requirements</w:t>
       </w:r>
-      <w:bookmarkEnd w:id="39"/>
+      <w:bookmarkEnd w:id="40"/>
     </w:p>
     <w:tbl>
       <w:tblPr>
@@ -15032,21 +15260,12 @@
           <w:szCs w:val="24"/>
         </w:rPr>
       </w:pPr>
-    </w:p>
-    <w:p>
-      <w:pPr>
-        <w:spacing w:after="0" w:line="360" w:lineRule="auto"/>
-        <w:jc w:val="both"/>
-        <w:rPr>
-          <w:sz w:val="24"/>
-          <w:szCs w:val="24"/>
-        </w:rPr>
-      </w:pPr>
-      <w:r>
-        <w:rPr>
-          <w:sz w:val="24"/>
-          <w:szCs w:val="24"/>
-        </w:rPr>
+      <w:r>
+        <w:rPr>
+          <w:sz w:val="24"/>
+          <w:szCs w:val="24"/>
+        </w:rPr>
+        <w:lastRenderedPageBreak/>
         <w:t>While the system was developed on a machine with 8GB of RAM, this represents the minimum recommended specification for running Visual Studio, SQL Server and GitHub Actions concurrently. A machine with 16GB of RAM or greater would provide a more comfortable development experience and is recommended for anyone seeking to replicate this project.</w:t>
       </w:r>
     </w:p>
@@ -15060,11 +15279,11 @@
         <w:spacing w:line="360" w:lineRule="auto"/>
         <w:ind w:left="1134" w:hanging="1134"/>
       </w:pPr>
-      <w:bookmarkStart w:id="40" w:name="_Toc226814134"/>
+      <w:bookmarkStart w:id="41" w:name="_Toc227090589"/>
       <w:r>
         <w:t>System Design</w:t>
       </w:r>
-      <w:bookmarkEnd w:id="40"/>
+      <w:bookmarkEnd w:id="41"/>
     </w:p>
     <w:p>
       <w:pPr>
@@ -15095,7 +15314,7 @@
           <w:bCs/>
         </w:rPr>
       </w:pPr>
-      <w:bookmarkStart w:id="41" w:name="_Toc226814135"/>
+      <w:bookmarkStart w:id="42" w:name="_Toc227090590"/>
       <w:r>
         <w:rPr>
           <w:b/>
@@ -15138,7 +15357,7 @@
         </w:rPr>
         <w:t>iagram</w:t>
       </w:r>
-      <w:bookmarkEnd w:id="41"/>
+      <w:bookmarkEnd w:id="42"/>
     </w:p>
     <w:p>
       <w:pPr>
@@ -15231,7 +15450,6 @@
           <w:sz w:val="24"/>
           <w:szCs w:val="24"/>
         </w:rPr>
-        <w:lastRenderedPageBreak/>
         <w:t xml:space="preserve">A one-to-one relationship exists between </w:t>
       </w:r>
       <w:proofErr w:type="spellStart"/>
@@ -15401,6 +15619,7 @@
         <w:rPr>
           <w:noProof/>
         </w:rPr>
+        <w:lastRenderedPageBreak/>
         <w:drawing>
           <wp:inline distT="0" distB="0" distL="0" distR="0" wp14:anchorId="0818FFE2" wp14:editId="2B2EB17B">
             <wp:extent cx="5721741" cy="4775835"/>
@@ -15454,7 +15673,7 @@
           <w:szCs w:val="18"/>
         </w:rPr>
       </w:pPr>
-      <w:bookmarkStart w:id="42" w:name="_Toc226814074"/>
+      <w:bookmarkStart w:id="43" w:name="_Toc227090146"/>
       <w:r>
         <w:rPr>
           <w:i/>
@@ -15519,7 +15738,7 @@
         </w:rPr>
         <w:t>: Entity Relationship Diagram</w:t>
       </w:r>
-      <w:bookmarkEnd w:id="42"/>
+      <w:bookmarkEnd w:id="43"/>
     </w:p>
     <w:p>
       <w:pPr>
@@ -15551,7 +15770,7 @@
           <w:bCs/>
         </w:rPr>
       </w:pPr>
-      <w:bookmarkStart w:id="43" w:name="_Toc226814136"/>
+      <w:bookmarkStart w:id="44" w:name="_Toc227090591"/>
       <w:r>
         <w:rPr>
           <w:b/>
@@ -15560,7 +15779,7 @@
         <w:lastRenderedPageBreak/>
         <w:t>Class Diagram</w:t>
       </w:r>
-      <w:bookmarkEnd w:id="43"/>
+      <w:bookmarkEnd w:id="44"/>
     </w:p>
     <w:p>
       <w:pPr>
@@ -15731,7 +15950,7 @@
           <w:szCs w:val="18"/>
         </w:rPr>
       </w:pPr>
-      <w:bookmarkStart w:id="44" w:name="_Toc226814075"/>
+      <w:bookmarkStart w:id="45" w:name="_Toc227090147"/>
       <w:r>
         <w:rPr>
           <w:i/>
@@ -15803,7 +16022,7 @@
         </w:rPr>
         <w:t>: Class Diagram</w:t>
       </w:r>
-      <w:bookmarkEnd w:id="44"/>
+      <w:bookmarkEnd w:id="45"/>
     </w:p>
     <w:p/>
     <w:p>
@@ -15819,7 +16038,7 @@
           <w:bCs/>
         </w:rPr>
       </w:pPr>
-      <w:bookmarkStart w:id="45" w:name="_Toc226814137"/>
+      <w:bookmarkStart w:id="46" w:name="_Toc227090592"/>
       <w:r>
         <w:rPr>
           <w:b/>
@@ -15828,7 +16047,7 @@
         <w:lastRenderedPageBreak/>
         <w:t>Use Case Diagram</w:t>
       </w:r>
-      <w:bookmarkEnd w:id="45"/>
+      <w:bookmarkEnd w:id="46"/>
     </w:p>
     <w:p>
       <w:pPr>
@@ -15843,7 +16062,23 @@
           <w:sz w:val="24"/>
           <w:szCs w:val="24"/>
         </w:rPr>
-        <w:t>The Use Case Diagram presented in Figure 3 illustrates the interactions between the system's actors and its core functionality. Three actors are identified: the Volunteer, who is the primary user of the system; the Organisation, which receives shared vetting data via an access code; and the Admin, who is responsible for managing registered organisations.</w:t>
+        <w:t xml:space="preserve">The Use Case Diagram presented in Figure 3 illustrates the interactions between the system's actors and its core functionality. Three actors are identified: the Volunteer, who is the primary user of the system; the Organisation, which receives shared vetting data via an access code; and the </w:t>
+      </w:r>
+      <w:proofErr w:type="gramStart"/>
+      <w:r>
+        <w:rPr>
+          <w:sz w:val="24"/>
+          <w:szCs w:val="24"/>
+        </w:rPr>
+        <w:t>Admin</w:t>
+      </w:r>
+      <w:proofErr w:type="gramEnd"/>
+      <w:r>
+        <w:rPr>
+          <w:sz w:val="24"/>
+          <w:szCs w:val="24"/>
+        </w:rPr>
+        <w:t>, who is responsible for managing registered organisations.</w:t>
       </w:r>
     </w:p>
     <w:p>
@@ -15956,7 +16191,7 @@
           <w:szCs w:val="18"/>
         </w:rPr>
       </w:pPr>
-      <w:bookmarkStart w:id="46" w:name="_Toc226814076"/>
+      <w:bookmarkStart w:id="47" w:name="_Toc227090148"/>
       <w:r>
         <w:rPr>
           <w:i/>
@@ -16028,7 +16263,7 @@
         </w:rPr>
         <w:t>: Use Case Diagram</w:t>
       </w:r>
-      <w:bookmarkEnd w:id="46"/>
+      <w:bookmarkEnd w:id="47"/>
       <w:r>
         <w:rPr>
           <w:b/>
@@ -16050,7 +16285,7 @@
           <w:bCs/>
         </w:rPr>
       </w:pPr>
-      <w:bookmarkStart w:id="47" w:name="_Toc226814138"/>
+      <w:bookmarkStart w:id="48" w:name="_Toc227090593"/>
       <w:r>
         <w:rPr>
           <w:b/>
@@ -16059,7 +16294,7 @@
         <w:lastRenderedPageBreak/>
         <w:t>Sequence Diagram</w:t>
       </w:r>
-      <w:bookmarkEnd w:id="47"/>
+      <w:bookmarkEnd w:id="48"/>
     </w:p>
     <w:p>
       <w:pPr>
@@ -16221,31 +16456,18 @@
           <w:szCs w:val="24"/>
         </w:rPr>
       </w:pPr>
-      <w:bookmarkStart w:id="48" w:name="_Toc226814077"/>
+      <w:bookmarkStart w:id="49" w:name="_Toc227090149"/>
       <w:r>
         <w:t xml:space="preserve">Figure </w:t>
       </w:r>
-      <w:r>
-        <w:fldChar w:fldCharType="begin"/>
-      </w:r>
-      <w:r>
-        <w:instrText xml:space="preserve"> SEQ Figure \* ARABIC </w:instrText>
-      </w:r>
-      <w:r>
-        <w:fldChar w:fldCharType="separate"/>
-      </w:r>
-      <w:r>
-        <w:rPr>
-          <w:noProof/>
-        </w:rPr>
-        <w:t>4</w:t>
-      </w:r>
-      <w:r>
-        <w:rPr>
-          <w:noProof/>
-        </w:rPr>
-        <w:fldChar w:fldCharType="end"/>
-      </w:r>
+      <w:fldSimple w:instr=" SEQ Figure \* ARABIC ">
+        <w:r>
+          <w:rPr>
+            <w:noProof/>
+          </w:rPr>
+          <w:t>4</w:t>
+        </w:r>
+      </w:fldSimple>
       <w:r>
         <w:t xml:space="preserve">: </w:t>
       </w:r>
@@ -16258,7 +16480,7 @@
       <w:r>
         <w:t xml:space="preserve"> Register Account</w:t>
       </w:r>
-      <w:bookmarkEnd w:id="48"/>
+      <w:bookmarkEnd w:id="49"/>
     </w:p>
     <w:p>
       <w:pPr>
@@ -16402,31 +16624,18 @@
           <w:szCs w:val="24"/>
         </w:rPr>
       </w:pPr>
-      <w:bookmarkStart w:id="49" w:name="_Toc226814078"/>
+      <w:bookmarkStart w:id="50" w:name="_Toc227090150"/>
       <w:r>
         <w:t xml:space="preserve">Figure </w:t>
       </w:r>
-      <w:r>
-        <w:fldChar w:fldCharType="begin"/>
-      </w:r>
-      <w:r>
-        <w:instrText xml:space="preserve"> SEQ Figure \* ARABIC </w:instrText>
-      </w:r>
-      <w:r>
-        <w:fldChar w:fldCharType="separate"/>
-      </w:r>
-      <w:r>
-        <w:rPr>
-          <w:noProof/>
-        </w:rPr>
-        <w:t>5</w:t>
-      </w:r>
-      <w:r>
-        <w:rPr>
-          <w:noProof/>
-        </w:rPr>
-        <w:fldChar w:fldCharType="end"/>
-      </w:r>
+      <w:fldSimple w:instr=" SEQ Figure \* ARABIC ">
+        <w:r>
+          <w:rPr>
+            <w:noProof/>
+          </w:rPr>
+          <w:t>5</w:t>
+        </w:r>
+      </w:fldSimple>
       <w:r>
         <w:t xml:space="preserve">: </w:t>
       </w:r>
@@ -16439,7 +16648,7 @@
       <w:r>
         <w:t xml:space="preserve"> Generate Access Code</w:t>
       </w:r>
-      <w:bookmarkEnd w:id="49"/>
+      <w:bookmarkEnd w:id="50"/>
     </w:p>
     <w:p>
       <w:pPr>
@@ -16608,7 +16817,7 @@
           <w:szCs w:val="18"/>
         </w:rPr>
       </w:pPr>
-      <w:bookmarkStart w:id="50" w:name="_Toc226814079"/>
+      <w:bookmarkStart w:id="51" w:name="_Toc227090151"/>
       <w:r>
         <w:rPr>
           <w:i/>
@@ -16680,7 +16889,7 @@
         </w:rPr>
         <w:t>: Sequence Diagram - Share Access Code</w:t>
       </w:r>
-      <w:bookmarkEnd w:id="50"/>
+      <w:bookmarkEnd w:id="51"/>
     </w:p>
     <w:p>
       <w:pPr>
@@ -16717,3404 +16926,63 @@
         <w:spacing w:line="360" w:lineRule="auto"/>
         <w:ind w:left="851" w:hanging="851"/>
       </w:pPr>
-      <w:bookmarkStart w:id="51" w:name="_Toc226814139"/>
-      <w:r>
-        <w:t>Use Case Flow of Events</w:t>
-      </w:r>
-      <w:bookmarkEnd w:id="51"/>
-    </w:p>
-    <w:p>
-      <w:pPr>
-        <w:pStyle w:val="ListParagraph"/>
-        <w:spacing w:after="0" w:line="360" w:lineRule="auto"/>
-        <w:ind w:left="0"/>
-        <w:jc w:val="both"/>
-        <w:rPr>
-          <w:sz w:val="24"/>
-          <w:szCs w:val="24"/>
-        </w:rPr>
-      </w:pPr>
-      <w:r>
-        <w:rPr>
-          <w:sz w:val="24"/>
-          <w:szCs w:val="24"/>
-        </w:rPr>
-        <w:t>A Use Case Flow of Events describes the sequence of steps that occur when an actor interacts with the system to achieve a specific goal. Each flow documents the normal course of events, alternative flows where errors or exceptions may occur, and the pre and post conditions associated with each use case. The following use case flows correspond to the core functional requirements identified in section 2.2.1.</w:t>
-      </w:r>
-    </w:p>
-    <w:p>
-      <w:pPr>
-        <w:pStyle w:val="ListParagraph"/>
-        <w:spacing w:after="0" w:line="360" w:lineRule="auto"/>
-        <w:ind w:left="0"/>
-        <w:jc w:val="both"/>
-        <w:rPr>
-          <w:sz w:val="24"/>
-          <w:szCs w:val="24"/>
-        </w:rPr>
-      </w:pPr>
-    </w:p>
-    <w:p>
-      <w:pPr>
-        <w:spacing w:after="160" w:line="259" w:lineRule="auto"/>
-        <w:rPr>
-          <w:i/>
-          <w:iCs/>
-          <w:color w:val="44546A" w:themeColor="text2"/>
-          <w:sz w:val="24"/>
-          <w:szCs w:val="18"/>
-        </w:rPr>
-      </w:pPr>
-      <w:r>
-        <w:br w:type="page"/>
-      </w:r>
-    </w:p>
-    <w:p>
-      <w:pPr>
-        <w:pStyle w:val="Caption"/>
-      </w:pPr>
-      <w:bookmarkStart w:id="52" w:name="_Toc226814102"/>
-      <w:r>
+      <w:bookmarkStart w:id="52" w:name="_Toc227090594"/>
+      <w:r>
+        <w:t>Workflow</w:t>
+      </w:r>
+      <w:bookmarkEnd w:id="52"/>
+    </w:p>
+    <w:p>
+      <w:pPr>
+        <w:rPr>
+          <w:sz w:val="24"/>
+          <w:szCs w:val="24"/>
+        </w:rPr>
+      </w:pPr>
+      <w:r>
+        <w:rPr>
+          <w:sz w:val="24"/>
+          <w:szCs w:val="24"/>
+        </w:rPr>
+        <w:t>The workflow diagram presented in Figure 7 provides a graphical representation of the primary user journey through the Garda Vetting System. The diagram illustrates the sequence of steps a volunteer follows from arriving at the application through to sharing their vetting information with a registered organisation.</w:t>
+      </w:r>
+    </w:p>
+    <w:p>
+      <w:pPr>
+        <w:rPr>
+          <w:sz w:val="24"/>
+          <w:szCs w:val="24"/>
+        </w:rPr>
+      </w:pPr>
+      <w:r>
+        <w:rPr>
+          <w:sz w:val="24"/>
+          <w:szCs w:val="24"/>
+        </w:rPr>
+        <w:t>The flow begins with the volunteer navigating to the application. A decision point determines whether the user is already registered — if not, they are directed to register an account before proceeding to login. Following authentication, a second decision point checks whether the volunteer has a completed applicant profile. If no profile exists, the volunteer is directed to create one before being returned to their profile page.</w:t>
+      </w:r>
+    </w:p>
+    <w:p>
+      <w:pPr>
+        <w:rPr>
+          <w:sz w:val="24"/>
+          <w:szCs w:val="24"/>
+        </w:rPr>
+      </w:pPr>
+      <w:r>
+        <w:rPr>
+          <w:sz w:val="24"/>
+          <w:szCs w:val="24"/>
+        </w:rPr>
+        <w:t xml:space="preserve">From the profile page, the volunteer is presented with the option to generate an access code. If selected, a unique access code is generated and the volunteer proceeds to share it </w:t>
+      </w:r>
+      <w:r>
+        <w:rPr>
+          <w:sz w:val="24"/>
+          <w:szCs w:val="24"/>
+        </w:rPr>
         <w:lastRenderedPageBreak/>
-        <w:t xml:space="preserve">Table </w:t>
-      </w:r>
-      <w:r>
-        <w:fldChar w:fldCharType="begin"/>
-      </w:r>
-      <w:r>
-        <w:instrText xml:space="preserve"> SEQ Table \* ARABIC </w:instrText>
-      </w:r>
-      <w:r>
-        <w:fldChar w:fldCharType="separate"/>
-      </w:r>
-      <w:r>
-        <w:rPr>
-          <w:noProof/>
-        </w:rPr>
-        <w:t>10</w:t>
-      </w:r>
-      <w:r>
-        <w:rPr>
-          <w:noProof/>
-        </w:rPr>
-        <w:fldChar w:fldCharType="end"/>
-      </w:r>
-      <w:r>
-        <w:t xml:space="preserve">: </w:t>
-      </w:r>
-      <w:r>
-        <w:t>Use Case Flow of Events</w:t>
-      </w:r>
-      <w:r>
-        <w:t xml:space="preserve"> - Register Account</w:t>
-      </w:r>
-      <w:bookmarkEnd w:id="52"/>
-    </w:p>
-    <w:tbl>
-      <w:tblPr>
-        <w:tblStyle w:val="TableGrid"/>
-        <w:tblW w:w="0" w:type="auto"/>
-        <w:tblLook w:val="04A0" w:firstRow="1" w:lastRow="0" w:firstColumn="1" w:lastColumn="0" w:noHBand="0" w:noVBand="1"/>
-      </w:tblPr>
-      <w:tblGrid>
-        <w:gridCol w:w="2268"/>
-        <w:gridCol w:w="6747"/>
-      </w:tblGrid>
-      <w:tr>
-        <w:tc>
-          <w:tcPr>
-            <w:tcW w:w="2268" w:type="dxa"/>
-          </w:tcPr>
-          <w:p>
-            <w:pPr>
-              <w:pStyle w:val="ListParagraph"/>
-              <w:spacing w:after="0" w:line="360" w:lineRule="auto"/>
-              <w:ind w:left="0"/>
-              <w:jc w:val="both"/>
-              <w:rPr>
-                <w:b/>
-                <w:bCs/>
-                <w:sz w:val="24"/>
-                <w:szCs w:val="24"/>
-              </w:rPr>
-            </w:pPr>
-            <w:r>
-              <w:rPr>
-                <w:b/>
-                <w:bCs/>
-                <w:sz w:val="24"/>
-                <w:szCs w:val="24"/>
-              </w:rPr>
-              <w:t xml:space="preserve">Use Case </w:t>
-            </w:r>
-            <w:r>
-              <w:rPr>
-                <w:b/>
-                <w:bCs/>
-                <w:sz w:val="24"/>
-                <w:szCs w:val="24"/>
-              </w:rPr>
-              <w:t>01</w:t>
-            </w:r>
-          </w:p>
-        </w:tc>
-        <w:tc>
-          <w:tcPr>
-            <w:tcW w:w="6747" w:type="dxa"/>
-          </w:tcPr>
-          <w:p>
-            <w:pPr>
-              <w:pStyle w:val="ListParagraph"/>
-              <w:spacing w:after="0" w:line="360" w:lineRule="auto"/>
-              <w:ind w:left="0"/>
-              <w:jc w:val="both"/>
-              <w:rPr>
-                <w:b/>
-                <w:bCs/>
-                <w:sz w:val="24"/>
-                <w:szCs w:val="24"/>
-              </w:rPr>
-            </w:pPr>
-            <w:r>
-              <w:rPr>
-                <w:b/>
-                <w:bCs/>
-                <w:sz w:val="24"/>
-                <w:szCs w:val="24"/>
-              </w:rPr>
-              <w:t>Register Account</w:t>
-            </w:r>
-          </w:p>
-        </w:tc>
-      </w:tr>
-      <w:tr>
-        <w:tc>
-          <w:tcPr>
-            <w:tcW w:w="2268" w:type="dxa"/>
-          </w:tcPr>
-          <w:p>
-            <w:pPr>
-              <w:pStyle w:val="ListParagraph"/>
-              <w:spacing w:after="0" w:line="360" w:lineRule="auto"/>
-              <w:ind w:left="0"/>
-              <w:jc w:val="both"/>
-              <w:rPr>
-                <w:b/>
-                <w:bCs/>
-                <w:sz w:val="24"/>
-                <w:szCs w:val="24"/>
-              </w:rPr>
-            </w:pPr>
-            <w:r>
-              <w:rPr>
-                <w:b/>
-                <w:bCs/>
-                <w:sz w:val="24"/>
-                <w:szCs w:val="24"/>
-              </w:rPr>
-              <w:t>Objective</w:t>
-            </w:r>
-          </w:p>
-        </w:tc>
-        <w:tc>
-          <w:tcPr>
-            <w:tcW w:w="6747" w:type="dxa"/>
-          </w:tcPr>
-          <w:p>
-            <w:pPr>
-              <w:pStyle w:val="ListParagraph"/>
-              <w:spacing w:after="0" w:line="360" w:lineRule="auto"/>
-              <w:ind w:left="0"/>
-              <w:jc w:val="both"/>
-              <w:rPr>
-                <w:sz w:val="24"/>
-                <w:szCs w:val="24"/>
-              </w:rPr>
-            </w:pPr>
-            <w:r>
-              <w:rPr>
-                <w:sz w:val="24"/>
-                <w:szCs w:val="24"/>
-              </w:rPr>
-              <w:t>To allow a volunteer to create a new account on the Garda Vetting System, enabling them to store and manage their personal vetting information.</w:t>
-            </w:r>
-          </w:p>
-        </w:tc>
-      </w:tr>
-      <w:tr>
-        <w:tc>
-          <w:tcPr>
-            <w:tcW w:w="2268" w:type="dxa"/>
-          </w:tcPr>
-          <w:p>
-            <w:pPr>
-              <w:pStyle w:val="ListParagraph"/>
-              <w:spacing w:after="0" w:line="360" w:lineRule="auto"/>
-              <w:ind w:left="0"/>
-              <w:jc w:val="both"/>
-              <w:rPr>
-                <w:b/>
-                <w:bCs/>
-                <w:sz w:val="24"/>
-                <w:szCs w:val="24"/>
-              </w:rPr>
-            </w:pPr>
-            <w:r>
-              <w:rPr>
-                <w:b/>
-                <w:bCs/>
-                <w:sz w:val="24"/>
-                <w:szCs w:val="24"/>
-              </w:rPr>
-              <w:t>Precondition</w:t>
-            </w:r>
-          </w:p>
-        </w:tc>
-        <w:tc>
-          <w:tcPr>
-            <w:tcW w:w="6747" w:type="dxa"/>
-          </w:tcPr>
-          <w:p>
-            <w:pPr>
-              <w:pStyle w:val="ListParagraph"/>
-              <w:spacing w:after="0" w:line="360" w:lineRule="auto"/>
-              <w:ind w:left="0"/>
-              <w:jc w:val="both"/>
-              <w:rPr>
-                <w:sz w:val="24"/>
-                <w:szCs w:val="24"/>
-              </w:rPr>
-            </w:pPr>
-            <w:r>
-              <w:rPr>
-                <w:sz w:val="24"/>
-                <w:szCs w:val="24"/>
-              </w:rPr>
-              <w:t>The user has navigated to the application and does not have an existing account.</w:t>
-            </w:r>
-          </w:p>
-        </w:tc>
-      </w:tr>
-      <w:tr>
-        <w:tc>
-          <w:tcPr>
-            <w:tcW w:w="2268" w:type="dxa"/>
-          </w:tcPr>
-          <w:p>
-            <w:pPr>
-              <w:pStyle w:val="ListParagraph"/>
-              <w:spacing w:after="0" w:line="360" w:lineRule="auto"/>
-              <w:ind w:left="0"/>
-              <w:jc w:val="both"/>
-              <w:rPr>
-                <w:b/>
-                <w:bCs/>
-                <w:sz w:val="24"/>
-                <w:szCs w:val="24"/>
-              </w:rPr>
-            </w:pPr>
-            <w:r>
-              <w:rPr>
-                <w:b/>
-                <w:bCs/>
-                <w:sz w:val="24"/>
-                <w:szCs w:val="24"/>
-              </w:rPr>
-              <w:t>Main Flow</w:t>
-            </w:r>
-          </w:p>
-        </w:tc>
-        <w:tc>
-          <w:tcPr>
-            <w:tcW w:w="6747" w:type="dxa"/>
-          </w:tcPr>
-          <w:p>
-            <w:pPr>
-              <w:pStyle w:val="ListParagraph"/>
-              <w:spacing w:after="0" w:line="360" w:lineRule="auto"/>
-              <w:ind w:left="0"/>
-              <w:jc w:val="both"/>
-              <w:rPr>
-                <w:sz w:val="24"/>
-                <w:szCs w:val="24"/>
-              </w:rPr>
-            </w:pPr>
-            <w:r>
-              <w:rPr>
-                <w:sz w:val="24"/>
-                <w:szCs w:val="24"/>
-              </w:rPr>
-              <w:t>1. User navigates to the application home screen.</w:t>
-            </w:r>
-          </w:p>
-          <w:p>
-            <w:pPr>
-              <w:pStyle w:val="ListParagraph"/>
-              <w:spacing w:after="0" w:line="360" w:lineRule="auto"/>
-              <w:ind w:left="0"/>
-              <w:jc w:val="both"/>
-              <w:rPr>
-                <w:sz w:val="24"/>
-                <w:szCs w:val="24"/>
-              </w:rPr>
-            </w:pPr>
-            <w:r>
-              <w:rPr>
-                <w:sz w:val="24"/>
-                <w:szCs w:val="24"/>
-              </w:rPr>
-              <w:t>2. User selects the Register option.</w:t>
-            </w:r>
-          </w:p>
-          <w:p>
-            <w:pPr>
-              <w:pStyle w:val="ListParagraph"/>
-              <w:spacing w:after="0" w:line="360" w:lineRule="auto"/>
-              <w:ind w:left="0"/>
-              <w:jc w:val="both"/>
-              <w:rPr>
-                <w:sz w:val="24"/>
-                <w:szCs w:val="24"/>
-              </w:rPr>
-            </w:pPr>
-            <w:r>
-              <w:rPr>
-                <w:sz w:val="24"/>
-                <w:szCs w:val="24"/>
-              </w:rPr>
-              <w:t>3. User enters their email address and password.</w:t>
-            </w:r>
-          </w:p>
-          <w:p>
-            <w:pPr>
-              <w:pStyle w:val="ListParagraph"/>
-              <w:spacing w:after="0" w:line="360" w:lineRule="auto"/>
-              <w:ind w:left="0"/>
-              <w:jc w:val="both"/>
-              <w:rPr>
-                <w:sz w:val="24"/>
-                <w:szCs w:val="24"/>
-              </w:rPr>
-            </w:pPr>
-            <w:r>
-              <w:rPr>
-                <w:sz w:val="24"/>
-                <w:szCs w:val="24"/>
-              </w:rPr>
-              <w:t>4. System validates the entered details.</w:t>
-            </w:r>
-          </w:p>
-          <w:p>
-            <w:pPr>
-              <w:pStyle w:val="ListParagraph"/>
-              <w:spacing w:after="0" w:line="360" w:lineRule="auto"/>
-              <w:ind w:left="0"/>
-              <w:jc w:val="both"/>
-              <w:rPr>
-                <w:sz w:val="24"/>
-                <w:szCs w:val="24"/>
-              </w:rPr>
-            </w:pPr>
-            <w:r>
-              <w:rPr>
-                <w:sz w:val="24"/>
-                <w:szCs w:val="24"/>
-              </w:rPr>
-              <w:t>5. System creates a new user account.</w:t>
-            </w:r>
-          </w:p>
-          <w:p>
-            <w:pPr>
-              <w:pStyle w:val="ListParagraph"/>
-              <w:spacing w:after="0" w:line="360" w:lineRule="auto"/>
-              <w:ind w:left="0"/>
-              <w:jc w:val="both"/>
-              <w:rPr>
-                <w:sz w:val="24"/>
-                <w:szCs w:val="24"/>
-              </w:rPr>
-            </w:pPr>
-            <w:r>
-              <w:rPr>
-                <w:sz w:val="24"/>
-                <w:szCs w:val="24"/>
-              </w:rPr>
-              <w:t>6. User is redirected to their profile page.</w:t>
-            </w:r>
-          </w:p>
-        </w:tc>
-      </w:tr>
-      <w:tr>
-        <w:tc>
-          <w:tcPr>
-            <w:tcW w:w="2268" w:type="dxa"/>
-          </w:tcPr>
-          <w:p>
-            <w:pPr>
-              <w:pStyle w:val="ListParagraph"/>
-              <w:spacing w:after="0" w:line="360" w:lineRule="auto"/>
-              <w:ind w:left="0"/>
-              <w:jc w:val="both"/>
-              <w:rPr>
-                <w:b/>
-                <w:bCs/>
-                <w:sz w:val="24"/>
-                <w:szCs w:val="24"/>
-              </w:rPr>
-            </w:pPr>
-            <w:r>
-              <w:rPr>
-                <w:b/>
-                <w:bCs/>
-                <w:sz w:val="24"/>
-                <w:szCs w:val="24"/>
-              </w:rPr>
-              <w:t>Alternative Flow</w:t>
-            </w:r>
-          </w:p>
-        </w:tc>
-        <w:tc>
-          <w:tcPr>
-            <w:tcW w:w="6747" w:type="dxa"/>
-          </w:tcPr>
-          <w:p>
-            <w:pPr>
-              <w:pStyle w:val="ListParagraph"/>
-              <w:spacing w:after="0" w:line="360" w:lineRule="auto"/>
-              <w:ind w:left="0"/>
-              <w:jc w:val="both"/>
-              <w:rPr>
-                <w:b/>
-                <w:bCs/>
-                <w:sz w:val="24"/>
-                <w:szCs w:val="24"/>
-              </w:rPr>
-            </w:pPr>
-            <w:r>
-              <w:rPr>
-                <w:b/>
-                <w:bCs/>
-                <w:sz w:val="24"/>
-                <w:szCs w:val="24"/>
-              </w:rPr>
-              <w:t>At point 4 of Main Flow:</w:t>
-            </w:r>
-          </w:p>
-          <w:p>
-            <w:pPr>
-              <w:pStyle w:val="ListParagraph"/>
-              <w:numPr>
-                <w:ilvl w:val="0"/>
-                <w:numId w:val="29"/>
-              </w:numPr>
-              <w:spacing w:after="0" w:line="360" w:lineRule="auto"/>
-              <w:jc w:val="both"/>
-              <w:rPr>
-                <w:sz w:val="24"/>
-                <w:szCs w:val="24"/>
-              </w:rPr>
-            </w:pPr>
-            <w:r>
-              <w:rPr>
-                <w:sz w:val="24"/>
-                <w:szCs w:val="24"/>
-              </w:rPr>
-              <w:t xml:space="preserve">User attempts to register with an email address already in use </w:t>
-            </w:r>
-            <w:r>
-              <w:rPr>
-                <w:sz w:val="24"/>
-                <w:szCs w:val="24"/>
-              </w:rPr>
-              <w:t>-</w:t>
-            </w:r>
-            <w:r>
-              <w:rPr>
-                <w:sz w:val="24"/>
-                <w:szCs w:val="24"/>
-              </w:rPr>
-              <w:t xml:space="preserve"> system displays a validation error and prompts the user to use a different email address.</w:t>
-            </w:r>
-          </w:p>
-          <w:p>
-            <w:pPr>
-              <w:pStyle w:val="ListParagraph"/>
-              <w:numPr>
-                <w:ilvl w:val="0"/>
-                <w:numId w:val="29"/>
-              </w:numPr>
-              <w:spacing w:after="0" w:line="360" w:lineRule="auto"/>
-              <w:jc w:val="both"/>
-              <w:rPr>
-                <w:sz w:val="24"/>
-                <w:szCs w:val="24"/>
-              </w:rPr>
-            </w:pPr>
-            <w:r>
-              <w:rPr>
-                <w:sz w:val="24"/>
-                <w:szCs w:val="24"/>
-              </w:rPr>
-              <w:t xml:space="preserve">User leaves required fields empty </w:t>
-            </w:r>
-            <w:r>
-              <w:rPr>
-                <w:sz w:val="24"/>
-                <w:szCs w:val="24"/>
-              </w:rPr>
-              <w:t>-</w:t>
-            </w:r>
-            <w:r>
-              <w:rPr>
-                <w:sz w:val="24"/>
-                <w:szCs w:val="24"/>
-              </w:rPr>
-              <w:t xml:space="preserve"> system displays a validation error and prompts the user to complete all required fields.</w:t>
-            </w:r>
-          </w:p>
-          <w:p>
-            <w:pPr>
-              <w:pStyle w:val="ListParagraph"/>
-              <w:numPr>
-                <w:ilvl w:val="0"/>
-                <w:numId w:val="29"/>
-              </w:numPr>
-              <w:spacing w:after="0" w:line="360" w:lineRule="auto"/>
-              <w:jc w:val="both"/>
-              <w:rPr>
-                <w:sz w:val="24"/>
-                <w:szCs w:val="24"/>
-              </w:rPr>
-            </w:pPr>
-            <w:r>
-              <w:rPr>
-                <w:sz w:val="24"/>
-                <w:szCs w:val="24"/>
-              </w:rPr>
-              <w:t xml:space="preserve">Password does not meet complexity requirements </w:t>
-            </w:r>
-            <w:r>
-              <w:rPr>
-                <w:sz w:val="24"/>
-                <w:szCs w:val="24"/>
-              </w:rPr>
-              <w:t>-</w:t>
-            </w:r>
-            <w:r>
-              <w:rPr>
-                <w:sz w:val="24"/>
-                <w:szCs w:val="24"/>
-              </w:rPr>
-              <w:t xml:space="preserve"> system displays a notification specifying the requirements that must be met.</w:t>
-            </w:r>
-          </w:p>
-        </w:tc>
-      </w:tr>
-      <w:tr>
-        <w:tc>
-          <w:tcPr>
-            <w:tcW w:w="2268" w:type="dxa"/>
-          </w:tcPr>
-          <w:p>
-            <w:pPr>
-              <w:pStyle w:val="ListParagraph"/>
-              <w:spacing w:after="0" w:line="360" w:lineRule="auto"/>
-              <w:ind w:left="0"/>
-              <w:jc w:val="both"/>
-              <w:rPr>
-                <w:b/>
-                <w:bCs/>
-                <w:sz w:val="24"/>
-                <w:szCs w:val="24"/>
-              </w:rPr>
-            </w:pPr>
-            <w:r>
-              <w:rPr>
-                <w:b/>
-                <w:bCs/>
-                <w:sz w:val="24"/>
-                <w:szCs w:val="24"/>
-              </w:rPr>
-              <w:t>Post-condition</w:t>
-            </w:r>
-          </w:p>
-        </w:tc>
-        <w:tc>
-          <w:tcPr>
-            <w:tcW w:w="6747" w:type="dxa"/>
-          </w:tcPr>
-          <w:p>
-            <w:pPr>
-              <w:pStyle w:val="ListParagraph"/>
-              <w:spacing w:after="0" w:line="360" w:lineRule="auto"/>
-              <w:ind w:left="0"/>
-              <w:jc w:val="both"/>
-              <w:rPr>
-                <w:sz w:val="24"/>
-                <w:szCs w:val="24"/>
-              </w:rPr>
-            </w:pPr>
-            <w:r>
-              <w:rPr>
-                <w:sz w:val="24"/>
-                <w:szCs w:val="24"/>
-              </w:rPr>
-              <w:t>A valid user account has been created and the user is logged in to the system.</w:t>
-            </w:r>
-          </w:p>
-        </w:tc>
-      </w:tr>
-    </w:tbl>
-    <w:p>
-      <w:pPr>
-        <w:pStyle w:val="ListParagraph"/>
-        <w:spacing w:after="0" w:line="360" w:lineRule="auto"/>
-        <w:ind w:left="0"/>
-        <w:jc w:val="both"/>
-        <w:rPr>
-          <w:sz w:val="24"/>
-          <w:szCs w:val="24"/>
-        </w:rPr>
-      </w:pPr>
-    </w:p>
-    <w:p>
-      <w:pPr>
-        <w:spacing w:after="160" w:line="259" w:lineRule="auto"/>
-        <w:rPr>
-          <w:i/>
-          <w:iCs/>
-          <w:color w:val="44546A" w:themeColor="text2"/>
-          <w:sz w:val="24"/>
-          <w:szCs w:val="18"/>
-        </w:rPr>
-      </w:pPr>
-      <w:r>
-        <w:br w:type="page"/>
-      </w:r>
-    </w:p>
-    <w:p>
-      <w:pPr>
-        <w:pStyle w:val="Caption"/>
-      </w:pPr>
-      <w:bookmarkStart w:id="53" w:name="_Toc226814103"/>
-      <w:r>
-        <w:lastRenderedPageBreak/>
-        <w:t xml:space="preserve">Table </w:t>
-      </w:r>
-      <w:r>
-        <w:fldChar w:fldCharType="begin"/>
-      </w:r>
-      <w:r>
-        <w:instrText xml:space="preserve"> SEQ Table \* ARABIC </w:instrText>
-      </w:r>
-      <w:r>
-        <w:fldChar w:fldCharType="separate"/>
-      </w:r>
-      <w:r>
-        <w:rPr>
-          <w:noProof/>
-        </w:rPr>
-        <w:t>11</w:t>
-      </w:r>
-      <w:r>
-        <w:rPr>
-          <w:noProof/>
-        </w:rPr>
-        <w:fldChar w:fldCharType="end"/>
-      </w:r>
-      <w:r>
-        <w:t xml:space="preserve">: </w:t>
-      </w:r>
-      <w:r>
-        <w:t xml:space="preserve">Use Case Flow of Events </w:t>
-      </w:r>
-      <w:r>
-        <w:t>-</w:t>
-      </w:r>
-      <w:r>
-        <w:t xml:space="preserve"> Create Applicant Profile</w:t>
-      </w:r>
-      <w:bookmarkEnd w:id="53"/>
-    </w:p>
-    <w:tbl>
-      <w:tblPr>
-        <w:tblStyle w:val="TableGrid"/>
-        <w:tblW w:w="0" w:type="auto"/>
-        <w:tblLook w:val="04A0" w:firstRow="1" w:lastRow="0" w:firstColumn="1" w:lastColumn="0" w:noHBand="0" w:noVBand="1"/>
-      </w:tblPr>
-      <w:tblGrid>
-        <w:gridCol w:w="2268"/>
-        <w:gridCol w:w="6747"/>
-      </w:tblGrid>
-      <w:tr>
-        <w:tc>
-          <w:tcPr>
-            <w:tcW w:w="2268" w:type="dxa"/>
-          </w:tcPr>
-          <w:p>
-            <w:pPr>
-              <w:pStyle w:val="ListParagraph"/>
-              <w:spacing w:after="0" w:line="360" w:lineRule="auto"/>
-              <w:ind w:left="0"/>
-              <w:jc w:val="both"/>
-              <w:rPr>
-                <w:b/>
-                <w:bCs/>
-                <w:sz w:val="24"/>
-                <w:szCs w:val="24"/>
-              </w:rPr>
-            </w:pPr>
-            <w:r>
-              <w:rPr>
-                <w:b/>
-                <w:bCs/>
-                <w:sz w:val="24"/>
-                <w:szCs w:val="24"/>
-              </w:rPr>
-              <w:t xml:space="preserve">Use Case </w:t>
-            </w:r>
-            <w:r>
-              <w:rPr>
-                <w:b/>
-                <w:bCs/>
-                <w:sz w:val="24"/>
-                <w:szCs w:val="24"/>
-              </w:rPr>
-              <w:t>02</w:t>
-            </w:r>
-          </w:p>
-        </w:tc>
-        <w:tc>
-          <w:tcPr>
-            <w:tcW w:w="6747" w:type="dxa"/>
-          </w:tcPr>
-          <w:p>
-            <w:pPr>
-              <w:pStyle w:val="ListParagraph"/>
-              <w:spacing w:after="0" w:line="360" w:lineRule="auto"/>
-              <w:ind w:left="0"/>
-              <w:jc w:val="both"/>
-              <w:rPr>
-                <w:b/>
-                <w:bCs/>
-                <w:sz w:val="24"/>
-                <w:szCs w:val="24"/>
-              </w:rPr>
-            </w:pPr>
-            <w:r>
-              <w:rPr>
-                <w:b/>
-                <w:bCs/>
-                <w:sz w:val="24"/>
-                <w:szCs w:val="24"/>
-              </w:rPr>
-              <w:t>Create Applicant Profile</w:t>
-            </w:r>
-          </w:p>
-        </w:tc>
-      </w:tr>
-      <w:tr>
-        <w:tc>
-          <w:tcPr>
-            <w:tcW w:w="2268" w:type="dxa"/>
-          </w:tcPr>
-          <w:p>
-            <w:pPr>
-              <w:pStyle w:val="ListParagraph"/>
-              <w:spacing w:after="0" w:line="360" w:lineRule="auto"/>
-              <w:ind w:left="0"/>
-              <w:jc w:val="both"/>
-              <w:rPr>
-                <w:b/>
-                <w:bCs/>
-                <w:sz w:val="24"/>
-                <w:szCs w:val="24"/>
-              </w:rPr>
-            </w:pPr>
-            <w:r>
-              <w:rPr>
-                <w:b/>
-                <w:bCs/>
-                <w:sz w:val="24"/>
-                <w:szCs w:val="24"/>
-              </w:rPr>
-              <w:t>Objective</w:t>
-            </w:r>
-          </w:p>
-        </w:tc>
-        <w:tc>
-          <w:tcPr>
-            <w:tcW w:w="6747" w:type="dxa"/>
-          </w:tcPr>
-          <w:p>
-            <w:pPr>
-              <w:pStyle w:val="ListParagraph"/>
-              <w:spacing w:after="0" w:line="360" w:lineRule="auto"/>
-              <w:ind w:left="0"/>
-              <w:jc w:val="both"/>
-              <w:rPr>
-                <w:sz w:val="24"/>
-                <w:szCs w:val="24"/>
-              </w:rPr>
-            </w:pPr>
-            <w:r>
-              <w:rPr>
-                <w:sz w:val="24"/>
-                <w:szCs w:val="24"/>
-              </w:rPr>
-              <w:t>To allow a registered volunteer to enter and store their personal vetting information in a single applicant profile.</w:t>
-            </w:r>
-          </w:p>
-        </w:tc>
-      </w:tr>
-      <w:tr>
-        <w:tc>
-          <w:tcPr>
-            <w:tcW w:w="2268" w:type="dxa"/>
-          </w:tcPr>
-          <w:p>
-            <w:pPr>
-              <w:pStyle w:val="ListParagraph"/>
-              <w:spacing w:after="0" w:line="360" w:lineRule="auto"/>
-              <w:ind w:left="0"/>
-              <w:jc w:val="both"/>
-              <w:rPr>
-                <w:b/>
-                <w:bCs/>
-                <w:sz w:val="24"/>
-                <w:szCs w:val="24"/>
-              </w:rPr>
-            </w:pPr>
-            <w:r>
-              <w:rPr>
-                <w:b/>
-                <w:bCs/>
-                <w:sz w:val="24"/>
-                <w:szCs w:val="24"/>
-              </w:rPr>
-              <w:t>Precondition</w:t>
-            </w:r>
-          </w:p>
-        </w:tc>
-        <w:tc>
-          <w:tcPr>
-            <w:tcW w:w="6747" w:type="dxa"/>
-          </w:tcPr>
-          <w:p>
-            <w:pPr>
-              <w:pStyle w:val="ListParagraph"/>
-              <w:spacing w:after="0" w:line="360" w:lineRule="auto"/>
-              <w:ind w:left="0"/>
-              <w:jc w:val="both"/>
-              <w:rPr>
-                <w:sz w:val="24"/>
-                <w:szCs w:val="24"/>
-              </w:rPr>
-            </w:pPr>
-            <w:r>
-              <w:rPr>
-                <w:sz w:val="24"/>
-                <w:szCs w:val="24"/>
-              </w:rPr>
-              <w:t>The user has a valid account and is logged in to the system.</w:t>
-            </w:r>
-          </w:p>
-        </w:tc>
-      </w:tr>
-      <w:tr>
-        <w:tc>
-          <w:tcPr>
-            <w:tcW w:w="2268" w:type="dxa"/>
-          </w:tcPr>
-          <w:p>
-            <w:pPr>
-              <w:pStyle w:val="ListParagraph"/>
-              <w:spacing w:after="0" w:line="360" w:lineRule="auto"/>
-              <w:ind w:left="0"/>
-              <w:jc w:val="both"/>
-              <w:rPr>
-                <w:b/>
-                <w:bCs/>
-                <w:sz w:val="24"/>
-                <w:szCs w:val="24"/>
-              </w:rPr>
-            </w:pPr>
-            <w:r>
-              <w:rPr>
-                <w:b/>
-                <w:bCs/>
-                <w:sz w:val="24"/>
-                <w:szCs w:val="24"/>
-              </w:rPr>
-              <w:t>Main Flow</w:t>
-            </w:r>
-          </w:p>
-        </w:tc>
-        <w:tc>
-          <w:tcPr>
-            <w:tcW w:w="6747" w:type="dxa"/>
-          </w:tcPr>
-          <w:p>
-            <w:pPr>
-              <w:pStyle w:val="ListParagraph"/>
-              <w:spacing w:after="0" w:line="360" w:lineRule="auto"/>
-              <w:ind w:left="0"/>
-              <w:jc w:val="both"/>
-              <w:rPr>
-                <w:sz w:val="24"/>
-                <w:szCs w:val="24"/>
-              </w:rPr>
-            </w:pPr>
-            <w:r>
-              <w:rPr>
-                <w:sz w:val="24"/>
-                <w:szCs w:val="24"/>
-              </w:rPr>
-              <w:t>1. User navigates to their profile page.</w:t>
-            </w:r>
-          </w:p>
-          <w:p>
-            <w:pPr>
-              <w:pStyle w:val="ListParagraph"/>
-              <w:spacing w:after="0" w:line="360" w:lineRule="auto"/>
-              <w:ind w:left="0"/>
-              <w:jc w:val="both"/>
-              <w:rPr>
-                <w:sz w:val="24"/>
-                <w:szCs w:val="24"/>
-              </w:rPr>
-            </w:pPr>
-            <w:r>
-              <w:rPr>
-                <w:sz w:val="24"/>
-                <w:szCs w:val="24"/>
-              </w:rPr>
-              <w:t>2. User selects the option to create an applicant profile.</w:t>
-            </w:r>
-          </w:p>
-          <w:p>
-            <w:pPr>
-              <w:pStyle w:val="ListParagraph"/>
-              <w:spacing w:after="0" w:line="360" w:lineRule="auto"/>
-              <w:ind w:left="0"/>
-              <w:jc w:val="both"/>
-              <w:rPr>
-                <w:sz w:val="24"/>
-                <w:szCs w:val="24"/>
-              </w:rPr>
-            </w:pPr>
-            <w:r>
-              <w:rPr>
-                <w:sz w:val="24"/>
-                <w:szCs w:val="24"/>
-              </w:rPr>
-              <w:t>3. User enters their personal vetting information including name, date of birth, gender, place of birth and address history.</w:t>
-            </w:r>
-          </w:p>
-          <w:p>
-            <w:pPr>
-              <w:pStyle w:val="ListParagraph"/>
-              <w:spacing w:after="0" w:line="360" w:lineRule="auto"/>
-              <w:ind w:left="0"/>
-              <w:jc w:val="both"/>
-              <w:rPr>
-                <w:sz w:val="24"/>
-                <w:szCs w:val="24"/>
-              </w:rPr>
-            </w:pPr>
-            <w:r>
-              <w:rPr>
-                <w:sz w:val="24"/>
-                <w:szCs w:val="24"/>
-              </w:rPr>
-              <w:t>4. System validates the entered details.</w:t>
-            </w:r>
-          </w:p>
-          <w:p>
-            <w:pPr>
-              <w:pStyle w:val="ListParagraph"/>
-              <w:spacing w:after="0" w:line="360" w:lineRule="auto"/>
-              <w:ind w:left="0"/>
-              <w:jc w:val="both"/>
-              <w:rPr>
-                <w:sz w:val="24"/>
-                <w:szCs w:val="24"/>
-              </w:rPr>
-            </w:pPr>
-            <w:r>
-              <w:rPr>
-                <w:sz w:val="24"/>
-                <w:szCs w:val="24"/>
-              </w:rPr>
-              <w:t>5. System saves the applicant profile.</w:t>
-            </w:r>
-          </w:p>
-          <w:p>
-            <w:pPr>
-              <w:pStyle w:val="ListParagraph"/>
-              <w:spacing w:after="0" w:line="360" w:lineRule="auto"/>
-              <w:ind w:left="0"/>
-              <w:jc w:val="both"/>
-              <w:rPr>
-                <w:sz w:val="24"/>
-                <w:szCs w:val="24"/>
-              </w:rPr>
-            </w:pPr>
-            <w:r>
-              <w:rPr>
-                <w:sz w:val="24"/>
-                <w:szCs w:val="24"/>
-              </w:rPr>
-              <w:t>6. User is presented with a confirmation that their profile has been saved.</w:t>
-            </w:r>
-          </w:p>
-        </w:tc>
-      </w:tr>
-      <w:tr>
-        <w:tc>
-          <w:tcPr>
-            <w:tcW w:w="2268" w:type="dxa"/>
-          </w:tcPr>
-          <w:p>
-            <w:pPr>
-              <w:pStyle w:val="ListParagraph"/>
-              <w:spacing w:after="0" w:line="360" w:lineRule="auto"/>
-              <w:ind w:left="0"/>
-              <w:jc w:val="both"/>
-              <w:rPr>
-                <w:b/>
-                <w:bCs/>
-                <w:sz w:val="24"/>
-                <w:szCs w:val="24"/>
-              </w:rPr>
-            </w:pPr>
-            <w:r>
-              <w:rPr>
-                <w:b/>
-                <w:bCs/>
-                <w:sz w:val="24"/>
-                <w:szCs w:val="24"/>
-              </w:rPr>
-              <w:t>Alternative Flow</w:t>
-            </w:r>
-          </w:p>
-        </w:tc>
-        <w:tc>
-          <w:tcPr>
-            <w:tcW w:w="6747" w:type="dxa"/>
-          </w:tcPr>
-          <w:p>
-            <w:pPr>
-              <w:pStyle w:val="ListParagraph"/>
-              <w:spacing w:after="0" w:line="360" w:lineRule="auto"/>
-              <w:ind w:left="0"/>
-              <w:jc w:val="both"/>
-              <w:rPr>
-                <w:sz w:val="24"/>
-                <w:szCs w:val="24"/>
-              </w:rPr>
-            </w:pPr>
-            <w:r>
-              <w:rPr>
-                <w:b/>
-                <w:bCs/>
-                <w:sz w:val="24"/>
-                <w:szCs w:val="24"/>
-              </w:rPr>
-              <w:t xml:space="preserve">At point </w:t>
-            </w:r>
-            <w:r>
-              <w:rPr>
-                <w:b/>
-                <w:bCs/>
-                <w:sz w:val="24"/>
-                <w:szCs w:val="24"/>
-              </w:rPr>
-              <w:t>1</w:t>
-            </w:r>
-            <w:r>
-              <w:rPr>
-                <w:b/>
-                <w:bCs/>
-                <w:sz w:val="24"/>
-                <w:szCs w:val="24"/>
-              </w:rPr>
-              <w:t xml:space="preserve"> of Main Flow:</w:t>
-            </w:r>
-          </w:p>
-          <w:p>
-            <w:pPr>
-              <w:pStyle w:val="ListParagraph"/>
-              <w:numPr>
-                <w:ilvl w:val="0"/>
-                <w:numId w:val="31"/>
-              </w:numPr>
-              <w:spacing w:after="0" w:line="360" w:lineRule="auto"/>
-              <w:jc w:val="both"/>
-              <w:rPr>
-                <w:sz w:val="24"/>
-                <w:szCs w:val="24"/>
-              </w:rPr>
-            </w:pPr>
-            <w:r>
-              <w:rPr>
-                <w:sz w:val="24"/>
-                <w:szCs w:val="24"/>
-              </w:rPr>
-              <w:t xml:space="preserve">User attempts to create a second applicant profile </w:t>
-            </w:r>
-            <w:r>
-              <w:rPr>
-                <w:sz w:val="24"/>
-                <w:szCs w:val="24"/>
-              </w:rPr>
-              <w:t>-</w:t>
-            </w:r>
-            <w:r>
-              <w:rPr>
-                <w:sz w:val="24"/>
-                <w:szCs w:val="24"/>
-              </w:rPr>
-              <w:t xml:space="preserve"> system displays an error indicating that only one profile is permitted per account.</w:t>
-            </w:r>
-          </w:p>
-          <w:p>
-            <w:pPr>
-              <w:spacing w:after="0" w:line="360" w:lineRule="auto"/>
-              <w:jc w:val="both"/>
-              <w:rPr>
-                <w:sz w:val="24"/>
-                <w:szCs w:val="24"/>
-              </w:rPr>
-            </w:pPr>
-            <w:r>
-              <w:rPr>
-                <w:b/>
-                <w:bCs/>
-                <w:sz w:val="24"/>
-                <w:szCs w:val="24"/>
-              </w:rPr>
-              <w:t>At point 4 of Main Flow:</w:t>
-            </w:r>
-          </w:p>
-          <w:p>
-            <w:pPr>
-              <w:pStyle w:val="ListParagraph"/>
-              <w:numPr>
-                <w:ilvl w:val="0"/>
-                <w:numId w:val="31"/>
-              </w:numPr>
-              <w:spacing w:after="0" w:line="360" w:lineRule="auto"/>
-              <w:jc w:val="both"/>
-              <w:rPr>
-                <w:sz w:val="24"/>
-                <w:szCs w:val="24"/>
-              </w:rPr>
-            </w:pPr>
-            <w:r>
-              <w:rPr>
-                <w:sz w:val="24"/>
-                <w:szCs w:val="24"/>
-              </w:rPr>
-              <w:t xml:space="preserve">User leaves required fields empty </w:t>
-            </w:r>
-            <w:r>
-              <w:rPr>
-                <w:sz w:val="24"/>
-                <w:szCs w:val="24"/>
-              </w:rPr>
-              <w:t>-</w:t>
-            </w:r>
-            <w:r>
-              <w:rPr>
-                <w:sz w:val="24"/>
-                <w:szCs w:val="24"/>
-              </w:rPr>
-              <w:t xml:space="preserve"> system displays a validation error and prompts the user to complete all required fields.</w:t>
-            </w:r>
-          </w:p>
-          <w:p>
-            <w:pPr>
-              <w:pStyle w:val="ListParagraph"/>
-              <w:numPr>
-                <w:ilvl w:val="0"/>
-                <w:numId w:val="31"/>
-              </w:numPr>
-              <w:spacing w:after="0" w:line="360" w:lineRule="auto"/>
-              <w:jc w:val="both"/>
-              <w:rPr>
-                <w:sz w:val="24"/>
-                <w:szCs w:val="24"/>
-              </w:rPr>
-            </w:pPr>
-            <w:r>
-              <w:rPr>
-                <w:sz w:val="24"/>
-                <w:szCs w:val="24"/>
-              </w:rPr>
-              <w:t xml:space="preserve">User enters invalid data </w:t>
-            </w:r>
-            <w:r>
-              <w:rPr>
-                <w:sz w:val="24"/>
-                <w:szCs w:val="24"/>
-              </w:rPr>
-              <w:t>-</w:t>
-            </w:r>
-            <w:r>
-              <w:rPr>
-                <w:sz w:val="24"/>
-                <w:szCs w:val="24"/>
-              </w:rPr>
-              <w:t xml:space="preserve"> system displays a field-level validation error specifying the issue.</w:t>
-            </w:r>
-          </w:p>
-        </w:tc>
-      </w:tr>
-      <w:tr>
-        <w:tc>
-          <w:tcPr>
-            <w:tcW w:w="2268" w:type="dxa"/>
-          </w:tcPr>
-          <w:p>
-            <w:pPr>
-              <w:pStyle w:val="ListParagraph"/>
-              <w:spacing w:after="0" w:line="360" w:lineRule="auto"/>
-              <w:ind w:left="0"/>
-              <w:jc w:val="both"/>
-              <w:rPr>
-                <w:b/>
-                <w:bCs/>
-                <w:sz w:val="24"/>
-                <w:szCs w:val="24"/>
-              </w:rPr>
-            </w:pPr>
-            <w:r>
-              <w:rPr>
-                <w:b/>
-                <w:bCs/>
-                <w:sz w:val="24"/>
-                <w:szCs w:val="24"/>
-              </w:rPr>
-              <w:t>Post-condition</w:t>
-            </w:r>
-          </w:p>
-        </w:tc>
-        <w:tc>
-          <w:tcPr>
-            <w:tcW w:w="6747" w:type="dxa"/>
-          </w:tcPr>
-          <w:p>
-            <w:pPr>
-              <w:pStyle w:val="ListParagraph"/>
-              <w:spacing w:after="0" w:line="360" w:lineRule="auto"/>
-              <w:ind w:left="0"/>
-              <w:jc w:val="both"/>
-              <w:rPr>
-                <w:sz w:val="24"/>
-                <w:szCs w:val="24"/>
-              </w:rPr>
-            </w:pPr>
-            <w:r>
-              <w:rPr>
-                <w:sz w:val="24"/>
-                <w:szCs w:val="24"/>
-              </w:rPr>
-              <w:t>The applicant profile is saved and the volunteer's vetting information is stored securely in the system.</w:t>
-            </w:r>
-          </w:p>
-        </w:tc>
-      </w:tr>
-    </w:tbl>
-    <w:p>
-      <w:pPr>
-        <w:pStyle w:val="ListParagraph"/>
-        <w:spacing w:after="0" w:line="360" w:lineRule="auto"/>
-        <w:ind w:left="0"/>
-        <w:jc w:val="both"/>
-        <w:rPr>
-          <w:sz w:val="24"/>
-          <w:szCs w:val="24"/>
-        </w:rPr>
-      </w:pPr>
-    </w:p>
-    <w:p>
-      <w:pPr>
-        <w:spacing w:after="160" w:line="259" w:lineRule="auto"/>
-        <w:rPr>
-          <w:i/>
-          <w:iCs/>
-          <w:color w:val="44546A" w:themeColor="text2"/>
-          <w:sz w:val="24"/>
-          <w:szCs w:val="18"/>
-        </w:rPr>
-      </w:pPr>
-      <w:r>
-        <w:br w:type="page"/>
-      </w:r>
-    </w:p>
-    <w:p>
-      <w:pPr>
-        <w:pStyle w:val="Caption"/>
-      </w:pPr>
-      <w:bookmarkStart w:id="54" w:name="_Toc226814104"/>
-      <w:r>
-        <w:lastRenderedPageBreak/>
-        <w:t xml:space="preserve">Table </w:t>
-      </w:r>
-      <w:r>
-        <w:fldChar w:fldCharType="begin"/>
-      </w:r>
-      <w:r>
-        <w:instrText xml:space="preserve"> SEQ Table \* ARABIC </w:instrText>
-      </w:r>
-      <w:r>
-        <w:fldChar w:fldCharType="separate"/>
-      </w:r>
-      <w:r>
-        <w:rPr>
-          <w:noProof/>
-        </w:rPr>
-        <w:t>12</w:t>
-      </w:r>
-      <w:r>
-        <w:rPr>
-          <w:noProof/>
-        </w:rPr>
-        <w:fldChar w:fldCharType="end"/>
-      </w:r>
-      <w:r>
-        <w:t xml:space="preserve">: </w:t>
-      </w:r>
-      <w:r>
-        <w:t xml:space="preserve">Use Case Flow of Events </w:t>
-      </w:r>
-      <w:r>
-        <w:t>-</w:t>
-      </w:r>
-      <w:r>
-        <w:t xml:space="preserve"> Generate Access Code</w:t>
-      </w:r>
-      <w:bookmarkEnd w:id="54"/>
-    </w:p>
-    <w:tbl>
-      <w:tblPr>
-        <w:tblStyle w:val="TableGrid"/>
-        <w:tblW w:w="0" w:type="auto"/>
-        <w:tblLook w:val="04A0" w:firstRow="1" w:lastRow="0" w:firstColumn="1" w:lastColumn="0" w:noHBand="0" w:noVBand="1"/>
-      </w:tblPr>
-      <w:tblGrid>
-        <w:gridCol w:w="2268"/>
-        <w:gridCol w:w="6747"/>
-      </w:tblGrid>
-      <w:tr>
-        <w:tc>
-          <w:tcPr>
-            <w:tcW w:w="2268" w:type="dxa"/>
-          </w:tcPr>
-          <w:p>
-            <w:pPr>
-              <w:pStyle w:val="ListParagraph"/>
-              <w:spacing w:after="0" w:line="360" w:lineRule="auto"/>
-              <w:ind w:left="0"/>
-              <w:jc w:val="both"/>
-              <w:rPr>
-                <w:b/>
-                <w:bCs/>
-                <w:sz w:val="24"/>
-                <w:szCs w:val="24"/>
-              </w:rPr>
-            </w:pPr>
-            <w:r>
-              <w:rPr>
-                <w:b/>
-                <w:bCs/>
-                <w:sz w:val="24"/>
-                <w:szCs w:val="24"/>
-              </w:rPr>
-              <w:t xml:space="preserve">Use Case </w:t>
-            </w:r>
-            <w:r>
-              <w:rPr>
-                <w:b/>
-                <w:bCs/>
-                <w:sz w:val="24"/>
-                <w:szCs w:val="24"/>
-              </w:rPr>
-              <w:t>03</w:t>
-            </w:r>
-          </w:p>
-        </w:tc>
-        <w:tc>
-          <w:tcPr>
-            <w:tcW w:w="6747" w:type="dxa"/>
-          </w:tcPr>
-          <w:p>
-            <w:pPr>
-              <w:pStyle w:val="ListParagraph"/>
-              <w:spacing w:after="0" w:line="360" w:lineRule="auto"/>
-              <w:ind w:left="0"/>
-              <w:jc w:val="both"/>
-              <w:rPr>
-                <w:b/>
-                <w:bCs/>
-                <w:sz w:val="24"/>
-                <w:szCs w:val="24"/>
-              </w:rPr>
-            </w:pPr>
-            <w:r>
-              <w:rPr>
-                <w:b/>
-                <w:bCs/>
-                <w:sz w:val="24"/>
-                <w:szCs w:val="24"/>
-              </w:rPr>
-              <w:t>Generate Access Code</w:t>
-            </w:r>
-          </w:p>
-        </w:tc>
-      </w:tr>
-      <w:tr>
-        <w:tc>
-          <w:tcPr>
-            <w:tcW w:w="2268" w:type="dxa"/>
-          </w:tcPr>
-          <w:p>
-            <w:pPr>
-              <w:pStyle w:val="ListParagraph"/>
-              <w:spacing w:after="0" w:line="360" w:lineRule="auto"/>
-              <w:ind w:left="0"/>
-              <w:jc w:val="both"/>
-              <w:rPr>
-                <w:b/>
-                <w:bCs/>
-                <w:sz w:val="24"/>
-                <w:szCs w:val="24"/>
-              </w:rPr>
-            </w:pPr>
-            <w:r>
-              <w:rPr>
-                <w:b/>
-                <w:bCs/>
-                <w:sz w:val="24"/>
-                <w:szCs w:val="24"/>
-              </w:rPr>
-              <w:t>Objective</w:t>
-            </w:r>
-          </w:p>
-        </w:tc>
-        <w:tc>
-          <w:tcPr>
-            <w:tcW w:w="6747" w:type="dxa"/>
-          </w:tcPr>
-          <w:p>
-            <w:pPr>
-              <w:pStyle w:val="ListParagraph"/>
-              <w:spacing w:after="0" w:line="360" w:lineRule="auto"/>
-              <w:ind w:left="0"/>
-              <w:jc w:val="both"/>
-              <w:rPr>
-                <w:sz w:val="24"/>
-                <w:szCs w:val="24"/>
-              </w:rPr>
-            </w:pPr>
-            <w:r>
-              <w:rPr>
-                <w:sz w:val="24"/>
-                <w:szCs w:val="24"/>
-              </w:rPr>
-              <w:t>To allow a registered volunteer to generate a unique access code that can be shared with a registered organisation to provide access to their stored vetting information.</w:t>
-            </w:r>
-          </w:p>
-        </w:tc>
-      </w:tr>
-      <w:tr>
-        <w:tc>
-          <w:tcPr>
-            <w:tcW w:w="2268" w:type="dxa"/>
-          </w:tcPr>
-          <w:p>
-            <w:pPr>
-              <w:pStyle w:val="ListParagraph"/>
-              <w:spacing w:after="0" w:line="360" w:lineRule="auto"/>
-              <w:ind w:left="0"/>
-              <w:jc w:val="both"/>
-              <w:rPr>
-                <w:b/>
-                <w:bCs/>
-                <w:sz w:val="24"/>
-                <w:szCs w:val="24"/>
-              </w:rPr>
-            </w:pPr>
-            <w:r>
-              <w:rPr>
-                <w:b/>
-                <w:bCs/>
-                <w:sz w:val="24"/>
-                <w:szCs w:val="24"/>
-              </w:rPr>
-              <w:t>Precondition</w:t>
-            </w:r>
-          </w:p>
-        </w:tc>
-        <w:tc>
-          <w:tcPr>
-            <w:tcW w:w="6747" w:type="dxa"/>
-          </w:tcPr>
-          <w:p>
-            <w:pPr>
-              <w:pStyle w:val="ListParagraph"/>
-              <w:spacing w:after="0" w:line="360" w:lineRule="auto"/>
-              <w:ind w:left="0"/>
-              <w:jc w:val="both"/>
-              <w:rPr>
-                <w:sz w:val="24"/>
-                <w:szCs w:val="24"/>
-              </w:rPr>
-            </w:pPr>
-            <w:r>
-              <w:rPr>
-                <w:sz w:val="24"/>
-                <w:szCs w:val="24"/>
-              </w:rPr>
-              <w:t>The user has a valid account, is logged in to the system, and has a completed applicant profile.</w:t>
-            </w:r>
-          </w:p>
-        </w:tc>
-      </w:tr>
-      <w:tr>
-        <w:tc>
-          <w:tcPr>
-            <w:tcW w:w="2268" w:type="dxa"/>
-          </w:tcPr>
-          <w:p>
-            <w:pPr>
-              <w:pStyle w:val="ListParagraph"/>
-              <w:spacing w:after="0" w:line="360" w:lineRule="auto"/>
-              <w:ind w:left="0"/>
-              <w:jc w:val="both"/>
-              <w:rPr>
-                <w:b/>
-                <w:bCs/>
-                <w:sz w:val="24"/>
-                <w:szCs w:val="24"/>
-              </w:rPr>
-            </w:pPr>
-            <w:r>
-              <w:rPr>
-                <w:b/>
-                <w:bCs/>
-                <w:sz w:val="24"/>
-                <w:szCs w:val="24"/>
-              </w:rPr>
-              <w:t>Main Flow</w:t>
-            </w:r>
-          </w:p>
-        </w:tc>
-        <w:tc>
-          <w:tcPr>
-            <w:tcW w:w="6747" w:type="dxa"/>
-          </w:tcPr>
-          <w:p>
-            <w:pPr>
-              <w:pStyle w:val="ListParagraph"/>
-              <w:spacing w:after="0" w:line="360" w:lineRule="auto"/>
-              <w:ind w:left="0"/>
-              <w:jc w:val="both"/>
-              <w:rPr>
-                <w:sz w:val="24"/>
-                <w:szCs w:val="24"/>
-              </w:rPr>
-            </w:pPr>
-            <w:r>
-              <w:rPr>
-                <w:sz w:val="24"/>
-                <w:szCs w:val="24"/>
-              </w:rPr>
-              <w:t xml:space="preserve">1. User navigates to their profile page. </w:t>
-            </w:r>
-          </w:p>
-          <w:p>
-            <w:pPr>
-              <w:pStyle w:val="ListParagraph"/>
-              <w:spacing w:after="0" w:line="360" w:lineRule="auto"/>
-              <w:ind w:left="0"/>
-              <w:jc w:val="both"/>
-              <w:rPr>
-                <w:sz w:val="24"/>
-                <w:szCs w:val="24"/>
-              </w:rPr>
-            </w:pPr>
-            <w:r>
-              <w:rPr>
-                <w:sz w:val="24"/>
-                <w:szCs w:val="24"/>
-              </w:rPr>
-              <w:t>2. User selects the option to generate an access code.</w:t>
-            </w:r>
-          </w:p>
-          <w:p>
-            <w:pPr>
-              <w:pStyle w:val="ListParagraph"/>
-              <w:spacing w:after="0" w:line="360" w:lineRule="auto"/>
-              <w:ind w:left="0"/>
-              <w:jc w:val="both"/>
-              <w:rPr>
-                <w:sz w:val="24"/>
-                <w:szCs w:val="24"/>
-              </w:rPr>
-            </w:pPr>
-            <w:r>
-              <w:rPr>
-                <w:sz w:val="24"/>
-                <w:szCs w:val="24"/>
-              </w:rPr>
-              <w:t>3. User enters the name of the organisation the code is being generated for.</w:t>
-            </w:r>
-          </w:p>
-          <w:p>
-            <w:pPr>
-              <w:pStyle w:val="ListParagraph"/>
-              <w:spacing w:after="0" w:line="360" w:lineRule="auto"/>
-              <w:ind w:left="0"/>
-              <w:jc w:val="both"/>
-              <w:rPr>
-                <w:sz w:val="24"/>
-                <w:szCs w:val="24"/>
-              </w:rPr>
-            </w:pPr>
-            <w:r>
-              <w:rPr>
-                <w:sz w:val="24"/>
-                <w:szCs w:val="24"/>
-              </w:rPr>
-              <w:t>4. System generates a unique access code and assigns an expiry date.</w:t>
-            </w:r>
-          </w:p>
-          <w:p>
-            <w:pPr>
-              <w:pStyle w:val="ListParagraph"/>
-              <w:spacing w:after="0" w:line="360" w:lineRule="auto"/>
-              <w:ind w:left="0"/>
-              <w:jc w:val="both"/>
-              <w:rPr>
-                <w:sz w:val="24"/>
-                <w:szCs w:val="24"/>
-              </w:rPr>
-            </w:pPr>
-            <w:r>
-              <w:rPr>
-                <w:sz w:val="24"/>
-                <w:szCs w:val="24"/>
-              </w:rPr>
-              <w:t>5. System saves the access code against the applicant profile.</w:t>
-            </w:r>
-          </w:p>
-          <w:p>
-            <w:pPr>
-              <w:pStyle w:val="ListParagraph"/>
-              <w:spacing w:after="0" w:line="360" w:lineRule="auto"/>
-              <w:ind w:left="0"/>
-              <w:jc w:val="both"/>
-              <w:rPr>
-                <w:sz w:val="24"/>
-                <w:szCs w:val="24"/>
-              </w:rPr>
-            </w:pPr>
-            <w:r>
-              <w:rPr>
-                <w:sz w:val="24"/>
-                <w:szCs w:val="24"/>
-              </w:rPr>
-              <w:t>6. User is presented with the generated access code and can copy it to share with the organisation.</w:t>
-            </w:r>
-          </w:p>
-        </w:tc>
-      </w:tr>
-      <w:tr>
-        <w:tc>
-          <w:tcPr>
-            <w:tcW w:w="2268" w:type="dxa"/>
-          </w:tcPr>
-          <w:p>
-            <w:pPr>
-              <w:pStyle w:val="ListParagraph"/>
-              <w:spacing w:after="0" w:line="360" w:lineRule="auto"/>
-              <w:ind w:left="0"/>
-              <w:jc w:val="both"/>
-              <w:rPr>
-                <w:b/>
-                <w:bCs/>
-                <w:sz w:val="24"/>
-                <w:szCs w:val="24"/>
-              </w:rPr>
-            </w:pPr>
-            <w:r>
-              <w:rPr>
-                <w:b/>
-                <w:bCs/>
-                <w:sz w:val="24"/>
-                <w:szCs w:val="24"/>
-              </w:rPr>
-              <w:t>Alternative Flow</w:t>
-            </w:r>
-          </w:p>
-        </w:tc>
-        <w:tc>
-          <w:tcPr>
-            <w:tcW w:w="6747" w:type="dxa"/>
-          </w:tcPr>
-          <w:p>
-            <w:pPr>
-              <w:pStyle w:val="ListParagraph"/>
-              <w:spacing w:after="0" w:line="360" w:lineRule="auto"/>
-              <w:ind w:left="0"/>
-              <w:jc w:val="both"/>
-              <w:rPr>
-                <w:sz w:val="24"/>
-                <w:szCs w:val="24"/>
-              </w:rPr>
-            </w:pPr>
-            <w:r>
-              <w:rPr>
-                <w:b/>
-                <w:bCs/>
-                <w:sz w:val="24"/>
-                <w:szCs w:val="24"/>
-              </w:rPr>
-              <w:t xml:space="preserve">At point </w:t>
-            </w:r>
-            <w:r>
-              <w:rPr>
-                <w:b/>
-                <w:bCs/>
-                <w:sz w:val="24"/>
-                <w:szCs w:val="24"/>
-              </w:rPr>
-              <w:t>2</w:t>
-            </w:r>
-            <w:r>
-              <w:rPr>
-                <w:b/>
-                <w:bCs/>
-                <w:sz w:val="24"/>
-                <w:szCs w:val="24"/>
-              </w:rPr>
-              <w:t xml:space="preserve"> of Main Flow:</w:t>
-            </w:r>
-          </w:p>
-          <w:p>
-            <w:pPr>
-              <w:pStyle w:val="ListParagraph"/>
-              <w:numPr>
-                <w:ilvl w:val="0"/>
-                <w:numId w:val="35"/>
-              </w:numPr>
-              <w:spacing w:after="0" w:line="360" w:lineRule="auto"/>
-              <w:jc w:val="both"/>
-              <w:rPr>
-                <w:sz w:val="24"/>
-                <w:szCs w:val="24"/>
-              </w:rPr>
-            </w:pPr>
-            <w:r>
-              <w:rPr>
-                <w:sz w:val="24"/>
-                <w:szCs w:val="24"/>
-              </w:rPr>
-              <w:t xml:space="preserve">User has not completed an applicant profile </w:t>
-            </w:r>
-            <w:r>
-              <w:rPr>
-                <w:sz w:val="24"/>
-                <w:szCs w:val="24"/>
-              </w:rPr>
-              <w:t>-</w:t>
-            </w:r>
-            <w:r>
-              <w:rPr>
-                <w:sz w:val="24"/>
-                <w:szCs w:val="24"/>
-              </w:rPr>
-              <w:t xml:space="preserve"> system displays an error indicating that a profile must be completed before an access code can be generated.</w:t>
-            </w:r>
-          </w:p>
-          <w:p>
-            <w:pPr>
-              <w:spacing w:after="0" w:line="360" w:lineRule="auto"/>
-              <w:jc w:val="both"/>
-              <w:rPr>
-                <w:sz w:val="24"/>
-                <w:szCs w:val="24"/>
-              </w:rPr>
-            </w:pPr>
-            <w:r>
-              <w:rPr>
-                <w:b/>
-                <w:bCs/>
-                <w:sz w:val="24"/>
-                <w:szCs w:val="24"/>
-              </w:rPr>
-              <w:t xml:space="preserve">At point </w:t>
-            </w:r>
-            <w:r>
-              <w:rPr>
-                <w:b/>
-                <w:bCs/>
-                <w:sz w:val="24"/>
-                <w:szCs w:val="24"/>
-              </w:rPr>
-              <w:t>3</w:t>
-            </w:r>
-            <w:r>
-              <w:rPr>
-                <w:b/>
-                <w:bCs/>
-                <w:sz w:val="24"/>
-                <w:szCs w:val="24"/>
-              </w:rPr>
-              <w:t xml:space="preserve"> of Main Flow:</w:t>
-            </w:r>
-          </w:p>
-          <w:p>
-            <w:pPr>
-              <w:pStyle w:val="ListParagraph"/>
-              <w:numPr>
-                <w:ilvl w:val="0"/>
-                <w:numId w:val="35"/>
-              </w:numPr>
-              <w:spacing w:after="0" w:line="360" w:lineRule="auto"/>
-              <w:jc w:val="both"/>
-              <w:rPr>
-                <w:sz w:val="24"/>
-                <w:szCs w:val="24"/>
-              </w:rPr>
-            </w:pPr>
-            <w:r>
-              <w:rPr>
-                <w:sz w:val="24"/>
-                <w:szCs w:val="24"/>
-              </w:rPr>
-              <w:t xml:space="preserve">User leaves the organisation name field empty </w:t>
-            </w:r>
-            <w:r>
-              <w:rPr>
-                <w:sz w:val="24"/>
-                <w:szCs w:val="24"/>
-              </w:rPr>
-              <w:t>-</w:t>
-            </w:r>
-            <w:r>
-              <w:rPr>
-                <w:sz w:val="24"/>
-                <w:szCs w:val="24"/>
-              </w:rPr>
-              <w:t xml:space="preserve"> system displays a validation error and prompts the user to enter an organisation name.</w:t>
-            </w:r>
-          </w:p>
-        </w:tc>
-      </w:tr>
-      <w:tr>
-        <w:tc>
-          <w:tcPr>
-            <w:tcW w:w="2268" w:type="dxa"/>
-          </w:tcPr>
-          <w:p>
-            <w:pPr>
-              <w:pStyle w:val="ListParagraph"/>
-              <w:spacing w:after="0" w:line="360" w:lineRule="auto"/>
-              <w:ind w:left="0"/>
-              <w:jc w:val="both"/>
-              <w:rPr>
-                <w:b/>
-                <w:bCs/>
-                <w:sz w:val="24"/>
-                <w:szCs w:val="24"/>
-              </w:rPr>
-            </w:pPr>
-            <w:r>
-              <w:rPr>
-                <w:b/>
-                <w:bCs/>
-                <w:sz w:val="24"/>
-                <w:szCs w:val="24"/>
-              </w:rPr>
-              <w:t>Post-condition</w:t>
-            </w:r>
-          </w:p>
-        </w:tc>
-        <w:tc>
-          <w:tcPr>
-            <w:tcW w:w="6747" w:type="dxa"/>
-          </w:tcPr>
-          <w:p>
-            <w:pPr>
-              <w:pStyle w:val="ListParagraph"/>
-              <w:spacing w:after="0" w:line="360" w:lineRule="auto"/>
-              <w:ind w:left="0"/>
-              <w:jc w:val="both"/>
-              <w:rPr>
-                <w:sz w:val="24"/>
-                <w:szCs w:val="24"/>
-              </w:rPr>
-            </w:pPr>
-            <w:r>
-              <w:rPr>
-                <w:sz w:val="24"/>
-                <w:szCs w:val="24"/>
-              </w:rPr>
-              <w:t>A unique access code has been generated, saved against the applicant profile, and is available for the volunteer to share with the relevant organisation.</w:t>
-            </w:r>
-          </w:p>
-        </w:tc>
-      </w:tr>
-    </w:tbl>
-    <w:p>
-      <w:pPr>
-        <w:pStyle w:val="ListParagraph"/>
-        <w:spacing w:after="0" w:line="360" w:lineRule="auto"/>
-        <w:ind w:left="0"/>
-        <w:jc w:val="both"/>
-        <w:rPr>
-          <w:sz w:val="24"/>
-          <w:szCs w:val="24"/>
-        </w:rPr>
-      </w:pPr>
-    </w:p>
-    <w:p>
-      <w:pPr>
-        <w:spacing w:after="160" w:line="259" w:lineRule="auto"/>
-        <w:rPr>
-          <w:i/>
-          <w:iCs/>
-          <w:color w:val="44546A" w:themeColor="text2"/>
-          <w:sz w:val="24"/>
-          <w:szCs w:val="18"/>
-        </w:rPr>
-      </w:pPr>
-      <w:r>
-        <w:br w:type="page"/>
-      </w:r>
-    </w:p>
-    <w:p>
-      <w:pPr>
-        <w:pStyle w:val="Caption"/>
-      </w:pPr>
-      <w:bookmarkStart w:id="55" w:name="_Toc226814105"/>
-      <w:r>
-        <w:lastRenderedPageBreak/>
-        <w:t xml:space="preserve">Table </w:t>
-      </w:r>
-      <w:r>
-        <w:fldChar w:fldCharType="begin"/>
-      </w:r>
-      <w:r>
-        <w:instrText xml:space="preserve"> SEQ Table \* ARABIC </w:instrText>
-      </w:r>
-      <w:r>
-        <w:fldChar w:fldCharType="separate"/>
-      </w:r>
-      <w:r>
-        <w:rPr>
-          <w:noProof/>
-        </w:rPr>
-        <w:t>13</w:t>
-      </w:r>
-      <w:r>
-        <w:rPr>
-          <w:noProof/>
-        </w:rPr>
-        <w:fldChar w:fldCharType="end"/>
-      </w:r>
-      <w:r>
-        <w:t xml:space="preserve">: </w:t>
-      </w:r>
-      <w:r>
-        <w:t xml:space="preserve">Use Case Flow of Events </w:t>
-      </w:r>
-      <w:r>
-        <w:t>-</w:t>
-      </w:r>
-      <w:r>
-        <w:t xml:space="preserve"> Share Access Code</w:t>
-      </w:r>
-      <w:bookmarkEnd w:id="55"/>
-    </w:p>
-    <w:tbl>
-      <w:tblPr>
-        <w:tblStyle w:val="TableGrid"/>
-        <w:tblW w:w="0" w:type="auto"/>
-        <w:tblLook w:val="04A0" w:firstRow="1" w:lastRow="0" w:firstColumn="1" w:lastColumn="0" w:noHBand="0" w:noVBand="1"/>
-      </w:tblPr>
-      <w:tblGrid>
-        <w:gridCol w:w="2268"/>
-        <w:gridCol w:w="6747"/>
-      </w:tblGrid>
-      <w:tr>
-        <w:tc>
-          <w:tcPr>
-            <w:tcW w:w="2268" w:type="dxa"/>
-          </w:tcPr>
-          <w:p>
-            <w:pPr>
-              <w:pStyle w:val="ListParagraph"/>
-              <w:spacing w:after="0" w:line="360" w:lineRule="auto"/>
-              <w:ind w:left="0"/>
-              <w:jc w:val="both"/>
-              <w:rPr>
-                <w:b/>
-                <w:bCs/>
-                <w:sz w:val="24"/>
-                <w:szCs w:val="24"/>
-              </w:rPr>
-            </w:pPr>
-            <w:r>
-              <w:rPr>
-                <w:b/>
-                <w:bCs/>
-                <w:sz w:val="24"/>
-                <w:szCs w:val="24"/>
-              </w:rPr>
-              <w:t xml:space="preserve">Use Case </w:t>
-            </w:r>
-            <w:r>
-              <w:rPr>
-                <w:b/>
-                <w:bCs/>
-                <w:sz w:val="24"/>
-                <w:szCs w:val="24"/>
-              </w:rPr>
-              <w:t>04</w:t>
-            </w:r>
-          </w:p>
-        </w:tc>
-        <w:tc>
-          <w:tcPr>
-            <w:tcW w:w="6747" w:type="dxa"/>
-          </w:tcPr>
-          <w:p>
-            <w:pPr>
-              <w:pStyle w:val="ListParagraph"/>
-              <w:spacing w:after="0" w:line="360" w:lineRule="auto"/>
-              <w:ind w:left="0"/>
-              <w:jc w:val="both"/>
-              <w:rPr>
-                <w:b/>
-                <w:bCs/>
-                <w:sz w:val="24"/>
-                <w:szCs w:val="24"/>
-              </w:rPr>
-            </w:pPr>
-            <w:r>
-              <w:rPr>
-                <w:b/>
-                <w:bCs/>
-                <w:sz w:val="24"/>
-                <w:szCs w:val="24"/>
-              </w:rPr>
-              <w:t>Share Access Code</w:t>
-            </w:r>
-          </w:p>
-        </w:tc>
-      </w:tr>
-      <w:tr>
-        <w:tc>
-          <w:tcPr>
-            <w:tcW w:w="2268" w:type="dxa"/>
-          </w:tcPr>
-          <w:p>
-            <w:pPr>
-              <w:pStyle w:val="ListParagraph"/>
-              <w:spacing w:after="0" w:line="360" w:lineRule="auto"/>
-              <w:ind w:left="0"/>
-              <w:jc w:val="both"/>
-              <w:rPr>
-                <w:b/>
-                <w:bCs/>
-                <w:sz w:val="24"/>
-                <w:szCs w:val="24"/>
-              </w:rPr>
-            </w:pPr>
-            <w:r>
-              <w:rPr>
-                <w:b/>
-                <w:bCs/>
-                <w:sz w:val="24"/>
-                <w:szCs w:val="24"/>
-              </w:rPr>
-              <w:t>Objective</w:t>
-            </w:r>
-          </w:p>
-        </w:tc>
-        <w:tc>
-          <w:tcPr>
-            <w:tcW w:w="6747" w:type="dxa"/>
-          </w:tcPr>
-          <w:p>
-            <w:pPr>
-              <w:pStyle w:val="ListParagraph"/>
-              <w:spacing w:after="0" w:line="360" w:lineRule="auto"/>
-              <w:ind w:left="0"/>
-              <w:jc w:val="both"/>
-              <w:rPr>
-                <w:sz w:val="24"/>
-                <w:szCs w:val="24"/>
-              </w:rPr>
-            </w:pPr>
-            <w:r>
-              <w:rPr>
-                <w:sz w:val="24"/>
-                <w:szCs w:val="24"/>
-              </w:rPr>
-              <w:t>To allow a volunteer to share their generated access code with a registered organisation, enabling the organisation to retrieve the volunteer's stored vetting information without the need for repeated data entry.</w:t>
-            </w:r>
-          </w:p>
-        </w:tc>
-      </w:tr>
-      <w:tr>
-        <w:tc>
-          <w:tcPr>
-            <w:tcW w:w="2268" w:type="dxa"/>
-          </w:tcPr>
-          <w:p>
-            <w:pPr>
-              <w:pStyle w:val="ListParagraph"/>
-              <w:spacing w:after="0" w:line="360" w:lineRule="auto"/>
-              <w:ind w:left="0"/>
-              <w:jc w:val="both"/>
-              <w:rPr>
-                <w:b/>
-                <w:bCs/>
-                <w:sz w:val="24"/>
-                <w:szCs w:val="24"/>
-              </w:rPr>
-            </w:pPr>
-            <w:r>
-              <w:rPr>
-                <w:b/>
-                <w:bCs/>
-                <w:sz w:val="24"/>
-                <w:szCs w:val="24"/>
-              </w:rPr>
-              <w:t>Precondition</w:t>
-            </w:r>
-          </w:p>
-        </w:tc>
-        <w:tc>
-          <w:tcPr>
-            <w:tcW w:w="6747" w:type="dxa"/>
-          </w:tcPr>
-          <w:p>
-            <w:pPr>
-              <w:pStyle w:val="ListParagraph"/>
-              <w:spacing w:after="0" w:line="360" w:lineRule="auto"/>
-              <w:ind w:left="0"/>
-              <w:jc w:val="both"/>
-              <w:rPr>
-                <w:sz w:val="24"/>
-                <w:szCs w:val="24"/>
-              </w:rPr>
-            </w:pPr>
-            <w:r>
-              <w:rPr>
-                <w:sz w:val="24"/>
-                <w:szCs w:val="24"/>
-              </w:rPr>
-              <w:t>The user has a valid account, is logged in to the system, has a completed applicant profile, and has generated a valid unexpired access code.</w:t>
-            </w:r>
-          </w:p>
-        </w:tc>
-      </w:tr>
-      <w:tr>
-        <w:tc>
-          <w:tcPr>
-            <w:tcW w:w="2268" w:type="dxa"/>
-          </w:tcPr>
-          <w:p>
-            <w:pPr>
-              <w:pStyle w:val="ListParagraph"/>
-              <w:spacing w:after="0" w:line="360" w:lineRule="auto"/>
-              <w:ind w:left="0"/>
-              <w:jc w:val="both"/>
-              <w:rPr>
-                <w:b/>
-                <w:bCs/>
-                <w:sz w:val="24"/>
-                <w:szCs w:val="24"/>
-              </w:rPr>
-            </w:pPr>
-            <w:r>
-              <w:rPr>
-                <w:b/>
-                <w:bCs/>
-                <w:sz w:val="24"/>
-                <w:szCs w:val="24"/>
-              </w:rPr>
-              <w:t>Main Flow</w:t>
-            </w:r>
-          </w:p>
-        </w:tc>
-        <w:tc>
-          <w:tcPr>
-            <w:tcW w:w="6747" w:type="dxa"/>
-          </w:tcPr>
-          <w:p>
-            <w:pPr>
-              <w:pStyle w:val="ListParagraph"/>
-              <w:spacing w:after="0" w:line="360" w:lineRule="auto"/>
-              <w:ind w:left="0"/>
-              <w:jc w:val="both"/>
-              <w:rPr>
-                <w:sz w:val="24"/>
-                <w:szCs w:val="24"/>
-              </w:rPr>
-            </w:pPr>
-            <w:r>
-              <w:rPr>
-                <w:sz w:val="24"/>
-                <w:szCs w:val="24"/>
-              </w:rPr>
-              <w:t>1. User retrieves their generated access code from their profile page.</w:t>
-            </w:r>
-          </w:p>
-          <w:p>
-            <w:pPr>
-              <w:pStyle w:val="ListParagraph"/>
-              <w:spacing w:after="0" w:line="360" w:lineRule="auto"/>
-              <w:ind w:left="0"/>
-              <w:jc w:val="both"/>
-              <w:rPr>
-                <w:sz w:val="24"/>
-                <w:szCs w:val="24"/>
-              </w:rPr>
-            </w:pPr>
-            <w:r>
-              <w:rPr>
-                <w:sz w:val="24"/>
-                <w:szCs w:val="24"/>
-              </w:rPr>
-              <w:t>2. User shares the access code with the organisation through their preferred communication method.</w:t>
-            </w:r>
-          </w:p>
-          <w:p>
-            <w:pPr>
-              <w:pStyle w:val="ListParagraph"/>
-              <w:spacing w:after="0" w:line="360" w:lineRule="auto"/>
-              <w:ind w:left="0"/>
-              <w:jc w:val="both"/>
-              <w:rPr>
-                <w:sz w:val="24"/>
-                <w:szCs w:val="24"/>
-              </w:rPr>
-            </w:pPr>
-            <w:r>
-              <w:rPr>
-                <w:sz w:val="24"/>
-                <w:szCs w:val="24"/>
-              </w:rPr>
-              <w:t>3. Organisation enters the access code into the system.</w:t>
-            </w:r>
-          </w:p>
-          <w:p>
-            <w:pPr>
-              <w:pStyle w:val="ListParagraph"/>
-              <w:spacing w:after="0" w:line="360" w:lineRule="auto"/>
-              <w:ind w:left="0"/>
-              <w:jc w:val="both"/>
-              <w:rPr>
-                <w:sz w:val="24"/>
-                <w:szCs w:val="24"/>
-              </w:rPr>
-            </w:pPr>
-            <w:r>
-              <w:rPr>
-                <w:sz w:val="24"/>
-                <w:szCs w:val="24"/>
-              </w:rPr>
-              <w:t>4. System validates the access code.</w:t>
-            </w:r>
-          </w:p>
-          <w:p>
-            <w:pPr>
-              <w:pStyle w:val="ListParagraph"/>
-              <w:spacing w:after="0" w:line="360" w:lineRule="auto"/>
-              <w:ind w:left="0"/>
-              <w:jc w:val="both"/>
-              <w:rPr>
-                <w:sz w:val="24"/>
-                <w:szCs w:val="24"/>
-              </w:rPr>
-            </w:pPr>
-            <w:r>
-              <w:rPr>
-                <w:sz w:val="24"/>
-                <w:szCs w:val="24"/>
-              </w:rPr>
-              <w:t>5. System retrieves and displays the volunteer's stored vetting information to the organisation.</w:t>
-            </w:r>
-          </w:p>
-        </w:tc>
-      </w:tr>
-      <w:tr>
-        <w:tc>
-          <w:tcPr>
-            <w:tcW w:w="2268" w:type="dxa"/>
-          </w:tcPr>
-          <w:p>
-            <w:pPr>
-              <w:pStyle w:val="ListParagraph"/>
-              <w:spacing w:after="0" w:line="360" w:lineRule="auto"/>
-              <w:ind w:left="0"/>
-              <w:jc w:val="both"/>
-              <w:rPr>
-                <w:b/>
-                <w:bCs/>
-                <w:sz w:val="24"/>
-                <w:szCs w:val="24"/>
-              </w:rPr>
-            </w:pPr>
-            <w:r>
-              <w:rPr>
-                <w:b/>
-                <w:bCs/>
-                <w:sz w:val="24"/>
-                <w:szCs w:val="24"/>
-              </w:rPr>
-              <w:t>Alternative Flow</w:t>
-            </w:r>
-          </w:p>
-        </w:tc>
-        <w:tc>
-          <w:tcPr>
-            <w:tcW w:w="6747" w:type="dxa"/>
-          </w:tcPr>
-          <w:p>
-            <w:pPr>
-              <w:pStyle w:val="ListParagraph"/>
-              <w:spacing w:after="0" w:line="360" w:lineRule="auto"/>
-              <w:ind w:left="0"/>
-              <w:jc w:val="both"/>
-              <w:rPr>
-                <w:sz w:val="24"/>
-                <w:szCs w:val="24"/>
-              </w:rPr>
-            </w:pPr>
-            <w:r>
-              <w:rPr>
-                <w:b/>
-                <w:bCs/>
-                <w:sz w:val="24"/>
-                <w:szCs w:val="24"/>
-              </w:rPr>
-              <w:t xml:space="preserve">At point </w:t>
-            </w:r>
-            <w:r>
-              <w:rPr>
-                <w:b/>
-                <w:bCs/>
-                <w:sz w:val="24"/>
-                <w:szCs w:val="24"/>
-              </w:rPr>
-              <w:t>4</w:t>
-            </w:r>
-            <w:r>
-              <w:rPr>
-                <w:b/>
-                <w:bCs/>
-                <w:sz w:val="24"/>
-                <w:szCs w:val="24"/>
-              </w:rPr>
-              <w:t xml:space="preserve"> of Main Flow:</w:t>
-            </w:r>
-          </w:p>
-          <w:p>
-            <w:pPr>
-              <w:pStyle w:val="ListParagraph"/>
-              <w:numPr>
-                <w:ilvl w:val="0"/>
-                <w:numId w:val="35"/>
-              </w:numPr>
-              <w:spacing w:after="0" w:line="360" w:lineRule="auto"/>
-              <w:jc w:val="both"/>
-              <w:rPr>
-                <w:sz w:val="24"/>
-                <w:szCs w:val="24"/>
-              </w:rPr>
-            </w:pPr>
-            <w:r>
-              <w:rPr>
-                <w:sz w:val="24"/>
-                <w:szCs w:val="24"/>
-              </w:rPr>
-              <w:t xml:space="preserve">Organisation enters an invalid access code </w:t>
-            </w:r>
-            <w:r>
-              <w:rPr>
-                <w:sz w:val="24"/>
-                <w:szCs w:val="24"/>
-              </w:rPr>
-              <w:t>-</w:t>
-            </w:r>
-            <w:r>
-              <w:rPr>
-                <w:sz w:val="24"/>
-                <w:szCs w:val="24"/>
-              </w:rPr>
-              <w:t xml:space="preserve"> system displays an error indicating that the code is not recognised.</w:t>
-            </w:r>
-          </w:p>
-          <w:p>
-            <w:pPr>
-              <w:pStyle w:val="ListParagraph"/>
-              <w:numPr>
-                <w:ilvl w:val="0"/>
-                <w:numId w:val="35"/>
-              </w:numPr>
-              <w:spacing w:after="0" w:line="360" w:lineRule="auto"/>
-              <w:jc w:val="both"/>
-              <w:rPr>
-                <w:sz w:val="24"/>
-                <w:szCs w:val="24"/>
-              </w:rPr>
-            </w:pPr>
-            <w:r>
-              <w:rPr>
-                <w:sz w:val="24"/>
-                <w:szCs w:val="24"/>
-              </w:rPr>
-              <w:t xml:space="preserve">Organisation enters an expired access code </w:t>
-            </w:r>
-            <w:r>
-              <w:rPr>
-                <w:sz w:val="24"/>
-                <w:szCs w:val="24"/>
-              </w:rPr>
-              <w:t>-</w:t>
-            </w:r>
-            <w:r>
-              <w:rPr>
-                <w:sz w:val="24"/>
-                <w:szCs w:val="24"/>
-              </w:rPr>
-              <w:t xml:space="preserve"> system displays an error indicating that the code has expired and prompts the volunteer to generate a new one.</w:t>
-            </w:r>
-          </w:p>
-          <w:p>
-            <w:pPr>
-              <w:pStyle w:val="ListParagraph"/>
-              <w:numPr>
-                <w:ilvl w:val="0"/>
-                <w:numId w:val="35"/>
-              </w:numPr>
-              <w:spacing w:after="0" w:line="360" w:lineRule="auto"/>
-              <w:jc w:val="both"/>
-              <w:rPr>
-                <w:sz w:val="24"/>
-                <w:szCs w:val="24"/>
-              </w:rPr>
-            </w:pPr>
-            <w:r>
-              <w:rPr>
-                <w:sz w:val="24"/>
-                <w:szCs w:val="24"/>
-              </w:rPr>
-              <w:t xml:space="preserve">Access code has been deactivated by the volunteer </w:t>
-            </w:r>
-            <w:r>
-              <w:rPr>
-                <w:sz w:val="24"/>
-                <w:szCs w:val="24"/>
-              </w:rPr>
-              <w:t>-</w:t>
-            </w:r>
-            <w:r>
-              <w:rPr>
-                <w:sz w:val="24"/>
-                <w:szCs w:val="24"/>
-              </w:rPr>
-              <w:t xml:space="preserve"> system displays an error indicating that the code is no longer active.</w:t>
-            </w:r>
-          </w:p>
-        </w:tc>
-      </w:tr>
-      <w:tr>
-        <w:tc>
-          <w:tcPr>
-            <w:tcW w:w="2268" w:type="dxa"/>
-          </w:tcPr>
-          <w:p>
-            <w:pPr>
-              <w:pStyle w:val="ListParagraph"/>
-              <w:spacing w:after="0" w:line="360" w:lineRule="auto"/>
-              <w:ind w:left="0"/>
-              <w:jc w:val="both"/>
-              <w:rPr>
-                <w:b/>
-                <w:bCs/>
-                <w:sz w:val="24"/>
-                <w:szCs w:val="24"/>
-              </w:rPr>
-            </w:pPr>
-            <w:r>
-              <w:rPr>
-                <w:b/>
-                <w:bCs/>
-                <w:sz w:val="24"/>
-                <w:szCs w:val="24"/>
-              </w:rPr>
-              <w:t>Post-condition</w:t>
-            </w:r>
-          </w:p>
-        </w:tc>
-        <w:tc>
-          <w:tcPr>
-            <w:tcW w:w="6747" w:type="dxa"/>
-          </w:tcPr>
-          <w:p>
-            <w:pPr>
-              <w:pStyle w:val="ListParagraph"/>
-              <w:spacing w:after="0" w:line="360" w:lineRule="auto"/>
-              <w:ind w:left="0"/>
-              <w:jc w:val="both"/>
-              <w:rPr>
-                <w:sz w:val="24"/>
-                <w:szCs w:val="24"/>
-              </w:rPr>
-            </w:pPr>
-            <w:r>
-              <w:rPr>
-                <w:sz w:val="24"/>
-                <w:szCs w:val="24"/>
-              </w:rPr>
-              <w:t>The organisation has successfully retrieved the volunteer's vetting information using the access code, eliminating the need for repeated data entry by the volunteer.</w:t>
-            </w:r>
-          </w:p>
-        </w:tc>
-      </w:tr>
-    </w:tbl>
-    <w:p>
-      <w:pPr>
-        <w:pStyle w:val="ListParagraph"/>
-        <w:spacing w:after="0" w:line="360" w:lineRule="auto"/>
-        <w:ind w:left="0"/>
-        <w:jc w:val="both"/>
-        <w:rPr>
-          <w:sz w:val="24"/>
-          <w:szCs w:val="24"/>
-        </w:rPr>
-      </w:pPr>
-    </w:p>
-    <w:p>
-      <w:pPr>
-        <w:spacing w:after="160" w:line="259" w:lineRule="auto"/>
-        <w:rPr>
-          <w:sz w:val="24"/>
-          <w:szCs w:val="24"/>
-        </w:rPr>
-      </w:pPr>
-      <w:r>
-        <w:rPr>
-          <w:sz w:val="24"/>
-          <w:szCs w:val="24"/>
-        </w:rPr>
-        <w:br w:type="page"/>
-      </w:r>
-    </w:p>
-    <w:p>
-      <w:pPr>
-        <w:pStyle w:val="Caption"/>
-      </w:pPr>
-      <w:bookmarkStart w:id="56" w:name="_Toc226814106"/>
-      <w:r>
-        <w:lastRenderedPageBreak/>
-        <w:t xml:space="preserve">Table </w:t>
-      </w:r>
-      <w:r>
-        <w:fldChar w:fldCharType="begin"/>
-      </w:r>
-      <w:r>
-        <w:instrText xml:space="preserve"> SEQ Table \* ARABIC </w:instrText>
-      </w:r>
-      <w:r>
-        <w:fldChar w:fldCharType="separate"/>
-      </w:r>
-      <w:r>
-        <w:rPr>
-          <w:noProof/>
-        </w:rPr>
-        <w:t>14</w:t>
-      </w:r>
-      <w:r>
-        <w:rPr>
-          <w:noProof/>
-        </w:rPr>
-        <w:fldChar w:fldCharType="end"/>
-      </w:r>
-      <w:r>
-        <w:t xml:space="preserve">: </w:t>
-      </w:r>
-      <w:r>
-        <w:t xml:space="preserve">Use Case Flow of Events </w:t>
-      </w:r>
-      <w:r>
-        <w:t>-</w:t>
-      </w:r>
-      <w:r>
-        <w:t xml:space="preserve"> View / Update / Delete Personal Data</w:t>
-      </w:r>
-      <w:bookmarkEnd w:id="56"/>
-    </w:p>
-    <w:tbl>
-      <w:tblPr>
-        <w:tblStyle w:val="TableGrid"/>
-        <w:tblW w:w="0" w:type="auto"/>
-        <w:tblLook w:val="04A0" w:firstRow="1" w:lastRow="0" w:firstColumn="1" w:lastColumn="0" w:noHBand="0" w:noVBand="1"/>
-      </w:tblPr>
-      <w:tblGrid>
-        <w:gridCol w:w="2268"/>
-        <w:gridCol w:w="6747"/>
-      </w:tblGrid>
-      <w:tr>
-        <w:tc>
-          <w:tcPr>
-            <w:tcW w:w="2268" w:type="dxa"/>
-          </w:tcPr>
-          <w:p>
-            <w:pPr>
-              <w:pStyle w:val="ListParagraph"/>
-              <w:spacing w:after="0" w:line="360" w:lineRule="auto"/>
-              <w:ind w:left="0"/>
-              <w:jc w:val="both"/>
-              <w:rPr>
-                <w:b/>
-                <w:bCs/>
-                <w:sz w:val="24"/>
-                <w:szCs w:val="24"/>
-              </w:rPr>
-            </w:pPr>
-            <w:r>
-              <w:rPr>
-                <w:b/>
-                <w:bCs/>
-                <w:sz w:val="24"/>
-                <w:szCs w:val="24"/>
-              </w:rPr>
-              <w:t xml:space="preserve">Use Case </w:t>
-            </w:r>
-            <w:r>
-              <w:rPr>
-                <w:b/>
-                <w:bCs/>
-                <w:sz w:val="24"/>
-                <w:szCs w:val="24"/>
-              </w:rPr>
-              <w:t>05</w:t>
-            </w:r>
-          </w:p>
-        </w:tc>
-        <w:tc>
-          <w:tcPr>
-            <w:tcW w:w="6747" w:type="dxa"/>
-          </w:tcPr>
-          <w:p>
-            <w:pPr>
-              <w:pStyle w:val="ListParagraph"/>
-              <w:spacing w:after="0" w:line="360" w:lineRule="auto"/>
-              <w:ind w:left="0"/>
-              <w:jc w:val="both"/>
-              <w:rPr>
-                <w:b/>
-                <w:bCs/>
-                <w:sz w:val="24"/>
-                <w:szCs w:val="24"/>
-              </w:rPr>
-            </w:pPr>
-            <w:r>
-              <w:rPr>
-                <w:b/>
-                <w:bCs/>
-                <w:sz w:val="24"/>
-                <w:szCs w:val="24"/>
-              </w:rPr>
-              <w:t>View / Update / Delete Personal Data</w:t>
-            </w:r>
-          </w:p>
-        </w:tc>
-      </w:tr>
-      <w:tr>
-        <w:tc>
-          <w:tcPr>
-            <w:tcW w:w="2268" w:type="dxa"/>
-          </w:tcPr>
-          <w:p>
-            <w:pPr>
-              <w:pStyle w:val="ListParagraph"/>
-              <w:spacing w:after="0" w:line="360" w:lineRule="auto"/>
-              <w:ind w:left="0"/>
-              <w:jc w:val="both"/>
-              <w:rPr>
-                <w:b/>
-                <w:bCs/>
-                <w:sz w:val="24"/>
-                <w:szCs w:val="24"/>
-              </w:rPr>
-            </w:pPr>
-            <w:r>
-              <w:rPr>
-                <w:b/>
-                <w:bCs/>
-                <w:sz w:val="24"/>
-                <w:szCs w:val="24"/>
-              </w:rPr>
-              <w:t>Objective</w:t>
-            </w:r>
-          </w:p>
-        </w:tc>
-        <w:tc>
-          <w:tcPr>
-            <w:tcW w:w="6747" w:type="dxa"/>
-          </w:tcPr>
-          <w:p>
-            <w:pPr>
-              <w:pStyle w:val="ListParagraph"/>
-              <w:spacing w:after="0" w:line="360" w:lineRule="auto"/>
-              <w:ind w:left="0"/>
-              <w:jc w:val="both"/>
-              <w:rPr>
-                <w:sz w:val="24"/>
-                <w:szCs w:val="24"/>
-              </w:rPr>
-            </w:pPr>
-            <w:r>
-              <w:rPr>
-                <w:sz w:val="24"/>
-                <w:szCs w:val="24"/>
-              </w:rPr>
-              <w:t>To allow a registered volunteer to view, update or delete their personal vetting information stored in the system, in accordance with their rights under GDPR.</w:t>
-            </w:r>
-          </w:p>
-        </w:tc>
-      </w:tr>
-      <w:tr>
-        <w:tc>
-          <w:tcPr>
-            <w:tcW w:w="2268" w:type="dxa"/>
-          </w:tcPr>
-          <w:p>
-            <w:pPr>
-              <w:pStyle w:val="ListParagraph"/>
-              <w:spacing w:after="0" w:line="360" w:lineRule="auto"/>
-              <w:ind w:left="0"/>
-              <w:jc w:val="both"/>
-              <w:rPr>
-                <w:b/>
-                <w:bCs/>
-                <w:sz w:val="24"/>
-                <w:szCs w:val="24"/>
-              </w:rPr>
-            </w:pPr>
-            <w:r>
-              <w:rPr>
-                <w:b/>
-                <w:bCs/>
-                <w:sz w:val="24"/>
-                <w:szCs w:val="24"/>
-              </w:rPr>
-              <w:t>Precondition</w:t>
-            </w:r>
-          </w:p>
-        </w:tc>
-        <w:tc>
-          <w:tcPr>
-            <w:tcW w:w="6747" w:type="dxa"/>
-          </w:tcPr>
-          <w:p>
-            <w:pPr>
-              <w:pStyle w:val="ListParagraph"/>
-              <w:spacing w:after="0" w:line="360" w:lineRule="auto"/>
-              <w:ind w:left="0"/>
-              <w:jc w:val="both"/>
-              <w:rPr>
-                <w:sz w:val="24"/>
-                <w:szCs w:val="24"/>
-              </w:rPr>
-            </w:pPr>
-            <w:r>
-              <w:rPr>
-                <w:sz w:val="24"/>
-                <w:szCs w:val="24"/>
-              </w:rPr>
-              <w:t>The user has a valid account, is logged in to the system, and has a completed applicant profile.</w:t>
-            </w:r>
-          </w:p>
-        </w:tc>
-      </w:tr>
-      <w:tr>
-        <w:tc>
-          <w:tcPr>
-            <w:tcW w:w="2268" w:type="dxa"/>
-          </w:tcPr>
-          <w:p>
-            <w:pPr>
-              <w:pStyle w:val="ListParagraph"/>
-              <w:spacing w:after="0" w:line="360" w:lineRule="auto"/>
-              <w:ind w:left="0"/>
-              <w:jc w:val="both"/>
-              <w:rPr>
-                <w:b/>
-                <w:bCs/>
-                <w:sz w:val="24"/>
-                <w:szCs w:val="24"/>
-              </w:rPr>
-            </w:pPr>
-            <w:r>
-              <w:rPr>
-                <w:b/>
-                <w:bCs/>
-                <w:sz w:val="24"/>
-                <w:szCs w:val="24"/>
-              </w:rPr>
-              <w:t>Main Flow</w:t>
-            </w:r>
-          </w:p>
-        </w:tc>
-        <w:tc>
-          <w:tcPr>
-            <w:tcW w:w="6747" w:type="dxa"/>
-          </w:tcPr>
-          <w:p>
-            <w:pPr>
-              <w:pStyle w:val="ListParagraph"/>
-              <w:spacing w:after="0" w:line="360" w:lineRule="auto"/>
-              <w:ind w:left="0"/>
-              <w:jc w:val="both"/>
-              <w:rPr>
-                <w:sz w:val="24"/>
-                <w:szCs w:val="24"/>
-              </w:rPr>
-            </w:pPr>
-            <w:r>
-              <w:rPr>
-                <w:sz w:val="24"/>
-                <w:szCs w:val="24"/>
-              </w:rPr>
-              <w:t>1. User navigates to their profile page.</w:t>
-            </w:r>
-          </w:p>
-          <w:p>
-            <w:pPr>
-              <w:pStyle w:val="ListParagraph"/>
-              <w:spacing w:after="0" w:line="360" w:lineRule="auto"/>
-              <w:ind w:left="0"/>
-              <w:jc w:val="both"/>
-              <w:rPr>
-                <w:sz w:val="24"/>
-                <w:szCs w:val="24"/>
-              </w:rPr>
-            </w:pPr>
-            <w:r>
-              <w:rPr>
-                <w:sz w:val="24"/>
-                <w:szCs w:val="24"/>
-              </w:rPr>
-              <w:t>2. System displays the volunteer's stored personal vetting information.</w:t>
-            </w:r>
-          </w:p>
-          <w:p>
-            <w:pPr>
-              <w:pStyle w:val="ListParagraph"/>
-              <w:spacing w:after="0" w:line="360" w:lineRule="auto"/>
-              <w:ind w:left="0"/>
-              <w:jc w:val="both"/>
-              <w:rPr>
-                <w:sz w:val="24"/>
-                <w:szCs w:val="24"/>
-              </w:rPr>
-            </w:pPr>
-            <w:r>
-              <w:rPr>
-                <w:sz w:val="24"/>
-                <w:szCs w:val="24"/>
-              </w:rPr>
-              <w:t>3. User selects the option to edit their profile.</w:t>
-            </w:r>
-          </w:p>
-          <w:p>
-            <w:pPr>
-              <w:pStyle w:val="ListParagraph"/>
-              <w:spacing w:after="0" w:line="360" w:lineRule="auto"/>
-              <w:ind w:left="0"/>
-              <w:jc w:val="both"/>
-              <w:rPr>
-                <w:sz w:val="24"/>
-                <w:szCs w:val="24"/>
-              </w:rPr>
-            </w:pPr>
-            <w:r>
-              <w:rPr>
-                <w:sz w:val="24"/>
-                <w:szCs w:val="24"/>
-              </w:rPr>
-              <w:t>4. User updates the relevant fields.</w:t>
-            </w:r>
-          </w:p>
-          <w:p>
-            <w:pPr>
-              <w:pStyle w:val="ListParagraph"/>
-              <w:spacing w:after="0" w:line="360" w:lineRule="auto"/>
-              <w:ind w:left="0"/>
-              <w:jc w:val="both"/>
-              <w:rPr>
-                <w:sz w:val="24"/>
-                <w:szCs w:val="24"/>
-              </w:rPr>
-            </w:pPr>
-            <w:r>
-              <w:rPr>
-                <w:sz w:val="24"/>
-                <w:szCs w:val="24"/>
-              </w:rPr>
-              <w:t>5. System validates the updated details.</w:t>
-            </w:r>
-          </w:p>
-          <w:p>
-            <w:pPr>
-              <w:pStyle w:val="ListParagraph"/>
-              <w:spacing w:after="0" w:line="360" w:lineRule="auto"/>
-              <w:ind w:left="0"/>
-              <w:jc w:val="both"/>
-              <w:rPr>
-                <w:sz w:val="24"/>
-                <w:szCs w:val="24"/>
-              </w:rPr>
-            </w:pPr>
-            <w:r>
-              <w:rPr>
-                <w:sz w:val="24"/>
-                <w:szCs w:val="24"/>
-              </w:rPr>
-              <w:t>6. System saves the updated information.</w:t>
-            </w:r>
-          </w:p>
-          <w:p>
-            <w:pPr>
-              <w:pStyle w:val="ListParagraph"/>
-              <w:spacing w:after="0" w:line="360" w:lineRule="auto"/>
-              <w:ind w:left="0"/>
-              <w:jc w:val="both"/>
-              <w:rPr>
-                <w:sz w:val="24"/>
-                <w:szCs w:val="24"/>
-              </w:rPr>
-            </w:pPr>
-            <w:r>
-              <w:rPr>
-                <w:sz w:val="24"/>
-                <w:szCs w:val="24"/>
-              </w:rPr>
-              <w:t>7. User is presented with a confirmation that their profile has been updated.</w:t>
-            </w:r>
-          </w:p>
-        </w:tc>
-      </w:tr>
-      <w:tr>
-        <w:tc>
-          <w:tcPr>
-            <w:tcW w:w="2268" w:type="dxa"/>
-          </w:tcPr>
-          <w:p>
-            <w:pPr>
-              <w:pStyle w:val="ListParagraph"/>
-              <w:spacing w:after="0" w:line="360" w:lineRule="auto"/>
-              <w:ind w:left="0"/>
-              <w:jc w:val="both"/>
-              <w:rPr>
-                <w:b/>
-                <w:bCs/>
-                <w:sz w:val="24"/>
-                <w:szCs w:val="24"/>
-              </w:rPr>
-            </w:pPr>
-            <w:r>
-              <w:rPr>
-                <w:b/>
-                <w:bCs/>
-                <w:sz w:val="24"/>
-                <w:szCs w:val="24"/>
-              </w:rPr>
-              <w:t>Alternative Flow</w:t>
-            </w:r>
-          </w:p>
-        </w:tc>
-        <w:tc>
-          <w:tcPr>
-            <w:tcW w:w="6747" w:type="dxa"/>
-          </w:tcPr>
-          <w:p>
-            <w:pPr>
-              <w:pStyle w:val="ListParagraph"/>
-              <w:spacing w:after="0" w:line="360" w:lineRule="auto"/>
-              <w:ind w:left="0"/>
-              <w:jc w:val="both"/>
-              <w:rPr>
-                <w:sz w:val="24"/>
-                <w:szCs w:val="24"/>
-              </w:rPr>
-            </w:pPr>
-            <w:r>
-              <w:rPr>
-                <w:b/>
-                <w:bCs/>
-                <w:sz w:val="24"/>
-                <w:szCs w:val="24"/>
-              </w:rPr>
-              <w:t xml:space="preserve">At point </w:t>
-            </w:r>
-            <w:r>
-              <w:rPr>
-                <w:b/>
-                <w:bCs/>
-                <w:sz w:val="24"/>
-                <w:szCs w:val="24"/>
-              </w:rPr>
-              <w:t>5</w:t>
-            </w:r>
-            <w:r>
-              <w:rPr>
-                <w:b/>
-                <w:bCs/>
-                <w:sz w:val="24"/>
-                <w:szCs w:val="24"/>
-              </w:rPr>
-              <w:t xml:space="preserve"> of Main Flow:</w:t>
-            </w:r>
-          </w:p>
-          <w:p>
-            <w:pPr>
-              <w:pStyle w:val="ListParagraph"/>
-              <w:numPr>
-                <w:ilvl w:val="0"/>
-                <w:numId w:val="38"/>
-              </w:numPr>
-              <w:spacing w:after="0" w:line="360" w:lineRule="auto"/>
-              <w:jc w:val="both"/>
-              <w:rPr>
-                <w:sz w:val="24"/>
-                <w:szCs w:val="24"/>
-              </w:rPr>
-            </w:pPr>
-            <w:r>
-              <w:rPr>
-                <w:sz w:val="24"/>
-                <w:szCs w:val="24"/>
-              </w:rPr>
-              <w:t xml:space="preserve">User leaves required fields empty </w:t>
-            </w:r>
-            <w:r>
-              <w:rPr>
-                <w:sz w:val="24"/>
-                <w:szCs w:val="24"/>
-              </w:rPr>
-              <w:t>-</w:t>
-            </w:r>
-            <w:r>
-              <w:rPr>
-                <w:sz w:val="24"/>
-                <w:szCs w:val="24"/>
-              </w:rPr>
-              <w:t xml:space="preserve"> system displays a validation error and prompts the user to complete all required fields.</w:t>
-            </w:r>
-          </w:p>
-          <w:p>
-            <w:pPr>
-              <w:spacing w:after="0" w:line="360" w:lineRule="auto"/>
-              <w:jc w:val="both"/>
-              <w:rPr>
-                <w:sz w:val="24"/>
-                <w:szCs w:val="24"/>
-              </w:rPr>
-            </w:pPr>
-            <w:r>
-              <w:rPr>
-                <w:b/>
-                <w:bCs/>
-                <w:sz w:val="24"/>
-                <w:szCs w:val="24"/>
-              </w:rPr>
-              <w:t xml:space="preserve">At point </w:t>
-            </w:r>
-            <w:r>
-              <w:rPr>
-                <w:b/>
-                <w:bCs/>
-                <w:sz w:val="24"/>
-                <w:szCs w:val="24"/>
-              </w:rPr>
-              <w:t>6</w:t>
-            </w:r>
-            <w:r>
-              <w:rPr>
-                <w:b/>
-                <w:bCs/>
-                <w:sz w:val="24"/>
-                <w:szCs w:val="24"/>
-              </w:rPr>
-              <w:t xml:space="preserve"> of Main Flow:</w:t>
-            </w:r>
-          </w:p>
-          <w:p>
-            <w:pPr>
-              <w:pStyle w:val="ListParagraph"/>
-              <w:numPr>
-                <w:ilvl w:val="0"/>
-                <w:numId w:val="38"/>
-              </w:numPr>
-              <w:spacing w:after="0" w:line="360" w:lineRule="auto"/>
-              <w:jc w:val="both"/>
-              <w:rPr>
-                <w:sz w:val="24"/>
-                <w:szCs w:val="24"/>
-              </w:rPr>
-            </w:pPr>
-            <w:r>
-              <w:rPr>
-                <w:sz w:val="24"/>
-                <w:szCs w:val="24"/>
-              </w:rPr>
-              <w:t xml:space="preserve">User selects the option to delete their account </w:t>
-            </w:r>
-            <w:r>
-              <w:rPr>
-                <w:sz w:val="24"/>
-                <w:szCs w:val="24"/>
-              </w:rPr>
-              <w:t>-</w:t>
-            </w:r>
-            <w:r>
-              <w:rPr>
-                <w:sz w:val="24"/>
-                <w:szCs w:val="24"/>
-              </w:rPr>
-              <w:t xml:space="preserve"> system prompts the user to confirm the deletion. </w:t>
-            </w:r>
-          </w:p>
-          <w:p>
-            <w:pPr>
-              <w:pStyle w:val="ListParagraph"/>
-              <w:numPr>
-                <w:ilvl w:val="0"/>
-                <w:numId w:val="38"/>
-              </w:numPr>
-              <w:spacing w:after="0" w:line="360" w:lineRule="auto"/>
-              <w:jc w:val="both"/>
-              <w:rPr>
-                <w:sz w:val="24"/>
-                <w:szCs w:val="24"/>
-              </w:rPr>
-            </w:pPr>
-            <w:r>
-              <w:rPr>
-                <w:sz w:val="24"/>
-                <w:szCs w:val="24"/>
-              </w:rPr>
-              <w:t xml:space="preserve">User confirms deletion </w:t>
-            </w:r>
-            <w:r>
-              <w:rPr>
-                <w:sz w:val="24"/>
-                <w:szCs w:val="24"/>
-              </w:rPr>
-              <w:t>-</w:t>
-            </w:r>
-            <w:r>
-              <w:rPr>
-                <w:sz w:val="24"/>
-                <w:szCs w:val="24"/>
-              </w:rPr>
-              <w:t xml:space="preserve"> system permanently removes all personal data associated with the account in accordance with GDPR right to erasure. </w:t>
-            </w:r>
-          </w:p>
-          <w:p>
-            <w:pPr>
-              <w:pStyle w:val="ListParagraph"/>
-              <w:numPr>
-                <w:ilvl w:val="0"/>
-                <w:numId w:val="38"/>
-              </w:numPr>
-              <w:spacing w:after="0" w:line="360" w:lineRule="auto"/>
-              <w:jc w:val="both"/>
-              <w:rPr>
-                <w:sz w:val="24"/>
-                <w:szCs w:val="24"/>
-              </w:rPr>
-            </w:pPr>
-            <w:r>
-              <w:rPr>
-                <w:sz w:val="24"/>
-                <w:szCs w:val="24"/>
-              </w:rPr>
-              <w:t xml:space="preserve">User cancels deletion </w:t>
-            </w:r>
-            <w:r>
-              <w:rPr>
-                <w:sz w:val="24"/>
-                <w:szCs w:val="24"/>
-              </w:rPr>
-              <w:t>-</w:t>
-            </w:r>
-            <w:r>
-              <w:rPr>
-                <w:sz w:val="24"/>
-                <w:szCs w:val="24"/>
-              </w:rPr>
-              <w:t xml:space="preserve"> system returns the user to their profile page with no changes made.</w:t>
-            </w:r>
-          </w:p>
-        </w:tc>
-      </w:tr>
-      <w:tr>
-        <w:tc>
-          <w:tcPr>
-            <w:tcW w:w="2268" w:type="dxa"/>
-          </w:tcPr>
-          <w:p>
-            <w:pPr>
-              <w:pStyle w:val="ListParagraph"/>
-              <w:spacing w:after="0" w:line="360" w:lineRule="auto"/>
-              <w:ind w:left="0"/>
-              <w:jc w:val="both"/>
-              <w:rPr>
-                <w:b/>
-                <w:bCs/>
-                <w:sz w:val="24"/>
-                <w:szCs w:val="24"/>
-              </w:rPr>
-            </w:pPr>
-            <w:r>
-              <w:rPr>
-                <w:b/>
-                <w:bCs/>
-                <w:sz w:val="24"/>
-                <w:szCs w:val="24"/>
-              </w:rPr>
-              <w:t>Post-condition</w:t>
-            </w:r>
-          </w:p>
-        </w:tc>
-        <w:tc>
-          <w:tcPr>
-            <w:tcW w:w="6747" w:type="dxa"/>
-          </w:tcPr>
-          <w:p>
-            <w:pPr>
-              <w:pStyle w:val="ListParagraph"/>
-              <w:spacing w:after="0" w:line="360" w:lineRule="auto"/>
-              <w:ind w:left="0"/>
-              <w:jc w:val="both"/>
-              <w:rPr>
-                <w:sz w:val="24"/>
-                <w:szCs w:val="24"/>
-              </w:rPr>
-            </w:pPr>
-            <w:r>
-              <w:rPr>
-                <w:sz w:val="24"/>
-                <w:szCs w:val="24"/>
-              </w:rPr>
-              <w:t>The volunteer's personal data has been successfully viewed, updated, or permanently deleted from the system.</w:t>
-            </w:r>
-          </w:p>
-        </w:tc>
-      </w:tr>
-    </w:tbl>
-    <w:p>
-      <w:pPr>
-        <w:pStyle w:val="ListParagraph"/>
-        <w:spacing w:after="0" w:line="360" w:lineRule="auto"/>
-        <w:ind w:left="0"/>
-        <w:jc w:val="both"/>
-        <w:rPr>
-          <w:sz w:val="24"/>
-          <w:szCs w:val="24"/>
-        </w:rPr>
-      </w:pPr>
-    </w:p>
-    <w:p>
-      <w:pPr>
-        <w:spacing w:after="160" w:line="259" w:lineRule="auto"/>
-        <w:rPr>
-          <w:sz w:val="24"/>
-          <w:szCs w:val="24"/>
-        </w:rPr>
-      </w:pPr>
-      <w:r>
-        <w:rPr>
-          <w:sz w:val="24"/>
-          <w:szCs w:val="24"/>
-        </w:rPr>
-        <w:br w:type="page"/>
-      </w:r>
-    </w:p>
-    <w:p>
-      <w:pPr>
-        <w:pStyle w:val="Heading2"/>
-        <w:numPr>
-          <w:ilvl w:val="1"/>
-          <w:numId w:val="20"/>
-        </w:numPr>
-        <w:spacing w:line="360" w:lineRule="auto"/>
-        <w:ind w:left="851" w:hanging="851"/>
-      </w:pPr>
-      <w:bookmarkStart w:id="57" w:name="_Toc226814140"/>
-      <w:r>
-        <w:lastRenderedPageBreak/>
-        <w:t>Workflow</w:t>
-      </w:r>
-      <w:bookmarkEnd w:id="57"/>
-    </w:p>
-    <w:p>
-      <w:pPr>
-        <w:rPr>
-          <w:sz w:val="24"/>
-          <w:szCs w:val="24"/>
-        </w:rPr>
-      </w:pPr>
-      <w:r>
-        <w:rPr>
-          <w:sz w:val="24"/>
-          <w:szCs w:val="24"/>
-        </w:rPr>
-        <w:t>The workflow diagram presented in Figure 7 provides a graphical representation of the primary user journey through the Garda Vetting System. The diagram illustrates the sequence of steps a volunteer follows from arriving at the application through to sharing their vetting information with a registered organisation.</w:t>
-      </w:r>
-    </w:p>
-    <w:p>
-      <w:pPr>
-        <w:rPr>
-          <w:sz w:val="24"/>
-          <w:szCs w:val="24"/>
-        </w:rPr>
-      </w:pPr>
-      <w:r>
-        <w:rPr>
-          <w:sz w:val="24"/>
-          <w:szCs w:val="24"/>
-        </w:rPr>
-        <w:t>The flow begins with the volunteer navigating to the application. A decision point determines whether the user is already registered — if not, they are directed to register an account before proceeding to login. Following authentication, a second decision point checks whether the volunteer has a completed applicant profile. If no profile exists, the volunteer is directed to create one before being returned to their profile page.</w:t>
-      </w:r>
-    </w:p>
-    <w:p>
-      <w:pPr>
-        <w:rPr>
-          <w:sz w:val="24"/>
-          <w:szCs w:val="24"/>
-        </w:rPr>
-      </w:pPr>
-      <w:r>
-        <w:rPr>
-          <w:sz w:val="24"/>
-          <w:szCs w:val="24"/>
-        </w:rPr>
-        <w:t>From the profile page, the volunteer is presented with the option to generate an access code. If selected, a unique access code is generated and the volunteer proceeds to share it with the relevant organisation. If the volunteer chooses not to generate a code at that point, the workflow concludes. In both cases the flow terminates at the End point.</w:t>
+        <w:t>with the relevant organisation. If the volunteer chooses not to generate a code at that point, the workflow concludes. In both cases the flow terminates at the End point.</w:t>
       </w:r>
     </w:p>
     <w:p>
@@ -20127,9 +16995,9 @@
           <w:noProof/>
         </w:rPr>
         <w:drawing>
-          <wp:inline distT="0" distB="0" distL="0" distR="0" wp14:anchorId="1EE1D9AA" wp14:editId="299A5EC7">
-            <wp:extent cx="5334000" cy="4666353"/>
-            <wp:effectExtent l="0" t="0" r="3810" b="1905"/>
+          <wp:inline distT="0" distB="0" distL="0" distR="0" wp14:anchorId="1EE1D9AA" wp14:editId="46DBA4F5">
+            <wp:extent cx="5172075" cy="4524696"/>
+            <wp:effectExtent l="0" t="0" r="0" b="9525"/>
             <wp:docPr id="1131909629" name="Picture 4"/>
             <wp:cNvGraphicFramePr>
               <a:graphicFrameLocks xmlns:a="http://schemas.openxmlformats.org/drawingml/2006/main" noChangeAspect="1"/>
@@ -20156,7 +17024,7 @@
                   <pic:spPr>
                     <a:xfrm>
                       <a:off x="0" y="0"/>
-                      <a:ext cx="5334000" cy="4666353"/>
+                      <a:ext cx="5175734" cy="4527897"/>
                     </a:xfrm>
                     <a:prstGeom prst="rect">
                       <a:avLst/>
@@ -20173,50 +17041,24 @@
       <w:pPr>
         <w:pStyle w:val="Caption"/>
       </w:pPr>
-      <w:bookmarkStart w:id="58" w:name="_Toc226814080"/>
+      <w:bookmarkStart w:id="53" w:name="_Toc227090152"/>
       <w:r>
         <w:t xml:space="preserve">Figure </w:t>
       </w:r>
-      <w:r>
-        <w:fldChar w:fldCharType="begin"/>
-      </w:r>
-      <w:r>
-        <w:instrText xml:space="preserve"> SEQ Figure \* ARABIC </w:instrText>
-      </w:r>
-      <w:r>
-        <w:fldChar w:fldCharType="separate"/>
-      </w:r>
-      <w:r>
-        <w:rPr>
-          <w:noProof/>
-        </w:rPr>
-        <w:t>7</w:t>
-      </w:r>
-      <w:r>
-        <w:rPr>
-          <w:noProof/>
-        </w:rPr>
-        <w:fldChar w:fldCharType="end"/>
-      </w:r>
+      <w:fldSimple w:instr=" SEQ Figure \* ARABIC ">
+        <w:r>
+          <w:rPr>
+            <w:noProof/>
+          </w:rPr>
+          <w:t>7</w:t>
+        </w:r>
+      </w:fldSimple>
       <w:r>
         <w:t>: Workflow</w:t>
       </w:r>
-      <w:bookmarkEnd w:id="58"/>
+      <w:bookmarkEnd w:id="53"/>
     </w:p>
     <w:p/>
-    <w:p>
-      <w:pPr>
-        <w:rPr>
-          <w:rFonts w:eastAsiaTheme="majorEastAsia"/>
-        </w:rPr>
-        <w:sectPr>
-          <w:pgSz w:w="11906" w:h="16838"/>
-          <w:pgMar w:top="1440" w:right="1440" w:bottom="1440" w:left="1440" w:header="708" w:footer="708" w:gutter="0"/>
-          <w:cols w:space="708"/>
-          <w:docGrid w:linePitch="360"/>
-        </w:sectPr>
-      </w:pPr>
-    </w:p>
     <w:p>
       <w:pPr>
         <w:pStyle w:val="Heading2"/>
@@ -20227,15 +17069,14 @@
         <w:spacing w:line="360" w:lineRule="auto"/>
         <w:ind w:left="851" w:hanging="851"/>
       </w:pPr>
-      <w:bookmarkStart w:id="59" w:name="_Toc226814141"/>
-      <w:r>
-        <w:lastRenderedPageBreak/>
+      <w:bookmarkStart w:id="54" w:name="_Toc227090595"/>
+      <w:r>
         <w:t>Storyboard</w:t>
       </w:r>
       <w:r>
         <w:t>s</w:t>
       </w:r>
-      <w:bookmarkEnd w:id="59"/>
+      <w:bookmarkEnd w:id="54"/>
     </w:p>
     <w:p>
       <w:pPr>
@@ -20270,15 +17111,13 @@
         </w:rPr>
         <w:t>The storyboards cover the complete volunteer journey, from initial registration through to generating and sharing an access code with a registered organisation. The screens are presented in the order a volunteer would encounter them when using the system for the first time.</w:t>
       </w:r>
-    </w:p>
-    <w:p>
-      <w:pPr>
-        <w:spacing w:after="160" w:line="259" w:lineRule="auto"/>
-        <w:rPr>
-          <w:sz w:val="24"/>
-          <w:szCs w:val="24"/>
-        </w:rPr>
-      </w:pPr>
+      <w:r>
+        <w:rPr>
+          <w:sz w:val="24"/>
+          <w:szCs w:val="24"/>
+        </w:rPr>
+        <w:t xml:space="preserve"> </w:t>
+      </w:r>
       <w:r>
         <w:rPr>
           <w:sz w:val="24"/>
@@ -20381,35 +17220,25 @@
           </w14:textOutline>
         </w:rPr>
       </w:pPr>
-      <w:bookmarkStart w:id="60" w:name="_Toc226814081"/>
+      <w:bookmarkStart w:id="55" w:name="_Toc227090153"/>
       <w:r>
         <w:t xml:space="preserve">Figure </w:t>
       </w:r>
-      <w:r>
-        <w:fldChar w:fldCharType="begin"/>
-      </w:r>
-      <w:r>
-        <w:instrText xml:space="preserve"> SEQ Figure \* ARABIC </w:instrText>
-      </w:r>
-      <w:r>
-        <w:fldChar w:fldCharType="separate"/>
-      </w:r>
-      <w:r>
-        <w:rPr>
-          <w:noProof/>
-        </w:rPr>
-        <w:t>8</w:t>
-      </w:r>
-      <w:r>
-        <w:fldChar w:fldCharType="end"/>
-      </w:r>
+      <w:fldSimple w:instr=" SEQ Figure \* ARABIC ">
+        <w:r>
+          <w:rPr>
+            <w:noProof/>
+          </w:rPr>
+          <w:t>8</w:t>
+        </w:r>
+      </w:fldSimple>
       <w:r>
         <w:t xml:space="preserve">: </w:t>
       </w:r>
       <w:r>
         <w:t>Home / Landing Page</w:t>
       </w:r>
-      <w:bookmarkEnd w:id="60"/>
+      <w:bookmarkEnd w:id="55"/>
       <w:r>
         <w:rPr>
           <w:szCs w:val="24"/>
@@ -20542,35 +17371,25 @@
           <w:szCs w:val="24"/>
         </w:rPr>
       </w:pPr>
-      <w:bookmarkStart w:id="61" w:name="_Toc226814082"/>
+      <w:bookmarkStart w:id="56" w:name="_Toc227090154"/>
       <w:r>
         <w:t xml:space="preserve">Figure </w:t>
       </w:r>
-      <w:r>
-        <w:fldChar w:fldCharType="begin"/>
-      </w:r>
-      <w:r>
-        <w:instrText xml:space="preserve"> SEQ Figure \* ARABIC </w:instrText>
-      </w:r>
-      <w:r>
-        <w:fldChar w:fldCharType="separate"/>
-      </w:r>
-      <w:r>
-        <w:rPr>
-          <w:noProof/>
-        </w:rPr>
-        <w:t>9</w:t>
-      </w:r>
-      <w:r>
-        <w:fldChar w:fldCharType="end"/>
-      </w:r>
+      <w:fldSimple w:instr=" SEQ Figure \* ARABIC ">
+        <w:r>
+          <w:rPr>
+            <w:noProof/>
+          </w:rPr>
+          <w:t>9</w:t>
+        </w:r>
+      </w:fldSimple>
       <w:r>
         <w:t xml:space="preserve">: </w:t>
       </w:r>
       <w:r>
         <w:t>Register</w:t>
       </w:r>
-      <w:bookmarkEnd w:id="61"/>
+      <w:bookmarkEnd w:id="56"/>
     </w:p>
     <w:p>
       <w:pPr>
@@ -20732,35 +17551,25 @@
           <w:szCs w:val="24"/>
         </w:rPr>
       </w:pPr>
-      <w:bookmarkStart w:id="62" w:name="_Toc226814083"/>
+      <w:bookmarkStart w:id="57" w:name="_Toc227090155"/>
       <w:r>
         <w:t xml:space="preserve">Figure </w:t>
       </w:r>
-      <w:r>
-        <w:fldChar w:fldCharType="begin"/>
-      </w:r>
-      <w:r>
-        <w:instrText xml:space="preserve"> SEQ Figure \* ARABIC </w:instrText>
-      </w:r>
-      <w:r>
-        <w:fldChar w:fldCharType="separate"/>
-      </w:r>
-      <w:r>
-        <w:rPr>
-          <w:noProof/>
-        </w:rPr>
-        <w:t>10</w:t>
-      </w:r>
-      <w:r>
-        <w:fldChar w:fldCharType="end"/>
-      </w:r>
+      <w:fldSimple w:instr=" SEQ Figure \* ARABIC ">
+        <w:r>
+          <w:rPr>
+            <w:noProof/>
+          </w:rPr>
+          <w:t>10</w:t>
+        </w:r>
+      </w:fldSimple>
       <w:r>
         <w:t xml:space="preserve">: </w:t>
       </w:r>
       <w:r>
         <w:t>Login</w:t>
       </w:r>
-      <w:bookmarkEnd w:id="62"/>
+      <w:bookmarkEnd w:id="57"/>
     </w:p>
     <w:p>
       <w:pPr>
@@ -20908,35 +17717,25 @@
           <w:szCs w:val="24"/>
         </w:rPr>
       </w:pPr>
-      <w:bookmarkStart w:id="63" w:name="_Toc226814084"/>
+      <w:bookmarkStart w:id="58" w:name="_Toc227090156"/>
       <w:r>
         <w:t xml:space="preserve">Figure </w:t>
       </w:r>
-      <w:r>
-        <w:fldChar w:fldCharType="begin"/>
-      </w:r>
-      <w:r>
-        <w:instrText xml:space="preserve"> SEQ Figure \* ARABIC </w:instrText>
-      </w:r>
-      <w:r>
-        <w:fldChar w:fldCharType="separate"/>
-      </w:r>
-      <w:r>
-        <w:rPr>
-          <w:noProof/>
-        </w:rPr>
-        <w:t>11</w:t>
-      </w:r>
-      <w:r>
-        <w:fldChar w:fldCharType="end"/>
-      </w:r>
+      <w:fldSimple w:instr=" SEQ Figure \* ARABIC ">
+        <w:r>
+          <w:rPr>
+            <w:noProof/>
+          </w:rPr>
+          <w:t>11</w:t>
+        </w:r>
+      </w:fldSimple>
       <w:r>
         <w:t xml:space="preserve">: </w:t>
       </w:r>
       <w:r>
         <w:t>Create Applicant Profile</w:t>
       </w:r>
-      <w:bookmarkEnd w:id="63"/>
+      <w:bookmarkEnd w:id="58"/>
     </w:p>
     <w:p>
       <w:pPr>
@@ -21084,28 +17883,18 @@
           <w:szCs w:val="24"/>
         </w:rPr>
       </w:pPr>
-      <w:bookmarkStart w:id="64" w:name="_Toc226814085"/>
+      <w:bookmarkStart w:id="59" w:name="_Toc227090157"/>
       <w:r>
         <w:t xml:space="preserve">Figure </w:t>
       </w:r>
-      <w:r>
-        <w:fldChar w:fldCharType="begin"/>
-      </w:r>
-      <w:r>
-        <w:instrText xml:space="preserve"> SEQ Figure \* ARABIC </w:instrText>
-      </w:r>
-      <w:r>
-        <w:fldChar w:fldCharType="separate"/>
-      </w:r>
-      <w:r>
-        <w:rPr>
-          <w:noProof/>
-        </w:rPr>
-        <w:t>12</w:t>
-      </w:r>
-      <w:r>
-        <w:fldChar w:fldCharType="end"/>
-      </w:r>
+      <w:fldSimple w:instr=" SEQ Figure \* ARABIC ">
+        <w:r>
+          <w:rPr>
+            <w:noProof/>
+          </w:rPr>
+          <w:t>12</w:t>
+        </w:r>
+      </w:fldSimple>
       <w:r>
         <w:t xml:space="preserve">: </w:t>
       </w:r>
@@ -21115,7 +17904,7 @@
         </w:rPr>
         <w:t>View Profile</w:t>
       </w:r>
-      <w:bookmarkEnd w:id="64"/>
+      <w:bookmarkEnd w:id="59"/>
     </w:p>
     <w:p>
       <w:pPr>
@@ -21251,35 +18040,25 @@
           <w:szCs w:val="24"/>
         </w:rPr>
       </w:pPr>
-      <w:bookmarkStart w:id="65" w:name="_Toc226814086"/>
+      <w:bookmarkStart w:id="60" w:name="_Toc227090158"/>
       <w:r>
         <w:t xml:space="preserve">Figure </w:t>
       </w:r>
-      <w:r>
-        <w:fldChar w:fldCharType="begin"/>
-      </w:r>
-      <w:r>
-        <w:instrText xml:space="preserve"> SEQ Figure \* ARABIC </w:instrText>
-      </w:r>
-      <w:r>
-        <w:fldChar w:fldCharType="separate"/>
-      </w:r>
-      <w:r>
-        <w:rPr>
-          <w:noProof/>
-        </w:rPr>
-        <w:t>13</w:t>
-      </w:r>
-      <w:r>
-        <w:fldChar w:fldCharType="end"/>
-      </w:r>
+      <w:fldSimple w:instr=" SEQ Figure \* ARABIC ">
+        <w:r>
+          <w:rPr>
+            <w:noProof/>
+          </w:rPr>
+          <w:t>13</w:t>
+        </w:r>
+      </w:fldSimple>
       <w:r>
         <w:t xml:space="preserve">: </w:t>
       </w:r>
       <w:r>
         <w:t>Edit Profile</w:t>
       </w:r>
-      <w:bookmarkEnd w:id="65"/>
+      <w:bookmarkEnd w:id="60"/>
     </w:p>
     <w:p>
       <w:pPr>
@@ -21415,35 +18194,25 @@
           <w:szCs w:val="24"/>
         </w:rPr>
       </w:pPr>
-      <w:bookmarkStart w:id="66" w:name="_Toc226814087"/>
+      <w:bookmarkStart w:id="61" w:name="_Toc227090159"/>
       <w:r>
         <w:t xml:space="preserve">Figure </w:t>
       </w:r>
-      <w:r>
-        <w:fldChar w:fldCharType="begin"/>
-      </w:r>
-      <w:r>
-        <w:instrText xml:space="preserve"> SEQ Figure \* ARABIC </w:instrText>
-      </w:r>
-      <w:r>
-        <w:fldChar w:fldCharType="separate"/>
-      </w:r>
-      <w:r>
-        <w:rPr>
-          <w:noProof/>
-        </w:rPr>
-        <w:t>14</w:t>
-      </w:r>
-      <w:r>
-        <w:fldChar w:fldCharType="end"/>
-      </w:r>
+      <w:fldSimple w:instr=" SEQ Figure \* ARABIC ">
+        <w:r>
+          <w:rPr>
+            <w:noProof/>
+          </w:rPr>
+          <w:t>14</w:t>
+        </w:r>
+      </w:fldSimple>
       <w:r>
         <w:t xml:space="preserve">: </w:t>
       </w:r>
       <w:r>
         <w:t>Add Address</w:t>
       </w:r>
-      <w:bookmarkEnd w:id="66"/>
+      <w:bookmarkEnd w:id="61"/>
     </w:p>
     <w:p>
       <w:pPr>
@@ -21504,7 +18273,23 @@
           <w:sz w:val="24"/>
           <w:szCs w:val="24"/>
         </w:rPr>
-        <w:t xml:space="preserve"> illustrates the View Addresses screen, which displays a list of all residential addresses stored against the volunteer's profile. Each entry shows the address line, postcode, country, and the years the volunteer resided at that address. The absence of a Resident To year indicates the volunteer's current address. Each entry provides edit and delete action icons, allowing the volunteer to manage their address history. An Add Address button is provided to add a new address entry.</w:t>
+        <w:t xml:space="preserve"> illustrates the View Addresses screen, which displays a list of all residential addresses stored against the volunteer's profile. Each entry shows the address line, postcode, country, and the years the volunteer resided at that address. The absence of a Resident To year indicates the volunteer's current address. Each entry provides edit and </w:t>
+      </w:r>
+      <w:proofErr w:type="gramStart"/>
+      <w:r>
+        <w:rPr>
+          <w:sz w:val="24"/>
+          <w:szCs w:val="24"/>
+        </w:rPr>
+        <w:t>delete</w:t>
+      </w:r>
+      <w:proofErr w:type="gramEnd"/>
+      <w:r>
+        <w:rPr>
+          <w:sz w:val="24"/>
+          <w:szCs w:val="24"/>
+        </w:rPr>
+        <w:t xml:space="preserve"> action icons, allowing the volunteer to manage their address history. An Add Address button is provided to add a new address entry.</w:t>
       </w:r>
     </w:p>
     <w:p>
@@ -21579,35 +18364,25 @@
           <w:szCs w:val="24"/>
         </w:rPr>
       </w:pPr>
-      <w:bookmarkStart w:id="67" w:name="_Toc226814088"/>
+      <w:bookmarkStart w:id="62" w:name="_Toc227090160"/>
       <w:r>
         <w:t xml:space="preserve">Figure </w:t>
       </w:r>
-      <w:r>
-        <w:fldChar w:fldCharType="begin"/>
-      </w:r>
-      <w:r>
-        <w:instrText xml:space="preserve"> SEQ Figure \* ARABIC </w:instrText>
-      </w:r>
-      <w:r>
-        <w:fldChar w:fldCharType="separate"/>
-      </w:r>
-      <w:r>
-        <w:rPr>
-          <w:noProof/>
-        </w:rPr>
-        <w:t>15</w:t>
-      </w:r>
-      <w:r>
-        <w:fldChar w:fldCharType="end"/>
-      </w:r>
+      <w:fldSimple w:instr=" SEQ Figure \* ARABIC ">
+        <w:r>
+          <w:rPr>
+            <w:noProof/>
+          </w:rPr>
+          <w:t>15</w:t>
+        </w:r>
+      </w:fldSimple>
       <w:r>
         <w:t xml:space="preserve">: </w:t>
       </w:r>
       <w:r>
         <w:t>View Addresses</w:t>
       </w:r>
-      <w:bookmarkEnd w:id="67"/>
+      <w:bookmarkEnd w:id="62"/>
     </w:p>
     <w:p>
       <w:pPr>
@@ -21743,35 +18518,25 @@
           <w:szCs w:val="24"/>
         </w:rPr>
       </w:pPr>
-      <w:bookmarkStart w:id="68" w:name="_Toc226814089"/>
+      <w:bookmarkStart w:id="63" w:name="_Toc227090161"/>
       <w:r>
         <w:t xml:space="preserve">Figure </w:t>
       </w:r>
-      <w:r>
-        <w:fldChar w:fldCharType="begin"/>
-      </w:r>
-      <w:r>
-        <w:instrText xml:space="preserve"> SEQ Figure \* ARABIC </w:instrText>
-      </w:r>
-      <w:r>
-        <w:fldChar w:fldCharType="separate"/>
-      </w:r>
-      <w:r>
-        <w:rPr>
-          <w:noProof/>
-        </w:rPr>
-        <w:t>16</w:t>
-      </w:r>
-      <w:r>
-        <w:fldChar w:fldCharType="end"/>
-      </w:r>
+      <w:fldSimple w:instr=" SEQ Figure \* ARABIC ">
+        <w:r>
+          <w:rPr>
+            <w:noProof/>
+          </w:rPr>
+          <w:t>16</w:t>
+        </w:r>
+      </w:fldSimple>
       <w:r>
         <w:t xml:space="preserve">: </w:t>
       </w:r>
       <w:r>
         <w:t>Generate Access Code</w:t>
       </w:r>
-      <w:bookmarkEnd w:id="68"/>
+      <w:bookmarkEnd w:id="63"/>
     </w:p>
     <w:p>
       <w:pPr>
@@ -21907,35 +18672,25 @@
           <w:szCs w:val="24"/>
         </w:rPr>
       </w:pPr>
-      <w:bookmarkStart w:id="69" w:name="_Toc226814090"/>
+      <w:bookmarkStart w:id="64" w:name="_Toc227090162"/>
       <w:r>
         <w:t xml:space="preserve">Figure </w:t>
       </w:r>
-      <w:r>
-        <w:fldChar w:fldCharType="begin"/>
-      </w:r>
-      <w:r>
-        <w:instrText xml:space="preserve"> SEQ Figure \* ARABIC </w:instrText>
-      </w:r>
-      <w:r>
-        <w:fldChar w:fldCharType="separate"/>
-      </w:r>
-      <w:r>
-        <w:rPr>
-          <w:noProof/>
-        </w:rPr>
-        <w:t>17</w:t>
-      </w:r>
-      <w:r>
-        <w:fldChar w:fldCharType="end"/>
-      </w:r>
+      <w:fldSimple w:instr=" SEQ Figure \* ARABIC ">
+        <w:r>
+          <w:rPr>
+            <w:noProof/>
+          </w:rPr>
+          <w:t>17</w:t>
+        </w:r>
+      </w:fldSimple>
       <w:r>
         <w:t xml:space="preserve">: </w:t>
       </w:r>
       <w:r>
         <w:t>View Access Codes</w:t>
       </w:r>
-      <w:bookmarkEnd w:id="69"/>
+      <w:bookmarkEnd w:id="64"/>
     </w:p>
     <w:p>
       <w:pPr>
@@ -21959,11 +18714,11 @@
         <w:spacing w:line="360" w:lineRule="auto"/>
         <w:ind w:left="851" w:hanging="851"/>
       </w:pPr>
-      <w:bookmarkStart w:id="70" w:name="_Toc226814142"/>
+      <w:bookmarkStart w:id="65" w:name="_Toc227090596"/>
       <w:r>
         <w:t>Conclusion</w:t>
       </w:r>
-      <w:bookmarkEnd w:id="70"/>
+      <w:bookmarkEnd w:id="65"/>
     </w:p>
     <w:p>
       <w:pPr>
@@ -21995,7 +18750,21 @@
           <w:szCs w:val="24"/>
         </w:rPr>
         <w:lastRenderedPageBreak/>
-        <w:t>The system requirements were documented in full, encompassing functional requirements, non-functional requirements, user stories with acceptance criteria, and the software and hardware requirements necessary to develop and run the system. A series of UML diagrams were presented to illustrate the database structure, domain model, and key user interactions, including an Entity Relationship Diagram, Class Diagram, Use Case Diagram, and Sequence Diagrams for the core user journeys. Use Case Flow of Events tables were provided to document the normal and alternative flows for each key use case, and a workflow diagram was included to illustrate the primary user journey through the application. Storyboards are presented to demonstrate the screen navigation and user interface design of the system.</w:t>
+        <w:t xml:space="preserve">The system requirements were documented in full, encompassing functional requirements, non-functional requirements, user stories with acceptance criteria, and the software and hardware requirements necessary to develop and run the system. A series of UML diagrams were presented to illustrate the database structure, domain model, and key user interactions, including an Entity Relationship Diagram, Class Diagram, Use Case Diagram, and Sequence Diagrams for the core user journeys. </w:t>
+      </w:r>
+      <w:r>
+        <w:rPr>
+          <w:sz w:val="24"/>
+          <w:szCs w:val="24"/>
+        </w:rPr>
+        <w:t>A</w:t>
+      </w:r>
+      <w:r>
+        <w:rPr>
+          <w:sz w:val="24"/>
+          <w:szCs w:val="24"/>
+        </w:rPr>
+        <w:t xml:space="preserve"> workflow diagram was included to illustrate the primary user journey through the application. Storyboards are presented to demonstrate the screen navigation and user interface design of the system.</w:t>
       </w:r>
     </w:p>
     <w:p>
@@ -22018,7 +18787,85 @@
           <w:sz w:val="24"/>
           <w:szCs w:val="24"/>
         </w:rPr>
-        <w:t>This design improves the generalisability of the system and avoids unnecessary geographic constraints on user data.</w:t>
+        <w:t xml:space="preserve">This design improves the generalisability of the system and avoids unnecessary geographic constraints on user data. </w:t>
+      </w:r>
+      <w:r>
+        <w:rPr>
+          <w:sz w:val="24"/>
+          <w:szCs w:val="24"/>
+        </w:rPr>
+        <w:t xml:space="preserve">The use of </w:t>
+      </w:r>
+      <w:proofErr w:type="spellStart"/>
+      <w:r>
+        <w:rPr>
+          <w:sz w:val="24"/>
+          <w:szCs w:val="24"/>
+        </w:rPr>
+        <w:t>DateTimeOffset</w:t>
+      </w:r>
+      <w:proofErr w:type="spellEnd"/>
+      <w:r>
+        <w:rPr>
+          <w:sz w:val="24"/>
+          <w:szCs w:val="24"/>
+        </w:rPr>
+        <w:t xml:space="preserve"> in place of </w:t>
+      </w:r>
+      <w:proofErr w:type="spellStart"/>
+      <w:r>
+        <w:rPr>
+          <w:sz w:val="24"/>
+          <w:szCs w:val="24"/>
+        </w:rPr>
+        <w:t>DateTime</w:t>
+      </w:r>
+      <w:proofErr w:type="spellEnd"/>
+      <w:r>
+        <w:rPr>
+          <w:sz w:val="24"/>
+          <w:szCs w:val="24"/>
+        </w:rPr>
+        <w:t xml:space="preserve"> ensures that date values are stored in a locale and </w:t>
+      </w:r>
+      <w:proofErr w:type="spellStart"/>
+      <w:r>
+        <w:rPr>
+          <w:sz w:val="24"/>
+          <w:szCs w:val="24"/>
+        </w:rPr>
+        <w:t>timezone</w:t>
+      </w:r>
+      <w:proofErr w:type="spellEnd"/>
+      <w:r>
+        <w:rPr>
+          <w:sz w:val="24"/>
+          <w:szCs w:val="24"/>
+        </w:rPr>
+        <w:t xml:space="preserve"> independent manner, preventing issues that may arise on systems configured with non-English regional settings. </w:t>
+      </w:r>
+      <w:r>
+        <w:rPr>
+          <w:sz w:val="24"/>
+          <w:szCs w:val="24"/>
+        </w:rPr>
+        <w:t>This approach avoids ambiguity in date handling across different time zones, which is particularly important in distributed web systems. Access codes are implemented as 12-character alphanumeric values rather than GUIDs, providing sufficient entropy to minimise the risk of brute-force attacks while remaining practical for users to share manually. This represents a balance between usability and security.</w:t>
+      </w:r>
+    </w:p>
+    <w:p>
+      <w:pPr>
+        <w:spacing w:line="360" w:lineRule="auto"/>
+        <w:rPr>
+          <w:sz w:val="24"/>
+          <w:szCs w:val="24"/>
+        </w:rPr>
+      </w:pPr>
+      <w:r>
+        <w:rPr>
+          <w:sz w:val="24"/>
+          <w:szCs w:val="24"/>
+        </w:rPr>
+        <w:t>Chapter 3 will document the implementation of the system, describing the development of the core features identified in this chapter and the rationale for key technical decisions made during the build.</w:t>
       </w:r>
       <w:r>
         <w:rPr>
@@ -22032,92 +18879,7 @@
           <w:sz w:val="24"/>
           <w:szCs w:val="24"/>
         </w:rPr>
-        <w:t xml:space="preserve">The use of </w:t>
-      </w:r>
-      <w:proofErr w:type="spellStart"/>
-      <w:r>
-        <w:rPr>
-          <w:sz w:val="24"/>
-          <w:szCs w:val="24"/>
-        </w:rPr>
-        <w:t>DateTimeOffset</w:t>
-      </w:r>
-      <w:proofErr w:type="spellEnd"/>
-      <w:r>
-        <w:rPr>
-          <w:sz w:val="24"/>
-          <w:szCs w:val="24"/>
-        </w:rPr>
-        <w:t xml:space="preserve"> in place of </w:t>
-      </w:r>
-      <w:proofErr w:type="spellStart"/>
-      <w:r>
-        <w:rPr>
-          <w:sz w:val="24"/>
-          <w:szCs w:val="24"/>
-        </w:rPr>
-        <w:t>DateTime</w:t>
-      </w:r>
-      <w:proofErr w:type="spellEnd"/>
-      <w:r>
-        <w:rPr>
-          <w:sz w:val="24"/>
-          <w:szCs w:val="24"/>
-        </w:rPr>
-        <w:t xml:space="preserve"> ensures that date values are stored in a locale and </w:t>
-      </w:r>
-      <w:proofErr w:type="spellStart"/>
-      <w:r>
-        <w:rPr>
-          <w:sz w:val="24"/>
-          <w:szCs w:val="24"/>
-        </w:rPr>
-        <w:t>timezone</w:t>
-      </w:r>
-      <w:proofErr w:type="spellEnd"/>
-      <w:r>
-        <w:rPr>
-          <w:sz w:val="24"/>
-          <w:szCs w:val="24"/>
-        </w:rPr>
-        <w:t xml:space="preserve"> independent manner, preventing issues that may arise on systems configured with non-English regional settings. </w:t>
-      </w:r>
-      <w:r>
-        <w:rPr>
-          <w:sz w:val="24"/>
-          <w:szCs w:val="24"/>
-        </w:rPr>
-        <w:t>This approach avoids ambiguity in date handling across different time zones, which is particularly important in distributed web systems.</w:t>
-      </w:r>
-      <w:r>
-        <w:rPr>
-          <w:sz w:val="24"/>
-          <w:szCs w:val="24"/>
-        </w:rPr>
-        <w:t xml:space="preserve"> </w:t>
-      </w:r>
-      <w:r>
-        <w:rPr>
-          <w:sz w:val="24"/>
-          <w:szCs w:val="24"/>
-        </w:rPr>
-        <w:t>Access codes are implemented as 12-character alphanumeric values rather than GUIDs, providing sufficient entropy to minimise the risk of brute-force attacks while remaining practical for users to share manually. This represents a balance between usability and security.</w:t>
-      </w:r>
-    </w:p>
-    <w:p>
-      <w:pPr>
-        <w:spacing w:line="360" w:lineRule="auto"/>
-        <w:rPr>
-          <w:sz w:val="24"/>
-          <w:szCs w:val="24"/>
-        </w:rPr>
-      </w:pPr>
-      <w:r>
-        <w:rPr>
-          <w:sz w:val="24"/>
-          <w:szCs w:val="24"/>
-        </w:rPr>
-        <w:t>Chapter 3 will document the implementation of the system, describing the development of the core features identified in this chapter and the rationale for key technical decisions made during the build.</w:t>
+        <w:t>The development of a RESTful API interface to allow integration with existing vetting management platforms used by registered organisations, as identified in Objective 6, is acknowledged as a future enhancement subject to time constraints.</w:t>
       </w:r>
     </w:p>
     <w:p>
@@ -22161,12 +18923,12 @@
         </w:numPr>
         <w:ind w:left="567" w:hanging="567"/>
       </w:pPr>
-      <w:bookmarkStart w:id="71" w:name="_Toc226814143"/>
+      <w:bookmarkStart w:id="66" w:name="_Toc227090597"/>
       <w:r>
         <w:lastRenderedPageBreak/>
         <w:t>Implementation</w:t>
       </w:r>
-      <w:bookmarkEnd w:id="71"/>
+      <w:bookmarkEnd w:id="66"/>
     </w:p>
     <w:p>
       <w:pPr>
@@ -22329,11 +19091,11 @@
         </w:numPr>
         <w:ind w:left="851" w:hanging="851"/>
       </w:pPr>
-      <w:bookmarkStart w:id="72" w:name="_Toc226814144"/>
+      <w:bookmarkStart w:id="67" w:name="_Toc227090598"/>
       <w:r>
         <w:t>Additional Chapters guide</w:t>
       </w:r>
-      <w:bookmarkEnd w:id="72"/>
+      <w:bookmarkEnd w:id="67"/>
     </w:p>
     <w:p>
       <w:pPr>
@@ -22391,12 +19153,21 @@
         <w:t xml:space="preserve">System requirements – Functional, </w:t>
       </w:r>
       <w:proofErr w:type="spellStart"/>
-      <w:r>
-        <w:rPr>
-          <w:sz w:val="24"/>
-          <w:szCs w:val="24"/>
-        </w:rPr>
-        <w:t>Non functional</w:t>
+      <w:proofErr w:type="gramStart"/>
+      <w:r>
+        <w:rPr>
+          <w:sz w:val="24"/>
+          <w:szCs w:val="24"/>
+        </w:rPr>
+        <w:t>Non</w:t>
+      </w:r>
+      <w:proofErr w:type="gramEnd"/>
+      <w:r>
+        <w:rPr>
+          <w:sz w:val="24"/>
+          <w:szCs w:val="24"/>
+        </w:rPr>
+        <w:t xml:space="preserve"> functional</w:t>
       </w:r>
       <w:proofErr w:type="spellEnd"/>
       <w:r>
@@ -22892,35 +19663,22 @@
       <w:pPr>
         <w:pStyle w:val="Caption"/>
       </w:pPr>
-      <w:bookmarkStart w:id="73" w:name="_Toc226814091"/>
+      <w:bookmarkStart w:id="68" w:name="_Toc227090163"/>
       <w:r>
         <w:t xml:space="preserve">Figure </w:t>
       </w:r>
-      <w:r>
-        <w:fldChar w:fldCharType="begin"/>
-      </w:r>
-      <w:r>
-        <w:instrText xml:space="preserve"> SEQ Figure \* ARABIC </w:instrText>
-      </w:r>
-      <w:r>
-        <w:fldChar w:fldCharType="separate"/>
-      </w:r>
+      <w:fldSimple w:instr=" SEQ Figure \* ARABIC ">
+        <w:r>
+          <w:rPr>
+            <w:noProof/>
+          </w:rPr>
+          <w:t>20</w:t>
+        </w:r>
+      </w:fldSimple>
       <w:r>
         <w:rPr>
           <w:noProof/>
         </w:rPr>
-        <w:t>20</w:t>
-      </w:r>
-      <w:r>
-        <w:rPr>
-          <w:noProof/>
-        </w:rPr>
-        <w:fldChar w:fldCharType="end"/>
-      </w:r>
-      <w:r>
-        <w:rPr>
-          <w:noProof/>
-        </w:rPr>
         <w:t>:</w:t>
       </w:r>
       <w:r>
@@ -22929,7 +19687,7 @@
       <w:r>
         <w:t>Atlantic Technological University Donegal Logo</w:t>
       </w:r>
-      <w:bookmarkEnd w:id="73"/>
+      <w:bookmarkEnd w:id="68"/>
     </w:p>
     <w:p>
       <w:pPr>
@@ -23034,35 +19792,22 @@
       <w:pPr>
         <w:pStyle w:val="Caption"/>
       </w:pPr>
-      <w:bookmarkStart w:id="74" w:name="_Toc226814092"/>
+      <w:bookmarkStart w:id="69" w:name="_Toc227090164"/>
       <w:r>
         <w:t xml:space="preserve">Figure </w:t>
       </w:r>
-      <w:r>
-        <w:fldChar w:fldCharType="begin"/>
-      </w:r>
-      <w:r>
-        <w:instrText xml:space="preserve"> SEQ Figure \* ARABIC </w:instrText>
-      </w:r>
-      <w:r>
-        <w:fldChar w:fldCharType="separate"/>
-      </w:r>
+      <w:fldSimple w:instr=" SEQ Figure \* ARABIC ">
+        <w:r>
+          <w:rPr>
+            <w:noProof/>
+          </w:rPr>
+          <w:t>21</w:t>
+        </w:r>
+      </w:fldSimple>
       <w:r>
         <w:rPr>
           <w:noProof/>
         </w:rPr>
-        <w:t>21</w:t>
-      </w:r>
-      <w:r>
-        <w:rPr>
-          <w:noProof/>
-        </w:rPr>
-        <w:fldChar w:fldCharType="end"/>
-      </w:r>
-      <w:r>
-        <w:rPr>
-          <w:noProof/>
-        </w:rPr>
         <w:t>:</w:t>
       </w:r>
       <w:r>
@@ -23071,7 +19816,7 @@
       <w:r>
         <w:t>ATU Donegal, Letterkenny</w:t>
       </w:r>
-      <w:bookmarkEnd w:id="74"/>
+      <w:bookmarkEnd w:id="69"/>
     </w:p>
     <w:p>
       <w:pPr>
@@ -23097,12 +19842,12 @@
         </w:numPr>
         <w:ind w:hanging="792"/>
       </w:pPr>
-      <w:bookmarkStart w:id="75" w:name="_Toc226814145"/>
+      <w:bookmarkStart w:id="70" w:name="_Toc227090599"/>
       <w:r>
         <w:lastRenderedPageBreak/>
         <w:t>Report Outline</w:t>
       </w:r>
-      <w:bookmarkEnd w:id="75"/>
+      <w:bookmarkEnd w:id="70"/>
     </w:p>
     <w:p>
       <w:pPr>
@@ -23209,7 +19954,23 @@
           <w:sz w:val="24"/>
           <w:szCs w:val="24"/>
         </w:rPr>
-        <w:t>While the example above is provided for demonstration purposes it is obviously not a good idea to provide the same quote twice so for the purposes of this example we will assume this quote was taken from a different book by the same author. Further the general use of a single or a small number of sources multiple times is referred to as ‘over-reliance on a source’ and is deemed plagiarism.</w:t>
+        <w:t xml:space="preserve">While the example above is provided for demonstration purposes it is obviously not a good idea to provide the same quote twice so for the purposes of this </w:t>
+      </w:r>
+      <w:proofErr w:type="gramStart"/>
+      <w:r>
+        <w:rPr>
+          <w:sz w:val="24"/>
+          <w:szCs w:val="24"/>
+        </w:rPr>
+        <w:t>example</w:t>
+      </w:r>
+      <w:proofErr w:type="gramEnd"/>
+      <w:r>
+        <w:rPr>
+          <w:sz w:val="24"/>
+          <w:szCs w:val="24"/>
+        </w:rPr>
+        <w:t xml:space="preserve"> we will assume this quote was taken from a different book by the same author. Further the general use of a single or a small number of sources multiple times is referred to as ‘over-reliance on a source’ and is deemed plagiarism.</w:t>
       </w:r>
     </w:p>
     <w:p>
@@ -23231,11 +19992,11 @@
         </w:numPr>
         <w:ind w:left="851" w:hanging="851"/>
       </w:pPr>
-      <w:bookmarkStart w:id="76" w:name="_Toc226814146"/>
+      <w:bookmarkStart w:id="71" w:name="_Toc227090600"/>
       <w:r>
         <w:t>Tables</w:t>
       </w:r>
-      <w:bookmarkEnd w:id="76"/>
+      <w:bookmarkEnd w:id="71"/>
     </w:p>
     <w:p>
       <w:pPr>
@@ -23269,7 +20030,7 @@
       <w:pPr>
         <w:pStyle w:val="Caption"/>
       </w:pPr>
-      <w:bookmarkStart w:id="77" w:name="_Toc226814107"/>
+      <w:bookmarkStart w:id="72" w:name="_Toc227090144"/>
       <w:r>
         <w:t xml:space="preserve">Table </w:t>
       </w:r>
@@ -23295,7 +20056,7 @@
         <w:rPr>
           <w:noProof/>
         </w:rPr>
-        <w:t>15</w:t>
+        <w:t>11</w:t>
       </w:r>
       <w:r>
         <w:rPr>
@@ -23306,7 +20067,7 @@
       <w:r>
         <w:t>. Table Formatting Guidelines</w:t>
       </w:r>
-      <w:bookmarkEnd w:id="77"/>
+      <w:bookmarkEnd w:id="72"/>
     </w:p>
     <w:tbl>
       <w:tblPr>
@@ -23646,7 +20407,7 @@
       <w:pPr>
         <w:pStyle w:val="Caption"/>
       </w:pPr>
-      <w:bookmarkStart w:id="78" w:name="_Toc226814108"/>
+      <w:bookmarkStart w:id="73" w:name="_Toc227090145"/>
       <w:r>
         <w:t xml:space="preserve">Table </w:t>
       </w:r>
@@ -23672,7 +20433,7 @@
         <w:rPr>
           <w:noProof/>
         </w:rPr>
-        <w:t>16</w:t>
+        <w:t>12</w:t>
       </w:r>
       <w:r>
         <w:rPr>
@@ -23683,7 +20444,7 @@
       <w:r>
         <w:t xml:space="preserve"> Second Sample Table</w:t>
       </w:r>
-      <w:bookmarkEnd w:id="78"/>
+      <w:bookmarkEnd w:id="73"/>
     </w:p>
     <w:tbl>
       <w:tblPr>
@@ -23813,11 +20574,11 @@
         </w:numPr>
         <w:ind w:left="851" w:hanging="851"/>
       </w:pPr>
-      <w:bookmarkStart w:id="79" w:name="_Toc226814147"/>
+      <w:bookmarkStart w:id="74" w:name="_Toc227090601"/>
       <w:r>
         <w:t>Code and Formulae</w:t>
       </w:r>
-      <w:bookmarkEnd w:id="79"/>
+      <w:bookmarkEnd w:id="74"/>
     </w:p>
     <w:p>
       <w:pPr>
@@ -24155,6 +20916,7 @@
         <w:t xml:space="preserve">                                                    + </w:t>
       </w:r>
       <w:proofErr w:type="spellStart"/>
+      <w:proofErr w:type="gramStart"/>
       <w:r>
         <w:rPr>
           <w:rFonts w:asciiTheme="majorHAnsi" w:hAnsiTheme="majorHAnsi"/>
@@ -24164,6 +20926,7 @@
         <w:t>msg.getText</w:t>
       </w:r>
       <w:proofErr w:type="spellEnd"/>
+      <w:proofErr w:type="gramEnd"/>
       <w:r>
         <w:rPr>
           <w:rFonts w:asciiTheme="majorHAnsi" w:hAnsiTheme="majorHAnsi"/>
@@ -24300,6 +21063,7 @@
         <w:t xml:space="preserve">                                            + </w:t>
       </w:r>
       <w:proofErr w:type="spellStart"/>
+      <w:proofErr w:type="gramStart"/>
       <w:r>
         <w:rPr>
           <w:rFonts w:asciiTheme="majorHAnsi" w:hAnsiTheme="majorHAnsi"/>
@@ -24309,24 +21073,35 @@
         <w:t>message.getClass</w:t>
       </w:r>
       <w:proofErr w:type="spellEnd"/>
+      <w:proofErr w:type="gramEnd"/>
       <w:r>
         <w:rPr>
           <w:rFonts w:asciiTheme="majorHAnsi" w:hAnsiTheme="majorHAnsi"/>
           <w:sz w:val="20"/>
           <w:szCs w:val="24"/>
         </w:rPr>
-        <w:t>().</w:t>
-      </w:r>
-      <w:proofErr w:type="spellStart"/>
+        <w:t>(</w:t>
+      </w:r>
+      <w:proofErr w:type="gramStart"/>
       <w:r>
         <w:rPr>
           <w:rFonts w:asciiTheme="majorHAnsi" w:hAnsiTheme="majorHAnsi"/>
           <w:sz w:val="20"/>
           <w:szCs w:val="24"/>
         </w:rPr>
+        <w:t>).</w:t>
+      </w:r>
+      <w:proofErr w:type="spellStart"/>
+      <w:r>
+        <w:rPr>
+          <w:rFonts w:asciiTheme="majorHAnsi" w:hAnsiTheme="majorHAnsi"/>
+          <w:sz w:val="20"/>
+          <w:szCs w:val="24"/>
+        </w:rPr>
         <w:t>getName</w:t>
       </w:r>
       <w:proofErr w:type="spellEnd"/>
+      <w:proofErr w:type="gramEnd"/>
       <w:r>
         <w:rPr>
           <w:rFonts w:asciiTheme="majorHAnsi" w:hAnsiTheme="majorHAnsi"/>
@@ -24435,6 +21210,7 @@
         <w:t xml:space="preserve">            </w:t>
       </w:r>
       <w:proofErr w:type="spellStart"/>
+      <w:proofErr w:type="gramStart"/>
       <w:r>
         <w:rPr>
           <w:rFonts w:asciiTheme="majorHAnsi" w:hAnsiTheme="majorHAnsi"/>
@@ -24444,6 +21220,7 @@
         <w:t>e.printStackTrace</w:t>
       </w:r>
       <w:proofErr w:type="spellEnd"/>
+      <w:proofErr w:type="gramEnd"/>
       <w:r>
         <w:rPr>
           <w:rFonts w:asciiTheme="majorHAnsi" w:hAnsiTheme="majorHAnsi"/>
@@ -24486,16 +21263,34 @@
           <w:sz w:val="20"/>
           <w:szCs w:val="24"/>
         </w:rPr>
-        <w:t>mdc.setRollbackOnly</w:t>
-      </w:r>
-      <w:proofErr w:type="spellEnd"/>
+        <w:t>mdc.</w:t>
+      </w:r>
+      <w:proofErr w:type="gramStart"/>
       <w:r>
         <w:rPr>
           <w:rFonts w:asciiTheme="majorHAnsi" w:hAnsiTheme="majorHAnsi"/>
           <w:sz w:val="20"/>
           <w:szCs w:val="24"/>
         </w:rPr>
-        <w:t>();</w:t>
+        <w:t>setRollbackOnly</w:t>
+      </w:r>
+      <w:proofErr w:type="spellEnd"/>
+      <w:r>
+        <w:rPr>
+          <w:rFonts w:asciiTheme="majorHAnsi" w:hAnsiTheme="majorHAnsi"/>
+          <w:sz w:val="20"/>
+          <w:szCs w:val="24"/>
+        </w:rPr>
+        <w:t>(</w:t>
+      </w:r>
+      <w:proofErr w:type="gramEnd"/>
+      <w:r>
+        <w:rPr>
+          <w:rFonts w:asciiTheme="majorHAnsi" w:hAnsiTheme="majorHAnsi"/>
+          <w:sz w:val="20"/>
+          <w:szCs w:val="24"/>
+        </w:rPr>
+        <w:t>);</w:t>
       </w:r>
     </w:p>
     <w:p>
@@ -24570,6 +21365,7 @@
         <w:t xml:space="preserve">            </w:t>
       </w:r>
       <w:proofErr w:type="spellStart"/>
+      <w:proofErr w:type="gramStart"/>
       <w:r>
         <w:rPr>
           <w:rFonts w:asciiTheme="majorHAnsi" w:hAnsiTheme="majorHAnsi"/>
@@ -24579,6 +21375,7 @@
         <w:t>te.printStackTrace</w:t>
       </w:r>
       <w:proofErr w:type="spellEnd"/>
+      <w:proofErr w:type="gramEnd"/>
       <w:r>
         <w:rPr>
           <w:rFonts w:asciiTheme="majorHAnsi" w:hAnsiTheme="majorHAnsi"/>
@@ -24668,6 +21465,7 @@
           <w:szCs w:val="24"/>
         </w:rPr>
       </w:pPr>
+      <w:bookmarkStart w:id="75" w:name="_Toc227090206"/>
       <w:r>
         <w:t xml:space="preserve">Code Listing </w:t>
       </w:r>
@@ -24718,6 +21516,7 @@
       <w:r>
         <w:t xml:space="preserve"> Message Handling</w:t>
       </w:r>
+      <w:bookmarkEnd w:id="75"/>
     </w:p>
     <w:p>
       <w:pPr>
@@ -24743,7 +21542,23 @@
           <w:sz w:val="24"/>
           <w:szCs w:val="24"/>
         </w:rPr>
-        <w:t xml:space="preserve">Notice that only minimal commenting is provided within the text.  The code is shown in Cambria, 10 point. This reduces the overall text size and clearly distinguishes it from the main text. </w:t>
+        <w:t xml:space="preserve">Notice that only minimal commenting is provided within the text.  The code is shown in Cambria, 10 </w:t>
+      </w:r>
+      <w:proofErr w:type="gramStart"/>
+      <w:r>
+        <w:rPr>
+          <w:sz w:val="24"/>
+          <w:szCs w:val="24"/>
+        </w:rPr>
+        <w:t>point</w:t>
+      </w:r>
+      <w:proofErr w:type="gramEnd"/>
+      <w:r>
+        <w:rPr>
+          <w:sz w:val="24"/>
+          <w:szCs w:val="24"/>
+        </w:rPr>
+        <w:t xml:space="preserve">. This reduces the overall text size and clearly distinguishes it from the main text. </w:t>
       </w:r>
     </w:p>
     <w:p>
@@ -25079,12 +21894,12 @@
         <w:spacing w:before="0" w:line="360" w:lineRule="auto"/>
         <w:ind w:left="567" w:hanging="567"/>
       </w:pPr>
-      <w:bookmarkStart w:id="80" w:name="_Toc226814148"/>
+      <w:bookmarkStart w:id="76" w:name="_Toc227090602"/>
       <w:r>
         <w:lastRenderedPageBreak/>
         <w:t>References</w:t>
       </w:r>
-      <w:bookmarkEnd w:id="80"/>
+      <w:bookmarkEnd w:id="76"/>
     </w:p>
     <w:p>
       <w:pPr>
@@ -25291,114 +22106,80 @@
           <w:i/>
           <w:iCs/>
         </w:rPr>
-        <w:t>Electronic Irish Statute Book (</w:t>
-      </w:r>
-      <w:proofErr w:type="spellStart"/>
+        <w:t>Electronic Irish Statute Book (eISB)</w:t>
+      </w:r>
+      <w:r>
+        <w:t xml:space="preserve">, </w:t>
+      </w:r>
       <w:r>
         <w:rPr>
           <w:i/>
           <w:iCs/>
         </w:rPr>
-        <w:t>eISB</w:t>
-      </w:r>
-      <w:proofErr w:type="spellEnd"/>
+        <w:t>National Vetting Bureau (Children and Vulnerable Persons) Act 2012</w:t>
+      </w:r>
+      <w:r>
+        <w:t>. Office of the Attorney General. Available at: https://www.irishstatutebook.ie/eli/2012/act/47/enacted/en/html (Accessed: 6 March 2026).</w:t>
+      </w:r>
+    </w:p>
+    <w:p>
+      <w:pPr>
+        <w:pStyle w:val="Bibliography"/>
+      </w:pPr>
+      <w:r>
+        <w:t xml:space="preserve">Microsoft (no date) </w:t>
+      </w:r>
       <w:r>
         <w:rPr>
           <w:i/>
           <w:iCs/>
         </w:rPr>
-        <w:t>)</w:t>
-      </w:r>
-      <w:r>
-        <w:t xml:space="preserve">, </w:t>
+        <w:t>DateTimeOffset Struct (System) — .NET 10</w:t>
+      </w:r>
+      <w:r>
+        <w:t>. Available at: https://learn.microsoft.com/en-us/dotnet/api/system.datetimeoffset?view=net-10.0 (Accessed: 11 April 2026).</w:t>
+      </w:r>
+    </w:p>
+    <w:p>
+      <w:pPr>
+        <w:pStyle w:val="Bibliography"/>
+      </w:pPr>
+      <w:r>
+        <w:t xml:space="preserve">National Vetting Bureau (no date) </w:t>
       </w:r>
       <w:r>
         <w:rPr>
           <w:i/>
           <w:iCs/>
         </w:rPr>
-        <w:t>National Vetting Bureau (Children and Vulnerable Persons) Act 2012</w:t>
-      </w:r>
-      <w:r>
-        <w:t>. Office of the Attorney General. Available at: https://www.irishstatutebook.ie/eli/2012/act/47/enacted/en/html (Accessed: 6 March 2026).</w:t>
-      </w:r>
-    </w:p>
-    <w:p>
-      <w:pPr>
-        <w:pStyle w:val="Bibliography"/>
-      </w:pPr>
-      <w:r>
-        <w:t xml:space="preserve">Microsoft (no date) </w:t>
-      </w:r>
-      <w:proofErr w:type="spellStart"/>
+        <w:t>National Vetting Bureau - About eVetting</w:t>
+      </w:r>
+      <w:r>
+        <w:t xml:space="preserve">, </w:t>
+      </w:r>
       <w:r>
         <w:rPr>
           <w:i/>
           <w:iCs/>
         </w:rPr>
-        <w:t>DateTimeOffset</w:t>
-      </w:r>
-      <w:proofErr w:type="spellEnd"/>
+        <w:t>An Garda Síochána</w:t>
+      </w:r>
+      <w:r>
+        <w:t>. Available at: https://vetting.garda.ie/Application/About (Accessed: 7 March 2026).</w:t>
+      </w:r>
+    </w:p>
+    <w:p>
+      <w:pPr>
+        <w:pStyle w:val="Bibliography"/>
+      </w:pPr>
+      <w:r>
+        <w:t xml:space="preserve">Sommerville, I. (2016) </w:t>
+      </w:r>
       <w:r>
         <w:rPr>
           <w:i/>
           <w:iCs/>
         </w:rPr>
-        <w:t xml:space="preserve"> Struct (System) — .NET 10</w:t>
-      </w:r>
-      <w:r>
-        <w:t>. Available at: https://learn.microsoft.com/en-us/dotnet/api/system.datetimeoffset?view=net-10.0 (Accessed: 11 April 2026).</w:t>
-      </w:r>
-    </w:p>
-    <w:p>
-      <w:pPr>
-        <w:pStyle w:val="Bibliography"/>
-      </w:pPr>
-      <w:r>
-        <w:t xml:space="preserve">National Vetting Bureau (no date) </w:t>
-      </w:r>
-      <w:r>
-        <w:rPr>
-          <w:i/>
-          <w:iCs/>
-        </w:rPr>
-        <w:t xml:space="preserve">National Vetting Bureau - About </w:t>
-      </w:r>
-      <w:proofErr w:type="spellStart"/>
-      <w:r>
-        <w:rPr>
-          <w:i/>
-          <w:iCs/>
-        </w:rPr>
-        <w:t>eVetting</w:t>
-      </w:r>
-      <w:proofErr w:type="spellEnd"/>
-      <w:r>
-        <w:t xml:space="preserve">, </w:t>
-      </w:r>
-      <w:r>
-        <w:rPr>
-          <w:i/>
-          <w:iCs/>
-        </w:rPr>
-        <w:t>An Garda Síochána</w:t>
-      </w:r>
-      <w:r>
-        <w:t>. Available at: https://vetting.garda.ie/Application/About (Accessed: 7 March 2026).</w:t>
-      </w:r>
-    </w:p>
-    <w:p>
-      <w:pPr>
-        <w:pStyle w:val="Bibliography"/>
-      </w:pPr>
-      <w:r>
-        <w:t xml:space="preserve">Sommerville, I. (2016) </w:t>
-      </w:r>
-      <w:r>
-        <w:rPr>
-          <w:i/>
-          <w:iCs/>
-        </w:rPr>
         <w:t>Software engineering</w:t>
       </w:r>
       <w:r>
@@ -25425,12 +22206,12 @@
       <w:pPr>
         <w:pStyle w:val="Heading1"/>
       </w:pPr>
-      <w:bookmarkStart w:id="81" w:name="_Toc226814149"/>
+      <w:bookmarkStart w:id="77" w:name="_Toc227090603"/>
       <w:r>
         <w:lastRenderedPageBreak/>
         <w:t>Appendices</w:t>
       </w:r>
-      <w:bookmarkEnd w:id="81"/>
+      <w:bookmarkEnd w:id="77"/>
     </w:p>
     <w:p>
       <w:pPr>
@@ -25451,7 +22232,7 @@
       <w:pPr>
         <w:pStyle w:val="Heading1"/>
       </w:pPr>
-      <w:bookmarkStart w:id="82" w:name="_Toc226814150"/>
+      <w:bookmarkStart w:id="78" w:name="_Toc227090604"/>
       <w:r>
         <w:lastRenderedPageBreak/>
         <w:t xml:space="preserve">Appendix </w:t>
@@ -25462,7 +22243,7 @@
       <w:r>
         <w:t>:  Code Listing</w:t>
       </w:r>
-      <w:bookmarkEnd w:id="82"/>
+      <w:bookmarkEnd w:id="78"/>
     </w:p>
     <w:p/>
     <w:sectPr>
@@ -29588,7 +26369,7 @@
     <w:uiPriority w:val="39"/>
     <w:unhideWhenUsed/>
     <w:qFormat/>
-    <w:rsid w:val="00DD5B3F"/>
+    <w:rsid w:val="00B423A0"/>
     <w:pPr>
       <w:spacing w:after="100"/>
       <w:ind w:left="220"/>
@@ -29649,7 +26430,7 @@
     <w:uiPriority w:val="39"/>
     <w:unhideWhenUsed/>
     <w:qFormat/>
-    <w:rsid w:val="00DB2356"/>
+    <w:rsid w:val="00B423A0"/>
     <w:pPr>
       <w:spacing w:after="100"/>
       <w:ind w:left="440"/>
@@ -29799,7 +26580,7 @@
     <w:uiPriority w:val="39"/>
     <w:semiHidden/>
     <w:unhideWhenUsed/>
-    <w:rsid w:val="00DB2356"/>
+    <w:rsid w:val="00B423A0"/>
     <w:pPr>
       <w:spacing w:after="100"/>
       <w:ind w:left="660"/>

--- a/docs/L00196623-AnnMarieDunne.docx
+++ b/docs/L00196623-AnnMarieDunne.docx
@@ -2462,6 +2462,7 @@
     <w:p>
       <w:pPr>
         <w:pStyle w:val="Heading1"/>
+        <w:spacing w:after="240"/>
       </w:pPr>
       <w:bookmarkStart w:id="5" w:name="_Toc228029035"/>
       <w:r>
@@ -2470,7 +2471,6 @@
       </w:r>
       <w:bookmarkEnd w:id="5"/>
     </w:p>
-    <w:p/>
     <w:sdt>
       <w:sdtPr>
         <w:id w:val="2042621712"/>
@@ -2493,7 +2493,7 @@
             <w:tabs>
               <w:tab w:val="right" w:leader="dot" w:pos="9016"/>
             </w:tabs>
-            <w:spacing w:line="276" w:lineRule="auto"/>
+            <w:spacing w:after="0"/>
             <w:rPr>
               <w:noProof/>
               <w:kern w:val="2"/>
@@ -2575,7 +2575,7 @@
             <w:tabs>
               <w:tab w:val="right" w:leader="dot" w:pos="9016"/>
             </w:tabs>
-            <w:spacing w:line="276" w:lineRule="auto"/>
+            <w:spacing w:after="0"/>
             <w:rPr>
               <w:noProof/>
               <w:kern w:val="2"/>
@@ -2648,7 +2648,7 @@
             <w:tabs>
               <w:tab w:val="right" w:leader="dot" w:pos="9016"/>
             </w:tabs>
-            <w:spacing w:line="276" w:lineRule="auto"/>
+            <w:spacing w:after="0"/>
             <w:rPr>
               <w:noProof/>
               <w:kern w:val="2"/>
@@ -2721,7 +2721,7 @@
             <w:tabs>
               <w:tab w:val="right" w:leader="dot" w:pos="9016"/>
             </w:tabs>
-            <w:spacing w:line="276" w:lineRule="auto"/>
+            <w:spacing w:after="0"/>
             <w:rPr>
               <w:noProof/>
               <w:kern w:val="2"/>
@@ -2794,7 +2794,7 @@
             <w:tabs>
               <w:tab w:val="right" w:leader="dot" w:pos="9016"/>
             </w:tabs>
-            <w:spacing w:line="276" w:lineRule="auto"/>
+            <w:spacing w:after="0"/>
             <w:rPr>
               <w:noProof/>
               <w:kern w:val="2"/>
@@ -2867,7 +2867,7 @@
             <w:tabs>
               <w:tab w:val="right" w:leader="dot" w:pos="9016"/>
             </w:tabs>
-            <w:spacing w:line="276" w:lineRule="auto"/>
+            <w:spacing w:after="0"/>
             <w:rPr>
               <w:noProof/>
               <w:kern w:val="2"/>
@@ -2940,7 +2940,7 @@
             <w:tabs>
               <w:tab w:val="right" w:leader="dot" w:pos="9016"/>
             </w:tabs>
-            <w:spacing w:line="276" w:lineRule="auto"/>
+            <w:spacing w:after="0"/>
             <w:rPr>
               <w:noProof/>
               <w:kern w:val="2"/>
@@ -3013,7 +3013,7 @@
             <w:tabs>
               <w:tab w:val="right" w:leader="dot" w:pos="9016"/>
             </w:tabs>
-            <w:spacing w:line="276" w:lineRule="auto"/>
+            <w:spacing w:after="0"/>
             <w:rPr>
               <w:noProof/>
               <w:kern w:val="2"/>
@@ -3087,7 +3087,7 @@
               <w:tab w:val="left" w:pos="440"/>
               <w:tab w:val="right" w:leader="dot" w:pos="9016"/>
             </w:tabs>
-            <w:spacing w:line="276" w:lineRule="auto"/>
+            <w:spacing w:after="0"/>
             <w:rPr>
               <w:noProof/>
               <w:kern w:val="2"/>
@@ -3174,11 +3174,7 @@
         <w:p>
           <w:pPr>
             <w:pStyle w:val="TOC2"/>
-            <w:tabs>
-              <w:tab w:val="left" w:pos="960"/>
-              <w:tab w:val="right" w:leader="dot" w:pos="9016"/>
-            </w:tabs>
-            <w:spacing w:line="276" w:lineRule="auto"/>
+            <w:spacing w:after="0"/>
             <w:rPr>
               <w:noProof/>
               <w:kern w:val="2"/>
@@ -3265,11 +3261,7 @@
         <w:p>
           <w:pPr>
             <w:pStyle w:val="TOC2"/>
-            <w:tabs>
-              <w:tab w:val="left" w:pos="960"/>
-              <w:tab w:val="right" w:leader="dot" w:pos="9016"/>
-            </w:tabs>
-            <w:spacing w:line="276" w:lineRule="auto"/>
+            <w:spacing w:after="0"/>
             <w:rPr>
               <w:noProof/>
               <w:kern w:val="2"/>
@@ -3356,11 +3348,7 @@
         <w:p>
           <w:pPr>
             <w:pStyle w:val="TOC2"/>
-            <w:tabs>
-              <w:tab w:val="left" w:pos="960"/>
-              <w:tab w:val="right" w:leader="dot" w:pos="9016"/>
-            </w:tabs>
-            <w:spacing w:line="276" w:lineRule="auto"/>
+            <w:spacing w:after="0"/>
             <w:rPr>
               <w:noProof/>
               <w:kern w:val="2"/>
@@ -3447,11 +3435,7 @@
         <w:p>
           <w:pPr>
             <w:pStyle w:val="TOC2"/>
-            <w:tabs>
-              <w:tab w:val="left" w:pos="960"/>
-              <w:tab w:val="right" w:leader="dot" w:pos="9016"/>
-            </w:tabs>
-            <w:spacing w:line="276" w:lineRule="auto"/>
+            <w:spacing w:after="0"/>
             <w:rPr>
               <w:noProof/>
               <w:kern w:val="2"/>
@@ -3542,7 +3526,7 @@
               <w:tab w:val="left" w:pos="1440"/>
               <w:tab w:val="right" w:leader="dot" w:pos="9016"/>
             </w:tabs>
-            <w:spacing w:line="276" w:lineRule="auto"/>
+            <w:spacing w:after="0"/>
             <w:rPr>
               <w:noProof/>
               <w:kern w:val="2"/>
@@ -3633,7 +3617,7 @@
               <w:tab w:val="left" w:pos="1440"/>
               <w:tab w:val="right" w:leader="dot" w:pos="9016"/>
             </w:tabs>
-            <w:spacing w:line="276" w:lineRule="auto"/>
+            <w:spacing w:after="0"/>
             <w:rPr>
               <w:noProof/>
               <w:kern w:val="2"/>
@@ -3724,7 +3708,7 @@
               <w:tab w:val="left" w:pos="1440"/>
               <w:tab w:val="right" w:leader="dot" w:pos="9016"/>
             </w:tabs>
-            <w:spacing w:line="276" w:lineRule="auto"/>
+            <w:spacing w:after="0"/>
             <w:rPr>
               <w:noProof/>
               <w:kern w:val="2"/>
@@ -3815,7 +3799,7 @@
               <w:tab w:val="left" w:pos="1440"/>
               <w:tab w:val="right" w:leader="dot" w:pos="9016"/>
             </w:tabs>
-            <w:spacing w:line="276" w:lineRule="auto"/>
+            <w:spacing w:after="0"/>
             <w:rPr>
               <w:noProof/>
               <w:kern w:val="2"/>
@@ -3906,7 +3890,7 @@
               <w:tab w:val="left" w:pos="440"/>
               <w:tab w:val="right" w:leader="dot" w:pos="9016"/>
             </w:tabs>
-            <w:spacing w:line="276" w:lineRule="auto"/>
+            <w:spacing w:after="0"/>
             <w:rPr>
               <w:noProof/>
               <w:kern w:val="2"/>
@@ -3993,11 +3977,7 @@
         <w:p>
           <w:pPr>
             <w:pStyle w:val="TOC2"/>
-            <w:tabs>
-              <w:tab w:val="left" w:pos="960"/>
-              <w:tab w:val="right" w:leader="dot" w:pos="9016"/>
-            </w:tabs>
-            <w:spacing w:line="276" w:lineRule="auto"/>
+            <w:spacing w:after="0"/>
             <w:rPr>
               <w:noProof/>
               <w:kern w:val="2"/>
@@ -4084,11 +4064,7 @@
         <w:p>
           <w:pPr>
             <w:pStyle w:val="TOC2"/>
-            <w:tabs>
-              <w:tab w:val="left" w:pos="960"/>
-              <w:tab w:val="right" w:leader="dot" w:pos="9016"/>
-            </w:tabs>
-            <w:spacing w:line="276" w:lineRule="auto"/>
+            <w:spacing w:after="0"/>
             <w:rPr>
               <w:noProof/>
               <w:kern w:val="2"/>
@@ -4179,7 +4155,7 @@
               <w:tab w:val="left" w:pos="1440"/>
               <w:tab w:val="right" w:leader="dot" w:pos="9016"/>
             </w:tabs>
-            <w:spacing w:line="276" w:lineRule="auto"/>
+            <w:spacing w:after="0"/>
             <w:rPr>
               <w:noProof/>
               <w:kern w:val="2"/>
@@ -4270,7 +4246,7 @@
               <w:tab w:val="left" w:pos="1440"/>
               <w:tab w:val="right" w:leader="dot" w:pos="9016"/>
             </w:tabs>
-            <w:spacing w:line="276" w:lineRule="auto"/>
+            <w:spacing w:after="0"/>
             <w:rPr>
               <w:noProof/>
               <w:kern w:val="2"/>
@@ -4361,7 +4337,7 @@
               <w:tab w:val="left" w:pos="1440"/>
               <w:tab w:val="right" w:leader="dot" w:pos="9016"/>
             </w:tabs>
-            <w:spacing w:line="276" w:lineRule="auto"/>
+            <w:spacing w:after="0"/>
             <w:rPr>
               <w:noProof/>
               <w:kern w:val="2"/>
@@ -4452,7 +4428,7 @@
               <w:tab w:val="left" w:pos="1440"/>
               <w:tab w:val="right" w:leader="dot" w:pos="9016"/>
             </w:tabs>
-            <w:spacing w:line="276" w:lineRule="auto"/>
+            <w:spacing w:after="0"/>
             <w:rPr>
               <w:noProof/>
               <w:kern w:val="2"/>
@@ -4543,7 +4519,7 @@
               <w:tab w:val="left" w:pos="1440"/>
               <w:tab w:val="right" w:leader="dot" w:pos="9016"/>
             </w:tabs>
-            <w:spacing w:line="276" w:lineRule="auto"/>
+            <w:spacing w:after="0"/>
             <w:rPr>
               <w:noProof/>
               <w:kern w:val="2"/>
@@ -4630,11 +4606,7 @@
         <w:p>
           <w:pPr>
             <w:pStyle w:val="TOC2"/>
-            <w:tabs>
-              <w:tab w:val="left" w:pos="960"/>
-              <w:tab w:val="right" w:leader="dot" w:pos="9016"/>
-            </w:tabs>
-            <w:spacing w:line="276" w:lineRule="auto"/>
+            <w:spacing w:after="0"/>
             <w:rPr>
               <w:noProof/>
               <w:kern w:val="2"/>
@@ -4725,7 +4697,7 @@
               <w:tab w:val="left" w:pos="1440"/>
               <w:tab w:val="right" w:leader="dot" w:pos="9016"/>
             </w:tabs>
-            <w:spacing w:line="276" w:lineRule="auto"/>
+            <w:spacing w:after="0"/>
             <w:rPr>
               <w:noProof/>
               <w:kern w:val="2"/>
@@ -4816,7 +4788,7 @@
               <w:tab w:val="left" w:pos="1440"/>
               <w:tab w:val="right" w:leader="dot" w:pos="9016"/>
             </w:tabs>
-            <w:spacing w:line="276" w:lineRule="auto"/>
+            <w:spacing w:after="0"/>
             <w:rPr>
               <w:noProof/>
               <w:kern w:val="2"/>
@@ -4907,7 +4879,7 @@
               <w:tab w:val="left" w:pos="1440"/>
               <w:tab w:val="right" w:leader="dot" w:pos="9016"/>
             </w:tabs>
-            <w:spacing w:line="276" w:lineRule="auto"/>
+            <w:spacing w:after="0"/>
             <w:rPr>
               <w:noProof/>
               <w:kern w:val="2"/>
@@ -4998,7 +4970,7 @@
               <w:tab w:val="left" w:pos="1440"/>
               <w:tab w:val="right" w:leader="dot" w:pos="9016"/>
             </w:tabs>
-            <w:spacing w:line="276" w:lineRule="auto"/>
+            <w:spacing w:after="0"/>
             <w:rPr>
               <w:noProof/>
               <w:kern w:val="2"/>
@@ -5089,7 +5061,7 @@
               <w:tab w:val="left" w:pos="1440"/>
               <w:tab w:val="right" w:leader="dot" w:pos="9016"/>
             </w:tabs>
-            <w:spacing w:line="276" w:lineRule="auto"/>
+            <w:spacing w:after="0"/>
             <w:rPr>
               <w:noProof/>
               <w:kern w:val="2"/>
@@ -5176,11 +5148,7 @@
         <w:p>
           <w:pPr>
             <w:pStyle w:val="TOC2"/>
-            <w:tabs>
-              <w:tab w:val="left" w:pos="960"/>
-              <w:tab w:val="right" w:leader="dot" w:pos="9016"/>
-            </w:tabs>
-            <w:spacing w:line="276" w:lineRule="auto"/>
+            <w:spacing w:after="0"/>
             <w:rPr>
               <w:noProof/>
               <w:kern w:val="2"/>
@@ -5267,11 +5235,7 @@
         <w:p>
           <w:pPr>
             <w:pStyle w:val="TOC2"/>
-            <w:tabs>
-              <w:tab w:val="left" w:pos="960"/>
-              <w:tab w:val="right" w:leader="dot" w:pos="9016"/>
-            </w:tabs>
-            <w:spacing w:line="276" w:lineRule="auto"/>
+            <w:spacing w:after="0"/>
             <w:rPr>
               <w:noProof/>
               <w:kern w:val="2"/>
@@ -5358,11 +5322,7 @@
         <w:p>
           <w:pPr>
             <w:pStyle w:val="TOC2"/>
-            <w:tabs>
-              <w:tab w:val="left" w:pos="960"/>
-              <w:tab w:val="right" w:leader="dot" w:pos="9016"/>
-            </w:tabs>
-            <w:spacing w:line="276" w:lineRule="auto"/>
+            <w:spacing w:after="0"/>
             <w:rPr>
               <w:noProof/>
               <w:kern w:val="2"/>
@@ -5453,7 +5413,7 @@
               <w:tab w:val="left" w:pos="440"/>
               <w:tab w:val="right" w:leader="dot" w:pos="9016"/>
             </w:tabs>
-            <w:spacing w:line="276" w:lineRule="auto"/>
+            <w:spacing w:after="0"/>
             <w:rPr>
               <w:noProof/>
               <w:kern w:val="2"/>
@@ -5540,11 +5500,7 @@
         <w:p>
           <w:pPr>
             <w:pStyle w:val="TOC2"/>
-            <w:tabs>
-              <w:tab w:val="left" w:pos="960"/>
-              <w:tab w:val="right" w:leader="dot" w:pos="9016"/>
-            </w:tabs>
-            <w:spacing w:line="276" w:lineRule="auto"/>
+            <w:spacing w:after="0"/>
             <w:rPr>
               <w:noProof/>
               <w:kern w:val="2"/>
@@ -5635,7 +5591,7 @@
               <w:tab w:val="left" w:pos="1440"/>
               <w:tab w:val="right" w:leader="dot" w:pos="9016"/>
             </w:tabs>
-            <w:spacing w:line="276" w:lineRule="auto"/>
+            <w:spacing w:after="0"/>
             <w:rPr>
               <w:noProof/>
               <w:kern w:val="2"/>
@@ -5726,7 +5682,7 @@
               <w:tab w:val="left" w:pos="1440"/>
               <w:tab w:val="right" w:leader="dot" w:pos="9016"/>
             </w:tabs>
-            <w:spacing w:line="276" w:lineRule="auto"/>
+            <w:spacing w:after="0"/>
             <w:rPr>
               <w:noProof/>
               <w:kern w:val="2"/>
@@ -5817,7 +5773,7 @@
               <w:tab w:val="left" w:pos="1440"/>
               <w:tab w:val="right" w:leader="dot" w:pos="9016"/>
             </w:tabs>
-            <w:spacing w:line="276" w:lineRule="auto"/>
+            <w:spacing w:after="0"/>
             <w:rPr>
               <w:noProof/>
               <w:kern w:val="2"/>
@@ -5890,7 +5846,7 @@
                 <w:noProof/>
                 <w:webHidden/>
               </w:rPr>
-              <w:t>49</w:t>
+              <w:t>48</w:t>
             </w:r>
             <w:r>
               <w:rPr>
@@ -5904,11 +5860,7 @@
         <w:p>
           <w:pPr>
             <w:pStyle w:val="TOC2"/>
-            <w:tabs>
-              <w:tab w:val="left" w:pos="960"/>
-              <w:tab w:val="right" w:leader="dot" w:pos="9016"/>
-            </w:tabs>
-            <w:spacing w:line="276" w:lineRule="auto"/>
+            <w:spacing w:after="0"/>
             <w:rPr>
               <w:noProof/>
               <w:kern w:val="2"/>
@@ -5999,7 +5951,7 @@
               <w:tab w:val="left" w:pos="1440"/>
               <w:tab w:val="right" w:leader="dot" w:pos="9016"/>
             </w:tabs>
-            <w:spacing w:line="276" w:lineRule="auto"/>
+            <w:spacing w:after="0"/>
             <w:rPr>
               <w:noProof/>
               <w:kern w:val="2"/>
@@ -6072,7 +6024,7 @@
                 <w:noProof/>
                 <w:webHidden/>
               </w:rPr>
-              <w:t>50</w:t>
+              <w:t>49</w:t>
             </w:r>
             <w:r>
               <w:rPr>
@@ -6090,7 +6042,7 @@
               <w:tab w:val="left" w:pos="1440"/>
               <w:tab w:val="right" w:leader="dot" w:pos="9016"/>
             </w:tabs>
-            <w:spacing w:line="276" w:lineRule="auto"/>
+            <w:spacing w:after="0"/>
             <w:rPr>
               <w:noProof/>
               <w:kern w:val="2"/>
@@ -6177,11 +6129,7 @@
         <w:p>
           <w:pPr>
             <w:pStyle w:val="TOC2"/>
-            <w:tabs>
-              <w:tab w:val="left" w:pos="960"/>
-              <w:tab w:val="right" w:leader="dot" w:pos="9016"/>
-            </w:tabs>
-            <w:spacing w:line="276" w:lineRule="auto"/>
+            <w:spacing w:after="0"/>
             <w:rPr>
               <w:noProof/>
               <w:kern w:val="2"/>
@@ -6268,11 +6216,7 @@
         <w:p>
           <w:pPr>
             <w:pStyle w:val="TOC2"/>
-            <w:tabs>
-              <w:tab w:val="left" w:pos="960"/>
-              <w:tab w:val="right" w:leader="dot" w:pos="9016"/>
-            </w:tabs>
-            <w:spacing w:line="276" w:lineRule="auto"/>
+            <w:spacing w:after="0"/>
             <w:rPr>
               <w:noProof/>
               <w:kern w:val="2"/>
@@ -6363,7 +6307,7 @@
               <w:tab w:val="left" w:pos="1440"/>
               <w:tab w:val="right" w:leader="dot" w:pos="9016"/>
             </w:tabs>
-            <w:spacing w:line="276" w:lineRule="auto"/>
+            <w:spacing w:after="0"/>
             <w:rPr>
               <w:noProof/>
               <w:kern w:val="2"/>
@@ -6454,7 +6398,7 @@
               <w:tab w:val="left" w:pos="1440"/>
               <w:tab w:val="right" w:leader="dot" w:pos="9016"/>
             </w:tabs>
-            <w:spacing w:line="276" w:lineRule="auto"/>
+            <w:spacing w:after="0"/>
             <w:rPr>
               <w:noProof/>
               <w:kern w:val="2"/>
@@ -6541,11 +6485,7 @@
         <w:p>
           <w:pPr>
             <w:pStyle w:val="TOC2"/>
-            <w:tabs>
-              <w:tab w:val="left" w:pos="960"/>
-              <w:tab w:val="right" w:leader="dot" w:pos="9016"/>
-            </w:tabs>
-            <w:spacing w:line="276" w:lineRule="auto"/>
+            <w:spacing w:after="0"/>
             <w:rPr>
               <w:noProof/>
               <w:kern w:val="2"/>
@@ -6632,11 +6572,7 @@
         <w:p>
           <w:pPr>
             <w:pStyle w:val="TOC2"/>
-            <w:tabs>
-              <w:tab w:val="left" w:pos="960"/>
-              <w:tab w:val="right" w:leader="dot" w:pos="9016"/>
-            </w:tabs>
-            <w:spacing w:line="276" w:lineRule="auto"/>
+            <w:spacing w:after="0"/>
             <w:rPr>
               <w:noProof/>
               <w:kern w:val="2"/>
@@ -6727,7 +6663,7 @@
               <w:tab w:val="left" w:pos="1440"/>
               <w:tab w:val="right" w:leader="dot" w:pos="9016"/>
             </w:tabs>
-            <w:spacing w:line="276" w:lineRule="auto"/>
+            <w:spacing w:after="0"/>
             <w:rPr>
               <w:noProof/>
               <w:kern w:val="2"/>
@@ -6818,7 +6754,7 @@
               <w:tab w:val="left" w:pos="1440"/>
               <w:tab w:val="right" w:leader="dot" w:pos="9016"/>
             </w:tabs>
-            <w:spacing w:line="276" w:lineRule="auto"/>
+            <w:spacing w:after="0"/>
             <w:rPr>
               <w:noProof/>
               <w:kern w:val="2"/>
@@ -6909,7 +6845,7 @@
               <w:tab w:val="left" w:pos="1440"/>
               <w:tab w:val="right" w:leader="dot" w:pos="9016"/>
             </w:tabs>
-            <w:spacing w:line="276" w:lineRule="auto"/>
+            <w:spacing w:after="0"/>
             <w:rPr>
               <w:noProof/>
               <w:kern w:val="2"/>
@@ -6996,11 +6932,7 @@
         <w:p>
           <w:pPr>
             <w:pStyle w:val="TOC2"/>
-            <w:tabs>
-              <w:tab w:val="left" w:pos="960"/>
-              <w:tab w:val="right" w:leader="dot" w:pos="9016"/>
-            </w:tabs>
-            <w:spacing w:line="276" w:lineRule="auto"/>
+            <w:spacing w:after="0"/>
             <w:rPr>
               <w:noProof/>
               <w:kern w:val="2"/>
@@ -7091,7 +7023,7 @@
               <w:tab w:val="left" w:pos="1440"/>
               <w:tab w:val="right" w:leader="dot" w:pos="9016"/>
             </w:tabs>
-            <w:spacing w:line="276" w:lineRule="auto"/>
+            <w:spacing w:after="0"/>
             <w:rPr>
               <w:noProof/>
               <w:kern w:val="2"/>
@@ -7182,7 +7114,7 @@
               <w:tab w:val="left" w:pos="1440"/>
               <w:tab w:val="right" w:leader="dot" w:pos="9016"/>
             </w:tabs>
-            <w:spacing w:line="276" w:lineRule="auto"/>
+            <w:spacing w:after="0"/>
             <w:rPr>
               <w:noProof/>
               <w:kern w:val="2"/>
@@ -7273,7 +7205,7 @@
               <w:tab w:val="left" w:pos="1440"/>
               <w:tab w:val="right" w:leader="dot" w:pos="9016"/>
             </w:tabs>
-            <w:spacing w:line="276" w:lineRule="auto"/>
+            <w:spacing w:after="0"/>
             <w:rPr>
               <w:noProof/>
               <w:kern w:val="2"/>
@@ -7364,7 +7296,7 @@
               <w:tab w:val="left" w:pos="1440"/>
               <w:tab w:val="right" w:leader="dot" w:pos="9016"/>
             </w:tabs>
-            <w:spacing w:line="276" w:lineRule="auto"/>
+            <w:spacing w:after="0"/>
             <w:rPr>
               <w:noProof/>
               <w:kern w:val="2"/>
@@ -7455,7 +7387,7 @@
               <w:tab w:val="left" w:pos="1440"/>
               <w:tab w:val="right" w:leader="dot" w:pos="9016"/>
             </w:tabs>
-            <w:spacing w:line="276" w:lineRule="auto"/>
+            <w:spacing w:after="0"/>
             <w:rPr>
               <w:noProof/>
               <w:kern w:val="2"/>
@@ -7546,7 +7478,7 @@
               <w:tab w:val="left" w:pos="1440"/>
               <w:tab w:val="right" w:leader="dot" w:pos="9016"/>
             </w:tabs>
-            <w:spacing w:line="276" w:lineRule="auto"/>
+            <w:spacing w:after="0"/>
             <w:rPr>
               <w:noProof/>
               <w:kern w:val="2"/>
@@ -7637,7 +7569,7 @@
               <w:tab w:val="left" w:pos="1440"/>
               <w:tab w:val="right" w:leader="dot" w:pos="9016"/>
             </w:tabs>
-            <w:spacing w:line="276" w:lineRule="auto"/>
+            <w:spacing w:after="0"/>
             <w:rPr>
               <w:noProof/>
               <w:kern w:val="2"/>
@@ -7724,11 +7656,7 @@
         <w:p>
           <w:pPr>
             <w:pStyle w:val="TOC2"/>
-            <w:tabs>
-              <w:tab w:val="left" w:pos="960"/>
-              <w:tab w:val="right" w:leader="dot" w:pos="9016"/>
-            </w:tabs>
-            <w:spacing w:line="276" w:lineRule="auto"/>
+            <w:spacing w:after="0"/>
             <w:rPr>
               <w:noProof/>
               <w:kern w:val="2"/>
@@ -7819,7 +7747,7 @@
               <w:tab w:val="left" w:pos="1440"/>
               <w:tab w:val="right" w:leader="dot" w:pos="9016"/>
             </w:tabs>
-            <w:spacing w:line="276" w:lineRule="auto"/>
+            <w:spacing w:after="0"/>
             <w:rPr>
               <w:noProof/>
               <w:kern w:val="2"/>
@@ -7910,7 +7838,7 @@
               <w:tab w:val="left" w:pos="1440"/>
               <w:tab w:val="right" w:leader="dot" w:pos="9016"/>
             </w:tabs>
-            <w:spacing w:line="276" w:lineRule="auto"/>
+            <w:spacing w:after="0"/>
             <w:rPr>
               <w:noProof/>
               <w:kern w:val="2"/>
@@ -8001,7 +7929,7 @@
               <w:tab w:val="left" w:pos="1440"/>
               <w:tab w:val="right" w:leader="dot" w:pos="9016"/>
             </w:tabs>
-            <w:spacing w:line="276" w:lineRule="auto"/>
+            <w:spacing w:after="0"/>
             <w:rPr>
               <w:noProof/>
               <w:kern w:val="2"/>
@@ -8088,11 +8016,7 @@
         <w:p>
           <w:pPr>
             <w:pStyle w:val="TOC2"/>
-            <w:tabs>
-              <w:tab w:val="left" w:pos="960"/>
-              <w:tab w:val="right" w:leader="dot" w:pos="9016"/>
-            </w:tabs>
-            <w:spacing w:line="276" w:lineRule="auto"/>
+            <w:spacing w:after="0"/>
             <w:rPr>
               <w:noProof/>
               <w:kern w:val="2"/>
@@ -8183,7 +8107,7 @@
               <w:tab w:val="left" w:pos="440"/>
               <w:tab w:val="right" w:leader="dot" w:pos="9016"/>
             </w:tabs>
-            <w:spacing w:line="276" w:lineRule="auto"/>
+            <w:spacing w:after="0"/>
             <w:rPr>
               <w:noProof/>
               <w:kern w:val="2"/>
@@ -8274,7 +8198,7 @@
               <w:tab w:val="left" w:pos="440"/>
               <w:tab w:val="right" w:leader="dot" w:pos="9016"/>
             </w:tabs>
-            <w:spacing w:line="276" w:lineRule="auto"/>
+            <w:spacing w:after="0"/>
             <w:rPr>
               <w:noProof/>
               <w:kern w:val="2"/>
@@ -8361,11 +8285,7 @@
         <w:p>
           <w:pPr>
             <w:pStyle w:val="TOC2"/>
-            <w:tabs>
-              <w:tab w:val="left" w:pos="960"/>
-              <w:tab w:val="right" w:leader="dot" w:pos="9016"/>
-            </w:tabs>
-            <w:spacing w:line="276" w:lineRule="auto"/>
+            <w:spacing w:after="0"/>
             <w:rPr>
               <w:noProof/>
               <w:kern w:val="2"/>
@@ -8452,11 +8372,7 @@
         <w:p>
           <w:pPr>
             <w:pStyle w:val="TOC2"/>
-            <w:tabs>
-              <w:tab w:val="left" w:pos="960"/>
-              <w:tab w:val="right" w:leader="dot" w:pos="9016"/>
-            </w:tabs>
-            <w:spacing w:line="276" w:lineRule="auto"/>
+            <w:spacing w:after="0"/>
             <w:rPr>
               <w:noProof/>
               <w:kern w:val="2"/>
@@ -8543,11 +8459,7 @@
         <w:p>
           <w:pPr>
             <w:pStyle w:val="TOC2"/>
-            <w:tabs>
-              <w:tab w:val="left" w:pos="960"/>
-              <w:tab w:val="right" w:leader="dot" w:pos="9016"/>
-            </w:tabs>
-            <w:spacing w:line="276" w:lineRule="auto"/>
+            <w:spacing w:after="0"/>
             <w:rPr>
               <w:noProof/>
               <w:kern w:val="2"/>
@@ -8634,11 +8546,7 @@
         <w:p>
           <w:pPr>
             <w:pStyle w:val="TOC2"/>
-            <w:tabs>
-              <w:tab w:val="left" w:pos="960"/>
-              <w:tab w:val="right" w:leader="dot" w:pos="9016"/>
-            </w:tabs>
-            <w:spacing w:line="276" w:lineRule="auto"/>
+            <w:spacing w:after="0"/>
             <w:rPr>
               <w:noProof/>
               <w:kern w:val="2"/>
@@ -8728,7 +8636,7 @@
             <w:tabs>
               <w:tab w:val="right" w:leader="dot" w:pos="9016"/>
             </w:tabs>
-            <w:spacing w:line="276" w:lineRule="auto"/>
+            <w:spacing w:after="0"/>
             <w:rPr>
               <w:noProof/>
               <w:kern w:val="2"/>
@@ -8801,7 +8709,7 @@
             <w:tabs>
               <w:tab w:val="right" w:leader="dot" w:pos="9016"/>
             </w:tabs>
-            <w:spacing w:line="276" w:lineRule="auto"/>
+            <w:spacing w:after="0"/>
             <w:rPr>
               <w:noProof/>
               <w:kern w:val="2"/>
@@ -8874,7 +8782,7 @@
             <w:tabs>
               <w:tab w:val="right" w:leader="dot" w:pos="9016"/>
             </w:tabs>
-            <w:spacing w:line="276" w:lineRule="auto"/>
+            <w:spacing w:after="0"/>
             <w:rPr>
               <w:noProof/>
               <w:kern w:val="2"/>
@@ -22880,7 +22788,7 @@
         </w:rPr>
         <w:lastRenderedPageBreak/>
         <w:drawing>
-          <wp:inline distT="0" distB="0" distL="0" distR="0" wp14:anchorId="4BC505CF" wp14:editId="3C6CA10B">
+          <wp:inline distT="0" distB="0" distL="0" distR="0" wp14:anchorId="4BC505CF" wp14:editId="222AC058">
             <wp:extent cx="5905500" cy="2565418"/>
             <wp:effectExtent l="0" t="0" r="0" b="6350"/>
             <wp:docPr id="313767233" name="Picture 1"/>
@@ -36462,9 +36370,9 @@
           <w:noProof/>
         </w:rPr>
         <w:drawing>
-          <wp:inline distT="0" distB="0" distL="0" distR="0" wp14:anchorId="662E77C5" wp14:editId="6B37CA7B">
-            <wp:extent cx="3676190" cy="3647619"/>
-            <wp:effectExtent l="19050" t="19050" r="19685" b="10160"/>
+          <wp:inline distT="0" distB="0" distL="0" distR="0" wp14:anchorId="662E77C5" wp14:editId="3FFEF747">
+            <wp:extent cx="3676190" cy="3582409"/>
+            <wp:effectExtent l="19050" t="19050" r="19685" b="18415"/>
             <wp:docPr id="250806153" name="Picture 2"/>
             <wp:cNvGraphicFramePr>
               <a:graphicFrameLocks xmlns:a="http://schemas.openxmlformats.org/drawingml/2006/main" noChangeAspect="1"/>
@@ -36473,7 +36381,7 @@
               <a:graphicData uri="http://schemas.openxmlformats.org/drawingml/2006/picture">
                 <pic:pic xmlns:pic="http://schemas.openxmlformats.org/drawingml/2006/picture">
                   <pic:nvPicPr>
-                    <pic:cNvPr id="250806153" name="Picture 250806153"/>
+                    <pic:cNvPr id="250806153" name="Picture 2"/>
                     <pic:cNvPicPr/>
                   </pic:nvPicPr>
                   <pic:blipFill>
@@ -36491,7 +36399,7 @@
                   <pic:spPr>
                     <a:xfrm>
                       <a:off x="0" y="0"/>
-                      <a:ext cx="3676190" cy="3647619"/>
+                      <a:ext cx="3676190" cy="3582409"/>
                     </a:xfrm>
                     <a:prstGeom prst="rect">
                       <a:avLst/>
@@ -36567,9 +36475,9 @@
           <w:noProof/>
         </w:rPr>
         <w:drawing>
-          <wp:inline distT="0" distB="0" distL="0" distR="0" wp14:anchorId="5925DD78" wp14:editId="4F286EF5">
-            <wp:extent cx="5731510" cy="4018280"/>
-            <wp:effectExtent l="19050" t="19050" r="21590" b="20320"/>
+          <wp:inline distT="0" distB="0" distL="0" distR="0" wp14:anchorId="5925DD78" wp14:editId="080FFD0A">
+            <wp:extent cx="5668169" cy="4008539"/>
+            <wp:effectExtent l="19050" t="19050" r="27940" b="11430"/>
             <wp:docPr id="475555436" name="Picture 2"/>
             <wp:cNvGraphicFramePr>
               <a:graphicFrameLocks xmlns:a="http://schemas.openxmlformats.org/drawingml/2006/main" noChangeAspect="1"/>
@@ -36578,7 +36486,7 @@
               <a:graphicData uri="http://schemas.openxmlformats.org/drawingml/2006/picture">
                 <pic:pic xmlns:pic="http://schemas.openxmlformats.org/drawingml/2006/picture">
                   <pic:nvPicPr>
-                    <pic:cNvPr id="475555436" name="Picture 475555436"/>
+                    <pic:cNvPr id="475555436" name="Picture 2"/>
                     <pic:cNvPicPr/>
                   </pic:nvPicPr>
                   <pic:blipFill>
@@ -36596,7 +36504,7 @@
                   <pic:spPr>
                     <a:xfrm>
                       <a:off x="0" y="0"/>
-                      <a:ext cx="5731510" cy="4018280"/>
+                      <a:ext cx="5668169" cy="4008539"/>
                     </a:xfrm>
                     <a:prstGeom prst="rect">
                       <a:avLst/>
@@ -36660,9 +36568,9 @@
           <w:noProof/>
         </w:rPr>
         <w:drawing>
-          <wp:inline distT="0" distB="0" distL="0" distR="0" wp14:anchorId="0D9FEB0F" wp14:editId="3595DCB8">
-            <wp:extent cx="5731510" cy="3286760"/>
-            <wp:effectExtent l="19050" t="19050" r="21590" b="27940"/>
+          <wp:inline distT="0" distB="0" distL="0" distR="0" wp14:anchorId="0D9FEB0F" wp14:editId="33BCDEAE">
+            <wp:extent cx="5497154" cy="3286760"/>
+            <wp:effectExtent l="19050" t="19050" r="27940" b="27940"/>
             <wp:docPr id="1309412614" name="Picture 3"/>
             <wp:cNvGraphicFramePr>
               <a:graphicFrameLocks xmlns:a="http://schemas.openxmlformats.org/drawingml/2006/main" noChangeAspect="1"/>
@@ -36671,7 +36579,7 @@
               <a:graphicData uri="http://schemas.openxmlformats.org/drawingml/2006/picture">
                 <pic:pic xmlns:pic="http://schemas.openxmlformats.org/drawingml/2006/picture">
                   <pic:nvPicPr>
-                    <pic:cNvPr id="1309412614" name="Picture 1309412614"/>
+                    <pic:cNvPr id="1309412614" name="Picture 3"/>
                     <pic:cNvPicPr/>
                   </pic:nvPicPr>
                   <pic:blipFill>
@@ -36689,7 +36597,7 @@
                   <pic:spPr>
                     <a:xfrm>
                       <a:off x="0" y="0"/>
-                      <a:ext cx="5731510" cy="3286760"/>
+                      <a:ext cx="5497154" cy="3286760"/>
                     </a:xfrm>
                     <a:prstGeom prst="rect">
                       <a:avLst/>
@@ -36743,20 +36651,15 @@
       </w:r>
     </w:p>
     <w:p>
-      <w:pPr>
-        <w:keepNext/>
-        <w:spacing w:after="0"/>
-        <w:jc w:val="left"/>
-      </w:pPr>
       <w:r>
         <w:rPr>
           <w:noProof/>
         </w:rPr>
         <w:drawing>
-          <wp:inline distT="0" distB="0" distL="0" distR="0" wp14:anchorId="1F88DA66" wp14:editId="0CBFBD93">
-            <wp:extent cx="5731510" cy="1819275"/>
-            <wp:effectExtent l="19050" t="19050" r="21590" b="28575"/>
-            <wp:docPr id="381839696" name="Picture 4"/>
+          <wp:inline distT="0" distB="0" distL="0" distR="0" wp14:anchorId="25484522" wp14:editId="288A15A5">
+            <wp:extent cx="5731510" cy="1809115"/>
+            <wp:effectExtent l="19050" t="19050" r="21590" b="19685"/>
+            <wp:docPr id="368134269" name="Picture 1"/>
             <wp:cNvGraphicFramePr>
               <a:graphicFrameLocks xmlns:a="http://schemas.openxmlformats.org/drawingml/2006/main" noChangeAspect="1"/>
             </wp:cNvGraphicFramePr>
@@ -36764,7 +36667,7 @@
               <a:graphicData uri="http://schemas.openxmlformats.org/drawingml/2006/picture">
                 <pic:pic xmlns:pic="http://schemas.openxmlformats.org/drawingml/2006/picture">
                   <pic:nvPicPr>
-                    <pic:cNvPr id="381839696" name="Picture 381839696"/>
+                    <pic:cNvPr id="368134269" name="Picture 368134269"/>
                     <pic:cNvPicPr/>
                   </pic:nvPicPr>
                   <pic:blipFill>
@@ -36782,7 +36685,7 @@
                   <pic:spPr>
                     <a:xfrm>
                       <a:off x="0" y="0"/>
-                      <a:ext cx="5731510" cy="1819275"/>
+                      <a:ext cx="5731510" cy="1809115"/>
                     </a:xfrm>
                     <a:prstGeom prst="rect">
                       <a:avLst/>
@@ -37050,9 +36953,9 @@
           <w:noProof/>
         </w:rPr>
         <w:drawing>
-          <wp:inline distT="0" distB="0" distL="0" distR="0" wp14:anchorId="4FB5A980" wp14:editId="78024147">
-            <wp:extent cx="5986244" cy="4476750"/>
-            <wp:effectExtent l="19050" t="19050" r="14605" b="19050"/>
+          <wp:inline distT="0" distB="0" distL="0" distR="0" wp14:anchorId="4FB5A980" wp14:editId="6CC66D93">
+            <wp:extent cx="4552950" cy="4833408"/>
+            <wp:effectExtent l="19050" t="19050" r="19050" b="24765"/>
             <wp:docPr id="1777384667" name="Picture 2"/>
             <wp:cNvGraphicFramePr>
               <a:graphicFrameLocks xmlns:a="http://schemas.openxmlformats.org/drawingml/2006/main" noChangeAspect="1"/>
@@ -37061,7 +36964,7 @@
               <a:graphicData uri="http://schemas.openxmlformats.org/drawingml/2006/picture">
                 <pic:pic xmlns:pic="http://schemas.openxmlformats.org/drawingml/2006/picture">
                   <pic:nvPicPr>
-                    <pic:cNvPr id="1777384667" name="Picture 1777384667"/>
+                    <pic:cNvPr id="1777384667" name="Picture 2"/>
                     <pic:cNvPicPr/>
                   </pic:nvPicPr>
                   <pic:blipFill>
@@ -37079,7 +36982,7 @@
                   <pic:spPr>
                     <a:xfrm>
                       <a:off x="0" y="0"/>
-                      <a:ext cx="5989984" cy="4479547"/>
+                      <a:ext cx="4561209" cy="4842176"/>
                     </a:xfrm>
                     <a:prstGeom prst="rect">
                       <a:avLst/>
@@ -41084,9 +40987,9 @@
           <w:noProof/>
         </w:rPr>
         <w:drawing>
-          <wp:inline distT="0" distB="0" distL="0" distR="0" wp14:anchorId="21B20C6B" wp14:editId="3DE51429">
-            <wp:extent cx="5731510" cy="3495675"/>
-            <wp:effectExtent l="19050" t="19050" r="21590" b="28575"/>
+          <wp:inline distT="0" distB="0" distL="0" distR="0" wp14:anchorId="21B20C6B" wp14:editId="0C673231">
+            <wp:extent cx="4235239" cy="3495675"/>
+            <wp:effectExtent l="19050" t="19050" r="13335" b="9525"/>
             <wp:docPr id="1075686873" name="Picture 1"/>
             <wp:cNvGraphicFramePr>
               <a:graphicFrameLocks xmlns:a="http://schemas.openxmlformats.org/drawingml/2006/main" noChangeAspect="1"/>
@@ -41095,7 +40998,7 @@
               <a:graphicData uri="http://schemas.openxmlformats.org/drawingml/2006/picture">
                 <pic:pic xmlns:pic="http://schemas.openxmlformats.org/drawingml/2006/picture">
                   <pic:nvPicPr>
-                    <pic:cNvPr id="1075686873" name="Picture 1075686873"/>
+                    <pic:cNvPr id="1075686873" name="Picture 1"/>
                     <pic:cNvPicPr/>
                   </pic:nvPicPr>
                   <pic:blipFill>
@@ -41113,7 +41016,7 @@
                   <pic:spPr>
                     <a:xfrm>
                       <a:off x="0" y="0"/>
-                      <a:ext cx="5731510" cy="3495675"/>
+                      <a:ext cx="4235239" cy="3495675"/>
                     </a:xfrm>
                     <a:prstGeom prst="rect">
                       <a:avLst/>
@@ -43098,7 +43001,21 @@
         <w:rPr>
           <w:rFonts w:ascii="Calibri" w:hAnsi="Calibri" w:cs="Calibri"/>
         </w:rPr>
-        <w:t>(Ziąbek, 2026)</w:t>
+        <w:t>(</w:t>
+      </w:r>
+      <w:proofErr w:type="spellStart"/>
+      <w:r>
+        <w:rPr>
+          <w:rFonts w:ascii="Calibri" w:hAnsi="Calibri" w:cs="Calibri"/>
+        </w:rPr>
+        <w:t>Ziąbek</w:t>
+      </w:r>
+      <w:proofErr w:type="spellEnd"/>
+      <w:r>
+        <w:rPr>
+          <w:rFonts w:ascii="Calibri" w:hAnsi="Calibri" w:cs="Calibri"/>
+        </w:rPr>
+        <w:t>, 2026)</w:t>
       </w:r>
       <w:r>
         <w:fldChar w:fldCharType="end"/>
@@ -47916,13 +47833,8 @@
       <w:r>
         <w:fldChar w:fldCharType="separate"/>
       </w:r>
-      <w:proofErr w:type="gramStart"/>
-      <w:r>
-        <w:t>An</w:t>
-      </w:r>
-      <w:proofErr w:type="gramEnd"/>
-      <w:r>
-        <w:t xml:space="preserve"> Garda Síochána (2016) </w:t>
+      <w:r>
+        <w:t xml:space="preserve">An Garda Síochána (2016) </w:t>
       </w:r>
       <w:r>
         <w:rPr>
@@ -47934,24 +47846,34 @@
       <w:r>
         <w:t xml:space="preserve">, </w:t>
       </w:r>
-      <w:proofErr w:type="gramStart"/>
       <w:r>
         <w:rPr>
           <w:i/>
           <w:iCs/>
         </w:rPr>
-        <w:t>An</w:t>
-      </w:r>
-      <w:proofErr w:type="gramEnd"/>
+        <w:t>An Garda Síochána</w:t>
+      </w:r>
+      <w:r>
+        <w:t>. Available at: https://www.garda.ie/en/about-us/organised-serious-crime/garda-national-vetting-bureau-gnvb-/ (Accessed: 7 March 2026).</w:t>
+      </w:r>
+    </w:p>
+    <w:p>
+      <w:pPr>
+        <w:pStyle w:val="Bibliography"/>
+        <w:jc w:val="left"/>
+      </w:pPr>
+      <w:r>
+        <w:t xml:space="preserve">Athletics Ireland (2026) ‘Athletics Ireland - Garda Vetting Policy’, </w:t>
+      </w:r>
       <w:r>
         <w:rPr>
           <w:i/>
           <w:iCs/>
         </w:rPr>
-        <w:t xml:space="preserve"> Garda Síochána</w:t>
-      </w:r>
-      <w:r>
-        <w:t>. Available at: https://www.garda.ie/en/about-us/organised-serious-crime/garda-national-vetting-bureau-gnvb-/ (Accessed: 7 March 2026).</w:t>
+        <w:t>Athletics Ireland</w:t>
+      </w:r>
+      <w:r>
+        <w:t>. Available at: https://www.athleticsireland.ie/child-welfare/garda-vetting-policy/ (Accessed: 7 March 2026).</w:t>
       </w:r>
     </w:p>
     <w:p>
@@ -47960,17 +47882,27 @@
         <w:jc w:val="left"/>
       </w:pPr>
       <w:r>
-        <w:t xml:space="preserve">Athletics Ireland (2026) ‘Athletics Ireland - Garda Vetting Policy’, </w:t>
+        <w:t xml:space="preserve">Cairn Community Games (2025) </w:t>
       </w:r>
       <w:r>
         <w:rPr>
           <w:i/>
           <w:iCs/>
         </w:rPr>
-        <w:t>Athletics Ireland</w:t>
-      </w:r>
-      <w:r>
-        <w:t>. Available at: https://www.athleticsireland.ie/child-welfare/garda-vetting-policy/ (Accessed: 7 March 2026).</w:t>
+        <w:t>Cairn Community Games</w:t>
+      </w:r>
+      <w:r>
+        <w:t xml:space="preserve">, </w:t>
+      </w:r>
+      <w:r>
+        <w:rPr>
+          <w:i/>
+          <w:iCs/>
+        </w:rPr>
+        <w:t>Garda Vetting Process</w:t>
+      </w:r>
+      <w:r>
+        <w:t>. Available at: https://www.cairncommunitygames.ie/volunteers/vetting (Accessed: 7 March 2026).</w:t>
       </w:r>
     </w:p>
     <w:p>
@@ -47979,27 +47911,36 @@
         <w:jc w:val="left"/>
       </w:pPr>
       <w:r>
-        <w:t xml:space="preserve">Cairn Community Games (2025) </w:t>
+        <w:t xml:space="preserve">Central Statistics Office (2024) </w:t>
       </w:r>
       <w:r>
         <w:rPr>
           <w:i/>
           <w:iCs/>
         </w:rPr>
-        <w:t>Cairn Community Games</w:t>
-      </w:r>
-      <w:r>
-        <w:t xml:space="preserve">, </w:t>
+        <w:t>Key Findings Census of Population 2022 Spotlight Series: Volunteering in Ireland</w:t>
+      </w:r>
+      <w:r>
+        <w:t>. CSO. Available at: https://www.cso.ie/en/releasesandpublications/ep/p-cpsv/censusofpopulation2022spotlightseriesvolunteeringinireland/keyfindings/ (Accessed: 6 March 2026).</w:t>
+      </w:r>
+    </w:p>
+    <w:p>
+      <w:pPr>
+        <w:pStyle w:val="Bibliography"/>
+        <w:jc w:val="left"/>
+      </w:pPr>
+      <w:r>
+        <w:t xml:space="preserve">Data Protection Commission (2021) </w:t>
       </w:r>
       <w:r>
         <w:rPr>
           <w:i/>
           <w:iCs/>
         </w:rPr>
-        <w:t>Garda Vetting Process</w:t>
-      </w:r>
-      <w:r>
-        <w:t>. Available at: https://www.cairncommunitygames.ie/volunteers/vetting (Accessed: 7 March 2026).</w:t>
+        <w:t>Garda Vetting – Some Data Protection Considerations</w:t>
+      </w:r>
+      <w:r>
+        <w:t>. Available at: https://www.dataprotection.ie/sites/default/files/uploads/2021-05/Garda%20Vetting%20April%202021..pdf (Accessed: 14 March 2026).</w:t>
       </w:r>
     </w:p>
     <w:p>
@@ -48008,17 +47949,17 @@
         <w:jc w:val="left"/>
       </w:pPr>
       <w:r>
-        <w:t xml:space="preserve">Central Statistics Office (2024) </w:t>
+        <w:t xml:space="preserve">Data Protection Commission (no date) </w:t>
       </w:r>
       <w:r>
         <w:rPr>
           <w:i/>
           <w:iCs/>
         </w:rPr>
-        <w:t>Key Findings Census of Population 2022 Spotlight Series: Volunteering in Ireland</w:t>
-      </w:r>
-      <w:r>
-        <w:t>. CSO. Available at: https://www.cso.ie/en/releasesandpublications/ep/p-cpsv/censusofpopulation2022spotlightseriesvolunteeringinireland/keyfindings/ (Accessed: 6 March 2026).</w:t>
+        <w:t>Your Rights under the GDPR</w:t>
+      </w:r>
+      <w:r>
+        <w:t>. Available at: https://www.dataprotection.ie/individuals/rights-individuals-under-general-data-protection-regulation (Accessed: 11 April 2026).</w:t>
       </w:r>
     </w:p>
     <w:p>
@@ -48027,25 +47968,27 @@
         <w:jc w:val="left"/>
       </w:pPr>
       <w:r>
-        <w:t xml:space="preserve">Data Protection Commission (2021) </w:t>
+        <w:t xml:space="preserve">Department of Justice, Home Affairs and Migration (2021) </w:t>
       </w:r>
       <w:r>
         <w:rPr>
           <w:i/>
           <w:iCs/>
         </w:rPr>
-        <w:t>Garda Vetting – Some Data Protection Considerations</w:t>
-      </w:r>
-      <w:r>
-        <w:t xml:space="preserve">. Available at: </w:t>
-      </w:r>
-      <w:proofErr w:type="gramStart"/>
-      <w:r>
-        <w:t>https://www.dataprotection.ie/sites/default/files/uploads/2021-05/Garda%20Vetting%20April%202021..</w:t>
-      </w:r>
-      <w:proofErr w:type="gramEnd"/>
-      <w:r>
-        <w:t>pdf (Accessed: 14 March 2026).</w:t>
+        <w:t>Minister McEntee moves to reform vetting arrangements and legislation</w:t>
+      </w:r>
+      <w:r>
+        <w:t xml:space="preserve">, </w:t>
+      </w:r>
+      <w:r>
+        <w:rPr>
+          <w:i/>
+          <w:iCs/>
+        </w:rPr>
+        <w:t>gov.ie</w:t>
+      </w:r>
+      <w:r>
+        <w:t>. Available at: https://www.gov.ie/en/department-of-justice-home-affairs-and-migration/press-releases/minister-mcentee-moves-to-reform-vetting-arrangements-and-legislation/ (Accessed: 14 March 2026).</w:t>
       </w:r>
     </w:p>
     <w:p>
@@ -48054,17 +47997,27 @@
         <w:jc w:val="left"/>
       </w:pPr>
       <w:r>
-        <w:t xml:space="preserve">Data Protection Commission (no date) </w:t>
+        <w:t xml:space="preserve">Department of Rural and Community Development (2021) </w:t>
       </w:r>
       <w:r>
         <w:rPr>
           <w:i/>
           <w:iCs/>
         </w:rPr>
-        <w:t>Your Rights under the GDPR</w:t>
-      </w:r>
-      <w:r>
-        <w:t>. Available at: https://www.dataprotection.ie/individuals/rights-individuals-under-general-data-protection-regulation (Accessed: 11 April 2026).</w:t>
+        <w:t>National Volunteering Strategy (2021 - 2025)</w:t>
+      </w:r>
+      <w:r>
+        <w:t xml:space="preserve">, </w:t>
+      </w:r>
+      <w:r>
+        <w:rPr>
+          <w:i/>
+          <w:iCs/>
+        </w:rPr>
+        <w:t>gov.ie</w:t>
+      </w:r>
+      <w:r>
+        <w:t>. Available at: https://www.gov.ie/en/department-of-rural-and-community-development-and-the-gaeltacht/publications/national-volunteering-strategy-2021-2025/ (Accessed: 9 March 2026).</w:t>
       </w:r>
     </w:p>
     <w:p>
@@ -48073,14 +48026,14 @@
         <w:jc w:val="left"/>
       </w:pPr>
       <w:r>
-        <w:t xml:space="preserve">Department of Justice, Home Affairs and Migration (2021) </w:t>
+        <w:t xml:space="preserve">Driessen, V. (2010) </w:t>
       </w:r>
       <w:r>
         <w:rPr>
           <w:i/>
           <w:iCs/>
         </w:rPr>
-        <w:t>Minister McEntee moves to reform vetting arrangements and legislation</w:t>
+        <w:t>A successful Git branching model</w:t>
       </w:r>
       <w:r>
         <w:t xml:space="preserve">, </w:t>
@@ -48090,10 +48043,10 @@
           <w:i/>
           <w:iCs/>
         </w:rPr>
-        <w:t>gov.ie</w:t>
-      </w:r>
-      <w:r>
-        <w:t>. Available at: https://www.gov.ie/en/department-of-justice-home-affairs-and-migration/press-releases/minister-mcentee-moves-to-reform-vetting-arrangements-and-legislation/ (Accessed: 14 March 2026).</w:t>
+        <w:t>nvie.com</w:t>
+      </w:r>
+      <w:r>
+        <w:t>. Available at: https://nvie.com/posts/a-successful-git-branching-model/ (Accessed: 22 March 2026).</w:t>
       </w:r>
     </w:p>
     <w:p>
@@ -48102,14 +48055,14 @@
         <w:jc w:val="left"/>
       </w:pPr>
       <w:r>
-        <w:t xml:space="preserve">Department of Rural and Community Development (2021) </w:t>
+        <w:t xml:space="preserve">Fowler, M. (2024) </w:t>
       </w:r>
       <w:r>
         <w:rPr>
           <w:i/>
           <w:iCs/>
         </w:rPr>
-        <w:t>National Volunteering Strategy (2021 - 2025)</w:t>
+        <w:t>Continuous Integration</w:t>
       </w:r>
       <w:r>
         <w:t xml:space="preserve">, </w:t>
@@ -48119,10 +48072,10 @@
           <w:i/>
           <w:iCs/>
         </w:rPr>
-        <w:t>gov.ie</w:t>
-      </w:r>
-      <w:r>
-        <w:t>. Available at: https://www.gov.ie/en/department-of-rural-and-community-development-and-the-gaeltacht/publications/national-volunteering-strategy-2021-2025/ (Accessed: 9 March 2026).</w:t>
+        <w:t>martinfowler.com</w:t>
+      </w:r>
+      <w:r>
+        <w:t>. Available at: https://martinfowler.com/articles/continuousIntegration.html (Accessed: 30 March 2026).</w:t>
       </w:r>
     </w:p>
     <w:p>
@@ -48131,27 +48084,50 @@
         <w:jc w:val="left"/>
       </w:pPr>
       <w:r>
-        <w:t xml:space="preserve">Driessen, V. (2010) </w:t>
+        <w:t xml:space="preserve">Freeman, A. (2023) </w:t>
       </w:r>
       <w:r>
         <w:rPr>
           <w:i/>
           <w:iCs/>
         </w:rPr>
-        <w:t>A successful Git branching model</w:t>
-      </w:r>
-      <w:r>
-        <w:t xml:space="preserve">, </w:t>
+        <w:t>Pro ASP.NET Core 7</w:t>
+      </w:r>
+      <w:r>
+        <w:t>. Tenth edition. Shelter Island, NY: Manning Publications.</w:t>
+      </w:r>
+    </w:p>
+    <w:p>
+      <w:pPr>
+        <w:pStyle w:val="Bibliography"/>
+        <w:jc w:val="left"/>
+      </w:pPr>
+      <w:r>
+        <w:t xml:space="preserve">Government of Ireland (2012) </w:t>
       </w:r>
       <w:r>
         <w:rPr>
           <w:i/>
           <w:iCs/>
         </w:rPr>
-        <w:t>nvie.com</w:t>
-      </w:r>
-      <w:r>
-        <w:t>. Available at: https://nvie.com/posts/a-successful-git-branching-model/ (Accessed: 22 March 2026).</w:t>
+        <w:t>Electronic Irish Statute Book (eISB)</w:t>
+      </w:r>
+      <w:r>
+        <w:t xml:space="preserve">, </w:t>
+      </w:r>
+      <w:r>
+        <w:rPr>
+          <w:i/>
+          <w:iCs/>
+        </w:rPr>
+        <w:t>National Vetting Bureau (Children and Vulnerable Persons) Act 2012</w:t>
+      </w:r>
+      <w:r>
+        <w:t xml:space="preserve">. Office of the Attorney General. Available at: </w:t>
+      </w:r>
+      <w:r>
+        <w:lastRenderedPageBreak/>
+        <w:t>https://www.irishstatutebook.ie/eli/2012/act/47/enacted/en/html (Accessed: 6 March 2026).</w:t>
       </w:r>
     </w:p>
     <w:p>
@@ -48160,14 +48136,14 @@
         <w:jc w:val="left"/>
       </w:pPr>
       <w:r>
-        <w:t xml:space="preserve">Fowler, M. (2024) </w:t>
+        <w:t xml:space="preserve">Microsoft (2026a) </w:t>
       </w:r>
       <w:r>
         <w:rPr>
           <w:i/>
           <w:iCs/>
         </w:rPr>
-        <w:t>Continuous Integration</w:t>
+        <w:t>RandomNumberGenerator Class (System.Security.Cryptography)</w:t>
       </w:r>
       <w:r>
         <w:t xml:space="preserve">, </w:t>
@@ -48177,10 +48153,10 @@
           <w:i/>
           <w:iCs/>
         </w:rPr>
-        <w:t>martinfowler.com</w:t>
-      </w:r>
-      <w:r>
-        <w:t>. Available at: https://martinfowler.com/articles/continuousIntegration.html (Accessed: 30 March 2026).</w:t>
+        <w:t>RandomNumberGenerator Class</w:t>
+      </w:r>
+      <w:r>
+        <w:t>. Available at: https://learn.microsoft.com/en-us/dotnet/api/system.security.cryptography.randomnumbergenerator?view=net-10.0 (Accessed: 25 April 2026).</w:t>
       </w:r>
     </w:p>
     <w:p>
@@ -48189,17 +48165,17 @@
         <w:jc w:val="left"/>
       </w:pPr>
       <w:r>
-        <w:t xml:space="preserve">Freeman, A. (2023) </w:t>
+        <w:t xml:space="preserve">Microsoft (2026b) </w:t>
       </w:r>
       <w:r>
         <w:rPr>
           <w:i/>
           <w:iCs/>
         </w:rPr>
-        <w:t>Pro ASP.NET Core 7</w:t>
-      </w:r>
-      <w:r>
-        <w:t>. Tenth edition. Shelter Island, NY: Manning Publications.</w:t>
+        <w:t>SQL Server Express LocalDB - SQL Server</w:t>
+      </w:r>
+      <w:r>
+        <w:t>. Available at: https://learn.microsoft.com/en-us/sql/database-engine/configure-windows/sql-server-express-localdb?view=sql-server-ver17 (Accessed: 21 April 2026).</w:t>
       </w:r>
     </w:p>
     <w:p>
@@ -48208,47 +48184,65 @@
         <w:jc w:val="left"/>
       </w:pPr>
       <w:r>
-        <w:t xml:space="preserve">Government of Ireland (2012) </w:t>
+        <w:t xml:space="preserve">Microsoft (no date) </w:t>
       </w:r>
       <w:r>
         <w:rPr>
           <w:i/>
           <w:iCs/>
         </w:rPr>
-        <w:t>Electronic Irish Statute Book (</w:t>
-      </w:r>
-      <w:proofErr w:type="spellStart"/>
+        <w:t>DateTimeOffset Struct (System) — .NET 10</w:t>
+      </w:r>
+      <w:r>
+        <w:t>. Available at: https://learn.microsoft.com/en-us/dotnet/api/system.datetimeoffset?view=net-10.0 (Accessed: 11 April 2026).</w:t>
+      </w:r>
+    </w:p>
+    <w:p>
+      <w:pPr>
+        <w:pStyle w:val="Bibliography"/>
+        <w:jc w:val="left"/>
+      </w:pPr>
+      <w:r>
+        <w:t xml:space="preserve">National Vetting Bureau (no date) </w:t>
+      </w:r>
       <w:r>
         <w:rPr>
           <w:i/>
           <w:iCs/>
         </w:rPr>
-        <w:t>eISB</w:t>
-      </w:r>
-      <w:proofErr w:type="spellEnd"/>
+        <w:t>National Vetting Bureau - About eVetting</w:t>
+      </w:r>
+      <w:r>
+        <w:t xml:space="preserve">, </w:t>
+      </w:r>
       <w:r>
         <w:rPr>
           <w:i/>
           <w:iCs/>
         </w:rPr>
-        <w:t>)</w:t>
-      </w:r>
-      <w:r>
-        <w:t xml:space="preserve">, </w:t>
+        <w:t>An Garda Síochána</w:t>
+      </w:r>
+      <w:r>
+        <w:t>. Available at: https://vetting.garda.ie/Application/About (Accessed: 7 March 2026).</w:t>
+      </w:r>
+    </w:p>
+    <w:p>
+      <w:pPr>
+        <w:pStyle w:val="Bibliography"/>
+        <w:jc w:val="left"/>
+      </w:pPr>
+      <w:r>
+        <w:t xml:space="preserve">Sommerville, I. (2016) </w:t>
       </w:r>
       <w:r>
         <w:rPr>
           <w:i/>
           <w:iCs/>
         </w:rPr>
-        <w:t>National Vetting Bureau (Children and Vulnerable Persons) Act 2012</w:t>
-      </w:r>
-      <w:r>
-        <w:t xml:space="preserve">. Office of the Attorney General. Available at: </w:t>
-      </w:r>
-      <w:r>
-        <w:lastRenderedPageBreak/>
-        <w:t>https://www.irishstatutebook.ie/eli/2012/act/47/enacted/en/html (Accessed: 6 March 2026).</w:t>
+        <w:t>Software engineering</w:t>
+      </w:r>
+      <w:r>
+        <w:t>. Tenth edition. Boston: Pearson.</w:t>
       </w:r>
     </w:p>
     <w:p>
@@ -48257,241 +48251,33 @@
         <w:jc w:val="left"/>
       </w:pPr>
       <w:r>
-        <w:t xml:space="preserve">Microsoft (2026a) </w:t>
-      </w:r>
-      <w:proofErr w:type="spellStart"/>
+        <w:t xml:space="preserve">Wysocki, R.K. (2019) </w:t>
+      </w:r>
       <w:r>
         <w:rPr>
           <w:i/>
           <w:iCs/>
         </w:rPr>
-        <w:t>RandomNumberGenerator</w:t>
-      </w:r>
-      <w:proofErr w:type="spellEnd"/>
+        <w:t>Effective project management: traditional, agile, extreme, hybrid</w:t>
+      </w:r>
+      <w:r>
+        <w:t>. Eighth edition. Indianapolis, IN: Wiley.</w:t>
+      </w:r>
+    </w:p>
+    <w:p>
+      <w:pPr>
+        <w:pStyle w:val="Bibliography"/>
+        <w:jc w:val="left"/>
+      </w:pPr>
+      <w:r>
+        <w:t xml:space="preserve">Ziąbek, M. (2026) </w:t>
+      </w:r>
       <w:r>
         <w:rPr>
           <w:i/>
           <w:iCs/>
         </w:rPr>
-        <w:t xml:space="preserve"> Class (</w:t>
-      </w:r>
-      <w:proofErr w:type="spellStart"/>
-      <w:proofErr w:type="gramStart"/>
-      <w:r>
-        <w:rPr>
-          <w:i/>
-          <w:iCs/>
-        </w:rPr>
-        <w:t>System.Security.Cryptography</w:t>
-      </w:r>
-      <w:proofErr w:type="spellEnd"/>
-      <w:proofErr w:type="gramEnd"/>
-      <w:r>
-        <w:rPr>
-          <w:i/>
-          <w:iCs/>
-        </w:rPr>
-        <w:t>)</w:t>
-      </w:r>
-      <w:r>
-        <w:t xml:space="preserve">, </w:t>
-      </w:r>
-      <w:proofErr w:type="spellStart"/>
-      <w:r>
-        <w:rPr>
-          <w:i/>
-          <w:iCs/>
-        </w:rPr>
-        <w:t>RandomNumberGenerator</w:t>
-      </w:r>
-      <w:proofErr w:type="spellEnd"/>
-      <w:r>
-        <w:rPr>
-          <w:i/>
-          <w:iCs/>
-        </w:rPr>
-        <w:t xml:space="preserve"> Class</w:t>
-      </w:r>
-      <w:r>
-        <w:t>. Available at: https://learn.microsoft.com/en-us/dotnet/api/system.security.cryptography.randomnumbergenerator?view=net-10.0 (Accessed: 25 April 2026).</w:t>
-      </w:r>
-    </w:p>
-    <w:p>
-      <w:pPr>
-        <w:pStyle w:val="Bibliography"/>
-        <w:jc w:val="left"/>
-      </w:pPr>
-      <w:r>
-        <w:t xml:space="preserve">Microsoft (2026b) </w:t>
-      </w:r>
-      <w:r>
-        <w:rPr>
-          <w:i/>
-          <w:iCs/>
-        </w:rPr>
-        <w:t xml:space="preserve">SQL Server Express </w:t>
-      </w:r>
-      <w:proofErr w:type="spellStart"/>
-      <w:r>
-        <w:rPr>
-          <w:i/>
-          <w:iCs/>
-        </w:rPr>
-        <w:t>LocalDB</w:t>
-      </w:r>
-      <w:proofErr w:type="spellEnd"/>
-      <w:r>
-        <w:rPr>
-          <w:i/>
-          <w:iCs/>
-        </w:rPr>
-        <w:t xml:space="preserve"> - SQL Server</w:t>
-      </w:r>
-      <w:r>
-        <w:t>. Available at: https://learn.microsoft.com/en-us/sql/database-engine/configure-windows/sql-server-express-localdb?view=sql-server-ver17 (Accessed: 21 April 2026).</w:t>
-      </w:r>
-    </w:p>
-    <w:p>
-      <w:pPr>
-        <w:pStyle w:val="Bibliography"/>
-        <w:jc w:val="left"/>
-      </w:pPr>
-      <w:r>
-        <w:t xml:space="preserve">Microsoft (no date) </w:t>
-      </w:r>
-      <w:proofErr w:type="spellStart"/>
-      <w:r>
-        <w:rPr>
-          <w:i/>
-          <w:iCs/>
-        </w:rPr>
-        <w:t>DateTimeOffset</w:t>
-      </w:r>
-      <w:proofErr w:type="spellEnd"/>
-      <w:r>
-        <w:rPr>
-          <w:i/>
-          <w:iCs/>
-        </w:rPr>
-        <w:t xml:space="preserve"> Struct (System) — .NET 10</w:t>
-      </w:r>
-      <w:r>
-        <w:t>. Available at: https://learn.microsoft.com/en-us/dotnet/api/system.datetimeoffset?view=net-10.0 (Accessed: 11 April 2026).</w:t>
-      </w:r>
-    </w:p>
-    <w:p>
-      <w:pPr>
-        <w:pStyle w:val="Bibliography"/>
-        <w:jc w:val="left"/>
-      </w:pPr>
-      <w:r>
-        <w:t xml:space="preserve">National Vetting Bureau (no date) </w:t>
-      </w:r>
-      <w:r>
-        <w:rPr>
-          <w:i/>
-          <w:iCs/>
-        </w:rPr>
-        <w:t xml:space="preserve">National Vetting Bureau - About </w:t>
-      </w:r>
-      <w:proofErr w:type="spellStart"/>
-      <w:r>
-        <w:rPr>
-          <w:i/>
-          <w:iCs/>
-        </w:rPr>
-        <w:t>eVetting</w:t>
-      </w:r>
-      <w:proofErr w:type="spellEnd"/>
-      <w:r>
-        <w:t xml:space="preserve">, </w:t>
-      </w:r>
-      <w:proofErr w:type="gramStart"/>
-      <w:r>
-        <w:rPr>
-          <w:i/>
-          <w:iCs/>
-        </w:rPr>
-        <w:t>An</w:t>
-      </w:r>
-      <w:proofErr w:type="gramEnd"/>
-      <w:r>
-        <w:rPr>
-          <w:i/>
-          <w:iCs/>
-        </w:rPr>
-        <w:t xml:space="preserve"> Garda Síochána</w:t>
-      </w:r>
-      <w:r>
-        <w:t>. Available at: https://vetting.garda.ie/Application/About (Accessed: 7 March 2026).</w:t>
-      </w:r>
-    </w:p>
-    <w:p>
-      <w:pPr>
-        <w:pStyle w:val="Bibliography"/>
-        <w:jc w:val="left"/>
-      </w:pPr>
-      <w:r>
-        <w:t xml:space="preserve">Sommerville, I. (2016) </w:t>
-      </w:r>
-      <w:r>
-        <w:rPr>
-          <w:i/>
-          <w:iCs/>
-        </w:rPr>
-        <w:t>Software engineering</w:t>
-      </w:r>
-      <w:r>
-        <w:t>. Tenth edition. Boston: Pearson.</w:t>
-      </w:r>
-    </w:p>
-    <w:p>
-      <w:pPr>
-        <w:pStyle w:val="Bibliography"/>
-        <w:jc w:val="left"/>
-      </w:pPr>
-      <w:r>
-        <w:t xml:space="preserve">Wysocki, R.K. (2019) </w:t>
-      </w:r>
-      <w:r>
-        <w:rPr>
-          <w:i/>
-          <w:iCs/>
-        </w:rPr>
-        <w:t>Effective project management: traditional, agile, extreme, hybrid</w:t>
-      </w:r>
-      <w:r>
-        <w:t>. Eighth edition. Indianapolis, IN: Wiley.</w:t>
-      </w:r>
-    </w:p>
-    <w:p>
-      <w:pPr>
-        <w:pStyle w:val="Bibliography"/>
-        <w:jc w:val="left"/>
-      </w:pPr>
-      <w:proofErr w:type="spellStart"/>
-      <w:r>
-        <w:t>Ziąbek</w:t>
-      </w:r>
-      <w:proofErr w:type="spellEnd"/>
-      <w:r>
-        <w:t xml:space="preserve">, M. (2026) </w:t>
-      </w:r>
-      <w:proofErr w:type="spellStart"/>
-      <w:r>
-        <w:rPr>
-          <w:i/>
-          <w:iCs/>
-        </w:rPr>
-        <w:t>QuestPDF</w:t>
-      </w:r>
-      <w:proofErr w:type="spellEnd"/>
-      <w:r>
-        <w:rPr>
-          <w:i/>
-          <w:iCs/>
-        </w:rPr>
-        <w:t xml:space="preserve"> | C# PDF Generation Library</w:t>
+        <w:t>QuestPDF | C# PDF Generation Library</w:t>
       </w:r>
       <w:r>
         <w:t>. Available at: https://www.questpdf.com/ (Accessed: 25 April 2026).</w:t>
@@ -54197,6 +53983,7 @@
   <w:style w:type="character" w:default="1" w:styleId="DefaultParagraphFont">
     <w:name w:val="Default Paragraph Font"/>
     <w:uiPriority w:val="1"/>
+    <w:semiHidden/>
     <w:unhideWhenUsed/>
   </w:style>
   <w:style w:type="table" w:default="1" w:styleId="TableNormal">
@@ -54320,10 +54107,14 @@
     <w:uiPriority w:val="39"/>
     <w:unhideWhenUsed/>
     <w:qFormat/>
-    <w:rsid w:val="00B423A0"/>
+    <w:rsid w:val="000C45F9"/>
     <w:pPr>
+      <w:tabs>
+        <w:tab w:val="left" w:pos="960"/>
+        <w:tab w:val="right" w:leader="dot" w:pos="9016"/>
+      </w:tabs>
       <w:spacing w:after="100"/>
-      <w:ind w:left="220"/>
+      <w:ind w:left="221"/>
     </w:pPr>
   </w:style>
   <w:style w:type="table" w:styleId="TableGrid">
